--- a/4.2 Functions PYQ Mains.docx
+++ b/4.2 Functions PYQ Mains.docx
@@ -3,11 +3,6 @@
 <w:document xmlns:ve="http://schemas.openxmlformats.org/markup-compatibility/2006" xmlns:o="urn:schemas-microsoft-com:office:office" xmlns:r="http://schemas.openxmlformats.org/officeDocument/2006/relationships" xmlns:m="http://schemas.openxmlformats.org/officeDocument/2006/math" xmlns:v="urn:schemas-microsoft-com:vml" xmlns:wp="http://schemas.openxmlformats.org/drawingml/2006/wordprocessingDrawing" xmlns:w10="urn:schemas-microsoft-com:office:word" xmlns:w="http://schemas.openxmlformats.org/wordprocessingml/2006/main" xmlns:wne="http://schemas.microsoft.com/office/word/2006/wordml">
   <w:body>
     <w:p>
-      <w:proofErr w:type="gramStart"/>
-      <w:r>
-        <w:t>on</w:t>
-      </w:r>
-      <w:proofErr w:type="gramEnd"/>
       <w:r>
         <w:pict>
           <v:shapetype id="_x0000_t136" coordsize="21600,21600" o:spt="136" adj="10800" path="m@7,l@8,m@5,21600l@6,21600e">
@@ -34,7 +29,7 @@
             </v:handles>
             <o:lock v:ext="edit" text="t" shapetype="t"/>
           </v:shapetype>
-          <v:shape id="_x0000_i1025" type="#_x0000_t136" style="width:456pt;height:88pt" fillcolor="#06c" strokecolor="#9cf" strokeweight="1.5pt">
+          <v:shape id="_x0000_i1025" type="#_x0000_t136" style="width:455.8pt;height:87.9pt" fillcolor="#06c" strokecolor="#9cf" strokeweight="1.5pt">
             <v:shadow on="t" color="#900"/>
             <v:textpath style="font-family:&quot;Impact&quot;;font-size:28pt;v-text-kern:t" trim="t" fitpath="t" string="Previous Year Questions"/>
           </v:shape>
@@ -49,7 +44,7 @@
     <w:p>
       <w:r>
         <w:pict>
-          <v:shape id="_x0000_i1026" type="#_x0000_t136" style="width:191pt;height:25pt" fillcolor="#dcebf5">
+          <v:shape id="_x0000_i1026" type="#_x0000_t136" style="width:191.1pt;height:24.9pt" fillcolor="#dcebf5">
             <v:fill color2="#55261c" colors="0 #dcebf5;5243f #83a7c3;8520f #768fb9;13763f #83a7c3;34079f white;36700f #9c6563;38011f #80302d;46531f #c0524e;61604f #ebdad4;1 #55261c" method="none" focus="100%" type="gradient"/>
             <v:shadow color="#868686"/>
             <o:extrusion v:ext="view" color="silver" on="t" rotationangle=",-6" viewpoint=",34.72222mm" viewpointorigin=",.5" skewangle="135" brightness="4000f" lightposition="0,50000" lightlevel="52000f" lightposition2="0,-50000" lightlevel2="14000f" type="perspective" lightharsh2="t"/>
@@ -98,7 +93,7 @@
       </w:r>
       <w:r>
         <w:pict>
-          <v:shape id="_x0000_i1027" type="#_x0000_t136" style="width:42pt;height:22.5pt">
+          <v:shape id="_x0000_i1027" type="#_x0000_t136" style="width:41.8pt;height:22.75pt">
             <v:shadow color="#868686"/>
             <v:textpath style="font-family:&quot;Arial Black&quot;;font-size:16pt;v-text-kern:t" trim="t" fitpath="t" string="2026"/>
           </v:shape>
@@ -162,10 +157,10 @@
             <v:path o:extrusionok="f" gradientshapeok="t" o:connecttype="rect"/>
             <o:lock v:ext="edit" aspectratio="t"/>
           </v:shapetype>
-          <v:shape id="_x0000_i1028" type="#_x0000_t75" style="width:54pt;height:16pt" o:ole="">
+          <v:shape id="_x0000_i1028" type="#_x0000_t75" style="width:54pt;height:15.9pt" o:ole="">
             <v:imagedata r:id="rId5" o:title=""/>
           </v:shape>
-          <o:OLEObject Type="Embed" ProgID="Equation.DSMT4" ShapeID="_x0000_i1028" DrawAspect="Content" ObjectID="_1836496614" r:id="rId6"/>
+          <o:OLEObject Type="Embed" ProgID="Equation.DSMT4" ShapeID="_x0000_i1028" DrawAspect="Content" ObjectID="_1836501369" r:id="rId6"/>
         </w:object>
       </w:r>
       <w:r>
@@ -176,10 +171,10 @@
           <w:position w:val="-32"/>
         </w:rPr>
         <w:object w:dxaOrig="1300" w:dyaOrig="700">
-          <v:shape id="_x0000_i1029" type="#_x0000_t75" style="width:65pt;height:35pt" o:ole="">
+          <v:shape id="_x0000_i1029" type="#_x0000_t75" style="width:65.1pt;height:34.95pt" o:ole="">
             <v:imagedata r:id="rId7" o:title=""/>
           </v:shape>
-          <o:OLEObject Type="Embed" ProgID="Equation.DSMT4" ShapeID="_x0000_i1029" DrawAspect="Content" ObjectID="_1836496615" r:id="rId8"/>
+          <o:OLEObject Type="Embed" ProgID="Equation.DSMT4" ShapeID="_x0000_i1029" DrawAspect="Content" ObjectID="_1836501370" r:id="rId8"/>
         </w:object>
       </w:r>
       <w:r>
@@ -198,10 +193,10 @@
           <w:position w:val="-10"/>
         </w:rPr>
         <w:object w:dxaOrig="1080" w:dyaOrig="320">
-          <v:shape id="_x0000_i1030" type="#_x0000_t75" style="width:54pt;height:16pt" o:ole="">
+          <v:shape id="_x0000_i1030" type="#_x0000_t75" style="width:54pt;height:15.9pt" o:ole="">
             <v:imagedata r:id="rId5" o:title=""/>
           </v:shape>
-          <o:OLEObject Type="Embed" ProgID="Equation.DSMT4" ShapeID="_x0000_i1030" DrawAspect="Content" ObjectID="_1836496616" r:id="rId9"/>
+          <o:OLEObject Type="Embed" ProgID="Equation.DSMT4" ShapeID="_x0000_i1030" DrawAspect="Content" ObjectID="_1836501371" r:id="rId9"/>
         </w:object>
       </w:r>
       <w:r>
@@ -212,10 +207,10 @@
           <w:position w:val="-24"/>
         </w:rPr>
         <w:object w:dxaOrig="1939" w:dyaOrig="660">
-          <v:shape id="_x0000_i1031" type="#_x0000_t75" style="width:97pt;height:33pt" o:ole="">
+          <v:shape id="_x0000_i1031" type="#_x0000_t75" style="width:96.9pt;height:32.8pt" o:ole="">
             <v:imagedata r:id="rId10" o:title=""/>
           </v:shape>
-          <o:OLEObject Type="Embed" ProgID="Equation.DSMT4" ShapeID="_x0000_i1031" DrawAspect="Content" ObjectID="_1836496617" r:id="rId11"/>
+          <o:OLEObject Type="Embed" ProgID="Equation.DSMT4" ShapeID="_x0000_i1031" DrawAspect="Content" ObjectID="_1836501372" r:id="rId11"/>
         </w:object>
       </w:r>
       <w:r>
@@ -238,10 +233,10 @@
           <w:shd w:val="clear" w:color="auto" w:fill="FFFFFF"/>
         </w:rPr>
         <w:object w:dxaOrig="180" w:dyaOrig="279">
-          <v:shape id="_x0000_i1032" type="#_x0000_t75" style="width:9pt;height:14pt" o:ole="">
+          <v:shape id="_x0000_i1032" type="#_x0000_t75" style="width:9pt;height:13.75pt" o:ole="">
             <v:imagedata r:id="rId12" o:title=""/>
           </v:shape>
-          <o:OLEObject Type="Embed" ProgID="Equation.DSMT4" ShapeID="_x0000_i1032" DrawAspect="Content" ObjectID="_1836496618" r:id="rId13"/>
+          <o:OLEObject Type="Embed" ProgID="Equation.DSMT4" ShapeID="_x0000_i1032" DrawAspect="Content" ObjectID="_1836501373" r:id="rId13"/>
         </w:object>
       </w:r>
       <w:r>
@@ -414,10 +409,10 @@
           <w:position w:val="-10"/>
         </w:rPr>
         <w:object w:dxaOrig="5360" w:dyaOrig="320">
-          <v:shape id="_x0000_i1033" type="#_x0000_t75" style="width:268pt;height:16pt" o:ole="">
+          <v:shape id="_x0000_i1033" type="#_x0000_t75" style="width:267.9pt;height:15.9pt" o:ole="">
             <v:imagedata r:id="rId14" o:title=""/>
           </v:shape>
-          <o:OLEObject Type="Embed" ProgID="Equation.DSMT4" ShapeID="_x0000_i1033" DrawAspect="Content" ObjectID="_1836496619" r:id="rId15"/>
+          <o:OLEObject Type="Embed" ProgID="Equation.DSMT4" ShapeID="_x0000_i1033" DrawAspect="Content" ObjectID="_1836501374" r:id="rId15"/>
         </w:object>
       </w:r>
       <w:r>
@@ -432,10 +427,10 @@
           <w:position w:val="-24"/>
         </w:rPr>
         <w:object w:dxaOrig="760" w:dyaOrig="620">
-          <v:shape id="_x0000_i1123" type="#_x0000_t75" style="width:38pt;height:31pt" o:ole="">
+          <v:shape id="_x0000_i1034" type="#_x0000_t75" style="width:38.1pt;height:31.25pt" o:ole="">
             <v:imagedata r:id="rId16" o:title=""/>
           </v:shape>
-          <o:OLEObject Type="Embed" ProgID="Equation.DSMT4" ShapeID="_x0000_i1123" DrawAspect="Content" ObjectID="_1836496620" r:id="rId17"/>
+          <o:OLEObject Type="Embed" ProgID="Equation.DSMT4" ShapeID="_x0000_i1034" DrawAspect="Content" ObjectID="_1836501375" r:id="rId17"/>
         </w:object>
       </w:r>
       <w:r>
@@ -450,10 +445,10 @@
           <w:position w:val="-6"/>
         </w:rPr>
         <w:object w:dxaOrig="580" w:dyaOrig="279">
-          <v:shape id="_x0000_i1124" type="#_x0000_t75" style="width:29pt;height:14pt" o:ole="">
+          <v:shape id="_x0000_i1035" type="#_x0000_t75" style="width:29.1pt;height:13.75pt" o:ole="">
             <v:imagedata r:id="rId18" o:title=""/>
           </v:shape>
-          <o:OLEObject Type="Embed" ProgID="Equation.DSMT4" ShapeID="_x0000_i1124" DrawAspect="Content" ObjectID="_1836496621" r:id="rId19"/>
+          <o:OLEObject Type="Embed" ProgID="Equation.DSMT4" ShapeID="_x0000_i1035" DrawAspect="Content" ObjectID="_1836501376" r:id="rId19"/>
         </w:object>
       </w:r>
       <w:r>
@@ -475,10 +470,10 @@
           <w:position w:val="-30"/>
         </w:rPr>
         <w:object w:dxaOrig="2400" w:dyaOrig="720">
-          <v:shape id="_x0000_i1125" type="#_x0000_t75" style="width:120pt;height:36pt" o:ole="">
+          <v:shape id="_x0000_i1036" type="#_x0000_t75" style="width:120.2pt;height:36pt" o:ole="">
             <v:imagedata r:id="rId20" o:title=""/>
           </v:shape>
-          <o:OLEObject Type="Embed" ProgID="Equation.DSMT4" ShapeID="_x0000_i1125" DrawAspect="Content" ObjectID="_1836496622" r:id="rId21"/>
+          <o:OLEObject Type="Embed" ProgID="Equation.DSMT4" ShapeID="_x0000_i1036" DrawAspect="Content" ObjectID="_1836501377" r:id="rId21"/>
         </w:object>
       </w:r>
       <w:r>
@@ -632,10 +627,10 @@
           <w:position w:val="-10"/>
         </w:rPr>
         <w:object w:dxaOrig="1920" w:dyaOrig="360">
-          <v:shape id="_x0000_i1126" type="#_x0000_t75" style="width:96pt;height:18pt" o:ole="">
+          <v:shape id="_x0000_i1037" type="#_x0000_t75" style="width:95.8pt;height:18pt" o:ole="">
             <v:imagedata r:id="rId22" o:title=""/>
           </v:shape>
-          <o:OLEObject Type="Embed" ProgID="Equation.DSMT4" ShapeID="_x0000_i1126" DrawAspect="Content" ObjectID="_1836496623" r:id="rId23"/>
+          <o:OLEObject Type="Embed" ProgID="Equation.DSMT4" ShapeID="_x0000_i1037" DrawAspect="Content" ObjectID="_1836501378" r:id="rId23"/>
         </w:object>
       </w:r>
       <w:r>
@@ -644,10 +639,10 @@
           <w:position w:val="-14"/>
         </w:rPr>
         <w:object w:dxaOrig="1060" w:dyaOrig="400">
-          <v:shape id="_x0000_i1127" type="#_x0000_t75" style="width:53pt;height:20pt" o:ole="">
+          <v:shape id="_x0000_i1038" type="#_x0000_t75" style="width:52.95pt;height:20.1pt" o:ole="">
             <v:imagedata r:id="rId24" o:title=""/>
           </v:shape>
-          <o:OLEObject Type="Embed" ProgID="Equation.DSMT4" ShapeID="_x0000_i1127" DrawAspect="Content" ObjectID="_1836496624" r:id="rId25"/>
+          <o:OLEObject Type="Embed" ProgID="Equation.DSMT4" ShapeID="_x0000_i1038" DrawAspect="Content" ObjectID="_1836501379" r:id="rId25"/>
         </w:object>
       </w:r>
       <w:r>
@@ -662,10 +657,10 @@
           <w:position w:val="-10"/>
         </w:rPr>
         <w:object w:dxaOrig="2620" w:dyaOrig="360">
-          <v:shape id="_x0000_i1128" type="#_x0000_t75" style="width:131pt;height:18pt" o:ole="">
+          <v:shape id="_x0000_i1039" type="#_x0000_t75" style="width:130.75pt;height:18pt" o:ole="">
             <v:imagedata r:id="rId26" o:title=""/>
           </v:shape>
-          <o:OLEObject Type="Embed" ProgID="Equation.DSMT4" ShapeID="_x0000_i1128" DrawAspect="Content" ObjectID="_1836496625" r:id="rId27"/>
+          <o:OLEObject Type="Embed" ProgID="Equation.DSMT4" ShapeID="_x0000_i1039" DrawAspect="Content" ObjectID="_1836501380" r:id="rId27"/>
         </w:object>
       </w:r>
       <w:r>
@@ -680,10 +675,10 @@
           <w:position w:val="-10"/>
         </w:rPr>
         <w:object w:dxaOrig="840" w:dyaOrig="320">
-          <v:shape id="_x0000_i1129" type="#_x0000_t75" style="width:42pt;height:16pt" o:ole="">
+          <v:shape id="_x0000_i1040" type="#_x0000_t75" style="width:41.8pt;height:15.9pt" o:ole="">
             <v:imagedata r:id="rId28" o:title=""/>
           </v:shape>
-          <o:OLEObject Type="Embed" ProgID="Equation.DSMT4" ShapeID="_x0000_i1129" DrawAspect="Content" ObjectID="_1836496626" r:id="rId29"/>
+          <o:OLEObject Type="Embed" ProgID="Equation.DSMT4" ShapeID="_x0000_i1040" DrawAspect="Content" ObjectID="_1836501381" r:id="rId29"/>
         </w:object>
       </w:r>
       <w:r>
@@ -710,10 +705,10 @@
           <w:position w:val="-24"/>
         </w:rPr>
         <w:object w:dxaOrig="240" w:dyaOrig="620">
-          <v:shape id="_x0000_i1130" type="#_x0000_t75" style="width:12pt;height:31pt" o:ole="">
+          <v:shape id="_x0000_i1041" type="#_x0000_t75" style="width:12.2pt;height:31.25pt" o:ole="">
             <v:imagedata r:id="rId30" o:title=""/>
           </v:shape>
-          <o:OLEObject Type="Embed" ProgID="Equation.DSMT4" ShapeID="_x0000_i1130" DrawAspect="Content" ObjectID="_1836496627" r:id="rId31"/>
+          <o:OLEObject Type="Embed" ProgID="Equation.DSMT4" ShapeID="_x0000_i1041" DrawAspect="Content" ObjectID="_1836501382" r:id="rId31"/>
         </w:object>
       </w:r>
       <w:r>
@@ -753,10 +748,10 @@
           <w:position w:val="-24"/>
         </w:rPr>
         <w:object w:dxaOrig="520" w:dyaOrig="620">
-          <v:shape id="_x0000_i1131" type="#_x0000_t75" style="width:26pt;height:31pt" o:ole="">
+          <v:shape id="_x0000_i1042" type="#_x0000_t75" style="width:25.95pt;height:31.25pt" o:ole="">
             <v:imagedata r:id="rId32" o:title=""/>
           </v:shape>
-          <o:OLEObject Type="Embed" ProgID="Equation.DSMT4" ShapeID="_x0000_i1131" DrawAspect="Content" ObjectID="_1836496628" r:id="rId33"/>
+          <o:OLEObject Type="Embed" ProgID="Equation.DSMT4" ShapeID="_x0000_i1042" DrawAspect="Content" ObjectID="_1836501383" r:id="rId33"/>
         </w:object>
       </w:r>
     </w:p>
@@ -779,10 +774,10 @@
           <w:position w:val="-24"/>
         </w:rPr>
         <w:object w:dxaOrig="340" w:dyaOrig="620">
-          <v:shape id="_x0000_i1132" type="#_x0000_t75" style="width:17pt;height:31pt" o:ole="">
+          <v:shape id="_x0000_i1043" type="#_x0000_t75" style="width:16.95pt;height:31.25pt" o:ole="">
             <v:imagedata r:id="rId34" o:title=""/>
           </v:shape>
-          <o:OLEObject Type="Embed" ProgID="Equation.DSMT4" ShapeID="_x0000_i1132" DrawAspect="Content" ObjectID="_1836496629" r:id="rId35"/>
+          <o:OLEObject Type="Embed" ProgID="Equation.DSMT4" ShapeID="_x0000_i1043" DrawAspect="Content" ObjectID="_1836501384" r:id="rId35"/>
         </w:object>
       </w:r>
       <w:r>
@@ -836,10 +831,10 @@
           <w:position w:val="-24"/>
         </w:rPr>
         <w:object w:dxaOrig="400" w:dyaOrig="620">
-          <v:shape id="_x0000_i1133" type="#_x0000_t75" style="width:20pt;height:31pt" o:ole="">
+          <v:shape id="_x0000_i1044" type="#_x0000_t75" style="width:20.1pt;height:31.25pt" o:ole="">
             <v:imagedata r:id="rId36" o:title=""/>
           </v:shape>
-          <o:OLEObject Type="Embed" ProgID="Equation.DSMT4" ShapeID="_x0000_i1133" DrawAspect="Content" ObjectID="_1836496630" r:id="rId37"/>
+          <o:OLEObject Type="Embed" ProgID="Equation.DSMT4" ShapeID="_x0000_i1044" DrawAspect="Content" ObjectID="_1836501385" r:id="rId37"/>
         </w:object>
       </w:r>
     </w:p>
@@ -867,10 +862,10 @@
           <w:position w:val="-10"/>
         </w:rPr>
         <w:object w:dxaOrig="240" w:dyaOrig="320">
-          <v:shape id="_x0000_i1134" type="#_x0000_t75" style="width:12pt;height:16pt" o:ole="">
+          <v:shape id="_x0000_i1045" type="#_x0000_t75" style="width:12.2pt;height:15.9pt" o:ole="">
             <v:imagedata r:id="rId38" o:title=""/>
           </v:shape>
-          <o:OLEObject Type="Embed" ProgID="Equation.DSMT4" ShapeID="_x0000_i1134" DrawAspect="Content" ObjectID="_1836496631" r:id="rId39"/>
+          <o:OLEObject Type="Embed" ProgID="Equation.DSMT4" ShapeID="_x0000_i1045" DrawAspect="Content" ObjectID="_1836501386" r:id="rId39"/>
         </w:object>
       </w:r>
       <w:r>
@@ -885,10 +880,10 @@
           <w:position w:val="-28"/>
         </w:rPr>
         <w:object w:dxaOrig="2940" w:dyaOrig="680">
-          <v:shape id="_x0000_i1135" type="#_x0000_t75" style="width:147pt;height:34pt" o:ole="">
+          <v:shape id="_x0000_i1046" type="#_x0000_t75" style="width:147.2pt;height:33.9pt" o:ole="">
             <v:imagedata r:id="rId40" o:title=""/>
           </v:shape>
-          <o:OLEObject Type="Embed" ProgID="Equation.DSMT4" ShapeID="_x0000_i1135" DrawAspect="Content" ObjectID="_1836496632" r:id="rId41"/>
+          <o:OLEObject Type="Embed" ProgID="Equation.DSMT4" ShapeID="_x0000_i1046" DrawAspect="Content" ObjectID="_1836501387" r:id="rId41"/>
         </w:object>
       </w:r>
       <w:r>
@@ -911,10 +906,10 @@
           <w:position w:val="-28"/>
         </w:rPr>
         <w:object w:dxaOrig="1140" w:dyaOrig="680">
-          <v:shape id="_x0000_i1136" type="#_x0000_t75" style="width:57pt;height:34pt" o:ole="">
+          <v:shape id="_x0000_i1047" type="#_x0000_t75" style="width:57.2pt;height:33.9pt" o:ole="">
             <v:imagedata r:id="rId42" o:title=""/>
           </v:shape>
-          <o:OLEObject Type="Embed" ProgID="Equation.DSMT4" ShapeID="_x0000_i1136" DrawAspect="Content" ObjectID="_1836496633" r:id="rId43"/>
+          <o:OLEObject Type="Embed" ProgID="Equation.DSMT4" ShapeID="_x0000_i1047" DrawAspect="Content" ObjectID="_1836501388" r:id="rId43"/>
         </w:object>
       </w:r>
       <w:r>
@@ -929,10 +924,10 @@
           <w:position w:val="-14"/>
         </w:rPr>
         <w:object w:dxaOrig="1280" w:dyaOrig="400">
-          <v:shape id="_x0000_i1137" type="#_x0000_t75" style="width:64pt;height:20pt" o:ole="">
+          <v:shape id="_x0000_i1048" type="#_x0000_t75" style="width:64.05pt;height:20.1pt" o:ole="">
             <v:imagedata r:id="rId44" o:title=""/>
           </v:shape>
-          <o:OLEObject Type="Embed" ProgID="Equation.DSMT4" ShapeID="_x0000_i1137" DrawAspect="Content" ObjectID="_1836496634" r:id="rId45"/>
+          <o:OLEObject Type="Embed" ProgID="Equation.DSMT4" ShapeID="_x0000_i1048" DrawAspect="Content" ObjectID="_1836501389" r:id="rId45"/>
         </w:object>
       </w:r>
       <w:r>
@@ -1080,10 +1075,10 @@
           <w:position w:val="-14"/>
         </w:rPr>
         <w:object w:dxaOrig="2900" w:dyaOrig="440">
-          <v:shape id="_x0000_i1138" type="#_x0000_t75" style="width:145pt;height:22pt" o:ole="">
+          <v:shape id="_x0000_i1049" type="#_x0000_t75" style="width:145.05pt;height:22.25pt" o:ole="">
             <v:imagedata r:id="rId46" o:title=""/>
           </v:shape>
-          <o:OLEObject Type="Embed" ProgID="Equation.DSMT4" ShapeID="_x0000_i1138" DrawAspect="Content" ObjectID="_1836496635" r:id="rId47"/>
+          <o:OLEObject Type="Embed" ProgID="Equation.DSMT4" ShapeID="_x0000_i1049" DrawAspect="Content" ObjectID="_1836501390" r:id="rId47"/>
         </w:object>
       </w:r>
       <w:r>
@@ -1098,10 +1093,10 @@
           <w:position w:val="-14"/>
         </w:rPr>
         <w:object w:dxaOrig="260" w:dyaOrig="400">
-          <v:shape id="_x0000_i1139" type="#_x0000_t75" style="width:13pt;height:20pt" o:ole="">
+          <v:shape id="_x0000_i1050" type="#_x0000_t75" style="width:13.25pt;height:20.1pt" o:ole="">
             <v:imagedata r:id="rId48" o:title=""/>
           </v:shape>
-          <o:OLEObject Type="Embed" ProgID="Equation.DSMT4" ShapeID="_x0000_i1139" DrawAspect="Content" ObjectID="_1836496636" r:id="rId49"/>
+          <o:OLEObject Type="Embed" ProgID="Equation.DSMT4" ShapeID="_x0000_i1050" DrawAspect="Content" ObjectID="_1836501391" r:id="rId49"/>
         </w:object>
       </w:r>
       <w:r>
@@ -1134,10 +1129,10 @@
           <w:position w:val="-10"/>
         </w:rPr>
         <w:object w:dxaOrig="900" w:dyaOrig="320">
-          <v:shape id="_x0000_i1140" type="#_x0000_t75" style="width:45pt;height:16pt" o:ole="">
+          <v:shape id="_x0000_i1051" type="#_x0000_t75" style="width:45pt;height:15.9pt" o:ole="">
             <v:imagedata r:id="rId50" o:title=""/>
           </v:shape>
-          <o:OLEObject Type="Embed" ProgID="Equation.DSMT4" ShapeID="_x0000_i1140" DrawAspect="Content" ObjectID="_1836496637" r:id="rId51"/>
+          <o:OLEObject Type="Embed" ProgID="Equation.DSMT4" ShapeID="_x0000_i1051" DrawAspect="Content" ObjectID="_1836501392" r:id="rId51"/>
         </w:object>
       </w:r>
       <w:proofErr w:type="gramStart"/>
@@ -1172,10 +1167,10 @@
           <w:position w:val="-10"/>
         </w:rPr>
         <w:object w:dxaOrig="880" w:dyaOrig="320">
-          <v:shape id="_x0000_i1141" type="#_x0000_t75" style="width:44pt;height:16pt" o:ole="">
+          <v:shape id="_x0000_i1052" type="#_x0000_t75" style="width:43.95pt;height:15.9pt" o:ole="">
             <v:imagedata r:id="rId52" o:title=""/>
           </v:shape>
-          <o:OLEObject Type="Embed" ProgID="Equation.DSMT4" ShapeID="_x0000_i1141" DrawAspect="Content" ObjectID="_1836496638" r:id="rId53"/>
+          <o:OLEObject Type="Embed" ProgID="Equation.DSMT4" ShapeID="_x0000_i1052" DrawAspect="Content" ObjectID="_1836501393" r:id="rId53"/>
         </w:object>
       </w:r>
       <w:proofErr w:type="gramStart"/>
@@ -1198,10 +1193,10 @@
           <w:position w:val="-14"/>
         </w:rPr>
         <w:object w:dxaOrig="1020" w:dyaOrig="400">
-          <v:shape id="_x0000_i1142" type="#_x0000_t75" style="width:51pt;height:20pt" o:ole="">
+          <v:shape id="_x0000_i1053" type="#_x0000_t75" style="width:50.8pt;height:20.1pt" o:ole="">
             <v:imagedata r:id="rId54" o:title=""/>
           </v:shape>
-          <o:OLEObject Type="Embed" ProgID="Equation.DSMT4" ShapeID="_x0000_i1142" DrawAspect="Content" ObjectID="_1836496639" r:id="rId55"/>
+          <o:OLEObject Type="Embed" ProgID="Equation.DSMT4" ShapeID="_x0000_i1053" DrawAspect="Content" ObjectID="_1836501394" r:id="rId55"/>
         </w:object>
       </w:r>
       <w:r>
@@ -1228,10 +1223,10 @@
           <w:position w:val="-32"/>
         </w:rPr>
         <w:object w:dxaOrig="1380" w:dyaOrig="740">
-          <v:shape id="_x0000_i1143" type="#_x0000_t75" style="width:69pt;height:37pt" o:ole="">
+          <v:shape id="_x0000_i1054" type="#_x0000_t75" style="width:68.8pt;height:37.05pt" o:ole="">
             <v:imagedata r:id="rId56" o:title=""/>
           </v:shape>
-          <o:OLEObject Type="Embed" ProgID="Equation.DSMT4" ShapeID="_x0000_i1143" DrawAspect="Content" ObjectID="_1836496640" r:id="rId57"/>
+          <o:OLEObject Type="Embed" ProgID="Equation.DSMT4" ShapeID="_x0000_i1054" DrawAspect="Content" ObjectID="_1836501395" r:id="rId57"/>
         </w:object>
       </w:r>
     </w:p>
@@ -1252,10 +1247,10 @@
           <w:position w:val="-10"/>
         </w:rPr>
         <w:object w:dxaOrig="900" w:dyaOrig="320">
-          <v:shape id="_x0000_i1144" type="#_x0000_t75" style="width:45pt;height:16pt" o:ole="">
+          <v:shape id="_x0000_i1055" type="#_x0000_t75" style="width:45pt;height:15.9pt" o:ole="">
             <v:imagedata r:id="rId58" o:title=""/>
           </v:shape>
-          <o:OLEObject Type="Embed" ProgID="Equation.DSMT4" ShapeID="_x0000_i1144" DrawAspect="Content" ObjectID="_1836496641" r:id="rId59"/>
+          <o:OLEObject Type="Embed" ProgID="Equation.DSMT4" ShapeID="_x0000_i1055" DrawAspect="Content" ObjectID="_1836501396" r:id="rId59"/>
         </w:object>
       </w:r>
       <w:r>
@@ -1270,10 +1265,10 @@
           <w:position w:val="-14"/>
         </w:rPr>
         <w:object w:dxaOrig="980" w:dyaOrig="400">
-          <v:shape id="_x0000_i1145" type="#_x0000_t75" style="width:49pt;height:20pt" o:ole="">
+          <v:shape id="_x0000_i1056" type="#_x0000_t75" style="width:49.25pt;height:20.1pt" o:ole="">
             <v:imagedata r:id="rId60" o:title=""/>
           </v:shape>
-          <o:OLEObject Type="Embed" ProgID="Equation.DSMT4" ShapeID="_x0000_i1145" DrawAspect="Content" ObjectID="_1836496642" r:id="rId61"/>
+          <o:OLEObject Type="Embed" ProgID="Equation.DSMT4" ShapeID="_x0000_i1056" DrawAspect="Content" ObjectID="_1836501397" r:id="rId61"/>
         </w:object>
       </w:r>
     </w:p>
@@ -1289,161 +1284,1072 @@
         </w:rPr>
         <w:t xml:space="preserve">Q6: </w:t>
       </w:r>
-    </w:p>
-    <w:p>
-      <w:r>
-        <w:tab/>
-      </w:r>
-      <w:r>
-        <w:tab/>
-      </w:r>
-      <w:r>
-        <w:tab/>
-      </w:r>
-      <w:r>
-        <w:tab/>
-      </w:r>
-      <w:r>
-        <w:tab/>
-      </w:r>
-      <w:r>
-        <w:tab/>
-      </w:r>
-      <w:r>
-        <w:tab/>
-      </w:r>
-      <w:r>
-        <w:tab/>
-      </w:r>
-      <w:r>
-        <w:tab/>
-      </w:r>
-      <w:r>
-        <w:tab/>
-      </w:r>
-      <w:r>
-        <w:tab/>
-      </w:r>
-      <w:r>
-        <w:tab/>
-      </w:r>
-      <w:r>
-        <w:tab/>
-      </w:r>
-      <w:r>
-        <w:tab/>
-      </w:r>
-      <w:r>
-        <w:tab/>
-      </w:r>
-      <w:r>
-        <w:tab/>
-      </w:r>
-      <w:r>
-        <w:tab/>
-      </w:r>
-      <w:r>
-        <w:tab/>
-      </w:r>
-      <w:r>
-        <w:tab/>
-      </w:r>
-      <w:r>
-        <w:tab/>
-      </w:r>
-      <w:r>
-        <w:tab/>
-      </w:r>
-      <w:r>
-        <w:tab/>
-      </w:r>
-      <w:r>
-        <w:tab/>
-      </w:r>
-      <w:r>
-        <w:tab/>
-      </w:r>
-      <w:r>
-        <w:tab/>
-      </w:r>
-      <w:r>
-        <w:tab/>
-      </w:r>
-      <w:r>
-        <w:tab/>
-      </w:r>
-      <w:r>
-        <w:tab/>
-      </w:r>
-      <w:r>
-        <w:tab/>
-      </w:r>
-      <w:r>
-        <w:tab/>
-      </w:r>
-      <w:r>
-        <w:tab/>
-      </w:r>
-      <w:r>
-        <w:tab/>
-      </w:r>
-      <w:r>
-        <w:tab/>
-      </w:r>
-      <w:r>
-        <w:tab/>
-      </w:r>
-      <w:r>
-        <w:tab/>
-      </w:r>
-      <w:r>
-        <w:tab/>
-      </w:r>
-      <w:r>
-        <w:tab/>
-      </w:r>
-      <w:r>
-        <w:tab/>
-      </w:r>
-      <w:r>
-        <w:tab/>
-      </w:r>
-      <w:r>
-        <w:tab/>
-      </w:r>
-      <w:r>
-        <w:tab/>
-      </w:r>
-      <w:r>
-        <w:tab/>
-      </w:r>
-      <w:r>
-        <w:tab/>
-      </w:r>
-      <w:r>
-        <w:tab/>
-      </w:r>
-      <w:r>
-        <w:tab/>
-      </w:r>
-      <w:r>
-        <w:tab/>
-      </w:r>
-      <w:r>
-        <w:tab/>
-      </w:r>
-      <w:r>
-        <w:tab/>
-      </w:r>
-      <w:r>
-        <w:tab/>
-      </w:r>
-      <w:r>
+      <w:r>
+        <w:rPr>
+          <w:rFonts w:cstheme="minorHAnsi"/>
+        </w:rPr>
+        <w:t xml:space="preserve">Let the domain of the function </w:t>
+      </w:r>
+      <w:r>
+        <w:rPr>
+          <w:rFonts w:cstheme="minorHAnsi"/>
+          <w:position w:val="-18"/>
+        </w:rPr>
+        <w:object w:dxaOrig="3980" w:dyaOrig="480">
+          <v:shape id="_x0000_i1146" type="#_x0000_t75" style="width:199.05pt;height:23.8pt" o:ole="">
+            <v:imagedata r:id="rId62" o:title=""/>
+          </v:shape>
+          <o:OLEObject Type="Embed" ProgID="Equation.DSMT4" ShapeID="_x0000_i1146" DrawAspect="Content" ObjectID="_1836501398" r:id="rId63"/>
+        </w:object>
+      </w:r>
+      <w:r>
+        <w:rPr>
+          <w:rFonts w:cstheme="minorHAnsi"/>
+        </w:rPr>
+        <w:t xml:space="preserve"> + </w:t>
+      </w:r>
+      <w:r>
+        <w:rPr>
+          <w:rFonts w:cstheme="minorHAnsi"/>
+          <w:position w:val="-30"/>
+        </w:rPr>
+        <w:object w:dxaOrig="1460" w:dyaOrig="720">
+          <v:shape id="_x0000_i1147" type="#_x0000_t75" style="width:73.05pt;height:36pt" o:ole="">
+            <v:imagedata r:id="rId64" o:title=""/>
+          </v:shape>
+          <o:OLEObject Type="Embed" ProgID="Equation.DSMT4" ShapeID="_x0000_i1147" DrawAspect="Content" ObjectID="_1836501399" r:id="rId65"/>
+        </w:object>
+      </w:r>
+      <w:r>
+        <w:rPr>
+          <w:rFonts w:cstheme="minorHAnsi"/>
+        </w:rPr>
+        <w:t xml:space="preserve"> </w:t>
+      </w:r>
+      <w:proofErr w:type="gramStart"/>
+      <w:r>
+        <w:rPr>
+          <w:rFonts w:cstheme="minorHAnsi"/>
+        </w:rPr>
+        <w:t xml:space="preserve">be </w:t>
+      </w:r>
+      <w:proofErr w:type="gramEnd"/>
+      <w:r>
+        <w:rPr>
+          <w:rFonts w:cstheme="minorHAnsi"/>
+          <w:position w:val="-14"/>
+        </w:rPr>
+        <w:object w:dxaOrig="660" w:dyaOrig="400">
+          <v:shape id="_x0000_i1148" type="#_x0000_t75" style="width:32.8pt;height:20.1pt" o:ole="">
+            <v:imagedata r:id="rId66" o:title=""/>
+          </v:shape>
+          <o:OLEObject Type="Embed" ProgID="Equation.DSMT4" ShapeID="_x0000_i1148" DrawAspect="Content" ObjectID="_1836501400" r:id="rId67"/>
+        </w:object>
+      </w:r>
+      <w:r>
+        <w:rPr>
+          <w:rFonts w:cstheme="minorHAnsi"/>
+        </w:rPr>
+        <w:t xml:space="preserve">. </w:t>
+      </w:r>
+      <w:proofErr w:type="gramStart"/>
+      <w:r>
+        <w:rPr>
+          <w:rFonts w:cstheme="minorHAnsi"/>
+        </w:rPr>
+        <w:t xml:space="preserve">Then </w:t>
+      </w:r>
+      <w:r>
+        <w:rPr>
+          <w:rFonts w:cstheme="minorHAnsi"/>
+          <w:position w:val="-10"/>
+        </w:rPr>
+        <w:object w:dxaOrig="620" w:dyaOrig="320">
+          <v:shape id="_x0000_i1149" type="#_x0000_t75" style="width:31.25pt;height:15.9pt" o:ole="">
+            <v:imagedata r:id="rId68" o:title=""/>
+          </v:shape>
+          <o:OLEObject Type="Embed" ProgID="Equation.DSMT4" ShapeID="_x0000_i1149" DrawAspect="Content" ObjectID="_1836501401" r:id="rId69"/>
+        </w:object>
+      </w:r>
+      <w:r>
+        <w:rPr>
+          <w:rFonts w:cstheme="minorHAnsi"/>
+        </w:rPr>
+        <w:t>is equal to:</w:t>
+      </w:r>
+      <w:proofErr w:type="gramEnd"/>
+    </w:p>
+    <w:p>
+      <w:pPr>
+        <w:pStyle w:val="ListParagraph"/>
+        <w:numPr>
+          <w:ilvl w:val="0"/>
+          <w:numId w:val="10"/>
+        </w:numPr>
+        <w:rPr>
+          <w:rFonts w:cstheme="minorHAnsi"/>
+        </w:rPr>
+      </w:pPr>
+      <w:r>
+        <w:rPr>
+          <w:rFonts w:cstheme="minorHAnsi"/>
+        </w:rPr>
+        <w:t>12</w:t>
+      </w:r>
+      <w:r>
+        <w:rPr>
+          <w:rFonts w:cstheme="minorHAnsi"/>
+        </w:rPr>
+        <w:tab/>
+      </w:r>
+      <w:r>
+        <w:rPr>
+          <w:rFonts w:cstheme="minorHAnsi"/>
+        </w:rPr>
+        <w:tab/>
+      </w:r>
+      <w:r>
+        <w:rPr>
+          <w:rFonts w:cstheme="minorHAnsi"/>
+        </w:rPr>
+        <w:tab/>
+      </w:r>
+      <w:r>
+        <w:rPr>
+          <w:rFonts w:cstheme="minorHAnsi"/>
+        </w:rPr>
+        <w:tab/>
+      </w:r>
+      <w:r>
+        <w:rPr>
+          <w:rFonts w:cstheme="minorHAnsi"/>
+        </w:rPr>
+        <w:tab/>
+        <w:t xml:space="preserve">(b) </w:t>
+      </w:r>
+      <w:r>
+        <w:rPr>
+          <w:rFonts w:cstheme="minorHAnsi"/>
+        </w:rPr>
+        <w:t>8</w:t>
+      </w:r>
+    </w:p>
+    <w:p>
+      <w:pPr>
+        <w:rPr>
+          <w:rFonts w:cstheme="minorHAnsi"/>
+        </w:rPr>
+      </w:pPr>
+      <w:r>
+        <w:rPr>
+          <w:rFonts w:cstheme="minorHAnsi"/>
+        </w:rPr>
+        <w:t xml:space="preserve">        (c) 10</w:t>
+      </w:r>
+      <w:r>
+        <w:rPr>
+          <w:rFonts w:cstheme="minorHAnsi"/>
+        </w:rPr>
+        <w:tab/>
+      </w:r>
+      <w:r>
+        <w:rPr>
+          <w:rFonts w:cstheme="minorHAnsi"/>
+        </w:rPr>
+        <w:tab/>
+      </w:r>
+      <w:r>
+        <w:rPr>
+          <w:rFonts w:cstheme="minorHAnsi"/>
+        </w:rPr>
+        <w:tab/>
+      </w:r>
+      <w:r>
+        <w:rPr>
+          <w:rFonts w:cstheme="minorHAnsi"/>
+        </w:rPr>
+        <w:tab/>
+      </w:r>
+      <w:r>
+        <w:rPr>
+          <w:rFonts w:cstheme="minorHAnsi"/>
+        </w:rPr>
+        <w:tab/>
+        <w:t>(d) 9</w:t>
+      </w:r>
+    </w:p>
+    <w:p>
+      <w:pPr>
+        <w:rPr>
+          <w:rFonts w:cstheme="minorHAnsi"/>
+        </w:rPr>
+      </w:pPr>
+      <w:r>
+        <w:rPr>
+          <w:rFonts w:cstheme="minorHAnsi"/>
+        </w:rPr>
+        <w:t xml:space="preserve">Q7: </w:t>
+      </w:r>
+      <w:r>
+        <w:rPr>
+          <w:rFonts w:cstheme="minorHAnsi"/>
+        </w:rPr>
+        <w:t xml:space="preserve">Let </w:t>
+      </w:r>
+      <w:r>
+        <w:rPr>
+          <w:rFonts w:cstheme="minorHAnsi"/>
+          <w:position w:val="-10"/>
+        </w:rPr>
+        <w:object w:dxaOrig="240" w:dyaOrig="320">
+          <v:shape id="_x0000_i1150" type="#_x0000_t75" style="width:12.2pt;height:15.9pt" o:ole="">
+            <v:imagedata r:id="rId70" o:title=""/>
+          </v:shape>
+          <o:OLEObject Type="Embed" ProgID="Equation.DSMT4" ShapeID="_x0000_i1150" DrawAspect="Content" ObjectID="_1836501402" r:id="rId71"/>
+        </w:object>
+      </w:r>
+      <w:r>
+        <w:rPr>
+          <w:rFonts w:cstheme="minorHAnsi"/>
+        </w:rPr>
+        <w:t xml:space="preserve">and </w:t>
+      </w:r>
+      <w:r>
+        <w:rPr>
+          <w:rFonts w:cstheme="minorHAnsi"/>
+          <w:position w:val="-10"/>
+        </w:rPr>
+        <w:object w:dxaOrig="220" w:dyaOrig="260">
+          <v:shape id="_x0000_i1151" type="#_x0000_t75" style="width:11.1pt;height:13.25pt" o:ole="">
+            <v:imagedata r:id="rId72" o:title=""/>
+          </v:shape>
+          <o:OLEObject Type="Embed" ProgID="Equation.DSMT4" ShapeID="_x0000_i1151" DrawAspect="Content" ObjectID="_1836501403" r:id="rId73"/>
+        </w:object>
+      </w:r>
+      <w:r>
+        <w:rPr>
+          <w:rFonts w:cstheme="minorHAnsi"/>
+        </w:rPr>
+        <w:t xml:space="preserve">be functions </w:t>
+      </w:r>
+      <w:proofErr w:type="gramStart"/>
+      <w:r>
+        <w:rPr>
+          <w:rFonts w:cstheme="minorHAnsi"/>
+        </w:rPr>
+        <w:t xml:space="preserve">satisfying </w:t>
+      </w:r>
+      <w:proofErr w:type="gramEnd"/>
+      <w:r>
+        <w:rPr>
+          <w:rFonts w:cstheme="minorHAnsi"/>
+          <w:position w:val="-10"/>
+        </w:rPr>
+        <w:object w:dxaOrig="2060" w:dyaOrig="320">
+          <v:shape id="_x0000_i1152" type="#_x0000_t75" style="width:103.25pt;height:15.9pt" o:ole="">
+            <v:imagedata r:id="rId74" o:title=""/>
+          </v:shape>
+          <o:OLEObject Type="Embed" ProgID="Equation.DSMT4" ShapeID="_x0000_i1152" DrawAspect="Content" ObjectID="_1836501404" r:id="rId75"/>
+        </w:object>
+      </w:r>
+      <w:r>
+        <w:rPr>
+          <w:rFonts w:cstheme="minorHAnsi"/>
+        </w:rPr>
+        <w:t xml:space="preserve">, </w:t>
+      </w:r>
+      <w:r>
+        <w:rPr>
+          <w:rFonts w:cstheme="minorHAnsi"/>
+          <w:position w:val="-10"/>
+        </w:rPr>
+        <w:object w:dxaOrig="840" w:dyaOrig="320">
+          <v:shape id="_x0000_i1153" type="#_x0000_t75" style="width:41.8pt;height:15.9pt" o:ole="">
+            <v:imagedata r:id="rId76" o:title=""/>
+          </v:shape>
+          <o:OLEObject Type="Embed" ProgID="Equation.DSMT4" ShapeID="_x0000_i1153" DrawAspect="Content" ObjectID="_1836501405" r:id="rId77"/>
+        </w:object>
+      </w:r>
+      <w:r>
+        <w:rPr>
+          <w:rFonts w:cstheme="minorHAnsi"/>
+        </w:rPr>
+        <w:t xml:space="preserve"> and </w:t>
+      </w:r>
+      <w:r>
+        <w:rPr>
+          <w:rFonts w:cstheme="minorHAnsi"/>
+          <w:position w:val="-14"/>
+        </w:rPr>
+        <w:object w:dxaOrig="1700" w:dyaOrig="400">
+          <v:shape id="_x0000_i1154" type="#_x0000_t75" style="width:85.25pt;height:20.1pt" o:ole="">
+            <v:imagedata r:id="rId78" o:title=""/>
+          </v:shape>
+          <o:OLEObject Type="Embed" ProgID="Equation.DSMT4" ShapeID="_x0000_i1154" DrawAspect="Content" ObjectID="_1836501406" r:id="rId79"/>
+        </w:object>
+      </w:r>
+      <w:r>
+        <w:rPr>
+          <w:rFonts w:cstheme="minorHAnsi"/>
+        </w:rPr>
+        <w:t xml:space="preserve">, </w:t>
+      </w:r>
+      <w:r>
+        <w:rPr>
+          <w:rFonts w:cstheme="minorHAnsi"/>
+          <w:position w:val="-10"/>
+        </w:rPr>
+        <w:object w:dxaOrig="840" w:dyaOrig="320">
+          <v:shape id="_x0000_i1155" type="#_x0000_t75" style="width:41.8pt;height:15.9pt" o:ole="">
+            <v:imagedata r:id="rId80" o:title=""/>
+          </v:shape>
+          <o:OLEObject Type="Embed" ProgID="Equation.DSMT4" ShapeID="_x0000_i1155" DrawAspect="Content" ObjectID="_1836501407" r:id="rId81"/>
+        </w:object>
+      </w:r>
+      <w:r>
+        <w:rPr>
+          <w:rFonts w:cstheme="minorHAnsi"/>
+        </w:rPr>
+        <w:t xml:space="preserve">for all </w:t>
+      </w:r>
+      <w:r>
+        <w:rPr>
+          <w:rFonts w:cstheme="minorHAnsi"/>
+          <w:position w:val="-10"/>
+        </w:rPr>
+        <w:object w:dxaOrig="840" w:dyaOrig="320">
+          <v:shape id="_x0000_i1156" type="#_x0000_t75" style="width:41.8pt;height:15.9pt" o:ole="">
+            <v:imagedata r:id="rId82" o:title=""/>
+          </v:shape>
+          <o:OLEObject Type="Embed" ProgID="Equation.DSMT4" ShapeID="_x0000_i1156" DrawAspect="Content" ObjectID="_1836501408" r:id="rId83"/>
+        </w:object>
+      </w:r>
+      <w:r>
+        <w:rPr>
+          <w:rFonts w:cstheme="minorHAnsi"/>
+        </w:rPr>
+        <w:t xml:space="preserve">. If </w:t>
+      </w:r>
+      <w:r>
+        <w:rPr>
+          <w:rFonts w:cstheme="minorHAnsi"/>
+          <w:position w:val="-30"/>
+        </w:rPr>
+        <w:object w:dxaOrig="1960" w:dyaOrig="720">
+          <v:shape id="_x0000_i1157" type="#_x0000_t75" style="width:97.95pt;height:36pt" o:ole="">
+            <v:imagedata r:id="rId84" o:title=""/>
+          </v:shape>
+          <o:OLEObject Type="Embed" ProgID="Equation.DSMT4" ShapeID="_x0000_i1157" DrawAspect="Content" ObjectID="_1836501409" r:id="rId85"/>
+        </w:object>
+      </w:r>
+      <w:r>
+        <w:rPr>
+          <w:rFonts w:cstheme="minorHAnsi"/>
+        </w:rPr>
+        <w:t xml:space="preserve"> then n is equal to:</w:t>
+      </w:r>
+    </w:p>
+    <w:p>
+      <w:pPr>
+        <w:pStyle w:val="ListParagraph"/>
+        <w:numPr>
+          <w:ilvl w:val="0"/>
+          <w:numId w:val="11"/>
+        </w:numPr>
+        <w:rPr>
+          <w:rFonts w:cstheme="minorHAnsi"/>
+        </w:rPr>
+      </w:pPr>
+      <w:r>
+        <w:rPr>
+          <w:rFonts w:cstheme="minorHAnsi"/>
+        </w:rPr>
+        <w:t>6</w:t>
+      </w:r>
+      <w:r>
+        <w:rPr>
+          <w:rFonts w:cstheme="minorHAnsi"/>
+        </w:rPr>
+        <w:tab/>
+      </w:r>
+      <w:r>
+        <w:rPr>
+          <w:rFonts w:cstheme="minorHAnsi"/>
+        </w:rPr>
+        <w:tab/>
+      </w:r>
+      <w:r>
+        <w:rPr>
+          <w:rFonts w:cstheme="minorHAnsi"/>
+        </w:rPr>
+        <w:tab/>
+      </w:r>
+      <w:r>
+        <w:rPr>
+          <w:rFonts w:cstheme="minorHAnsi"/>
+        </w:rPr>
+        <w:tab/>
+      </w:r>
+      <w:r>
+        <w:rPr>
+          <w:rFonts w:cstheme="minorHAnsi"/>
+        </w:rPr>
+        <w:tab/>
+      </w:r>
+      <w:r>
+        <w:rPr>
+          <w:rFonts w:cstheme="minorHAnsi"/>
+        </w:rPr>
+        <w:tab/>
+        <w:t>(b) 7</w:t>
+      </w:r>
+    </w:p>
+    <w:p>
+      <w:pPr>
+        <w:ind w:left="30"/>
+        <w:rPr>
+          <w:rFonts w:cstheme="minorHAnsi"/>
+        </w:rPr>
+      </w:pPr>
+      <w:r>
+        <w:rPr>
+          <w:rFonts w:cstheme="minorHAnsi"/>
+        </w:rPr>
+        <w:t>(c)  4</w:t>
+      </w:r>
+      <w:r>
+        <w:rPr>
+          <w:rFonts w:cstheme="minorHAnsi"/>
+        </w:rPr>
+        <w:tab/>
+      </w:r>
+      <w:r>
+        <w:rPr>
+          <w:rFonts w:cstheme="minorHAnsi"/>
+        </w:rPr>
+        <w:tab/>
+      </w:r>
+      <w:r>
+        <w:rPr>
+          <w:rFonts w:cstheme="minorHAnsi"/>
+        </w:rPr>
+        <w:tab/>
+      </w:r>
+      <w:r>
+        <w:rPr>
+          <w:rFonts w:cstheme="minorHAnsi"/>
+        </w:rPr>
+        <w:tab/>
+      </w:r>
+      <w:r>
+        <w:rPr>
+          <w:rFonts w:cstheme="minorHAnsi"/>
+        </w:rPr>
+        <w:tab/>
+      </w:r>
+      <w:r>
+        <w:rPr>
+          <w:rFonts w:cstheme="minorHAnsi"/>
+        </w:rPr>
+        <w:tab/>
+        <w:t>(d) 5</w:t>
+      </w:r>
+    </w:p>
+    <w:p>
+      <w:pPr>
+        <w:ind w:left="30"/>
+        <w:rPr>
+          <w:rFonts w:cstheme="minorHAnsi"/>
+        </w:rPr>
+      </w:pPr>
+      <w:r>
+        <w:rPr>
+          <w:rFonts w:cstheme="minorHAnsi"/>
+        </w:rPr>
+        <w:lastRenderedPageBreak/>
+        <w:t xml:space="preserve">Q8: If the domain of the function </w:t>
+      </w:r>
+      <w:r>
+        <w:rPr>
+          <w:rFonts w:cstheme="minorHAnsi"/>
+          <w:position w:val="-30"/>
+        </w:rPr>
+        <w:object w:dxaOrig="3460" w:dyaOrig="700">
+          <v:shape id="_x0000_i1158" type="#_x0000_t75" style="width:173.1pt;height:34.95pt" o:ole="">
+            <v:imagedata r:id="rId86" o:title=""/>
+          </v:shape>
+          <o:OLEObject Type="Embed" ProgID="Equation.DSMT4" ShapeID="_x0000_i1158" DrawAspect="Content" ObjectID="_1836501410" r:id="rId87"/>
+        </w:object>
+      </w:r>
+      <w:r>
+        <w:rPr>
+          <w:rFonts w:cstheme="minorHAnsi"/>
+        </w:rPr>
+        <w:t xml:space="preserve"> </w:t>
+      </w:r>
+      <w:proofErr w:type="gramStart"/>
+      <w:r>
+        <w:rPr>
+          <w:rFonts w:cstheme="minorHAnsi"/>
+        </w:rPr>
+        <w:t xml:space="preserve">is </w:t>
+      </w:r>
+      <w:proofErr w:type="gramEnd"/>
+      <w:r>
+        <w:rPr>
+          <w:rFonts w:cstheme="minorHAnsi"/>
+          <w:position w:val="-14"/>
+        </w:rPr>
+        <w:object w:dxaOrig="2160" w:dyaOrig="400">
+          <v:shape id="_x0000_i1159" type="#_x0000_t75" style="width:108pt;height:20.1pt" o:ole="">
+            <v:imagedata r:id="rId88" o:title=""/>
+          </v:shape>
+          <o:OLEObject Type="Embed" ProgID="Equation.DSMT4" ShapeID="_x0000_i1159" DrawAspect="Content" ObjectID="_1836501411" r:id="rId89"/>
+        </w:object>
+      </w:r>
+      <w:r>
+        <w:rPr>
+          <w:rFonts w:cstheme="minorHAnsi"/>
+        </w:rPr>
+        <w:t xml:space="preserve">, the </w:t>
+      </w:r>
+      <w:r>
+        <w:rPr>
+          <w:rFonts w:cstheme="minorHAnsi"/>
+          <w:position w:val="-14"/>
+        </w:rPr>
+        <w:object w:dxaOrig="1640" w:dyaOrig="400">
+          <v:shape id="_x0000_i1160" type="#_x0000_t75" style="width:82.05pt;height:20.1pt" o:ole="">
+            <v:imagedata r:id="rId90" o:title=""/>
+          </v:shape>
+          <o:OLEObject Type="Embed" ProgID="Equation.DSMT4" ShapeID="_x0000_i1160" DrawAspect="Content" ObjectID="_1836501412" r:id="rId91"/>
+        </w:object>
+      </w:r>
+      <w:r>
+        <w:rPr>
+          <w:rFonts w:cstheme="minorHAnsi"/>
+        </w:rPr>
+        <w:t xml:space="preserve"> is equal to</w:t>
+      </w:r>
+    </w:p>
+    <w:p>
+      <w:pPr>
+        <w:pStyle w:val="ListParagraph"/>
+        <w:numPr>
+          <w:ilvl w:val="0"/>
+          <w:numId w:val="12"/>
+        </w:numPr>
+        <w:rPr>
+          <w:rFonts w:cstheme="minorHAnsi"/>
+        </w:rPr>
+      </w:pPr>
+      <w:r>
+        <w:rPr>
+          <w:rFonts w:cstheme="minorHAnsi"/>
+        </w:rPr>
+        <w:t>66</w:t>
+      </w:r>
+      <w:r>
+        <w:rPr>
+          <w:rFonts w:cstheme="minorHAnsi"/>
+        </w:rPr>
+        <w:tab/>
+      </w:r>
+      <w:r>
+        <w:rPr>
+          <w:rFonts w:cstheme="minorHAnsi"/>
+        </w:rPr>
+        <w:tab/>
+      </w:r>
+      <w:r>
+        <w:rPr>
+          <w:rFonts w:cstheme="minorHAnsi"/>
+        </w:rPr>
+        <w:tab/>
+      </w:r>
+      <w:r>
+        <w:rPr>
+          <w:rFonts w:cstheme="minorHAnsi"/>
+        </w:rPr>
+        <w:tab/>
+      </w:r>
+      <w:r>
+        <w:rPr>
+          <w:rFonts w:cstheme="minorHAnsi"/>
+        </w:rPr>
+        <w:tab/>
+      </w:r>
+      <w:r>
+        <w:rPr>
+          <w:rFonts w:cstheme="minorHAnsi"/>
+        </w:rPr>
+        <w:tab/>
+        <w:t xml:space="preserve">(b) </w:t>
+      </w:r>
+      <w:r>
+        <w:rPr>
+          <w:rFonts w:cstheme="minorHAnsi"/>
+        </w:rPr>
+        <w:t>68</w:t>
+      </w:r>
+    </w:p>
+    <w:p>
+      <w:pPr>
+        <w:rPr>
+          <w:rFonts w:cstheme="minorHAnsi"/>
+        </w:rPr>
+      </w:pPr>
+      <w:r>
+        <w:rPr>
+          <w:rFonts w:cstheme="minorHAnsi"/>
+        </w:rPr>
+        <w:t>(c)  70</w:t>
+      </w:r>
+      <w:r>
+        <w:rPr>
+          <w:rFonts w:cstheme="minorHAnsi"/>
+        </w:rPr>
+        <w:tab/>
+      </w:r>
+      <w:r>
+        <w:rPr>
+          <w:rFonts w:cstheme="minorHAnsi"/>
+        </w:rPr>
+        <w:tab/>
+      </w:r>
+      <w:r>
+        <w:rPr>
+          <w:rFonts w:cstheme="minorHAnsi"/>
+        </w:rPr>
+        <w:tab/>
+      </w:r>
+      <w:r>
+        <w:rPr>
+          <w:rFonts w:cstheme="minorHAnsi"/>
+        </w:rPr>
+        <w:tab/>
+      </w:r>
+      <w:r>
+        <w:rPr>
+          <w:rFonts w:cstheme="minorHAnsi"/>
+        </w:rPr>
+        <w:tab/>
+      </w:r>
+      <w:r>
+        <w:rPr>
+          <w:rFonts w:cstheme="minorHAnsi"/>
+        </w:rPr>
+        <w:tab/>
+        <w:t>(d) 67</w:t>
+      </w:r>
+    </w:p>
+    <w:p>
+      <w:r>
+        <w:rPr>
+          <w:rFonts w:cstheme="minorHAnsi"/>
+        </w:rPr>
+        <w:tab/>
+      </w:r>
+      <w:r>
+        <w:rPr>
+          <w:rFonts w:cstheme="minorHAnsi"/>
+        </w:rPr>
+        <w:tab/>
+      </w:r>
+      <w:r>
+        <w:rPr>
+          <w:rFonts w:cstheme="minorHAnsi"/>
+        </w:rPr>
+        <w:tab/>
+      </w:r>
+      <w:r>
+        <w:rPr>
+          <w:rFonts w:cstheme="minorHAnsi"/>
+        </w:rPr>
+        <w:tab/>
+      </w:r>
+      <w:r>
+        <w:rPr>
+          <w:rFonts w:cstheme="minorHAnsi"/>
+        </w:rPr>
+        <w:tab/>
+      </w:r>
+      <w:r>
+        <w:rPr>
+          <w:rFonts w:cstheme="minorHAnsi"/>
+        </w:rPr>
+        <w:tab/>
+      </w:r>
+      <w:r>
+        <w:rPr>
+          <w:rFonts w:cstheme="minorHAnsi"/>
+        </w:rPr>
+        <w:tab/>
+      </w:r>
+      <w:r>
+        <w:rPr>
+          <w:rFonts w:cstheme="minorHAnsi"/>
+        </w:rPr>
+        <w:tab/>
+      </w:r>
+      <w:r>
+        <w:rPr>
+          <w:rFonts w:cstheme="minorHAnsi"/>
+        </w:rPr>
+        <w:tab/>
+      </w:r>
+      <w:r>
+        <w:rPr>
+          <w:rFonts w:cstheme="minorHAnsi"/>
+        </w:rPr>
+        <w:tab/>
+      </w:r>
+      <w:r>
+        <w:rPr>
+          <w:rFonts w:cstheme="minorHAnsi"/>
+        </w:rPr>
         <w:tab/>
       </w:r>
       <w:r>
         <w:pict>
-          <v:shape id="_x0000_i1034" type="#_x0000_t136" style="width:42pt;height:22.5pt">
+          <v:shape id="_x0000_i1161" type="#_x0000_t136" style="width:41.8pt;height:22.75pt">
+            <v:shadow color="#868686"/>
+            <v:textpath style="font-family:&quot;Arial Black&quot;;font-size:16pt;v-text-kern:t" trim="t" fitpath="t" string="2025"/>
+          </v:shape>
+        </w:pict>
+      </w:r>
+    </w:p>
+    <w:p>
+      <w:r>
+        <w:t xml:space="preserve">Q1: </w:t>
+      </w:r>
+      <w:r>
+        <w:t xml:space="preserve">If the range of the function </w:t>
+      </w:r>
+      <w:r>
+        <w:rPr>
+          <w:position w:val="-24"/>
+        </w:rPr>
+        <w:object w:dxaOrig="2640" w:dyaOrig="620">
+          <v:shape id="_x0000_i1162" type="#_x0000_t75" style="width:131.8pt;height:31.25pt" o:ole="">
+            <v:imagedata r:id="rId92" o:title=""/>
+          </v:shape>
+          <o:OLEObject Type="Embed" ProgID="Equation.DSMT4" ShapeID="_x0000_i1162" DrawAspect="Content" ObjectID="_1836501413" r:id="rId93"/>
+        </w:object>
+      </w:r>
+      <w:proofErr w:type="gramStart"/>
+      <w:r>
+        <w:t xml:space="preserve">is </w:t>
+      </w:r>
+      <w:proofErr w:type="gramEnd"/>
+      <w:r>
+        <w:rPr>
+          <w:position w:val="-14"/>
+        </w:rPr>
+        <w:object w:dxaOrig="1640" w:dyaOrig="400">
+          <v:shape id="_x0000_i1163" type="#_x0000_t75" style="width:82.05pt;height:20.1pt" o:ole="">
+            <v:imagedata r:id="rId94" o:title=""/>
+          </v:shape>
+          <o:OLEObject Type="Embed" ProgID="Equation.DSMT4" ShapeID="_x0000_i1163" DrawAspect="Content" ObjectID="_1836501414" r:id="rId95"/>
+        </w:object>
+      </w:r>
+      <w:r>
+        <w:t xml:space="preserve">. Then </w:t>
+      </w:r>
+      <w:r>
+        <w:rPr>
+          <w:position w:val="-10"/>
+        </w:rPr>
+        <w:object w:dxaOrig="800" w:dyaOrig="360">
+          <v:shape id="_x0000_i1164" type="#_x0000_t75" style="width:40.25pt;height:18pt" o:ole="">
+            <v:imagedata r:id="rId96" o:title=""/>
+          </v:shape>
+          <o:OLEObject Type="Embed" ProgID="Equation.DSMT4" ShapeID="_x0000_i1164" DrawAspect="Content" ObjectID="_1836501415" r:id="rId97"/>
+        </w:object>
+      </w:r>
+      <w:r>
+        <w:t>is equal to</w:t>
+      </w:r>
+    </w:p>
+    <w:p>
+      <w:pPr>
+        <w:pStyle w:val="ListParagraph"/>
+        <w:numPr>
+          <w:ilvl w:val="0"/>
+          <w:numId w:val="13"/>
+        </w:numPr>
+        <w:rPr>
+          <w:rFonts w:cstheme="minorHAnsi"/>
+        </w:rPr>
+      </w:pPr>
+      <w:r>
+        <w:rPr>
+          <w:rFonts w:cstheme="minorHAnsi"/>
+        </w:rPr>
+        <w:t>188</w:t>
+      </w:r>
+      <w:r>
+        <w:rPr>
+          <w:rFonts w:cstheme="minorHAnsi"/>
+        </w:rPr>
+        <w:tab/>
+      </w:r>
+      <w:r>
+        <w:rPr>
+          <w:rFonts w:cstheme="minorHAnsi"/>
+        </w:rPr>
+        <w:tab/>
+      </w:r>
+      <w:r>
+        <w:rPr>
+          <w:rFonts w:cstheme="minorHAnsi"/>
+        </w:rPr>
+        <w:tab/>
+      </w:r>
+      <w:r>
+        <w:rPr>
+          <w:rFonts w:cstheme="minorHAnsi"/>
+        </w:rPr>
+        <w:tab/>
+      </w:r>
+      <w:r>
+        <w:rPr>
+          <w:rFonts w:cstheme="minorHAnsi"/>
+        </w:rPr>
+        <w:tab/>
+        <w:t>(b) 192</w:t>
+      </w:r>
+    </w:p>
+    <w:p>
+      <w:pPr>
+        <w:ind w:left="360"/>
+        <w:rPr>
+          <w:rFonts w:cstheme="minorHAnsi"/>
+        </w:rPr>
+      </w:pPr>
+      <w:r>
+        <w:rPr>
+          <w:rFonts w:cstheme="minorHAnsi"/>
+        </w:rPr>
+        <w:t>(c)  190</w:t>
+      </w:r>
+      <w:r>
+        <w:rPr>
+          <w:rFonts w:cstheme="minorHAnsi"/>
+        </w:rPr>
+        <w:tab/>
+      </w:r>
+      <w:r>
+        <w:rPr>
+          <w:rFonts w:cstheme="minorHAnsi"/>
+        </w:rPr>
+        <w:tab/>
+      </w:r>
+      <w:r>
+        <w:rPr>
+          <w:rFonts w:cstheme="minorHAnsi"/>
+        </w:rPr>
+        <w:tab/>
+      </w:r>
+      <w:r>
+        <w:rPr>
+          <w:rFonts w:cstheme="minorHAnsi"/>
+        </w:rPr>
+        <w:tab/>
+      </w:r>
+      <w:r>
+        <w:rPr>
+          <w:rFonts w:cstheme="minorHAnsi"/>
+        </w:rPr>
+        <w:tab/>
+        <w:t>(d) 194</w:t>
+      </w:r>
+    </w:p>
+    <w:p>
+      <w:pPr>
+        <w:rPr>
+          <w:rFonts w:cstheme="minorHAnsi"/>
+        </w:rPr>
+      </w:pPr>
+      <w:r>
+        <w:rPr>
+          <w:rFonts w:cstheme="minorHAnsi"/>
+        </w:rPr>
+        <w:t xml:space="preserve">Q2: </w:t>
+      </w:r>
+      <w:r>
+        <w:rPr>
+          <w:rFonts w:cstheme="minorHAnsi"/>
+        </w:rPr>
+        <w:t xml:space="preserve"> Let the domains of the functions </w:t>
+      </w:r>
+      <w:r>
+        <w:rPr>
+          <w:rFonts w:cstheme="minorHAnsi"/>
+          <w:position w:val="-10"/>
+        </w:rPr>
+        <w:object w:dxaOrig="720" w:dyaOrig="320">
+          <v:shape id="_x0000_i1165" type="#_x0000_t75" style="width:36pt;height:15.9pt" o:ole="">
+            <v:imagedata r:id="rId98" o:title=""/>
+          </v:shape>
+          <o:OLEObject Type="Embed" ProgID="Equation.DSMT4" ShapeID="_x0000_i1165" DrawAspect="Content" ObjectID="_1836501416" r:id="rId99"/>
+        </w:object>
+      </w:r>
+    </w:p>
+    <w:p>
+      <w:r>
+        <w:tab/>
+      </w:r>
+      <w:r>
+        <w:tab/>
+      </w:r>
+      <w:r>
+        <w:tab/>
+      </w:r>
+      <w:r>
+        <w:tab/>
+      </w:r>
+      <w:r>
+        <w:tab/>
+      </w:r>
+      <w:r>
+        <w:tab/>
+      </w:r>
+      <w:r>
+        <w:tab/>
+      </w:r>
+      <w:r>
+        <w:tab/>
+      </w:r>
+      <w:r>
+        <w:tab/>
+      </w:r>
+      <w:r>
+        <w:tab/>
+      </w:r>
+      <w:r>
+        <w:tab/>
+      </w:r>
+      <w:r>
+        <w:tab/>
+      </w:r>
+      <w:r>
+        <w:tab/>
+      </w:r>
+      <w:r>
+        <w:tab/>
+      </w:r>
+      <w:r>
+        <w:tab/>
+      </w:r>
+      <w:r>
+        <w:tab/>
+      </w:r>
+      <w:r>
+        <w:tab/>
+      </w:r>
+      <w:r>
+        <w:tab/>
+      </w:r>
+      <w:r>
+        <w:tab/>
+      </w:r>
+      <w:r>
+        <w:tab/>
+      </w:r>
+      <w:r>
+        <w:tab/>
+      </w:r>
+      <w:r>
+        <w:tab/>
+      </w:r>
+      <w:r>
+        <w:tab/>
+      </w:r>
+      <w:r>
+        <w:tab/>
+      </w:r>
+      <w:r>
+        <w:tab/>
+      </w:r>
+      <w:r>
+        <w:tab/>
+      </w:r>
+      <w:r>
+        <w:tab/>
+      </w:r>
+      <w:r>
+        <w:tab/>
+      </w:r>
+      <w:r>
+        <w:tab/>
+      </w:r>
+      <w:r>
+        <w:tab/>
+      </w:r>
+      <w:r>
+        <w:tab/>
+      </w:r>
+      <w:r>
+        <w:tab/>
+      </w:r>
+      <w:r>
+        <w:tab/>
+      </w:r>
+      <w:r>
+        <w:tab/>
+      </w:r>
+      <w:r>
+        <w:tab/>
+      </w:r>
+      <w:r>
+        <w:tab/>
+      </w:r>
+      <w:r>
+        <w:tab/>
+      </w:r>
+      <w:r>
+        <w:tab/>
+      </w:r>
+      <w:r>
+        <w:tab/>
+      </w:r>
+      <w:r>
+        <w:tab/>
+      </w:r>
+      <w:r>
+        <w:tab/>
+      </w:r>
+      <w:r>
+        <w:tab/>
+      </w:r>
+      <w:r>
+        <w:tab/>
+      </w:r>
+      <w:r>
+        <w:tab/>
+      </w:r>
+      <w:r>
+        <w:tab/>
+      </w:r>
+      <w:r>
+        <w:tab/>
+      </w:r>
+      <w:r>
+        <w:tab/>
+      </w:r>
+      <w:r>
+        <w:tab/>
+      </w:r>
+      <w:r>
+        <w:tab/>
+      </w:r>
+      <w:r>
+        <w:tab/>
+      </w:r>
+      <w:r>
+        <w:pict>
+          <v:shape id="_x0000_i1057" type="#_x0000_t136" style="width:41.8pt;height:22.75pt">
             <v:shadow color="#868686"/>
             <v:textpath style="font-family:&quot;Arial Black&quot;;font-size:16pt;v-text-kern:t" trim="t" fitpath="t" string="2020"/>
           </v:shape>
@@ -1464,10 +2370,10 @@
           <w:position w:val="-14"/>
         </w:rPr>
         <w:object w:dxaOrig="2799" w:dyaOrig="400">
-          <v:shape id="_x0000_i1035" type="#_x0000_t75" style="width:140pt;height:20.5pt" o:ole="">
-            <v:imagedata r:id="rId62" o:title=""/>
-          </v:shape>
-          <o:OLEObject Type="Embed" ProgID="Equation.DSMT4" ShapeID="_x0000_i1035" DrawAspect="Content" ObjectID="_1836496643" r:id="rId63"/>
+          <v:shape id="_x0000_i1058" type="#_x0000_t75" style="width:139.75pt;height:20.65pt" o:ole="">
+            <v:imagedata r:id="rId100" o:title=""/>
+          </v:shape>
+          <o:OLEObject Type="Embed" ProgID="Equation.DSMT4" ShapeID="_x0000_i1058" DrawAspect="Content" ObjectID="_1836501417" r:id="rId101"/>
         </w:object>
       </w:r>
       <w:r>
@@ -1478,10 +2384,10 @@
           <w:position w:val="-14"/>
         </w:rPr>
         <w:object w:dxaOrig="1180" w:dyaOrig="400">
-          <v:shape id="_x0000_i1036" type="#_x0000_t75" style="width:59pt;height:20.5pt" o:ole="">
-            <v:imagedata r:id="rId64" o:title=""/>
-          </v:shape>
-          <o:OLEObject Type="Embed" ProgID="Equation.DSMT4" ShapeID="_x0000_i1036" DrawAspect="Content" ObjectID="_1836496644" r:id="rId65"/>
+          <v:shape id="_x0000_i1059" type="#_x0000_t75" style="width:58.75pt;height:20.65pt" o:ole="">
+            <v:imagedata r:id="rId102" o:title=""/>
+          </v:shape>
+          <o:OLEObject Type="Embed" ProgID="Equation.DSMT4" ShapeID="_x0000_i1059" DrawAspect="Content" ObjectID="_1836501418" r:id="rId103"/>
         </w:object>
       </w:r>
     </w:p>
@@ -1546,10 +2452,10 @@
           <w:position w:val="-16"/>
         </w:rPr>
         <w:object w:dxaOrig="2920" w:dyaOrig="440">
-          <v:shape id="_x0000_i1037" type="#_x0000_t75" style="width:146.5pt;height:22pt" o:ole="">
-            <v:imagedata r:id="rId66" o:title=""/>
-          </v:shape>
-          <o:OLEObject Type="Embed" ProgID="Equation.DSMT4" ShapeID="_x0000_i1037" DrawAspect="Content" ObjectID="_1836496645" r:id="rId67"/>
+          <v:shape id="_x0000_i1060" type="#_x0000_t75" style="width:146.65pt;height:22.25pt" o:ole="">
+            <v:imagedata r:id="rId104" o:title=""/>
+          </v:shape>
+          <o:OLEObject Type="Embed" ProgID="Equation.DSMT4" ShapeID="_x0000_i1060" DrawAspect="Content" ObjectID="_1836501419" r:id="rId105"/>
         </w:object>
       </w:r>
       <w:r>
@@ -1614,7 +2520,6 @@
     </w:p>
     <w:p>
       <w:r>
-        <w:lastRenderedPageBreak/>
         <w:t>Q</w:t>
       </w:r>
       <w:r>
@@ -1632,10 +2537,10 @@
           <w:position w:val="-24"/>
         </w:rPr>
         <w:object w:dxaOrig="1320" w:dyaOrig="620">
-          <v:shape id="_x0000_i1038" type="#_x0000_t75" style="width:66pt;height:31pt" o:ole="">
-            <v:imagedata r:id="rId68" o:title=""/>
-          </v:shape>
-          <o:OLEObject Type="Embed" ProgID="Equation.DSMT4" ShapeID="_x0000_i1038" DrawAspect="Content" ObjectID="_1836496646" r:id="rId69"/>
+          <v:shape id="_x0000_i1061" type="#_x0000_t75" style="width:66.2pt;height:31.25pt" o:ole="">
+            <v:imagedata r:id="rId106" o:title=""/>
+          </v:shape>
+          <o:OLEObject Type="Embed" ProgID="Equation.DSMT4" ShapeID="_x0000_i1061" DrawAspect="Content" ObjectID="_1836501420" r:id="rId107"/>
         </w:object>
       </w:r>
       <w:r>
@@ -1646,10 +2551,10 @@
           <w:position w:val="-10"/>
         </w:rPr>
         <w:object w:dxaOrig="1020" w:dyaOrig="320">
-          <v:shape id="_x0000_i1039" type="#_x0000_t75" style="width:51pt;height:15.5pt" o:ole="">
-            <v:imagedata r:id="rId70" o:title=""/>
-          </v:shape>
-          <o:OLEObject Type="Embed" ProgID="Equation.DSMT4" ShapeID="_x0000_i1039" DrawAspect="Content" ObjectID="_1836496647" r:id="rId71"/>
+          <v:shape id="_x0000_i1062" type="#_x0000_t75" style="width:50.8pt;height:15.35pt" o:ole="">
+            <v:imagedata r:id="rId108" o:title=""/>
+          </v:shape>
+          <o:OLEObject Type="Embed" ProgID="Equation.DSMT4" ShapeID="_x0000_i1062" DrawAspect="Content" ObjectID="_1836501421" r:id="rId109"/>
         </w:object>
       </w:r>
       <w:r>
@@ -1660,10 +2565,10 @@
           <w:position w:val="-10"/>
         </w:rPr>
         <w:object w:dxaOrig="540" w:dyaOrig="320">
-          <v:shape id="_x0000_i1040" type="#_x0000_t75" style="width:27pt;height:15.5pt" o:ole="">
-            <v:imagedata r:id="rId72" o:title=""/>
-          </v:shape>
-          <o:OLEObject Type="Embed" ProgID="Equation.DSMT4" ShapeID="_x0000_i1040" DrawAspect="Content" ObjectID="_1836496648" r:id="rId73"/>
+          <v:shape id="_x0000_i1063" type="#_x0000_t75" style="width:27pt;height:15.35pt" o:ole="">
+            <v:imagedata r:id="rId110" o:title=""/>
+          </v:shape>
+          <o:OLEObject Type="Embed" ProgID="Equation.DSMT4" ShapeID="_x0000_i1063" DrawAspect="Content" ObjectID="_1836501422" r:id="rId111"/>
         </w:object>
       </w:r>
       <w:r>
@@ -1674,10 +2579,10 @@
           <w:position w:val="-14"/>
         </w:rPr>
         <w:object w:dxaOrig="680" w:dyaOrig="400">
-          <v:shape id="_x0000_i1041" type="#_x0000_t75" style="width:34pt;height:20.5pt" o:ole="">
-            <v:imagedata r:id="rId74" o:title=""/>
-          </v:shape>
-          <o:OLEObject Type="Embed" ProgID="Equation.DSMT4" ShapeID="_x0000_i1041" DrawAspect="Content" ObjectID="_1836496649" r:id="rId75"/>
+          <v:shape id="_x0000_i1064" type="#_x0000_t75" style="width:33.9pt;height:20.65pt" o:ole="">
+            <v:imagedata r:id="rId112" o:title=""/>
+          </v:shape>
+          <o:OLEObject Type="Embed" ProgID="Equation.DSMT4" ShapeID="_x0000_i1064" DrawAspect="Content" ObjectID="_1836501423" r:id="rId113"/>
         </w:object>
       </w:r>
       <w:r>
@@ -1697,10 +2602,10 @@
           <w:position w:val="-28"/>
         </w:rPr>
         <w:object w:dxaOrig="1560" w:dyaOrig="680">
-          <v:shape id="_x0000_i1042" type="#_x0000_t75" style="width:78pt;height:34pt" o:ole="">
-            <v:imagedata r:id="rId76" o:title=""/>
-          </v:shape>
-          <o:OLEObject Type="Embed" ProgID="Equation.DSMT4" ShapeID="_x0000_i1042" DrawAspect="Content" ObjectID="_1836496650" r:id="rId77"/>
+          <v:shape id="_x0000_i1065" type="#_x0000_t75" style="width:77.8pt;height:33.9pt" o:ole="">
+            <v:imagedata r:id="rId114" o:title=""/>
+          </v:shape>
+          <o:OLEObject Type="Embed" ProgID="Equation.DSMT4" ShapeID="_x0000_i1065" DrawAspect="Content" ObjectID="_1836501424" r:id="rId115"/>
         </w:object>
       </w:r>
       <w:r>
@@ -1718,10 +2623,10 @@
           <w:position w:val="-28"/>
         </w:rPr>
         <w:object w:dxaOrig="1640" w:dyaOrig="680">
-          <v:shape id="_x0000_i1043" type="#_x0000_t75" style="width:82pt;height:34pt" o:ole="">
-            <v:imagedata r:id="rId78" o:title=""/>
-          </v:shape>
-          <o:OLEObject Type="Embed" ProgID="Equation.DSMT4" ShapeID="_x0000_i1043" DrawAspect="Content" ObjectID="_1836496651" r:id="rId79"/>
+          <v:shape id="_x0000_i1066" type="#_x0000_t75" style="width:82.05pt;height:33.9pt" o:ole="">
+            <v:imagedata r:id="rId116" o:title=""/>
+          </v:shape>
+          <o:OLEObject Type="Embed" ProgID="Equation.DSMT4" ShapeID="_x0000_i1066" DrawAspect="Content" ObjectID="_1836501425" r:id="rId117"/>
         </w:object>
       </w:r>
     </w:p>
@@ -1733,6 +2638,7 @@
         </w:rPr>
       </w:pPr>
       <w:r>
+        <w:lastRenderedPageBreak/>
         <w:t xml:space="preserve">(c) </w:t>
       </w:r>
       <w:r>
@@ -1740,10 +2646,10 @@
           <w:position w:val="-28"/>
         </w:rPr>
         <w:object w:dxaOrig="1460" w:dyaOrig="680">
-          <v:shape id="_x0000_i1044" type="#_x0000_t75" style="width:73pt;height:34pt" o:ole="">
-            <v:imagedata r:id="rId80" o:title=""/>
-          </v:shape>
-          <o:OLEObject Type="Embed" ProgID="Equation.DSMT4" ShapeID="_x0000_i1044" DrawAspect="Content" ObjectID="_1836496652" r:id="rId81"/>
+          <v:shape id="_x0000_i1067" type="#_x0000_t75" style="width:73.05pt;height:33.9pt" o:ole="">
+            <v:imagedata r:id="rId118" o:title=""/>
+          </v:shape>
+          <o:OLEObject Type="Embed" ProgID="Equation.DSMT4" ShapeID="_x0000_i1067" DrawAspect="Content" ObjectID="_1836501426" r:id="rId119"/>
         </w:object>
       </w:r>
       <w:r>
@@ -1772,10 +2678,10 @@
           <w:position w:val="-28"/>
         </w:rPr>
         <w:object w:dxaOrig="1560" w:dyaOrig="680">
-          <v:shape id="_x0000_i1045" type="#_x0000_t75" style="width:78pt;height:34pt" o:ole="">
-            <v:imagedata r:id="rId82" o:title=""/>
-          </v:shape>
-          <o:OLEObject Type="Embed" ProgID="Equation.DSMT4" ShapeID="_x0000_i1045" DrawAspect="Content" ObjectID="_1836496653" r:id="rId83"/>
+          <v:shape id="_x0000_i1068" type="#_x0000_t75" style="width:77.8pt;height:33.9pt" o:ole="">
+            <v:imagedata r:id="rId120" o:title=""/>
+          </v:shape>
+          <o:OLEObject Type="Embed" ProgID="Equation.DSMT4" ShapeID="_x0000_i1068" DrawAspect="Content" ObjectID="_1836501427" r:id="rId121"/>
         </w:object>
       </w:r>
     </w:p>
@@ -1856,7 +2762,7 @@
           <w:b/>
         </w:rPr>
         <w:pict>
-          <v:shape id="_x0000_i1046" type="#_x0000_t136" style="width:42pt;height:22.5pt">
+          <v:shape id="_x0000_i1069" type="#_x0000_t136" style="width:41.8pt;height:22.75pt">
             <v:shadow color="#868686"/>
             <v:textpath style="font-family:&quot;Arial Black&quot;;font-size:16pt;v-text-kern:t" trim="t" fitpath="t" string="2017"/>
           </v:shape>
@@ -1884,10 +2790,10 @@
           <w:position w:val="-28"/>
         </w:rPr>
         <w:object w:dxaOrig="1380" w:dyaOrig="680">
-          <v:shape id="_x0000_i1047" type="#_x0000_t75" style="width:68.5pt;height:33.5pt" o:ole="">
-            <v:imagedata r:id="rId84" o:title=""/>
-          </v:shape>
-          <o:OLEObject Type="Embed" ProgID="Equation.DSMT4" ShapeID="_x0000_i1047" DrawAspect="Content" ObjectID="_1836496654" r:id="rId85"/>
+          <v:shape id="_x0000_i1070" type="#_x0000_t75" style="width:68.3pt;height:33.35pt" o:ole="">
+            <v:imagedata r:id="rId122" o:title=""/>
+          </v:shape>
+          <o:OLEObject Type="Embed" ProgID="Equation.DSMT4" ShapeID="_x0000_i1070" DrawAspect="Content" ObjectID="_1836501428" r:id="rId123"/>
         </w:object>
       </w:r>
       <w:r>
@@ -1898,10 +2804,10 @@
           <w:position w:val="-24"/>
         </w:rPr>
         <w:object w:dxaOrig="1320" w:dyaOrig="620">
-          <v:shape id="_x0000_i1048" type="#_x0000_t75" style="width:66pt;height:31pt" o:ole="">
-            <v:imagedata r:id="rId86" o:title=""/>
-          </v:shape>
-          <o:OLEObject Type="Embed" ProgID="Equation.DSMT4" ShapeID="_x0000_i1048" DrawAspect="Content" ObjectID="_1836496655" r:id="rId87"/>
+          <v:shape id="_x0000_i1071" type="#_x0000_t75" style="width:66.2pt;height:31.25pt" o:ole="">
+            <v:imagedata r:id="rId124" o:title=""/>
+          </v:shape>
+          <o:OLEObject Type="Embed" ProgID="Equation.DSMT4" ShapeID="_x0000_i1071" DrawAspect="Content" ObjectID="_1836501429" r:id="rId125"/>
         </w:object>
       </w:r>
       <w:r>
@@ -2016,10 +2922,10 @@
           <w:position w:val="-6"/>
         </w:rPr>
         <w:object w:dxaOrig="1180" w:dyaOrig="320">
-          <v:shape id="_x0000_i1049" type="#_x0000_t75" style="width:59pt;height:16pt" o:ole="">
-            <v:imagedata r:id="rId88" o:title=""/>
-          </v:shape>
-          <o:OLEObject Type="Embed" ProgID="Equation.DSMT4" ShapeID="_x0000_i1049" DrawAspect="Content" ObjectID="_1836496656" r:id="rId89"/>
+          <v:shape id="_x0000_i1072" type="#_x0000_t75" style="width:58.75pt;height:15.9pt" o:ole="">
+            <v:imagedata r:id="rId126" o:title=""/>
+          </v:shape>
+          <o:OLEObject Type="Embed" ProgID="Equation.DSMT4" ShapeID="_x0000_i1072" DrawAspect="Content" ObjectID="_1836501430" r:id="rId127"/>
         </w:object>
       </w:r>
       <w:r>
@@ -2046,10 +2952,10 @@
           <w:position w:val="-4"/>
         </w:rPr>
         <w:object w:dxaOrig="240" w:dyaOrig="260">
-          <v:shape id="_x0000_i1050" type="#_x0000_t75" style="width:12pt;height:13pt" o:ole="">
-            <v:imagedata r:id="rId90" o:title=""/>
-          </v:shape>
-          <o:OLEObject Type="Embed" ProgID="Equation.DSMT4" ShapeID="_x0000_i1050" DrawAspect="Content" ObjectID="_1836496657" r:id="rId91"/>
+          <v:shape id="_x0000_i1073" type="#_x0000_t75" style="width:12.2pt;height:13.25pt" o:ole="">
+            <v:imagedata r:id="rId128" o:title=""/>
+          </v:shape>
+          <o:OLEObject Type="Embed" ProgID="Equation.DSMT4" ShapeID="_x0000_i1073" DrawAspect="Content" ObjectID="_1836501431" r:id="rId129"/>
         </w:object>
       </w:r>
       <w:proofErr w:type="gramStart"/>
@@ -2069,10 +2975,10 @@
           <w:position w:val="-28"/>
         </w:rPr>
         <w:object w:dxaOrig="820" w:dyaOrig="680">
-          <v:shape id="_x0000_i1051" type="#_x0000_t75" style="width:41pt;height:33.5pt" o:ole="">
-            <v:imagedata r:id="rId92" o:title=""/>
-          </v:shape>
-          <o:OLEObject Type="Embed" ProgID="Equation.DSMT4" ShapeID="_x0000_i1051" DrawAspect="Content" ObjectID="_1836496658" r:id="rId93"/>
+          <v:shape id="_x0000_i1074" type="#_x0000_t75" style="width:40.75pt;height:33.35pt" o:ole="">
+            <v:imagedata r:id="rId130" o:title=""/>
+          </v:shape>
+          <o:OLEObject Type="Embed" ProgID="Equation.DSMT4" ShapeID="_x0000_i1074" DrawAspect="Content" ObjectID="_1836501432" r:id="rId131"/>
         </w:object>
       </w:r>
       <w:r>
@@ -2195,7 +3101,7 @@
           <w:b/>
         </w:rPr>
         <w:pict>
-          <v:shape id="_x0000_i1052" type="#_x0000_t136" style="width:42pt;height:22.5pt">
+          <v:shape id="_x0000_i1075" type="#_x0000_t136" style="width:41.8pt;height:22.75pt">
             <v:shadow color="#868686"/>
             <v:textpath style="font-family:&quot;Arial Black&quot;;font-size:16pt;v-text-kern:t" trim="t" fitpath="t" string="2016"/>
           </v:shape>
@@ -2218,10 +3124,10 @@
           <w:position w:val="-28"/>
         </w:rPr>
         <w:object w:dxaOrig="2520" w:dyaOrig="680">
-          <v:shape id="_x0000_i1053" type="#_x0000_t75" style="width:126pt;height:33.5pt" o:ole="">
-            <v:imagedata r:id="rId94" o:title=""/>
-          </v:shape>
-          <o:OLEObject Type="Embed" ProgID="Equation.DSMT4" ShapeID="_x0000_i1053" DrawAspect="Content" ObjectID="_1836496659" r:id="rId95"/>
+          <v:shape id="_x0000_i1076" type="#_x0000_t75" style="width:126pt;height:33.35pt" o:ole="">
+            <v:imagedata r:id="rId132" o:title=""/>
+          </v:shape>
+          <o:OLEObject Type="Embed" ProgID="Equation.DSMT4" ShapeID="_x0000_i1076" DrawAspect="Content" ObjectID="_1836501433" r:id="rId133"/>
         </w:object>
       </w:r>
       <w:r>
@@ -2232,10 +3138,10 @@
           <w:position w:val="-14"/>
         </w:rPr>
         <w:object w:dxaOrig="2680" w:dyaOrig="400">
-          <v:shape id="_x0000_i1054" type="#_x0000_t75" style="width:134pt;height:20.5pt" o:ole="">
-            <v:imagedata r:id="rId96" o:title=""/>
-          </v:shape>
-          <o:OLEObject Type="Embed" ProgID="Equation.DSMT4" ShapeID="_x0000_i1054" DrawAspect="Content" ObjectID="_1836496660" r:id="rId97"/>
+          <v:shape id="_x0000_i1077" type="#_x0000_t75" style="width:133.95pt;height:20.65pt" o:ole="">
+            <v:imagedata r:id="rId134" o:title=""/>
+          </v:shape>
+          <o:OLEObject Type="Embed" ProgID="Equation.DSMT4" ShapeID="_x0000_i1077" DrawAspect="Content" ObjectID="_1836501434" r:id="rId135"/>
         </w:object>
       </w:r>
       <w:r>
@@ -2345,7 +3251,7 @@
           <w:b/>
         </w:rPr>
         <w:pict>
-          <v:shape id="_x0000_i1055" type="#_x0000_t136" style="width:42pt;height:22.5pt">
+          <v:shape id="_x0000_i1078" type="#_x0000_t136" style="width:41.8pt;height:22.75pt">
             <v:shadow color="#868686"/>
             <v:textpath style="font-family:&quot;Arial Black&quot;;font-size:16pt;v-text-kern:t" trim="t" fitpath="t" string="2014"/>
           </v:shape>
@@ -2371,10 +3277,10 @@
           <w:position w:val="-6"/>
         </w:rPr>
         <w:object w:dxaOrig="600" w:dyaOrig="279">
-          <v:shape id="_x0000_i1056" type="#_x0000_t75" style="width:29.5pt;height:14pt" o:ole="">
-            <v:imagedata r:id="rId98" o:title=""/>
-          </v:shape>
-          <o:OLEObject Type="Embed" ProgID="Equation.DSMT4" ShapeID="_x0000_i1056" DrawAspect="Content" ObjectID="_1836496661" r:id="rId99"/>
+          <v:shape id="_x0000_i1079" type="#_x0000_t75" style="width:29.65pt;height:13.75pt" o:ole="">
+            <v:imagedata r:id="rId136" o:title=""/>
+          </v:shape>
+          <o:OLEObject Type="Embed" ProgID="Equation.DSMT4" ShapeID="_x0000_i1079" DrawAspect="Content" ObjectID="_1836501435" r:id="rId137"/>
         </w:object>
       </w:r>
       <w:r>
@@ -2385,10 +3291,10 @@
           <w:position w:val="-16"/>
         </w:rPr>
         <w:object w:dxaOrig="3200" w:dyaOrig="480">
-          <v:shape id="_x0000_i1057" type="#_x0000_t75" style="width:160pt;height:24.5pt" o:ole="">
-            <v:imagedata r:id="rId100" o:title=""/>
-          </v:shape>
-          <o:OLEObject Type="Embed" ProgID="Equation.DSMT4" ShapeID="_x0000_i1057" DrawAspect="Content" ObjectID="_1836496662" r:id="rId101"/>
+          <v:shape id="_x0000_i1080" type="#_x0000_t75" style="width:159.9pt;height:24.35pt" o:ole="">
+            <v:imagedata r:id="rId138" o:title=""/>
+          </v:shape>
+          <o:OLEObject Type="Embed" ProgID="Equation.DSMT4" ShapeID="_x0000_i1080" DrawAspect="Content" ObjectID="_1836501436" r:id="rId139"/>
         </w:object>
       </w:r>
       <w:proofErr w:type="gramStart"/>
@@ -2413,10 +3319,10 @@
           <w:position w:val="-14"/>
         </w:rPr>
         <w:object w:dxaOrig="1400" w:dyaOrig="400">
-          <v:shape id="_x0000_i1058" type="#_x0000_t75" style="width:69.5pt;height:20.5pt" o:ole="">
-            <v:imagedata r:id="rId102" o:title=""/>
-          </v:shape>
-          <o:OLEObject Type="Embed" ProgID="Equation.DSMT4" ShapeID="_x0000_i1058" DrawAspect="Content" ObjectID="_1836496663" r:id="rId103"/>
+          <v:shape id="_x0000_i1081" type="#_x0000_t75" style="width:69.35pt;height:20.65pt" o:ole="">
+            <v:imagedata r:id="rId140" o:title=""/>
+          </v:shape>
+          <o:OLEObject Type="Embed" ProgID="Equation.DSMT4" ShapeID="_x0000_i1081" DrawAspect="Content" ObjectID="_1836501437" r:id="rId141"/>
         </w:object>
       </w:r>
       <w:r>
@@ -2446,7 +3352,6 @@
         <w:ind w:left="720" w:hanging="720"/>
       </w:pPr>
       <w:r>
-        <w:lastRenderedPageBreak/>
         <w:tab/>
         <w:t xml:space="preserve">(3)  </w:t>
       </w:r>
@@ -2455,10 +3360,10 @@
           <w:position w:val="-14"/>
         </w:rPr>
         <w:object w:dxaOrig="820" w:dyaOrig="400">
-          <v:shape id="_x0000_i1059" type="#_x0000_t75" style="width:41pt;height:20.5pt" o:ole="">
-            <v:imagedata r:id="rId104" o:title=""/>
-          </v:shape>
-          <o:OLEObject Type="Embed" ProgID="Equation.DSMT4" ShapeID="_x0000_i1059" DrawAspect="Content" ObjectID="_1836496664" r:id="rId105"/>
+          <v:shape id="_x0000_i1082" type="#_x0000_t75" style="width:40.75pt;height:20.65pt" o:ole="">
+            <v:imagedata r:id="rId142" o:title=""/>
+          </v:shape>
+          <o:OLEObject Type="Embed" ProgID="Equation.DSMT4" ShapeID="_x0000_i1082" DrawAspect="Content" ObjectID="_1836501438" r:id="rId143"/>
         </w:object>
       </w:r>
       <w:r>
@@ -2481,10 +3386,10 @@
           <w:position w:val="-38"/>
         </w:rPr>
         <w:object w:dxaOrig="1180" w:dyaOrig="760">
-          <v:shape id="_x0000_i1060" type="#_x0000_t75" style="width:59pt;height:38.5pt" o:ole="">
-            <v:imagedata r:id="rId106" o:title=""/>
-          </v:shape>
-          <o:OLEObject Type="Embed" ProgID="Equation.DSMT4" ShapeID="_x0000_i1060" DrawAspect="Content" ObjectID="_1836496665" r:id="rId107"/>
+          <v:shape id="_x0000_i1083" type="#_x0000_t75" style="width:58.75pt;height:38.65pt" o:ole="">
+            <v:imagedata r:id="rId144" o:title=""/>
+          </v:shape>
+          <o:OLEObject Type="Embed" ProgID="Equation.DSMT4" ShapeID="_x0000_i1083" DrawAspect="Content" ObjectID="_1836501439" r:id="rId145"/>
         </w:object>
       </w:r>
       <w:r>
@@ -2505,10 +3410,10 @@
           <w:position w:val="-14"/>
         </w:rPr>
         <w:object w:dxaOrig="1080" w:dyaOrig="440">
-          <v:shape id="_x0000_i1061" type="#_x0000_t75" style="width:54pt;height:22pt" o:ole="">
-            <v:imagedata r:id="rId108" o:title=""/>
-          </v:shape>
-          <o:OLEObject Type="Embed" ProgID="Equation.DSMT4" ShapeID="_x0000_i1061" DrawAspect="Content" ObjectID="_1836496666" r:id="rId109"/>
+          <v:shape id="_x0000_i1084" type="#_x0000_t75" style="width:54pt;height:22.25pt" o:ole="">
+            <v:imagedata r:id="rId146" o:title=""/>
+          </v:shape>
+          <o:OLEObject Type="Embed" ProgID="Equation.DSMT4" ShapeID="_x0000_i1084" DrawAspect="Content" ObjectID="_1836501440" r:id="rId147"/>
         </w:object>
       </w:r>
       <w:r>
@@ -2563,7 +3468,7 @@
       </w:r>
       <w:r>
         <w:pict>
-          <v:shape id="_x0000_i1062" type="#_x0000_t136" style="width:42pt;height:22.5pt">
+          <v:shape id="_x0000_i1085" type="#_x0000_t136" style="width:41.8pt;height:22.75pt">
             <v:shadow color="#868686"/>
             <v:textpath style="font-family:&quot;Arial Black&quot;;font-size:16pt;v-text-kern:t" trim="t" fitpath="t" string="2009"/>
           </v:shape>
@@ -2578,6 +3483,7 @@
         <w:ind w:left="720" w:hanging="720"/>
       </w:pPr>
       <w:r>
+        <w:lastRenderedPageBreak/>
         <w:t>1</w:t>
       </w:r>
       <w:r>
@@ -2597,10 +3503,10 @@
           <w:position w:val="-14"/>
         </w:rPr>
         <w:object w:dxaOrig="1780" w:dyaOrig="400">
-          <v:shape id="_x0000_i1063" type="#_x0000_t75" style="width:89pt;height:20.5pt" o:ole="">
-            <v:imagedata r:id="rId110" o:title=""/>
-          </v:shape>
-          <o:OLEObject Type="Embed" ProgID="Equation.DSMT4" ShapeID="_x0000_i1063" DrawAspect="Content" ObjectID="_1836496667" r:id="rId111"/>
+          <v:shape id="_x0000_i1086" type="#_x0000_t75" style="width:88.95pt;height:20.65pt" o:ole="">
+            <v:imagedata r:id="rId148" o:title=""/>
+          </v:shape>
+          <o:OLEObject Type="Embed" ProgID="Equation.DSMT4" ShapeID="_x0000_i1086" DrawAspect="Content" ObjectID="_1836501441" r:id="rId149"/>
         </w:object>
       </w:r>
       <w:r>
@@ -2709,7 +3615,7 @@
           <w:b/>
         </w:rPr>
         <w:pict>
-          <v:shape id="_x0000_i1064" type="#_x0000_t136" style="width:42pt;height:22.5pt">
+          <v:shape id="_x0000_i1087" type="#_x0000_t136" style="width:41.8pt;height:22.75pt">
             <v:shadow color="#868686"/>
             <v:textpath style="font-family:&quot;Arial Black&quot;;font-size:16pt;v-text-kern:t" trim="t" fitpath="t" string="2008"/>
           </v:shape>
@@ -2743,10 +3649,10 @@
           <w:position w:val="-6"/>
         </w:rPr>
         <w:object w:dxaOrig="760" w:dyaOrig="279">
-          <v:shape id="_x0000_i1065" type="#_x0000_t75" style="width:38.5pt;height:14pt" o:ole="">
-            <v:imagedata r:id="rId112" o:title=""/>
-          </v:shape>
-          <o:OLEObject Type="Embed" ProgID="Equation.DSMT4" ShapeID="_x0000_i1065" DrawAspect="Content" ObjectID="_1836496668" r:id="rId113"/>
+          <v:shape id="_x0000_i1088" type="#_x0000_t75" style="width:38.65pt;height:13.75pt" o:ole="">
+            <v:imagedata r:id="rId150" o:title=""/>
+          </v:shape>
+          <o:OLEObject Type="Embed" ProgID="Equation.DSMT4" ShapeID="_x0000_i1088" DrawAspect="Content" ObjectID="_1836501442" r:id="rId151"/>
         </w:object>
       </w:r>
       <w:r>
@@ -2782,10 +3688,10 @@
           <w:position w:val="-24"/>
         </w:rPr>
         <w:object w:dxaOrig="700" w:dyaOrig="620">
-          <v:shape id="_x0000_i1066" type="#_x0000_t75" style="width:35pt;height:31pt" o:ole="">
-            <v:imagedata r:id="rId114" o:title=""/>
-          </v:shape>
-          <o:OLEObject Type="Embed" ProgID="Equation.DSMT4" ShapeID="_x0000_i1066" DrawAspect="Content" ObjectID="_1836496669" r:id="rId115"/>
+          <v:shape id="_x0000_i1089" type="#_x0000_t75" style="width:34.95pt;height:31.25pt" o:ole="">
+            <v:imagedata r:id="rId152" o:title=""/>
+          </v:shape>
+          <o:OLEObject Type="Embed" ProgID="Equation.DSMT4" ShapeID="_x0000_i1089" DrawAspect="Content" ObjectID="_1836501443" r:id="rId153"/>
         </w:object>
       </w:r>
       <w:r>
@@ -2806,10 +3712,10 @@
           <w:position w:val="-24"/>
         </w:rPr>
         <w:object w:dxaOrig="900" w:dyaOrig="620">
-          <v:shape id="_x0000_i1067" type="#_x0000_t75" style="width:45.5pt;height:31pt" o:ole="">
-            <v:imagedata r:id="rId116" o:title=""/>
-          </v:shape>
-          <o:OLEObject Type="Embed" ProgID="Equation.DSMT4" ShapeID="_x0000_i1067" DrawAspect="Content" ObjectID="_1836496670" r:id="rId117"/>
+          <v:shape id="_x0000_i1090" type="#_x0000_t75" style="width:45.55pt;height:31.25pt" o:ole="">
+            <v:imagedata r:id="rId154" o:title=""/>
+          </v:shape>
+          <o:OLEObject Type="Embed" ProgID="Equation.DSMT4" ShapeID="_x0000_i1090" DrawAspect="Content" ObjectID="_1836501444" r:id="rId155"/>
         </w:object>
       </w:r>
     </w:p>
@@ -2834,10 +3740,10 @@
           <w:position w:val="-24"/>
         </w:rPr>
         <w:object w:dxaOrig="560" w:dyaOrig="620">
-          <v:shape id="_x0000_i1068" type="#_x0000_t75" style="width:28.5pt;height:31pt" o:ole="">
-            <v:imagedata r:id="rId118" o:title=""/>
-          </v:shape>
-          <o:OLEObject Type="Embed" ProgID="Equation.DSMT4" ShapeID="_x0000_i1068" DrawAspect="Content" ObjectID="_1836496671" r:id="rId119"/>
+          <v:shape id="_x0000_i1091" type="#_x0000_t75" style="width:28.6pt;height:31.25pt" o:ole="">
+            <v:imagedata r:id="rId156" o:title=""/>
+          </v:shape>
+          <o:OLEObject Type="Embed" ProgID="Equation.DSMT4" ShapeID="_x0000_i1091" DrawAspect="Content" ObjectID="_1836501445" r:id="rId157"/>
         </w:object>
       </w:r>
       <w:r>
@@ -2858,10 +3764,10 @@
           <w:position w:val="-30"/>
         </w:rPr>
         <w:object w:dxaOrig="1880" w:dyaOrig="720">
-          <v:shape id="_x0000_i1069" type="#_x0000_t75" style="width:94pt;height:36.5pt" o:ole="">
-            <v:imagedata r:id="rId120" o:title=""/>
-          </v:shape>
-          <o:OLEObject Type="Embed" ProgID="Equation.DSMT4" ShapeID="_x0000_i1069" DrawAspect="Content" ObjectID="_1836496672" r:id="rId121"/>
+          <v:shape id="_x0000_i1092" type="#_x0000_t75" style="width:94.25pt;height:36.55pt" o:ole="">
+            <v:imagedata r:id="rId158" o:title=""/>
+          </v:shape>
+          <o:OLEObject Type="Embed" ProgID="Equation.DSMT4" ShapeID="_x0000_i1092" DrawAspect="Content" ObjectID="_1836501446" r:id="rId159"/>
         </w:object>
       </w:r>
       <w:r>
@@ -2910,7 +3816,7 @@
           <w:b/>
         </w:rPr>
         <w:pict>
-          <v:shape id="_x0000_i1070" type="#_x0000_t136" style="width:42pt;height:22.5pt">
+          <v:shape id="_x0000_i1093" type="#_x0000_t136" style="width:41.8pt;height:22.75pt">
             <v:shadow color="#868686"/>
             <v:textpath style="font-family:&quot;Arial Black&quot;;font-size:16pt;v-text-kern:t" trim="t" fitpath="t" string="2007"/>
           </v:shape>
@@ -2936,10 +3842,10 @@
           <w:position w:val="-28"/>
         </w:rPr>
         <w:object w:dxaOrig="960" w:dyaOrig="680">
-          <v:shape id="_x0000_i1071" type="#_x0000_t75" style="width:47.5pt;height:33.5pt" o:ole="">
-            <v:imagedata r:id="rId122" o:title=""/>
-          </v:shape>
-          <o:OLEObject Type="Embed" ProgID="Equation.DSMT4" ShapeID="_x0000_i1071" DrawAspect="Content" ObjectID="_1836496673" r:id="rId123"/>
+          <v:shape id="_x0000_i1094" type="#_x0000_t75" style="width:47.65pt;height:33.35pt" o:ole="">
+            <v:imagedata r:id="rId160" o:title=""/>
+          </v:shape>
+          <o:OLEObject Type="Embed" ProgID="Equation.DSMT4" ShapeID="_x0000_i1094" DrawAspect="Content" ObjectID="_1836501447" r:id="rId161"/>
         </w:object>
       </w:r>
       <w:r>
@@ -2958,10 +3864,10 @@
           <w:position w:val="-28"/>
         </w:rPr>
         <w:object w:dxaOrig="3920" w:dyaOrig="680">
-          <v:shape id="_x0000_i1072" type="#_x0000_t75" style="width:195.5pt;height:33.5pt" o:ole="">
-            <v:imagedata r:id="rId124" o:title=""/>
-          </v:shape>
-          <o:OLEObject Type="Embed" ProgID="Equation.DSMT4" ShapeID="_x0000_i1072" DrawAspect="Content" ObjectID="_1836496674" r:id="rId125"/>
+          <v:shape id="_x0000_i1095" type="#_x0000_t75" style="width:195.35pt;height:33.35pt" o:ole="">
+            <v:imagedata r:id="rId162" o:title=""/>
+          </v:shape>
+          <o:OLEObject Type="Embed" ProgID="Equation.DSMT4" ShapeID="_x0000_i1095" DrawAspect="Content" ObjectID="_1836501448" r:id="rId163"/>
         </w:object>
       </w:r>
       <w:r>
@@ -2989,10 +3895,10 @@
           <w:position w:val="-10"/>
         </w:rPr>
         <w:object w:dxaOrig="560" w:dyaOrig="320">
-          <v:shape id="_x0000_i1073" type="#_x0000_t75" style="width:28.5pt;height:16pt" o:ole="">
-            <v:imagedata r:id="rId126" o:title=""/>
-          </v:shape>
-          <o:OLEObject Type="Embed" ProgID="Equation.DSMT4" ShapeID="_x0000_i1073" DrawAspect="Content" ObjectID="_1836496675" r:id="rId127"/>
+          <v:shape id="_x0000_i1096" type="#_x0000_t75" style="width:28.6pt;height:15.9pt" o:ole="">
+            <v:imagedata r:id="rId164" o:title=""/>
+          </v:shape>
+          <o:OLEObject Type="Embed" ProgID="Equation.DSMT4" ShapeID="_x0000_i1096" DrawAspect="Content" ObjectID="_1836501449" r:id="rId165"/>
         </w:object>
       </w:r>
       <w:r>
@@ -3016,10 +3922,10 @@
           <w:position w:val="-28"/>
         </w:rPr>
         <w:object w:dxaOrig="960" w:dyaOrig="680">
-          <v:shape id="_x0000_i1074" type="#_x0000_t75" style="width:47.5pt;height:33.5pt" o:ole="">
-            <v:imagedata r:id="rId128" o:title=""/>
-          </v:shape>
-          <o:OLEObject Type="Embed" ProgID="Equation.DSMT4" ShapeID="_x0000_i1074" DrawAspect="Content" ObjectID="_1836496676" r:id="rId129"/>
+          <v:shape id="_x0000_i1097" type="#_x0000_t75" style="width:47.65pt;height:33.35pt" o:ole="">
+            <v:imagedata r:id="rId166" o:title=""/>
+          </v:shape>
+          <o:OLEObject Type="Embed" ProgID="Equation.DSMT4" ShapeID="_x0000_i1097" DrawAspect="Content" ObjectID="_1836501450" r:id="rId167"/>
         </w:object>
       </w:r>
     </w:p>
@@ -3039,10 +3945,10 @@
           <w:position w:val="-28"/>
         </w:rPr>
         <w:object w:dxaOrig="960" w:dyaOrig="680">
-          <v:shape id="_x0000_i1075" type="#_x0000_t75" style="width:47.5pt;height:33.5pt" o:ole="">
-            <v:imagedata r:id="rId130" o:title=""/>
-          </v:shape>
-          <o:OLEObject Type="Embed" ProgID="Equation.DSMT4" ShapeID="_x0000_i1075" DrawAspect="Content" ObjectID="_1836496677" r:id="rId131"/>
+          <v:shape id="_x0000_i1098" type="#_x0000_t75" style="width:47.65pt;height:33.35pt" o:ole="">
+            <v:imagedata r:id="rId168" o:title=""/>
+          </v:shape>
+          <o:OLEObject Type="Embed" ProgID="Equation.DSMT4" ShapeID="_x0000_i1098" DrawAspect="Content" ObjectID="_1836501451" r:id="rId169"/>
         </w:object>
       </w:r>
       <w:r>
@@ -3066,10 +3972,10 @@
           <w:position w:val="-28"/>
         </w:rPr>
         <w:object w:dxaOrig="700" w:dyaOrig="680">
-          <v:shape id="_x0000_i1076" type="#_x0000_t75" style="width:35pt;height:33.5pt" o:ole="">
-            <v:imagedata r:id="rId132" o:title=""/>
-          </v:shape>
-          <o:OLEObject Type="Embed" ProgID="Equation.DSMT4" ShapeID="_x0000_i1076" DrawAspect="Content" ObjectID="_1836496678" r:id="rId133"/>
+          <v:shape id="_x0000_i1099" type="#_x0000_t75" style="width:34.95pt;height:33.35pt" o:ole="">
+            <v:imagedata r:id="rId170" o:title=""/>
+          </v:shape>
+          <o:OLEObject Type="Embed" ProgID="Equation.DSMT4" ShapeID="_x0000_i1099" DrawAspect="Content" ObjectID="_1836501452" r:id="rId171"/>
         </w:object>
       </w:r>
     </w:p>
@@ -3151,7 +4057,7 @@
           <w:b/>
         </w:rPr>
         <w:pict>
-          <v:shape id="_x0000_i1077" type="#_x0000_t136" style="width:42pt;height:22.5pt">
+          <v:shape id="_x0000_i1100" type="#_x0000_t136" style="width:41.8pt;height:22.75pt">
             <v:shadow color="#868686"/>
             <v:textpath style="font-family:&quot;Arial Black&quot;;font-size:16pt;v-text-kern:t" trim="t" fitpath="t" string="2006"/>
           </v:shape>
@@ -3163,7 +4069,6 @@
         <w:ind w:left="720" w:hanging="720"/>
       </w:pPr>
       <w:r>
-        <w:lastRenderedPageBreak/>
         <w:t>1.</w:t>
       </w:r>
       <w:r>
@@ -3299,7 +4204,7 @@
           <w:b/>
         </w:rPr>
         <w:pict>
-          <v:shape id="_x0000_i1078" type="#_x0000_t136" style="width:42pt;height:22.5pt">
+          <v:shape id="_x0000_i1101" type="#_x0000_t136" style="width:41.8pt;height:22.75pt">
             <v:shadow color="#868686"/>
             <v:textpath style="font-family:&quot;Arial Black&quot;;font-size:16pt;v-text-kern:t" trim="t" fitpath="t" string="2005"/>
           </v:shape>
@@ -3314,6 +4219,7 @@
         <w:ind w:left="720" w:hanging="720"/>
       </w:pPr>
       <w:r>
+        <w:lastRenderedPageBreak/>
         <w:t>1</w:t>
       </w:r>
       <w:r>
@@ -3336,10 +4242,10 @@
           <w:position w:val="-10"/>
         </w:rPr>
         <w:object w:dxaOrig="1140" w:dyaOrig="320">
-          <v:shape id="_x0000_i1079" type="#_x0000_t75" style="width:57.5pt;height:16pt" o:ole="">
-            <v:imagedata r:id="rId134" o:title=""/>
-          </v:shape>
-          <o:OLEObject Type="Embed" ProgID="Equation.DSMT4" ShapeID="_x0000_i1079" DrawAspect="Content" ObjectID="_1836496679" r:id="rId135"/>
+          <v:shape id="_x0000_i1102" type="#_x0000_t75" style="width:57.7pt;height:15.9pt" o:ole="">
+            <v:imagedata r:id="rId172" o:title=""/>
+          </v:shape>
+          <o:OLEObject Type="Embed" ProgID="Equation.DSMT4" ShapeID="_x0000_i1102" DrawAspect="Content" ObjectID="_1836501453" r:id="rId173"/>
         </w:object>
       </w:r>
       <w:r>
@@ -3350,10 +4256,10 @@
           <w:position w:val="-28"/>
         </w:rPr>
         <w:object w:dxaOrig="2100" w:dyaOrig="680">
-          <v:shape id="_x0000_i1080" type="#_x0000_t75" style="width:105pt;height:33.5pt" o:ole="">
-            <v:imagedata r:id="rId136" o:title=""/>
-          </v:shape>
-          <o:OLEObject Type="Embed" ProgID="Equation.DSMT4" ShapeID="_x0000_i1080" DrawAspect="Content" ObjectID="_1836496680" r:id="rId137"/>
+          <v:shape id="_x0000_i1103" type="#_x0000_t75" style="width:104.8pt;height:33.35pt" o:ole="">
+            <v:imagedata r:id="rId174" o:title=""/>
+          </v:shape>
+          <o:OLEObject Type="Embed" ProgID="Equation.DSMT4" ShapeID="_x0000_i1103" DrawAspect="Content" ObjectID="_1836501454" r:id="rId175"/>
         </w:object>
       </w:r>
       <w:r>
@@ -3373,10 +4279,10 @@
           <w:position w:val="-28"/>
         </w:rPr>
         <w:object w:dxaOrig="700" w:dyaOrig="680">
-          <v:shape id="_x0000_i1081" type="#_x0000_t75" style="width:35pt;height:33.5pt" o:ole="">
-            <v:imagedata r:id="rId138" o:title=""/>
-          </v:shape>
-          <o:OLEObject Type="Embed" ProgID="Equation.DSMT4" ShapeID="_x0000_i1081" DrawAspect="Content" ObjectID="_1836496681" r:id="rId139"/>
+          <v:shape id="_x0000_i1104" type="#_x0000_t75" style="width:34.95pt;height:33.35pt" o:ole="">
+            <v:imagedata r:id="rId176" o:title=""/>
+          </v:shape>
+          <o:OLEObject Type="Embed" ProgID="Equation.DSMT4" ShapeID="_x0000_i1104" DrawAspect="Content" ObjectID="_1836501455" r:id="rId177"/>
         </w:object>
       </w:r>
       <w:r>
@@ -3400,10 +4306,10 @@
           <w:position w:val="-28"/>
         </w:rPr>
         <w:object w:dxaOrig="700" w:dyaOrig="680">
-          <v:shape id="_x0000_i1082" type="#_x0000_t75" style="width:35pt;height:33.5pt" o:ole="">
-            <v:imagedata r:id="rId140" o:title=""/>
-          </v:shape>
-          <o:OLEObject Type="Embed" ProgID="Equation.DSMT4" ShapeID="_x0000_i1082" DrawAspect="Content" ObjectID="_1836496682" r:id="rId141"/>
+          <v:shape id="_x0000_i1105" type="#_x0000_t75" style="width:34.95pt;height:33.35pt" o:ole="">
+            <v:imagedata r:id="rId178" o:title=""/>
+          </v:shape>
+          <o:OLEObject Type="Embed" ProgID="Equation.DSMT4" ShapeID="_x0000_i1105" DrawAspect="Content" ObjectID="_1836501456" r:id="rId179"/>
         </w:object>
       </w:r>
     </w:p>
@@ -3420,10 +4326,10 @@
           <w:position w:val="-28"/>
         </w:rPr>
         <w:object w:dxaOrig="960" w:dyaOrig="680">
-          <v:shape id="_x0000_i1083" type="#_x0000_t75" style="width:47.5pt;height:33.5pt" o:ole="">
-            <v:imagedata r:id="rId142" o:title=""/>
-          </v:shape>
-          <o:OLEObject Type="Embed" ProgID="Equation.DSMT4" ShapeID="_x0000_i1083" DrawAspect="Content" ObjectID="_1836496683" r:id="rId143"/>
+          <v:shape id="_x0000_i1106" type="#_x0000_t75" style="width:47.65pt;height:33.35pt" o:ole="">
+            <v:imagedata r:id="rId180" o:title=""/>
+          </v:shape>
+          <o:OLEObject Type="Embed" ProgID="Equation.DSMT4" ShapeID="_x0000_i1106" DrawAspect="Content" ObjectID="_1836501457" r:id="rId181"/>
         </w:object>
       </w:r>
       <w:r>
@@ -3447,10 +4353,10 @@
           <w:position w:val="-28"/>
         </w:rPr>
         <w:object w:dxaOrig="960" w:dyaOrig="680">
-          <v:shape id="_x0000_i1084" type="#_x0000_t75" style="width:47.5pt;height:33.5pt" o:ole="">
-            <v:imagedata r:id="rId144" o:title=""/>
-          </v:shape>
-          <o:OLEObject Type="Embed" ProgID="Equation.DSMT4" ShapeID="_x0000_i1084" DrawAspect="Content" ObjectID="_1836496684" r:id="rId145"/>
+          <v:shape id="_x0000_i1107" type="#_x0000_t75" style="width:47.65pt;height:33.35pt" o:ole="">
+            <v:imagedata r:id="rId182" o:title=""/>
+          </v:shape>
+          <o:OLEObject Type="Embed" ProgID="Equation.DSMT4" ShapeID="_x0000_i1107" DrawAspect="Content" ObjectID="_1836501458" r:id="rId183"/>
         </w:object>
       </w:r>
       <w:r>
@@ -3508,7 +4414,7 @@
           <w:b/>
         </w:rPr>
         <w:pict>
-          <v:shape id="_x0000_i1085" type="#_x0000_t136" style="width:42pt;height:22.5pt">
+          <v:shape id="_x0000_i1108" type="#_x0000_t136" style="width:41.8pt;height:22.75pt">
             <v:shadow color="#868686"/>
             <v:textpath style="font-family:&quot;Arial Black&quot;;font-size:16pt;v-text-kern:t" trim="t" fitpath="t" string="2004"/>
           </v:shape>
@@ -3534,10 +4440,10 @@
           <w:position w:val="-12"/>
         </w:rPr>
         <w:object w:dxaOrig="680" w:dyaOrig="380">
-          <v:shape id="_x0000_i1086" type="#_x0000_t75" style="width:33.5pt;height:18.5pt" o:ole="">
-            <v:imagedata r:id="rId146" o:title=""/>
-          </v:shape>
-          <o:OLEObject Type="Embed" ProgID="Equation.DSMT4" ShapeID="_x0000_i1086" DrawAspect="Content" ObjectID="_1836496685" r:id="rId147"/>
+          <v:shape id="_x0000_i1109" type="#_x0000_t75" style="width:33.35pt;height:18.55pt" o:ole="">
+            <v:imagedata r:id="rId184" o:title=""/>
+          </v:shape>
+          <o:OLEObject Type="Embed" ProgID="Equation.DSMT4" ShapeID="_x0000_i1109" DrawAspect="Content" ObjectID="_1836501459" r:id="rId185"/>
         </w:object>
       </w:r>
       <w:r>
@@ -3635,10 +4541,10 @@
           <w:position w:val="-6"/>
         </w:rPr>
         <w:object w:dxaOrig="720" w:dyaOrig="279">
-          <v:shape id="_x0000_i1087" type="#_x0000_t75" style="width:36.5pt;height:14pt" o:ole="">
-            <v:imagedata r:id="rId148" o:title=""/>
-          </v:shape>
-          <o:OLEObject Type="Embed" ProgID="Equation.DSMT4" ShapeID="_x0000_i1087" DrawAspect="Content" ObjectID="_1836496686" r:id="rId149"/>
+          <v:shape id="_x0000_i1110" type="#_x0000_t75" style="width:36.55pt;height:13.75pt" o:ole="">
+            <v:imagedata r:id="rId186" o:title=""/>
+          </v:shape>
+          <o:OLEObject Type="Embed" ProgID="Equation.DSMT4" ShapeID="_x0000_i1110" DrawAspect="Content" ObjectID="_1836501460" r:id="rId187"/>
         </w:object>
       </w:r>
       <w:r>
@@ -3649,10 +4555,10 @@
           <w:position w:val="-10"/>
         </w:rPr>
         <w:object w:dxaOrig="2500" w:dyaOrig="380">
-          <v:shape id="_x0000_i1088" type="#_x0000_t75" style="width:125.5pt;height:18.5pt" o:ole="">
-            <v:imagedata r:id="rId150" o:title=""/>
-          </v:shape>
-          <o:OLEObject Type="Embed" ProgID="Equation.DSMT4" ShapeID="_x0000_i1088" DrawAspect="Content" ObjectID="_1836496687" r:id="rId151"/>
+          <v:shape id="_x0000_i1111" type="#_x0000_t75" style="width:125.45pt;height:18.55pt" o:ole="">
+            <v:imagedata r:id="rId188" o:title=""/>
+          </v:shape>
+          <o:OLEObject Type="Embed" ProgID="Equation.DSMT4" ShapeID="_x0000_i1111" DrawAspect="Content" ObjectID="_1836501461" r:id="rId189"/>
         </w:object>
       </w:r>
       <w:r>
@@ -3749,10 +4655,10 @@
           <w:position w:val="-10"/>
         </w:rPr>
         <w:object w:dxaOrig="920" w:dyaOrig="320">
-          <v:shape id="_x0000_i1089" type="#_x0000_t75" style="width:46pt;height:16pt" o:ole="">
-            <v:imagedata r:id="rId152" o:title=""/>
-          </v:shape>
-          <o:OLEObject Type="Embed" ProgID="Equation.DSMT4" ShapeID="_x0000_i1089" DrawAspect="Content" ObjectID="_1836496688" r:id="rId153"/>
+          <v:shape id="_x0000_i1112" type="#_x0000_t75" style="width:46.05pt;height:15.9pt" o:ole="">
+            <v:imagedata r:id="rId190" o:title=""/>
+          </v:shape>
+          <o:OLEObject Type="Embed" ProgID="Equation.DSMT4" ShapeID="_x0000_i1112" DrawAspect="Content" ObjectID="_1836501462" r:id="rId191"/>
         </w:object>
       </w:r>
       <w:r>
@@ -3854,10 +4760,10 @@
           <w:position w:val="-30"/>
         </w:rPr>
         <w:object w:dxaOrig="1880" w:dyaOrig="720">
-          <v:shape id="_x0000_i1090" type="#_x0000_t75" style="width:94pt;height:36.5pt" o:ole="">
-            <v:imagedata r:id="rId154" o:title=""/>
-          </v:shape>
-          <o:OLEObject Type="Embed" ProgID="Equation.DSMT4" ShapeID="_x0000_i1090" DrawAspect="Content" ObjectID="_1836496689" r:id="rId155"/>
+          <v:shape id="_x0000_i1113" type="#_x0000_t75" style="width:94.25pt;height:36.55pt" o:ole="">
+            <v:imagedata r:id="rId192" o:title=""/>
+          </v:shape>
+          <o:OLEObject Type="Embed" ProgID="Equation.DSMT4" ShapeID="_x0000_i1113" DrawAspect="Content" ObjectID="_1836501463" r:id="rId193"/>
         </w:object>
       </w:r>
       <w:r>
@@ -3940,7 +4846,6 @@
         </w:rPr>
       </w:pPr>
       <w:r>
-        <w:lastRenderedPageBreak/>
         <w:tab/>
       </w:r>
       <w:r>
@@ -3978,7 +4883,7 @@
           <w:b/>
         </w:rPr>
         <w:pict>
-          <v:shape id="_x0000_i1091" type="#_x0000_t136" style="width:42pt;height:22.5pt">
+          <v:shape id="_x0000_i1114" type="#_x0000_t136" style="width:41.8pt;height:22.75pt">
             <v:shadow color="#868686"/>
             <v:textpath style="font-family:&quot;Arial Black&quot;;font-size:16pt;v-text-kern:t" trim="t" fitpath="t" string="2003"/>
           </v:shape>
@@ -4002,6 +4907,7 @@
     </w:p>
     <w:p>
       <w:r>
+        <w:lastRenderedPageBreak/>
         <w:tab/>
       </w:r>
       <w:proofErr w:type="gramStart"/>
@@ -4017,10 +4923,10 @@
           <w:position w:val="-60"/>
         </w:rPr>
         <w:object w:dxaOrig="2320" w:dyaOrig="1320">
-          <v:shape id="_x0000_i1092" type="#_x0000_t75" style="width:115.5pt;height:66pt" o:ole="">
-            <v:imagedata r:id="rId156" o:title=""/>
-          </v:shape>
-          <o:OLEObject Type="Embed" ProgID="Equation.DSMT4" ShapeID="_x0000_i1092" DrawAspect="Content" ObjectID="_1836496690" r:id="rId157"/>
+          <v:shape id="_x0000_i1115" type="#_x0000_t75" style="width:115.4pt;height:66.2pt" o:ole="">
+            <v:imagedata r:id="rId194" o:title=""/>
+          </v:shape>
+          <o:OLEObject Type="Embed" ProgID="Equation.DSMT4" ShapeID="_x0000_i1115" DrawAspect="Content" ObjectID="_1836501464" r:id="rId195"/>
         </w:object>
       </w:r>
       <w:r>
@@ -4103,10 +5009,10 @@
           <w:position w:val="-10"/>
         </w:rPr>
         <w:object w:dxaOrig="1040" w:dyaOrig="320">
-          <v:shape id="_x0000_i1093" type="#_x0000_t75" style="width:51.5pt;height:16pt" o:ole="">
-            <v:imagedata r:id="rId158" o:title=""/>
-          </v:shape>
-          <o:OLEObject Type="Embed" ProgID="Equation.DSMT4" ShapeID="_x0000_i1093" DrawAspect="Content" ObjectID="_1836496691" r:id="rId159"/>
+          <v:shape id="_x0000_i1116" type="#_x0000_t75" style="width:51.35pt;height:15.9pt" o:ole="">
+            <v:imagedata r:id="rId196" o:title=""/>
+          </v:shape>
+          <o:OLEObject Type="Embed" ProgID="Equation.DSMT4" ShapeID="_x0000_i1116" DrawAspect="Content" ObjectID="_1836501465" r:id="rId197"/>
         </w:object>
       </w:r>
       <w:r>
@@ -4138,10 +5044,10 @@
           <w:position w:val="-28"/>
         </w:rPr>
         <w:object w:dxaOrig="800" w:dyaOrig="680">
-          <v:shape id="_x0000_i1094" type="#_x0000_t75" style="width:39.5pt;height:33.5pt" o:ole="">
-            <v:imagedata r:id="rId160" o:title=""/>
-          </v:shape>
-          <o:OLEObject Type="Embed" ProgID="Equation.DSMT4" ShapeID="_x0000_i1094" DrawAspect="Content" ObjectID="_1836496692" r:id="rId161"/>
+          <v:shape id="_x0000_i1117" type="#_x0000_t75" style="width:39.7pt;height:33.35pt" o:ole="">
+            <v:imagedata r:id="rId198" o:title=""/>
+          </v:shape>
+          <o:OLEObject Type="Embed" ProgID="Equation.DSMT4" ShapeID="_x0000_i1117" DrawAspect="Content" ObjectID="_1836501466" r:id="rId199"/>
         </w:object>
       </w:r>
       <w:r>
@@ -4158,10 +5064,10 @@
           <w:position w:val="-24"/>
         </w:rPr>
         <w:object w:dxaOrig="360" w:dyaOrig="620">
-          <v:shape id="_x0000_i1095" type="#_x0000_t75" style="width:18pt;height:31pt" o:ole="">
-            <v:imagedata r:id="rId162" o:title=""/>
-          </v:shape>
-          <o:OLEObject Type="Embed" ProgID="Equation.DSMT4" ShapeID="_x0000_i1095" DrawAspect="Content" ObjectID="_1836496693" r:id="rId163"/>
+          <v:shape id="_x0000_i1118" type="#_x0000_t75" style="width:18pt;height:31.25pt" o:ole="">
+            <v:imagedata r:id="rId200" o:title=""/>
+          </v:shape>
+          <o:OLEObject Type="Embed" ProgID="Equation.DSMT4" ShapeID="_x0000_i1118" DrawAspect="Content" ObjectID="_1836501467" r:id="rId201"/>
         </w:object>
       </w:r>
       <w:r>
@@ -4188,10 +5094,10 @@
           <w:position w:val="-24"/>
         </w:rPr>
         <w:object w:dxaOrig="859" w:dyaOrig="660">
-          <v:shape id="_x0000_i1096" type="#_x0000_t75" style="width:43pt;height:33pt" o:ole="">
-            <v:imagedata r:id="rId164" o:title=""/>
-          </v:shape>
-          <o:OLEObject Type="Embed" ProgID="Equation.DSMT4" ShapeID="_x0000_i1096" DrawAspect="Content" ObjectID="_1836496694" r:id="rId165"/>
+          <v:shape id="_x0000_i1119" type="#_x0000_t75" style="width:42.9pt;height:32.8pt" o:ole="">
+            <v:imagedata r:id="rId202" o:title=""/>
+          </v:shape>
+          <o:OLEObject Type="Embed" ProgID="Equation.DSMT4" ShapeID="_x0000_i1119" DrawAspect="Content" ObjectID="_1836501468" r:id="rId203"/>
         </w:object>
       </w:r>
     </w:p>
@@ -4234,10 +5140,10 @@
           <w:position w:val="-24"/>
         </w:rPr>
         <w:object w:dxaOrig="940" w:dyaOrig="620">
-          <v:shape id="_x0000_i1097" type="#_x0000_t75" style="width:47pt;height:31pt" o:ole="">
-            <v:imagedata r:id="rId166" o:title=""/>
-          </v:shape>
-          <o:OLEObject Type="Embed" ProgID="Equation.DSMT4" ShapeID="_x0000_i1097" DrawAspect="Content" ObjectID="_1836496695" r:id="rId167"/>
+          <v:shape id="_x0000_i1120" type="#_x0000_t75" style="width:47.1pt;height:31.25pt" o:ole="">
+            <v:imagedata r:id="rId204" o:title=""/>
+          </v:shape>
+          <o:OLEObject Type="Embed" ProgID="Equation.DSMT4" ShapeID="_x0000_i1120" DrawAspect="Content" ObjectID="_1836501469" r:id="rId205"/>
         </w:object>
       </w:r>
       <w:r>
@@ -4274,10 +5180,10 @@
           <w:position w:val="-24"/>
         </w:rPr>
         <w:object w:dxaOrig="2100" w:dyaOrig="620">
-          <v:shape id="_x0000_i1098" type="#_x0000_t75" style="width:105pt;height:31pt" o:ole="">
-            <v:imagedata r:id="rId168" o:title=""/>
-          </v:shape>
-          <o:OLEObject Type="Embed" ProgID="Equation.DSMT4" ShapeID="_x0000_i1098" DrawAspect="Content" ObjectID="_1836496696" r:id="rId169"/>
+          <v:shape id="_x0000_i1121" type="#_x0000_t75" style="width:104.8pt;height:31.25pt" o:ole="">
+            <v:imagedata r:id="rId206" o:title=""/>
+          </v:shape>
+          <o:OLEObject Type="Embed" ProgID="Equation.DSMT4" ShapeID="_x0000_i1121" DrawAspect="Content" ObjectID="_1836501470" r:id="rId207"/>
         </w:object>
       </w:r>
       <w:r>
@@ -4318,10 +5224,10 @@
           <w:position w:val="-14"/>
         </w:rPr>
         <w:object w:dxaOrig="1400" w:dyaOrig="400">
-          <v:shape id="_x0000_i1099" type="#_x0000_t75" style="width:69.5pt;height:20.5pt" o:ole="">
-            <v:imagedata r:id="rId170" o:title=""/>
-          </v:shape>
-          <o:OLEObject Type="Embed" ProgID="Equation.DSMT4" ShapeID="_x0000_i1099" DrawAspect="Content" ObjectID="_1836496697" r:id="rId171"/>
+          <v:shape id="_x0000_i1122" type="#_x0000_t75" style="width:69.35pt;height:20.65pt" o:ole="">
+            <v:imagedata r:id="rId208" o:title=""/>
+          </v:shape>
+          <o:OLEObject Type="Embed" ProgID="Equation.DSMT4" ShapeID="_x0000_i1122" DrawAspect="Content" ObjectID="_1836501471" r:id="rId209"/>
         </w:object>
       </w:r>
     </w:p>
@@ -4340,10 +5246,10 @@
           <w:position w:val="-14"/>
         </w:rPr>
         <w:object w:dxaOrig="1340" w:dyaOrig="400">
-          <v:shape id="_x0000_i1100" type="#_x0000_t75" style="width:67.5pt;height:20.5pt" o:ole="">
-            <v:imagedata r:id="rId172" o:title=""/>
-          </v:shape>
-          <o:OLEObject Type="Embed" ProgID="Equation.DSMT4" ShapeID="_x0000_i1100" DrawAspect="Content" ObjectID="_1836496698" r:id="rId173"/>
+          <v:shape id="_x0000_i1123" type="#_x0000_t75" style="width:67.25pt;height:20.65pt" o:ole="">
+            <v:imagedata r:id="rId210" o:title=""/>
+          </v:shape>
+          <o:OLEObject Type="Embed" ProgID="Equation.DSMT4" ShapeID="_x0000_i1123" DrawAspect="Content" ObjectID="_1836501472" r:id="rId211"/>
         </w:object>
       </w:r>
       <w:r>
@@ -4364,10 +5270,10 @@
           <w:position w:val="-14"/>
         </w:rPr>
         <w:object w:dxaOrig="2240" w:dyaOrig="400">
-          <v:shape id="_x0000_i1101" type="#_x0000_t75" style="width:111.5pt;height:20.5pt" o:ole="">
-            <v:imagedata r:id="rId174" o:title=""/>
-          </v:shape>
-          <o:OLEObject Type="Embed" ProgID="Equation.DSMT4" ShapeID="_x0000_i1101" DrawAspect="Content" ObjectID="_1836496699" r:id="rId175"/>
+          <v:shape id="_x0000_i1124" type="#_x0000_t75" style="width:111.7pt;height:20.65pt" o:ole="">
+            <v:imagedata r:id="rId212" o:title=""/>
+          </v:shape>
+          <o:OLEObject Type="Embed" ProgID="Equation.DSMT4" ShapeID="_x0000_i1124" DrawAspect="Content" ObjectID="_1836501473" r:id="rId213"/>
         </w:object>
       </w:r>
       <w:r>
@@ -4398,10 +5304,10 @@
           <w:position w:val="-22"/>
         </w:rPr>
         <w:object w:dxaOrig="1620" w:dyaOrig="560">
-          <v:shape id="_x0000_i1102" type="#_x0000_t75" style="width:81pt;height:28.5pt" o:ole="">
-            <v:imagedata r:id="rId176" o:title=""/>
-          </v:shape>
-          <o:OLEObject Type="Embed" ProgID="Equation.DSMT4" ShapeID="_x0000_i1102" DrawAspect="Content" ObjectID="_1836496700" r:id="rId177"/>
+          <v:shape id="_x0000_i1125" type="#_x0000_t75" style="width:81pt;height:28.6pt" o:ole="">
+            <v:imagedata r:id="rId214" o:title=""/>
+          </v:shape>
+          <o:OLEObject Type="Embed" ProgID="Equation.DSMT4" ShapeID="_x0000_i1125" DrawAspect="Content" ObjectID="_1836501474" r:id="rId215"/>
         </w:object>
       </w:r>
       <w:r>
@@ -4545,7 +5451,7 @@
           <w:b/>
         </w:rPr>
         <w:pict>
-          <v:shape id="_x0000_i1103" type="#_x0000_t136" style="width:42pt;height:22.5pt">
+          <v:shape id="_x0000_i1126" type="#_x0000_t136" style="width:41.8pt;height:22.75pt">
             <v:shadow color="#868686"/>
             <v:textpath style="font-family:&quot;Arial Black&quot;;font-size:16pt;v-text-kern:t" trim="t" fitpath="t" string="2002"/>
           </v:shape>
@@ -4565,10 +5471,10 @@
           <w:position w:val="-6"/>
         </w:rPr>
         <w:object w:dxaOrig="620" w:dyaOrig="320">
-          <v:shape id="_x0000_i1104" type="#_x0000_t75" style="width:31pt;height:16pt" o:ole="">
-            <v:imagedata r:id="rId178" o:title=""/>
-          </v:shape>
-          <o:OLEObject Type="Embed" ProgID="Equation.DSMT4" ShapeID="_x0000_i1104" DrawAspect="Content" ObjectID="_1836496701" r:id="rId179"/>
+          <v:shape id="_x0000_i1127" type="#_x0000_t75" style="width:31.25pt;height:15.9pt" o:ole="">
+            <v:imagedata r:id="rId216" o:title=""/>
+          </v:shape>
+          <o:OLEObject Type="Embed" ProgID="Equation.DSMT4" ShapeID="_x0000_i1127" DrawAspect="Content" ObjectID="_1836501475" r:id="rId217"/>
         </w:object>
       </w:r>
       <w:r>
@@ -4585,10 +5491,10 @@
           <w:position w:val="-6"/>
         </w:rPr>
         <w:object w:dxaOrig="300" w:dyaOrig="320">
-          <v:shape id="_x0000_i1105" type="#_x0000_t75" style="width:14.5pt;height:16pt" o:ole="">
-            <v:imagedata r:id="rId180" o:title=""/>
-          </v:shape>
-          <o:OLEObject Type="Embed" ProgID="Equation.DSMT4" ShapeID="_x0000_i1105" DrawAspect="Content" ObjectID="_1836496702" r:id="rId181"/>
+          <v:shape id="_x0000_i1128" type="#_x0000_t75" style="width:14.3pt;height:15.9pt" o:ole="">
+            <v:imagedata r:id="rId218" o:title=""/>
+          </v:shape>
+          <o:OLEObject Type="Embed" ProgID="Equation.DSMT4" ShapeID="_x0000_i1128" DrawAspect="Content" ObjectID="_1836501476" r:id="rId219"/>
         </w:object>
       </w:r>
       <w:r>
@@ -4615,10 +5521,10 @@
           <w:position w:val="-6"/>
         </w:rPr>
         <w:object w:dxaOrig="220" w:dyaOrig="220">
-          <v:shape id="_x0000_i1106" type="#_x0000_t75" style="width:11.5pt;height:11.5pt" o:ole="">
-            <v:imagedata r:id="rId182" o:title=""/>
-          </v:shape>
-          <o:OLEObject Type="Embed" ProgID="Equation.DSMT4" ShapeID="_x0000_i1106" DrawAspect="Content" ObjectID="_1836496703" r:id="rId183"/>
+          <v:shape id="_x0000_i1129" type="#_x0000_t75" style="width:11.65pt;height:11.65pt" o:ole="">
+            <v:imagedata r:id="rId220" o:title=""/>
+          </v:shape>
+          <o:OLEObject Type="Embed" ProgID="Equation.DSMT4" ShapeID="_x0000_i1129" DrawAspect="Content" ObjectID="_1836501477" r:id="rId221"/>
         </w:object>
       </w:r>
     </w:p>
@@ -4629,26 +5535,150 @@
         </w:rPr>
       </w:pPr>
       <w:r>
+        <w:tab/>
+        <w:t xml:space="preserve">(3)  </w:t>
+      </w:r>
+      <w:r>
+        <w:rPr>
+          <w:position w:val="-6"/>
+        </w:rPr>
+        <w:object w:dxaOrig="300" w:dyaOrig="320">
+          <v:shape id="_x0000_i1130" type="#_x0000_t75" style="width:14.3pt;height:15.9pt" o:ole="">
+            <v:imagedata r:id="rId222" o:title=""/>
+          </v:shape>
+          <o:OLEObject Type="Embed" ProgID="Equation.DSMT4" ShapeID="_x0000_i1130" DrawAspect="Content" ObjectID="_1836501478" r:id="rId223"/>
+        </w:object>
+      </w:r>
+      <w:r>
+        <w:tab/>
+      </w:r>
+      <w:r>
+        <w:tab/>
+      </w:r>
+      <w:r>
+        <w:tab/>
+      </w:r>
+      <w:r>
+        <w:tab/>
+      </w:r>
+      <w:r>
+        <w:tab/>
+      </w:r>
+      <w:r>
+        <w:tab/>
+        <w:t xml:space="preserve">(4)  </w:t>
+      </w:r>
+      <w:r>
+        <w:rPr>
+          <w:position w:val="-6"/>
+        </w:rPr>
+        <w:object w:dxaOrig="499" w:dyaOrig="279">
+          <v:shape id="_x0000_i1131" type="#_x0000_t75" style="width:24.9pt;height:13.75pt" o:ole="">
+            <v:imagedata r:id="rId224" o:title=""/>
+          </v:shape>
+          <o:OLEObject Type="Embed" ProgID="Equation.DSMT4" ShapeID="_x0000_i1131" DrawAspect="Content" ObjectID="_1836501479" r:id="rId225"/>
+        </w:object>
+      </w:r>
+      <w:r>
+        <w:tab/>
+      </w:r>
+      <w:r>
+        <w:tab/>
+      </w:r>
+      <w:r>
+        <w:tab/>
+      </w:r>
+      <w:r>
+        <w:tab/>
+      </w:r>
+    </w:p>
+    <w:p>
+      <w:r>
+        <w:t>2</w:t>
+      </w:r>
+      <w:r>
+        <w:t xml:space="preserve">.  </w:t>
+      </w:r>
+      <w:r>
+        <w:tab/>
+        <w:t xml:space="preserve">Which one is not </w:t>
+      </w:r>
+      <w:proofErr w:type="gramStart"/>
+      <w:r>
+        <w:t>periodic</w:t>
+      </w:r>
+      <w:proofErr w:type="gramEnd"/>
+    </w:p>
+    <w:p>
+      <w:r>
+        <w:tab/>
+        <w:t xml:space="preserve">(1)  </w:t>
+      </w:r>
+      <w:r>
+        <w:rPr>
+          <w:position w:val="-14"/>
+        </w:rPr>
+        <w:object w:dxaOrig="1460" w:dyaOrig="400">
+          <v:shape id="_x0000_i1132" type="#_x0000_t75" style="width:72.55pt;height:20.65pt" o:ole="">
+            <v:imagedata r:id="rId226" o:title=""/>
+          </v:shape>
+          <o:OLEObject Type="Embed" ProgID="Equation.DSMT4" ShapeID="_x0000_i1132" DrawAspect="Content" ObjectID="_1836501480" r:id="rId227"/>
+        </w:object>
+      </w:r>
+      <w:r>
+        <w:tab/>
+      </w:r>
+      <w:r>
+        <w:tab/>
+      </w:r>
+      <w:r>
+        <w:tab/>
+      </w:r>
+      <w:r>
+        <w:tab/>
+        <w:t xml:space="preserve">(2)  </w:t>
+      </w:r>
+      <w:r>
+        <w:rPr>
+          <w:position w:val="-8"/>
+        </w:rPr>
+        <w:object w:dxaOrig="1520" w:dyaOrig="360">
+          <v:shape id="_x0000_i1133" type="#_x0000_t75" style="width:76.25pt;height:18pt" o:ole="">
+            <v:imagedata r:id="rId228" o:title=""/>
+          </v:shape>
+          <o:OLEObject Type="Embed" ProgID="Equation.DSMT4" ShapeID="_x0000_i1133" DrawAspect="Content" ObjectID="_1836501481" r:id="rId229"/>
+        </w:object>
+      </w:r>
+    </w:p>
+    <w:p>
+      <w:pPr>
+        <w:rPr>
+          <w:b/>
+        </w:rPr>
+      </w:pPr>
+      <w:r>
         <w:lastRenderedPageBreak/>
         <w:tab/>
         <w:t xml:space="preserve">(3)  </w:t>
       </w:r>
+      <w:proofErr w:type="gramStart"/>
+      <w:r>
+        <w:t>cos4x</w:t>
+      </w:r>
+      <w:proofErr w:type="gramEnd"/>
+      <w:r>
+        <w:t xml:space="preserve"> + </w:t>
+      </w:r>
       <w:r>
         <w:rPr>
           <w:position w:val="-6"/>
         </w:rPr>
-        <w:object w:dxaOrig="300" w:dyaOrig="320">
-          <v:shape id="_x0000_i1107" type="#_x0000_t75" style="width:14.5pt;height:16pt" o:ole="">
-            <v:imagedata r:id="rId184" o:title=""/>
-          </v:shape>
-          <o:OLEObject Type="Embed" ProgID="Equation.DSMT4" ShapeID="_x0000_i1107" DrawAspect="Content" ObjectID="_1836496704" r:id="rId185"/>
-        </w:object>
-      </w:r>
-      <w:r>
-        <w:tab/>
-      </w:r>
-      <w:r>
-        <w:tab/>
+        <w:object w:dxaOrig="639" w:dyaOrig="320">
+          <v:shape id="_x0000_i1134" type="#_x0000_t75" style="width:32.3pt;height:15.9pt" o:ole="">
+            <v:imagedata r:id="rId230" o:title=""/>
+          </v:shape>
+          <o:OLEObject Type="Embed" ProgID="Equation.DSMT4" ShapeID="_x0000_i1134" DrawAspect="Content" ObjectID="_1836501482" r:id="rId231"/>
+        </w:object>
       </w:r>
       <w:r>
         <w:tab/>
@@ -4667,135 +5697,11 @@
         <w:rPr>
           <w:position w:val="-6"/>
         </w:rPr>
-        <w:object w:dxaOrig="499" w:dyaOrig="279">
-          <v:shape id="_x0000_i1108" type="#_x0000_t75" style="width:25pt;height:14pt" o:ole="">
-            <v:imagedata r:id="rId186" o:title=""/>
-          </v:shape>
-          <o:OLEObject Type="Embed" ProgID="Equation.DSMT4" ShapeID="_x0000_i1108" DrawAspect="Content" ObjectID="_1836496705" r:id="rId187"/>
-        </w:object>
-      </w:r>
-      <w:r>
-        <w:tab/>
-      </w:r>
-      <w:r>
-        <w:tab/>
-      </w:r>
-      <w:r>
-        <w:tab/>
-      </w:r>
-      <w:r>
-        <w:tab/>
-      </w:r>
-    </w:p>
-    <w:p>
-      <w:r>
-        <w:t>2</w:t>
-      </w:r>
-      <w:r>
-        <w:t xml:space="preserve">.  </w:t>
-      </w:r>
-      <w:r>
-        <w:tab/>
-        <w:t xml:space="preserve">Which one is not </w:t>
-      </w:r>
-      <w:proofErr w:type="gramStart"/>
-      <w:r>
-        <w:t>periodic</w:t>
-      </w:r>
-      <w:proofErr w:type="gramEnd"/>
-    </w:p>
-    <w:p>
-      <w:r>
-        <w:tab/>
-        <w:t xml:space="preserve">(1)  </w:t>
-      </w:r>
-      <w:r>
-        <w:rPr>
-          <w:position w:val="-14"/>
-        </w:rPr>
-        <w:object w:dxaOrig="1460" w:dyaOrig="400">
-          <v:shape id="_x0000_i1109" type="#_x0000_t75" style="width:72.5pt;height:20.5pt" o:ole="">
-            <v:imagedata r:id="rId188" o:title=""/>
-          </v:shape>
-          <o:OLEObject Type="Embed" ProgID="Equation.DSMT4" ShapeID="_x0000_i1109" DrawAspect="Content" ObjectID="_1836496706" r:id="rId189"/>
-        </w:object>
-      </w:r>
-      <w:r>
-        <w:tab/>
-      </w:r>
-      <w:r>
-        <w:tab/>
-      </w:r>
-      <w:r>
-        <w:tab/>
-      </w:r>
-      <w:r>
-        <w:tab/>
-        <w:t xml:space="preserve">(2)  </w:t>
-      </w:r>
-      <w:r>
-        <w:rPr>
-          <w:position w:val="-8"/>
-        </w:rPr>
-        <w:object w:dxaOrig="1520" w:dyaOrig="360">
-          <v:shape id="_x0000_i1110" type="#_x0000_t75" style="width:76pt;height:18pt" o:ole="">
-            <v:imagedata r:id="rId190" o:title=""/>
-          </v:shape>
-          <o:OLEObject Type="Embed" ProgID="Equation.DSMT4" ShapeID="_x0000_i1110" DrawAspect="Content" ObjectID="_1836496707" r:id="rId191"/>
-        </w:object>
-      </w:r>
-    </w:p>
-    <w:p>
-      <w:pPr>
-        <w:rPr>
-          <w:b/>
-        </w:rPr>
-      </w:pPr>
-      <w:r>
-        <w:tab/>
-        <w:t xml:space="preserve">(3)  </w:t>
-      </w:r>
-      <w:proofErr w:type="gramStart"/>
-      <w:r>
-        <w:t>cos4x</w:t>
-      </w:r>
-      <w:proofErr w:type="gramEnd"/>
-      <w:r>
-        <w:t xml:space="preserve"> + </w:t>
-      </w:r>
-      <w:r>
-        <w:rPr>
-          <w:position w:val="-6"/>
-        </w:rPr>
-        <w:object w:dxaOrig="639" w:dyaOrig="320">
-          <v:shape id="_x0000_i1111" type="#_x0000_t75" style="width:32.5pt;height:16pt" o:ole="">
-            <v:imagedata r:id="rId192" o:title=""/>
-          </v:shape>
-          <o:OLEObject Type="Embed" ProgID="Equation.DSMT4" ShapeID="_x0000_i1111" DrawAspect="Content" ObjectID="_1836496708" r:id="rId193"/>
-        </w:object>
-      </w:r>
-      <w:r>
-        <w:tab/>
-      </w:r>
-      <w:r>
-        <w:tab/>
-      </w:r>
-      <w:r>
-        <w:tab/>
-      </w:r>
-      <w:r>
-        <w:tab/>
-        <w:t xml:space="preserve">(4)  </w:t>
-      </w:r>
-      <w:r>
-        <w:rPr>
-          <w:position w:val="-6"/>
-        </w:rPr>
         <w:object w:dxaOrig="1320" w:dyaOrig="279">
-          <v:shape id="_x0000_i1112" type="#_x0000_t75" style="width:66pt;height:14pt" o:ole="">
-            <v:imagedata r:id="rId194" o:title=""/>
-          </v:shape>
-          <o:OLEObject Type="Embed" ProgID="Equation.DSMT4" ShapeID="_x0000_i1112" DrawAspect="Content" ObjectID="_1836496709" r:id="rId195"/>
+          <v:shape id="_x0000_i1135" type="#_x0000_t75" style="width:66.2pt;height:13.75pt" o:ole="">
+            <v:imagedata r:id="rId232" o:title=""/>
+          </v:shape>
+          <o:OLEObject Type="Embed" ProgID="Equation.DSMT4" ShapeID="_x0000_i1135" DrawAspect="Content" ObjectID="_1836501483" r:id="rId233"/>
         </w:object>
       </w:r>
       <w:r>
@@ -4832,10 +5738,10 @@
           <w:position w:val="-4"/>
         </w:rPr>
         <w:object w:dxaOrig="240" w:dyaOrig="260">
-          <v:shape id="_x0000_i1113" type="#_x0000_t75" style="width:12pt;height:13pt" o:ole="">
-            <v:imagedata r:id="rId196" o:title=""/>
-          </v:shape>
-          <o:OLEObject Type="Embed" ProgID="Equation.DSMT4" ShapeID="_x0000_i1113" DrawAspect="Content" ObjectID="_1836496710" r:id="rId197"/>
+          <v:shape id="_x0000_i1136" type="#_x0000_t75" style="width:12.2pt;height:13.25pt" o:ole="">
+            <v:imagedata r:id="rId234" o:title=""/>
+          </v:shape>
+          <o:OLEObject Type="Embed" ProgID="Equation.DSMT4" ShapeID="_x0000_i1136" DrawAspect="Content" ObjectID="_1836501484" r:id="rId235"/>
         </w:object>
       </w:r>
       <w:proofErr w:type="spellStart"/>
@@ -4948,10 +5854,10 @@
           <w:position w:val="-30"/>
         </w:rPr>
         <w:object w:dxaOrig="1600" w:dyaOrig="720">
-          <v:shape id="_x0000_i1114" type="#_x0000_t75" style="width:80pt;height:36.5pt" o:ole="">
-            <v:imagedata r:id="rId198" o:title=""/>
-          </v:shape>
-          <o:OLEObject Type="Embed" ProgID="Equation.DSMT4" ShapeID="_x0000_i1114" DrawAspect="Content" ObjectID="_1836496711" r:id="rId199"/>
+          <v:shape id="_x0000_i1137" type="#_x0000_t75" style="width:79.95pt;height:36.55pt" o:ole="">
+            <v:imagedata r:id="rId236" o:title=""/>
+          </v:shape>
+          <o:OLEObject Type="Embed" ProgID="Equation.DSMT4" ShapeID="_x0000_i1137" DrawAspect="Content" ObjectID="_1836501485" r:id="rId237"/>
         </w:object>
       </w:r>
       <w:r>
@@ -5065,10 +5971,10 @@
           <w:position w:val="-14"/>
         </w:rPr>
         <w:object w:dxaOrig="2500" w:dyaOrig="440">
-          <v:shape id="_x0000_i1115" type="#_x0000_t75" style="width:125.5pt;height:22pt" o:ole="">
-            <v:imagedata r:id="rId200" o:title=""/>
-          </v:shape>
-          <o:OLEObject Type="Embed" ProgID="Equation.DSMT4" ShapeID="_x0000_i1115" DrawAspect="Content" ObjectID="_1836496712" r:id="rId201"/>
+          <v:shape id="_x0000_i1138" type="#_x0000_t75" style="width:125.45pt;height:22.25pt" o:ole="">
+            <v:imagedata r:id="rId238" o:title=""/>
+          </v:shape>
+          <o:OLEObject Type="Embed" ProgID="Equation.DSMT4" ShapeID="_x0000_i1138" DrawAspect="Content" ObjectID="_1836501486" r:id="rId239"/>
         </w:object>
       </w:r>
     </w:p>
@@ -5105,10 +6011,10 @@
           <w:position w:val="-10"/>
         </w:rPr>
         <w:object w:dxaOrig="700" w:dyaOrig="360">
-          <v:shape id="_x0000_i1116" type="#_x0000_t75" style="width:35pt;height:18pt" o:ole="">
-            <v:imagedata r:id="rId202" o:title=""/>
-          </v:shape>
-          <o:OLEObject Type="Embed" ProgID="Equation.DSMT4" ShapeID="_x0000_i1116" DrawAspect="Content" ObjectID="_1836496713" r:id="rId203"/>
+          <v:shape id="_x0000_i1139" type="#_x0000_t75" style="width:34.95pt;height:18pt" o:ole="">
+            <v:imagedata r:id="rId240" o:title=""/>
+          </v:shape>
+          <o:OLEObject Type="Embed" ProgID="Equation.DSMT4" ShapeID="_x0000_i1139" DrawAspect="Content" ObjectID="_1836501487" r:id="rId241"/>
         </w:object>
       </w:r>
       <w:r>
@@ -5153,10 +6059,10 @@
           <w:position w:val="-14"/>
         </w:rPr>
         <w:object w:dxaOrig="740" w:dyaOrig="400">
-          <v:shape id="_x0000_i1117" type="#_x0000_t75" style="width:37pt;height:20.5pt" o:ole="">
-            <v:imagedata r:id="rId204" o:title=""/>
-          </v:shape>
-          <o:OLEObject Type="Embed" ProgID="Equation.DSMT4" ShapeID="_x0000_i1117" DrawAspect="Content" ObjectID="_1836496714" r:id="rId205"/>
+          <v:shape id="_x0000_i1140" type="#_x0000_t75" style="width:37.05pt;height:20.65pt" o:ole="">
+            <v:imagedata r:id="rId242" o:title=""/>
+          </v:shape>
+          <o:OLEObject Type="Embed" ProgID="Equation.DSMT4" ShapeID="_x0000_i1140" DrawAspect="Content" ObjectID="_1836501488" r:id="rId243"/>
         </w:object>
       </w:r>
       <w:r>
@@ -5167,10 +6073,10 @@
           <w:position w:val="-8"/>
         </w:rPr>
         <w:object w:dxaOrig="960" w:dyaOrig="360">
-          <v:shape id="_x0000_i1118" type="#_x0000_t75" style="width:47.5pt;height:18pt" o:ole="">
-            <v:imagedata r:id="rId206" o:title=""/>
-          </v:shape>
-          <o:OLEObject Type="Embed" ProgID="Equation.DSMT4" ShapeID="_x0000_i1118" DrawAspect="Content" ObjectID="_1836496715" r:id="rId207"/>
+          <v:shape id="_x0000_i1141" type="#_x0000_t75" style="width:47.65pt;height:18pt" o:ole="">
+            <v:imagedata r:id="rId244" o:title=""/>
+          </v:shape>
+          <o:OLEObject Type="Embed" ProgID="Equation.DSMT4" ShapeID="_x0000_i1141" DrawAspect="Content" ObjectID="_1836501489" r:id="rId245"/>
         </w:object>
       </w:r>
       <w:r>
@@ -5181,10 +6087,10 @@
           <w:position w:val="-6"/>
         </w:rPr>
         <w:object w:dxaOrig="499" w:dyaOrig="279">
-          <v:shape id="_x0000_i1119" type="#_x0000_t75" style="width:25pt;height:14pt" o:ole="">
-            <v:imagedata r:id="rId208" o:title=""/>
-          </v:shape>
-          <o:OLEObject Type="Embed" ProgID="Equation.DSMT4" ShapeID="_x0000_i1119" DrawAspect="Content" ObjectID="_1836496716" r:id="rId209"/>
+          <v:shape id="_x0000_i1142" type="#_x0000_t75" style="width:24.9pt;height:13.75pt" o:ole="">
+            <v:imagedata r:id="rId246" o:title=""/>
+          </v:shape>
+          <o:OLEObject Type="Embed" ProgID="Equation.DSMT4" ShapeID="_x0000_i1142" DrawAspect="Content" ObjectID="_1836501490" r:id="rId247"/>
         </w:object>
       </w:r>
       <w:r>
@@ -5209,10 +6115,10 @@
           <w:position w:val="-14"/>
         </w:rPr>
         <w:object w:dxaOrig="1060" w:dyaOrig="440">
-          <v:shape id="_x0000_i1120" type="#_x0000_t75" style="width:53.5pt;height:22pt" o:ole="">
-            <v:imagedata r:id="rId210" o:title=""/>
-          </v:shape>
-          <o:OLEObject Type="Embed" ProgID="Equation.DSMT4" ShapeID="_x0000_i1120" DrawAspect="Content" ObjectID="_1836496717" r:id="rId211"/>
+          <v:shape id="_x0000_i1143" type="#_x0000_t75" style="width:53.45pt;height:22.25pt" o:ole="">
+            <v:imagedata r:id="rId248" o:title=""/>
+          </v:shape>
+          <o:OLEObject Type="Embed" ProgID="Equation.DSMT4" ShapeID="_x0000_i1143" DrawAspect="Content" ObjectID="_1836501491" r:id="rId249"/>
         </w:object>
       </w:r>
       <w:r>
@@ -5223,10 +6129,10 @@
           <w:position w:val="-6"/>
         </w:rPr>
         <w:object w:dxaOrig="660" w:dyaOrig="279">
-          <v:shape id="_x0000_i1121" type="#_x0000_t75" style="width:33pt;height:14pt" o:ole="">
-            <v:imagedata r:id="rId212" o:title=""/>
-          </v:shape>
-          <o:OLEObject Type="Embed" ProgID="Equation.DSMT4" ShapeID="_x0000_i1121" DrawAspect="Content" ObjectID="_1836496718" r:id="rId213"/>
+          <v:shape id="_x0000_i1144" type="#_x0000_t75" style="width:32.8pt;height:13.75pt" o:ole="">
+            <v:imagedata r:id="rId250" o:title=""/>
+          </v:shape>
+          <o:OLEObject Type="Embed" ProgID="Equation.DSMT4" ShapeID="_x0000_i1144" DrawAspect="Content" ObjectID="_1836501492" r:id="rId251"/>
         </w:object>
       </w:r>
     </w:p>
@@ -5259,10 +6165,10 @@
           <w:position w:val="-10"/>
         </w:rPr>
         <w:object w:dxaOrig="700" w:dyaOrig="360">
-          <v:shape id="_x0000_i1122" type="#_x0000_t75" style="width:35pt;height:18pt" o:ole="">
-            <v:imagedata r:id="rId214" o:title=""/>
-          </v:shape>
-          <o:OLEObject Type="Embed" ProgID="Equation.DSMT4" ShapeID="_x0000_i1122" DrawAspect="Content" ObjectID="_1836496719" r:id="rId215"/>
+          <v:shape id="_x0000_i1145" type="#_x0000_t75" style="width:34.95pt;height:18pt" o:ole="">
+            <v:imagedata r:id="rId252" o:title=""/>
+          </v:shape>
+          <o:OLEObject Type="Embed" ProgID="Equation.DSMT4" ShapeID="_x0000_i1145" DrawAspect="Content" ObjectID="_1836501493" r:id="rId253"/>
         </w:object>
       </w:r>
       <w:r>
@@ -5503,6 +6409,95 @@
     </w:lvl>
   </w:abstractNum>
   <w:abstractNum w:abstractNumId="2">
+    <w:nsid w:val="09D30D1B"/>
+    <w:multiLevelType w:val="hybridMultilevel"/>
+    <w:tmpl w:val="B0ECD6B0"/>
+    <w:lvl w:ilvl="0" w:tplc="9142095E">
+      <w:start w:val="1"/>
+      <w:numFmt w:val="lowerLetter"/>
+      <w:lvlText w:val="(%1)"/>
+      <w:lvlJc w:val="left"/>
+      <w:pPr>
+        <w:ind w:left="390" w:hanging="360"/>
+      </w:pPr>
+      <w:rPr>
+        <w:rFonts w:hint="default"/>
+      </w:rPr>
+    </w:lvl>
+    <w:lvl w:ilvl="1" w:tplc="04090019" w:tentative="1">
+      <w:start w:val="1"/>
+      <w:numFmt w:val="lowerLetter"/>
+      <w:lvlText w:val="%2."/>
+      <w:lvlJc w:val="left"/>
+      <w:pPr>
+        <w:ind w:left="1110" w:hanging="360"/>
+      </w:pPr>
+    </w:lvl>
+    <w:lvl w:ilvl="2" w:tplc="0409001B" w:tentative="1">
+      <w:start w:val="1"/>
+      <w:numFmt w:val="lowerRoman"/>
+      <w:lvlText w:val="%3."/>
+      <w:lvlJc w:val="right"/>
+      <w:pPr>
+        <w:ind w:left="1830" w:hanging="180"/>
+      </w:pPr>
+    </w:lvl>
+    <w:lvl w:ilvl="3" w:tplc="0409000F" w:tentative="1">
+      <w:start w:val="1"/>
+      <w:numFmt w:val="decimal"/>
+      <w:lvlText w:val="%4."/>
+      <w:lvlJc w:val="left"/>
+      <w:pPr>
+        <w:ind w:left="2550" w:hanging="360"/>
+      </w:pPr>
+    </w:lvl>
+    <w:lvl w:ilvl="4" w:tplc="04090019" w:tentative="1">
+      <w:start w:val="1"/>
+      <w:numFmt w:val="lowerLetter"/>
+      <w:lvlText w:val="%5."/>
+      <w:lvlJc w:val="left"/>
+      <w:pPr>
+        <w:ind w:left="3270" w:hanging="360"/>
+      </w:pPr>
+    </w:lvl>
+    <w:lvl w:ilvl="5" w:tplc="0409001B" w:tentative="1">
+      <w:start w:val="1"/>
+      <w:numFmt w:val="lowerRoman"/>
+      <w:lvlText w:val="%6."/>
+      <w:lvlJc w:val="right"/>
+      <w:pPr>
+        <w:ind w:left="3990" w:hanging="180"/>
+      </w:pPr>
+    </w:lvl>
+    <w:lvl w:ilvl="6" w:tplc="0409000F" w:tentative="1">
+      <w:start w:val="1"/>
+      <w:numFmt w:val="decimal"/>
+      <w:lvlText w:val="%7."/>
+      <w:lvlJc w:val="left"/>
+      <w:pPr>
+        <w:ind w:left="4710" w:hanging="360"/>
+      </w:pPr>
+    </w:lvl>
+    <w:lvl w:ilvl="7" w:tplc="04090019" w:tentative="1">
+      <w:start w:val="1"/>
+      <w:numFmt w:val="lowerLetter"/>
+      <w:lvlText w:val="%8."/>
+      <w:lvlJc w:val="left"/>
+      <w:pPr>
+        <w:ind w:left="5430" w:hanging="360"/>
+      </w:pPr>
+    </w:lvl>
+    <w:lvl w:ilvl="8" w:tplc="0409001B" w:tentative="1">
+      <w:start w:val="1"/>
+      <w:numFmt w:val="lowerRoman"/>
+      <w:lvlText w:val="%9."/>
+      <w:lvlJc w:val="right"/>
+      <w:pPr>
+        <w:ind w:left="6150" w:hanging="180"/>
+      </w:pPr>
+    </w:lvl>
+  </w:abstractNum>
+  <w:abstractNum w:abstractNumId="3">
     <w:nsid w:val="102A5497"/>
     <w:multiLevelType w:val="hybridMultilevel"/>
     <w:tmpl w:val="BF746510"/>
@@ -5591,7 +6586,7 @@
       </w:pPr>
     </w:lvl>
   </w:abstractNum>
-  <w:abstractNum w:abstractNumId="3">
+  <w:abstractNum w:abstractNumId="4">
     <w:nsid w:val="1E0B49A1"/>
     <w:multiLevelType w:val="hybridMultilevel"/>
     <w:tmpl w:val="CA469DCE"/>
@@ -5680,7 +6675,7 @@
       </w:pPr>
     </w:lvl>
   </w:abstractNum>
-  <w:abstractNum w:abstractNumId="4">
+  <w:abstractNum w:abstractNumId="5">
     <w:nsid w:val="391C2211"/>
     <w:multiLevelType w:val="hybridMultilevel"/>
     <w:tmpl w:val="1988BB92"/>
@@ -5769,7 +6764,7 @@
       </w:pPr>
     </w:lvl>
   </w:abstractNum>
-  <w:abstractNum w:abstractNumId="5">
+  <w:abstractNum w:abstractNumId="6">
     <w:nsid w:val="39A404C8"/>
     <w:multiLevelType w:val="hybridMultilevel"/>
     <w:tmpl w:val="B3A2B9F4"/>
@@ -5858,7 +6853,185 @@
       </w:pPr>
     </w:lvl>
   </w:abstractNum>
-  <w:abstractNum w:abstractNumId="6">
+  <w:abstractNum w:abstractNumId="7">
+    <w:nsid w:val="43C6525A"/>
+    <w:multiLevelType w:val="hybridMultilevel"/>
+    <w:tmpl w:val="DFD0E476"/>
+    <w:lvl w:ilvl="0" w:tplc="28DA806A">
+      <w:start w:val="1"/>
+      <w:numFmt w:val="lowerLetter"/>
+      <w:lvlText w:val="(%1)"/>
+      <w:lvlJc w:val="left"/>
+      <w:pPr>
+        <w:ind w:left="720" w:hanging="360"/>
+      </w:pPr>
+      <w:rPr>
+        <w:rFonts w:cstheme="minorBidi" w:hint="default"/>
+      </w:rPr>
+    </w:lvl>
+    <w:lvl w:ilvl="1" w:tplc="04090019" w:tentative="1">
+      <w:start w:val="1"/>
+      <w:numFmt w:val="lowerLetter"/>
+      <w:lvlText w:val="%2."/>
+      <w:lvlJc w:val="left"/>
+      <w:pPr>
+        <w:ind w:left="1440" w:hanging="360"/>
+      </w:pPr>
+    </w:lvl>
+    <w:lvl w:ilvl="2" w:tplc="0409001B" w:tentative="1">
+      <w:start w:val="1"/>
+      <w:numFmt w:val="lowerRoman"/>
+      <w:lvlText w:val="%3."/>
+      <w:lvlJc w:val="right"/>
+      <w:pPr>
+        <w:ind w:left="2160" w:hanging="180"/>
+      </w:pPr>
+    </w:lvl>
+    <w:lvl w:ilvl="3" w:tplc="0409000F" w:tentative="1">
+      <w:start w:val="1"/>
+      <w:numFmt w:val="decimal"/>
+      <w:lvlText w:val="%4."/>
+      <w:lvlJc w:val="left"/>
+      <w:pPr>
+        <w:ind w:left="2880" w:hanging="360"/>
+      </w:pPr>
+    </w:lvl>
+    <w:lvl w:ilvl="4" w:tplc="04090019" w:tentative="1">
+      <w:start w:val="1"/>
+      <w:numFmt w:val="lowerLetter"/>
+      <w:lvlText w:val="%5."/>
+      <w:lvlJc w:val="left"/>
+      <w:pPr>
+        <w:ind w:left="3600" w:hanging="360"/>
+      </w:pPr>
+    </w:lvl>
+    <w:lvl w:ilvl="5" w:tplc="0409001B" w:tentative="1">
+      <w:start w:val="1"/>
+      <w:numFmt w:val="lowerRoman"/>
+      <w:lvlText w:val="%6."/>
+      <w:lvlJc w:val="right"/>
+      <w:pPr>
+        <w:ind w:left="4320" w:hanging="180"/>
+      </w:pPr>
+    </w:lvl>
+    <w:lvl w:ilvl="6" w:tplc="0409000F" w:tentative="1">
+      <w:start w:val="1"/>
+      <w:numFmt w:val="decimal"/>
+      <w:lvlText w:val="%7."/>
+      <w:lvlJc w:val="left"/>
+      <w:pPr>
+        <w:ind w:left="5040" w:hanging="360"/>
+      </w:pPr>
+    </w:lvl>
+    <w:lvl w:ilvl="7" w:tplc="04090019" w:tentative="1">
+      <w:start w:val="1"/>
+      <w:numFmt w:val="lowerLetter"/>
+      <w:lvlText w:val="%8."/>
+      <w:lvlJc w:val="left"/>
+      <w:pPr>
+        <w:ind w:left="5760" w:hanging="360"/>
+      </w:pPr>
+    </w:lvl>
+    <w:lvl w:ilvl="8" w:tplc="0409001B" w:tentative="1">
+      <w:start w:val="1"/>
+      <w:numFmt w:val="lowerRoman"/>
+      <w:lvlText w:val="%9."/>
+      <w:lvlJc w:val="right"/>
+      <w:pPr>
+        <w:ind w:left="6480" w:hanging="180"/>
+      </w:pPr>
+    </w:lvl>
+  </w:abstractNum>
+  <w:abstractNum w:abstractNumId="8">
+    <w:nsid w:val="4775276A"/>
+    <w:multiLevelType w:val="hybridMultilevel"/>
+    <w:tmpl w:val="D72C67EA"/>
+    <w:lvl w:ilvl="0" w:tplc="11400A2E">
+      <w:start w:val="1"/>
+      <w:numFmt w:val="lowerLetter"/>
+      <w:lvlText w:val="(%1)"/>
+      <w:lvlJc w:val="left"/>
+      <w:pPr>
+        <w:ind w:left="390" w:hanging="360"/>
+      </w:pPr>
+      <w:rPr>
+        <w:rFonts w:hint="default"/>
+      </w:rPr>
+    </w:lvl>
+    <w:lvl w:ilvl="1" w:tplc="04090019" w:tentative="1">
+      <w:start w:val="1"/>
+      <w:numFmt w:val="lowerLetter"/>
+      <w:lvlText w:val="%2."/>
+      <w:lvlJc w:val="left"/>
+      <w:pPr>
+        <w:ind w:left="1110" w:hanging="360"/>
+      </w:pPr>
+    </w:lvl>
+    <w:lvl w:ilvl="2" w:tplc="0409001B" w:tentative="1">
+      <w:start w:val="1"/>
+      <w:numFmt w:val="lowerRoman"/>
+      <w:lvlText w:val="%3."/>
+      <w:lvlJc w:val="right"/>
+      <w:pPr>
+        <w:ind w:left="1830" w:hanging="180"/>
+      </w:pPr>
+    </w:lvl>
+    <w:lvl w:ilvl="3" w:tplc="0409000F" w:tentative="1">
+      <w:start w:val="1"/>
+      <w:numFmt w:val="decimal"/>
+      <w:lvlText w:val="%4."/>
+      <w:lvlJc w:val="left"/>
+      <w:pPr>
+        <w:ind w:left="2550" w:hanging="360"/>
+      </w:pPr>
+    </w:lvl>
+    <w:lvl w:ilvl="4" w:tplc="04090019" w:tentative="1">
+      <w:start w:val="1"/>
+      <w:numFmt w:val="lowerLetter"/>
+      <w:lvlText w:val="%5."/>
+      <w:lvlJc w:val="left"/>
+      <w:pPr>
+        <w:ind w:left="3270" w:hanging="360"/>
+      </w:pPr>
+    </w:lvl>
+    <w:lvl w:ilvl="5" w:tplc="0409001B" w:tentative="1">
+      <w:start w:val="1"/>
+      <w:numFmt w:val="lowerRoman"/>
+      <w:lvlText w:val="%6."/>
+      <w:lvlJc w:val="right"/>
+      <w:pPr>
+        <w:ind w:left="3990" w:hanging="180"/>
+      </w:pPr>
+    </w:lvl>
+    <w:lvl w:ilvl="6" w:tplc="0409000F" w:tentative="1">
+      <w:start w:val="1"/>
+      <w:numFmt w:val="decimal"/>
+      <w:lvlText w:val="%7."/>
+      <w:lvlJc w:val="left"/>
+      <w:pPr>
+        <w:ind w:left="4710" w:hanging="360"/>
+      </w:pPr>
+    </w:lvl>
+    <w:lvl w:ilvl="7" w:tplc="04090019" w:tentative="1">
+      <w:start w:val="1"/>
+      <w:numFmt w:val="lowerLetter"/>
+      <w:lvlText w:val="%8."/>
+      <w:lvlJc w:val="left"/>
+      <w:pPr>
+        <w:ind w:left="5430" w:hanging="360"/>
+      </w:pPr>
+    </w:lvl>
+    <w:lvl w:ilvl="8" w:tplc="0409001B" w:tentative="1">
+      <w:start w:val="1"/>
+      <w:numFmt w:val="lowerRoman"/>
+      <w:lvlText w:val="%9."/>
+      <w:lvlJc w:val="right"/>
+      <w:pPr>
+        <w:ind w:left="6150" w:hanging="180"/>
+      </w:pPr>
+    </w:lvl>
+  </w:abstractNum>
+  <w:abstractNum w:abstractNumId="9">
     <w:nsid w:val="4AD50863"/>
     <w:multiLevelType w:val="hybridMultilevel"/>
     <w:tmpl w:val="0D1085AE"/>
@@ -5947,7 +7120,7 @@
       </w:pPr>
     </w:lvl>
   </w:abstractNum>
-  <w:abstractNum w:abstractNumId="7">
+  <w:abstractNum w:abstractNumId="10">
     <w:nsid w:val="5F3B36F5"/>
     <w:multiLevelType w:val="hybridMultilevel"/>
     <w:tmpl w:val="7F60E5F4"/>
@@ -6036,7 +7209,96 @@
       </w:pPr>
     </w:lvl>
   </w:abstractNum>
-  <w:abstractNum w:abstractNumId="8">
+  <w:abstractNum w:abstractNumId="11">
+    <w:nsid w:val="657E6F79"/>
+    <w:multiLevelType w:val="hybridMultilevel"/>
+    <w:tmpl w:val="E84C346E"/>
+    <w:lvl w:ilvl="0" w:tplc="94CCECF4">
+      <w:start w:val="1"/>
+      <w:numFmt w:val="lowerLetter"/>
+      <w:lvlText w:val="(%1)"/>
+      <w:lvlJc w:val="left"/>
+      <w:pPr>
+        <w:ind w:left="720" w:hanging="360"/>
+      </w:pPr>
+      <w:rPr>
+        <w:rFonts w:hint="default"/>
+      </w:rPr>
+    </w:lvl>
+    <w:lvl w:ilvl="1" w:tplc="04090019" w:tentative="1">
+      <w:start w:val="1"/>
+      <w:numFmt w:val="lowerLetter"/>
+      <w:lvlText w:val="%2."/>
+      <w:lvlJc w:val="left"/>
+      <w:pPr>
+        <w:ind w:left="1440" w:hanging="360"/>
+      </w:pPr>
+    </w:lvl>
+    <w:lvl w:ilvl="2" w:tplc="0409001B" w:tentative="1">
+      <w:start w:val="1"/>
+      <w:numFmt w:val="lowerRoman"/>
+      <w:lvlText w:val="%3."/>
+      <w:lvlJc w:val="right"/>
+      <w:pPr>
+        <w:ind w:left="2160" w:hanging="180"/>
+      </w:pPr>
+    </w:lvl>
+    <w:lvl w:ilvl="3" w:tplc="0409000F" w:tentative="1">
+      <w:start w:val="1"/>
+      <w:numFmt w:val="decimal"/>
+      <w:lvlText w:val="%4."/>
+      <w:lvlJc w:val="left"/>
+      <w:pPr>
+        <w:ind w:left="2880" w:hanging="360"/>
+      </w:pPr>
+    </w:lvl>
+    <w:lvl w:ilvl="4" w:tplc="04090019" w:tentative="1">
+      <w:start w:val="1"/>
+      <w:numFmt w:val="lowerLetter"/>
+      <w:lvlText w:val="%5."/>
+      <w:lvlJc w:val="left"/>
+      <w:pPr>
+        <w:ind w:left="3600" w:hanging="360"/>
+      </w:pPr>
+    </w:lvl>
+    <w:lvl w:ilvl="5" w:tplc="0409001B" w:tentative="1">
+      <w:start w:val="1"/>
+      <w:numFmt w:val="lowerRoman"/>
+      <w:lvlText w:val="%6."/>
+      <w:lvlJc w:val="right"/>
+      <w:pPr>
+        <w:ind w:left="4320" w:hanging="180"/>
+      </w:pPr>
+    </w:lvl>
+    <w:lvl w:ilvl="6" w:tplc="0409000F" w:tentative="1">
+      <w:start w:val="1"/>
+      <w:numFmt w:val="decimal"/>
+      <w:lvlText w:val="%7."/>
+      <w:lvlJc w:val="left"/>
+      <w:pPr>
+        <w:ind w:left="5040" w:hanging="360"/>
+      </w:pPr>
+    </w:lvl>
+    <w:lvl w:ilvl="7" w:tplc="04090019" w:tentative="1">
+      <w:start w:val="1"/>
+      <w:numFmt w:val="lowerLetter"/>
+      <w:lvlText w:val="%8."/>
+      <w:lvlJc w:val="left"/>
+      <w:pPr>
+        <w:ind w:left="5760" w:hanging="360"/>
+      </w:pPr>
+    </w:lvl>
+    <w:lvl w:ilvl="8" w:tplc="0409001B" w:tentative="1">
+      <w:start w:val="1"/>
+      <w:numFmt w:val="lowerRoman"/>
+      <w:lvlText w:val="%9."/>
+      <w:lvlJc w:val="right"/>
+      <w:pPr>
+        <w:ind w:left="6480" w:hanging="180"/>
+      </w:pPr>
+    </w:lvl>
+  </w:abstractNum>
+  <w:abstractNum w:abstractNumId="12">
     <w:nsid w:val="7C13287A"/>
     <w:multiLevelType w:val="hybridMultilevel"/>
     <w:tmpl w:val="025E3E14"/>
@@ -6127,31 +7389,43 @@
     </w:lvl>
   </w:abstractNum>
   <w:num w:numId="1">
-    <w:abstractNumId w:val="7"/>
+    <w:abstractNumId w:val="10"/>
   </w:num>
   <w:num w:numId="2">
-    <w:abstractNumId w:val="5"/>
+    <w:abstractNumId w:val="6"/>
   </w:num>
   <w:num w:numId="3">
     <w:abstractNumId w:val="0"/>
   </w:num>
   <w:num w:numId="4">
+    <w:abstractNumId w:val="4"/>
+  </w:num>
+  <w:num w:numId="5">
+    <w:abstractNumId w:val="12"/>
+  </w:num>
+  <w:num w:numId="6">
+    <w:abstractNumId w:val="5"/>
+  </w:num>
+  <w:num w:numId="7">
     <w:abstractNumId w:val="3"/>
   </w:num>
-  <w:num w:numId="5">
-    <w:abstractNumId w:val="8"/>
-  </w:num>
-  <w:num w:numId="6">
-    <w:abstractNumId w:val="4"/>
-  </w:num>
-  <w:num w:numId="7">
-    <w:abstractNumId w:val="2"/>
-  </w:num>
   <w:num w:numId="8">
-    <w:abstractNumId w:val="6"/>
+    <w:abstractNumId w:val="9"/>
   </w:num>
   <w:num w:numId="9">
     <w:abstractNumId w:val="1"/>
+  </w:num>
+  <w:num w:numId="10">
+    <w:abstractNumId w:val="11"/>
+  </w:num>
+  <w:num w:numId="11">
+    <w:abstractNumId w:val="8"/>
+  </w:num>
+  <w:num w:numId="12">
+    <w:abstractNumId w:val="2"/>
+  </w:num>
+  <w:num w:numId="13">
+    <w:abstractNumId w:val="7"/>
   </w:num>
 </w:numbering>
 </file>

--- a/4.2 Functions PYQ Mains.docx
+++ b/4.2 Functions PYQ Mains.docx
@@ -58,6 +58,18 @@
     </w:p>
     <w:p>
       <w:r>
+        <w:pict>
+          <v:shape id="_x0000_i1027" type="#_x0000_t136" style="width:190.6pt;height:17.45pt">
+            <v:fill colors="0 #cbcbcb;8520f #5f5f5f;13763f #5f5f5f;41288f white;43909f #b2b2b2;45220f #292929;53740f #777;1 #eaeaea" method="none" focus="100%" type="gradient"/>
+            <v:shadow color="#868686"/>
+            <o:extrusion v:ext="view" specularity="80000f" diffusity="43712f" backdepth="18pt" color="white" on="t" metal="t" viewpoint="-34.72222mm" viewpointorigin="-.5" skewangle="-45" brightness="10000f" lightposition="0,-50000" lightlevel="44000f" lightposition2="0,50000" lightlevel2="24000f" type="perspective"/>
+            <v:textpath style="font-family:&quot;Times New Roman&quot;;font-size:16pt;v-text-kern:t" trim="t" fitpath="t" string="MCQ (Single Correct Answer)"/>
+          </v:shape>
+        </w:pict>
+      </w:r>
+    </w:p>
+    <w:p>
+      <w:r>
         <w:tab/>
       </w:r>
       <w:r>
@@ -93,7 +105,7 @@
       </w:r>
       <w:r>
         <w:pict>
-          <v:shape id="_x0000_i1027" type="#_x0000_t136" style="width:41.8pt;height:22.75pt">
+          <v:shape id="_x0000_i1028" type="#_x0000_t136" style="width:41.8pt;height:22.75pt">
             <v:shadow color="#868686"/>
             <v:textpath style="font-family:&quot;Arial Black&quot;;font-size:16pt;v-text-kern:t" trim="t" fitpath="t" string="2026"/>
           </v:shape>
@@ -157,10 +169,10 @@
             <v:path o:extrusionok="f" gradientshapeok="t" o:connecttype="rect"/>
             <o:lock v:ext="edit" aspectratio="t"/>
           </v:shapetype>
-          <v:shape id="_x0000_i1028" type="#_x0000_t75" style="width:54pt;height:15.9pt" o:ole="">
+          <v:shape id="_x0000_i1029" type="#_x0000_t75" style="width:54pt;height:15.9pt" o:ole="">
             <v:imagedata r:id="rId5" o:title=""/>
           </v:shape>
-          <o:OLEObject Type="Embed" ProgID="Equation.DSMT4" ShapeID="_x0000_i1028" DrawAspect="Content" ObjectID="_1836501369" r:id="rId6"/>
+          <o:OLEObject Type="Embed" ProgID="Equation.DSMT4" ShapeID="_x0000_i1029" DrawAspect="Content" ObjectID="_1836664452" r:id="rId6"/>
         </w:object>
       </w:r>
       <w:r>
@@ -171,10 +183,10 @@
           <w:position w:val="-32"/>
         </w:rPr>
         <w:object w:dxaOrig="1300" w:dyaOrig="700">
-          <v:shape id="_x0000_i1029" type="#_x0000_t75" style="width:65.1pt;height:34.95pt" o:ole="">
+          <v:shape id="_x0000_i1030" type="#_x0000_t75" style="width:65.1pt;height:34.95pt" o:ole="">
             <v:imagedata r:id="rId7" o:title=""/>
           </v:shape>
-          <o:OLEObject Type="Embed" ProgID="Equation.DSMT4" ShapeID="_x0000_i1029" DrawAspect="Content" ObjectID="_1836501370" r:id="rId8"/>
+          <o:OLEObject Type="Embed" ProgID="Equation.DSMT4" ShapeID="_x0000_i1030" DrawAspect="Content" ObjectID="_1836664453" r:id="rId8"/>
         </w:object>
       </w:r>
       <w:r>
@@ -193,10 +205,10 @@
           <w:position w:val="-10"/>
         </w:rPr>
         <w:object w:dxaOrig="1080" w:dyaOrig="320">
-          <v:shape id="_x0000_i1030" type="#_x0000_t75" style="width:54pt;height:15.9pt" o:ole="">
+          <v:shape id="_x0000_i1031" type="#_x0000_t75" style="width:54pt;height:15.9pt" o:ole="">
             <v:imagedata r:id="rId5" o:title=""/>
           </v:shape>
-          <o:OLEObject Type="Embed" ProgID="Equation.DSMT4" ShapeID="_x0000_i1030" DrawAspect="Content" ObjectID="_1836501371" r:id="rId9"/>
+          <o:OLEObject Type="Embed" ProgID="Equation.DSMT4" ShapeID="_x0000_i1031" DrawAspect="Content" ObjectID="_1836664454" r:id="rId9"/>
         </w:object>
       </w:r>
       <w:r>
@@ -207,10 +219,10 @@
           <w:position w:val="-24"/>
         </w:rPr>
         <w:object w:dxaOrig="1939" w:dyaOrig="660">
-          <v:shape id="_x0000_i1031" type="#_x0000_t75" style="width:96.9pt;height:32.8pt" o:ole="">
+          <v:shape id="_x0000_i1032" type="#_x0000_t75" style="width:96.9pt;height:32.8pt" o:ole="">
             <v:imagedata r:id="rId10" o:title=""/>
           </v:shape>
-          <o:OLEObject Type="Embed" ProgID="Equation.DSMT4" ShapeID="_x0000_i1031" DrawAspect="Content" ObjectID="_1836501372" r:id="rId11"/>
+          <o:OLEObject Type="Embed" ProgID="Equation.DSMT4" ShapeID="_x0000_i1032" DrawAspect="Content" ObjectID="_1836664455" r:id="rId11"/>
         </w:object>
       </w:r>
       <w:r>
@@ -233,10 +245,10 @@
           <w:shd w:val="clear" w:color="auto" w:fill="FFFFFF"/>
         </w:rPr>
         <w:object w:dxaOrig="180" w:dyaOrig="279">
-          <v:shape id="_x0000_i1032" type="#_x0000_t75" style="width:9pt;height:13.75pt" o:ole="">
+          <v:shape id="_x0000_i1033" type="#_x0000_t75" style="width:9pt;height:13.75pt" o:ole="">
             <v:imagedata r:id="rId12" o:title=""/>
           </v:shape>
-          <o:OLEObject Type="Embed" ProgID="Equation.DSMT4" ShapeID="_x0000_i1032" DrawAspect="Content" ObjectID="_1836501373" r:id="rId13"/>
+          <o:OLEObject Type="Embed" ProgID="Equation.DSMT4" ShapeID="_x0000_i1033" DrawAspect="Content" ObjectID="_1836664456" r:id="rId13"/>
         </w:object>
       </w:r>
       <w:r>
@@ -409,10 +421,10 @@
           <w:position w:val="-10"/>
         </w:rPr>
         <w:object w:dxaOrig="5360" w:dyaOrig="320">
-          <v:shape id="_x0000_i1033" type="#_x0000_t75" style="width:267.9pt;height:15.9pt" o:ole="">
+          <v:shape id="_x0000_i1034" type="#_x0000_t75" style="width:267.9pt;height:15.9pt" o:ole="">
             <v:imagedata r:id="rId14" o:title=""/>
           </v:shape>
-          <o:OLEObject Type="Embed" ProgID="Equation.DSMT4" ShapeID="_x0000_i1033" DrawAspect="Content" ObjectID="_1836501374" r:id="rId15"/>
+          <o:OLEObject Type="Embed" ProgID="Equation.DSMT4" ShapeID="_x0000_i1034" DrawAspect="Content" ObjectID="_1836664457" r:id="rId15"/>
         </w:object>
       </w:r>
       <w:r>
@@ -427,10 +439,10 @@
           <w:position w:val="-24"/>
         </w:rPr>
         <w:object w:dxaOrig="760" w:dyaOrig="620">
-          <v:shape id="_x0000_i1034" type="#_x0000_t75" style="width:38.1pt;height:31.25pt" o:ole="">
+          <v:shape id="_x0000_i1035" type="#_x0000_t75" style="width:38.1pt;height:31.25pt" o:ole="">
             <v:imagedata r:id="rId16" o:title=""/>
           </v:shape>
-          <o:OLEObject Type="Embed" ProgID="Equation.DSMT4" ShapeID="_x0000_i1034" DrawAspect="Content" ObjectID="_1836501375" r:id="rId17"/>
+          <o:OLEObject Type="Embed" ProgID="Equation.DSMT4" ShapeID="_x0000_i1035" DrawAspect="Content" ObjectID="_1836664458" r:id="rId17"/>
         </w:object>
       </w:r>
       <w:r>
@@ -445,10 +457,10 @@
           <w:position w:val="-6"/>
         </w:rPr>
         <w:object w:dxaOrig="580" w:dyaOrig="279">
-          <v:shape id="_x0000_i1035" type="#_x0000_t75" style="width:29.1pt;height:13.75pt" o:ole="">
+          <v:shape id="_x0000_i1036" type="#_x0000_t75" style="width:29.1pt;height:13.75pt" o:ole="">
             <v:imagedata r:id="rId18" o:title=""/>
           </v:shape>
-          <o:OLEObject Type="Embed" ProgID="Equation.DSMT4" ShapeID="_x0000_i1035" DrawAspect="Content" ObjectID="_1836501376" r:id="rId19"/>
+          <o:OLEObject Type="Embed" ProgID="Equation.DSMT4" ShapeID="_x0000_i1036" DrawAspect="Content" ObjectID="_1836664459" r:id="rId19"/>
         </w:object>
       </w:r>
       <w:r>
@@ -470,10 +482,10 @@
           <w:position w:val="-30"/>
         </w:rPr>
         <w:object w:dxaOrig="2400" w:dyaOrig="720">
-          <v:shape id="_x0000_i1036" type="#_x0000_t75" style="width:120.2pt;height:36pt" o:ole="">
+          <v:shape id="_x0000_i1037" type="#_x0000_t75" style="width:120.2pt;height:36pt" o:ole="">
             <v:imagedata r:id="rId20" o:title=""/>
           </v:shape>
-          <o:OLEObject Type="Embed" ProgID="Equation.DSMT4" ShapeID="_x0000_i1036" DrawAspect="Content" ObjectID="_1836501377" r:id="rId21"/>
+          <o:OLEObject Type="Embed" ProgID="Equation.DSMT4" ShapeID="_x0000_i1037" DrawAspect="Content" ObjectID="_1836664460" r:id="rId21"/>
         </w:object>
       </w:r>
       <w:r>
@@ -613,6 +625,7 @@
         <w:rPr>
           <w:rFonts w:cstheme="minorHAnsi"/>
         </w:rPr>
+        <w:lastRenderedPageBreak/>
         <w:t xml:space="preserve">Q3: </w:t>
       </w:r>
       <w:r>
@@ -627,10 +640,10 @@
           <w:position w:val="-10"/>
         </w:rPr>
         <w:object w:dxaOrig="1920" w:dyaOrig="360">
-          <v:shape id="_x0000_i1037" type="#_x0000_t75" style="width:95.8pt;height:18pt" o:ole="">
+          <v:shape id="_x0000_i1038" type="#_x0000_t75" style="width:95.8pt;height:18pt" o:ole="">
             <v:imagedata r:id="rId22" o:title=""/>
           </v:shape>
-          <o:OLEObject Type="Embed" ProgID="Equation.DSMT4" ShapeID="_x0000_i1037" DrawAspect="Content" ObjectID="_1836501378" r:id="rId23"/>
+          <o:OLEObject Type="Embed" ProgID="Equation.DSMT4" ShapeID="_x0000_i1038" DrawAspect="Content" ObjectID="_1836664461" r:id="rId23"/>
         </w:object>
       </w:r>
       <w:r>
@@ -639,10 +652,10 @@
           <w:position w:val="-14"/>
         </w:rPr>
         <w:object w:dxaOrig="1060" w:dyaOrig="400">
-          <v:shape id="_x0000_i1038" type="#_x0000_t75" style="width:52.95pt;height:20.1pt" o:ole="">
+          <v:shape id="_x0000_i1039" type="#_x0000_t75" style="width:52.95pt;height:20.1pt" o:ole="">
             <v:imagedata r:id="rId24" o:title=""/>
           </v:shape>
-          <o:OLEObject Type="Embed" ProgID="Equation.DSMT4" ShapeID="_x0000_i1038" DrawAspect="Content" ObjectID="_1836501379" r:id="rId25"/>
+          <o:OLEObject Type="Embed" ProgID="Equation.DSMT4" ShapeID="_x0000_i1039" DrawAspect="Content" ObjectID="_1836664462" r:id="rId25"/>
         </w:object>
       </w:r>
       <w:r>
@@ -657,10 +670,10 @@
           <w:position w:val="-10"/>
         </w:rPr>
         <w:object w:dxaOrig="2620" w:dyaOrig="360">
-          <v:shape id="_x0000_i1039" type="#_x0000_t75" style="width:130.75pt;height:18pt" o:ole="">
+          <v:shape id="_x0000_i1040" type="#_x0000_t75" style="width:130.75pt;height:18pt" o:ole="">
             <v:imagedata r:id="rId26" o:title=""/>
           </v:shape>
-          <o:OLEObject Type="Embed" ProgID="Equation.DSMT4" ShapeID="_x0000_i1039" DrawAspect="Content" ObjectID="_1836501380" r:id="rId27"/>
+          <o:OLEObject Type="Embed" ProgID="Equation.DSMT4" ShapeID="_x0000_i1040" DrawAspect="Content" ObjectID="_1836664463" r:id="rId27"/>
         </w:object>
       </w:r>
       <w:r>
@@ -675,10 +688,10 @@
           <w:position w:val="-10"/>
         </w:rPr>
         <w:object w:dxaOrig="840" w:dyaOrig="320">
-          <v:shape id="_x0000_i1040" type="#_x0000_t75" style="width:41.8pt;height:15.9pt" o:ole="">
+          <v:shape id="_x0000_i1041" type="#_x0000_t75" style="width:41.8pt;height:15.9pt" o:ole="">
             <v:imagedata r:id="rId28" o:title=""/>
           </v:shape>
-          <o:OLEObject Type="Embed" ProgID="Equation.DSMT4" ShapeID="_x0000_i1040" DrawAspect="Content" ObjectID="_1836501381" r:id="rId29"/>
+          <o:OLEObject Type="Embed" ProgID="Equation.DSMT4" ShapeID="_x0000_i1041" DrawAspect="Content" ObjectID="_1836664464" r:id="rId29"/>
         </w:object>
       </w:r>
       <w:r>
@@ -705,10 +718,10 @@
           <w:position w:val="-24"/>
         </w:rPr>
         <w:object w:dxaOrig="240" w:dyaOrig="620">
-          <v:shape id="_x0000_i1041" type="#_x0000_t75" style="width:12.2pt;height:31.25pt" o:ole="">
+          <v:shape id="_x0000_i1042" type="#_x0000_t75" style="width:12.2pt;height:31.25pt" o:ole="">
             <v:imagedata r:id="rId30" o:title=""/>
           </v:shape>
-          <o:OLEObject Type="Embed" ProgID="Equation.DSMT4" ShapeID="_x0000_i1041" DrawAspect="Content" ObjectID="_1836501382" r:id="rId31"/>
+          <o:OLEObject Type="Embed" ProgID="Equation.DSMT4" ShapeID="_x0000_i1042" DrawAspect="Content" ObjectID="_1836664465" r:id="rId31"/>
         </w:object>
       </w:r>
       <w:r>
@@ -748,10 +761,10 @@
           <w:position w:val="-24"/>
         </w:rPr>
         <w:object w:dxaOrig="520" w:dyaOrig="620">
-          <v:shape id="_x0000_i1042" type="#_x0000_t75" style="width:25.95pt;height:31.25pt" o:ole="">
+          <v:shape id="_x0000_i1043" type="#_x0000_t75" style="width:25.95pt;height:31.25pt" o:ole="">
             <v:imagedata r:id="rId32" o:title=""/>
           </v:shape>
-          <o:OLEObject Type="Embed" ProgID="Equation.DSMT4" ShapeID="_x0000_i1042" DrawAspect="Content" ObjectID="_1836501383" r:id="rId33"/>
+          <o:OLEObject Type="Embed" ProgID="Equation.DSMT4" ShapeID="_x0000_i1043" DrawAspect="Content" ObjectID="_1836664466" r:id="rId33"/>
         </w:object>
       </w:r>
     </w:p>
@@ -774,10 +787,10 @@
           <w:position w:val="-24"/>
         </w:rPr>
         <w:object w:dxaOrig="340" w:dyaOrig="620">
-          <v:shape id="_x0000_i1043" type="#_x0000_t75" style="width:16.95pt;height:31.25pt" o:ole="">
+          <v:shape id="_x0000_i1044" type="#_x0000_t75" style="width:16.95pt;height:31.25pt" o:ole="">
             <v:imagedata r:id="rId34" o:title=""/>
           </v:shape>
-          <o:OLEObject Type="Embed" ProgID="Equation.DSMT4" ShapeID="_x0000_i1043" DrawAspect="Content" ObjectID="_1836501384" r:id="rId35"/>
+          <o:OLEObject Type="Embed" ProgID="Equation.DSMT4" ShapeID="_x0000_i1044" DrawAspect="Content" ObjectID="_1836664467" r:id="rId35"/>
         </w:object>
       </w:r>
       <w:r>
@@ -831,10 +844,10 @@
           <w:position w:val="-24"/>
         </w:rPr>
         <w:object w:dxaOrig="400" w:dyaOrig="620">
-          <v:shape id="_x0000_i1044" type="#_x0000_t75" style="width:20.1pt;height:31.25pt" o:ole="">
+          <v:shape id="_x0000_i1045" type="#_x0000_t75" style="width:20.1pt;height:31.25pt" o:ole="">
             <v:imagedata r:id="rId36" o:title=""/>
           </v:shape>
-          <o:OLEObject Type="Embed" ProgID="Equation.DSMT4" ShapeID="_x0000_i1044" DrawAspect="Content" ObjectID="_1836501385" r:id="rId37"/>
+          <o:OLEObject Type="Embed" ProgID="Equation.DSMT4" ShapeID="_x0000_i1045" DrawAspect="Content" ObjectID="_1836664468" r:id="rId37"/>
         </w:object>
       </w:r>
     </w:p>
@@ -862,10 +875,10 @@
           <w:position w:val="-10"/>
         </w:rPr>
         <w:object w:dxaOrig="240" w:dyaOrig="320">
-          <v:shape id="_x0000_i1045" type="#_x0000_t75" style="width:12.2pt;height:15.9pt" o:ole="">
+          <v:shape id="_x0000_i1046" type="#_x0000_t75" style="width:12.2pt;height:15.9pt" o:ole="">
             <v:imagedata r:id="rId38" o:title=""/>
           </v:shape>
-          <o:OLEObject Type="Embed" ProgID="Equation.DSMT4" ShapeID="_x0000_i1045" DrawAspect="Content" ObjectID="_1836501386" r:id="rId39"/>
+          <o:OLEObject Type="Embed" ProgID="Equation.DSMT4" ShapeID="_x0000_i1046" DrawAspect="Content" ObjectID="_1836664469" r:id="rId39"/>
         </w:object>
       </w:r>
       <w:r>
@@ -880,10 +893,10 @@
           <w:position w:val="-28"/>
         </w:rPr>
         <w:object w:dxaOrig="2940" w:dyaOrig="680">
-          <v:shape id="_x0000_i1046" type="#_x0000_t75" style="width:147.2pt;height:33.9pt" o:ole="">
+          <v:shape id="_x0000_i1047" type="#_x0000_t75" style="width:147.2pt;height:33.9pt" o:ole="">
             <v:imagedata r:id="rId40" o:title=""/>
           </v:shape>
-          <o:OLEObject Type="Embed" ProgID="Equation.DSMT4" ShapeID="_x0000_i1046" DrawAspect="Content" ObjectID="_1836501387" r:id="rId41"/>
+          <o:OLEObject Type="Embed" ProgID="Equation.DSMT4" ShapeID="_x0000_i1047" DrawAspect="Content" ObjectID="_1836664470" r:id="rId41"/>
         </w:object>
       </w:r>
       <w:r>
@@ -906,10 +919,10 @@
           <w:position w:val="-28"/>
         </w:rPr>
         <w:object w:dxaOrig="1140" w:dyaOrig="680">
-          <v:shape id="_x0000_i1047" type="#_x0000_t75" style="width:57.2pt;height:33.9pt" o:ole="">
+          <v:shape id="_x0000_i1048" type="#_x0000_t75" style="width:57.2pt;height:33.9pt" o:ole="">
             <v:imagedata r:id="rId42" o:title=""/>
           </v:shape>
-          <o:OLEObject Type="Embed" ProgID="Equation.DSMT4" ShapeID="_x0000_i1047" DrawAspect="Content" ObjectID="_1836501388" r:id="rId43"/>
+          <o:OLEObject Type="Embed" ProgID="Equation.DSMT4" ShapeID="_x0000_i1048" DrawAspect="Content" ObjectID="_1836664471" r:id="rId43"/>
         </w:object>
       </w:r>
       <w:r>
@@ -924,10 +937,10 @@
           <w:position w:val="-14"/>
         </w:rPr>
         <w:object w:dxaOrig="1280" w:dyaOrig="400">
-          <v:shape id="_x0000_i1048" type="#_x0000_t75" style="width:64.05pt;height:20.1pt" o:ole="">
+          <v:shape id="_x0000_i1049" type="#_x0000_t75" style="width:64.05pt;height:20.1pt" o:ole="">
             <v:imagedata r:id="rId44" o:title=""/>
           </v:shape>
-          <o:OLEObject Type="Embed" ProgID="Equation.DSMT4" ShapeID="_x0000_i1048" DrawAspect="Content" ObjectID="_1836501389" r:id="rId45"/>
+          <o:OLEObject Type="Embed" ProgID="Equation.DSMT4" ShapeID="_x0000_i1049" DrawAspect="Content" ObjectID="_1836664472" r:id="rId45"/>
         </w:object>
       </w:r>
       <w:r>
@@ -1075,10 +1088,10 @@
           <w:position w:val="-14"/>
         </w:rPr>
         <w:object w:dxaOrig="2900" w:dyaOrig="440">
-          <v:shape id="_x0000_i1049" type="#_x0000_t75" style="width:145.05pt;height:22.25pt" o:ole="">
+          <v:shape id="_x0000_i1050" type="#_x0000_t75" style="width:145.05pt;height:22.25pt" o:ole="">
             <v:imagedata r:id="rId46" o:title=""/>
           </v:shape>
-          <o:OLEObject Type="Embed" ProgID="Equation.DSMT4" ShapeID="_x0000_i1049" DrawAspect="Content" ObjectID="_1836501390" r:id="rId47"/>
+          <o:OLEObject Type="Embed" ProgID="Equation.DSMT4" ShapeID="_x0000_i1050" DrawAspect="Content" ObjectID="_1836664473" r:id="rId47"/>
         </w:object>
       </w:r>
       <w:r>
@@ -1093,10 +1106,10 @@
           <w:position w:val="-14"/>
         </w:rPr>
         <w:object w:dxaOrig="260" w:dyaOrig="400">
-          <v:shape id="_x0000_i1050" type="#_x0000_t75" style="width:13.25pt;height:20.1pt" o:ole="">
+          <v:shape id="_x0000_i1051" type="#_x0000_t75" style="width:13.25pt;height:20.1pt" o:ole="">
             <v:imagedata r:id="rId48" o:title=""/>
           </v:shape>
-          <o:OLEObject Type="Embed" ProgID="Equation.DSMT4" ShapeID="_x0000_i1050" DrawAspect="Content" ObjectID="_1836501391" r:id="rId49"/>
+          <o:OLEObject Type="Embed" ProgID="Equation.DSMT4" ShapeID="_x0000_i1051" DrawAspect="Content" ObjectID="_1836664474" r:id="rId49"/>
         </w:object>
       </w:r>
       <w:r>
@@ -1129,10 +1142,10 @@
           <w:position w:val="-10"/>
         </w:rPr>
         <w:object w:dxaOrig="900" w:dyaOrig="320">
-          <v:shape id="_x0000_i1051" type="#_x0000_t75" style="width:45pt;height:15.9pt" o:ole="">
+          <v:shape id="_x0000_i1052" type="#_x0000_t75" style="width:45pt;height:15.9pt" o:ole="">
             <v:imagedata r:id="rId50" o:title=""/>
           </v:shape>
-          <o:OLEObject Type="Embed" ProgID="Equation.DSMT4" ShapeID="_x0000_i1051" DrawAspect="Content" ObjectID="_1836501392" r:id="rId51"/>
+          <o:OLEObject Type="Embed" ProgID="Equation.DSMT4" ShapeID="_x0000_i1052" DrawAspect="Content" ObjectID="_1836664475" r:id="rId51"/>
         </w:object>
       </w:r>
       <w:proofErr w:type="gramStart"/>
@@ -1167,10 +1180,10 @@
           <w:position w:val="-10"/>
         </w:rPr>
         <w:object w:dxaOrig="880" w:dyaOrig="320">
-          <v:shape id="_x0000_i1052" type="#_x0000_t75" style="width:43.95pt;height:15.9pt" o:ole="">
+          <v:shape id="_x0000_i1053" type="#_x0000_t75" style="width:43.95pt;height:15.9pt" o:ole="">
             <v:imagedata r:id="rId52" o:title=""/>
           </v:shape>
-          <o:OLEObject Type="Embed" ProgID="Equation.DSMT4" ShapeID="_x0000_i1052" DrawAspect="Content" ObjectID="_1836501393" r:id="rId53"/>
+          <o:OLEObject Type="Embed" ProgID="Equation.DSMT4" ShapeID="_x0000_i1053" DrawAspect="Content" ObjectID="_1836664476" r:id="rId53"/>
         </w:object>
       </w:r>
       <w:proofErr w:type="gramStart"/>
@@ -1193,10 +1206,10 @@
           <w:position w:val="-14"/>
         </w:rPr>
         <w:object w:dxaOrig="1020" w:dyaOrig="400">
-          <v:shape id="_x0000_i1053" type="#_x0000_t75" style="width:50.8pt;height:20.1pt" o:ole="">
+          <v:shape id="_x0000_i1054" type="#_x0000_t75" style="width:50.8pt;height:20.1pt" o:ole="">
             <v:imagedata r:id="rId54" o:title=""/>
           </v:shape>
-          <o:OLEObject Type="Embed" ProgID="Equation.DSMT4" ShapeID="_x0000_i1053" DrawAspect="Content" ObjectID="_1836501394" r:id="rId55"/>
+          <o:OLEObject Type="Embed" ProgID="Equation.DSMT4" ShapeID="_x0000_i1054" DrawAspect="Content" ObjectID="_1836664477" r:id="rId55"/>
         </w:object>
       </w:r>
       <w:r>
@@ -1223,10 +1236,10 @@
           <w:position w:val="-32"/>
         </w:rPr>
         <w:object w:dxaOrig="1380" w:dyaOrig="740">
-          <v:shape id="_x0000_i1054" type="#_x0000_t75" style="width:68.8pt;height:37.05pt" o:ole="">
+          <v:shape id="_x0000_i1055" type="#_x0000_t75" style="width:68.8pt;height:37.05pt" o:ole="">
             <v:imagedata r:id="rId56" o:title=""/>
           </v:shape>
-          <o:OLEObject Type="Embed" ProgID="Equation.DSMT4" ShapeID="_x0000_i1054" DrawAspect="Content" ObjectID="_1836501395" r:id="rId57"/>
+          <o:OLEObject Type="Embed" ProgID="Equation.DSMT4" ShapeID="_x0000_i1055" DrawAspect="Content" ObjectID="_1836664478" r:id="rId57"/>
         </w:object>
       </w:r>
     </w:p>
@@ -1247,10 +1260,10 @@
           <w:position w:val="-10"/>
         </w:rPr>
         <w:object w:dxaOrig="900" w:dyaOrig="320">
-          <v:shape id="_x0000_i1055" type="#_x0000_t75" style="width:45pt;height:15.9pt" o:ole="">
+          <v:shape id="_x0000_i1056" type="#_x0000_t75" style="width:45pt;height:15.9pt" o:ole="">
             <v:imagedata r:id="rId58" o:title=""/>
           </v:shape>
-          <o:OLEObject Type="Embed" ProgID="Equation.DSMT4" ShapeID="_x0000_i1055" DrawAspect="Content" ObjectID="_1836501396" r:id="rId59"/>
+          <o:OLEObject Type="Embed" ProgID="Equation.DSMT4" ShapeID="_x0000_i1056" DrawAspect="Content" ObjectID="_1836664479" r:id="rId59"/>
         </w:object>
       </w:r>
       <w:r>
@@ -1265,10 +1278,10 @@
           <w:position w:val="-14"/>
         </w:rPr>
         <w:object w:dxaOrig="980" w:dyaOrig="400">
-          <v:shape id="_x0000_i1056" type="#_x0000_t75" style="width:49.25pt;height:20.1pt" o:ole="">
+          <v:shape id="_x0000_i1057" type="#_x0000_t75" style="width:49.25pt;height:20.1pt" o:ole="">
             <v:imagedata r:id="rId60" o:title=""/>
           </v:shape>
-          <o:OLEObject Type="Embed" ProgID="Equation.DSMT4" ShapeID="_x0000_i1056" DrawAspect="Content" ObjectID="_1836501397" r:id="rId61"/>
+          <o:OLEObject Type="Embed" ProgID="Equation.DSMT4" ShapeID="_x0000_i1057" DrawAspect="Content" ObjectID="_1836664480" r:id="rId61"/>
         </w:object>
       </w:r>
     </w:p>
@@ -1296,10 +1309,10 @@
           <w:position w:val="-18"/>
         </w:rPr>
         <w:object w:dxaOrig="3980" w:dyaOrig="480">
-          <v:shape id="_x0000_i1146" type="#_x0000_t75" style="width:199.05pt;height:23.8pt" o:ole="">
+          <v:shape id="_x0000_i1058" type="#_x0000_t75" style="width:199.05pt;height:23.8pt" o:ole="">
             <v:imagedata r:id="rId62" o:title=""/>
           </v:shape>
-          <o:OLEObject Type="Embed" ProgID="Equation.DSMT4" ShapeID="_x0000_i1146" DrawAspect="Content" ObjectID="_1836501398" r:id="rId63"/>
+          <o:OLEObject Type="Embed" ProgID="Equation.DSMT4" ShapeID="_x0000_i1058" DrawAspect="Content" ObjectID="_1836664481" r:id="rId63"/>
         </w:object>
       </w:r>
       <w:r>
@@ -1314,10 +1327,10 @@
           <w:position w:val="-30"/>
         </w:rPr>
         <w:object w:dxaOrig="1460" w:dyaOrig="720">
-          <v:shape id="_x0000_i1147" type="#_x0000_t75" style="width:73.05pt;height:36pt" o:ole="">
+          <v:shape id="_x0000_i1059" type="#_x0000_t75" style="width:73.05pt;height:36pt" o:ole="">
             <v:imagedata r:id="rId64" o:title=""/>
           </v:shape>
-          <o:OLEObject Type="Embed" ProgID="Equation.DSMT4" ShapeID="_x0000_i1147" DrawAspect="Content" ObjectID="_1836501399" r:id="rId65"/>
+          <o:OLEObject Type="Embed" ProgID="Equation.DSMT4" ShapeID="_x0000_i1059" DrawAspect="Content" ObjectID="_1836664482" r:id="rId65"/>
         </w:object>
       </w:r>
       <w:r>
@@ -1340,10 +1353,10 @@
           <w:position w:val="-14"/>
         </w:rPr>
         <w:object w:dxaOrig="660" w:dyaOrig="400">
-          <v:shape id="_x0000_i1148" type="#_x0000_t75" style="width:32.8pt;height:20.1pt" o:ole="">
+          <v:shape id="_x0000_i1060" type="#_x0000_t75" style="width:32.8pt;height:20.1pt" o:ole="">
             <v:imagedata r:id="rId66" o:title=""/>
           </v:shape>
-          <o:OLEObject Type="Embed" ProgID="Equation.DSMT4" ShapeID="_x0000_i1148" DrawAspect="Content" ObjectID="_1836501400" r:id="rId67"/>
+          <o:OLEObject Type="Embed" ProgID="Equation.DSMT4" ShapeID="_x0000_i1060" DrawAspect="Content" ObjectID="_1836664483" r:id="rId67"/>
         </w:object>
       </w:r>
       <w:r>
@@ -1365,10 +1378,10 @@
           <w:position w:val="-10"/>
         </w:rPr>
         <w:object w:dxaOrig="620" w:dyaOrig="320">
-          <v:shape id="_x0000_i1149" type="#_x0000_t75" style="width:31.25pt;height:15.9pt" o:ole="">
+          <v:shape id="_x0000_i1061" type="#_x0000_t75" style="width:31.25pt;height:15.9pt" o:ole="">
             <v:imagedata r:id="rId68" o:title=""/>
           </v:shape>
-          <o:OLEObject Type="Embed" ProgID="Equation.DSMT4" ShapeID="_x0000_i1149" DrawAspect="Content" ObjectID="_1836501401" r:id="rId69"/>
+          <o:OLEObject Type="Embed" ProgID="Equation.DSMT4" ShapeID="_x0000_i1061" DrawAspect="Content" ObjectID="_1836664484" r:id="rId69"/>
         </w:object>
       </w:r>
       <w:r>
@@ -1502,10 +1515,10 @@
           <w:position w:val="-10"/>
         </w:rPr>
         <w:object w:dxaOrig="240" w:dyaOrig="320">
-          <v:shape id="_x0000_i1150" type="#_x0000_t75" style="width:12.2pt;height:15.9pt" o:ole="">
+          <v:shape id="_x0000_i1062" type="#_x0000_t75" style="width:12.2pt;height:15.9pt" o:ole="">
             <v:imagedata r:id="rId70" o:title=""/>
           </v:shape>
-          <o:OLEObject Type="Embed" ProgID="Equation.DSMT4" ShapeID="_x0000_i1150" DrawAspect="Content" ObjectID="_1836501402" r:id="rId71"/>
+          <o:OLEObject Type="Embed" ProgID="Equation.DSMT4" ShapeID="_x0000_i1062" DrawAspect="Content" ObjectID="_1836664485" r:id="rId71"/>
         </w:object>
       </w:r>
       <w:r>
@@ -1520,10 +1533,10 @@
           <w:position w:val="-10"/>
         </w:rPr>
         <w:object w:dxaOrig="220" w:dyaOrig="260">
-          <v:shape id="_x0000_i1151" type="#_x0000_t75" style="width:11.1pt;height:13.25pt" o:ole="">
+          <v:shape id="_x0000_i1063" type="#_x0000_t75" style="width:11.1pt;height:13.25pt" o:ole="">
             <v:imagedata r:id="rId72" o:title=""/>
           </v:shape>
-          <o:OLEObject Type="Embed" ProgID="Equation.DSMT4" ShapeID="_x0000_i1151" DrawAspect="Content" ObjectID="_1836501403" r:id="rId73"/>
+          <o:OLEObject Type="Embed" ProgID="Equation.DSMT4" ShapeID="_x0000_i1063" DrawAspect="Content" ObjectID="_1836664486" r:id="rId73"/>
         </w:object>
       </w:r>
       <w:r>
@@ -1546,10 +1559,10 @@
           <w:position w:val="-10"/>
         </w:rPr>
         <w:object w:dxaOrig="2060" w:dyaOrig="320">
-          <v:shape id="_x0000_i1152" type="#_x0000_t75" style="width:103.25pt;height:15.9pt" o:ole="">
+          <v:shape id="_x0000_i1064" type="#_x0000_t75" style="width:103.25pt;height:15.9pt" o:ole="">
             <v:imagedata r:id="rId74" o:title=""/>
           </v:shape>
-          <o:OLEObject Type="Embed" ProgID="Equation.DSMT4" ShapeID="_x0000_i1152" DrawAspect="Content" ObjectID="_1836501404" r:id="rId75"/>
+          <o:OLEObject Type="Embed" ProgID="Equation.DSMT4" ShapeID="_x0000_i1064" DrawAspect="Content" ObjectID="_1836664487" r:id="rId75"/>
         </w:object>
       </w:r>
       <w:r>
@@ -1564,10 +1577,10 @@
           <w:position w:val="-10"/>
         </w:rPr>
         <w:object w:dxaOrig="840" w:dyaOrig="320">
-          <v:shape id="_x0000_i1153" type="#_x0000_t75" style="width:41.8pt;height:15.9pt" o:ole="">
+          <v:shape id="_x0000_i1065" type="#_x0000_t75" style="width:41.8pt;height:15.9pt" o:ole="">
             <v:imagedata r:id="rId76" o:title=""/>
           </v:shape>
-          <o:OLEObject Type="Embed" ProgID="Equation.DSMT4" ShapeID="_x0000_i1153" DrawAspect="Content" ObjectID="_1836501405" r:id="rId77"/>
+          <o:OLEObject Type="Embed" ProgID="Equation.DSMT4" ShapeID="_x0000_i1065" DrawAspect="Content" ObjectID="_1836664488" r:id="rId77"/>
         </w:object>
       </w:r>
       <w:r>
@@ -1582,10 +1595,10 @@
           <w:position w:val="-14"/>
         </w:rPr>
         <w:object w:dxaOrig="1700" w:dyaOrig="400">
-          <v:shape id="_x0000_i1154" type="#_x0000_t75" style="width:85.25pt;height:20.1pt" o:ole="">
+          <v:shape id="_x0000_i1066" type="#_x0000_t75" style="width:85.25pt;height:20.1pt" o:ole="">
             <v:imagedata r:id="rId78" o:title=""/>
           </v:shape>
-          <o:OLEObject Type="Embed" ProgID="Equation.DSMT4" ShapeID="_x0000_i1154" DrawAspect="Content" ObjectID="_1836501406" r:id="rId79"/>
+          <o:OLEObject Type="Embed" ProgID="Equation.DSMT4" ShapeID="_x0000_i1066" DrawAspect="Content" ObjectID="_1836664489" r:id="rId79"/>
         </w:object>
       </w:r>
       <w:r>
@@ -1600,10 +1613,10 @@
           <w:position w:val="-10"/>
         </w:rPr>
         <w:object w:dxaOrig="840" w:dyaOrig="320">
-          <v:shape id="_x0000_i1155" type="#_x0000_t75" style="width:41.8pt;height:15.9pt" o:ole="">
+          <v:shape id="_x0000_i1067" type="#_x0000_t75" style="width:41.8pt;height:15.9pt" o:ole="">
             <v:imagedata r:id="rId80" o:title=""/>
           </v:shape>
-          <o:OLEObject Type="Embed" ProgID="Equation.DSMT4" ShapeID="_x0000_i1155" DrawAspect="Content" ObjectID="_1836501407" r:id="rId81"/>
+          <o:OLEObject Type="Embed" ProgID="Equation.DSMT4" ShapeID="_x0000_i1067" DrawAspect="Content" ObjectID="_1836664490" r:id="rId81"/>
         </w:object>
       </w:r>
       <w:r>
@@ -1618,10 +1631,10 @@
           <w:position w:val="-10"/>
         </w:rPr>
         <w:object w:dxaOrig="840" w:dyaOrig="320">
-          <v:shape id="_x0000_i1156" type="#_x0000_t75" style="width:41.8pt;height:15.9pt" o:ole="">
+          <v:shape id="_x0000_i1068" type="#_x0000_t75" style="width:41.8pt;height:15.9pt" o:ole="">
             <v:imagedata r:id="rId82" o:title=""/>
           </v:shape>
-          <o:OLEObject Type="Embed" ProgID="Equation.DSMT4" ShapeID="_x0000_i1156" DrawAspect="Content" ObjectID="_1836501408" r:id="rId83"/>
+          <o:OLEObject Type="Embed" ProgID="Equation.DSMT4" ShapeID="_x0000_i1068" DrawAspect="Content" ObjectID="_1836664491" r:id="rId83"/>
         </w:object>
       </w:r>
       <w:r>
@@ -1636,10 +1649,10 @@
           <w:position w:val="-30"/>
         </w:rPr>
         <w:object w:dxaOrig="1960" w:dyaOrig="720">
-          <v:shape id="_x0000_i1157" type="#_x0000_t75" style="width:97.95pt;height:36pt" o:ole="">
+          <v:shape id="_x0000_i1069" type="#_x0000_t75" style="width:97.95pt;height:36pt" o:ole="">
             <v:imagedata r:id="rId84" o:title=""/>
           </v:shape>
-          <o:OLEObject Type="Embed" ProgID="Equation.DSMT4" ShapeID="_x0000_i1157" DrawAspect="Content" ObjectID="_1836501409" r:id="rId85"/>
+          <o:OLEObject Type="Embed" ProgID="Equation.DSMT4" ShapeID="_x0000_i1069" DrawAspect="Content" ObjectID="_1836664492" r:id="rId85"/>
         </w:object>
       </w:r>
       <w:r>
@@ -1775,10 +1788,10 @@
           <w:position w:val="-30"/>
         </w:rPr>
         <w:object w:dxaOrig="3460" w:dyaOrig="700">
-          <v:shape id="_x0000_i1158" type="#_x0000_t75" style="width:173.1pt;height:34.95pt" o:ole="">
+          <v:shape id="_x0000_i1070" type="#_x0000_t75" style="width:173.1pt;height:34.95pt" o:ole="">
             <v:imagedata r:id="rId86" o:title=""/>
           </v:shape>
-          <o:OLEObject Type="Embed" ProgID="Equation.DSMT4" ShapeID="_x0000_i1158" DrawAspect="Content" ObjectID="_1836501410" r:id="rId87"/>
+          <o:OLEObject Type="Embed" ProgID="Equation.DSMT4" ShapeID="_x0000_i1070" DrawAspect="Content" ObjectID="_1836664493" r:id="rId87"/>
         </w:object>
       </w:r>
       <w:r>
@@ -1801,10 +1814,10 @@
           <w:position w:val="-14"/>
         </w:rPr>
         <w:object w:dxaOrig="2160" w:dyaOrig="400">
-          <v:shape id="_x0000_i1159" type="#_x0000_t75" style="width:108pt;height:20.1pt" o:ole="">
+          <v:shape id="_x0000_i1071" type="#_x0000_t75" style="width:108pt;height:20.1pt" o:ole="">
             <v:imagedata r:id="rId88" o:title=""/>
           </v:shape>
-          <o:OLEObject Type="Embed" ProgID="Equation.DSMT4" ShapeID="_x0000_i1159" DrawAspect="Content" ObjectID="_1836501411" r:id="rId89"/>
+          <o:OLEObject Type="Embed" ProgID="Equation.DSMT4" ShapeID="_x0000_i1071" DrawAspect="Content" ObjectID="_1836664494" r:id="rId89"/>
         </w:object>
       </w:r>
       <w:r>
@@ -1819,10 +1832,10 @@
           <w:position w:val="-14"/>
         </w:rPr>
         <w:object w:dxaOrig="1640" w:dyaOrig="400">
-          <v:shape id="_x0000_i1160" type="#_x0000_t75" style="width:82.05pt;height:20.1pt" o:ole="">
+          <v:shape id="_x0000_i1072" type="#_x0000_t75" style="width:82.05pt;height:20.1pt" o:ole="">
             <v:imagedata r:id="rId90" o:title=""/>
           </v:shape>
-          <o:OLEObject Type="Embed" ProgID="Equation.DSMT4" ShapeID="_x0000_i1160" DrawAspect="Content" ObjectID="_1836501412" r:id="rId91"/>
+          <o:OLEObject Type="Embed" ProgID="Equation.DSMT4" ShapeID="_x0000_i1072" DrawAspect="Content" ObjectID="_1836664495" r:id="rId91"/>
         </w:object>
       </w:r>
       <w:r>
@@ -2012,7 +2025,7 @@
       </w:r>
       <w:r>
         <w:pict>
-          <v:shape id="_x0000_i1161" type="#_x0000_t136" style="width:41.8pt;height:22.75pt">
+          <v:shape id="_x0000_i1073" type="#_x0000_t136" style="width:41.8pt;height:22.75pt">
             <v:shadow color="#868686"/>
             <v:textpath style="font-family:&quot;Arial Black&quot;;font-size:16pt;v-text-kern:t" trim="t" fitpath="t" string="2025"/>
           </v:shape>
@@ -2031,10 +2044,10 @@
           <w:position w:val="-24"/>
         </w:rPr>
         <w:object w:dxaOrig="2640" w:dyaOrig="620">
-          <v:shape id="_x0000_i1162" type="#_x0000_t75" style="width:131.8pt;height:31.25pt" o:ole="">
+          <v:shape id="_x0000_i1074" type="#_x0000_t75" style="width:131.8pt;height:31.25pt" o:ole="">
             <v:imagedata r:id="rId92" o:title=""/>
           </v:shape>
-          <o:OLEObject Type="Embed" ProgID="Equation.DSMT4" ShapeID="_x0000_i1162" DrawAspect="Content" ObjectID="_1836501413" r:id="rId93"/>
+          <o:OLEObject Type="Embed" ProgID="Equation.DSMT4" ShapeID="_x0000_i1074" DrawAspect="Content" ObjectID="_1836664496" r:id="rId93"/>
         </w:object>
       </w:r>
       <w:proofErr w:type="gramStart"/>
@@ -2047,10 +2060,10 @@
           <w:position w:val="-14"/>
         </w:rPr>
         <w:object w:dxaOrig="1640" w:dyaOrig="400">
-          <v:shape id="_x0000_i1163" type="#_x0000_t75" style="width:82.05pt;height:20.1pt" o:ole="">
+          <v:shape id="_x0000_i1075" type="#_x0000_t75" style="width:82.05pt;height:20.1pt" o:ole="">
             <v:imagedata r:id="rId94" o:title=""/>
           </v:shape>
-          <o:OLEObject Type="Embed" ProgID="Equation.DSMT4" ShapeID="_x0000_i1163" DrawAspect="Content" ObjectID="_1836501414" r:id="rId95"/>
+          <o:OLEObject Type="Embed" ProgID="Equation.DSMT4" ShapeID="_x0000_i1075" DrawAspect="Content" ObjectID="_1836664497" r:id="rId95"/>
         </w:object>
       </w:r>
       <w:r>
@@ -2061,10 +2074,10 @@
           <w:position w:val="-10"/>
         </w:rPr>
         <w:object w:dxaOrig="800" w:dyaOrig="360">
-          <v:shape id="_x0000_i1164" type="#_x0000_t75" style="width:40.25pt;height:18pt" o:ole="">
+          <v:shape id="_x0000_i1076" type="#_x0000_t75" style="width:40.25pt;height:18pt" o:ole="">
             <v:imagedata r:id="rId96" o:title=""/>
           </v:shape>
-          <o:OLEObject Type="Embed" ProgID="Equation.DSMT4" ShapeID="_x0000_i1164" DrawAspect="Content" ObjectID="_1836501415" r:id="rId97"/>
+          <o:OLEObject Type="Embed" ProgID="Equation.DSMT4" ShapeID="_x0000_i1076" DrawAspect="Content" ObjectID="_1836664498" r:id="rId97"/>
         </w:object>
       </w:r>
       <w:r>
@@ -2166,11 +2179,6 @@
       </w:r>
     </w:p>
     <w:p>
-      <w:pPr>
-        <w:rPr>
-          <w:rFonts w:cstheme="minorHAnsi"/>
-        </w:rPr>
-      </w:pPr>
       <w:r>
         <w:rPr>
           <w:rFonts w:cstheme="minorHAnsi"/>
@@ -2186,137 +2194,4276 @@
       <w:r>
         <w:rPr>
           <w:rFonts w:cstheme="minorHAnsi"/>
+          <w:position w:val="-18"/>
+        </w:rPr>
+        <w:object w:dxaOrig="4220" w:dyaOrig="480">
+          <v:shape id="_x0000_i1077" type="#_x0000_t75" style="width:211.25pt;height:23.8pt" o:ole="">
+            <v:imagedata r:id="rId98" o:title=""/>
+          </v:shape>
+          <o:OLEObject Type="Embed" ProgID="Equation.DSMT4" ShapeID="_x0000_i1077" DrawAspect="Content" ObjectID="_1836664499" r:id="rId99"/>
+        </w:object>
+      </w:r>
+      <w:r>
+        <w:rPr>
+          <w:rFonts w:cstheme="minorHAnsi"/>
           <w:position w:val="-10"/>
         </w:rPr>
+        <w:t xml:space="preserve"> </w:t>
+      </w:r>
+      <w:r>
+        <w:t xml:space="preserve">and </w:t>
+      </w:r>
+      <w:r>
+        <w:rPr>
+          <w:position w:val="-28"/>
+        </w:rPr>
+        <w:object w:dxaOrig="2180" w:dyaOrig="680">
+          <v:shape id="_x0000_i1078" type="#_x0000_t75" style="width:109.05pt;height:33.9pt" o:ole="">
+            <v:imagedata r:id="rId100" o:title=""/>
+          </v:shape>
+          <o:OLEObject Type="Embed" ProgID="Equation.DSMT4" ShapeID="_x0000_i1078" DrawAspect="Content" ObjectID="_1836664500" r:id="rId101"/>
+        </w:object>
+      </w:r>
+      <w:r>
+        <w:t xml:space="preserve"> be </w:t>
+      </w:r>
+      <w:r>
+        <w:rPr>
+          <w:position w:val="-14"/>
+        </w:rPr>
+        <w:object w:dxaOrig="680" w:dyaOrig="400">
+          <v:shape id="_x0000_i1079" type="#_x0000_t75" style="width:33.9pt;height:20.1pt" o:ole="">
+            <v:imagedata r:id="rId102" o:title=""/>
+          </v:shape>
+          <o:OLEObject Type="Embed" ProgID="Equation.DSMT4" ShapeID="_x0000_i1079" DrawAspect="Content" ObjectID="_1836664501" r:id="rId103"/>
+        </w:object>
+      </w:r>
+      <w:r>
+        <w:t xml:space="preserve">and </w:t>
+      </w:r>
+      <w:r>
+        <w:rPr>
+          <w:position w:val="-14"/>
+        </w:rPr>
+        <w:object w:dxaOrig="580" w:dyaOrig="400">
+          <v:shape id="_x0000_i1080" type="#_x0000_t75" style="width:29.1pt;height:20.1pt" o:ole="">
+            <v:imagedata r:id="rId104" o:title=""/>
+          </v:shape>
+          <o:OLEObject Type="Embed" ProgID="Equation.DSMT4" ShapeID="_x0000_i1080" DrawAspect="Content" ObjectID="_1836664502" r:id="rId105"/>
+        </w:object>
+      </w:r>
+      <w:r>
+        <w:t xml:space="preserve"> respectively. </w:t>
+      </w:r>
+      <w:proofErr w:type="gramStart"/>
+      <w:r>
+        <w:t xml:space="preserve">Then </w:t>
+      </w:r>
+      <w:r>
+        <w:rPr>
+          <w:position w:val="-10"/>
+        </w:rPr>
+        <w:object w:dxaOrig="1700" w:dyaOrig="360">
+          <v:shape id="_x0000_i1081" type="#_x0000_t75" style="width:85.25pt;height:18pt" o:ole="">
+            <v:imagedata r:id="rId106" o:title=""/>
+          </v:shape>
+          <o:OLEObject Type="Embed" ProgID="Equation.DSMT4" ShapeID="_x0000_i1081" DrawAspect="Content" ObjectID="_1836664503" r:id="rId107"/>
+        </w:object>
+      </w:r>
+      <w:r>
+        <w:t>is equal to:</w:t>
+      </w:r>
+      <w:proofErr w:type="gramEnd"/>
+    </w:p>
+    <w:p>
+      <w:pPr>
+        <w:pStyle w:val="ListParagraph"/>
+        <w:numPr>
+          <w:ilvl w:val="0"/>
+          <w:numId w:val="14"/>
+        </w:numPr>
+        <w:rPr>
+          <w:rFonts w:cstheme="minorHAnsi"/>
+        </w:rPr>
+      </w:pPr>
+      <w:r>
+        <w:rPr>
+          <w:rFonts w:cstheme="minorHAnsi"/>
+        </w:rPr>
+        <w:t>15</w:t>
+      </w:r>
+      <w:r>
+        <w:rPr>
+          <w:rFonts w:cstheme="minorHAnsi"/>
+        </w:rPr>
+        <w:tab/>
+      </w:r>
+      <w:r>
+        <w:rPr>
+          <w:rFonts w:cstheme="minorHAnsi"/>
+        </w:rPr>
+        <w:tab/>
+      </w:r>
+      <w:r>
+        <w:rPr>
+          <w:rFonts w:cstheme="minorHAnsi"/>
+        </w:rPr>
+        <w:tab/>
+      </w:r>
+      <w:r>
+        <w:rPr>
+          <w:rFonts w:cstheme="minorHAnsi"/>
+        </w:rPr>
+        <w:tab/>
+      </w:r>
+      <w:r>
+        <w:rPr>
+          <w:rFonts w:cstheme="minorHAnsi"/>
+        </w:rPr>
+        <w:tab/>
+        <w:t>(b) 13</w:t>
+      </w:r>
+    </w:p>
+    <w:p>
+      <w:pPr>
+        <w:ind w:left="360"/>
+        <w:rPr>
+          <w:rFonts w:cstheme="minorHAnsi"/>
+        </w:rPr>
+      </w:pPr>
+      <w:r>
+        <w:rPr>
+          <w:rFonts w:cstheme="minorHAnsi"/>
+        </w:rPr>
+        <w:t>(c)  16</w:t>
+      </w:r>
+      <w:r>
+        <w:rPr>
+          <w:rFonts w:cstheme="minorHAnsi"/>
+        </w:rPr>
+        <w:tab/>
+      </w:r>
+      <w:r>
+        <w:rPr>
+          <w:rFonts w:cstheme="minorHAnsi"/>
+        </w:rPr>
+        <w:tab/>
+      </w:r>
+      <w:r>
+        <w:rPr>
+          <w:rFonts w:cstheme="minorHAnsi"/>
+        </w:rPr>
+        <w:tab/>
+      </w:r>
+      <w:r>
+        <w:rPr>
+          <w:rFonts w:cstheme="minorHAnsi"/>
+        </w:rPr>
+        <w:tab/>
+      </w:r>
+      <w:r>
+        <w:rPr>
+          <w:rFonts w:cstheme="minorHAnsi"/>
+        </w:rPr>
+        <w:tab/>
+        <w:t>(d) 14</w:t>
+      </w:r>
+    </w:p>
+    <w:p>
+      <w:pPr>
+        <w:rPr>
+          <w:rFonts w:cstheme="minorHAnsi"/>
+        </w:rPr>
+      </w:pPr>
+      <w:r>
+        <w:rPr>
+          <w:rFonts w:cstheme="minorHAnsi"/>
+        </w:rPr>
+        <w:t xml:space="preserve">Q3: </w:t>
+      </w:r>
+      <w:r>
+        <w:rPr>
+          <w:rFonts w:cstheme="minorHAnsi"/>
+        </w:rPr>
+        <w:t xml:space="preserve">Let </w:t>
+      </w:r>
+      <w:r>
+        <w:rPr>
+          <w:rFonts w:cstheme="minorHAnsi"/>
+          <w:position w:val="-10"/>
+        </w:rPr>
+        <w:object w:dxaOrig="1640" w:dyaOrig="320">
+          <v:shape id="_x0000_i1082" type="#_x0000_t75" style="width:82.05pt;height:15.9pt" o:ole="">
+            <v:imagedata r:id="rId108" o:title=""/>
+          </v:shape>
+          <o:OLEObject Type="Embed" ProgID="Equation.DSMT4" ShapeID="_x0000_i1082" DrawAspect="Content" ObjectID="_1836664504" r:id="rId109"/>
+        </w:object>
+      </w:r>
+      <w:r>
+        <w:rPr>
+          <w:rFonts w:cstheme="minorHAnsi"/>
+        </w:rPr>
+        <w:t xml:space="preserve"> be defined as </w:t>
+      </w:r>
+      <w:r>
+        <w:rPr>
+          <w:rFonts w:cstheme="minorHAnsi"/>
+          <w:position w:val="-24"/>
+        </w:rPr>
+        <w:object w:dxaOrig="1380" w:dyaOrig="620">
+          <v:shape id="_x0000_i1083" type="#_x0000_t75" style="width:68.8pt;height:31.25pt" o:ole="">
+            <v:imagedata r:id="rId110" o:title=""/>
+          </v:shape>
+          <o:OLEObject Type="Embed" ProgID="Equation.DSMT4" ShapeID="_x0000_i1083" DrawAspect="Content" ObjectID="_1836664505" r:id="rId111"/>
+        </w:object>
+      </w:r>
+      <w:proofErr w:type="spellStart"/>
+      <w:proofErr w:type="gramStart"/>
+      <w:r>
+        <w:rPr>
+          <w:rFonts w:cstheme="minorHAnsi"/>
+        </w:rPr>
+        <w:t>and</w:t>
+      </w:r>
+      <w:proofErr w:type="spellEnd"/>
+      <w:r>
+        <w:rPr>
+          <w:rFonts w:cstheme="minorHAnsi"/>
+        </w:rPr>
+        <w:t xml:space="preserve"> </w:t>
+      </w:r>
+      <w:proofErr w:type="gramEnd"/>
+      <w:r>
+        <w:rPr>
+          <w:rFonts w:cstheme="minorHAnsi"/>
+          <w:position w:val="-24"/>
+        </w:rPr>
+        <w:object w:dxaOrig="1359" w:dyaOrig="620">
+          <v:shape id="_x0000_i1084" type="#_x0000_t75" style="width:67.75pt;height:31.25pt" o:ole="">
+            <v:imagedata r:id="rId112" o:title=""/>
+          </v:shape>
+          <o:OLEObject Type="Embed" ProgID="Equation.DSMT4" ShapeID="_x0000_i1084" DrawAspect="Content" ObjectID="_1836664506" r:id="rId113"/>
+        </w:object>
+      </w:r>
+      <w:r>
+        <w:rPr>
+          <w:rFonts w:cstheme="minorHAnsi"/>
+        </w:rPr>
+        <w:t xml:space="preserve">. If </w:t>
+      </w:r>
+      <w:r>
+        <w:rPr>
+          <w:rFonts w:cstheme="minorHAnsi"/>
+        </w:rPr>
+        <w:t xml:space="preserve">the range of the function </w:t>
+      </w:r>
+      <w:r>
+        <w:rPr>
+          <w:rFonts w:cstheme="minorHAnsi"/>
+          <w:position w:val="-14"/>
+        </w:rPr>
+        <w:object w:dxaOrig="1579" w:dyaOrig="400">
+          <v:shape id="_x0000_i1085" type="#_x0000_t75" style="width:78.9pt;height:20.1pt" o:ole="">
+            <v:imagedata r:id="rId114" o:title=""/>
+          </v:shape>
+          <o:OLEObject Type="Embed" ProgID="Equation.DSMT4" ShapeID="_x0000_i1085" DrawAspect="Content" ObjectID="_1836664507" r:id="rId115"/>
+        </w:object>
+      </w:r>
+      <w:r>
+        <w:rPr>
+          <w:rFonts w:cstheme="minorHAnsi"/>
+        </w:rPr>
+        <w:t xml:space="preserve"> </w:t>
+      </w:r>
+      <w:proofErr w:type="gramStart"/>
+      <w:r>
+        <w:rPr>
+          <w:rFonts w:cstheme="minorHAnsi"/>
+        </w:rPr>
+        <w:t xml:space="preserve">is </w:t>
+      </w:r>
+      <w:proofErr w:type="gramEnd"/>
+      <w:r>
+        <w:rPr>
+          <w:rFonts w:cstheme="minorHAnsi"/>
+          <w:position w:val="-14"/>
+        </w:rPr>
+        <w:object w:dxaOrig="639" w:dyaOrig="400">
+          <v:shape id="_x0000_i1086" type="#_x0000_t75" style="width:31.75pt;height:20.1pt" o:ole="">
+            <v:imagedata r:id="rId116" o:title=""/>
+          </v:shape>
+          <o:OLEObject Type="Embed" ProgID="Equation.DSMT4" ShapeID="_x0000_i1086" DrawAspect="Content" ObjectID="_1836664508" r:id="rId117"/>
+        </w:object>
+      </w:r>
+      <w:r>
+        <w:rPr>
+          <w:rFonts w:cstheme="minorHAnsi"/>
+        </w:rPr>
+        <w:t xml:space="preserve">, then </w:t>
+      </w:r>
+      <w:r>
+        <w:rPr>
+          <w:rFonts w:cstheme="minorHAnsi"/>
+          <w:position w:val="-28"/>
+        </w:rPr>
+        <w:object w:dxaOrig="660" w:dyaOrig="660">
+          <v:shape id="_x0000_i1087" type="#_x0000_t75" style="width:32.8pt;height:32.8pt" o:ole="">
+            <v:imagedata r:id="rId118" o:title=""/>
+          </v:shape>
+          <o:OLEObject Type="Embed" ProgID="Equation.DSMT4" ShapeID="_x0000_i1087" DrawAspect="Content" ObjectID="_1836664509" r:id="rId119"/>
+        </w:object>
+      </w:r>
+      <w:r>
+        <w:rPr>
+          <w:rFonts w:cstheme="minorHAnsi"/>
+        </w:rPr>
+        <w:t>is equal to</w:t>
+      </w:r>
+    </w:p>
+    <w:p>
+      <w:pPr>
+        <w:pStyle w:val="ListParagraph"/>
+        <w:numPr>
+          <w:ilvl w:val="0"/>
+          <w:numId w:val="15"/>
+        </w:numPr>
+        <w:rPr>
+          <w:rFonts w:cstheme="minorHAnsi"/>
+        </w:rPr>
+      </w:pPr>
+      <w:r>
+        <w:rPr>
+          <w:rFonts w:cstheme="minorHAnsi"/>
+        </w:rPr>
+        <w:t>56</w:t>
+      </w:r>
+      <w:r>
+        <w:rPr>
+          <w:rFonts w:cstheme="minorHAnsi"/>
+        </w:rPr>
+        <w:tab/>
+      </w:r>
+      <w:r>
+        <w:rPr>
+          <w:rFonts w:cstheme="minorHAnsi"/>
+        </w:rPr>
+        <w:tab/>
+      </w:r>
+      <w:r>
+        <w:rPr>
+          <w:rFonts w:cstheme="minorHAnsi"/>
+        </w:rPr>
+        <w:tab/>
+      </w:r>
+      <w:r>
+        <w:rPr>
+          <w:rFonts w:cstheme="minorHAnsi"/>
+        </w:rPr>
+        <w:tab/>
+      </w:r>
+      <w:r>
+        <w:rPr>
+          <w:rFonts w:cstheme="minorHAnsi"/>
+        </w:rPr>
+        <w:tab/>
+        <w:t xml:space="preserve">(b) </w:t>
+      </w:r>
+      <w:r>
+        <w:rPr>
+          <w:rFonts w:cstheme="minorHAnsi"/>
+        </w:rPr>
+        <w:t>2</w:t>
+      </w:r>
+    </w:p>
+    <w:p>
+      <w:pPr>
+        <w:rPr>
+          <w:rFonts w:cstheme="minorHAnsi"/>
+        </w:rPr>
+      </w:pPr>
+      <w:r>
+        <w:rPr>
+          <w:rFonts w:cstheme="minorHAnsi"/>
+        </w:rPr>
+        <w:t xml:space="preserve">        (c)  29</w:t>
+      </w:r>
+      <w:r>
+        <w:rPr>
+          <w:rFonts w:cstheme="minorHAnsi"/>
+        </w:rPr>
+        <w:tab/>
+      </w:r>
+      <w:r>
+        <w:rPr>
+          <w:rFonts w:cstheme="minorHAnsi"/>
+        </w:rPr>
+        <w:tab/>
+      </w:r>
+      <w:r>
+        <w:rPr>
+          <w:rFonts w:cstheme="minorHAnsi"/>
+        </w:rPr>
+        <w:tab/>
+      </w:r>
+      <w:r>
+        <w:rPr>
+          <w:rFonts w:cstheme="minorHAnsi"/>
+        </w:rPr>
+        <w:tab/>
+      </w:r>
+      <w:r>
+        <w:rPr>
+          <w:rFonts w:cstheme="minorHAnsi"/>
+        </w:rPr>
+        <w:tab/>
+        <w:t>(d) 68</w:t>
+      </w:r>
+    </w:p>
+    <w:p>
+      <w:pPr>
+        <w:rPr>
+          <w:rFonts w:cstheme="minorHAnsi"/>
+        </w:rPr>
+      </w:pPr>
+      <w:r>
+        <w:rPr>
+          <w:rFonts w:cstheme="minorHAnsi"/>
+        </w:rPr>
+        <w:t xml:space="preserve">Q4: Let f be a function such that </w:t>
+      </w:r>
+      <w:r>
+        <w:rPr>
+          <w:rFonts w:cstheme="minorHAnsi"/>
+          <w:position w:val="-28"/>
+        </w:rPr>
+        <w:object w:dxaOrig="2680" w:dyaOrig="680">
+          <v:shape id="_x0000_i1088" type="#_x0000_t75" style="width:133.95pt;height:33.9pt" o:ole="">
+            <v:imagedata r:id="rId120" o:title=""/>
+          </v:shape>
+          <o:OLEObject Type="Embed" ProgID="Equation.DSMT4" ShapeID="_x0000_i1088" DrawAspect="Content" ObjectID="_1836664510" r:id="rId121"/>
+        </w:object>
+      </w:r>
+      <w:proofErr w:type="gramStart"/>
+      <w:r>
+        <w:rPr>
+          <w:rFonts w:cstheme="minorHAnsi"/>
+        </w:rPr>
+        <w:t>The</w:t>
+      </w:r>
+      <w:proofErr w:type="gramEnd"/>
+      <w:r>
+        <w:rPr>
+          <w:rFonts w:cstheme="minorHAnsi"/>
+        </w:rPr>
+        <w:t xml:space="preserve"> </w:t>
+      </w:r>
+      <w:r>
+        <w:rPr>
+          <w:rFonts w:cstheme="minorHAnsi"/>
+          <w:position w:val="-10"/>
+        </w:rPr>
+        <w:object w:dxaOrig="1180" w:dyaOrig="320">
+          <v:shape id="_x0000_i1089" type="#_x0000_t75" style="width:58.75pt;height:15.9pt" o:ole="">
+            <v:imagedata r:id="rId122" o:title=""/>
+          </v:shape>
+          <o:OLEObject Type="Embed" ProgID="Equation.DSMT4" ShapeID="_x0000_i1089" DrawAspect="Content" ObjectID="_1836664511" r:id="rId123"/>
+        </w:object>
+      </w:r>
+      <w:r>
+        <w:rPr>
+          <w:rFonts w:cstheme="minorHAnsi"/>
+        </w:rPr>
+        <w:t>is</w:t>
+      </w:r>
+    </w:p>
+    <w:p>
+      <w:pPr>
+        <w:pStyle w:val="ListParagraph"/>
+        <w:numPr>
+          <w:ilvl w:val="0"/>
+          <w:numId w:val="16"/>
+        </w:numPr>
+        <w:rPr>
+          <w:rFonts w:cstheme="minorHAnsi"/>
+        </w:rPr>
+      </w:pPr>
+      <w:r>
+        <w:rPr>
+          <w:rFonts w:cstheme="minorHAnsi"/>
+        </w:rPr>
+        <w:t>13</w:t>
+      </w:r>
+      <w:r>
+        <w:rPr>
+          <w:rFonts w:cstheme="minorHAnsi"/>
+        </w:rPr>
+        <w:tab/>
+      </w:r>
+      <w:r>
+        <w:rPr>
+          <w:rFonts w:cstheme="minorHAnsi"/>
+        </w:rPr>
+        <w:tab/>
+      </w:r>
+      <w:r>
+        <w:rPr>
+          <w:rFonts w:cstheme="minorHAnsi"/>
+        </w:rPr>
+        <w:tab/>
+      </w:r>
+      <w:r>
+        <w:rPr>
+          <w:rFonts w:cstheme="minorHAnsi"/>
+        </w:rPr>
+        <w:tab/>
+      </w:r>
+      <w:r>
+        <w:rPr>
+          <w:rFonts w:cstheme="minorHAnsi"/>
+        </w:rPr>
+        <w:tab/>
+        <w:t>(b) 11</w:t>
+      </w:r>
+    </w:p>
+    <w:p>
+      <w:pPr>
+        <w:rPr>
+          <w:rFonts w:cstheme="minorHAnsi"/>
+        </w:rPr>
+      </w:pPr>
+      <w:r>
+        <w:rPr>
+          <w:rFonts w:cstheme="minorHAnsi"/>
+        </w:rPr>
+        <w:t xml:space="preserve">       (c)  10</w:t>
+      </w:r>
+      <w:r>
+        <w:rPr>
+          <w:rFonts w:cstheme="minorHAnsi"/>
+        </w:rPr>
+        <w:tab/>
+      </w:r>
+      <w:r>
+        <w:rPr>
+          <w:rFonts w:cstheme="minorHAnsi"/>
+        </w:rPr>
+        <w:tab/>
+      </w:r>
+      <w:r>
+        <w:rPr>
+          <w:rFonts w:cstheme="minorHAnsi"/>
+        </w:rPr>
+        <w:tab/>
+      </w:r>
+      <w:r>
+        <w:rPr>
+          <w:rFonts w:cstheme="minorHAnsi"/>
+        </w:rPr>
+        <w:tab/>
+      </w:r>
+      <w:r>
+        <w:rPr>
+          <w:rFonts w:cstheme="minorHAnsi"/>
+        </w:rPr>
+        <w:tab/>
+        <w:t>(d) 12</w:t>
+      </w:r>
+    </w:p>
+    <w:p>
+      <w:pPr>
+        <w:rPr>
+          <w:rFonts w:cstheme="minorHAnsi"/>
+        </w:rPr>
+      </w:pPr>
+      <w:r>
+        <w:rPr>
+          <w:rFonts w:cstheme="minorHAnsi"/>
+        </w:rPr>
+        <w:lastRenderedPageBreak/>
+        <w:t xml:space="preserve">Q5: If the domain of the function </w:t>
+      </w:r>
+      <w:r>
+        <w:rPr>
+          <w:rFonts w:cstheme="minorHAnsi"/>
+          <w:position w:val="-18"/>
+        </w:rPr>
+        <w:object w:dxaOrig="3400" w:dyaOrig="480">
+          <v:shape id="_x0000_i1090" type="#_x0000_t75" style="width:169.95pt;height:23.8pt" o:ole="">
+            <v:imagedata r:id="rId124" o:title=""/>
+          </v:shape>
+          <o:OLEObject Type="Embed" ProgID="Equation.DSMT4" ShapeID="_x0000_i1090" DrawAspect="Content" ObjectID="_1836664512" r:id="rId125"/>
+        </w:object>
+      </w:r>
+      <w:proofErr w:type="gramStart"/>
+      <w:r>
+        <w:rPr>
+          <w:rFonts w:cstheme="minorHAnsi"/>
+        </w:rPr>
+        <w:t xml:space="preserve">is </w:t>
+      </w:r>
+      <w:proofErr w:type="gramEnd"/>
+      <w:r>
+        <w:rPr>
+          <w:rFonts w:cstheme="minorHAnsi"/>
+          <w:position w:val="-14"/>
+        </w:rPr>
+        <w:object w:dxaOrig="1460" w:dyaOrig="400">
+          <v:shape id="_x0000_i1091" type="#_x0000_t75" style="width:73.05pt;height:20.1pt" o:ole="">
+            <v:imagedata r:id="rId126" o:title=""/>
+          </v:shape>
+          <o:OLEObject Type="Embed" ProgID="Equation.DSMT4" ShapeID="_x0000_i1091" DrawAspect="Content" ObjectID="_1836664513" r:id="rId127"/>
+        </w:object>
+      </w:r>
+      <w:r>
+        <w:rPr>
+          <w:rFonts w:cstheme="minorHAnsi"/>
+        </w:rPr>
+        <w:t xml:space="preserve">, then </w:t>
+      </w:r>
+      <w:r>
+        <w:rPr>
+          <w:rFonts w:cstheme="minorHAnsi"/>
+          <w:position w:val="-10"/>
+        </w:rPr>
+        <w:object w:dxaOrig="1300" w:dyaOrig="320">
+          <v:shape id="_x0000_i1092" type="#_x0000_t75" style="width:65.1pt;height:15.9pt" o:ole="">
+            <v:imagedata r:id="rId128" o:title=""/>
+          </v:shape>
+          <o:OLEObject Type="Embed" ProgID="Equation.DSMT4" ShapeID="_x0000_i1092" DrawAspect="Content" ObjectID="_1836664514" r:id="rId129"/>
+        </w:object>
+      </w:r>
+      <w:r>
+        <w:rPr>
+          <w:rFonts w:cstheme="minorHAnsi"/>
+        </w:rPr>
+        <w:t xml:space="preserve"> is equal to</w:t>
+      </w:r>
+    </w:p>
+    <w:p>
+      <w:pPr>
+        <w:pStyle w:val="ListParagraph"/>
+        <w:numPr>
+          <w:ilvl w:val="0"/>
+          <w:numId w:val="17"/>
+        </w:numPr>
+        <w:rPr>
+          <w:rFonts w:cstheme="minorHAnsi"/>
+        </w:rPr>
+      </w:pPr>
+      <w:r>
+        <w:rPr>
+          <w:rFonts w:cstheme="minorHAnsi"/>
+        </w:rPr>
+        <w:t>17</w:t>
+      </w:r>
+      <w:r>
+        <w:rPr>
+          <w:rFonts w:cstheme="minorHAnsi"/>
+        </w:rPr>
+        <w:tab/>
+      </w:r>
+      <w:r>
+        <w:rPr>
+          <w:rFonts w:cstheme="minorHAnsi"/>
+        </w:rPr>
+        <w:tab/>
+      </w:r>
+      <w:r>
+        <w:rPr>
+          <w:rFonts w:cstheme="minorHAnsi"/>
+        </w:rPr>
+        <w:tab/>
+      </w:r>
+      <w:r>
+        <w:rPr>
+          <w:rFonts w:cstheme="minorHAnsi"/>
+        </w:rPr>
+        <w:tab/>
+      </w:r>
+      <w:r>
+        <w:rPr>
+          <w:rFonts w:cstheme="minorHAnsi"/>
+        </w:rPr>
+        <w:tab/>
+        <w:t>(b) 15</w:t>
+      </w:r>
+    </w:p>
+    <w:p>
+      <w:pPr>
+        <w:ind w:left="360"/>
+        <w:rPr>
+          <w:rFonts w:cstheme="minorHAnsi"/>
+        </w:rPr>
+      </w:pPr>
+      <w:r>
+        <w:rPr>
+          <w:rFonts w:cstheme="minorHAnsi"/>
+        </w:rPr>
+        <w:t>(c)  16</w:t>
+      </w:r>
+      <w:r>
+        <w:rPr>
+          <w:rFonts w:cstheme="minorHAnsi"/>
+        </w:rPr>
+        <w:tab/>
+      </w:r>
+      <w:r>
+        <w:rPr>
+          <w:rFonts w:cstheme="minorHAnsi"/>
+        </w:rPr>
+        <w:tab/>
+      </w:r>
+      <w:r>
+        <w:rPr>
+          <w:rFonts w:cstheme="minorHAnsi"/>
+        </w:rPr>
+        <w:tab/>
+      </w:r>
+      <w:r>
+        <w:rPr>
+          <w:rFonts w:cstheme="minorHAnsi"/>
+        </w:rPr>
+        <w:tab/>
+      </w:r>
+      <w:r>
+        <w:rPr>
+          <w:rFonts w:cstheme="minorHAnsi"/>
+        </w:rPr>
+        <w:tab/>
+        <w:t>(d) 18</w:t>
+      </w:r>
+    </w:p>
+    <w:p>
+      <w:pPr>
+        <w:rPr>
+          <w:rFonts w:cstheme="minorHAnsi"/>
+        </w:rPr>
+      </w:pPr>
+      <w:r>
+        <w:rPr>
+          <w:rFonts w:cstheme="minorHAnsi"/>
+        </w:rPr>
+        <w:t xml:space="preserve">Q6: </w:t>
+      </w:r>
+      <w:r>
+        <w:rPr>
+          <w:rFonts w:cstheme="minorHAnsi"/>
+        </w:rPr>
+        <w:t xml:space="preserve">If the domain of the function </w:t>
+      </w:r>
+      <w:r>
+        <w:rPr>
+          <w:rFonts w:cstheme="minorHAnsi"/>
+          <w:position w:val="-28"/>
+        </w:rPr>
+        <w:object w:dxaOrig="3580" w:dyaOrig="680">
+          <v:shape id="_x0000_i1093" type="#_x0000_t75" style="width:178.95pt;height:33.9pt" o:ole="">
+            <v:imagedata r:id="rId130" o:title=""/>
+          </v:shape>
+          <o:OLEObject Type="Embed" ProgID="Equation.DSMT4" ShapeID="_x0000_i1093" DrawAspect="Content" ObjectID="_1836664515" r:id="rId131"/>
+        </w:object>
+      </w:r>
+      <w:r>
+        <w:rPr>
+          <w:rFonts w:cstheme="minorHAnsi"/>
+        </w:rPr>
+        <w:t xml:space="preserve"> </w:t>
+      </w:r>
+      <w:proofErr w:type="gramStart"/>
+      <w:r>
+        <w:rPr>
+          <w:rFonts w:cstheme="minorHAnsi"/>
+        </w:rPr>
+        <w:t xml:space="preserve">is </w:t>
+      </w:r>
+      <w:proofErr w:type="gramEnd"/>
+      <w:r>
+        <w:rPr>
+          <w:rFonts w:cstheme="minorHAnsi"/>
+          <w:position w:val="-14"/>
+        </w:rPr>
+        <w:object w:dxaOrig="660" w:dyaOrig="400">
+          <v:shape id="_x0000_i1094" type="#_x0000_t75" style="width:32.8pt;height:20.1pt" o:ole="">
+            <v:imagedata r:id="rId132" o:title=""/>
+          </v:shape>
+          <o:OLEObject Type="Embed" ProgID="Equation.DSMT4" ShapeID="_x0000_i1094" DrawAspect="Content" ObjectID="_1836664516" r:id="rId133"/>
+        </w:object>
+      </w:r>
+      <w:r>
+        <w:rPr>
+          <w:rFonts w:cstheme="minorHAnsi"/>
+        </w:rPr>
+        <w:t xml:space="preserve">, then </w:t>
+      </w:r>
+      <w:r>
+        <w:rPr>
+          <w:rFonts w:cstheme="minorHAnsi"/>
+          <w:position w:val="-10"/>
+        </w:rPr>
+        <w:object w:dxaOrig="840" w:dyaOrig="360">
+          <v:shape id="_x0000_i1095" type="#_x0000_t75" style="width:41.8pt;height:18pt" o:ole="">
+            <v:imagedata r:id="rId134" o:title=""/>
+          </v:shape>
+          <o:OLEObject Type="Embed" ProgID="Equation.DSMT4" ShapeID="_x0000_i1095" DrawAspect="Content" ObjectID="_1836664517" r:id="rId135"/>
+        </w:object>
+      </w:r>
+      <w:r>
+        <w:rPr>
+          <w:rFonts w:cstheme="minorHAnsi"/>
+        </w:rPr>
+        <w:t xml:space="preserve">is equal to </w:t>
+      </w:r>
+    </w:p>
+    <w:p>
+      <w:pPr>
+        <w:pStyle w:val="ListParagraph"/>
+        <w:numPr>
+          <w:ilvl w:val="0"/>
+          <w:numId w:val="18"/>
+        </w:numPr>
+        <w:rPr>
+          <w:rFonts w:cstheme="minorHAnsi"/>
+        </w:rPr>
+      </w:pPr>
+      <w:r>
+        <w:rPr>
+          <w:rFonts w:cstheme="minorHAnsi"/>
+        </w:rPr>
+        <w:t>4</w:t>
+      </w:r>
+      <w:r>
+        <w:rPr>
+          <w:rFonts w:cstheme="minorHAnsi"/>
+        </w:rPr>
+        <w:tab/>
+      </w:r>
+      <w:r>
+        <w:rPr>
+          <w:rFonts w:cstheme="minorHAnsi"/>
+        </w:rPr>
+        <w:tab/>
+      </w:r>
+      <w:r>
+        <w:rPr>
+          <w:rFonts w:cstheme="minorHAnsi"/>
+        </w:rPr>
+        <w:tab/>
+      </w:r>
+      <w:r>
+        <w:rPr>
+          <w:rFonts w:cstheme="minorHAnsi"/>
+        </w:rPr>
+        <w:tab/>
+      </w:r>
+      <w:r>
+        <w:rPr>
+          <w:rFonts w:cstheme="minorHAnsi"/>
+        </w:rPr>
+        <w:tab/>
+        <w:t xml:space="preserve">(b) </w:t>
+      </w:r>
+      <w:r>
+        <w:rPr>
+          <w:rFonts w:cstheme="minorHAnsi"/>
+        </w:rPr>
+        <w:t>3</w:t>
+      </w:r>
+    </w:p>
+    <w:p>
+      <w:pPr>
+        <w:ind w:left="360"/>
+        <w:rPr>
+          <w:rFonts w:cstheme="minorHAnsi"/>
+        </w:rPr>
+      </w:pPr>
+      <w:r>
+        <w:rPr>
+          <w:rFonts w:cstheme="minorHAnsi"/>
+        </w:rPr>
+        <w:t>(c)  7</w:t>
+      </w:r>
+      <w:r>
+        <w:rPr>
+          <w:rFonts w:cstheme="minorHAnsi"/>
+        </w:rPr>
+        <w:tab/>
+      </w:r>
+      <w:r>
+        <w:rPr>
+          <w:rFonts w:cstheme="minorHAnsi"/>
+        </w:rPr>
+        <w:tab/>
+      </w:r>
+      <w:r>
+        <w:rPr>
+          <w:rFonts w:cstheme="minorHAnsi"/>
+        </w:rPr>
+        <w:tab/>
+      </w:r>
+      <w:r>
+        <w:rPr>
+          <w:rFonts w:cstheme="minorHAnsi"/>
+        </w:rPr>
+        <w:tab/>
+      </w:r>
+      <w:r>
+        <w:rPr>
+          <w:rFonts w:cstheme="minorHAnsi"/>
+        </w:rPr>
+        <w:tab/>
+        <w:t>(d) 5</w:t>
+      </w:r>
+    </w:p>
+    <w:p>
+      <w:pPr>
+        <w:rPr>
+          <w:rFonts w:cstheme="minorHAnsi"/>
+        </w:rPr>
+      </w:pPr>
+      <w:r>
+        <w:rPr>
+          <w:rFonts w:cstheme="minorHAnsi"/>
+        </w:rPr>
+        <w:t xml:space="preserve">Q7: </w:t>
+      </w:r>
+      <w:r>
+        <w:rPr>
+          <w:rFonts w:cstheme="minorHAnsi"/>
+        </w:rPr>
+        <w:t xml:space="preserve">If the domain of the function </w:t>
+      </w:r>
+      <w:r>
+        <w:rPr>
+          <w:rFonts w:cstheme="minorHAnsi"/>
+          <w:position w:val="-38"/>
+        </w:rPr>
+        <w:object w:dxaOrig="3060" w:dyaOrig="760">
+          <v:shape id="_x0000_i1096" type="#_x0000_t75" style="width:153pt;height:38.1pt" o:ole="">
+            <v:imagedata r:id="rId136" o:title=""/>
+          </v:shape>
+          <o:OLEObject Type="Embed" ProgID="Equation.DSMT4" ShapeID="_x0000_i1096" DrawAspect="Content" ObjectID="_1836664518" r:id="rId137"/>
+        </w:object>
+      </w:r>
+      <w:proofErr w:type="gramStart"/>
+      <w:r>
+        <w:rPr>
+          <w:rFonts w:cstheme="minorHAnsi"/>
+        </w:rPr>
+        <w:t xml:space="preserve">is </w:t>
+      </w:r>
+      <w:proofErr w:type="gramEnd"/>
+      <w:r>
+        <w:rPr>
+          <w:rFonts w:cstheme="minorHAnsi"/>
+          <w:position w:val="-14"/>
+        </w:rPr>
+        <w:object w:dxaOrig="580" w:dyaOrig="400">
+          <v:shape id="_x0000_i1097" type="#_x0000_t75" style="width:29.1pt;height:20.1pt" o:ole="">
+            <v:imagedata r:id="rId138" o:title=""/>
+          </v:shape>
+          <o:OLEObject Type="Embed" ProgID="Equation.DSMT4" ShapeID="_x0000_i1097" DrawAspect="Content" ObjectID="_1836664519" r:id="rId139"/>
+        </w:object>
+      </w:r>
+      <w:r>
+        <w:rPr>
+          <w:rFonts w:cstheme="minorHAnsi"/>
+        </w:rPr>
+        <w:t xml:space="preserve">, then </w:t>
+      </w:r>
+      <w:r>
+        <w:rPr>
+          <w:rFonts w:cstheme="minorHAnsi"/>
+          <w:position w:val="-14"/>
+        </w:rPr>
+        <w:object w:dxaOrig="1180" w:dyaOrig="440">
+          <v:shape id="_x0000_i1098" type="#_x0000_t75" style="width:58.75pt;height:22.25pt" o:ole="">
+            <v:imagedata r:id="rId140" o:title=""/>
+          </v:shape>
+          <o:OLEObject Type="Embed" ProgID="Equation.DSMT4" ShapeID="_x0000_i1098" DrawAspect="Content" ObjectID="_1836664520" r:id="rId141"/>
+        </w:object>
+      </w:r>
+      <w:r>
+        <w:rPr>
+          <w:rFonts w:cstheme="minorHAnsi"/>
+        </w:rPr>
+        <w:t>is equal to:</w:t>
+      </w:r>
+    </w:p>
+    <w:p>
+      <w:pPr>
+        <w:pStyle w:val="ListParagraph"/>
+        <w:numPr>
+          <w:ilvl w:val="0"/>
+          <w:numId w:val="19"/>
+        </w:numPr>
+        <w:rPr>
+          <w:rFonts w:cstheme="minorHAnsi"/>
+        </w:rPr>
+      </w:pPr>
+      <w:r>
+        <w:rPr>
+          <w:rFonts w:cstheme="minorHAnsi"/>
+        </w:rPr>
+        <w:t>29</w:t>
+      </w:r>
+      <w:r>
+        <w:rPr>
+          <w:rFonts w:cstheme="minorHAnsi"/>
+        </w:rPr>
+        <w:tab/>
+      </w:r>
+      <w:r>
+        <w:rPr>
+          <w:rFonts w:cstheme="minorHAnsi"/>
+        </w:rPr>
+        <w:tab/>
+      </w:r>
+      <w:r>
+        <w:rPr>
+          <w:rFonts w:cstheme="minorHAnsi"/>
+        </w:rPr>
+        <w:tab/>
+      </w:r>
+      <w:r>
+        <w:rPr>
+          <w:rFonts w:cstheme="minorHAnsi"/>
+        </w:rPr>
+        <w:tab/>
+      </w:r>
+      <w:r>
+        <w:rPr>
+          <w:rFonts w:cstheme="minorHAnsi"/>
+        </w:rPr>
+        <w:tab/>
+        <w:t>(b) 30</w:t>
+      </w:r>
+    </w:p>
+    <w:p>
+      <w:pPr>
+        <w:rPr>
+          <w:rFonts w:cstheme="minorHAnsi"/>
+        </w:rPr>
+      </w:pPr>
+      <w:r>
+        <w:rPr>
+          <w:rFonts w:cstheme="minorHAnsi"/>
+        </w:rPr>
+        <w:t xml:space="preserve">       (c)</w:t>
+      </w:r>
+      <w:r>
+        <w:rPr>
+          <w:rFonts w:cstheme="minorHAnsi"/>
+        </w:rPr>
+        <w:t xml:space="preserve"> </w:t>
+      </w:r>
+      <w:r>
+        <w:rPr>
+          <w:rFonts w:cstheme="minorHAnsi"/>
+        </w:rPr>
+        <w:t xml:space="preserve">  25</w:t>
+      </w:r>
+      <w:r>
+        <w:rPr>
+          <w:rFonts w:cstheme="minorHAnsi"/>
+        </w:rPr>
+        <w:tab/>
+      </w:r>
+      <w:r>
+        <w:rPr>
+          <w:rFonts w:cstheme="minorHAnsi"/>
+        </w:rPr>
+        <w:tab/>
+      </w:r>
+      <w:r>
+        <w:rPr>
+          <w:rFonts w:cstheme="minorHAnsi"/>
+        </w:rPr>
+        <w:tab/>
+      </w:r>
+      <w:r>
+        <w:rPr>
+          <w:rFonts w:cstheme="minorHAnsi"/>
+        </w:rPr>
+        <w:tab/>
+      </w:r>
+      <w:r>
+        <w:rPr>
+          <w:rFonts w:cstheme="minorHAnsi"/>
+        </w:rPr>
+        <w:tab/>
+        <w:t>(d</w:t>
+      </w:r>
+      <w:proofErr w:type="gramStart"/>
+      <w:r>
+        <w:rPr>
+          <w:rFonts w:cstheme="minorHAnsi"/>
+        </w:rPr>
+        <w:t>)  26</w:t>
+      </w:r>
+      <w:proofErr w:type="gramEnd"/>
+    </w:p>
+    <w:p>
+      <w:r>
+        <w:t xml:space="preserve">Q8: </w:t>
+      </w:r>
+      <w:r>
+        <w:t xml:space="preserve">If the domain of the function </w:t>
+      </w:r>
+      <w:r>
+        <w:rPr>
+          <w:position w:val="-16"/>
+        </w:rPr>
+        <w:object w:dxaOrig="1920" w:dyaOrig="440">
+          <v:shape id="_x0000_i1099" type="#_x0000_t75" style="width:95.8pt;height:22.25pt" o:ole="">
+            <v:imagedata r:id="rId142" o:title=""/>
+          </v:shape>
+          <o:OLEObject Type="Embed" ProgID="Equation.DSMT4" ShapeID="_x0000_i1099" DrawAspect="Content" ObjectID="_1836664521" r:id="rId143"/>
+        </w:object>
+      </w:r>
+      <w:r>
+        <w:t xml:space="preserve">is </w:t>
+      </w:r>
+      <w:r>
+        <w:rPr>
+          <w:position w:val="-14"/>
+        </w:rPr>
+        <w:object w:dxaOrig="680" w:dyaOrig="400">
+          <v:shape id="_x0000_i1100" type="#_x0000_t75" style="width:33.9pt;height:20.1pt" o:ole="">
+            <v:imagedata r:id="rId144" o:title=""/>
+          </v:shape>
+          <o:OLEObject Type="Embed" ProgID="Equation.DSMT4" ShapeID="_x0000_i1100" DrawAspect="Content" ObjectID="_1836664522" r:id="rId145"/>
+        </w:object>
+      </w:r>
+      <w:r>
+        <w:t xml:space="preserve">and the domain of the function </w:t>
+      </w:r>
+      <w:r>
+        <w:rPr>
+          <w:position w:val="-32"/>
+        </w:rPr>
+        <w:object w:dxaOrig="2160" w:dyaOrig="760">
+          <v:shape id="_x0000_i1101" type="#_x0000_t75" style="width:108pt;height:38.1pt" o:ole="">
+            <v:imagedata r:id="rId146" o:title=""/>
+          </v:shape>
+          <o:OLEObject Type="Embed" ProgID="Equation.DSMT4" ShapeID="_x0000_i1101" DrawAspect="Content" ObjectID="_1836664523" r:id="rId147"/>
+        </w:object>
+      </w:r>
+      <w:r>
+        <w:t xml:space="preserve"> </w:t>
+      </w:r>
+      <w:proofErr w:type="gramStart"/>
+      <w:r>
+        <w:t xml:space="preserve">is </w:t>
+      </w:r>
+      <w:proofErr w:type="gramEnd"/>
+      <w:r>
+        <w:rPr>
+          <w:position w:val="-14"/>
+        </w:rPr>
+        <w:object w:dxaOrig="620" w:dyaOrig="400">
+          <v:shape id="_x0000_i1102" type="#_x0000_t75" style="width:31.25pt;height:20.1pt" o:ole="">
+            <v:imagedata r:id="rId148" o:title=""/>
+          </v:shape>
+          <o:OLEObject Type="Embed" ProgID="Equation.DSMT4" ShapeID="_x0000_i1102" DrawAspect="Content" ObjectID="_1836664524" r:id="rId149"/>
+        </w:object>
+      </w:r>
+      <w:r>
+        <w:t xml:space="preserve">, then </w:t>
+      </w:r>
+      <w:r>
+        <w:rPr>
+          <w:position w:val="-10"/>
+        </w:rPr>
+        <w:object w:dxaOrig="1240" w:dyaOrig="360">
+          <v:shape id="_x0000_i1103" type="#_x0000_t75" style="width:61.95pt;height:18pt" o:ole="">
+            <v:imagedata r:id="rId150" o:title=""/>
+          </v:shape>
+          <o:OLEObject Type="Embed" ProgID="Equation.DSMT4" ShapeID="_x0000_i1103" DrawAspect="Content" ObjectID="_1836664525" r:id="rId151"/>
+        </w:object>
+      </w:r>
+      <w:r>
+        <w:t xml:space="preserve"> is equal to</w:t>
+      </w:r>
+    </w:p>
+    <w:p>
+      <w:pPr>
+        <w:pStyle w:val="ListParagraph"/>
+        <w:numPr>
+          <w:ilvl w:val="0"/>
+          <w:numId w:val="20"/>
+        </w:numPr>
+      </w:pPr>
+      <w:r>
+        <w:t>186</w:t>
+      </w:r>
+      <w:r>
+        <w:tab/>
+      </w:r>
+      <w:r>
+        <w:tab/>
+      </w:r>
+      <w:r>
+        <w:tab/>
+      </w:r>
+      <w:r>
+        <w:tab/>
+      </w:r>
+      <w:r>
+        <w:tab/>
+        <w:t>(b) 179</w:t>
+      </w:r>
+    </w:p>
+    <w:p>
+      <w:pPr>
+        <w:ind w:left="360"/>
+      </w:pPr>
+      <w:r>
+        <w:t>(c)   195</w:t>
+      </w:r>
+      <w:r>
+        <w:tab/>
+      </w:r>
+      <w:r>
+        <w:tab/>
+      </w:r>
+      <w:r>
+        <w:tab/>
+      </w:r>
+      <w:r>
+        <w:tab/>
+      </w:r>
+      <w:r>
+        <w:tab/>
+        <w:t>(d) 174</w:t>
+      </w:r>
+    </w:p>
+    <w:p>
+      <w:r>
+        <w:t xml:space="preserve">Q9: </w:t>
+      </w:r>
+      <w:r>
+        <w:t xml:space="preserve"> Let </w:t>
+      </w:r>
+      <w:r>
+        <w:rPr>
+          <w:position w:val="-14"/>
+        </w:rPr>
+        <w:object w:dxaOrig="1340" w:dyaOrig="400">
+          <v:shape id="_x0000_i1104" type="#_x0000_t75" style="width:67.25pt;height:20.1pt" o:ole="">
+            <v:imagedata r:id="rId152" o:title=""/>
+          </v:shape>
+          <o:OLEObject Type="Embed" ProgID="Equation.DSMT4" ShapeID="_x0000_i1104" DrawAspect="Content" ObjectID="_1836664526" r:id="rId153"/>
+        </w:object>
+      </w:r>
+      <w:r>
+        <w:t xml:space="preserve"> be defined by </w:t>
+      </w:r>
+      <w:r>
+        <w:rPr>
+          <w:position w:val="-14"/>
+        </w:rPr>
+        <w:object w:dxaOrig="2720" w:dyaOrig="400">
+          <v:shape id="_x0000_i1105" type="#_x0000_t75" style="width:136.05pt;height:20.1pt" o:ole="">
+            <v:imagedata r:id="rId154" o:title=""/>
+          </v:shape>
+          <o:OLEObject Type="Embed" ProgID="Equation.DSMT4" ShapeID="_x0000_i1105" DrawAspect="Content" ObjectID="_1836664527" r:id="rId155"/>
+        </w:object>
+      </w:r>
+      <w:r>
+        <w:t xml:space="preserve"> and </w:t>
+      </w:r>
+      <w:r>
+        <w:rPr>
+          <w:position w:val="-14"/>
+        </w:rPr>
+        <w:object w:dxaOrig="1400" w:dyaOrig="400">
+          <v:shape id="_x0000_i1106" type="#_x0000_t75" style="width:69.9pt;height:20.1pt" o:ole="">
+            <v:imagedata r:id="rId156" o:title=""/>
+          </v:shape>
+          <o:OLEObject Type="Embed" ProgID="Equation.DSMT4" ShapeID="_x0000_i1106" DrawAspect="Content" ObjectID="_1836664528" r:id="rId157"/>
+        </w:object>
+      </w:r>
+      <w:r>
+        <w:t xml:space="preserve">be defined </w:t>
+      </w:r>
+      <w:proofErr w:type="gramStart"/>
+      <w:r>
+        <w:t xml:space="preserve">by </w:t>
+      </w:r>
+      <w:proofErr w:type="gramEnd"/>
+      <w:r>
+        <w:rPr>
+          <w:position w:val="-24"/>
+        </w:rPr>
+        <w:object w:dxaOrig="1560" w:dyaOrig="660">
+          <v:shape id="_x0000_i1107" type="#_x0000_t75" style="width:77.8pt;height:32.8pt" o:ole="">
+            <v:imagedata r:id="rId158" o:title=""/>
+          </v:shape>
+          <o:OLEObject Type="Embed" ProgID="Equation.DSMT4" ShapeID="_x0000_i1107" DrawAspect="Content" ObjectID="_1836664529" r:id="rId159"/>
+        </w:object>
+      </w:r>
+      <w:r>
+        <w:t xml:space="preserve">, If both the functions are onto and </w:t>
+      </w:r>
+      <w:r>
+        <w:rPr>
+          <w:position w:val="-14"/>
+        </w:rPr>
+        <w:object w:dxaOrig="1680" w:dyaOrig="400">
+          <v:shape id="_x0000_i1108" type="#_x0000_t75" style="width:84.2pt;height:20.1pt" o:ole="">
+            <v:imagedata r:id="rId160" o:title=""/>
+          </v:shape>
+          <o:OLEObject Type="Embed" ProgID="Equation.DSMT4" ShapeID="_x0000_i1108" DrawAspect="Content" ObjectID="_1836664530" r:id="rId161"/>
+        </w:object>
+      </w:r>
+      <w:r>
+        <w:tab/>
+        <w:t xml:space="preserve">or </w:t>
+      </w:r>
+      <w:r>
+        <w:rPr>
+          <w:position w:val="-14"/>
+        </w:rPr>
+        <w:object w:dxaOrig="680" w:dyaOrig="400">
+          <v:shape id="_x0000_i1109" type="#_x0000_t75" style="width:33.9pt;height:20.1pt" o:ole="">
+            <v:imagedata r:id="rId162" o:title=""/>
+          </v:shape>
+          <o:OLEObject Type="Embed" ProgID="Equation.DSMT4" ShapeID="_x0000_i1109" DrawAspect="Content" ObjectID="_1836664531" r:id="rId163"/>
+        </w:object>
+      </w:r>
+      <w:r>
+        <w:t xml:space="preserve">then </w:t>
+      </w:r>
+      <w:r>
+        <w:rPr>
+          <w:position w:val="-14"/>
+        </w:rPr>
+        <w:object w:dxaOrig="560" w:dyaOrig="400">
+          <v:shape id="_x0000_i1110" type="#_x0000_t75" style="width:28.05pt;height:20.1pt" o:ole="">
+            <v:imagedata r:id="rId164" o:title=""/>
+          </v:shape>
+          <o:OLEObject Type="Embed" ProgID="Equation.DSMT4" ShapeID="_x0000_i1110" DrawAspect="Content" ObjectID="_1836664532" r:id="rId165"/>
+        </w:object>
+      </w:r>
+      <w:r>
+        <w:t>is equal to:</w:t>
+      </w:r>
+    </w:p>
+    <w:p>
+      <w:pPr>
+        <w:pStyle w:val="ListParagraph"/>
+        <w:numPr>
+          <w:ilvl w:val="0"/>
+          <w:numId w:val="21"/>
+        </w:numPr>
+      </w:pPr>
+      <w:r>
+        <w:t>29</w:t>
+      </w:r>
+      <w:r>
+        <w:tab/>
+      </w:r>
+      <w:r>
+        <w:tab/>
+      </w:r>
+      <w:r>
+        <w:tab/>
+      </w:r>
+      <w:r>
+        <w:tab/>
+      </w:r>
+      <w:r>
+        <w:tab/>
+        <w:t>(b) 31</w:t>
+      </w:r>
+    </w:p>
+    <w:p>
+      <w:pPr>
+        <w:ind w:left="360"/>
+      </w:pPr>
+      <w:r>
+        <w:t>(c)  30</w:t>
+      </w:r>
+      <w:r>
+        <w:tab/>
+      </w:r>
+      <w:r>
+        <w:tab/>
+      </w:r>
+      <w:r>
+        <w:tab/>
+      </w:r>
+      <w:r>
+        <w:tab/>
+      </w:r>
+      <w:r>
+        <w:tab/>
+        <w:t>(d) 36</w:t>
+      </w:r>
+    </w:p>
+    <w:p>
+      <w:r>
+        <w:t xml:space="preserve">Q10: </w:t>
+      </w:r>
+      <w:proofErr w:type="gramStart"/>
+      <w:r>
+        <w:t xml:space="preserve">If </w:t>
+      </w:r>
+      <w:proofErr w:type="gramEnd"/>
+      <w:r>
+        <w:rPr>
+          <w:position w:val="-28"/>
+        </w:rPr>
+        <w:object w:dxaOrig="1600" w:dyaOrig="700">
+          <v:shape id="_x0000_i1111" type="#_x0000_t75" style="width:79.95pt;height:34.95pt" o:ole="">
+            <v:imagedata r:id="rId166" o:title=""/>
+          </v:shape>
+          <o:OLEObject Type="Embed" ProgID="Equation.DSMT4" ShapeID="_x0000_i1111" DrawAspect="Content" ObjectID="_1836664533" r:id="rId167"/>
+        </w:object>
+      </w:r>
+      <w:r>
+        <w:t>,</w:t>
+      </w:r>
+      <w:r>
+        <w:rPr>
+          <w:position w:val="-6"/>
+        </w:rPr>
+        <w:object w:dxaOrig="600" w:dyaOrig="279">
+          <v:shape id="_x0000_i1112" type="#_x0000_t75" style="width:30.2pt;height:13.75pt" o:ole="">
+            <v:imagedata r:id="rId168" o:title=""/>
+          </v:shape>
+          <o:OLEObject Type="Embed" ProgID="Equation.DSMT4" ShapeID="_x0000_i1112" DrawAspect="Content" ObjectID="_1836664534" r:id="rId169"/>
+        </w:object>
+      </w:r>
+      <w:r>
+        <w:t xml:space="preserve">, then </w:t>
+      </w:r>
+      <w:r>
+        <w:rPr>
+          <w:position w:val="-28"/>
+        </w:rPr>
+        <w:object w:dxaOrig="1060" w:dyaOrig="680">
+          <v:shape id="_x0000_i1113" type="#_x0000_t75" style="width:52.95pt;height:33.9pt" o:ole="">
+            <v:imagedata r:id="rId170" o:title=""/>
+          </v:shape>
+          <o:OLEObject Type="Embed" ProgID="Equation.DSMT4" ShapeID="_x0000_i1113" DrawAspect="Content" ObjectID="_1836664535" r:id="rId171"/>
+        </w:object>
+      </w:r>
+      <w:r>
+        <w:t xml:space="preserve"> is equal to</w:t>
+      </w:r>
+    </w:p>
+    <w:p>
+      <w:pPr>
+        <w:pStyle w:val="ListParagraph"/>
+        <w:numPr>
+          <w:ilvl w:val="0"/>
+          <w:numId w:val="22"/>
+        </w:numPr>
+      </w:pPr>
+      <w:r>
+        <w:lastRenderedPageBreak/>
+        <w:t>82</w:t>
+      </w:r>
+      <w:r>
+        <w:tab/>
+      </w:r>
+      <w:r>
+        <w:tab/>
+      </w:r>
+      <w:r>
+        <w:tab/>
+      </w:r>
+      <w:r>
+        <w:tab/>
+      </w:r>
+      <w:r>
+        <w:tab/>
+        <w:t xml:space="preserve">(b) </w:t>
+      </w:r>
+      <w:r>
+        <w:rPr>
+          <w:position w:val="-6"/>
+        </w:rPr>
+        <w:object w:dxaOrig="580" w:dyaOrig="340">
+          <v:shape id="_x0000_i1114" type="#_x0000_t75" style="width:29.1pt;height:16.95pt" o:ole="">
+            <v:imagedata r:id="rId172" o:title=""/>
+          </v:shape>
+          <o:OLEObject Type="Embed" ProgID="Equation.DSMT4" ShapeID="_x0000_i1114" DrawAspect="Content" ObjectID="_1836664536" r:id="rId173"/>
+        </w:object>
+      </w:r>
+    </w:p>
+    <w:p>
+      <w:pPr>
+        <w:ind w:left="360"/>
+      </w:pPr>
+      <w:r>
+        <w:t>(c)  41</w:t>
+      </w:r>
+      <w:r>
+        <w:tab/>
+      </w:r>
+      <w:r>
+        <w:tab/>
+      </w:r>
+      <w:r>
+        <w:tab/>
+      </w:r>
+      <w:r>
+        <w:tab/>
+      </w:r>
+      <w:r>
+        <w:tab/>
+        <w:t xml:space="preserve">(d) </w:t>
+      </w:r>
+      <w:r>
+        <w:rPr>
+          <w:position w:val="-24"/>
+        </w:rPr>
+        <w:object w:dxaOrig="320" w:dyaOrig="620">
+          <v:shape id="_x0000_i1115" type="#_x0000_t75" style="width:15.9pt;height:31.25pt" o:ole="">
+            <v:imagedata r:id="rId174" o:title=""/>
+          </v:shape>
+          <o:OLEObject Type="Embed" ProgID="Equation.DSMT4" ShapeID="_x0000_i1115" DrawAspect="Content" ObjectID="_1836664537" r:id="rId175"/>
+        </w:object>
+      </w:r>
+    </w:p>
+    <w:p>
+      <w:r>
+        <w:t xml:space="preserve">Q11: Let </w:t>
+      </w:r>
+      <w:r>
+        <w:rPr>
+          <w:position w:val="-10"/>
+        </w:rPr>
+        <w:object w:dxaOrig="920" w:dyaOrig="320">
+          <v:shape id="_x0000_i1116" type="#_x0000_t75" style="width:46.05pt;height:15.9pt" o:ole="">
+            <v:imagedata r:id="rId176" o:title=""/>
+          </v:shape>
+          <o:OLEObject Type="Embed" ProgID="Equation.DSMT4" ShapeID="_x0000_i1116" DrawAspect="Content" ObjectID="_1836664538" r:id="rId177"/>
+        </w:object>
+      </w:r>
+      <w:r>
+        <w:t xml:space="preserve">be a function defined by </w:t>
+      </w:r>
+    </w:p>
+    <w:p>
+      <w:r>
+        <w:rPr>
+          <w:position w:val="-28"/>
+        </w:rPr>
+        <w:object w:dxaOrig="3860" w:dyaOrig="680">
+          <v:shape id="_x0000_i1117" type="#_x0000_t75" style="width:193.25pt;height:33.9pt" o:ole="">
+            <v:imagedata r:id="rId178" o:title=""/>
+          </v:shape>
+          <o:OLEObject Type="Embed" ProgID="Equation.DSMT4" ShapeID="_x0000_i1117" DrawAspect="Content" ObjectID="_1836664539" r:id="rId179"/>
+        </w:object>
+      </w:r>
+      <w:r>
+        <w:t xml:space="preserve">If </w:t>
+      </w:r>
+      <w:r>
+        <w:rPr>
+          <w:position w:val="-14"/>
+        </w:rPr>
+        <w:object w:dxaOrig="3140" w:dyaOrig="400">
+          <v:shape id="_x0000_i1118" type="#_x0000_t75" style="width:157.25pt;height:20.1pt" o:ole="">
+            <v:imagedata r:id="rId180" o:title=""/>
+          </v:shape>
+          <o:OLEObject Type="Embed" ProgID="Equation.DSMT4" ShapeID="_x0000_i1118" DrawAspect="Content" ObjectID="_1836664540" r:id="rId181"/>
+        </w:object>
+      </w:r>
+      <w:r>
+        <w:tab/>
+        <w:t xml:space="preserve">, then the value of </w:t>
+      </w:r>
+      <w:r>
+        <w:rPr>
+          <w:position w:val="-28"/>
+        </w:rPr>
+        <w:object w:dxaOrig="1120" w:dyaOrig="680">
+          <v:shape id="_x0000_i1119" type="#_x0000_t75" style="width:56.1pt;height:33.9pt" o:ole="">
+            <v:imagedata r:id="rId182" o:title=""/>
+          </v:shape>
+          <o:OLEObject Type="Embed" ProgID="Equation.DSMT4" ShapeID="_x0000_i1119" DrawAspect="Content" ObjectID="_1836664541" r:id="rId183"/>
+        </w:object>
+      </w:r>
+      <w:r>
+        <w:t xml:space="preserve"> is </w:t>
+      </w:r>
+    </w:p>
+    <w:p>
+      <w:pPr>
+        <w:pStyle w:val="ListParagraph"/>
+        <w:numPr>
+          <w:ilvl w:val="0"/>
+          <w:numId w:val="23"/>
+        </w:numPr>
+      </w:pPr>
+      <w:r>
+        <w:t>735</w:t>
+      </w:r>
+      <w:r>
+        <w:tab/>
+      </w:r>
+      <w:r>
+        <w:tab/>
+      </w:r>
+      <w:r>
+        <w:tab/>
+      </w:r>
+      <w:r>
+        <w:tab/>
+      </w:r>
+      <w:r>
+        <w:tab/>
+        <w:t>(b) 675</w:t>
+      </w:r>
+      <w:r>
+        <w:tab/>
+      </w:r>
+    </w:p>
+    <w:p>
+      <w:pPr>
+        <w:ind w:left="360"/>
+      </w:pPr>
+      <w:r>
+        <w:t>(c)   715</w:t>
+      </w:r>
+      <w:r>
+        <w:tab/>
+      </w:r>
+      <w:r>
+        <w:tab/>
+      </w:r>
+      <w:r>
+        <w:tab/>
+      </w:r>
+      <w:r>
+        <w:tab/>
+      </w:r>
+      <w:r>
+        <w:tab/>
+        <w:t>(d) 545</w:t>
+      </w:r>
+    </w:p>
+    <w:p>
+      <w:r>
+        <w:t xml:space="preserve">Q12: </w:t>
+      </w:r>
+      <w:r>
+        <w:t xml:space="preserve">The </w:t>
+      </w:r>
+      <w:proofErr w:type="gramStart"/>
+      <w:r>
+        <w:t xml:space="preserve">function </w:t>
+      </w:r>
+      <w:proofErr w:type="gramEnd"/>
+      <w:r>
+        <w:rPr>
+          <w:position w:val="-14"/>
+        </w:rPr>
+        <w:object w:dxaOrig="2120" w:dyaOrig="400">
+          <v:shape id="_x0000_i1120" type="#_x0000_t75" style="width:105.9pt;height:20.1pt" o:ole="">
+            <v:imagedata r:id="rId184" o:title=""/>
+          </v:shape>
+          <o:OLEObject Type="Embed" ProgID="Equation.DSMT4" ShapeID="_x0000_i1120" DrawAspect="Content" ObjectID="_1836664542" r:id="rId185"/>
+        </w:object>
+      </w:r>
+      <w:r>
+        <w:t xml:space="preserve">, defined by </w:t>
+      </w:r>
+      <w:r>
+        <w:rPr>
+          <w:position w:val="-24"/>
+        </w:rPr>
+        <w:object w:dxaOrig="1560" w:dyaOrig="660">
+          <v:shape id="_x0000_i1121" type="#_x0000_t75" style="width:77.8pt;height:32.8pt" o:ole="">
+            <v:imagedata r:id="rId186" o:title=""/>
+          </v:shape>
+          <o:OLEObject Type="Embed" ProgID="Equation.DSMT4" ShapeID="_x0000_i1121" DrawAspect="Content" ObjectID="_1836664543" r:id="rId187"/>
+        </w:object>
+      </w:r>
+      <w:r>
+        <w:t xml:space="preserve"> is :</w:t>
+      </w:r>
+    </w:p>
+    <w:p>
+      <w:pPr>
+        <w:pStyle w:val="ListParagraph"/>
+        <w:numPr>
+          <w:ilvl w:val="0"/>
+          <w:numId w:val="24"/>
+        </w:numPr>
+      </w:pPr>
+      <w:r>
+        <w:t>One-one but not onto.</w:t>
+      </w:r>
+    </w:p>
+    <w:p>
+      <w:pPr>
+        <w:pStyle w:val="ListParagraph"/>
+        <w:numPr>
+          <w:ilvl w:val="0"/>
+          <w:numId w:val="24"/>
+        </w:numPr>
+      </w:pPr>
+      <w:r>
+        <w:t>Onto but not one-one.</w:t>
+      </w:r>
+    </w:p>
+    <w:p>
+      <w:pPr>
+        <w:pStyle w:val="ListParagraph"/>
+        <w:numPr>
+          <w:ilvl w:val="0"/>
+          <w:numId w:val="24"/>
+        </w:numPr>
+      </w:pPr>
+      <w:r>
+        <w:t>Both one-one and onto.</w:t>
+      </w:r>
+    </w:p>
+    <w:p>
+      <w:pPr>
+        <w:pStyle w:val="ListParagraph"/>
+        <w:numPr>
+          <w:ilvl w:val="0"/>
+          <w:numId w:val="24"/>
+        </w:numPr>
+      </w:pPr>
+      <w:r>
+        <w:t>Neither one-one nor onto.</w:t>
+      </w:r>
+    </w:p>
+    <w:p>
+      <w:r>
+        <w:t xml:space="preserve">Q13: </w:t>
+      </w:r>
+      <w:r>
+        <w:t xml:space="preserve">Let </w:t>
+      </w:r>
+      <w:r>
+        <w:rPr>
+          <w:position w:val="-24"/>
+        </w:rPr>
+        <w:object w:dxaOrig="2400" w:dyaOrig="660">
+          <v:shape id="_x0000_i1122" type="#_x0000_t75" style="width:120.2pt;height:32.8pt" o:ole="">
+            <v:imagedata r:id="rId188" o:title=""/>
+          </v:shape>
+          <o:OLEObject Type="Embed" ProgID="Equation.DSMT4" ShapeID="_x0000_i1122" DrawAspect="Content" ObjectID="_1836664544" r:id="rId189"/>
+        </w:object>
+      </w:r>
+      <w:r>
+        <w:t xml:space="preserve"> Then the value of </w:t>
+      </w:r>
+      <w:r>
+        <w:rPr>
+          <w:position w:val="-30"/>
+        </w:rPr>
+        <w:object w:dxaOrig="3480" w:dyaOrig="720">
+          <v:shape id="_x0000_i1123" type="#_x0000_t75" style="width:174.2pt;height:36pt" o:ole="">
+            <v:imagedata r:id="rId190" o:title=""/>
+          </v:shape>
+          <o:OLEObject Type="Embed" ProgID="Equation.DSMT4" ShapeID="_x0000_i1123" DrawAspect="Content" ObjectID="_1836664545" r:id="rId191"/>
+        </w:object>
+      </w:r>
+      <w:r>
+        <w:t xml:space="preserve"> is equal to</w:t>
+      </w:r>
+    </w:p>
+    <w:p>
+      <w:pPr>
+        <w:pStyle w:val="ListParagraph"/>
+        <w:numPr>
+          <w:ilvl w:val="0"/>
+          <w:numId w:val="25"/>
+        </w:numPr>
+      </w:pPr>
+      <w:r>
+        <w:t>108</w:t>
+      </w:r>
+      <w:r>
+        <w:tab/>
+      </w:r>
+      <w:r>
+        <w:tab/>
+      </w:r>
+      <w:r>
+        <w:tab/>
+      </w:r>
+      <w:r>
+        <w:tab/>
+      </w:r>
+      <w:r>
+        <w:tab/>
+        <w:t>(b) 92</w:t>
+      </w:r>
+    </w:p>
+    <w:p>
+      <w:pPr>
+        <w:ind w:left="360"/>
+      </w:pPr>
+      <w:r>
+        <w:t>(c)  118</w:t>
+      </w:r>
+      <w:r>
+        <w:tab/>
+      </w:r>
+      <w:r>
+        <w:tab/>
+      </w:r>
+      <w:r>
+        <w:tab/>
+      </w:r>
+      <w:r>
+        <w:tab/>
+      </w:r>
+      <w:r>
+        <w:tab/>
+        <w:t>(b) 102</w:t>
+      </w:r>
+    </w:p>
+    <w:p>
+      <w:r>
+        <w:t xml:space="preserve">Q14: </w:t>
+      </w:r>
+      <w:r>
+        <w:t xml:space="preserve">Let </w:t>
+      </w:r>
+      <w:r>
+        <w:rPr>
+          <w:position w:val="-14"/>
+        </w:rPr>
+        <w:object w:dxaOrig="1380" w:dyaOrig="400">
+          <v:shape id="_x0000_i1124" type="#_x0000_t75" style="width:68.8pt;height:20.1pt" o:ole="">
+            <v:imagedata r:id="rId192" o:title=""/>
+          </v:shape>
+          <o:OLEObject Type="Embed" ProgID="Equation.DSMT4" ShapeID="_x0000_i1124" DrawAspect="Content" ObjectID="_1836664546" r:id="rId193"/>
+        </w:object>
+      </w:r>
+      <w:proofErr w:type="spellStart"/>
+      <w:proofErr w:type="gramStart"/>
+      <w:r>
+        <w:t>and</w:t>
+      </w:r>
+      <w:proofErr w:type="spellEnd"/>
+      <w:r>
+        <w:t xml:space="preserve"> </w:t>
+      </w:r>
+      <w:proofErr w:type="gramEnd"/>
+      <w:r>
+        <w:rPr>
+          <w:position w:val="-24"/>
+        </w:rPr>
+        <w:object w:dxaOrig="2960" w:dyaOrig="660">
+          <v:shape id="_x0000_i1125" type="#_x0000_t75" style="width:148.25pt;height:32.8pt" o:ole="">
+            <v:imagedata r:id="rId194" o:title=""/>
+          </v:shape>
+          <o:OLEObject Type="Embed" ProgID="Equation.DSMT4" ShapeID="_x0000_i1125" DrawAspect="Content" ObjectID="_1836664547" r:id="rId195"/>
+        </w:object>
+      </w:r>
+      <w:r>
+        <w:t>.</w:t>
+      </w:r>
+      <w:r>
+        <w:t xml:space="preserve"> Then the domain of </w:t>
+      </w:r>
+      <w:r>
+        <w:rPr>
+          <w:position w:val="-10"/>
+        </w:rPr>
+        <w:object w:dxaOrig="520" w:dyaOrig="320">
+          <v:shape id="_x0000_i1126" type="#_x0000_t75" style="width:25.95pt;height:15.9pt" o:ole="">
+            <v:imagedata r:id="rId196" o:title=""/>
+          </v:shape>
+          <o:OLEObject Type="Embed" ProgID="Equation.DSMT4" ShapeID="_x0000_i1126" DrawAspect="Content" ObjectID="_1836664548" r:id="rId197"/>
+        </w:object>
+      </w:r>
+      <w:r>
+        <w:t>is</w:t>
+      </w:r>
+    </w:p>
+    <w:p>
+      <w:pPr>
+        <w:pStyle w:val="ListParagraph"/>
+        <w:numPr>
+          <w:ilvl w:val="0"/>
+          <w:numId w:val="26"/>
+        </w:numPr>
+      </w:pPr>
+      <w:r>
+        <w:rPr>
+          <w:position w:val="-14"/>
+        </w:rPr>
+        <w:object w:dxaOrig="639" w:dyaOrig="400">
+          <v:shape id="_x0000_i1127" type="#_x0000_t75" style="width:31.75pt;height:20.1pt" o:ole="">
+            <v:imagedata r:id="rId198" o:title=""/>
+          </v:shape>
+          <o:OLEObject Type="Embed" ProgID="Equation.DSMT4" ShapeID="_x0000_i1127" DrawAspect="Content" ObjectID="_1836664549" r:id="rId199"/>
+        </w:object>
+      </w:r>
+      <w:r>
+        <w:tab/>
+      </w:r>
+      <w:r>
+        <w:tab/>
+      </w:r>
+      <w:r>
+        <w:tab/>
+      </w:r>
+      <w:r>
+        <w:tab/>
+      </w:r>
+      <w:r>
+        <w:tab/>
+        <w:t xml:space="preserve">(b) </w:t>
+      </w:r>
+      <w:r>
+        <w:t xml:space="preserve"> </w:t>
+      </w:r>
+      <w:r>
+        <w:rPr>
+          <w:position w:val="-14"/>
+        </w:rPr>
+        <w:object w:dxaOrig="580" w:dyaOrig="400">
+          <v:shape id="_x0000_i1128" type="#_x0000_t75" style="width:29.1pt;height:20.1pt" o:ole="">
+            <v:imagedata r:id="rId200" o:title=""/>
+          </v:shape>
+          <o:OLEObject Type="Embed" ProgID="Equation.DSMT4" ShapeID="_x0000_i1128" DrawAspect="Content" ObjectID="_1836664550" r:id="rId201"/>
+        </w:object>
+      </w:r>
+      <w:r>
+        <w:tab/>
+      </w:r>
+      <w:r>
+        <w:tab/>
+      </w:r>
+    </w:p>
+    <w:p>
+      <w:pPr>
+        <w:ind w:left="360"/>
+      </w:pPr>
+      <w:r>
+        <w:t xml:space="preserve">(c)  </w:t>
+      </w:r>
+      <w:r>
+        <w:rPr>
+          <w:position w:val="-4"/>
+        </w:rPr>
+        <w:object w:dxaOrig="260" w:dyaOrig="260">
+          <v:shape id="_x0000_i1129" type="#_x0000_t75" style="width:13.25pt;height:13.25pt" o:ole="">
+            <v:imagedata r:id="rId202" o:title=""/>
+          </v:shape>
+          <o:OLEObject Type="Embed" ProgID="Equation.DSMT4" ShapeID="_x0000_i1129" DrawAspect="Content" ObjectID="_1836664551" r:id="rId203"/>
+        </w:object>
+      </w:r>
+      <w:r>
+        <w:tab/>
+      </w:r>
+      <w:r>
+        <w:tab/>
+      </w:r>
+      <w:r>
+        <w:tab/>
+      </w:r>
+      <w:r>
+        <w:tab/>
+      </w:r>
+      <w:r>
+        <w:tab/>
+        <w:t>(</w:t>
+      </w:r>
+      <w:proofErr w:type="gramStart"/>
+      <w:r>
+        <w:t>d</w:t>
+      </w:r>
+      <w:proofErr w:type="gramEnd"/>
+      <w:r>
+        <w:t xml:space="preserve">) </w:t>
+      </w:r>
+      <w:r>
+        <w:rPr>
+          <w:position w:val="-14"/>
+        </w:rPr>
+        <w:object w:dxaOrig="620" w:dyaOrig="400">
+          <v:shape id="_x0000_i1130" type="#_x0000_t75" style="width:31.25pt;height:20.1pt" o:ole="">
+            <v:imagedata r:id="rId204" o:title=""/>
+          </v:shape>
+          <o:OLEObject Type="Embed" ProgID="Equation.DSMT4" ShapeID="_x0000_i1130" DrawAspect="Content" ObjectID="_1836664552" r:id="rId205"/>
+        </w:object>
+      </w:r>
+    </w:p>
+    <w:p>
+      <w:r>
+        <w:t xml:space="preserve">Q15: </w:t>
+      </w:r>
+      <w:r>
+        <w:t xml:space="preserve">Let </w:t>
+      </w:r>
+      <w:r>
+        <w:rPr>
+          <w:position w:val="-14"/>
+        </w:rPr>
+        <w:object w:dxaOrig="1340" w:dyaOrig="400">
+          <v:shape id="_x0000_i1131" type="#_x0000_t75" style="width:67.25pt;height:20.1pt" o:ole="">
+            <v:imagedata r:id="rId206" o:title=""/>
+          </v:shape>
+          <o:OLEObject Type="Embed" ProgID="Equation.DSMT4" ShapeID="_x0000_i1131" DrawAspect="Content" ObjectID="_1836664553" r:id="rId207"/>
+        </w:object>
+      </w:r>
+      <w:r>
+        <w:t xml:space="preserve"> </w:t>
+      </w:r>
+      <w:proofErr w:type="spellStart"/>
+      <w:proofErr w:type="gramStart"/>
+      <w:r>
+        <w:t>and</w:t>
+      </w:r>
+      <w:proofErr w:type="spellEnd"/>
+      <w:r>
+        <w:t xml:space="preserve"> </w:t>
+      </w:r>
+      <w:proofErr w:type="gramEnd"/>
+      <w:r>
+        <w:rPr>
+          <w:position w:val="-10"/>
+        </w:rPr>
+        <w:object w:dxaOrig="1420" w:dyaOrig="320">
+          <v:shape id="_x0000_i1132" type="#_x0000_t75" style="width:70.95pt;height:15.9pt" o:ole="">
+            <v:imagedata r:id="rId208" o:title=""/>
+          </v:shape>
+          <o:OLEObject Type="Embed" ProgID="Equation.DSMT4" ShapeID="_x0000_i1132" DrawAspect="Content" ObjectID="_1836664554" r:id="rId209"/>
+        </w:object>
+      </w:r>
+      <w:r>
+        <w:t xml:space="preserve">. Then the number of many-one functions </w:t>
+      </w:r>
+      <w:r>
+        <w:rPr>
+          <w:position w:val="-10"/>
+        </w:rPr>
+        <w:object w:dxaOrig="1040" w:dyaOrig="320">
+          <v:shape id="_x0000_i1133" type="#_x0000_t75" style="width:51.9pt;height:15.9pt" o:ole="">
+            <v:imagedata r:id="rId210" o:title=""/>
+          </v:shape>
+          <o:OLEObject Type="Embed" ProgID="Equation.DSMT4" ShapeID="_x0000_i1133" DrawAspect="Content" ObjectID="_1836664555" r:id="rId211"/>
+        </w:object>
+      </w:r>
+      <w:r>
+        <w:t xml:space="preserve">such that </w:t>
+      </w:r>
+      <w:r>
+        <w:rPr>
+          <w:position w:val="-14"/>
+        </w:rPr>
+        <w:object w:dxaOrig="920" w:dyaOrig="400">
+          <v:shape id="_x0000_i1134" type="#_x0000_t75" style="width:46.05pt;height:20.1pt" o:ole="">
+            <v:imagedata r:id="rId212" o:title=""/>
+          </v:shape>
+          <o:OLEObject Type="Embed" ProgID="Equation.DSMT4" ShapeID="_x0000_i1134" DrawAspect="Content" ObjectID="_1836664556" r:id="rId213"/>
+        </w:object>
+      </w:r>
+      <w:r>
+        <w:t>is equal to:</w:t>
+      </w:r>
+    </w:p>
+    <w:p>
+      <w:pPr>
+        <w:pStyle w:val="ListParagraph"/>
+        <w:numPr>
+          <w:ilvl w:val="0"/>
+          <w:numId w:val="27"/>
+        </w:numPr>
+      </w:pPr>
+      <w:r>
+        <w:t>151</w:t>
+      </w:r>
+      <w:r>
+        <w:tab/>
+      </w:r>
+      <w:r>
+        <w:tab/>
+      </w:r>
+      <w:r>
+        <w:tab/>
+      </w:r>
+      <w:r>
+        <w:tab/>
+      </w:r>
+      <w:r>
+        <w:tab/>
+        <w:t>(b) 139</w:t>
+      </w:r>
+    </w:p>
+    <w:p>
+      <w:pPr>
+        <w:ind w:left="360"/>
+      </w:pPr>
+      <w:r>
+        <w:lastRenderedPageBreak/>
+        <w:t>(c) 163</w:t>
+      </w:r>
+      <w:r>
+        <w:tab/>
+      </w:r>
+      <w:r>
+        <w:tab/>
+      </w:r>
+      <w:r>
+        <w:tab/>
+      </w:r>
+      <w:r>
+        <w:tab/>
+      </w:r>
+      <w:r>
+        <w:tab/>
+        <w:t>(d) 127</w:t>
+      </w:r>
+    </w:p>
+    <w:p>
+      <w:r>
+        <w:tab/>
+      </w:r>
+      <w:r>
+        <w:tab/>
+      </w:r>
+      <w:r>
+        <w:tab/>
+      </w:r>
+      <w:r>
+        <w:tab/>
+      </w:r>
+      <w:r>
+        <w:tab/>
+      </w:r>
+      <w:r>
+        <w:tab/>
+      </w:r>
+      <w:r>
+        <w:tab/>
+      </w:r>
+      <w:r>
+        <w:tab/>
+      </w:r>
+      <w:r>
+        <w:tab/>
+      </w:r>
+      <w:r>
+        <w:tab/>
+      </w:r>
+      <w:r>
+        <w:pict>
+          <v:shape id="_x0000_i1135" type="#_x0000_t136" style="width:41.8pt;height:22.75pt">
+            <v:shadow color="#868686"/>
+            <v:textpath style="font-family:&quot;Arial Black&quot;;font-size:16pt;v-text-kern:t" trim="t" fitpath="t" string="2024"/>
+          </v:shape>
+        </w:pict>
+      </w:r>
+    </w:p>
+    <w:p>
+      <w:r>
+        <w:t xml:space="preserve">Q1: Let the range of </w:t>
+      </w:r>
+      <w:proofErr w:type="gramStart"/>
+      <w:r>
+        <w:t xml:space="preserve">the function </w:t>
+      </w:r>
+      <w:r>
+        <w:rPr>
+          <w:position w:val="-24"/>
+        </w:rPr>
+        <w:object w:dxaOrig="2480" w:dyaOrig="620">
+          <v:shape id="_x0000_i1136" type="#_x0000_t75" style="width:123.9pt;height:31.25pt" o:ole="">
+            <v:imagedata r:id="rId214" o:title=""/>
+          </v:shape>
+          <o:OLEObject Type="Embed" ProgID="Equation.DSMT4" ShapeID="_x0000_i1136" DrawAspect="Content" ObjectID="_1836664557" r:id="rId215"/>
+        </w:object>
+      </w:r>
+      <w:r>
+        <w:t>,</w:t>
+      </w:r>
+      <w:proofErr w:type="gramEnd"/>
+      <w:r>
+        <w:rPr>
+          <w:position w:val="-6"/>
+        </w:rPr>
+        <w:object w:dxaOrig="600" w:dyaOrig="279">
+          <v:shape id="_x0000_i1137" type="#_x0000_t75" style="width:30.2pt;height:13.75pt" o:ole="">
+            <v:imagedata r:id="rId216" o:title=""/>
+          </v:shape>
+          <o:OLEObject Type="Embed" ProgID="Equation.DSMT4" ShapeID="_x0000_i1137" DrawAspect="Content" ObjectID="_1836664558" r:id="rId217"/>
+        </w:object>
+      </w:r>
+      <w:r>
+        <w:t xml:space="preserve">be </w:t>
+      </w:r>
+      <w:r>
+        <w:rPr>
+          <w:position w:val="-14"/>
+        </w:rPr>
+        <w:object w:dxaOrig="560" w:dyaOrig="400">
+          <v:shape id="_x0000_i1138" type="#_x0000_t75" style="width:28.05pt;height:20.1pt" o:ole="">
+            <v:imagedata r:id="rId218" o:title=""/>
+          </v:shape>
+          <o:OLEObject Type="Embed" ProgID="Equation.DSMT4" ShapeID="_x0000_i1138" DrawAspect="Content" ObjectID="_1836664559" r:id="rId219"/>
+        </w:object>
+      </w:r>
+      <w:r>
+        <w:t xml:space="preserve">. If </w:t>
+      </w:r>
+      <w:r>
+        <w:rPr>
+          <w:position w:val="-6"/>
+        </w:rPr>
+        <w:object w:dxaOrig="240" w:dyaOrig="220">
+          <v:shape id="_x0000_i1139" type="#_x0000_t75" style="width:12.2pt;height:11.1pt" o:ole="">
+            <v:imagedata r:id="rId220" o:title=""/>
+          </v:shape>
+          <o:OLEObject Type="Embed" ProgID="Equation.DSMT4" ShapeID="_x0000_i1139" DrawAspect="Content" ObjectID="_1836664560" r:id="rId221"/>
+        </w:object>
+      </w:r>
+      <w:r>
+        <w:t xml:space="preserve">and </w:t>
+      </w:r>
+      <w:r>
+        <w:rPr>
+          <w:position w:val="-10"/>
+        </w:rPr>
+        <w:object w:dxaOrig="240" w:dyaOrig="320">
+          <v:shape id="_x0000_i1140" type="#_x0000_t75" style="width:12.2pt;height:15.9pt" o:ole="">
+            <v:imagedata r:id="rId222" o:title=""/>
+          </v:shape>
+          <o:OLEObject Type="Embed" ProgID="Equation.DSMT4" ShapeID="_x0000_i1140" DrawAspect="Content" ObjectID="_1836664561" r:id="rId223"/>
+        </w:object>
+      </w:r>
+      <w:r>
+        <w:t xml:space="preserve">are respectively the A.M. and the G.M. of a and b, then </w:t>
+      </w:r>
+      <w:r>
+        <w:rPr>
+          <w:position w:val="-28"/>
+        </w:rPr>
+        <w:object w:dxaOrig="279" w:dyaOrig="660">
+          <v:shape id="_x0000_i1141" type="#_x0000_t75" style="width:13.75pt;height:32.8pt" o:ole="">
+            <v:imagedata r:id="rId224" o:title=""/>
+          </v:shape>
+          <o:OLEObject Type="Embed" ProgID="Equation.DSMT4" ShapeID="_x0000_i1141" DrawAspect="Content" ObjectID="_1836664562" r:id="rId225"/>
+        </w:object>
+      </w:r>
+      <w:r>
+        <w:t xml:space="preserve"> is equal to</w:t>
+      </w:r>
+    </w:p>
+    <w:p>
+      <w:pPr>
+        <w:pStyle w:val="ListParagraph"/>
+        <w:numPr>
+          <w:ilvl w:val="0"/>
+          <w:numId w:val="28"/>
+        </w:numPr>
+      </w:pPr>
+      <w:r>
+        <w:rPr>
+          <w:position w:val="-6"/>
+        </w:rPr>
+        <w:object w:dxaOrig="220" w:dyaOrig="220">
+          <v:shape id="_x0000_i1142" type="#_x0000_t75" style="width:11.1pt;height:11.1pt" o:ole="">
+            <v:imagedata r:id="rId226" o:title=""/>
+          </v:shape>
+          <o:OLEObject Type="Embed" ProgID="Equation.DSMT4" ShapeID="_x0000_i1142" DrawAspect="Content" ObjectID="_1836664563" r:id="rId227"/>
+        </w:object>
+      </w:r>
+      <w:r>
+        <w:tab/>
+      </w:r>
+      <w:r>
+        <w:tab/>
+      </w:r>
+      <w:r>
+        <w:tab/>
+      </w:r>
+      <w:r>
+        <w:tab/>
+      </w:r>
+      <w:r>
+        <w:tab/>
+        <w:t xml:space="preserve">(b) </w:t>
+      </w:r>
+      <w:r>
+        <w:rPr>
+          <w:position w:val="-8"/>
+        </w:rPr>
+        <w:object w:dxaOrig="400" w:dyaOrig="360">
+          <v:shape id="_x0000_i1143" type="#_x0000_t75" style="width:20.1pt;height:18pt" o:ole="">
+            <v:imagedata r:id="rId228" o:title=""/>
+          </v:shape>
+          <o:OLEObject Type="Embed" ProgID="Equation.DSMT4" ShapeID="_x0000_i1143" DrawAspect="Content" ObjectID="_1836664564" r:id="rId229"/>
+        </w:object>
+      </w:r>
+    </w:p>
+    <w:p>
+      <w:r>
+        <w:t xml:space="preserve">       (c)  </w:t>
+      </w:r>
+      <w:r>
+        <w:rPr>
+          <w:position w:val="-6"/>
+        </w:rPr>
+        <w:object w:dxaOrig="380" w:dyaOrig="340">
+          <v:shape id="_x0000_i1144" type="#_x0000_t75" style="width:19.05pt;height:16.95pt" o:ole="">
+            <v:imagedata r:id="rId230" o:title=""/>
+          </v:shape>
+          <o:OLEObject Type="Embed" ProgID="Equation.DSMT4" ShapeID="_x0000_i1144" DrawAspect="Content" ObjectID="_1836664565" r:id="rId231"/>
+        </w:object>
+      </w:r>
+      <w:r>
+        <w:tab/>
+      </w:r>
+      <w:r>
+        <w:tab/>
+      </w:r>
+      <w:r>
+        <w:tab/>
+      </w:r>
+      <w:r>
+        <w:tab/>
+      </w:r>
+      <w:r>
+        <w:tab/>
+        <w:t>(</w:t>
+      </w:r>
+      <w:proofErr w:type="gramStart"/>
+      <w:r>
+        <w:t>d</w:t>
+      </w:r>
+      <w:proofErr w:type="gramEnd"/>
+      <w:r>
+        <w:t>) 2</w:t>
+      </w:r>
+    </w:p>
+    <w:p>
+      <w:r>
+        <w:t xml:space="preserve">Q2: </w:t>
+      </w:r>
+      <w:r>
+        <w:t xml:space="preserve">If the domain of the function </w:t>
+      </w:r>
+      <w:r>
+        <w:rPr>
+          <w:position w:val="-28"/>
+        </w:rPr>
+        <w:object w:dxaOrig="2140" w:dyaOrig="680">
+          <v:shape id="_x0000_i1145" type="#_x0000_t75" style="width:106.95pt;height:33.9pt" o:ole="">
+            <v:imagedata r:id="rId232" o:title=""/>
+          </v:shape>
+          <o:OLEObject Type="Embed" ProgID="Equation.DSMT4" ShapeID="_x0000_i1145" DrawAspect="Content" ObjectID="_1836664566" r:id="rId233"/>
+        </w:object>
+      </w:r>
+      <w:r>
+        <w:t xml:space="preserve"> is </w:t>
+      </w:r>
+      <w:r>
+        <w:rPr>
+          <w:position w:val="-14"/>
+        </w:rPr>
+        <w:object w:dxaOrig="1060" w:dyaOrig="400">
+          <v:shape id="_x0000_i1146" type="#_x0000_t75" style="width:52.95pt;height:20.1pt" o:ole="">
+            <v:imagedata r:id="rId234" o:title=""/>
+          </v:shape>
+          <o:OLEObject Type="Embed" ProgID="Equation.DSMT4" ShapeID="_x0000_i1146" DrawAspect="Content" ObjectID="_1836664567" r:id="rId235"/>
+        </w:object>
+      </w:r>
+      <w:r>
+        <w:t xml:space="preserve">, the </w:t>
+      </w:r>
+      <w:r>
+        <w:rPr>
+          <w:position w:val="-10"/>
+        </w:rPr>
+        <w:object w:dxaOrig="600" w:dyaOrig="320">
+          <v:shape id="_x0000_i1147" type="#_x0000_t75" style="width:30.2pt;height:15.9pt" o:ole="">
+            <v:imagedata r:id="rId236" o:title=""/>
+          </v:shape>
+          <o:OLEObject Type="Embed" ProgID="Equation.DSMT4" ShapeID="_x0000_i1147" DrawAspect="Content" ObjectID="_1836664568" r:id="rId237"/>
+        </w:object>
+      </w:r>
+      <w:r>
+        <w:t>is equal to</w:t>
+      </w:r>
+    </w:p>
+    <w:p>
+      <w:pPr>
+        <w:pStyle w:val="ListParagraph"/>
+        <w:numPr>
+          <w:ilvl w:val="0"/>
+          <w:numId w:val="29"/>
+        </w:numPr>
+      </w:pPr>
+      <w:r>
+        <w:t>40</w:t>
+      </w:r>
+      <w:r>
+        <w:tab/>
+      </w:r>
+      <w:r>
+        <w:tab/>
+      </w:r>
+      <w:r>
+        <w:tab/>
+      </w:r>
+      <w:r>
+        <w:tab/>
+      </w:r>
+      <w:r>
+        <w:tab/>
+        <w:t>(b) 36</w:t>
+      </w:r>
+    </w:p>
+    <w:p>
+      <w:r>
+        <w:t xml:space="preserve">       (c)  24</w:t>
+      </w:r>
+      <w:r>
+        <w:tab/>
+      </w:r>
+      <w:r>
+        <w:tab/>
+      </w:r>
+      <w:r>
+        <w:tab/>
+      </w:r>
+      <w:r>
+        <w:tab/>
+      </w:r>
+      <w:r>
+        <w:tab/>
+        <w:t>(d</w:t>
+      </w:r>
+      <w:proofErr w:type="gramStart"/>
+      <w:r>
+        <w:t>)  32</w:t>
+      </w:r>
+      <w:proofErr w:type="gramEnd"/>
+    </w:p>
+    <w:p>
+      <w:r>
+        <w:t xml:space="preserve">Q3: </w:t>
+      </w:r>
+      <w:r>
+        <w:t xml:space="preserve">Let </w:t>
+      </w:r>
+      <w:r>
+        <w:rPr>
+          <w:position w:val="-30"/>
+        </w:rPr>
+        <w:object w:dxaOrig="2980" w:dyaOrig="720">
+          <v:shape id="_x0000_i1148" type="#_x0000_t75" style="width:148.75pt;height:36pt" o:ole="">
+            <v:imagedata r:id="rId238" o:title=""/>
+          </v:shape>
+          <o:OLEObject Type="Embed" ProgID="Equation.DSMT4" ShapeID="_x0000_i1148" DrawAspect="Content" ObjectID="_1836664569" r:id="rId239"/>
+        </w:object>
+      </w:r>
+      <w:r>
+        <w:t xml:space="preserve">where </w:t>
+      </w:r>
+      <w:r>
+        <w:rPr>
+          <w:position w:val="-6"/>
+        </w:rPr>
+        <w:object w:dxaOrig="560" w:dyaOrig="279">
+          <v:shape id="_x0000_i1149" type="#_x0000_t75" style="width:28.05pt;height:13.75pt" o:ole="">
+            <v:imagedata r:id="rId240" o:title=""/>
+          </v:shape>
+          <o:OLEObject Type="Embed" ProgID="Equation.DSMT4" ShapeID="_x0000_i1149" DrawAspect="Content" ObjectID="_1836664570" r:id="rId241"/>
+        </w:object>
+      </w:r>
+      <w:proofErr w:type="spellStart"/>
+      <w:proofErr w:type="gramStart"/>
+      <w:r>
+        <w:t>and</w:t>
+      </w:r>
+      <w:proofErr w:type="spellEnd"/>
+      <w:r>
+        <w:t xml:space="preserve"> </w:t>
+      </w:r>
+      <w:proofErr w:type="gramEnd"/>
+      <w:r>
+        <w:rPr>
+          <w:position w:val="-18"/>
+        </w:rPr>
+        <w:object w:dxaOrig="2640" w:dyaOrig="480">
+          <v:shape id="_x0000_i1150" type="#_x0000_t75" style="width:131.8pt;height:23.8pt" o:ole="">
+            <v:imagedata r:id="rId242" o:title=""/>
+          </v:shape>
+          <o:OLEObject Type="Embed" ProgID="Equation.DSMT4" ShapeID="_x0000_i1150" DrawAspect="Content" ObjectID="_1836664571" r:id="rId243"/>
+        </w:object>
+      </w:r>
+      <w:r>
+        <w:t xml:space="preserve">. Then the function </w:t>
+      </w:r>
+      <w:r>
+        <w:rPr>
+          <w:position w:val="-14"/>
+        </w:rPr>
+        <w:object w:dxaOrig="1960" w:dyaOrig="400">
+          <v:shape id="_x0000_i1151" type="#_x0000_t75" style="width:97.95pt;height:20.1pt" o:ole="">
+            <v:imagedata r:id="rId244" o:title=""/>
+          </v:shape>
+          <o:OLEObject Type="Embed" ProgID="Equation.DSMT4" ShapeID="_x0000_i1151" DrawAspect="Content" ObjectID="_1836664572" r:id="rId245"/>
+        </w:object>
+      </w:r>
+      <w:r>
+        <w:t xml:space="preserve"> is </w:t>
+      </w:r>
+    </w:p>
+    <w:p>
+      <w:pPr>
+        <w:pStyle w:val="ListParagraph"/>
+        <w:numPr>
+          <w:ilvl w:val="0"/>
+          <w:numId w:val="30"/>
+        </w:numPr>
+      </w:pPr>
+      <w:r>
+        <w:t>Neither one-one nor onto.</w:t>
+      </w:r>
+    </w:p>
+    <w:p>
+      <w:pPr>
+        <w:pStyle w:val="ListParagraph"/>
+        <w:numPr>
+          <w:ilvl w:val="0"/>
+          <w:numId w:val="30"/>
+        </w:numPr>
+      </w:pPr>
+      <w:r>
+        <w:t>Both one-one and onto.</w:t>
+      </w:r>
+    </w:p>
+    <w:p>
+      <w:pPr>
+        <w:pStyle w:val="ListParagraph"/>
+        <w:numPr>
+          <w:ilvl w:val="0"/>
+          <w:numId w:val="30"/>
+        </w:numPr>
+      </w:pPr>
+      <w:r>
+        <w:t>One-one.</w:t>
+      </w:r>
+    </w:p>
+    <w:p>
+      <w:pPr>
+        <w:pStyle w:val="ListParagraph"/>
+        <w:numPr>
+          <w:ilvl w:val="0"/>
+          <w:numId w:val="30"/>
+        </w:numPr>
+      </w:pPr>
+      <w:r>
+        <w:t>Onto.</w:t>
+      </w:r>
+    </w:p>
+    <w:p>
+      <w:r>
+        <w:t xml:space="preserve">Q4: </w:t>
+      </w:r>
+      <w:r>
+        <w:t xml:space="preserve"> If the function </w:t>
+      </w:r>
+      <w:r>
+        <w:rPr>
+          <w:position w:val="-28"/>
+        </w:rPr>
+        <w:object w:dxaOrig="1939" w:dyaOrig="740">
+          <v:shape id="_x0000_i1152" type="#_x0000_t75" style="width:96.9pt;height:37.05pt" o:ole="">
+            <v:imagedata r:id="rId246" o:title=""/>
+          </v:shape>
+          <o:OLEObject Type="Embed" ProgID="Equation.DSMT4" ShapeID="_x0000_i1152" DrawAspect="Content" ObjectID="_1836664573" r:id="rId247"/>
+        </w:object>
+      </w:r>
+      <w:r>
+        <w:t xml:space="preserve"> attains the maximum value at </w:t>
+      </w:r>
+      <w:r>
+        <w:rPr>
+          <w:position w:val="-24"/>
+        </w:rPr>
+        <w:object w:dxaOrig="580" w:dyaOrig="620">
+          <v:shape id="_x0000_i1153" type="#_x0000_t75" style="width:29.1pt;height:31.25pt" o:ole="">
+            <v:imagedata r:id="rId248" o:title=""/>
+          </v:shape>
+          <o:OLEObject Type="Embed" ProgID="Equation.DSMT4" ShapeID="_x0000_i1153" DrawAspect="Content" ObjectID="_1836664574" r:id="rId249"/>
+        </w:object>
+      </w:r>
+      <w:r>
+        <w:t xml:space="preserve"> </w:t>
+      </w:r>
+      <w:proofErr w:type="gramStart"/>
+      <w:r>
+        <w:t>then :</w:t>
+      </w:r>
+      <w:proofErr w:type="gramEnd"/>
+      <w:r>
+        <w:t xml:space="preserve"> </w:t>
+      </w:r>
+    </w:p>
+    <w:p>
+      <w:pPr>
+        <w:pStyle w:val="ListParagraph"/>
+        <w:numPr>
+          <w:ilvl w:val="0"/>
+          <w:numId w:val="31"/>
+        </w:numPr>
+      </w:pPr>
+      <w:r>
+        <w:rPr>
+          <w:position w:val="-6"/>
+        </w:rPr>
+        <w:object w:dxaOrig="760" w:dyaOrig="320">
+          <v:shape id="_x0000_i1154" type="#_x0000_t75" style="width:38.1pt;height:15.9pt" o:ole="">
+            <v:imagedata r:id="rId250" o:title=""/>
+          </v:shape>
+          <o:OLEObject Type="Embed" ProgID="Equation.DSMT4" ShapeID="_x0000_i1154" DrawAspect="Content" ObjectID="_1836664575" r:id="rId251"/>
+        </w:object>
+      </w:r>
+      <w:r>
+        <w:tab/>
+      </w:r>
+      <w:r>
+        <w:tab/>
+      </w:r>
+      <w:r>
+        <w:tab/>
+      </w:r>
+      <w:r>
+        <w:tab/>
+        <w:t xml:space="preserve">(b) </w:t>
+      </w:r>
+      <w:r>
+        <w:rPr>
+          <w:position w:val="-14"/>
+        </w:rPr>
+        <w:object w:dxaOrig="1140" w:dyaOrig="440">
+          <v:shape id="_x0000_i1155" type="#_x0000_t75" style="width:57.2pt;height:22.25pt" o:ole="">
+            <v:imagedata r:id="rId252" o:title=""/>
+          </v:shape>
+          <o:OLEObject Type="Embed" ProgID="Equation.DSMT4" ShapeID="_x0000_i1155" DrawAspect="Content" ObjectID="_1836664576" r:id="rId253"/>
+        </w:object>
+      </w:r>
+    </w:p>
+    <w:p>
+      <w:r>
+        <w:t xml:space="preserve">       (c)  </w:t>
+      </w:r>
+      <w:r>
+        <w:rPr>
+          <w:position w:val="-14"/>
+        </w:rPr>
+        <w:object w:dxaOrig="1160" w:dyaOrig="440">
+          <v:shape id="_x0000_i1156" type="#_x0000_t75" style="width:58.25pt;height:22.25pt" o:ole="">
+            <v:imagedata r:id="rId254" o:title=""/>
+          </v:shape>
+          <o:OLEObject Type="Embed" ProgID="Equation.DSMT4" ShapeID="_x0000_i1156" DrawAspect="Content" ObjectID="_1836664577" r:id="rId255"/>
+        </w:object>
+      </w:r>
+      <w:r>
+        <w:tab/>
+      </w:r>
+      <w:r>
+        <w:tab/>
+      </w:r>
+      <w:r>
+        <w:tab/>
+      </w:r>
+      <w:r>
+        <w:tab/>
+        <w:t>(</w:t>
+      </w:r>
+      <w:proofErr w:type="gramStart"/>
+      <w:r>
+        <w:t>d</w:t>
+      </w:r>
+      <w:proofErr w:type="gramEnd"/>
+      <w:r>
+        <w:t xml:space="preserve">) </w:t>
+      </w:r>
+      <w:r>
+        <w:rPr>
+          <w:position w:val="-6"/>
+        </w:rPr>
+        <w:object w:dxaOrig="760" w:dyaOrig="320">
+          <v:shape id="_x0000_i1157" type="#_x0000_t75" style="width:38.1pt;height:15.9pt" o:ole="">
+            <v:imagedata r:id="rId256" o:title=""/>
+          </v:shape>
+          <o:OLEObject Type="Embed" ProgID="Equation.DSMT4" ShapeID="_x0000_i1157" DrawAspect="Content" ObjectID="_1836664578" r:id="rId257"/>
+        </w:object>
+      </w:r>
+    </w:p>
+    <w:p>
+      <w:r>
+        <w:t xml:space="preserve">Q5: </w:t>
+      </w:r>
+      <w:r>
+        <w:t xml:space="preserve">Let </w:t>
+      </w:r>
+      <w:r>
+        <w:rPr>
+          <w:position w:val="-24"/>
+        </w:rPr>
+        <w:object w:dxaOrig="1740" w:dyaOrig="620">
+          <v:shape id="_x0000_i1158" type="#_x0000_t75" style="width:86.8pt;height:31.25pt" o:ole="">
+            <v:imagedata r:id="rId258" o:title=""/>
+          </v:shape>
+          <o:OLEObject Type="Embed" ProgID="Equation.DSMT4" ShapeID="_x0000_i1158" DrawAspect="Content" ObjectID="_1836664579" r:id="rId259"/>
+        </w:object>
+      </w:r>
+      <w:r>
+        <w:t xml:space="preserve"> be a function defined </w:t>
+      </w:r>
+      <w:proofErr w:type="gramStart"/>
+      <w:r>
+        <w:t xml:space="preserve">on </w:t>
+      </w:r>
+      <w:proofErr w:type="gramEnd"/>
+      <w:r>
+        <w:rPr>
+          <w:position w:val="-4"/>
+        </w:rPr>
+        <w:object w:dxaOrig="240" w:dyaOrig="260">
+          <v:shape id="_x0000_i1159" type="#_x0000_t75" style="width:12.2pt;height:13.25pt" o:ole="">
+            <v:imagedata r:id="rId260" o:title=""/>
+          </v:shape>
+          <o:OLEObject Type="Embed" ProgID="Equation.DSMT4" ShapeID="_x0000_i1159" DrawAspect="Content" ObjectID="_1836664580" r:id="rId261"/>
+        </w:object>
+      </w:r>
+      <w:r>
+        <w:t xml:space="preserve">. Then the range of the function </w:t>
+      </w:r>
+      <w:r>
+        <w:rPr>
+          <w:position w:val="-10"/>
+        </w:rPr>
+        <w:object w:dxaOrig="540" w:dyaOrig="320">
+          <v:shape id="_x0000_i1160" type="#_x0000_t75" style="width:27pt;height:15.9pt" o:ole="">
+            <v:imagedata r:id="rId262" o:title=""/>
+          </v:shape>
+          <o:OLEObject Type="Embed" ProgID="Equation.DSMT4" ShapeID="_x0000_i1160" DrawAspect="Content" ObjectID="_1836664581" r:id="rId263"/>
+        </w:object>
+      </w:r>
+      <w:r>
+        <w:t>is equal to</w:t>
+      </w:r>
+    </w:p>
+    <w:p>
+      <w:pPr>
+        <w:pStyle w:val="ListParagraph"/>
+        <w:numPr>
+          <w:ilvl w:val="0"/>
+          <w:numId w:val="32"/>
+        </w:numPr>
+      </w:pPr>
+      <w:r>
+        <w:rPr>
+          <w:position w:val="-28"/>
+        </w:rPr>
+        <w:object w:dxaOrig="700" w:dyaOrig="680">
+          <v:shape id="_x0000_i1161" type="#_x0000_t75" style="width:34.95pt;height:33.9pt" o:ole="">
+            <v:imagedata r:id="rId264" o:title=""/>
+          </v:shape>
+          <o:OLEObject Type="Embed" ProgID="Equation.DSMT4" ShapeID="_x0000_i1161" DrawAspect="Content" ObjectID="_1836664582" r:id="rId265"/>
+        </w:object>
+      </w:r>
+      <w:r>
+        <w:tab/>
+      </w:r>
+      <w:r>
+        <w:tab/>
+      </w:r>
+      <w:r>
+        <w:tab/>
+      </w:r>
+      <w:r>
+        <w:tab/>
+      </w:r>
+      <w:r>
+        <w:tab/>
+        <w:t xml:space="preserve">(b) </w:t>
+      </w:r>
+      <w:r>
+        <w:rPr>
+          <w:position w:val="-28"/>
+        </w:rPr>
+        <w:object w:dxaOrig="720" w:dyaOrig="680">
+          <v:shape id="_x0000_i1162" type="#_x0000_t75" style="width:36pt;height:33.9pt" o:ole="">
+            <v:imagedata r:id="rId266" o:title=""/>
+          </v:shape>
+          <o:OLEObject Type="Embed" ProgID="Equation.DSMT4" ShapeID="_x0000_i1162" DrawAspect="Content" ObjectID="_1836664583" r:id="rId267"/>
+        </w:object>
+      </w:r>
+    </w:p>
+    <w:p>
+      <w:pPr>
+        <w:ind w:left="360"/>
+      </w:pPr>
+      <w:r>
+        <w:lastRenderedPageBreak/>
+        <w:t xml:space="preserve">(c)  </w:t>
+      </w:r>
+      <w:r>
+        <w:rPr>
+          <w:position w:val="-28"/>
+        </w:rPr>
+        <w:object w:dxaOrig="700" w:dyaOrig="680">
+          <v:shape id="_x0000_i1163" type="#_x0000_t75" style="width:34.95pt;height:33.9pt" o:ole="">
+            <v:imagedata r:id="rId268" o:title=""/>
+          </v:shape>
+          <o:OLEObject Type="Embed" ProgID="Equation.DSMT4" ShapeID="_x0000_i1163" DrawAspect="Content" ObjectID="_1836664584" r:id="rId269"/>
+        </w:object>
+      </w:r>
+      <w:r>
+        <w:tab/>
+      </w:r>
+      <w:r>
+        <w:tab/>
+      </w:r>
+      <w:r>
+        <w:tab/>
+      </w:r>
+      <w:r>
+        <w:tab/>
+      </w:r>
+      <w:r>
+        <w:tab/>
+        <w:t>(</w:t>
+      </w:r>
+      <w:proofErr w:type="gramStart"/>
+      <w:r>
+        <w:t>d</w:t>
+      </w:r>
+      <w:proofErr w:type="gramEnd"/>
+      <w:r>
+        <w:t xml:space="preserve">) </w:t>
+      </w:r>
+      <w:r>
+        <w:rPr>
+          <w:position w:val="-28"/>
+        </w:rPr>
+        <w:object w:dxaOrig="700" w:dyaOrig="680">
+          <v:shape id="_x0000_i1164" type="#_x0000_t75" style="width:34.95pt;height:33.9pt" o:ole="">
+            <v:imagedata r:id="rId270" o:title=""/>
+          </v:shape>
+          <o:OLEObject Type="Embed" ProgID="Equation.DSMT4" ShapeID="_x0000_i1164" DrawAspect="Content" ObjectID="_1836664585" r:id="rId271"/>
+        </w:object>
+      </w:r>
+    </w:p>
+    <w:p>
+      <w:r>
+        <w:t xml:space="preserve">Q6: </w:t>
+      </w:r>
+      <w:r>
+        <w:t xml:space="preserve">The function </w:t>
+      </w:r>
+      <w:r>
+        <w:rPr>
+          <w:position w:val="-24"/>
+        </w:rPr>
+        <w:object w:dxaOrig="2620" w:dyaOrig="660">
+          <v:shape id="_x0000_i1165" type="#_x0000_t75" style="width:130.75pt;height:32.8pt" o:ole="">
+            <v:imagedata r:id="rId272" o:title=""/>
+          </v:shape>
+          <o:OLEObject Type="Embed" ProgID="Equation.DSMT4" ShapeID="_x0000_i1165" DrawAspect="Content" ObjectID="_1836664586" r:id="rId273"/>
+        </w:object>
+      </w:r>
+      <w:r>
+        <w:t>is</w:t>
+      </w:r>
+    </w:p>
+    <w:p>
+      <w:pPr>
+        <w:pStyle w:val="ListParagraph"/>
+        <w:numPr>
+          <w:ilvl w:val="0"/>
+          <w:numId w:val="33"/>
+        </w:numPr>
+      </w:pPr>
+      <w:r>
+        <w:t>Both one-one and onto.</w:t>
+      </w:r>
+    </w:p>
+    <w:p>
+      <w:pPr>
+        <w:pStyle w:val="ListParagraph"/>
+        <w:numPr>
+          <w:ilvl w:val="0"/>
+          <w:numId w:val="33"/>
+        </w:numPr>
+      </w:pPr>
+      <w:r>
+        <w:t>Onto but not one-one.</w:t>
+      </w:r>
+    </w:p>
+    <w:p>
+      <w:pPr>
+        <w:pStyle w:val="ListParagraph"/>
+        <w:numPr>
+          <w:ilvl w:val="0"/>
+          <w:numId w:val="33"/>
+        </w:numPr>
+      </w:pPr>
+      <w:r>
+        <w:t>Neither one-one nor onto.</w:t>
+      </w:r>
+    </w:p>
+    <w:p>
+      <w:pPr>
+        <w:pStyle w:val="ListParagraph"/>
+        <w:numPr>
+          <w:ilvl w:val="0"/>
+          <w:numId w:val="33"/>
+        </w:numPr>
+      </w:pPr>
+      <w:r>
+        <w:t>One-one but not onto.</w:t>
+      </w:r>
+    </w:p>
+    <w:p>
+      <w:r>
+        <w:t>Q7:</w:t>
+      </w:r>
+      <w:r>
+        <w:t xml:space="preserve"> Let </w:t>
+      </w:r>
+      <w:r>
+        <w:rPr>
+          <w:position w:val="-10"/>
+        </w:rPr>
+        <w:object w:dxaOrig="1320" w:dyaOrig="320">
+          <v:shape id="_x0000_i1166" type="#_x0000_t75" style="width:66.2pt;height:15.9pt" o:ole="">
+            <v:imagedata r:id="rId274" o:title=""/>
+          </v:shape>
+          <o:OLEObject Type="Embed" ProgID="Equation.DSMT4" ShapeID="_x0000_i1166" DrawAspect="Content" ObjectID="_1836664587" r:id="rId275"/>
+        </w:object>
+      </w:r>
+      <w:r>
+        <w:t xml:space="preserve">be defined as </w:t>
+      </w:r>
+      <w:r>
+        <w:rPr>
+          <w:position w:val="-14"/>
+        </w:rPr>
+        <w:object w:dxaOrig="1300" w:dyaOrig="400">
+          <v:shape id="_x0000_i1167" type="#_x0000_t75" style="width:65.1pt;height:20.1pt" o:ole="">
+            <v:imagedata r:id="rId276" o:title=""/>
+          </v:shape>
+          <o:OLEObject Type="Embed" ProgID="Equation.DSMT4" ShapeID="_x0000_i1167" DrawAspect="Content" ObjectID="_1836664588" r:id="rId277"/>
+        </w:object>
+      </w:r>
+      <w:r>
+        <w:t xml:space="preserve"> </w:t>
+      </w:r>
+      <w:proofErr w:type="spellStart"/>
+      <w:proofErr w:type="gramStart"/>
+      <w:r>
+        <w:t>and</w:t>
+      </w:r>
+      <w:proofErr w:type="spellEnd"/>
+      <w:r>
+        <w:t xml:space="preserve"> </w:t>
+      </w:r>
+      <w:proofErr w:type="gramEnd"/>
+      <w:r>
+        <w:rPr>
+          <w:position w:val="-32"/>
+        </w:rPr>
+        <w:object w:dxaOrig="2100" w:dyaOrig="760">
+          <v:shape id="_x0000_i1168" type="#_x0000_t75" style="width:104.8pt;height:38.1pt" o:ole="">
+            <v:imagedata r:id="rId278" o:title=""/>
+          </v:shape>
+          <o:OLEObject Type="Embed" ProgID="Equation.DSMT4" ShapeID="_x0000_i1168" DrawAspect="Content" ObjectID="_1836664589" r:id="rId279"/>
+        </w:object>
+      </w:r>
+      <w:r>
+        <w:t xml:space="preserve">. Then the function </w:t>
+      </w:r>
+      <w:r>
+        <w:rPr>
+          <w:position w:val="-14"/>
+        </w:rPr>
+        <w:object w:dxaOrig="940" w:dyaOrig="400">
+          <v:shape id="_x0000_i1169" type="#_x0000_t75" style="width:47.1pt;height:20.1pt" o:ole="">
+            <v:imagedata r:id="rId280" o:title=""/>
+          </v:shape>
+          <o:OLEObject Type="Embed" ProgID="Equation.DSMT4" ShapeID="_x0000_i1169" DrawAspect="Content" ObjectID="_1836664590" r:id="rId281"/>
+        </w:object>
+      </w:r>
+      <w:r>
+        <w:t xml:space="preserve"> is </w:t>
+      </w:r>
+    </w:p>
+    <w:p>
+      <w:pPr>
+        <w:pStyle w:val="ListParagraph"/>
+        <w:numPr>
+          <w:ilvl w:val="0"/>
+          <w:numId w:val="34"/>
+        </w:numPr>
+      </w:pPr>
+      <w:proofErr w:type="gramStart"/>
+      <w:r>
+        <w:t>neither</w:t>
+      </w:r>
+      <w:proofErr w:type="gramEnd"/>
+      <w:r>
+        <w:t xml:space="preserve"> </w:t>
+      </w:r>
+      <w:r>
+        <w:t>one-one nor onto.</w:t>
+      </w:r>
+    </w:p>
+    <w:p>
+      <w:pPr>
+        <w:pStyle w:val="ListParagraph"/>
+        <w:numPr>
+          <w:ilvl w:val="0"/>
+          <w:numId w:val="34"/>
+        </w:numPr>
+      </w:pPr>
+      <w:r>
+        <w:t>One-one but not onto.</w:t>
+      </w:r>
+    </w:p>
+    <w:p>
+      <w:pPr>
+        <w:pStyle w:val="ListParagraph"/>
+        <w:numPr>
+          <w:ilvl w:val="0"/>
+          <w:numId w:val="34"/>
+        </w:numPr>
+      </w:pPr>
+      <w:r>
+        <w:t>Both one-one and onto.</w:t>
+      </w:r>
+    </w:p>
+    <w:p>
+      <w:pPr>
+        <w:pStyle w:val="ListParagraph"/>
+        <w:numPr>
+          <w:ilvl w:val="0"/>
+          <w:numId w:val="34"/>
+        </w:numPr>
+      </w:pPr>
+      <w:r>
+        <w:t>Onto but not one-one.</w:t>
+      </w:r>
+    </w:p>
+    <w:p>
+      <w:r>
+        <w:t xml:space="preserve">Q8: </w:t>
+      </w:r>
+      <w:r>
+        <w:t xml:space="preserve">Let </w:t>
+      </w:r>
+      <w:r>
+        <w:rPr>
+          <w:position w:val="-10"/>
+        </w:rPr>
+        <w:object w:dxaOrig="1600" w:dyaOrig="320">
+          <v:shape id="_x0000_i1170" type="#_x0000_t75" style="width:79.95pt;height:15.9pt" o:ole="">
+            <v:imagedata r:id="rId282" o:title=""/>
+          </v:shape>
+          <o:OLEObject Type="Embed" ProgID="Equation.DSMT4" ShapeID="_x0000_i1170" DrawAspect="Content" ObjectID="_1836664591" r:id="rId283"/>
+        </w:object>
+      </w:r>
+      <w:r>
+        <w:t xml:space="preserve"> </w:t>
+      </w:r>
+      <w:proofErr w:type="spellStart"/>
+      <w:proofErr w:type="gramStart"/>
+      <w:r>
+        <w:t>and</w:t>
+      </w:r>
+      <w:proofErr w:type="spellEnd"/>
+      <w:r>
+        <w:t xml:space="preserve"> </w:t>
+      </w:r>
+      <w:proofErr w:type="gramEnd"/>
+      <w:r>
+        <w:rPr>
+          <w:position w:val="-14"/>
+        </w:rPr>
+        <w:object w:dxaOrig="2180" w:dyaOrig="400">
+          <v:shape id="_x0000_i1171" type="#_x0000_t75" style="width:109.05pt;height:20.1pt" o:ole="">
+            <v:imagedata r:id="rId284" o:title=""/>
+          </v:shape>
+          <o:OLEObject Type="Embed" ProgID="Equation.DSMT4" ShapeID="_x0000_i1171" DrawAspect="Content" ObjectID="_1836664592" r:id="rId285"/>
+        </w:object>
+      </w:r>
+      <w:r>
+        <w:t xml:space="preserve">. Then the total number of one-one </w:t>
+      </w:r>
+      <w:proofErr w:type="gramStart"/>
+      <w:r>
+        <w:t xml:space="preserve">maps </w:t>
+      </w:r>
+      <w:proofErr w:type="gramEnd"/>
+      <w:r>
+        <w:rPr>
+          <w:position w:val="-10"/>
+        </w:rPr>
+        <w:object w:dxaOrig="1040" w:dyaOrig="320">
+          <v:shape id="_x0000_i1172" type="#_x0000_t75" style="width:51.9pt;height:15.9pt" o:ole="">
+            <v:imagedata r:id="rId286" o:title=""/>
+          </v:shape>
+          <o:OLEObject Type="Embed" ProgID="Equation.DSMT4" ShapeID="_x0000_i1172" DrawAspect="Content" ObjectID="_1836664593" r:id="rId287"/>
+        </w:object>
+      </w:r>
+      <w:r>
+        <w:t xml:space="preserve">, such that </w:t>
+      </w:r>
+      <w:r>
+        <w:rPr>
+          <w:position w:val="-14"/>
+        </w:rPr>
+        <w:object w:dxaOrig="1640" w:dyaOrig="400">
+          <v:shape id="_x0000_i1173" type="#_x0000_t75" style="width:82.05pt;height:20.1pt" o:ole="">
+            <v:imagedata r:id="rId288" o:title=""/>
+          </v:shape>
+          <o:OLEObject Type="Embed" ProgID="Equation.DSMT4" ShapeID="_x0000_i1173" DrawAspect="Content" ObjectID="_1836664594" r:id="rId289"/>
+        </w:object>
+      </w:r>
+      <w:r>
+        <w:t>, is :</w:t>
+      </w:r>
+    </w:p>
+    <w:p>
+      <w:pPr>
+        <w:pStyle w:val="ListParagraph"/>
+        <w:numPr>
+          <w:ilvl w:val="0"/>
+          <w:numId w:val="35"/>
+        </w:numPr>
+      </w:pPr>
+      <w:r>
+        <w:t>120</w:t>
+      </w:r>
+      <w:r>
+        <w:tab/>
+      </w:r>
+      <w:r>
+        <w:tab/>
+      </w:r>
+      <w:r>
+        <w:tab/>
+      </w:r>
+      <w:r>
+        <w:tab/>
+      </w:r>
+      <w:r>
+        <w:tab/>
+        <w:t>(b) 180</w:t>
+      </w:r>
+    </w:p>
+    <w:p>
+      <w:r>
+        <w:t xml:space="preserve">       (c) 240</w:t>
+      </w:r>
+      <w:r>
+        <w:tab/>
+      </w:r>
+      <w:r>
+        <w:tab/>
+      </w:r>
+      <w:r>
+        <w:tab/>
+      </w:r>
+      <w:r>
+        <w:tab/>
+      </w:r>
+      <w:r>
+        <w:tab/>
+        <w:t>(d) 480</w:t>
+      </w:r>
+    </w:p>
+    <w:p>
+      <w:r>
+        <w:t xml:space="preserve">Q9: </w:t>
+      </w:r>
+      <w:r>
+        <w:t xml:space="preserve">If the domain of the function </w:t>
+      </w:r>
+      <w:r>
+        <w:rPr>
+          <w:position w:val="-36"/>
+        </w:rPr>
+        <w:object w:dxaOrig="3660" w:dyaOrig="820">
+          <v:shape id="_x0000_i1174" type="#_x0000_t75" style="width:183.2pt;height:40.75pt" o:ole="">
+            <v:imagedata r:id="rId290" o:title=""/>
+          </v:shape>
+          <o:OLEObject Type="Embed" ProgID="Equation.DSMT4" ShapeID="_x0000_i1174" DrawAspect="Content" ObjectID="_1836664595" r:id="rId291"/>
+        </w:object>
+      </w:r>
+      <w:r>
+        <w:t xml:space="preserve"> is </w:t>
+      </w:r>
+      <w:r>
+        <w:t xml:space="preserve">equal </w:t>
+      </w:r>
+      <w:proofErr w:type="gramStart"/>
+      <w:r>
+        <w:t>to :</w:t>
+      </w:r>
+      <w:proofErr w:type="gramEnd"/>
+      <w:r>
+        <w:t xml:space="preserve"> </w:t>
+      </w:r>
+    </w:p>
+    <w:p>
+      <w:pPr>
+        <w:pStyle w:val="ListParagraph"/>
+        <w:numPr>
+          <w:ilvl w:val="0"/>
+          <w:numId w:val="36"/>
+        </w:numPr>
+      </w:pPr>
+      <w:r>
+        <w:t>140</w:t>
+      </w:r>
+      <w:r>
+        <w:tab/>
+      </w:r>
+      <w:r>
+        <w:tab/>
+      </w:r>
+      <w:r>
+        <w:tab/>
+      </w:r>
+      <w:r>
+        <w:tab/>
+      </w:r>
+      <w:r>
+        <w:tab/>
+        <w:t>(b) 175</w:t>
+      </w:r>
+    </w:p>
+    <w:p>
+      <w:r>
+        <w:t xml:space="preserve">       (c) 125</w:t>
+      </w:r>
+      <w:r>
+        <w:tab/>
+      </w:r>
+      <w:r>
+        <w:tab/>
+      </w:r>
+      <w:r>
+        <w:tab/>
+      </w:r>
+      <w:r>
+        <w:tab/>
+      </w:r>
+      <w:r>
+        <w:tab/>
+        <w:t>(d) 150</w:t>
+      </w:r>
+    </w:p>
+    <w:p>
+      <w:r>
+        <w:t>Q</w:t>
+      </w:r>
+      <w:r>
+        <w:t>1</w:t>
+      </w:r>
+      <w:r>
+        <w:t xml:space="preserve">0: </w:t>
+      </w:r>
+      <w:r>
+        <w:t xml:space="preserve">Let </w:t>
+      </w:r>
+      <w:r>
+        <w:rPr>
+          <w:position w:val="-10"/>
+        </w:rPr>
+        <w:object w:dxaOrig="1080" w:dyaOrig="320">
+          <v:shape id="_x0000_i1175" type="#_x0000_t75" style="width:54pt;height:15.9pt" o:ole="">
+            <v:imagedata r:id="rId292" o:title=""/>
+          </v:shape>
+          <o:OLEObject Type="Embed" ProgID="Equation.DSMT4" ShapeID="_x0000_i1175" DrawAspect="Content" ObjectID="_1836664596" r:id="rId293"/>
+        </w:object>
+      </w:r>
+      <w:r>
+        <w:t xml:space="preserve">and </w:t>
+      </w:r>
+      <w:r>
+        <w:rPr>
+          <w:position w:val="-10"/>
+        </w:rPr>
+        <w:object w:dxaOrig="1060" w:dyaOrig="320">
+          <v:shape id="_x0000_i1176" type="#_x0000_t75" style="width:52.95pt;height:15.9pt" o:ole="">
+            <v:imagedata r:id="rId294" o:title=""/>
+          </v:shape>
+          <o:OLEObject Type="Embed" ProgID="Equation.DSMT4" ShapeID="_x0000_i1176" DrawAspect="Content" ObjectID="_1836664597" r:id="rId295"/>
+        </w:object>
+      </w:r>
+      <w:r>
+        <w:t xml:space="preserve"> be defined as </w:t>
+      </w:r>
+      <w:r>
+        <w:rPr>
+          <w:position w:val="-30"/>
+        </w:rPr>
+        <w:object w:dxaOrig="2260" w:dyaOrig="720">
+          <v:shape id="_x0000_i1177" type="#_x0000_t75" style="width:112.75pt;height:36pt" o:ole="">
+            <v:imagedata r:id="rId296" o:title=""/>
+          </v:shape>
+          <o:OLEObject Type="Embed" ProgID="Equation.DSMT4" ShapeID="_x0000_i1177" DrawAspect="Content" ObjectID="_1836664598" r:id="rId297"/>
+        </w:object>
+      </w:r>
+      <w:r>
+        <w:t xml:space="preserve"> and </w:t>
+      </w:r>
+      <w:r>
+        <w:rPr>
+          <w:position w:val="-30"/>
+        </w:rPr>
+        <w:object w:dxaOrig="1920" w:dyaOrig="720">
+          <v:shape id="_x0000_i1178" type="#_x0000_t75" style="width:95.8pt;height:36pt" o:ole="">
+            <v:imagedata r:id="rId298" o:title=""/>
+          </v:shape>
+          <o:OLEObject Type="Embed" ProgID="Equation.DSMT4" ShapeID="_x0000_i1178" DrawAspect="Content" ObjectID="_1836664599" r:id="rId299"/>
+        </w:object>
+      </w:r>
+      <w:r>
+        <w:t xml:space="preserve"> </w:t>
+      </w:r>
+      <w:proofErr w:type="gramStart"/>
+      <w:r>
+        <w:t>Then</w:t>
+      </w:r>
+      <w:proofErr w:type="gramEnd"/>
+      <w:r>
+        <w:t xml:space="preserve"> </w:t>
+      </w:r>
+      <w:r>
+        <w:rPr>
+          <w:position w:val="-10"/>
+        </w:rPr>
+        <w:object w:dxaOrig="1280" w:dyaOrig="320">
+          <v:shape id="_x0000_i1179" type="#_x0000_t75" style="width:64.05pt;height:15.9pt" o:ole="">
+            <v:imagedata r:id="rId300" o:title=""/>
+          </v:shape>
+          <o:OLEObject Type="Embed" ProgID="Equation.DSMT4" ShapeID="_x0000_i1179" DrawAspect="Content" ObjectID="_1836664600" r:id="rId301"/>
+        </w:object>
+      </w:r>
+      <w:r>
+        <w:t xml:space="preserve">is: </w:t>
+      </w:r>
+    </w:p>
+    <w:p>
+      <w:pPr>
+        <w:pStyle w:val="ListParagraph"/>
+        <w:numPr>
+          <w:ilvl w:val="0"/>
+          <w:numId w:val="37"/>
+        </w:numPr>
+      </w:pPr>
+      <w:r>
+        <w:t>One-one but not onto.</w:t>
+      </w:r>
+      <w:r>
+        <w:tab/>
+      </w:r>
+      <w:r>
+        <w:tab/>
+      </w:r>
+      <w:r>
+        <w:tab/>
+        <w:t xml:space="preserve">(b) </w:t>
+      </w:r>
+      <w:proofErr w:type="gramStart"/>
+      <w:r>
+        <w:t>neither</w:t>
+      </w:r>
+      <w:proofErr w:type="gramEnd"/>
+      <w:r>
+        <w:t xml:space="preserve"> one-one nor onto.</w:t>
+      </w:r>
+    </w:p>
+    <w:p>
+      <w:r>
+        <w:t xml:space="preserve">       (</w:t>
+      </w:r>
+      <w:proofErr w:type="gramStart"/>
+      <w:r>
+        <w:t>c</w:t>
+      </w:r>
+      <w:proofErr w:type="gramEnd"/>
+      <w:r>
+        <w:t>) Onto but not one-one.</w:t>
+      </w:r>
+      <w:r>
+        <w:tab/>
+      </w:r>
+      <w:r>
+        <w:tab/>
+      </w:r>
+      <w:r>
+        <w:tab/>
+        <w:t xml:space="preserve">(d) </w:t>
+      </w:r>
+      <w:proofErr w:type="gramStart"/>
+      <w:r>
+        <w:t>both</w:t>
+      </w:r>
+      <w:proofErr w:type="gramEnd"/>
+      <w:r>
+        <w:t xml:space="preserve"> one-one and onto.</w:t>
+      </w:r>
+    </w:p>
+    <w:p>
+      <w:r>
+        <w:lastRenderedPageBreak/>
+        <w:t>Q</w:t>
+      </w:r>
+      <w:r>
+        <w:t>1</w:t>
+      </w:r>
+      <w:r>
+        <w:t xml:space="preserve">1: </w:t>
+      </w:r>
+      <w:proofErr w:type="gramStart"/>
+      <w:r>
+        <w:t xml:space="preserve">If </w:t>
+      </w:r>
+      <w:proofErr w:type="gramEnd"/>
+      <w:r>
+        <w:rPr>
+          <w:position w:val="-24"/>
+        </w:rPr>
+        <w:object w:dxaOrig="1440" w:dyaOrig="620">
+          <v:shape id="_x0000_i1180" type="#_x0000_t75" style="width:1in;height:31.25pt" o:ole="">
+            <v:imagedata r:id="rId302" o:title=""/>
+          </v:shape>
+          <o:OLEObject Type="Embed" ProgID="Equation.DSMT4" ShapeID="_x0000_i1180" DrawAspect="Content" ObjectID="_1836664601" r:id="rId303"/>
+        </w:object>
+      </w:r>
+      <w:r>
+        <w:t xml:space="preserve">, </w:t>
+      </w:r>
+      <w:r>
+        <w:rPr>
+          <w:position w:val="-24"/>
+        </w:rPr>
+        <w:object w:dxaOrig="600" w:dyaOrig="620">
+          <v:shape id="_x0000_i1181" type="#_x0000_t75" style="width:30.2pt;height:31.25pt" o:ole="">
+            <v:imagedata r:id="rId304" o:title=""/>
+          </v:shape>
+          <o:OLEObject Type="Embed" ProgID="Equation.DSMT4" ShapeID="_x0000_i1181" DrawAspect="Content" ObjectID="_1836664602" r:id="rId305"/>
+        </w:object>
+      </w:r>
+      <w:r>
+        <w:t xml:space="preserve"> and </w:t>
+      </w:r>
+      <w:r>
+        <w:rPr>
+          <w:position w:val="-14"/>
+        </w:rPr>
+        <w:object w:dxaOrig="1680" w:dyaOrig="400">
+          <v:shape id="_x0000_i1182" type="#_x0000_t75" style="width:84.2pt;height:20.1pt" o:ole="">
+            <v:imagedata r:id="rId306" o:title=""/>
+          </v:shape>
+          <o:OLEObject Type="Embed" ProgID="Equation.DSMT4" ShapeID="_x0000_i1182" DrawAspect="Content" ObjectID="_1836664603" r:id="rId307"/>
+        </w:object>
+      </w:r>
+      <w:r>
+        <w:t xml:space="preserve">, where </w:t>
+      </w:r>
+      <w:r>
+        <w:rPr>
+          <w:position w:val="-28"/>
+        </w:rPr>
+        <w:object w:dxaOrig="2299" w:dyaOrig="680">
+          <v:shape id="_x0000_i1183" type="#_x0000_t75" style="width:114.9pt;height:33.9pt" o:ole="">
+            <v:imagedata r:id="rId308" o:title=""/>
+          </v:shape>
+          <o:OLEObject Type="Embed" ProgID="Equation.DSMT4" ShapeID="_x0000_i1183" DrawAspect="Content" ObjectID="_1836664604" r:id="rId309"/>
+        </w:object>
+      </w:r>
+      <w:r>
+        <w:t xml:space="preserve">, then </w:t>
+      </w:r>
+      <w:r>
+        <w:rPr>
+          <w:position w:val="-14"/>
+        </w:rPr>
+        <w:object w:dxaOrig="1219" w:dyaOrig="400">
+          <v:shape id="_x0000_i1184" type="#_x0000_t75" style="width:60.9pt;height:20.1pt" o:ole="">
+            <v:imagedata r:id="rId310" o:title=""/>
+          </v:shape>
+          <o:OLEObject Type="Embed" ProgID="Equation.DSMT4" ShapeID="_x0000_i1184" DrawAspect="Content" ObjectID="_1836664605" r:id="rId311"/>
+        </w:object>
+      </w:r>
+      <w:r>
+        <w:t>is equal to</w:t>
+      </w:r>
+    </w:p>
+    <w:p>
+      <w:pPr>
+        <w:pStyle w:val="ListParagraph"/>
+        <w:numPr>
+          <w:ilvl w:val="0"/>
+          <w:numId w:val="38"/>
+        </w:numPr>
+      </w:pPr>
+      <w:r>
+        <w:t>-4</w:t>
+      </w:r>
+      <w:r>
+        <w:tab/>
+      </w:r>
+      <w:r>
+        <w:tab/>
+      </w:r>
+      <w:r>
+        <w:tab/>
+      </w:r>
+      <w:r>
+        <w:tab/>
+      </w:r>
+      <w:r>
+        <w:tab/>
+        <w:t xml:space="preserve">(b) </w:t>
+      </w:r>
+      <w:r>
+        <w:rPr>
+          <w:position w:val="-24"/>
+        </w:rPr>
+        <w:object w:dxaOrig="360" w:dyaOrig="620">
+          <v:shape id="_x0000_i1185" type="#_x0000_t75" style="width:18pt;height:31.25pt" o:ole="">
+            <v:imagedata r:id="rId312" o:title=""/>
+          </v:shape>
+          <o:OLEObject Type="Embed" ProgID="Equation.DSMT4" ShapeID="_x0000_i1185" DrawAspect="Content" ObjectID="_1836664606" r:id="rId313"/>
+        </w:object>
+      </w:r>
+    </w:p>
+    <w:p>
+      <w:pPr>
+        <w:ind w:left="360"/>
+      </w:pPr>
+      <w:r>
+        <w:t xml:space="preserve">(c)  </w:t>
+      </w:r>
+      <w:r>
+        <w:rPr>
+          <w:position w:val="-24"/>
+        </w:rPr>
+        <w:object w:dxaOrig="520" w:dyaOrig="620">
+          <v:shape id="_x0000_i1186" type="#_x0000_t75" style="width:25.95pt;height:31.25pt" o:ole="">
+            <v:imagedata r:id="rId314" o:title=""/>
+          </v:shape>
+          <o:OLEObject Type="Embed" ProgID="Equation.DSMT4" ShapeID="_x0000_i1186" DrawAspect="Content" ObjectID="_1836664607" r:id="rId315"/>
+        </w:object>
+      </w:r>
+      <w:r>
+        <w:tab/>
+      </w:r>
+      <w:r>
+        <w:tab/>
+      </w:r>
+      <w:r>
+        <w:tab/>
+      </w:r>
+      <w:r>
+        <w:tab/>
+      </w:r>
+      <w:r>
+        <w:tab/>
+        <w:t>(</w:t>
+      </w:r>
+      <w:proofErr w:type="gramStart"/>
+      <w:r>
+        <w:t>d</w:t>
+      </w:r>
+      <w:proofErr w:type="gramEnd"/>
+      <w:r>
+        <w:t>) 4</w:t>
+      </w:r>
+    </w:p>
+    <w:p>
+      <w:r>
+        <w:t>Q</w:t>
+      </w:r>
+      <w:r>
+        <w:t>1</w:t>
+      </w:r>
+      <w:r>
+        <w:t xml:space="preserve">2: </w:t>
+      </w:r>
+      <w:r>
+        <w:t xml:space="preserve">If the domain of the function </w:t>
+      </w:r>
+      <w:r>
+        <w:rPr>
+          <w:position w:val="-28"/>
+        </w:rPr>
+        <w:object w:dxaOrig="4020" w:dyaOrig="680">
+          <v:shape id="_x0000_i1187" type="#_x0000_t75" style="width:201.2pt;height:33.9pt" o:ole="">
+            <v:imagedata r:id="rId316" o:title=""/>
+          </v:shape>
+          <o:OLEObject Type="Embed" ProgID="Equation.DSMT4" ShapeID="_x0000_i1187" DrawAspect="Content" ObjectID="_1836664608" r:id="rId317"/>
+        </w:object>
+      </w:r>
+      <w:r>
+        <w:t xml:space="preserve"> </w:t>
+      </w:r>
+      <w:proofErr w:type="gramStart"/>
+      <w:r>
+        <w:t xml:space="preserve">is </w:t>
+      </w:r>
+      <w:proofErr w:type="gramEnd"/>
+      <w:r>
+        <w:rPr>
+          <w:position w:val="-14"/>
+        </w:rPr>
+        <w:object w:dxaOrig="660" w:dyaOrig="400">
+          <v:shape id="_x0000_i1188" type="#_x0000_t75" style="width:32.8pt;height:20.1pt" o:ole="">
+            <v:imagedata r:id="rId318" o:title=""/>
+          </v:shape>
+          <o:OLEObject Type="Embed" ProgID="Equation.DSMT4" ShapeID="_x0000_i1188" DrawAspect="Content" ObjectID="_1836664609" r:id="rId319"/>
+        </w:object>
+      </w:r>
+      <w:r>
+        <w:t xml:space="preserve">, then the value of </w:t>
+      </w:r>
+      <w:r>
+        <w:rPr>
+          <w:position w:val="-10"/>
+        </w:rPr>
+        <w:object w:dxaOrig="859" w:dyaOrig="320">
+          <v:shape id="_x0000_i1189" type="#_x0000_t75" style="width:42.9pt;height:15.9pt" o:ole="">
+            <v:imagedata r:id="rId320" o:title=""/>
+          </v:shape>
+          <o:OLEObject Type="Embed" ProgID="Equation.DSMT4" ShapeID="_x0000_i1189" DrawAspect="Content" ObjectID="_1836664610" r:id="rId321"/>
+        </w:object>
+      </w:r>
+      <w:r>
+        <w:t>is equal to</w:t>
+      </w:r>
+    </w:p>
+    <w:p>
+      <w:pPr>
+        <w:pStyle w:val="ListParagraph"/>
+        <w:numPr>
+          <w:ilvl w:val="0"/>
+          <w:numId w:val="39"/>
+        </w:numPr>
+      </w:pPr>
+      <w:r>
+        <w:t>9</w:t>
+      </w:r>
+      <w:r>
+        <w:tab/>
+      </w:r>
+      <w:r>
+        <w:tab/>
+      </w:r>
+      <w:r>
+        <w:tab/>
+      </w:r>
+      <w:r>
+        <w:tab/>
+      </w:r>
+      <w:r>
+        <w:tab/>
+        <w:t>(b) 12</w:t>
+      </w:r>
+    </w:p>
+    <w:p>
+      <w:pPr>
+        <w:ind w:left="360"/>
+      </w:pPr>
+      <w:r>
+        <w:t>(c)  11</w:t>
+      </w:r>
+      <w:r>
+        <w:tab/>
+      </w:r>
+      <w:r>
+        <w:tab/>
+      </w:r>
+      <w:r>
+        <w:tab/>
+      </w:r>
+      <w:r>
+        <w:tab/>
+      </w:r>
+      <w:r>
+        <w:tab/>
+        <w:t>(d) 10</w:t>
+      </w:r>
+    </w:p>
+    <w:p>
+      <w:r>
+        <w:t>Q</w:t>
+      </w:r>
+      <w:r>
+        <w:t>1</w:t>
+      </w:r>
+      <w:r>
+        <w:t xml:space="preserve">3: If the domain </w:t>
+      </w:r>
+      <w:r>
+        <w:t xml:space="preserve">of the function </w:t>
+      </w:r>
+      <w:r>
+        <w:rPr>
+          <w:position w:val="-32"/>
+        </w:rPr>
+        <w:object w:dxaOrig="3700" w:dyaOrig="760">
+          <v:shape id="_x0000_i1190" type="#_x0000_t75" style="width:184.75pt;height:38.1pt" o:ole="">
+            <v:imagedata r:id="rId322" o:title=""/>
+          </v:shape>
+          <o:OLEObject Type="Embed" ProgID="Equation.DSMT4" ShapeID="_x0000_i1190" DrawAspect="Content" ObjectID="_1836664611" r:id="rId323"/>
+        </w:object>
+      </w:r>
+      <w:r>
+        <w:t xml:space="preserve"> </w:t>
+      </w:r>
+      <w:proofErr w:type="gramStart"/>
+      <w:r>
+        <w:t xml:space="preserve">is </w:t>
+      </w:r>
+      <w:proofErr w:type="gramEnd"/>
+      <w:r>
+        <w:rPr>
+          <w:position w:val="-14"/>
+        </w:rPr>
+        <w:object w:dxaOrig="1340" w:dyaOrig="400">
+          <v:shape id="_x0000_i1191" type="#_x0000_t75" style="width:67.25pt;height:20.1pt" o:ole="">
+            <v:imagedata r:id="rId324" o:title=""/>
+          </v:shape>
+          <o:OLEObject Type="Embed" ProgID="Equation.DSMT4" ShapeID="_x0000_i1191" DrawAspect="Content" ObjectID="_1836664612" r:id="rId325"/>
+        </w:object>
+      </w:r>
+      <w:r>
+        <w:t xml:space="preserve">, then </w:t>
+      </w:r>
+      <w:r>
+        <w:rPr>
+          <w:position w:val="-10"/>
+        </w:rPr>
+        <w:object w:dxaOrig="960" w:dyaOrig="320">
+          <v:shape id="_x0000_i1192" type="#_x0000_t75" style="width:48.2pt;height:15.9pt" o:ole="">
+            <v:imagedata r:id="rId326" o:title=""/>
+          </v:shape>
+          <o:OLEObject Type="Embed" ProgID="Equation.DSMT4" ShapeID="_x0000_i1192" DrawAspect="Content" ObjectID="_1836664613" r:id="rId327"/>
+        </w:object>
+      </w:r>
+      <w:r>
+        <w:t xml:space="preserve">is equal to </w:t>
+      </w:r>
+    </w:p>
+    <w:p>
+      <w:pPr>
+        <w:pStyle w:val="ListParagraph"/>
+        <w:numPr>
+          <w:ilvl w:val="0"/>
+          <w:numId w:val="40"/>
+        </w:numPr>
+      </w:pPr>
+      <w:r>
+        <w:t>11</w:t>
+      </w:r>
+      <w:r>
+        <w:tab/>
+      </w:r>
+      <w:r>
+        <w:tab/>
+      </w:r>
+      <w:r>
+        <w:tab/>
+      </w:r>
+      <w:r>
+        <w:tab/>
+      </w:r>
+      <w:r>
+        <w:tab/>
+        <w:t>(b) 12</w:t>
+      </w:r>
+    </w:p>
+    <w:p>
+      <w:r>
+        <w:t xml:space="preserve">       (c) 9</w:t>
+      </w:r>
+      <w:r>
+        <w:tab/>
+      </w:r>
+      <w:r>
+        <w:tab/>
+      </w:r>
+      <w:r>
+        <w:tab/>
+      </w:r>
+      <w:r>
+        <w:tab/>
+      </w:r>
+      <w:r>
+        <w:tab/>
+        <w:t>(d) 8</w:t>
+      </w:r>
+    </w:p>
+    <w:p>
+      <w:r>
+        <w:t>Q</w:t>
+      </w:r>
+      <w:r>
+        <w:t>1</w:t>
+      </w:r>
+      <w:r>
+        <w:t xml:space="preserve">4: </w:t>
+      </w:r>
+      <w:proofErr w:type="gramStart"/>
+      <w:r>
+        <w:t xml:space="preserve">If </w:t>
+      </w:r>
+      <w:proofErr w:type="gramEnd"/>
+      <w:r>
+        <w:rPr>
+          <w:position w:val="-46"/>
+        </w:rPr>
+        <w:object w:dxaOrig="2760" w:dyaOrig="1040">
+          <v:shape id="_x0000_i1193" type="#_x0000_t75" style="width:138.2pt;height:51.9pt" o:ole="">
+            <v:imagedata r:id="rId328" o:title=""/>
+          </v:shape>
+          <o:OLEObject Type="Embed" ProgID="Equation.DSMT4" ShapeID="_x0000_i1193" DrawAspect="Content" ObjectID="_1836664614" r:id="rId329"/>
+        </w:object>
+      </w:r>
+      <w:r>
+        <w:t xml:space="preserve">, </w:t>
+      </w:r>
+      <w:r>
+        <w:rPr>
+          <w:position w:val="-30"/>
+        </w:rPr>
+        <w:object w:dxaOrig="2420" w:dyaOrig="720">
+          <v:shape id="_x0000_i1194" type="#_x0000_t75" style="width:121.25pt;height:36pt" o:ole="">
+            <v:imagedata r:id="rId330" o:title=""/>
+          </v:shape>
+          <o:OLEObject Type="Embed" ProgID="Equation.DSMT4" ShapeID="_x0000_i1194" DrawAspect="Content" ObjectID="_1836664615" r:id="rId331"/>
+        </w:object>
+      </w:r>
+      <w:r>
+        <w:t xml:space="preserve">, </w:t>
+      </w:r>
+      <w:r>
+        <w:t xml:space="preserve">then range of </w:t>
+      </w:r>
+      <w:r>
+        <w:rPr>
+          <w:position w:val="-14"/>
+        </w:rPr>
+        <w:object w:dxaOrig="960" w:dyaOrig="400">
+          <v:shape id="_x0000_i1195" type="#_x0000_t75" style="width:48.2pt;height:20.1pt" o:ole="">
+            <v:imagedata r:id="rId332" o:title=""/>
+          </v:shape>
+          <o:OLEObject Type="Embed" ProgID="Equation.DSMT4" ShapeID="_x0000_i1195" DrawAspect="Content" ObjectID="_1836664616" r:id="rId333"/>
+        </w:object>
+      </w:r>
+      <w:r>
+        <w:t xml:space="preserve"> is</w:t>
+      </w:r>
+    </w:p>
+    <w:p>
+      <w:pPr>
+        <w:pStyle w:val="ListParagraph"/>
+        <w:numPr>
+          <w:ilvl w:val="0"/>
+          <w:numId w:val="41"/>
+        </w:numPr>
+      </w:pPr>
+      <w:r>
+        <w:rPr>
+          <w:position w:val="-14"/>
+        </w:rPr>
+        <w:object w:dxaOrig="520" w:dyaOrig="400">
+          <v:shape id="_x0000_i1196" type="#_x0000_t75" style="width:25.95pt;height:20.1pt" o:ole="">
+            <v:imagedata r:id="rId334" o:title=""/>
+          </v:shape>
+          <o:OLEObject Type="Embed" ProgID="Equation.DSMT4" ShapeID="_x0000_i1196" DrawAspect="Content" ObjectID="_1836664617" r:id="rId335"/>
+        </w:object>
+      </w:r>
+      <w:r>
+        <w:tab/>
+      </w:r>
+      <w:r>
+        <w:tab/>
+      </w:r>
+      <w:r>
+        <w:tab/>
+      </w:r>
+      <w:r>
+        <w:tab/>
+      </w:r>
+      <w:r>
+        <w:tab/>
+        <w:t xml:space="preserve">(b) </w:t>
+      </w:r>
+      <w:r>
+        <w:rPr>
+          <w:position w:val="-14"/>
+        </w:rPr>
+        <w:object w:dxaOrig="560" w:dyaOrig="400">
+          <v:shape id="_x0000_i1197" type="#_x0000_t75" style="width:28.05pt;height:20.1pt" o:ole="">
+            <v:imagedata r:id="rId336" o:title=""/>
+          </v:shape>
+          <o:OLEObject Type="Embed" ProgID="Equation.DSMT4" ShapeID="_x0000_i1197" DrawAspect="Content" ObjectID="_1836664618" r:id="rId337"/>
+        </w:object>
+      </w:r>
+    </w:p>
+    <w:p>
+      <w:pPr>
+        <w:ind w:left="360"/>
+      </w:pPr>
+      <w:r>
+        <w:t xml:space="preserve">(c) </w:t>
+      </w:r>
+      <w:r>
+        <w:rPr>
+          <w:position w:val="-14"/>
+        </w:rPr>
+        <w:object w:dxaOrig="520" w:dyaOrig="400">
+          <v:shape id="_x0000_i1198" type="#_x0000_t75" style="width:25.95pt;height:20.1pt" o:ole="">
+            <v:imagedata r:id="rId338" o:title=""/>
+          </v:shape>
+          <o:OLEObject Type="Embed" ProgID="Equation.DSMT4" ShapeID="_x0000_i1198" DrawAspect="Content" ObjectID="_1836664619" r:id="rId339"/>
+        </w:object>
+      </w:r>
+      <w:r>
+        <w:tab/>
+      </w:r>
+      <w:r>
+        <w:tab/>
+      </w:r>
+      <w:r>
+        <w:tab/>
+      </w:r>
+      <w:r>
+        <w:tab/>
+      </w:r>
+      <w:r>
+        <w:tab/>
+        <w:t>(</w:t>
+      </w:r>
+      <w:proofErr w:type="gramStart"/>
+      <w:r>
+        <w:t>d</w:t>
+      </w:r>
+      <w:proofErr w:type="gramEnd"/>
+      <w:r>
+        <w:t xml:space="preserve">) </w:t>
+      </w:r>
+      <w:r>
+        <w:rPr>
+          <w:position w:val="-14"/>
+        </w:rPr>
+        <w:object w:dxaOrig="499" w:dyaOrig="400">
+          <v:shape id="_x0000_i1199" type="#_x0000_t75" style="width:24.9pt;height:20.1pt" o:ole="">
+            <v:imagedata r:id="rId340" o:title=""/>
+          </v:shape>
+          <o:OLEObject Type="Embed" ProgID="Equation.DSMT4" ShapeID="_x0000_i1199" DrawAspect="Content" ObjectID="_1836664620" r:id="rId341"/>
+        </w:object>
+      </w:r>
+    </w:p>
+    <w:p>
+      <w:r>
+        <w:t>Q</w:t>
+      </w:r>
+      <w:r>
+        <w:t>1</w:t>
+      </w:r>
+      <w:r>
+        <w:t xml:space="preserve">5: </w:t>
+      </w:r>
+      <w:r>
+        <w:t xml:space="preserve">Let </w:t>
+      </w:r>
+      <w:r>
+        <w:rPr>
+          <w:position w:val="-28"/>
+        </w:rPr>
+        <w:object w:dxaOrig="1800" w:dyaOrig="680">
+          <v:shape id="_x0000_i1200" type="#_x0000_t75" style="width:90pt;height:33.9pt" o:ole="">
+            <v:imagedata r:id="rId342" o:title=""/>
+          </v:shape>
+          <o:OLEObject Type="Embed" ProgID="Equation.DSMT4" ShapeID="_x0000_i1200" DrawAspect="Content" ObjectID="_1836664621" r:id="rId343"/>
+        </w:object>
+      </w:r>
+      <w:r>
+        <w:t xml:space="preserve"> and </w:t>
+      </w:r>
+      <w:r>
+        <w:rPr>
+          <w:position w:val="-28"/>
+        </w:rPr>
+        <w:object w:dxaOrig="1800" w:dyaOrig="680">
+          <v:shape id="_x0000_i1201" type="#_x0000_t75" style="width:90pt;height:33.9pt" o:ole="">
+            <v:imagedata r:id="rId344" o:title=""/>
+          </v:shape>
+          <o:OLEObject Type="Embed" ProgID="Equation.DSMT4" ShapeID="_x0000_i1201" DrawAspect="Content" ObjectID="_1836664622" r:id="rId345"/>
+        </w:object>
+      </w:r>
+      <w:r>
+        <w:t xml:space="preserve"> be defined as </w:t>
+      </w:r>
+      <w:r>
+        <w:rPr>
+          <w:position w:val="-24"/>
+        </w:rPr>
+        <w:object w:dxaOrig="1380" w:dyaOrig="620">
+          <v:shape id="_x0000_i1202" type="#_x0000_t75" style="width:68.8pt;height:31.25pt" o:ole="">
+            <v:imagedata r:id="rId346" o:title=""/>
+          </v:shape>
+          <o:OLEObject Type="Embed" ProgID="Equation.DSMT4" ShapeID="_x0000_i1202" DrawAspect="Content" ObjectID="_1836664623" r:id="rId347"/>
+        </w:object>
+      </w:r>
+      <w:proofErr w:type="spellStart"/>
+      <w:proofErr w:type="gramStart"/>
+      <w:r>
+        <w:t>and</w:t>
+      </w:r>
+      <w:proofErr w:type="spellEnd"/>
+      <w:r>
+        <w:t xml:space="preserve"> </w:t>
+      </w:r>
+      <w:proofErr w:type="gramEnd"/>
+      <w:r>
+        <w:rPr>
+          <w:position w:val="-24"/>
+        </w:rPr>
+        <w:object w:dxaOrig="1400" w:dyaOrig="660">
+          <v:shape id="_x0000_i1203" type="#_x0000_t75" style="width:69.9pt;height:32.8pt" o:ole="">
+            <v:imagedata r:id="rId348" o:title=""/>
+          </v:shape>
+          <o:OLEObject Type="Embed" ProgID="Equation.DSMT4" ShapeID="_x0000_i1203" DrawAspect="Content" ObjectID="_1836664624" r:id="rId349"/>
+        </w:object>
+      </w:r>
+      <w:r>
+        <w:t xml:space="preserve">. Then the domain of the function </w:t>
+      </w:r>
+      <w:r>
+        <w:rPr>
+          <w:position w:val="-10"/>
+        </w:rPr>
+        <w:object w:dxaOrig="440" w:dyaOrig="320">
+          <v:shape id="_x0000_i1204" type="#_x0000_t75" style="width:22.25pt;height:15.9pt" o:ole="">
+            <v:imagedata r:id="rId350" o:title=""/>
+          </v:shape>
+          <o:OLEObject Type="Embed" ProgID="Equation.DSMT4" ShapeID="_x0000_i1204" DrawAspect="Content" ObjectID="_1836664625" r:id="rId351"/>
+        </w:object>
+      </w:r>
+      <w:r>
+        <w:t>is</w:t>
+      </w:r>
+    </w:p>
+    <w:p>
+      <w:pPr>
+        <w:pStyle w:val="ListParagraph"/>
+        <w:numPr>
+          <w:ilvl w:val="0"/>
+          <w:numId w:val="42"/>
+        </w:numPr>
+      </w:pPr>
+      <w:r>
+        <w:rPr>
+          <w:position w:val="-28"/>
+        </w:rPr>
+        <w:object w:dxaOrig="1040" w:dyaOrig="680">
+          <v:shape id="_x0000_i1205" type="#_x0000_t75" style="width:51.9pt;height:33.9pt" o:ole="">
+            <v:imagedata r:id="rId352" o:title=""/>
+          </v:shape>
+          <o:OLEObject Type="Embed" ProgID="Equation.DSMT4" ShapeID="_x0000_i1205" DrawAspect="Content" ObjectID="_1836664626" r:id="rId353"/>
+        </w:object>
+      </w:r>
+      <w:r>
+        <w:tab/>
+      </w:r>
+      <w:r>
+        <w:tab/>
+      </w:r>
+      <w:r>
+        <w:tab/>
+      </w:r>
+      <w:r>
+        <w:tab/>
+        <w:t xml:space="preserve">(b) </w:t>
+      </w:r>
+      <w:r>
+        <w:rPr>
+          <w:position w:val="-4"/>
+        </w:rPr>
+        <w:object w:dxaOrig="260" w:dyaOrig="260">
+          <v:shape id="_x0000_i1206" type="#_x0000_t75" style="width:13.25pt;height:13.25pt" o:ole="">
+            <v:imagedata r:id="rId354" o:title=""/>
+          </v:shape>
+          <o:OLEObject Type="Embed" ProgID="Equation.DSMT4" ShapeID="_x0000_i1206" DrawAspect="Content" ObjectID="_1836664627" r:id="rId355"/>
+        </w:object>
+      </w:r>
+    </w:p>
+    <w:p>
+      <w:r>
+        <w:lastRenderedPageBreak/>
+        <w:t xml:space="preserve">       (c) </w:t>
+      </w:r>
+      <w:r>
+        <w:rPr>
+          <w:position w:val="-28"/>
+        </w:rPr>
+        <w:object w:dxaOrig="1480" w:dyaOrig="680">
+          <v:shape id="_x0000_i1207" type="#_x0000_t75" style="width:74.1pt;height:33.9pt" o:ole="">
+            <v:imagedata r:id="rId356" o:title=""/>
+          </v:shape>
+          <o:OLEObject Type="Embed" ProgID="Equation.DSMT4" ShapeID="_x0000_i1207" DrawAspect="Content" ObjectID="_1836664628" r:id="rId357"/>
+        </w:object>
+      </w:r>
+      <w:r>
+        <w:tab/>
+      </w:r>
+      <w:r>
+        <w:tab/>
+      </w:r>
+      <w:r>
+        <w:tab/>
+      </w:r>
+      <w:r>
+        <w:tab/>
+        <w:t>(</w:t>
+      </w:r>
+      <w:proofErr w:type="gramStart"/>
+      <w:r>
+        <w:t>d</w:t>
+      </w:r>
+      <w:proofErr w:type="gramEnd"/>
+      <w:r>
+        <w:t xml:space="preserve">) </w:t>
+      </w:r>
+      <w:r>
+        <w:rPr>
+          <w:position w:val="-28"/>
+        </w:rPr>
+        <w:object w:dxaOrig="1040" w:dyaOrig="680">
+          <v:shape id="_x0000_i1208" type="#_x0000_t75" style="width:51.9pt;height:33.9pt" o:ole="">
+            <v:imagedata r:id="rId358" o:title=""/>
+          </v:shape>
+          <o:OLEObject Type="Embed" ProgID="Equation.DSMT4" ShapeID="_x0000_i1208" DrawAspect="Content" ObjectID="_1836664629" r:id="rId359"/>
+        </w:object>
+      </w:r>
+      <w:r>
+        <w:tab/>
+      </w:r>
+    </w:p>
+    <w:p>
+      <w:r>
+        <w:t>Q1</w:t>
+      </w:r>
+      <w:r>
+        <w:t xml:space="preserve">6: </w:t>
+      </w:r>
+      <w:r>
+        <w:t xml:space="preserve">The </w:t>
+      </w:r>
+      <w:proofErr w:type="gramStart"/>
+      <w:r>
+        <w:t xml:space="preserve">functions </w:t>
+      </w:r>
+      <w:proofErr w:type="gramEnd"/>
+      <w:r>
+        <w:rPr>
+          <w:position w:val="-14"/>
+        </w:rPr>
+        <w:object w:dxaOrig="1560" w:dyaOrig="400">
+          <v:shape id="_x0000_i1209" type="#_x0000_t75" style="width:77.8pt;height:20.1pt" o:ole="">
+            <v:imagedata r:id="rId360" o:title=""/>
+          </v:shape>
+          <o:OLEObject Type="Embed" ProgID="Equation.DSMT4" ShapeID="_x0000_i1209" DrawAspect="Content" ObjectID="_1836664630" r:id="rId361"/>
+        </w:object>
+      </w:r>
+      <w:r>
+        <w:t>;</w:t>
+      </w:r>
+      <w:r>
+        <w:t xml:space="preserve"> defined by </w:t>
+      </w:r>
+      <w:r>
+        <w:rPr>
+          <w:position w:val="-10"/>
+        </w:rPr>
         <w:object w:dxaOrig="720" w:dyaOrig="320">
-          <v:shape id="_x0000_i1165" type="#_x0000_t75" style="width:36pt;height:15.9pt" o:ole="">
-            <v:imagedata r:id="rId98" o:title=""/>
-          </v:shape>
-          <o:OLEObject Type="Embed" ProgID="Equation.DSMT4" ShapeID="_x0000_i1165" DrawAspect="Content" ObjectID="_1836501416" r:id="rId99"/>
-        </w:object>
-      </w:r>
-    </w:p>
-    <w:p>
-      <w:r>
-        <w:tab/>
-      </w:r>
-      <w:r>
-        <w:tab/>
-      </w:r>
-      <w:r>
-        <w:tab/>
-      </w:r>
-      <w:r>
-        <w:tab/>
-      </w:r>
-      <w:r>
-        <w:tab/>
-      </w:r>
-      <w:r>
-        <w:tab/>
-      </w:r>
-      <w:r>
-        <w:tab/>
-      </w:r>
-      <w:r>
-        <w:tab/>
-      </w:r>
-      <w:r>
-        <w:tab/>
-      </w:r>
-      <w:r>
-        <w:tab/>
-      </w:r>
-      <w:r>
-        <w:tab/>
-      </w:r>
-      <w:r>
-        <w:tab/>
-      </w:r>
-      <w:r>
-        <w:tab/>
-      </w:r>
-      <w:r>
-        <w:tab/>
-      </w:r>
-      <w:r>
-        <w:tab/>
-      </w:r>
-      <w:r>
-        <w:tab/>
-      </w:r>
-      <w:r>
-        <w:tab/>
-      </w:r>
-      <w:r>
-        <w:tab/>
-      </w:r>
-      <w:r>
-        <w:tab/>
-      </w:r>
-      <w:r>
-        <w:tab/>
-      </w:r>
-      <w:r>
-        <w:tab/>
-      </w:r>
-      <w:r>
-        <w:tab/>
-      </w:r>
-      <w:r>
-        <w:tab/>
-      </w:r>
-      <w:r>
-        <w:tab/>
-      </w:r>
-      <w:r>
-        <w:tab/>
-      </w:r>
-      <w:r>
-        <w:tab/>
-      </w:r>
-      <w:r>
-        <w:tab/>
-      </w:r>
-      <w:r>
-        <w:tab/>
-      </w:r>
-      <w:r>
-        <w:tab/>
-      </w:r>
-      <w:r>
-        <w:tab/>
-      </w:r>
-      <w:r>
-        <w:tab/>
-      </w:r>
-      <w:r>
-        <w:tab/>
-      </w:r>
-      <w:r>
-        <w:tab/>
-      </w:r>
-      <w:r>
-        <w:tab/>
-      </w:r>
-      <w:r>
-        <w:tab/>
-      </w:r>
-      <w:r>
-        <w:tab/>
-      </w:r>
-      <w:r>
-        <w:tab/>
-      </w:r>
-      <w:r>
-        <w:tab/>
-      </w:r>
-      <w:r>
-        <w:tab/>
-      </w:r>
-      <w:r>
-        <w:tab/>
-      </w:r>
+          <v:shape id="_x0000_i1210" type="#_x0000_t75" style="width:36pt;height:15.9pt" o:ole="">
+            <v:imagedata r:id="rId362" o:title=""/>
+          </v:shape>
+          <o:OLEObject Type="Embed" ProgID="Equation.DSMT4" ShapeID="_x0000_i1210" DrawAspect="Content" ObjectID="_1836664631" r:id="rId363"/>
+        </w:object>
+      </w:r>
+      <w:r>
+        <w:t>the highest prime factor of n, is :</w:t>
+      </w:r>
+    </w:p>
+    <w:p>
+      <w:pPr>
+        <w:pStyle w:val="ListParagraph"/>
+        <w:numPr>
+          <w:ilvl w:val="0"/>
+          <w:numId w:val="43"/>
+        </w:numPr>
+      </w:pPr>
+      <w:r>
+        <w:t>One-one only</w:t>
+      </w:r>
+      <w:r>
+        <w:tab/>
+      </w:r>
+      <w:r>
+        <w:tab/>
+      </w:r>
+      <w:r>
+        <w:tab/>
+      </w:r>
+      <w:r>
+        <w:tab/>
+        <w:t>(b) neither one-one nor onto.</w:t>
+      </w:r>
+    </w:p>
+    <w:p>
+      <w:r>
+        <w:t xml:space="preserve">        (c)</w:t>
+      </w:r>
+      <w:r>
+        <w:t xml:space="preserve"> </w:t>
+      </w:r>
+      <w:proofErr w:type="gramStart"/>
+      <w:r>
+        <w:t>onto</w:t>
+      </w:r>
+      <w:proofErr w:type="gramEnd"/>
+      <w:r>
+        <w:t xml:space="preserve"> only</w:t>
+      </w:r>
+      <w:r>
+        <w:tab/>
+      </w:r>
+      <w:r>
+        <w:tab/>
+      </w:r>
+      <w:r>
+        <w:tab/>
+      </w:r>
+      <w:r>
+        <w:tab/>
+        <w:t>(d) both one-one and onto</w:t>
+      </w:r>
+    </w:p>
+    <w:p>
       <w:r>
         <w:tab/>
       </w:r>
@@ -2349,7 +6496,204 @@
       </w:r>
       <w:r>
         <w:pict>
-          <v:shape id="_x0000_i1057" type="#_x0000_t136" style="width:41.8pt;height:22.75pt">
+          <v:shape id="_x0000_i1211" type="#_x0000_t136" style="width:41.8pt;height:22.75pt">
+            <v:shadow color="#868686"/>
+            <v:textpath style="font-family:&quot;Arial Black&quot;;font-size:16pt;v-text-kern:t" trim="t" fitpath="t" string="2023"/>
+          </v:shape>
+        </w:pict>
+      </w:r>
+    </w:p>
+    <w:p/>
+    <w:p>
+      <w:r>
+        <w:tab/>
+      </w:r>
+      <w:r>
+        <w:tab/>
+      </w:r>
+      <w:r>
+        <w:tab/>
+      </w:r>
+      <w:r>
+        <w:tab/>
+      </w:r>
+      <w:r>
+        <w:tab/>
+      </w:r>
+      <w:r>
+        <w:tab/>
+      </w:r>
+      <w:r>
+        <w:tab/>
+      </w:r>
+      <w:r>
+        <w:tab/>
+      </w:r>
+      <w:r>
+        <w:tab/>
+      </w:r>
+      <w:r>
+        <w:tab/>
+      </w:r>
+      <w:r>
+        <w:tab/>
+      </w:r>
+      <w:r>
+        <w:tab/>
+      </w:r>
+      <w:r>
+        <w:tab/>
+      </w:r>
+      <w:r>
+        <w:tab/>
+      </w:r>
+      <w:r>
+        <w:tab/>
+      </w:r>
+      <w:r>
+        <w:tab/>
+      </w:r>
+      <w:r>
+        <w:tab/>
+      </w:r>
+      <w:r>
+        <w:tab/>
+      </w:r>
+      <w:r>
+        <w:tab/>
+      </w:r>
+      <w:r>
+        <w:tab/>
+      </w:r>
+      <w:r>
+        <w:tab/>
+      </w:r>
+      <w:r>
+        <w:tab/>
+      </w:r>
+      <w:r>
+        <w:tab/>
+      </w:r>
+      <w:r>
+        <w:tab/>
+      </w:r>
+      <w:r>
+        <w:tab/>
+      </w:r>
+      <w:r>
+        <w:tab/>
+      </w:r>
+      <w:r>
+        <w:tab/>
+      </w:r>
+      <w:r>
+        <w:tab/>
+      </w:r>
+      <w:r>
+        <w:tab/>
+      </w:r>
+      <w:r>
+        <w:tab/>
+      </w:r>
+      <w:r>
+        <w:tab/>
+      </w:r>
+      <w:r>
+        <w:tab/>
+      </w:r>
+      <w:r>
+        <w:tab/>
+      </w:r>
+      <w:r>
+        <w:tab/>
+      </w:r>
+      <w:r>
+        <w:tab/>
+      </w:r>
+      <w:r>
+        <w:tab/>
+      </w:r>
+      <w:r>
+        <w:tab/>
+      </w:r>
+      <w:r>
+        <w:tab/>
+      </w:r>
+      <w:r>
+        <w:tab/>
+      </w:r>
+      <w:r>
+        <w:tab/>
+      </w:r>
+      <w:r>
+        <w:tab/>
+      </w:r>
+      <w:r>
+        <w:tab/>
+      </w:r>
+      <w:r>
+        <w:tab/>
+      </w:r>
+      <w:r>
+        <w:tab/>
+      </w:r>
+      <w:r>
+        <w:tab/>
+      </w:r>
+      <w:r>
+        <w:tab/>
+      </w:r>
+      <w:r>
+        <w:tab/>
+      </w:r>
+      <w:r>
+        <w:tab/>
+      </w:r>
+      <w:r>
+        <w:tab/>
+      </w:r>
+      <w:r>
+        <w:tab/>
+      </w:r>
+      <w:r>
+        <w:tab/>
+      </w:r>
+      <w:r>
+        <w:tab/>
+      </w:r>
+      <w:r>
+        <w:tab/>
+      </w:r>
+      <w:r>
+        <w:tab/>
+      </w:r>
+      <w:r>
+        <w:tab/>
+      </w:r>
+      <w:r>
+        <w:tab/>
+      </w:r>
+      <w:r>
+        <w:tab/>
+      </w:r>
+      <w:r>
+        <w:tab/>
+      </w:r>
+      <w:r>
+        <w:tab/>
+      </w:r>
+      <w:r>
+        <w:tab/>
+      </w:r>
+      <w:r>
+        <w:tab/>
+      </w:r>
+      <w:r>
+        <w:tab/>
+      </w:r>
+      <w:r>
+        <w:pict>
+          <v:shape id="_x0000_i1212" type="#_x0000_t136" style="width:41.8pt;height:22.75pt">
             <v:shadow color="#868686"/>
             <v:textpath style="font-family:&quot;Arial Black&quot;;font-size:16pt;v-text-kern:t" trim="t" fitpath="t" string="2020"/>
           </v:shape>
@@ -2370,10 +6714,10 @@
           <w:position w:val="-14"/>
         </w:rPr>
         <w:object w:dxaOrig="2799" w:dyaOrig="400">
-          <v:shape id="_x0000_i1058" type="#_x0000_t75" style="width:139.75pt;height:20.65pt" o:ole="">
-            <v:imagedata r:id="rId100" o:title=""/>
-          </v:shape>
-          <o:OLEObject Type="Embed" ProgID="Equation.DSMT4" ShapeID="_x0000_i1058" DrawAspect="Content" ObjectID="_1836501417" r:id="rId101"/>
+          <v:shape id="_x0000_i1213" type="#_x0000_t75" style="width:139.75pt;height:20.65pt" o:ole="">
+            <v:imagedata r:id="rId364" o:title=""/>
+          </v:shape>
+          <o:OLEObject Type="Embed" ProgID="Equation.DSMT4" ShapeID="_x0000_i1213" DrawAspect="Content" ObjectID="_1836664632" r:id="rId365"/>
         </w:object>
       </w:r>
       <w:r>
@@ -2384,10 +6728,10 @@
           <w:position w:val="-14"/>
         </w:rPr>
         <w:object w:dxaOrig="1180" w:dyaOrig="400">
-          <v:shape id="_x0000_i1059" type="#_x0000_t75" style="width:58.75pt;height:20.65pt" o:ole="">
-            <v:imagedata r:id="rId102" o:title=""/>
-          </v:shape>
-          <o:OLEObject Type="Embed" ProgID="Equation.DSMT4" ShapeID="_x0000_i1059" DrawAspect="Content" ObjectID="_1836501418" r:id="rId103"/>
+          <v:shape id="_x0000_i1214" type="#_x0000_t75" style="width:58.75pt;height:20.65pt" o:ole="">
+            <v:imagedata r:id="rId366" o:title=""/>
+          </v:shape>
+          <o:OLEObject Type="Embed" ProgID="Equation.DSMT4" ShapeID="_x0000_i1214" DrawAspect="Content" ObjectID="_1836664633" r:id="rId367"/>
         </w:object>
       </w:r>
     </w:p>
@@ -2452,10 +6796,10 @@
           <w:position w:val="-16"/>
         </w:rPr>
         <w:object w:dxaOrig="2920" w:dyaOrig="440">
-          <v:shape id="_x0000_i1060" type="#_x0000_t75" style="width:146.65pt;height:22.25pt" o:ole="">
-            <v:imagedata r:id="rId104" o:title=""/>
-          </v:shape>
-          <o:OLEObject Type="Embed" ProgID="Equation.DSMT4" ShapeID="_x0000_i1060" DrawAspect="Content" ObjectID="_1836501419" r:id="rId105"/>
+          <v:shape id="_x0000_i1215" type="#_x0000_t75" style="width:146.65pt;height:22.25pt" o:ole="">
+            <v:imagedata r:id="rId368" o:title=""/>
+          </v:shape>
+          <o:OLEObject Type="Embed" ProgID="Equation.DSMT4" ShapeID="_x0000_i1215" DrawAspect="Content" ObjectID="_1836664634" r:id="rId369"/>
         </w:object>
       </w:r>
       <w:r>
@@ -2537,10 +6881,10 @@
           <w:position w:val="-24"/>
         </w:rPr>
         <w:object w:dxaOrig="1320" w:dyaOrig="620">
-          <v:shape id="_x0000_i1061" type="#_x0000_t75" style="width:66.2pt;height:31.25pt" o:ole="">
-            <v:imagedata r:id="rId106" o:title=""/>
-          </v:shape>
-          <o:OLEObject Type="Embed" ProgID="Equation.DSMT4" ShapeID="_x0000_i1061" DrawAspect="Content" ObjectID="_1836501420" r:id="rId107"/>
+          <v:shape id="_x0000_i1216" type="#_x0000_t75" style="width:66.2pt;height:31.25pt" o:ole="">
+            <v:imagedata r:id="rId370" o:title=""/>
+          </v:shape>
+          <o:OLEObject Type="Embed" ProgID="Equation.DSMT4" ShapeID="_x0000_i1216" DrawAspect="Content" ObjectID="_1836664635" r:id="rId371"/>
         </w:object>
       </w:r>
       <w:r>
@@ -2551,10 +6895,10 @@
           <w:position w:val="-10"/>
         </w:rPr>
         <w:object w:dxaOrig="1020" w:dyaOrig="320">
-          <v:shape id="_x0000_i1062" type="#_x0000_t75" style="width:50.8pt;height:15.35pt" o:ole="">
-            <v:imagedata r:id="rId108" o:title=""/>
-          </v:shape>
-          <o:OLEObject Type="Embed" ProgID="Equation.DSMT4" ShapeID="_x0000_i1062" DrawAspect="Content" ObjectID="_1836501421" r:id="rId109"/>
+          <v:shape id="_x0000_i1217" type="#_x0000_t75" style="width:50.8pt;height:15.35pt" o:ole="">
+            <v:imagedata r:id="rId372" o:title=""/>
+          </v:shape>
+          <o:OLEObject Type="Embed" ProgID="Equation.DSMT4" ShapeID="_x0000_i1217" DrawAspect="Content" ObjectID="_1836664636" r:id="rId373"/>
         </w:object>
       </w:r>
       <w:r>
@@ -2565,10 +6909,10 @@
           <w:position w:val="-10"/>
         </w:rPr>
         <w:object w:dxaOrig="540" w:dyaOrig="320">
-          <v:shape id="_x0000_i1063" type="#_x0000_t75" style="width:27pt;height:15.35pt" o:ole="">
-            <v:imagedata r:id="rId110" o:title=""/>
-          </v:shape>
-          <o:OLEObject Type="Embed" ProgID="Equation.DSMT4" ShapeID="_x0000_i1063" DrawAspect="Content" ObjectID="_1836501422" r:id="rId111"/>
+          <v:shape id="_x0000_i1218" type="#_x0000_t75" style="width:27pt;height:15.35pt" o:ole="">
+            <v:imagedata r:id="rId374" o:title=""/>
+          </v:shape>
+          <o:OLEObject Type="Embed" ProgID="Equation.DSMT4" ShapeID="_x0000_i1218" DrawAspect="Content" ObjectID="_1836664637" r:id="rId375"/>
         </w:object>
       </w:r>
       <w:r>
@@ -2579,10 +6923,10 @@
           <w:position w:val="-14"/>
         </w:rPr>
         <w:object w:dxaOrig="680" w:dyaOrig="400">
-          <v:shape id="_x0000_i1064" type="#_x0000_t75" style="width:33.9pt;height:20.65pt" o:ole="">
-            <v:imagedata r:id="rId112" o:title=""/>
-          </v:shape>
-          <o:OLEObject Type="Embed" ProgID="Equation.DSMT4" ShapeID="_x0000_i1064" DrawAspect="Content" ObjectID="_1836501423" r:id="rId113"/>
+          <v:shape id="_x0000_i1219" type="#_x0000_t75" style="width:33.9pt;height:20.65pt" o:ole="">
+            <v:imagedata r:id="rId376" o:title=""/>
+          </v:shape>
+          <o:OLEObject Type="Embed" ProgID="Equation.DSMT4" ShapeID="_x0000_i1219" DrawAspect="Content" ObjectID="_1836664638" r:id="rId377"/>
         </w:object>
       </w:r>
       <w:r>
@@ -2602,10 +6946,10 @@
           <w:position w:val="-28"/>
         </w:rPr>
         <w:object w:dxaOrig="1560" w:dyaOrig="680">
-          <v:shape id="_x0000_i1065" type="#_x0000_t75" style="width:77.8pt;height:33.9pt" o:ole="">
-            <v:imagedata r:id="rId114" o:title=""/>
-          </v:shape>
-          <o:OLEObject Type="Embed" ProgID="Equation.DSMT4" ShapeID="_x0000_i1065" DrawAspect="Content" ObjectID="_1836501424" r:id="rId115"/>
+          <v:shape id="_x0000_i1220" type="#_x0000_t75" style="width:77.8pt;height:33.9pt" o:ole="">
+            <v:imagedata r:id="rId378" o:title=""/>
+          </v:shape>
+          <o:OLEObject Type="Embed" ProgID="Equation.DSMT4" ShapeID="_x0000_i1220" DrawAspect="Content" ObjectID="_1836664639" r:id="rId379"/>
         </w:object>
       </w:r>
       <w:r>
@@ -2623,10 +6967,10 @@
           <w:position w:val="-28"/>
         </w:rPr>
         <w:object w:dxaOrig="1640" w:dyaOrig="680">
-          <v:shape id="_x0000_i1066" type="#_x0000_t75" style="width:82.05pt;height:33.9pt" o:ole="">
-            <v:imagedata r:id="rId116" o:title=""/>
-          </v:shape>
-          <o:OLEObject Type="Embed" ProgID="Equation.DSMT4" ShapeID="_x0000_i1066" DrawAspect="Content" ObjectID="_1836501425" r:id="rId117"/>
+          <v:shape id="_x0000_i1221" type="#_x0000_t75" style="width:82.05pt;height:33.9pt" o:ole="">
+            <v:imagedata r:id="rId380" o:title=""/>
+          </v:shape>
+          <o:OLEObject Type="Embed" ProgID="Equation.DSMT4" ShapeID="_x0000_i1221" DrawAspect="Content" ObjectID="_1836664640" r:id="rId381"/>
         </w:object>
       </w:r>
     </w:p>
@@ -2638,7 +6982,6 @@
         </w:rPr>
       </w:pPr>
       <w:r>
-        <w:lastRenderedPageBreak/>
         <w:t xml:space="preserve">(c) </w:t>
       </w:r>
       <w:r>
@@ -2646,10 +6989,10 @@
           <w:position w:val="-28"/>
         </w:rPr>
         <w:object w:dxaOrig="1460" w:dyaOrig="680">
-          <v:shape id="_x0000_i1067" type="#_x0000_t75" style="width:73.05pt;height:33.9pt" o:ole="">
-            <v:imagedata r:id="rId118" o:title=""/>
-          </v:shape>
-          <o:OLEObject Type="Embed" ProgID="Equation.DSMT4" ShapeID="_x0000_i1067" DrawAspect="Content" ObjectID="_1836501426" r:id="rId119"/>
+          <v:shape id="_x0000_i1222" type="#_x0000_t75" style="width:73.05pt;height:33.9pt" o:ole="">
+            <v:imagedata r:id="rId382" o:title=""/>
+          </v:shape>
+          <o:OLEObject Type="Embed" ProgID="Equation.DSMT4" ShapeID="_x0000_i1222" DrawAspect="Content" ObjectID="_1836664641" r:id="rId383"/>
         </w:object>
       </w:r>
       <w:r>
@@ -2678,10 +7021,10 @@
           <w:position w:val="-28"/>
         </w:rPr>
         <w:object w:dxaOrig="1560" w:dyaOrig="680">
-          <v:shape id="_x0000_i1068" type="#_x0000_t75" style="width:77.8pt;height:33.9pt" o:ole="">
-            <v:imagedata r:id="rId120" o:title=""/>
-          </v:shape>
-          <o:OLEObject Type="Embed" ProgID="Equation.DSMT4" ShapeID="_x0000_i1068" DrawAspect="Content" ObjectID="_1836501427" r:id="rId121"/>
+          <v:shape id="_x0000_i1223" type="#_x0000_t75" style="width:77.8pt;height:33.9pt" o:ole="">
+            <v:imagedata r:id="rId384" o:title=""/>
+          </v:shape>
+          <o:OLEObject Type="Embed" ProgID="Equation.DSMT4" ShapeID="_x0000_i1223" DrawAspect="Content" ObjectID="_1836664642" r:id="rId385"/>
         </w:object>
       </w:r>
     </w:p>
@@ -2762,7 +7105,7 @@
           <w:b/>
         </w:rPr>
         <w:pict>
-          <v:shape id="_x0000_i1069" type="#_x0000_t136" style="width:41.8pt;height:22.75pt">
+          <v:shape id="_x0000_i1224" type="#_x0000_t136" style="width:41.8pt;height:22.75pt">
             <v:shadow color="#868686"/>
             <v:textpath style="font-family:&quot;Arial Black&quot;;font-size:16pt;v-text-kern:t" trim="t" fitpath="t" string="2017"/>
           </v:shape>
@@ -2771,6 +7114,7 @@
     </w:p>
     <w:p>
       <w:r>
+        <w:lastRenderedPageBreak/>
         <w:t xml:space="preserve">1. </w:t>
       </w:r>
       <w:r>
@@ -2790,10 +7134,10 @@
           <w:position w:val="-28"/>
         </w:rPr>
         <w:object w:dxaOrig="1380" w:dyaOrig="680">
-          <v:shape id="_x0000_i1070" type="#_x0000_t75" style="width:68.3pt;height:33.35pt" o:ole="">
-            <v:imagedata r:id="rId122" o:title=""/>
-          </v:shape>
-          <o:OLEObject Type="Embed" ProgID="Equation.DSMT4" ShapeID="_x0000_i1070" DrawAspect="Content" ObjectID="_1836501428" r:id="rId123"/>
+          <v:shape id="_x0000_i1225" type="#_x0000_t75" style="width:68.3pt;height:33.35pt" o:ole="">
+            <v:imagedata r:id="rId386" o:title=""/>
+          </v:shape>
+          <o:OLEObject Type="Embed" ProgID="Equation.DSMT4" ShapeID="_x0000_i1225" DrawAspect="Content" ObjectID="_1836664643" r:id="rId387"/>
         </w:object>
       </w:r>
       <w:r>
@@ -2804,10 +7148,10 @@
           <w:position w:val="-24"/>
         </w:rPr>
         <w:object w:dxaOrig="1320" w:dyaOrig="620">
-          <v:shape id="_x0000_i1071" type="#_x0000_t75" style="width:66.2pt;height:31.25pt" o:ole="">
-            <v:imagedata r:id="rId124" o:title=""/>
-          </v:shape>
-          <o:OLEObject Type="Embed" ProgID="Equation.DSMT4" ShapeID="_x0000_i1071" DrawAspect="Content" ObjectID="_1836501429" r:id="rId125"/>
+          <v:shape id="_x0000_i1226" type="#_x0000_t75" style="width:66.2pt;height:31.25pt" o:ole="">
+            <v:imagedata r:id="rId388" o:title=""/>
+          </v:shape>
+          <o:OLEObject Type="Embed" ProgID="Equation.DSMT4" ShapeID="_x0000_i1226" DrawAspect="Content" ObjectID="_1836664644" r:id="rId389"/>
         </w:object>
       </w:r>
       <w:r>
@@ -2922,10 +7266,10 @@
           <w:position w:val="-6"/>
         </w:rPr>
         <w:object w:dxaOrig="1180" w:dyaOrig="320">
-          <v:shape id="_x0000_i1072" type="#_x0000_t75" style="width:58.75pt;height:15.9pt" o:ole="">
-            <v:imagedata r:id="rId126" o:title=""/>
-          </v:shape>
-          <o:OLEObject Type="Embed" ProgID="Equation.DSMT4" ShapeID="_x0000_i1072" DrawAspect="Content" ObjectID="_1836501430" r:id="rId127"/>
+          <v:shape id="_x0000_i1227" type="#_x0000_t75" style="width:58.75pt;height:15.9pt" o:ole="">
+            <v:imagedata r:id="rId390" o:title=""/>
+          </v:shape>
+          <o:OLEObject Type="Embed" ProgID="Equation.DSMT4" ShapeID="_x0000_i1227" DrawAspect="Content" ObjectID="_1836664645" r:id="rId391"/>
         </w:object>
       </w:r>
       <w:r>
@@ -2952,10 +7296,10 @@
           <w:position w:val="-4"/>
         </w:rPr>
         <w:object w:dxaOrig="240" w:dyaOrig="260">
-          <v:shape id="_x0000_i1073" type="#_x0000_t75" style="width:12.2pt;height:13.25pt" o:ole="">
-            <v:imagedata r:id="rId128" o:title=""/>
-          </v:shape>
-          <o:OLEObject Type="Embed" ProgID="Equation.DSMT4" ShapeID="_x0000_i1073" DrawAspect="Content" ObjectID="_1836501431" r:id="rId129"/>
+          <v:shape id="_x0000_i1228" type="#_x0000_t75" style="width:12.2pt;height:13.25pt" o:ole="">
+            <v:imagedata r:id="rId392" o:title=""/>
+          </v:shape>
+          <o:OLEObject Type="Embed" ProgID="Equation.DSMT4" ShapeID="_x0000_i1228" DrawAspect="Content" ObjectID="_1836664646" r:id="rId393"/>
         </w:object>
       </w:r>
       <w:proofErr w:type="gramStart"/>
@@ -2975,10 +7319,10 @@
           <w:position w:val="-28"/>
         </w:rPr>
         <w:object w:dxaOrig="820" w:dyaOrig="680">
-          <v:shape id="_x0000_i1074" type="#_x0000_t75" style="width:40.75pt;height:33.35pt" o:ole="">
-            <v:imagedata r:id="rId130" o:title=""/>
-          </v:shape>
-          <o:OLEObject Type="Embed" ProgID="Equation.DSMT4" ShapeID="_x0000_i1074" DrawAspect="Content" ObjectID="_1836501432" r:id="rId131"/>
+          <v:shape id="_x0000_i1229" type="#_x0000_t75" style="width:40.75pt;height:33.35pt" o:ole="">
+            <v:imagedata r:id="rId394" o:title=""/>
+          </v:shape>
+          <o:OLEObject Type="Embed" ProgID="Equation.DSMT4" ShapeID="_x0000_i1229" DrawAspect="Content" ObjectID="_1836664647" r:id="rId395"/>
         </w:object>
       </w:r>
       <w:r>
@@ -3101,7 +7445,7 @@
           <w:b/>
         </w:rPr>
         <w:pict>
-          <v:shape id="_x0000_i1075" type="#_x0000_t136" style="width:41.8pt;height:22.75pt">
+          <v:shape id="_x0000_i1230" type="#_x0000_t136" style="width:41.8pt;height:22.75pt">
             <v:shadow color="#868686"/>
             <v:textpath style="font-family:&quot;Arial Black&quot;;font-size:16pt;v-text-kern:t" trim="t" fitpath="t" string="2016"/>
           </v:shape>
@@ -3124,10 +7468,10 @@
           <w:position w:val="-28"/>
         </w:rPr>
         <w:object w:dxaOrig="2520" w:dyaOrig="680">
-          <v:shape id="_x0000_i1076" type="#_x0000_t75" style="width:126pt;height:33.35pt" o:ole="">
-            <v:imagedata r:id="rId132" o:title=""/>
-          </v:shape>
-          <o:OLEObject Type="Embed" ProgID="Equation.DSMT4" ShapeID="_x0000_i1076" DrawAspect="Content" ObjectID="_1836501433" r:id="rId133"/>
+          <v:shape id="_x0000_i1231" type="#_x0000_t75" style="width:126pt;height:33.35pt" o:ole="">
+            <v:imagedata r:id="rId396" o:title=""/>
+          </v:shape>
+          <o:OLEObject Type="Embed" ProgID="Equation.DSMT4" ShapeID="_x0000_i1231" DrawAspect="Content" ObjectID="_1836664648" r:id="rId397"/>
         </w:object>
       </w:r>
       <w:r>
@@ -3138,10 +7482,10 @@
           <w:position w:val="-14"/>
         </w:rPr>
         <w:object w:dxaOrig="2680" w:dyaOrig="400">
-          <v:shape id="_x0000_i1077" type="#_x0000_t75" style="width:133.95pt;height:20.65pt" o:ole="">
-            <v:imagedata r:id="rId134" o:title=""/>
-          </v:shape>
-          <o:OLEObject Type="Embed" ProgID="Equation.DSMT4" ShapeID="_x0000_i1077" DrawAspect="Content" ObjectID="_1836501434" r:id="rId135"/>
+          <v:shape id="_x0000_i1232" type="#_x0000_t75" style="width:133.95pt;height:20.65pt" o:ole="">
+            <v:imagedata r:id="rId398" o:title=""/>
+          </v:shape>
+          <o:OLEObject Type="Embed" ProgID="Equation.DSMT4" ShapeID="_x0000_i1232" DrawAspect="Content" ObjectID="_1836664649" r:id="rId399"/>
         </w:object>
       </w:r>
       <w:r>
@@ -3251,7 +7595,7 @@
           <w:b/>
         </w:rPr>
         <w:pict>
-          <v:shape id="_x0000_i1078" type="#_x0000_t136" style="width:41.8pt;height:22.75pt">
+          <v:shape id="_x0000_i1233" type="#_x0000_t136" style="width:41.8pt;height:22.75pt">
             <v:shadow color="#868686"/>
             <v:textpath style="font-family:&quot;Arial Black&quot;;font-size:16pt;v-text-kern:t" trim="t" fitpath="t" string="2014"/>
           </v:shape>
@@ -3277,10 +7621,10 @@
           <w:position w:val="-6"/>
         </w:rPr>
         <w:object w:dxaOrig="600" w:dyaOrig="279">
-          <v:shape id="_x0000_i1079" type="#_x0000_t75" style="width:29.65pt;height:13.75pt" o:ole="">
-            <v:imagedata r:id="rId136" o:title=""/>
-          </v:shape>
-          <o:OLEObject Type="Embed" ProgID="Equation.DSMT4" ShapeID="_x0000_i1079" DrawAspect="Content" ObjectID="_1836501435" r:id="rId137"/>
+          <v:shape id="_x0000_i1234" type="#_x0000_t75" style="width:29.65pt;height:13.75pt" o:ole="">
+            <v:imagedata r:id="rId400" o:title=""/>
+          </v:shape>
+          <o:OLEObject Type="Embed" ProgID="Equation.DSMT4" ShapeID="_x0000_i1234" DrawAspect="Content" ObjectID="_1836664650" r:id="rId401"/>
         </w:object>
       </w:r>
       <w:r>
@@ -3291,10 +7635,10 @@
           <w:position w:val="-16"/>
         </w:rPr>
         <w:object w:dxaOrig="3200" w:dyaOrig="480">
-          <v:shape id="_x0000_i1080" type="#_x0000_t75" style="width:159.9pt;height:24.35pt" o:ole="">
-            <v:imagedata r:id="rId138" o:title=""/>
-          </v:shape>
-          <o:OLEObject Type="Embed" ProgID="Equation.DSMT4" ShapeID="_x0000_i1080" DrawAspect="Content" ObjectID="_1836501436" r:id="rId139"/>
+          <v:shape id="_x0000_i1235" type="#_x0000_t75" style="width:159.9pt;height:24.35pt" o:ole="">
+            <v:imagedata r:id="rId402" o:title=""/>
+          </v:shape>
+          <o:OLEObject Type="Embed" ProgID="Equation.DSMT4" ShapeID="_x0000_i1235" DrawAspect="Content" ObjectID="_1836664651" r:id="rId403"/>
         </w:object>
       </w:r>
       <w:proofErr w:type="gramStart"/>
@@ -3319,10 +7663,10 @@
           <w:position w:val="-14"/>
         </w:rPr>
         <w:object w:dxaOrig="1400" w:dyaOrig="400">
-          <v:shape id="_x0000_i1081" type="#_x0000_t75" style="width:69.35pt;height:20.65pt" o:ole="">
-            <v:imagedata r:id="rId140" o:title=""/>
-          </v:shape>
-          <o:OLEObject Type="Embed" ProgID="Equation.DSMT4" ShapeID="_x0000_i1081" DrawAspect="Content" ObjectID="_1836501437" r:id="rId141"/>
+          <v:shape id="_x0000_i1236" type="#_x0000_t75" style="width:69.35pt;height:20.65pt" o:ole="">
+            <v:imagedata r:id="rId404" o:title=""/>
+          </v:shape>
+          <o:OLEObject Type="Embed" ProgID="Equation.DSMT4" ShapeID="_x0000_i1236" DrawAspect="Content" ObjectID="_1836664652" r:id="rId405"/>
         </w:object>
       </w:r>
       <w:r>
@@ -3360,10 +7704,10 @@
           <w:position w:val="-14"/>
         </w:rPr>
         <w:object w:dxaOrig="820" w:dyaOrig="400">
-          <v:shape id="_x0000_i1082" type="#_x0000_t75" style="width:40.75pt;height:20.65pt" o:ole="">
-            <v:imagedata r:id="rId142" o:title=""/>
-          </v:shape>
-          <o:OLEObject Type="Embed" ProgID="Equation.DSMT4" ShapeID="_x0000_i1082" DrawAspect="Content" ObjectID="_1836501438" r:id="rId143"/>
+          <v:shape id="_x0000_i1237" type="#_x0000_t75" style="width:40.75pt;height:20.65pt" o:ole="">
+            <v:imagedata r:id="rId406" o:title=""/>
+          </v:shape>
+          <o:OLEObject Type="Embed" ProgID="Equation.DSMT4" ShapeID="_x0000_i1237" DrawAspect="Content" ObjectID="_1836664653" r:id="rId407"/>
         </w:object>
       </w:r>
       <w:r>
@@ -3386,10 +7730,10 @@
           <w:position w:val="-38"/>
         </w:rPr>
         <w:object w:dxaOrig="1180" w:dyaOrig="760">
-          <v:shape id="_x0000_i1083" type="#_x0000_t75" style="width:58.75pt;height:38.65pt" o:ole="">
-            <v:imagedata r:id="rId144" o:title=""/>
-          </v:shape>
-          <o:OLEObject Type="Embed" ProgID="Equation.DSMT4" ShapeID="_x0000_i1083" DrawAspect="Content" ObjectID="_1836501439" r:id="rId145"/>
+          <v:shape id="_x0000_i1238" type="#_x0000_t75" style="width:58.75pt;height:38.65pt" o:ole="">
+            <v:imagedata r:id="rId408" o:title=""/>
+          </v:shape>
+          <o:OLEObject Type="Embed" ProgID="Equation.DSMT4" ShapeID="_x0000_i1238" DrawAspect="Content" ObjectID="_1836664654" r:id="rId409"/>
         </w:object>
       </w:r>
       <w:r>
@@ -3410,10 +7754,10 @@
           <w:position w:val="-14"/>
         </w:rPr>
         <w:object w:dxaOrig="1080" w:dyaOrig="440">
-          <v:shape id="_x0000_i1084" type="#_x0000_t75" style="width:54pt;height:22.25pt" o:ole="">
-            <v:imagedata r:id="rId146" o:title=""/>
-          </v:shape>
-          <o:OLEObject Type="Embed" ProgID="Equation.DSMT4" ShapeID="_x0000_i1084" DrawAspect="Content" ObjectID="_1836501440" r:id="rId147"/>
+          <v:shape id="_x0000_i1239" type="#_x0000_t75" style="width:54pt;height:22.25pt" o:ole="">
+            <v:imagedata r:id="rId410" o:title=""/>
+          </v:shape>
+          <o:OLEObject Type="Embed" ProgID="Equation.DSMT4" ShapeID="_x0000_i1239" DrawAspect="Content" ObjectID="_1836664655" r:id="rId411"/>
         </w:object>
       </w:r>
       <w:r>
@@ -3468,7 +7812,7 @@
       </w:r>
       <w:r>
         <w:pict>
-          <v:shape id="_x0000_i1085" type="#_x0000_t136" style="width:41.8pt;height:22.75pt">
+          <v:shape id="_x0000_i1240" type="#_x0000_t136" style="width:41.8pt;height:22.75pt">
             <v:shadow color="#868686"/>
             <v:textpath style="font-family:&quot;Arial Black&quot;;font-size:16pt;v-text-kern:t" trim="t" fitpath="t" string="2009"/>
           </v:shape>
@@ -3483,139 +7827,139 @@
         <w:ind w:left="720" w:hanging="720"/>
       </w:pPr>
       <w:r>
+        <w:t>1</w:t>
+      </w:r>
+      <w:r>
+        <w:t>.</w:t>
+      </w:r>
+      <w:r>
+        <w:tab/>
+        <w:t xml:space="preserve">For real x, </w:t>
+      </w:r>
+      <w:proofErr w:type="gramStart"/>
+      <w:r>
+        <w:t xml:space="preserve">let </w:t>
+      </w:r>
+      <w:proofErr w:type="gramEnd"/>
+      <w:r>
+        <w:rPr>
+          <w:position w:val="-14"/>
+        </w:rPr>
+        <w:object w:dxaOrig="1780" w:dyaOrig="400">
+          <v:shape id="_x0000_i1241" type="#_x0000_t75" style="width:88.95pt;height:20.65pt" o:ole="">
+            <v:imagedata r:id="rId412" o:title=""/>
+          </v:shape>
+          <o:OLEObject Type="Embed" ProgID="Equation.DSMT4" ShapeID="_x0000_i1241" DrawAspect="Content" ObjectID="_1836664656" r:id="rId413"/>
+        </w:object>
+      </w:r>
+      <w:r>
+        <w:t>, then</w:t>
+      </w:r>
+    </w:p>
+    <w:p>
+      <w:pPr>
+        <w:ind w:left="720" w:hanging="720"/>
+      </w:pPr>
+      <w:r>
+        <w:tab/>
+        <w:t xml:space="preserve">(1)  </w:t>
+      </w:r>
+      <w:proofErr w:type="gramStart"/>
+      <w:r>
+        <w:t>f</w:t>
+      </w:r>
+      <w:proofErr w:type="gramEnd"/>
+      <w:r>
+        <w:t xml:space="preserve"> is one-one but not onto R</w:t>
+      </w:r>
+      <w:r>
+        <w:tab/>
+      </w:r>
+      <w:r>
+        <w:tab/>
+      </w:r>
+      <w:r>
+        <w:tab/>
+        <w:t>(2)  f is onto R but not one-one</w:t>
+      </w:r>
+    </w:p>
+    <w:p>
+      <w:pPr>
+        <w:ind w:left="720" w:hanging="720"/>
+      </w:pPr>
+      <w:r>
+        <w:tab/>
+        <w:t xml:space="preserve">(3)  </w:t>
+      </w:r>
+      <w:proofErr w:type="gramStart"/>
+      <w:r>
+        <w:t>f</w:t>
+      </w:r>
+      <w:proofErr w:type="gramEnd"/>
+      <w:r>
+        <w:t xml:space="preserve"> is one-one and onto R</w:t>
+      </w:r>
+      <w:r>
+        <w:tab/>
+      </w:r>
+      <w:r>
+        <w:tab/>
+      </w:r>
+      <w:r>
+        <w:tab/>
+        <w:t>(4)  f is neither one-one nor onto R</w:t>
+      </w:r>
+      <w:r>
+        <w:tab/>
+      </w:r>
+    </w:p>
+    <w:p>
+      <w:pPr>
+        <w:ind w:left="720" w:hanging="720"/>
+        <w:rPr>
+          <w:b/>
+        </w:rPr>
+      </w:pPr>
+      <w:r>
         <w:lastRenderedPageBreak/>
-        <w:t>1</w:t>
-      </w:r>
-      <w:r>
-        <w:t>.</w:t>
-      </w:r>
-      <w:r>
-        <w:tab/>
-        <w:t xml:space="preserve">For real x, </w:t>
-      </w:r>
-      <w:proofErr w:type="gramStart"/>
-      <w:r>
-        <w:t xml:space="preserve">let </w:t>
-      </w:r>
-      <w:proofErr w:type="gramEnd"/>
-      <w:r>
-        <w:rPr>
-          <w:position w:val="-14"/>
-        </w:rPr>
-        <w:object w:dxaOrig="1780" w:dyaOrig="400">
-          <v:shape id="_x0000_i1086" type="#_x0000_t75" style="width:88.95pt;height:20.65pt" o:ole="">
-            <v:imagedata r:id="rId148" o:title=""/>
-          </v:shape>
-          <o:OLEObject Type="Embed" ProgID="Equation.DSMT4" ShapeID="_x0000_i1086" DrawAspect="Content" ObjectID="_1836501441" r:id="rId149"/>
-        </w:object>
-      </w:r>
-      <w:r>
-        <w:t>, then</w:t>
-      </w:r>
-    </w:p>
-    <w:p>
-      <w:pPr>
-        <w:ind w:left="720" w:hanging="720"/>
-      </w:pPr>
-      <w:r>
-        <w:tab/>
-        <w:t xml:space="preserve">(1)  </w:t>
-      </w:r>
-      <w:proofErr w:type="gramStart"/>
-      <w:r>
-        <w:t>f</w:t>
-      </w:r>
-      <w:proofErr w:type="gramEnd"/>
-      <w:r>
-        <w:t xml:space="preserve"> is one-one but not onto R</w:t>
-      </w:r>
-      <w:r>
-        <w:tab/>
-      </w:r>
-      <w:r>
-        <w:tab/>
-      </w:r>
-      <w:r>
-        <w:tab/>
-        <w:t>(2)  f is onto R but not one-one</w:t>
-      </w:r>
-    </w:p>
-    <w:p>
-      <w:pPr>
-        <w:ind w:left="720" w:hanging="720"/>
-      </w:pPr>
-      <w:r>
-        <w:tab/>
-        <w:t xml:space="preserve">(3)  </w:t>
-      </w:r>
-      <w:proofErr w:type="gramStart"/>
-      <w:r>
-        <w:t>f</w:t>
-      </w:r>
-      <w:proofErr w:type="gramEnd"/>
-      <w:r>
-        <w:t xml:space="preserve"> is one-one and onto R</w:t>
-      </w:r>
-      <w:r>
-        <w:tab/>
-      </w:r>
-      <w:r>
-        <w:tab/>
-      </w:r>
-      <w:r>
-        <w:tab/>
-        <w:t>(4)  f is neither one-one nor onto R</w:t>
-      </w:r>
-      <w:r>
-        <w:tab/>
-      </w:r>
-    </w:p>
-    <w:p>
-      <w:pPr>
-        <w:ind w:left="720" w:hanging="720"/>
+        <w:tab/>
+      </w:r>
+      <w:r>
+        <w:tab/>
+      </w:r>
+      <w:r>
+        <w:tab/>
+      </w:r>
+      <w:r>
+        <w:tab/>
+      </w:r>
+      <w:r>
+        <w:tab/>
+      </w:r>
+      <w:r>
+        <w:tab/>
+      </w:r>
+      <w:r>
+        <w:tab/>
+      </w:r>
+      <w:r>
+        <w:tab/>
+      </w:r>
+      <w:r>
+        <w:tab/>
+      </w:r>
+      <w:r>
+        <w:tab/>
+      </w:r>
+      <w:r>
+        <w:tab/>
+      </w:r>
+      <w:r>
         <w:rPr>
           <w:b/>
         </w:rPr>
-      </w:pPr>
-      <w:r>
-        <w:tab/>
-      </w:r>
-      <w:r>
-        <w:tab/>
-      </w:r>
-      <w:r>
-        <w:tab/>
-      </w:r>
-      <w:r>
-        <w:tab/>
-      </w:r>
-      <w:r>
-        <w:tab/>
-      </w:r>
-      <w:r>
-        <w:tab/>
-      </w:r>
-      <w:r>
-        <w:tab/>
-      </w:r>
-      <w:r>
-        <w:tab/>
-      </w:r>
-      <w:r>
-        <w:tab/>
-      </w:r>
-      <w:r>
-        <w:tab/>
-      </w:r>
-      <w:r>
-        <w:tab/>
-      </w:r>
-      <w:r>
-        <w:rPr>
-          <w:b/>
-        </w:rPr>
         <w:pict>
-          <v:shape id="_x0000_i1087" type="#_x0000_t136" style="width:41.8pt;height:22.75pt">
+          <v:shape id="_x0000_i1242" type="#_x0000_t136" style="width:41.8pt;height:22.75pt">
             <v:shadow color="#868686"/>
             <v:textpath style="font-family:&quot;Arial Black&quot;;font-size:16pt;v-text-kern:t" trim="t" fitpath="t" string="2008"/>
           </v:shape>
@@ -3649,10 +7993,10 @@
           <w:position w:val="-6"/>
         </w:rPr>
         <w:object w:dxaOrig="760" w:dyaOrig="279">
-          <v:shape id="_x0000_i1088" type="#_x0000_t75" style="width:38.65pt;height:13.75pt" o:ole="">
-            <v:imagedata r:id="rId150" o:title=""/>
-          </v:shape>
-          <o:OLEObject Type="Embed" ProgID="Equation.DSMT4" ShapeID="_x0000_i1088" DrawAspect="Content" ObjectID="_1836501442" r:id="rId151"/>
+          <v:shape id="_x0000_i1243" type="#_x0000_t75" style="width:38.65pt;height:13.75pt" o:ole="">
+            <v:imagedata r:id="rId414" o:title=""/>
+          </v:shape>
+          <o:OLEObject Type="Embed" ProgID="Equation.DSMT4" ShapeID="_x0000_i1243" DrawAspect="Content" ObjectID="_1836664657" r:id="rId415"/>
         </w:object>
       </w:r>
       <w:r>
@@ -3688,10 +8032,10 @@
           <w:position w:val="-24"/>
         </w:rPr>
         <w:object w:dxaOrig="700" w:dyaOrig="620">
-          <v:shape id="_x0000_i1089" type="#_x0000_t75" style="width:34.95pt;height:31.25pt" o:ole="">
-            <v:imagedata r:id="rId152" o:title=""/>
-          </v:shape>
-          <o:OLEObject Type="Embed" ProgID="Equation.DSMT4" ShapeID="_x0000_i1089" DrawAspect="Content" ObjectID="_1836501443" r:id="rId153"/>
+          <v:shape id="_x0000_i1244" type="#_x0000_t75" style="width:34.95pt;height:31.25pt" o:ole="">
+            <v:imagedata r:id="rId416" o:title=""/>
+          </v:shape>
+          <o:OLEObject Type="Embed" ProgID="Equation.DSMT4" ShapeID="_x0000_i1244" DrawAspect="Content" ObjectID="_1836664658" r:id="rId417"/>
         </w:object>
       </w:r>
       <w:r>
@@ -3712,10 +8056,10 @@
           <w:position w:val="-24"/>
         </w:rPr>
         <w:object w:dxaOrig="900" w:dyaOrig="620">
-          <v:shape id="_x0000_i1090" type="#_x0000_t75" style="width:45.55pt;height:31.25pt" o:ole="">
-            <v:imagedata r:id="rId154" o:title=""/>
-          </v:shape>
-          <o:OLEObject Type="Embed" ProgID="Equation.DSMT4" ShapeID="_x0000_i1090" DrawAspect="Content" ObjectID="_1836501444" r:id="rId155"/>
+          <v:shape id="_x0000_i1245" type="#_x0000_t75" style="width:45.55pt;height:31.25pt" o:ole="">
+            <v:imagedata r:id="rId418" o:title=""/>
+          </v:shape>
+          <o:OLEObject Type="Embed" ProgID="Equation.DSMT4" ShapeID="_x0000_i1245" DrawAspect="Content" ObjectID="_1836664659" r:id="rId419"/>
         </w:object>
       </w:r>
     </w:p>
@@ -3740,10 +8084,10 @@
           <w:position w:val="-24"/>
         </w:rPr>
         <w:object w:dxaOrig="560" w:dyaOrig="620">
-          <v:shape id="_x0000_i1091" type="#_x0000_t75" style="width:28.6pt;height:31.25pt" o:ole="">
-            <v:imagedata r:id="rId156" o:title=""/>
-          </v:shape>
-          <o:OLEObject Type="Embed" ProgID="Equation.DSMT4" ShapeID="_x0000_i1091" DrawAspect="Content" ObjectID="_1836501445" r:id="rId157"/>
+          <v:shape id="_x0000_i1246" type="#_x0000_t75" style="width:28.6pt;height:31.25pt" o:ole="">
+            <v:imagedata r:id="rId420" o:title=""/>
+          </v:shape>
+          <o:OLEObject Type="Embed" ProgID="Equation.DSMT4" ShapeID="_x0000_i1246" DrawAspect="Content" ObjectID="_1836664660" r:id="rId421"/>
         </w:object>
       </w:r>
       <w:r>
@@ -3764,10 +8108,10 @@
           <w:position w:val="-30"/>
         </w:rPr>
         <w:object w:dxaOrig="1880" w:dyaOrig="720">
-          <v:shape id="_x0000_i1092" type="#_x0000_t75" style="width:94.25pt;height:36.55pt" o:ole="">
-            <v:imagedata r:id="rId158" o:title=""/>
-          </v:shape>
-          <o:OLEObject Type="Embed" ProgID="Equation.DSMT4" ShapeID="_x0000_i1092" DrawAspect="Content" ObjectID="_1836501446" r:id="rId159"/>
+          <v:shape id="_x0000_i1247" type="#_x0000_t75" style="width:94.25pt;height:36.55pt" o:ole="">
+            <v:imagedata r:id="rId422" o:title=""/>
+          </v:shape>
+          <o:OLEObject Type="Embed" ProgID="Equation.DSMT4" ShapeID="_x0000_i1247" DrawAspect="Content" ObjectID="_1836664661" r:id="rId423"/>
         </w:object>
       </w:r>
       <w:r>
@@ -3816,7 +8160,7 @@
           <w:b/>
         </w:rPr>
         <w:pict>
-          <v:shape id="_x0000_i1093" type="#_x0000_t136" style="width:41.8pt;height:22.75pt">
+          <v:shape id="_x0000_i1248" type="#_x0000_t136" style="width:41.8pt;height:22.75pt">
             <v:shadow color="#868686"/>
             <v:textpath style="font-family:&quot;Arial Black&quot;;font-size:16pt;v-text-kern:t" trim="t" fitpath="t" string="2007"/>
           </v:shape>
@@ -3842,10 +8186,10 @@
           <w:position w:val="-28"/>
         </w:rPr>
         <w:object w:dxaOrig="960" w:dyaOrig="680">
-          <v:shape id="_x0000_i1094" type="#_x0000_t75" style="width:47.65pt;height:33.35pt" o:ole="">
-            <v:imagedata r:id="rId160" o:title=""/>
-          </v:shape>
-          <o:OLEObject Type="Embed" ProgID="Equation.DSMT4" ShapeID="_x0000_i1094" DrawAspect="Content" ObjectID="_1836501447" r:id="rId161"/>
+          <v:shape id="_x0000_i1249" type="#_x0000_t75" style="width:47.65pt;height:33.35pt" o:ole="">
+            <v:imagedata r:id="rId424" o:title=""/>
+          </v:shape>
+          <o:OLEObject Type="Embed" ProgID="Equation.DSMT4" ShapeID="_x0000_i1249" DrawAspect="Content" ObjectID="_1836664662" r:id="rId425"/>
         </w:object>
       </w:r>
       <w:r>
@@ -3864,10 +8208,10 @@
           <w:position w:val="-28"/>
         </w:rPr>
         <w:object w:dxaOrig="3920" w:dyaOrig="680">
-          <v:shape id="_x0000_i1095" type="#_x0000_t75" style="width:195.35pt;height:33.35pt" o:ole="">
-            <v:imagedata r:id="rId162" o:title=""/>
-          </v:shape>
-          <o:OLEObject Type="Embed" ProgID="Equation.DSMT4" ShapeID="_x0000_i1095" DrawAspect="Content" ObjectID="_1836501448" r:id="rId163"/>
+          <v:shape id="_x0000_i1250" type="#_x0000_t75" style="width:195.35pt;height:33.35pt" o:ole="">
+            <v:imagedata r:id="rId426" o:title=""/>
+          </v:shape>
+          <o:OLEObject Type="Embed" ProgID="Equation.DSMT4" ShapeID="_x0000_i1250" DrawAspect="Content" ObjectID="_1836664663" r:id="rId427"/>
         </w:object>
       </w:r>
       <w:r>
@@ -3895,10 +8239,10 @@
           <w:position w:val="-10"/>
         </w:rPr>
         <w:object w:dxaOrig="560" w:dyaOrig="320">
-          <v:shape id="_x0000_i1096" type="#_x0000_t75" style="width:28.6pt;height:15.9pt" o:ole="">
-            <v:imagedata r:id="rId164" o:title=""/>
-          </v:shape>
-          <o:OLEObject Type="Embed" ProgID="Equation.DSMT4" ShapeID="_x0000_i1096" DrawAspect="Content" ObjectID="_1836501449" r:id="rId165"/>
+          <v:shape id="_x0000_i1251" type="#_x0000_t75" style="width:28.6pt;height:15.9pt" o:ole="">
+            <v:imagedata r:id="rId428" o:title=""/>
+          </v:shape>
+          <o:OLEObject Type="Embed" ProgID="Equation.DSMT4" ShapeID="_x0000_i1251" DrawAspect="Content" ObjectID="_1836664664" r:id="rId429"/>
         </w:object>
       </w:r>
       <w:r>
@@ -3922,10 +8266,10 @@
           <w:position w:val="-28"/>
         </w:rPr>
         <w:object w:dxaOrig="960" w:dyaOrig="680">
-          <v:shape id="_x0000_i1097" type="#_x0000_t75" style="width:47.65pt;height:33.35pt" o:ole="">
-            <v:imagedata r:id="rId166" o:title=""/>
-          </v:shape>
-          <o:OLEObject Type="Embed" ProgID="Equation.DSMT4" ShapeID="_x0000_i1097" DrawAspect="Content" ObjectID="_1836501450" r:id="rId167"/>
+          <v:shape id="_x0000_i1252" type="#_x0000_t75" style="width:47.65pt;height:33.35pt" o:ole="">
+            <v:imagedata r:id="rId430" o:title=""/>
+          </v:shape>
+          <o:OLEObject Type="Embed" ProgID="Equation.DSMT4" ShapeID="_x0000_i1252" DrawAspect="Content" ObjectID="_1836664665" r:id="rId431"/>
         </w:object>
       </w:r>
     </w:p>
@@ -3945,10 +8289,10 @@
           <w:position w:val="-28"/>
         </w:rPr>
         <w:object w:dxaOrig="960" w:dyaOrig="680">
-          <v:shape id="_x0000_i1098" type="#_x0000_t75" style="width:47.65pt;height:33.35pt" o:ole="">
-            <v:imagedata r:id="rId168" o:title=""/>
-          </v:shape>
-          <o:OLEObject Type="Embed" ProgID="Equation.DSMT4" ShapeID="_x0000_i1098" DrawAspect="Content" ObjectID="_1836501451" r:id="rId169"/>
+          <v:shape id="_x0000_i1253" type="#_x0000_t75" style="width:47.65pt;height:33.35pt" o:ole="">
+            <v:imagedata r:id="rId432" o:title=""/>
+          </v:shape>
+          <o:OLEObject Type="Embed" ProgID="Equation.DSMT4" ShapeID="_x0000_i1253" DrawAspect="Content" ObjectID="_1836664666" r:id="rId433"/>
         </w:object>
       </w:r>
       <w:r>
@@ -3972,10 +8316,10 @@
           <w:position w:val="-28"/>
         </w:rPr>
         <w:object w:dxaOrig="700" w:dyaOrig="680">
-          <v:shape id="_x0000_i1099" type="#_x0000_t75" style="width:34.95pt;height:33.35pt" o:ole="">
-            <v:imagedata r:id="rId170" o:title=""/>
-          </v:shape>
-          <o:OLEObject Type="Embed" ProgID="Equation.DSMT4" ShapeID="_x0000_i1099" DrawAspect="Content" ObjectID="_1836501452" r:id="rId171"/>
+          <v:shape id="_x0000_i1254" type="#_x0000_t75" style="width:34.95pt;height:33.35pt" o:ole="">
+            <v:imagedata r:id="rId434" o:title=""/>
+          </v:shape>
+          <o:OLEObject Type="Embed" ProgID="Equation.DSMT4" ShapeID="_x0000_i1254" DrawAspect="Content" ObjectID="_1836664667" r:id="rId435"/>
         </w:object>
       </w:r>
     </w:p>
@@ -4057,7 +8401,7 @@
           <w:b/>
         </w:rPr>
         <w:pict>
-          <v:shape id="_x0000_i1100" type="#_x0000_t136" style="width:41.8pt;height:22.75pt">
+          <v:shape id="_x0000_i1255" type="#_x0000_t136" style="width:41.8pt;height:22.75pt">
             <v:shadow color="#868686"/>
             <v:textpath style="font-family:&quot;Arial Black&quot;;font-size:16pt;v-text-kern:t" trim="t" fitpath="t" string="2006"/>
           </v:shape>
@@ -4204,7 +8548,7 @@
           <w:b/>
         </w:rPr>
         <w:pict>
-          <v:shape id="_x0000_i1101" type="#_x0000_t136" style="width:41.8pt;height:22.75pt">
+          <v:shape id="_x0000_i1256" type="#_x0000_t136" style="width:41.8pt;height:22.75pt">
             <v:shadow color="#868686"/>
             <v:textpath style="font-family:&quot;Arial Black&quot;;font-size:16pt;v-text-kern:t" trim="t" fitpath="t" string="2005"/>
           </v:shape>
@@ -4219,159 +8563,159 @@
         <w:ind w:left="720" w:hanging="720"/>
       </w:pPr>
       <w:r>
+        <w:t>1</w:t>
+      </w:r>
+      <w:r>
+        <w:t xml:space="preserve">.  </w:t>
+      </w:r>
+      <w:r>
+        <w:tab/>
+        <w:t xml:space="preserve">Let </w:t>
+      </w:r>
+      <w:proofErr w:type="gramStart"/>
+      <w:r>
+        <w:t>f :</w:t>
+      </w:r>
+      <w:proofErr w:type="gramEnd"/>
+      <w:r>
+        <w:t xml:space="preserve"> </w:t>
+      </w:r>
+      <w:r>
+        <w:rPr>
+          <w:position w:val="-10"/>
+        </w:rPr>
+        <w:object w:dxaOrig="1140" w:dyaOrig="320">
+          <v:shape id="_x0000_i1257" type="#_x0000_t75" style="width:57.7pt;height:15.9pt" o:ole="">
+            <v:imagedata r:id="rId436" o:title=""/>
+          </v:shape>
+          <o:OLEObject Type="Embed" ProgID="Equation.DSMT4" ShapeID="_x0000_i1257" DrawAspect="Content" ObjectID="_1836664668" r:id="rId437"/>
+        </w:object>
+      </w:r>
+      <w:r>
+        <w:t xml:space="preserve">, be a function defined by </w:t>
+      </w:r>
+      <w:r>
+        <w:rPr>
+          <w:position w:val="-28"/>
+        </w:rPr>
+        <w:object w:dxaOrig="2100" w:dyaOrig="680">
+          <v:shape id="_x0000_i1258" type="#_x0000_t75" style="width:104.8pt;height:33.35pt" o:ole="">
+            <v:imagedata r:id="rId438" o:title=""/>
+          </v:shape>
+          <o:OLEObject Type="Embed" ProgID="Equation.DSMT4" ShapeID="_x0000_i1258" DrawAspect="Content" ObjectID="_1836664669" r:id="rId439"/>
+        </w:object>
+      </w:r>
+      <w:r>
+        <w:t>, then f is both one-one and onto when B is the interval</w:t>
+      </w:r>
+    </w:p>
+    <w:p>
+      <w:pPr>
+        <w:ind w:left="720" w:hanging="720"/>
+      </w:pPr>
+      <w:r>
+        <w:tab/>
+        <w:t xml:space="preserve">(1)  </w:t>
+      </w:r>
+      <w:r>
+        <w:rPr>
+          <w:position w:val="-28"/>
+        </w:rPr>
+        <w:object w:dxaOrig="700" w:dyaOrig="680">
+          <v:shape id="_x0000_i1259" type="#_x0000_t75" style="width:34.95pt;height:33.35pt" o:ole="">
+            <v:imagedata r:id="rId440" o:title=""/>
+          </v:shape>
+          <o:OLEObject Type="Embed" ProgID="Equation.DSMT4" ShapeID="_x0000_i1259" DrawAspect="Content" ObjectID="_1836664670" r:id="rId441"/>
+        </w:object>
+      </w:r>
+      <w:r>
+        <w:tab/>
+      </w:r>
+      <w:r>
+        <w:tab/>
+      </w:r>
+      <w:r>
+        <w:tab/>
+      </w:r>
+      <w:r>
+        <w:tab/>
+      </w:r>
+      <w:r>
+        <w:tab/>
+        <w:t xml:space="preserve">(2)  </w:t>
+      </w:r>
+      <w:r>
+        <w:rPr>
+          <w:position w:val="-28"/>
+        </w:rPr>
+        <w:object w:dxaOrig="700" w:dyaOrig="680">
+          <v:shape id="_x0000_i1260" type="#_x0000_t75" style="width:34.95pt;height:33.35pt" o:ole="">
+            <v:imagedata r:id="rId442" o:title=""/>
+          </v:shape>
+          <o:OLEObject Type="Embed" ProgID="Equation.DSMT4" ShapeID="_x0000_i1260" DrawAspect="Content" ObjectID="_1836664671" r:id="rId443"/>
+        </w:object>
+      </w:r>
+    </w:p>
+    <w:p>
+      <w:pPr>
+        <w:ind w:left="720" w:hanging="720"/>
+      </w:pPr>
+      <w:r>
         <w:lastRenderedPageBreak/>
-        <w:t>1</w:t>
-      </w:r>
-      <w:r>
-        <w:t xml:space="preserve">.  </w:t>
-      </w:r>
-      <w:r>
-        <w:tab/>
-        <w:t xml:space="preserve">Let </w:t>
-      </w:r>
-      <w:proofErr w:type="gramStart"/>
-      <w:r>
-        <w:t>f :</w:t>
-      </w:r>
-      <w:proofErr w:type="gramEnd"/>
-      <w:r>
-        <w:t xml:space="preserve"> </w:t>
-      </w:r>
-      <w:r>
-        <w:rPr>
-          <w:position w:val="-10"/>
-        </w:rPr>
-        <w:object w:dxaOrig="1140" w:dyaOrig="320">
-          <v:shape id="_x0000_i1102" type="#_x0000_t75" style="width:57.7pt;height:15.9pt" o:ole="">
-            <v:imagedata r:id="rId172" o:title=""/>
-          </v:shape>
-          <o:OLEObject Type="Embed" ProgID="Equation.DSMT4" ShapeID="_x0000_i1102" DrawAspect="Content" ObjectID="_1836501453" r:id="rId173"/>
-        </w:object>
-      </w:r>
-      <w:r>
-        <w:t xml:space="preserve">, be a function defined by </w:t>
+        <w:tab/>
+        <w:t xml:space="preserve">(3)  </w:t>
       </w:r>
       <w:r>
         <w:rPr>
           <w:position w:val="-28"/>
         </w:rPr>
-        <w:object w:dxaOrig="2100" w:dyaOrig="680">
-          <v:shape id="_x0000_i1103" type="#_x0000_t75" style="width:104.8pt;height:33.35pt" o:ole="">
-            <v:imagedata r:id="rId174" o:title=""/>
-          </v:shape>
-          <o:OLEObject Type="Embed" ProgID="Equation.DSMT4" ShapeID="_x0000_i1103" DrawAspect="Content" ObjectID="_1836501454" r:id="rId175"/>
-        </w:object>
-      </w:r>
-      <w:r>
-        <w:t>, then f is both one-one and onto when B is the interval</w:t>
+        <w:object w:dxaOrig="960" w:dyaOrig="680">
+          <v:shape id="_x0000_i1261" type="#_x0000_t75" style="width:47.65pt;height:33.35pt" o:ole="">
+            <v:imagedata r:id="rId444" o:title=""/>
+          </v:shape>
+          <o:OLEObject Type="Embed" ProgID="Equation.DSMT4" ShapeID="_x0000_i1261" DrawAspect="Content" ObjectID="_1836664672" r:id="rId445"/>
+        </w:object>
+      </w:r>
+      <w:r>
+        <w:tab/>
+      </w:r>
+      <w:r>
+        <w:tab/>
+      </w:r>
+      <w:r>
+        <w:tab/>
+      </w:r>
+      <w:r>
+        <w:tab/>
+      </w:r>
+      <w:r>
+        <w:tab/>
+        <w:t xml:space="preserve">(4)  </w:t>
+      </w:r>
+      <w:r>
+        <w:rPr>
+          <w:position w:val="-28"/>
+        </w:rPr>
+        <w:object w:dxaOrig="960" w:dyaOrig="680">
+          <v:shape id="_x0000_i1262" type="#_x0000_t75" style="width:47.65pt;height:33.35pt" o:ole="">
+            <v:imagedata r:id="rId446" o:title=""/>
+          </v:shape>
+          <o:OLEObject Type="Embed" ProgID="Equation.DSMT4" ShapeID="_x0000_i1262" DrawAspect="Content" ObjectID="_1836664673" r:id="rId447"/>
+        </w:object>
+      </w:r>
+      <w:r>
+        <w:tab/>
+      </w:r>
+      <w:r>
+        <w:tab/>
+      </w:r>
+      <w:r>
+        <w:tab/>
       </w:r>
     </w:p>
     <w:p>
       <w:pPr>
         <w:ind w:left="720" w:hanging="720"/>
-      </w:pPr>
-      <w:r>
-        <w:tab/>
-        <w:t xml:space="preserve">(1)  </w:t>
-      </w:r>
-      <w:r>
-        <w:rPr>
-          <w:position w:val="-28"/>
-        </w:rPr>
-        <w:object w:dxaOrig="700" w:dyaOrig="680">
-          <v:shape id="_x0000_i1104" type="#_x0000_t75" style="width:34.95pt;height:33.35pt" o:ole="">
-            <v:imagedata r:id="rId176" o:title=""/>
-          </v:shape>
-          <o:OLEObject Type="Embed" ProgID="Equation.DSMT4" ShapeID="_x0000_i1104" DrawAspect="Content" ObjectID="_1836501455" r:id="rId177"/>
-        </w:object>
-      </w:r>
-      <w:r>
-        <w:tab/>
-      </w:r>
-      <w:r>
-        <w:tab/>
-      </w:r>
-      <w:r>
-        <w:tab/>
-      </w:r>
-      <w:r>
-        <w:tab/>
-      </w:r>
-      <w:r>
-        <w:tab/>
-        <w:t xml:space="preserve">(2)  </w:t>
-      </w:r>
-      <w:r>
-        <w:rPr>
-          <w:position w:val="-28"/>
-        </w:rPr>
-        <w:object w:dxaOrig="700" w:dyaOrig="680">
-          <v:shape id="_x0000_i1105" type="#_x0000_t75" style="width:34.95pt;height:33.35pt" o:ole="">
-            <v:imagedata r:id="rId178" o:title=""/>
-          </v:shape>
-          <o:OLEObject Type="Embed" ProgID="Equation.DSMT4" ShapeID="_x0000_i1105" DrawAspect="Content" ObjectID="_1836501456" r:id="rId179"/>
-        </w:object>
-      </w:r>
-    </w:p>
-    <w:p>
-      <w:pPr>
-        <w:ind w:left="720" w:hanging="720"/>
-      </w:pPr>
-      <w:r>
-        <w:tab/>
-        <w:t xml:space="preserve">(3)  </w:t>
-      </w:r>
-      <w:r>
-        <w:rPr>
-          <w:position w:val="-28"/>
-        </w:rPr>
-        <w:object w:dxaOrig="960" w:dyaOrig="680">
-          <v:shape id="_x0000_i1106" type="#_x0000_t75" style="width:47.65pt;height:33.35pt" o:ole="">
-            <v:imagedata r:id="rId180" o:title=""/>
-          </v:shape>
-          <o:OLEObject Type="Embed" ProgID="Equation.DSMT4" ShapeID="_x0000_i1106" DrawAspect="Content" ObjectID="_1836501457" r:id="rId181"/>
-        </w:object>
-      </w:r>
-      <w:r>
-        <w:tab/>
-      </w:r>
-      <w:r>
-        <w:tab/>
-      </w:r>
-      <w:r>
-        <w:tab/>
-      </w:r>
-      <w:r>
-        <w:tab/>
-      </w:r>
-      <w:r>
-        <w:tab/>
-        <w:t xml:space="preserve">(4)  </w:t>
-      </w:r>
-      <w:r>
-        <w:rPr>
-          <w:position w:val="-28"/>
-        </w:rPr>
-        <w:object w:dxaOrig="960" w:dyaOrig="680">
-          <v:shape id="_x0000_i1107" type="#_x0000_t75" style="width:47.65pt;height:33.35pt" o:ole="">
-            <v:imagedata r:id="rId182" o:title=""/>
-          </v:shape>
-          <o:OLEObject Type="Embed" ProgID="Equation.DSMT4" ShapeID="_x0000_i1107" DrawAspect="Content" ObjectID="_1836501458" r:id="rId183"/>
-        </w:object>
-      </w:r>
-      <w:r>
-        <w:tab/>
-      </w:r>
-      <w:r>
-        <w:tab/>
-      </w:r>
-      <w:r>
-        <w:tab/>
-      </w:r>
-    </w:p>
-    <w:p>
-      <w:pPr>
-        <w:ind w:left="720" w:hanging="720"/>
         <w:rPr>
           <w:b/>
         </w:rPr>
@@ -4414,7 +8758,7 @@
           <w:b/>
         </w:rPr>
         <w:pict>
-          <v:shape id="_x0000_i1108" type="#_x0000_t136" style="width:41.8pt;height:22.75pt">
+          <v:shape id="_x0000_i1263" type="#_x0000_t136" style="width:41.8pt;height:22.75pt">
             <v:shadow color="#868686"/>
             <v:textpath style="font-family:&quot;Arial Black&quot;;font-size:16pt;v-text-kern:t" trim="t" fitpath="t" string="2004"/>
           </v:shape>
@@ -4440,10 +8784,10 @@
           <w:position w:val="-12"/>
         </w:rPr>
         <w:object w:dxaOrig="680" w:dyaOrig="380">
-          <v:shape id="_x0000_i1109" type="#_x0000_t75" style="width:33.35pt;height:18.55pt" o:ole="">
-            <v:imagedata r:id="rId184" o:title=""/>
-          </v:shape>
-          <o:OLEObject Type="Embed" ProgID="Equation.DSMT4" ShapeID="_x0000_i1109" DrawAspect="Content" ObjectID="_1836501459" r:id="rId185"/>
+          <v:shape id="_x0000_i1264" type="#_x0000_t75" style="width:33.35pt;height:18.55pt" o:ole="">
+            <v:imagedata r:id="rId448" o:title=""/>
+          </v:shape>
+          <o:OLEObject Type="Embed" ProgID="Equation.DSMT4" ShapeID="_x0000_i1264" DrawAspect="Content" ObjectID="_1836664674" r:id="rId449"/>
         </w:object>
       </w:r>
       <w:r>
@@ -4541,10 +8885,10 @@
           <w:position w:val="-6"/>
         </w:rPr>
         <w:object w:dxaOrig="720" w:dyaOrig="279">
-          <v:shape id="_x0000_i1110" type="#_x0000_t75" style="width:36.55pt;height:13.75pt" o:ole="">
-            <v:imagedata r:id="rId186" o:title=""/>
-          </v:shape>
-          <o:OLEObject Type="Embed" ProgID="Equation.DSMT4" ShapeID="_x0000_i1110" DrawAspect="Content" ObjectID="_1836501460" r:id="rId187"/>
+          <v:shape id="_x0000_i1265" type="#_x0000_t75" style="width:36.55pt;height:13.75pt" o:ole="">
+            <v:imagedata r:id="rId450" o:title=""/>
+          </v:shape>
+          <o:OLEObject Type="Embed" ProgID="Equation.DSMT4" ShapeID="_x0000_i1265" DrawAspect="Content" ObjectID="_1836664675" r:id="rId451"/>
         </w:object>
       </w:r>
       <w:r>
@@ -4555,10 +8899,10 @@
           <w:position w:val="-10"/>
         </w:rPr>
         <w:object w:dxaOrig="2500" w:dyaOrig="380">
-          <v:shape id="_x0000_i1111" type="#_x0000_t75" style="width:125.45pt;height:18.55pt" o:ole="">
-            <v:imagedata r:id="rId188" o:title=""/>
-          </v:shape>
-          <o:OLEObject Type="Embed" ProgID="Equation.DSMT4" ShapeID="_x0000_i1111" DrawAspect="Content" ObjectID="_1836501461" r:id="rId189"/>
+          <v:shape id="_x0000_i1266" type="#_x0000_t75" style="width:125.45pt;height:18.55pt" o:ole="">
+            <v:imagedata r:id="rId452" o:title=""/>
+          </v:shape>
+          <o:OLEObject Type="Embed" ProgID="Equation.DSMT4" ShapeID="_x0000_i1266" DrawAspect="Content" ObjectID="_1836664676" r:id="rId453"/>
         </w:object>
       </w:r>
       <w:r>
@@ -4655,10 +8999,10 @@
           <w:position w:val="-10"/>
         </w:rPr>
         <w:object w:dxaOrig="920" w:dyaOrig="320">
-          <v:shape id="_x0000_i1112" type="#_x0000_t75" style="width:46.05pt;height:15.9pt" o:ole="">
-            <v:imagedata r:id="rId190" o:title=""/>
-          </v:shape>
-          <o:OLEObject Type="Embed" ProgID="Equation.DSMT4" ShapeID="_x0000_i1112" DrawAspect="Content" ObjectID="_1836501462" r:id="rId191"/>
+          <v:shape id="_x0000_i1267" type="#_x0000_t75" style="width:46.05pt;height:15.9pt" o:ole="">
+            <v:imagedata r:id="rId454" o:title=""/>
+          </v:shape>
+          <o:OLEObject Type="Embed" ProgID="Equation.DSMT4" ShapeID="_x0000_i1267" DrawAspect="Content" ObjectID="_1836664677" r:id="rId455"/>
         </w:object>
       </w:r>
       <w:r>
@@ -4760,10 +9104,10 @@
           <w:position w:val="-30"/>
         </w:rPr>
         <w:object w:dxaOrig="1880" w:dyaOrig="720">
-          <v:shape id="_x0000_i1113" type="#_x0000_t75" style="width:94.25pt;height:36.55pt" o:ole="">
-            <v:imagedata r:id="rId192" o:title=""/>
-          </v:shape>
-          <o:OLEObject Type="Embed" ProgID="Equation.DSMT4" ShapeID="_x0000_i1113" DrawAspect="Content" ObjectID="_1836501463" r:id="rId193"/>
+          <v:shape id="_x0000_i1268" type="#_x0000_t75" style="width:94.25pt;height:36.55pt" o:ole="">
+            <v:imagedata r:id="rId456" o:title=""/>
+          </v:shape>
+          <o:OLEObject Type="Embed" ProgID="Equation.DSMT4" ShapeID="_x0000_i1268" DrawAspect="Content" ObjectID="_1836664678" r:id="rId457"/>
         </w:object>
       </w:r>
       <w:r>
@@ -4883,7 +9227,7 @@
           <w:b/>
         </w:rPr>
         <w:pict>
-          <v:shape id="_x0000_i1114" type="#_x0000_t136" style="width:41.8pt;height:22.75pt">
+          <v:shape id="_x0000_i1269" type="#_x0000_t136" style="width:41.8pt;height:22.75pt">
             <v:shadow color="#868686"/>
             <v:textpath style="font-family:&quot;Arial Black&quot;;font-size:16pt;v-text-kern:t" trim="t" fitpath="t" string="2003"/>
           </v:shape>
@@ -4907,7 +9251,6 @@
     </w:p>
     <w:p>
       <w:r>
-        <w:lastRenderedPageBreak/>
         <w:tab/>
       </w:r>
       <w:proofErr w:type="gramStart"/>
@@ -4923,10 +9266,10 @@
           <w:position w:val="-60"/>
         </w:rPr>
         <w:object w:dxaOrig="2320" w:dyaOrig="1320">
-          <v:shape id="_x0000_i1115" type="#_x0000_t75" style="width:115.4pt;height:66.2pt" o:ole="">
-            <v:imagedata r:id="rId194" o:title=""/>
-          </v:shape>
-          <o:OLEObject Type="Embed" ProgID="Equation.DSMT4" ShapeID="_x0000_i1115" DrawAspect="Content" ObjectID="_1836501464" r:id="rId195"/>
+          <v:shape id="_x0000_i1270" type="#_x0000_t75" style="width:115.4pt;height:66.2pt" o:ole="">
+            <v:imagedata r:id="rId458" o:title=""/>
+          </v:shape>
+          <o:OLEObject Type="Embed" ProgID="Equation.DSMT4" ShapeID="_x0000_i1270" DrawAspect="Content" ObjectID="_1836664679" r:id="rId459"/>
         </w:object>
       </w:r>
       <w:r>
@@ -4995,6 +9338,7 @@
     </w:p>
     <w:p>
       <w:r>
+        <w:lastRenderedPageBreak/>
         <w:t>2</w:t>
       </w:r>
       <w:r>
@@ -5009,10 +9353,10 @@
           <w:position w:val="-10"/>
         </w:rPr>
         <w:object w:dxaOrig="1040" w:dyaOrig="320">
-          <v:shape id="_x0000_i1116" type="#_x0000_t75" style="width:51.35pt;height:15.9pt" o:ole="">
-            <v:imagedata r:id="rId196" o:title=""/>
-          </v:shape>
-          <o:OLEObject Type="Embed" ProgID="Equation.DSMT4" ShapeID="_x0000_i1116" DrawAspect="Content" ObjectID="_1836501465" r:id="rId197"/>
+          <v:shape id="_x0000_i1271" type="#_x0000_t75" style="width:51.35pt;height:15.9pt" o:ole="">
+            <v:imagedata r:id="rId460" o:title=""/>
+          </v:shape>
+          <o:OLEObject Type="Embed" ProgID="Equation.DSMT4" ShapeID="_x0000_i1271" DrawAspect="Content" ObjectID="_1836664680" r:id="rId461"/>
         </w:object>
       </w:r>
       <w:r>
@@ -5044,10 +9388,10 @@
           <w:position w:val="-28"/>
         </w:rPr>
         <w:object w:dxaOrig="800" w:dyaOrig="680">
-          <v:shape id="_x0000_i1117" type="#_x0000_t75" style="width:39.7pt;height:33.35pt" o:ole="">
-            <v:imagedata r:id="rId198" o:title=""/>
-          </v:shape>
-          <o:OLEObject Type="Embed" ProgID="Equation.DSMT4" ShapeID="_x0000_i1117" DrawAspect="Content" ObjectID="_1836501466" r:id="rId199"/>
+          <v:shape id="_x0000_i1272" type="#_x0000_t75" style="width:39.7pt;height:33.35pt" o:ole="">
+            <v:imagedata r:id="rId462" o:title=""/>
+          </v:shape>
+          <o:OLEObject Type="Embed" ProgID="Equation.DSMT4" ShapeID="_x0000_i1272" DrawAspect="Content" ObjectID="_1836664681" r:id="rId463"/>
         </w:object>
       </w:r>
       <w:r>
@@ -5064,10 +9408,10 @@
           <w:position w:val="-24"/>
         </w:rPr>
         <w:object w:dxaOrig="360" w:dyaOrig="620">
-          <v:shape id="_x0000_i1118" type="#_x0000_t75" style="width:18pt;height:31.25pt" o:ole="">
-            <v:imagedata r:id="rId200" o:title=""/>
-          </v:shape>
-          <o:OLEObject Type="Embed" ProgID="Equation.DSMT4" ShapeID="_x0000_i1118" DrawAspect="Content" ObjectID="_1836501467" r:id="rId201"/>
+          <v:shape id="_x0000_i1273" type="#_x0000_t75" style="width:18pt;height:31.25pt" o:ole="">
+            <v:imagedata r:id="rId464" o:title=""/>
+          </v:shape>
+          <o:OLEObject Type="Embed" ProgID="Equation.DSMT4" ShapeID="_x0000_i1273" DrawAspect="Content" ObjectID="_1836664682" r:id="rId465"/>
         </w:object>
       </w:r>
       <w:r>
@@ -5094,10 +9438,10 @@
           <w:position w:val="-24"/>
         </w:rPr>
         <w:object w:dxaOrig="859" w:dyaOrig="660">
-          <v:shape id="_x0000_i1119" type="#_x0000_t75" style="width:42.9pt;height:32.8pt" o:ole="">
-            <v:imagedata r:id="rId202" o:title=""/>
-          </v:shape>
-          <o:OLEObject Type="Embed" ProgID="Equation.DSMT4" ShapeID="_x0000_i1119" DrawAspect="Content" ObjectID="_1836501468" r:id="rId203"/>
+          <v:shape id="_x0000_i1274" type="#_x0000_t75" style="width:42.9pt;height:32.8pt" o:ole="">
+            <v:imagedata r:id="rId466" o:title=""/>
+          </v:shape>
+          <o:OLEObject Type="Embed" ProgID="Equation.DSMT4" ShapeID="_x0000_i1274" DrawAspect="Content" ObjectID="_1836664683" r:id="rId467"/>
         </w:object>
       </w:r>
     </w:p>
@@ -5140,10 +9484,10 @@
           <w:position w:val="-24"/>
         </w:rPr>
         <w:object w:dxaOrig="940" w:dyaOrig="620">
-          <v:shape id="_x0000_i1120" type="#_x0000_t75" style="width:47.1pt;height:31.25pt" o:ole="">
-            <v:imagedata r:id="rId204" o:title=""/>
-          </v:shape>
-          <o:OLEObject Type="Embed" ProgID="Equation.DSMT4" ShapeID="_x0000_i1120" DrawAspect="Content" ObjectID="_1836501469" r:id="rId205"/>
+          <v:shape id="_x0000_i1275" type="#_x0000_t75" style="width:47.1pt;height:31.25pt" o:ole="">
+            <v:imagedata r:id="rId468" o:title=""/>
+          </v:shape>
+          <o:OLEObject Type="Embed" ProgID="Equation.DSMT4" ShapeID="_x0000_i1275" DrawAspect="Content" ObjectID="_1836664684" r:id="rId469"/>
         </w:object>
       </w:r>
       <w:r>
@@ -5180,10 +9524,10 @@
           <w:position w:val="-24"/>
         </w:rPr>
         <w:object w:dxaOrig="2100" w:dyaOrig="620">
-          <v:shape id="_x0000_i1121" type="#_x0000_t75" style="width:104.8pt;height:31.25pt" o:ole="">
-            <v:imagedata r:id="rId206" o:title=""/>
-          </v:shape>
-          <o:OLEObject Type="Embed" ProgID="Equation.DSMT4" ShapeID="_x0000_i1121" DrawAspect="Content" ObjectID="_1836501470" r:id="rId207"/>
+          <v:shape id="_x0000_i1276" type="#_x0000_t75" style="width:104.8pt;height:31.25pt" o:ole="">
+            <v:imagedata r:id="rId470" o:title=""/>
+          </v:shape>
+          <o:OLEObject Type="Embed" ProgID="Equation.DSMT4" ShapeID="_x0000_i1276" DrawAspect="Content" ObjectID="_1836664685" r:id="rId471"/>
         </w:object>
       </w:r>
       <w:r>
@@ -5224,10 +9568,10 @@
           <w:position w:val="-14"/>
         </w:rPr>
         <w:object w:dxaOrig="1400" w:dyaOrig="400">
-          <v:shape id="_x0000_i1122" type="#_x0000_t75" style="width:69.35pt;height:20.65pt" o:ole="">
-            <v:imagedata r:id="rId208" o:title=""/>
-          </v:shape>
-          <o:OLEObject Type="Embed" ProgID="Equation.DSMT4" ShapeID="_x0000_i1122" DrawAspect="Content" ObjectID="_1836501471" r:id="rId209"/>
+          <v:shape id="_x0000_i1277" type="#_x0000_t75" style="width:69.35pt;height:20.65pt" o:ole="">
+            <v:imagedata r:id="rId472" o:title=""/>
+          </v:shape>
+          <o:OLEObject Type="Embed" ProgID="Equation.DSMT4" ShapeID="_x0000_i1277" DrawAspect="Content" ObjectID="_1836664686" r:id="rId473"/>
         </w:object>
       </w:r>
     </w:p>
@@ -5246,10 +9590,10 @@
           <w:position w:val="-14"/>
         </w:rPr>
         <w:object w:dxaOrig="1340" w:dyaOrig="400">
-          <v:shape id="_x0000_i1123" type="#_x0000_t75" style="width:67.25pt;height:20.65pt" o:ole="">
-            <v:imagedata r:id="rId210" o:title=""/>
-          </v:shape>
-          <o:OLEObject Type="Embed" ProgID="Equation.DSMT4" ShapeID="_x0000_i1123" DrawAspect="Content" ObjectID="_1836501472" r:id="rId211"/>
+          <v:shape id="_x0000_i1278" type="#_x0000_t75" style="width:67.25pt;height:20.65pt" o:ole="">
+            <v:imagedata r:id="rId474" o:title=""/>
+          </v:shape>
+          <o:OLEObject Type="Embed" ProgID="Equation.DSMT4" ShapeID="_x0000_i1278" DrawAspect="Content" ObjectID="_1836664687" r:id="rId475"/>
         </w:object>
       </w:r>
       <w:r>
@@ -5270,10 +9614,10 @@
           <w:position w:val="-14"/>
         </w:rPr>
         <w:object w:dxaOrig="2240" w:dyaOrig="400">
-          <v:shape id="_x0000_i1124" type="#_x0000_t75" style="width:111.7pt;height:20.65pt" o:ole="">
-            <v:imagedata r:id="rId212" o:title=""/>
-          </v:shape>
-          <o:OLEObject Type="Embed" ProgID="Equation.DSMT4" ShapeID="_x0000_i1124" DrawAspect="Content" ObjectID="_1836501473" r:id="rId213"/>
+          <v:shape id="_x0000_i1279" type="#_x0000_t75" style="width:111.7pt;height:20.65pt" o:ole="">
+            <v:imagedata r:id="rId476" o:title=""/>
+          </v:shape>
+          <o:OLEObject Type="Embed" ProgID="Equation.DSMT4" ShapeID="_x0000_i1279" DrawAspect="Content" ObjectID="_1836664688" r:id="rId477"/>
         </w:object>
       </w:r>
       <w:r>
@@ -5304,10 +9648,10 @@
           <w:position w:val="-22"/>
         </w:rPr>
         <w:object w:dxaOrig="1620" w:dyaOrig="560">
-          <v:shape id="_x0000_i1125" type="#_x0000_t75" style="width:81pt;height:28.6pt" o:ole="">
-            <v:imagedata r:id="rId214" o:title=""/>
-          </v:shape>
-          <o:OLEObject Type="Embed" ProgID="Equation.DSMT4" ShapeID="_x0000_i1125" DrawAspect="Content" ObjectID="_1836501474" r:id="rId215"/>
+          <v:shape id="_x0000_i1280" type="#_x0000_t75" style="width:81pt;height:28.6pt" o:ole="">
+            <v:imagedata r:id="rId478" o:title=""/>
+          </v:shape>
+          <o:OLEObject Type="Embed" ProgID="Equation.DSMT4" ShapeID="_x0000_i1280" DrawAspect="Content" ObjectID="_1836664689" r:id="rId479"/>
         </w:object>
       </w:r>
       <w:r>
@@ -5451,7 +9795,7 @@
           <w:b/>
         </w:rPr>
         <w:pict>
-          <v:shape id="_x0000_i1126" type="#_x0000_t136" style="width:41.8pt;height:22.75pt">
+          <v:shape id="_x0000_i1281" type="#_x0000_t136" style="width:41.8pt;height:22.75pt">
             <v:shadow color="#868686"/>
             <v:textpath style="font-family:&quot;Arial Black&quot;;font-size:16pt;v-text-kern:t" trim="t" fitpath="t" string="2002"/>
           </v:shape>
@@ -5471,10 +9815,10 @@
           <w:position w:val="-6"/>
         </w:rPr>
         <w:object w:dxaOrig="620" w:dyaOrig="320">
-          <v:shape id="_x0000_i1127" type="#_x0000_t75" style="width:31.25pt;height:15.9pt" o:ole="">
-            <v:imagedata r:id="rId216" o:title=""/>
-          </v:shape>
-          <o:OLEObject Type="Embed" ProgID="Equation.DSMT4" ShapeID="_x0000_i1127" DrawAspect="Content" ObjectID="_1836501475" r:id="rId217"/>
+          <v:shape id="_x0000_i1282" type="#_x0000_t75" style="width:31.25pt;height:15.9pt" o:ole="">
+            <v:imagedata r:id="rId480" o:title=""/>
+          </v:shape>
+          <o:OLEObject Type="Embed" ProgID="Equation.DSMT4" ShapeID="_x0000_i1282" DrawAspect="Content" ObjectID="_1836664690" r:id="rId481"/>
         </w:object>
       </w:r>
       <w:r>
@@ -5491,10 +9835,10 @@
           <w:position w:val="-6"/>
         </w:rPr>
         <w:object w:dxaOrig="300" w:dyaOrig="320">
-          <v:shape id="_x0000_i1128" type="#_x0000_t75" style="width:14.3pt;height:15.9pt" o:ole="">
-            <v:imagedata r:id="rId218" o:title=""/>
-          </v:shape>
-          <o:OLEObject Type="Embed" ProgID="Equation.DSMT4" ShapeID="_x0000_i1128" DrawAspect="Content" ObjectID="_1836501476" r:id="rId219"/>
+          <v:shape id="_x0000_i1283" type="#_x0000_t75" style="width:14.3pt;height:15.9pt" o:ole="">
+            <v:imagedata r:id="rId482" o:title=""/>
+          </v:shape>
+          <o:OLEObject Type="Embed" ProgID="Equation.DSMT4" ShapeID="_x0000_i1283" DrawAspect="Content" ObjectID="_1836664691" r:id="rId483"/>
         </w:object>
       </w:r>
       <w:r>
@@ -5521,10 +9865,10 @@
           <w:position w:val="-6"/>
         </w:rPr>
         <w:object w:dxaOrig="220" w:dyaOrig="220">
-          <v:shape id="_x0000_i1129" type="#_x0000_t75" style="width:11.65pt;height:11.65pt" o:ole="">
-            <v:imagedata r:id="rId220" o:title=""/>
-          </v:shape>
-          <o:OLEObject Type="Embed" ProgID="Equation.DSMT4" ShapeID="_x0000_i1129" DrawAspect="Content" ObjectID="_1836501477" r:id="rId221"/>
+          <v:shape id="_x0000_i1284" type="#_x0000_t75" style="width:11.65pt;height:11.65pt" o:ole="">
+            <v:imagedata r:id="rId484" o:title=""/>
+          </v:shape>
+          <o:OLEObject Type="Embed" ProgID="Equation.DSMT4" ShapeID="_x0000_i1284" DrawAspect="Content" ObjectID="_1836664692" r:id="rId485"/>
         </w:object>
       </w:r>
     </w:p>
@@ -5543,10 +9887,10 @@
           <w:position w:val="-6"/>
         </w:rPr>
         <w:object w:dxaOrig="300" w:dyaOrig="320">
-          <v:shape id="_x0000_i1130" type="#_x0000_t75" style="width:14.3pt;height:15.9pt" o:ole="">
-            <v:imagedata r:id="rId222" o:title=""/>
-          </v:shape>
-          <o:OLEObject Type="Embed" ProgID="Equation.DSMT4" ShapeID="_x0000_i1130" DrawAspect="Content" ObjectID="_1836501478" r:id="rId223"/>
+          <v:shape id="_x0000_i1285" type="#_x0000_t75" style="width:14.3pt;height:15.9pt" o:ole="">
+            <v:imagedata r:id="rId486" o:title=""/>
+          </v:shape>
+          <o:OLEObject Type="Embed" ProgID="Equation.DSMT4" ShapeID="_x0000_i1285" DrawAspect="Content" ObjectID="_1836664693" r:id="rId487"/>
         </w:object>
       </w:r>
       <w:r>
@@ -5573,10 +9917,10 @@
           <w:position w:val="-6"/>
         </w:rPr>
         <w:object w:dxaOrig="499" w:dyaOrig="279">
-          <v:shape id="_x0000_i1131" type="#_x0000_t75" style="width:24.9pt;height:13.75pt" o:ole="">
-            <v:imagedata r:id="rId224" o:title=""/>
-          </v:shape>
-          <o:OLEObject Type="Embed" ProgID="Equation.DSMT4" ShapeID="_x0000_i1131" DrawAspect="Content" ObjectID="_1836501479" r:id="rId225"/>
+          <v:shape id="_x0000_i1286" type="#_x0000_t75" style="width:24.9pt;height:13.75pt" o:ole="">
+            <v:imagedata r:id="rId488" o:title=""/>
+          </v:shape>
+          <o:OLEObject Type="Embed" ProgID="Equation.DSMT4" ShapeID="_x0000_i1286" DrawAspect="Content" ObjectID="_1836664694" r:id="rId489"/>
         </w:object>
       </w:r>
       <w:r>
@@ -5619,10 +9963,10 @@
           <w:position w:val="-14"/>
         </w:rPr>
         <w:object w:dxaOrig="1460" w:dyaOrig="400">
-          <v:shape id="_x0000_i1132" type="#_x0000_t75" style="width:72.55pt;height:20.65pt" o:ole="">
-            <v:imagedata r:id="rId226" o:title=""/>
-          </v:shape>
-          <o:OLEObject Type="Embed" ProgID="Equation.DSMT4" ShapeID="_x0000_i1132" DrawAspect="Content" ObjectID="_1836501480" r:id="rId227"/>
+          <v:shape id="_x0000_i1287" type="#_x0000_t75" style="width:72.55pt;height:20.65pt" o:ole="">
+            <v:imagedata r:id="rId490" o:title=""/>
+          </v:shape>
+          <o:OLEObject Type="Embed" ProgID="Equation.DSMT4" ShapeID="_x0000_i1287" DrawAspect="Content" ObjectID="_1836664695" r:id="rId491"/>
         </w:object>
       </w:r>
       <w:r>
@@ -5643,10 +9987,10 @@
           <w:position w:val="-8"/>
         </w:rPr>
         <w:object w:dxaOrig="1520" w:dyaOrig="360">
-          <v:shape id="_x0000_i1133" type="#_x0000_t75" style="width:76.25pt;height:18pt" o:ole="">
-            <v:imagedata r:id="rId228" o:title=""/>
-          </v:shape>
-          <o:OLEObject Type="Embed" ProgID="Equation.DSMT4" ShapeID="_x0000_i1133" DrawAspect="Content" ObjectID="_1836501481" r:id="rId229"/>
+          <v:shape id="_x0000_i1288" type="#_x0000_t75" style="width:76.25pt;height:18pt" o:ole="">
+            <v:imagedata r:id="rId492" o:title=""/>
+          </v:shape>
+          <o:OLEObject Type="Embed" ProgID="Equation.DSMT4" ShapeID="_x0000_i1288" DrawAspect="Content" ObjectID="_1836664696" r:id="rId493"/>
         </w:object>
       </w:r>
     </w:p>
@@ -5657,7 +10001,6 @@
         </w:rPr>
       </w:pPr>
       <w:r>
-        <w:lastRenderedPageBreak/>
         <w:tab/>
         <w:t xml:space="preserve">(3)  </w:t>
       </w:r>
@@ -5674,10 +10017,10 @@
           <w:position w:val="-6"/>
         </w:rPr>
         <w:object w:dxaOrig="639" w:dyaOrig="320">
-          <v:shape id="_x0000_i1134" type="#_x0000_t75" style="width:32.3pt;height:15.9pt" o:ole="">
-            <v:imagedata r:id="rId230" o:title=""/>
-          </v:shape>
-          <o:OLEObject Type="Embed" ProgID="Equation.DSMT4" ShapeID="_x0000_i1134" DrawAspect="Content" ObjectID="_1836501482" r:id="rId231"/>
+          <v:shape id="_x0000_i1289" type="#_x0000_t75" style="width:32.3pt;height:15.9pt" o:ole="">
+            <v:imagedata r:id="rId494" o:title=""/>
+          </v:shape>
+          <o:OLEObject Type="Embed" ProgID="Equation.DSMT4" ShapeID="_x0000_i1289" DrawAspect="Content" ObjectID="_1836664697" r:id="rId495"/>
         </w:object>
       </w:r>
       <w:r>
@@ -5698,10 +10041,10 @@
           <w:position w:val="-6"/>
         </w:rPr>
         <w:object w:dxaOrig="1320" w:dyaOrig="279">
-          <v:shape id="_x0000_i1135" type="#_x0000_t75" style="width:66.2pt;height:13.75pt" o:ole="">
-            <v:imagedata r:id="rId232" o:title=""/>
-          </v:shape>
-          <o:OLEObject Type="Embed" ProgID="Equation.DSMT4" ShapeID="_x0000_i1135" DrawAspect="Content" ObjectID="_1836501483" r:id="rId233"/>
+          <v:shape id="_x0000_i1290" type="#_x0000_t75" style="width:66.2pt;height:13.75pt" o:ole="">
+            <v:imagedata r:id="rId496" o:title=""/>
+          </v:shape>
+          <o:OLEObject Type="Embed" ProgID="Equation.DSMT4" ShapeID="_x0000_i1290" DrawAspect="Content" ObjectID="_1836664698" r:id="rId497"/>
         </w:object>
       </w:r>
       <w:r>
@@ -5738,10 +10081,10 @@
           <w:position w:val="-4"/>
         </w:rPr>
         <w:object w:dxaOrig="240" w:dyaOrig="260">
-          <v:shape id="_x0000_i1136" type="#_x0000_t75" style="width:12.2pt;height:13.25pt" o:ole="">
-            <v:imagedata r:id="rId234" o:title=""/>
-          </v:shape>
-          <o:OLEObject Type="Embed" ProgID="Equation.DSMT4" ShapeID="_x0000_i1136" DrawAspect="Content" ObjectID="_1836501484" r:id="rId235"/>
+          <v:shape id="_x0000_i1291" type="#_x0000_t75" style="width:12.2pt;height:13.25pt" o:ole="">
+            <v:imagedata r:id="rId498" o:title=""/>
+          </v:shape>
+          <o:OLEObject Type="Embed" ProgID="Equation.DSMT4" ShapeID="_x0000_i1291" DrawAspect="Content" ObjectID="_1836664699" r:id="rId499"/>
         </w:object>
       </w:r>
       <w:proofErr w:type="spellStart"/>
@@ -5840,6 +10183,7 @@
     </w:p>
     <w:p>
       <w:r>
+        <w:lastRenderedPageBreak/>
         <w:t>4</w:t>
       </w:r>
       <w:r>
@@ -5854,10 +10198,10 @@
           <w:position w:val="-30"/>
         </w:rPr>
         <w:object w:dxaOrig="1600" w:dyaOrig="720">
-          <v:shape id="_x0000_i1137" type="#_x0000_t75" style="width:79.95pt;height:36.55pt" o:ole="">
-            <v:imagedata r:id="rId236" o:title=""/>
-          </v:shape>
-          <o:OLEObject Type="Embed" ProgID="Equation.DSMT4" ShapeID="_x0000_i1137" DrawAspect="Content" ObjectID="_1836501485" r:id="rId237"/>
+          <v:shape id="_x0000_i1292" type="#_x0000_t75" style="width:79.95pt;height:36.55pt" o:ole="">
+            <v:imagedata r:id="rId500" o:title=""/>
+          </v:shape>
+          <o:OLEObject Type="Embed" ProgID="Equation.DSMT4" ShapeID="_x0000_i1292" DrawAspect="Content" ObjectID="_1836664700" r:id="rId501"/>
         </w:object>
       </w:r>
       <w:r>
@@ -5971,10 +10315,10 @@
           <w:position w:val="-14"/>
         </w:rPr>
         <w:object w:dxaOrig="2500" w:dyaOrig="440">
-          <v:shape id="_x0000_i1138" type="#_x0000_t75" style="width:125.45pt;height:22.25pt" o:ole="">
-            <v:imagedata r:id="rId238" o:title=""/>
-          </v:shape>
-          <o:OLEObject Type="Embed" ProgID="Equation.DSMT4" ShapeID="_x0000_i1138" DrawAspect="Content" ObjectID="_1836501486" r:id="rId239"/>
+          <v:shape id="_x0000_i1293" type="#_x0000_t75" style="width:125.45pt;height:22.25pt" o:ole="">
+            <v:imagedata r:id="rId502" o:title=""/>
+          </v:shape>
+          <o:OLEObject Type="Embed" ProgID="Equation.DSMT4" ShapeID="_x0000_i1293" DrawAspect="Content" ObjectID="_1836664701" r:id="rId503"/>
         </w:object>
       </w:r>
     </w:p>
@@ -6011,10 +10355,10 @@
           <w:position w:val="-10"/>
         </w:rPr>
         <w:object w:dxaOrig="700" w:dyaOrig="360">
-          <v:shape id="_x0000_i1139" type="#_x0000_t75" style="width:34.95pt;height:18pt" o:ole="">
-            <v:imagedata r:id="rId240" o:title=""/>
-          </v:shape>
-          <o:OLEObject Type="Embed" ProgID="Equation.DSMT4" ShapeID="_x0000_i1139" DrawAspect="Content" ObjectID="_1836501487" r:id="rId241"/>
+          <v:shape id="_x0000_i1294" type="#_x0000_t75" style="width:34.95pt;height:18pt" o:ole="">
+            <v:imagedata r:id="rId504" o:title=""/>
+          </v:shape>
+          <o:OLEObject Type="Embed" ProgID="Equation.DSMT4" ShapeID="_x0000_i1294" DrawAspect="Content" ObjectID="_1836664702" r:id="rId505"/>
         </w:object>
       </w:r>
       <w:r>
@@ -6059,10 +10403,10 @@
           <w:position w:val="-14"/>
         </w:rPr>
         <w:object w:dxaOrig="740" w:dyaOrig="400">
-          <v:shape id="_x0000_i1140" type="#_x0000_t75" style="width:37.05pt;height:20.65pt" o:ole="">
-            <v:imagedata r:id="rId242" o:title=""/>
-          </v:shape>
-          <o:OLEObject Type="Embed" ProgID="Equation.DSMT4" ShapeID="_x0000_i1140" DrawAspect="Content" ObjectID="_1836501488" r:id="rId243"/>
+          <v:shape id="_x0000_i1295" type="#_x0000_t75" style="width:37.05pt;height:20.65pt" o:ole="">
+            <v:imagedata r:id="rId506" o:title=""/>
+          </v:shape>
+          <o:OLEObject Type="Embed" ProgID="Equation.DSMT4" ShapeID="_x0000_i1295" DrawAspect="Content" ObjectID="_1836664703" r:id="rId507"/>
         </w:object>
       </w:r>
       <w:r>
@@ -6073,10 +10417,10 @@
           <w:position w:val="-8"/>
         </w:rPr>
         <w:object w:dxaOrig="960" w:dyaOrig="360">
-          <v:shape id="_x0000_i1141" type="#_x0000_t75" style="width:47.65pt;height:18pt" o:ole="">
-            <v:imagedata r:id="rId244" o:title=""/>
-          </v:shape>
-          <o:OLEObject Type="Embed" ProgID="Equation.DSMT4" ShapeID="_x0000_i1141" DrawAspect="Content" ObjectID="_1836501489" r:id="rId245"/>
+          <v:shape id="_x0000_i1296" type="#_x0000_t75" style="width:47.65pt;height:18pt" o:ole="">
+            <v:imagedata r:id="rId508" o:title=""/>
+          </v:shape>
+          <o:OLEObject Type="Embed" ProgID="Equation.DSMT4" ShapeID="_x0000_i1296" DrawAspect="Content" ObjectID="_1836664704" r:id="rId509"/>
         </w:object>
       </w:r>
       <w:r>
@@ -6087,10 +10431,10 @@
           <w:position w:val="-6"/>
         </w:rPr>
         <w:object w:dxaOrig="499" w:dyaOrig="279">
-          <v:shape id="_x0000_i1142" type="#_x0000_t75" style="width:24.9pt;height:13.75pt" o:ole="">
-            <v:imagedata r:id="rId246" o:title=""/>
-          </v:shape>
-          <o:OLEObject Type="Embed" ProgID="Equation.DSMT4" ShapeID="_x0000_i1142" DrawAspect="Content" ObjectID="_1836501490" r:id="rId247"/>
+          <v:shape id="_x0000_i1297" type="#_x0000_t75" style="width:24.9pt;height:13.75pt" o:ole="">
+            <v:imagedata r:id="rId510" o:title=""/>
+          </v:shape>
+          <o:OLEObject Type="Embed" ProgID="Equation.DSMT4" ShapeID="_x0000_i1297" DrawAspect="Content" ObjectID="_1836664705" r:id="rId511"/>
         </w:object>
       </w:r>
       <w:r>
@@ -6115,10 +10459,10 @@
           <w:position w:val="-14"/>
         </w:rPr>
         <w:object w:dxaOrig="1060" w:dyaOrig="440">
-          <v:shape id="_x0000_i1143" type="#_x0000_t75" style="width:53.45pt;height:22.25pt" o:ole="">
-            <v:imagedata r:id="rId248" o:title=""/>
-          </v:shape>
-          <o:OLEObject Type="Embed" ProgID="Equation.DSMT4" ShapeID="_x0000_i1143" DrawAspect="Content" ObjectID="_1836501491" r:id="rId249"/>
+          <v:shape id="_x0000_i1298" type="#_x0000_t75" style="width:53.45pt;height:22.25pt" o:ole="">
+            <v:imagedata r:id="rId512" o:title=""/>
+          </v:shape>
+          <o:OLEObject Type="Embed" ProgID="Equation.DSMT4" ShapeID="_x0000_i1298" DrawAspect="Content" ObjectID="_1836664706" r:id="rId513"/>
         </w:object>
       </w:r>
       <w:r>
@@ -6129,10 +10473,10 @@
           <w:position w:val="-6"/>
         </w:rPr>
         <w:object w:dxaOrig="660" w:dyaOrig="279">
-          <v:shape id="_x0000_i1144" type="#_x0000_t75" style="width:32.8pt;height:13.75pt" o:ole="">
-            <v:imagedata r:id="rId250" o:title=""/>
-          </v:shape>
-          <o:OLEObject Type="Embed" ProgID="Equation.DSMT4" ShapeID="_x0000_i1144" DrawAspect="Content" ObjectID="_1836501492" r:id="rId251"/>
+          <v:shape id="_x0000_i1299" type="#_x0000_t75" style="width:32.8pt;height:13.75pt" o:ole="">
+            <v:imagedata r:id="rId514" o:title=""/>
+          </v:shape>
+          <o:OLEObject Type="Embed" ProgID="Equation.DSMT4" ShapeID="_x0000_i1299" DrawAspect="Content" ObjectID="_1836664707" r:id="rId515"/>
         </w:object>
       </w:r>
     </w:p>
@@ -6165,10 +10509,10 @@
           <w:position w:val="-10"/>
         </w:rPr>
         <w:object w:dxaOrig="700" w:dyaOrig="360">
-          <v:shape id="_x0000_i1145" type="#_x0000_t75" style="width:34.95pt;height:18pt" o:ole="">
-            <v:imagedata r:id="rId252" o:title=""/>
-          </v:shape>
-          <o:OLEObject Type="Embed" ProgID="Equation.DSMT4" ShapeID="_x0000_i1145" DrawAspect="Content" ObjectID="_1836501493" r:id="rId253"/>
+          <v:shape id="_x0000_i1300" type="#_x0000_t75" style="width:34.95pt;height:18pt" o:ole="">
+            <v:imagedata r:id="rId516" o:title=""/>
+          </v:shape>
+          <o:OLEObject Type="Embed" ProgID="Equation.DSMT4" ShapeID="_x0000_i1300" DrawAspect="Content" ObjectID="_1836664708" r:id="rId517"/>
         </w:object>
       </w:r>
       <w:r>
@@ -6231,6 +10575,184 @@
 <file path=word/numbering.xml><?xml version="1.0" encoding="utf-8"?>
 <w:numbering xmlns:ve="http://schemas.openxmlformats.org/markup-compatibility/2006" xmlns:o="urn:schemas-microsoft-com:office:office" xmlns:r="http://schemas.openxmlformats.org/officeDocument/2006/relationships" xmlns:m="http://schemas.openxmlformats.org/officeDocument/2006/math" xmlns:v="urn:schemas-microsoft-com:vml" xmlns:wp="http://schemas.openxmlformats.org/drawingml/2006/wordprocessingDrawing" xmlns:w10="urn:schemas-microsoft-com:office:word" xmlns:w="http://schemas.openxmlformats.org/wordprocessingml/2006/main" xmlns:wne="http://schemas.microsoft.com/office/word/2006/wordml">
   <w:abstractNum w:abstractNumId="0">
+    <w:nsid w:val="0206569E"/>
+    <w:multiLevelType w:val="hybridMultilevel"/>
+    <w:tmpl w:val="469069C6"/>
+    <w:lvl w:ilvl="0" w:tplc="1D7C66C6">
+      <w:start w:val="1"/>
+      <w:numFmt w:val="lowerLetter"/>
+      <w:lvlText w:val="(%1)"/>
+      <w:lvlJc w:val="left"/>
+      <w:pPr>
+        <w:ind w:left="720" w:hanging="360"/>
+      </w:pPr>
+      <w:rPr>
+        <w:rFonts w:hint="default"/>
+      </w:rPr>
+    </w:lvl>
+    <w:lvl w:ilvl="1" w:tplc="04090019" w:tentative="1">
+      <w:start w:val="1"/>
+      <w:numFmt w:val="lowerLetter"/>
+      <w:lvlText w:val="%2."/>
+      <w:lvlJc w:val="left"/>
+      <w:pPr>
+        <w:ind w:left="1440" w:hanging="360"/>
+      </w:pPr>
+    </w:lvl>
+    <w:lvl w:ilvl="2" w:tplc="0409001B" w:tentative="1">
+      <w:start w:val="1"/>
+      <w:numFmt w:val="lowerRoman"/>
+      <w:lvlText w:val="%3."/>
+      <w:lvlJc w:val="right"/>
+      <w:pPr>
+        <w:ind w:left="2160" w:hanging="180"/>
+      </w:pPr>
+    </w:lvl>
+    <w:lvl w:ilvl="3" w:tplc="0409000F" w:tentative="1">
+      <w:start w:val="1"/>
+      <w:numFmt w:val="decimal"/>
+      <w:lvlText w:val="%4."/>
+      <w:lvlJc w:val="left"/>
+      <w:pPr>
+        <w:ind w:left="2880" w:hanging="360"/>
+      </w:pPr>
+    </w:lvl>
+    <w:lvl w:ilvl="4" w:tplc="04090019" w:tentative="1">
+      <w:start w:val="1"/>
+      <w:numFmt w:val="lowerLetter"/>
+      <w:lvlText w:val="%5."/>
+      <w:lvlJc w:val="left"/>
+      <w:pPr>
+        <w:ind w:left="3600" w:hanging="360"/>
+      </w:pPr>
+    </w:lvl>
+    <w:lvl w:ilvl="5" w:tplc="0409001B" w:tentative="1">
+      <w:start w:val="1"/>
+      <w:numFmt w:val="lowerRoman"/>
+      <w:lvlText w:val="%6."/>
+      <w:lvlJc w:val="right"/>
+      <w:pPr>
+        <w:ind w:left="4320" w:hanging="180"/>
+      </w:pPr>
+    </w:lvl>
+    <w:lvl w:ilvl="6" w:tplc="0409000F" w:tentative="1">
+      <w:start w:val="1"/>
+      <w:numFmt w:val="decimal"/>
+      <w:lvlText w:val="%7."/>
+      <w:lvlJc w:val="left"/>
+      <w:pPr>
+        <w:ind w:left="5040" w:hanging="360"/>
+      </w:pPr>
+    </w:lvl>
+    <w:lvl w:ilvl="7" w:tplc="04090019" w:tentative="1">
+      <w:start w:val="1"/>
+      <w:numFmt w:val="lowerLetter"/>
+      <w:lvlText w:val="%8."/>
+      <w:lvlJc w:val="left"/>
+      <w:pPr>
+        <w:ind w:left="5760" w:hanging="360"/>
+      </w:pPr>
+    </w:lvl>
+    <w:lvl w:ilvl="8" w:tplc="0409001B" w:tentative="1">
+      <w:start w:val="1"/>
+      <w:numFmt w:val="lowerRoman"/>
+      <w:lvlText w:val="%9."/>
+      <w:lvlJc w:val="right"/>
+      <w:pPr>
+        <w:ind w:left="6480" w:hanging="180"/>
+      </w:pPr>
+    </w:lvl>
+  </w:abstractNum>
+  <w:abstractNum w:abstractNumId="1">
+    <w:nsid w:val="0351742A"/>
+    <w:multiLevelType w:val="hybridMultilevel"/>
+    <w:tmpl w:val="CD664AFE"/>
+    <w:lvl w:ilvl="0" w:tplc="B1D6D062">
+      <w:start w:val="1"/>
+      <w:numFmt w:val="lowerLetter"/>
+      <w:lvlText w:val="(%1)"/>
+      <w:lvlJc w:val="left"/>
+      <w:pPr>
+        <w:ind w:left="720" w:hanging="360"/>
+      </w:pPr>
+      <w:rPr>
+        <w:rFonts w:hint="default"/>
+      </w:rPr>
+    </w:lvl>
+    <w:lvl w:ilvl="1" w:tplc="04090019" w:tentative="1">
+      <w:start w:val="1"/>
+      <w:numFmt w:val="lowerLetter"/>
+      <w:lvlText w:val="%2."/>
+      <w:lvlJc w:val="left"/>
+      <w:pPr>
+        <w:ind w:left="1440" w:hanging="360"/>
+      </w:pPr>
+    </w:lvl>
+    <w:lvl w:ilvl="2" w:tplc="0409001B" w:tentative="1">
+      <w:start w:val="1"/>
+      <w:numFmt w:val="lowerRoman"/>
+      <w:lvlText w:val="%3."/>
+      <w:lvlJc w:val="right"/>
+      <w:pPr>
+        <w:ind w:left="2160" w:hanging="180"/>
+      </w:pPr>
+    </w:lvl>
+    <w:lvl w:ilvl="3" w:tplc="0409000F" w:tentative="1">
+      <w:start w:val="1"/>
+      <w:numFmt w:val="decimal"/>
+      <w:lvlText w:val="%4."/>
+      <w:lvlJc w:val="left"/>
+      <w:pPr>
+        <w:ind w:left="2880" w:hanging="360"/>
+      </w:pPr>
+    </w:lvl>
+    <w:lvl w:ilvl="4" w:tplc="04090019" w:tentative="1">
+      <w:start w:val="1"/>
+      <w:numFmt w:val="lowerLetter"/>
+      <w:lvlText w:val="%5."/>
+      <w:lvlJc w:val="left"/>
+      <w:pPr>
+        <w:ind w:left="3600" w:hanging="360"/>
+      </w:pPr>
+    </w:lvl>
+    <w:lvl w:ilvl="5" w:tplc="0409001B" w:tentative="1">
+      <w:start w:val="1"/>
+      <w:numFmt w:val="lowerRoman"/>
+      <w:lvlText w:val="%6."/>
+      <w:lvlJc w:val="right"/>
+      <w:pPr>
+        <w:ind w:left="4320" w:hanging="180"/>
+      </w:pPr>
+    </w:lvl>
+    <w:lvl w:ilvl="6" w:tplc="0409000F" w:tentative="1">
+      <w:start w:val="1"/>
+      <w:numFmt w:val="decimal"/>
+      <w:lvlText w:val="%7."/>
+      <w:lvlJc w:val="left"/>
+      <w:pPr>
+        <w:ind w:left="5040" w:hanging="360"/>
+      </w:pPr>
+    </w:lvl>
+    <w:lvl w:ilvl="7" w:tplc="04090019" w:tentative="1">
+      <w:start w:val="1"/>
+      <w:numFmt w:val="lowerLetter"/>
+      <w:lvlText w:val="%8."/>
+      <w:lvlJc w:val="left"/>
+      <w:pPr>
+        <w:ind w:left="5760" w:hanging="360"/>
+      </w:pPr>
+    </w:lvl>
+    <w:lvl w:ilvl="8" w:tplc="0409001B" w:tentative="1">
+      <w:start w:val="1"/>
+      <w:numFmt w:val="lowerRoman"/>
+      <w:lvlText w:val="%9."/>
+      <w:lvlJc w:val="right"/>
+      <w:pPr>
+        <w:ind w:left="6480" w:hanging="180"/>
+      </w:pPr>
+    </w:lvl>
+  </w:abstractNum>
+  <w:abstractNum w:abstractNumId="2">
     <w:nsid w:val="077702F0"/>
     <w:multiLevelType w:val="hybridMultilevel"/>
     <w:tmpl w:val="D93ECA5A"/>
@@ -6319,7 +10841,7 @@
       </w:pPr>
     </w:lvl>
   </w:abstractNum>
-  <w:abstractNum w:abstractNumId="1">
+  <w:abstractNum w:abstractNumId="3">
     <w:nsid w:val="09454905"/>
     <w:multiLevelType w:val="hybridMultilevel"/>
     <w:tmpl w:val="D69816D0"/>
@@ -6408,7 +10930,7 @@
       </w:pPr>
     </w:lvl>
   </w:abstractNum>
-  <w:abstractNum w:abstractNumId="2">
+  <w:abstractNum w:abstractNumId="4">
     <w:nsid w:val="09D30D1B"/>
     <w:multiLevelType w:val="hybridMultilevel"/>
     <w:tmpl w:val="B0ECD6B0"/>
@@ -6497,7 +11019,96 @@
       </w:pPr>
     </w:lvl>
   </w:abstractNum>
-  <w:abstractNum w:abstractNumId="3">
+  <w:abstractNum w:abstractNumId="5">
+    <w:nsid w:val="0DE404E0"/>
+    <w:multiLevelType w:val="hybridMultilevel"/>
+    <w:tmpl w:val="191A7BEE"/>
+    <w:lvl w:ilvl="0" w:tplc="9294DF9C">
+      <w:start w:val="1"/>
+      <w:numFmt w:val="lowerLetter"/>
+      <w:lvlText w:val="(%1)"/>
+      <w:lvlJc w:val="left"/>
+      <w:pPr>
+        <w:ind w:left="720" w:hanging="360"/>
+      </w:pPr>
+      <w:rPr>
+        <w:rFonts w:hint="default"/>
+      </w:rPr>
+    </w:lvl>
+    <w:lvl w:ilvl="1" w:tplc="04090019" w:tentative="1">
+      <w:start w:val="1"/>
+      <w:numFmt w:val="lowerLetter"/>
+      <w:lvlText w:val="%2."/>
+      <w:lvlJc w:val="left"/>
+      <w:pPr>
+        <w:ind w:left="1440" w:hanging="360"/>
+      </w:pPr>
+    </w:lvl>
+    <w:lvl w:ilvl="2" w:tplc="0409001B" w:tentative="1">
+      <w:start w:val="1"/>
+      <w:numFmt w:val="lowerRoman"/>
+      <w:lvlText w:val="%3."/>
+      <w:lvlJc w:val="right"/>
+      <w:pPr>
+        <w:ind w:left="2160" w:hanging="180"/>
+      </w:pPr>
+    </w:lvl>
+    <w:lvl w:ilvl="3" w:tplc="0409000F" w:tentative="1">
+      <w:start w:val="1"/>
+      <w:numFmt w:val="decimal"/>
+      <w:lvlText w:val="%4."/>
+      <w:lvlJc w:val="left"/>
+      <w:pPr>
+        <w:ind w:left="2880" w:hanging="360"/>
+      </w:pPr>
+    </w:lvl>
+    <w:lvl w:ilvl="4" w:tplc="04090019" w:tentative="1">
+      <w:start w:val="1"/>
+      <w:numFmt w:val="lowerLetter"/>
+      <w:lvlText w:val="%5."/>
+      <w:lvlJc w:val="left"/>
+      <w:pPr>
+        <w:ind w:left="3600" w:hanging="360"/>
+      </w:pPr>
+    </w:lvl>
+    <w:lvl w:ilvl="5" w:tplc="0409001B" w:tentative="1">
+      <w:start w:val="1"/>
+      <w:numFmt w:val="lowerRoman"/>
+      <w:lvlText w:val="%6."/>
+      <w:lvlJc w:val="right"/>
+      <w:pPr>
+        <w:ind w:left="4320" w:hanging="180"/>
+      </w:pPr>
+    </w:lvl>
+    <w:lvl w:ilvl="6" w:tplc="0409000F" w:tentative="1">
+      <w:start w:val="1"/>
+      <w:numFmt w:val="decimal"/>
+      <w:lvlText w:val="%7."/>
+      <w:lvlJc w:val="left"/>
+      <w:pPr>
+        <w:ind w:left="5040" w:hanging="360"/>
+      </w:pPr>
+    </w:lvl>
+    <w:lvl w:ilvl="7" w:tplc="04090019" w:tentative="1">
+      <w:start w:val="1"/>
+      <w:numFmt w:val="lowerLetter"/>
+      <w:lvlText w:val="%8."/>
+      <w:lvlJc w:val="left"/>
+      <w:pPr>
+        <w:ind w:left="5760" w:hanging="360"/>
+      </w:pPr>
+    </w:lvl>
+    <w:lvl w:ilvl="8" w:tplc="0409001B" w:tentative="1">
+      <w:start w:val="1"/>
+      <w:numFmt w:val="lowerRoman"/>
+      <w:lvlText w:val="%9."/>
+      <w:lvlJc w:val="right"/>
+      <w:pPr>
+        <w:ind w:left="6480" w:hanging="180"/>
+      </w:pPr>
+    </w:lvl>
+  </w:abstractNum>
+  <w:abstractNum w:abstractNumId="6">
     <w:nsid w:val="102A5497"/>
     <w:multiLevelType w:val="hybridMultilevel"/>
     <w:tmpl w:val="BF746510"/>
@@ -6586,7 +11197,274 @@
       </w:pPr>
     </w:lvl>
   </w:abstractNum>
-  <w:abstractNum w:abstractNumId="4">
+  <w:abstractNum w:abstractNumId="7">
+    <w:nsid w:val="12422AF0"/>
+    <w:multiLevelType w:val="hybridMultilevel"/>
+    <w:tmpl w:val="970059E4"/>
+    <w:lvl w:ilvl="0" w:tplc="C764EF28">
+      <w:start w:val="1"/>
+      <w:numFmt w:val="lowerLetter"/>
+      <w:lvlText w:val="(%1)"/>
+      <w:lvlJc w:val="left"/>
+      <w:pPr>
+        <w:ind w:left="720" w:hanging="360"/>
+      </w:pPr>
+      <w:rPr>
+        <w:rFonts w:hint="default"/>
+      </w:rPr>
+    </w:lvl>
+    <w:lvl w:ilvl="1" w:tplc="04090019" w:tentative="1">
+      <w:start w:val="1"/>
+      <w:numFmt w:val="lowerLetter"/>
+      <w:lvlText w:val="%2."/>
+      <w:lvlJc w:val="left"/>
+      <w:pPr>
+        <w:ind w:left="1440" w:hanging="360"/>
+      </w:pPr>
+    </w:lvl>
+    <w:lvl w:ilvl="2" w:tplc="0409001B" w:tentative="1">
+      <w:start w:val="1"/>
+      <w:numFmt w:val="lowerRoman"/>
+      <w:lvlText w:val="%3."/>
+      <w:lvlJc w:val="right"/>
+      <w:pPr>
+        <w:ind w:left="2160" w:hanging="180"/>
+      </w:pPr>
+    </w:lvl>
+    <w:lvl w:ilvl="3" w:tplc="0409000F" w:tentative="1">
+      <w:start w:val="1"/>
+      <w:numFmt w:val="decimal"/>
+      <w:lvlText w:val="%4."/>
+      <w:lvlJc w:val="left"/>
+      <w:pPr>
+        <w:ind w:left="2880" w:hanging="360"/>
+      </w:pPr>
+    </w:lvl>
+    <w:lvl w:ilvl="4" w:tplc="04090019" w:tentative="1">
+      <w:start w:val="1"/>
+      <w:numFmt w:val="lowerLetter"/>
+      <w:lvlText w:val="%5."/>
+      <w:lvlJc w:val="left"/>
+      <w:pPr>
+        <w:ind w:left="3600" w:hanging="360"/>
+      </w:pPr>
+    </w:lvl>
+    <w:lvl w:ilvl="5" w:tplc="0409001B" w:tentative="1">
+      <w:start w:val="1"/>
+      <w:numFmt w:val="lowerRoman"/>
+      <w:lvlText w:val="%6."/>
+      <w:lvlJc w:val="right"/>
+      <w:pPr>
+        <w:ind w:left="4320" w:hanging="180"/>
+      </w:pPr>
+    </w:lvl>
+    <w:lvl w:ilvl="6" w:tplc="0409000F" w:tentative="1">
+      <w:start w:val="1"/>
+      <w:numFmt w:val="decimal"/>
+      <w:lvlText w:val="%7."/>
+      <w:lvlJc w:val="left"/>
+      <w:pPr>
+        <w:ind w:left="5040" w:hanging="360"/>
+      </w:pPr>
+    </w:lvl>
+    <w:lvl w:ilvl="7" w:tplc="04090019" w:tentative="1">
+      <w:start w:val="1"/>
+      <w:numFmt w:val="lowerLetter"/>
+      <w:lvlText w:val="%8."/>
+      <w:lvlJc w:val="left"/>
+      <w:pPr>
+        <w:ind w:left="5760" w:hanging="360"/>
+      </w:pPr>
+    </w:lvl>
+    <w:lvl w:ilvl="8" w:tplc="0409001B" w:tentative="1">
+      <w:start w:val="1"/>
+      <w:numFmt w:val="lowerRoman"/>
+      <w:lvlText w:val="%9."/>
+      <w:lvlJc w:val="right"/>
+      <w:pPr>
+        <w:ind w:left="6480" w:hanging="180"/>
+      </w:pPr>
+    </w:lvl>
+  </w:abstractNum>
+  <w:abstractNum w:abstractNumId="8">
+    <w:nsid w:val="15604341"/>
+    <w:multiLevelType w:val="hybridMultilevel"/>
+    <w:tmpl w:val="B0427476"/>
+    <w:lvl w:ilvl="0" w:tplc="325A2812">
+      <w:start w:val="1"/>
+      <w:numFmt w:val="lowerLetter"/>
+      <w:lvlText w:val="(%1)"/>
+      <w:lvlJc w:val="left"/>
+      <w:pPr>
+        <w:ind w:left="720" w:hanging="360"/>
+      </w:pPr>
+      <w:rPr>
+        <w:rFonts w:hint="default"/>
+      </w:rPr>
+    </w:lvl>
+    <w:lvl w:ilvl="1" w:tplc="04090019" w:tentative="1">
+      <w:start w:val="1"/>
+      <w:numFmt w:val="lowerLetter"/>
+      <w:lvlText w:val="%2."/>
+      <w:lvlJc w:val="left"/>
+      <w:pPr>
+        <w:ind w:left="1440" w:hanging="360"/>
+      </w:pPr>
+    </w:lvl>
+    <w:lvl w:ilvl="2" w:tplc="0409001B" w:tentative="1">
+      <w:start w:val="1"/>
+      <w:numFmt w:val="lowerRoman"/>
+      <w:lvlText w:val="%3."/>
+      <w:lvlJc w:val="right"/>
+      <w:pPr>
+        <w:ind w:left="2160" w:hanging="180"/>
+      </w:pPr>
+    </w:lvl>
+    <w:lvl w:ilvl="3" w:tplc="0409000F" w:tentative="1">
+      <w:start w:val="1"/>
+      <w:numFmt w:val="decimal"/>
+      <w:lvlText w:val="%4."/>
+      <w:lvlJc w:val="left"/>
+      <w:pPr>
+        <w:ind w:left="2880" w:hanging="360"/>
+      </w:pPr>
+    </w:lvl>
+    <w:lvl w:ilvl="4" w:tplc="04090019" w:tentative="1">
+      <w:start w:val="1"/>
+      <w:numFmt w:val="lowerLetter"/>
+      <w:lvlText w:val="%5."/>
+      <w:lvlJc w:val="left"/>
+      <w:pPr>
+        <w:ind w:left="3600" w:hanging="360"/>
+      </w:pPr>
+    </w:lvl>
+    <w:lvl w:ilvl="5" w:tplc="0409001B" w:tentative="1">
+      <w:start w:val="1"/>
+      <w:numFmt w:val="lowerRoman"/>
+      <w:lvlText w:val="%6."/>
+      <w:lvlJc w:val="right"/>
+      <w:pPr>
+        <w:ind w:left="4320" w:hanging="180"/>
+      </w:pPr>
+    </w:lvl>
+    <w:lvl w:ilvl="6" w:tplc="0409000F" w:tentative="1">
+      <w:start w:val="1"/>
+      <w:numFmt w:val="decimal"/>
+      <w:lvlText w:val="%7."/>
+      <w:lvlJc w:val="left"/>
+      <w:pPr>
+        <w:ind w:left="5040" w:hanging="360"/>
+      </w:pPr>
+    </w:lvl>
+    <w:lvl w:ilvl="7" w:tplc="04090019" w:tentative="1">
+      <w:start w:val="1"/>
+      <w:numFmt w:val="lowerLetter"/>
+      <w:lvlText w:val="%8."/>
+      <w:lvlJc w:val="left"/>
+      <w:pPr>
+        <w:ind w:left="5760" w:hanging="360"/>
+      </w:pPr>
+    </w:lvl>
+    <w:lvl w:ilvl="8" w:tplc="0409001B" w:tentative="1">
+      <w:start w:val="1"/>
+      <w:numFmt w:val="lowerRoman"/>
+      <w:lvlText w:val="%9."/>
+      <w:lvlJc w:val="right"/>
+      <w:pPr>
+        <w:ind w:left="6480" w:hanging="180"/>
+      </w:pPr>
+    </w:lvl>
+  </w:abstractNum>
+  <w:abstractNum w:abstractNumId="9">
+    <w:nsid w:val="1C1D4B38"/>
+    <w:multiLevelType w:val="hybridMultilevel"/>
+    <w:tmpl w:val="330CC464"/>
+    <w:lvl w:ilvl="0" w:tplc="782EDA32">
+      <w:start w:val="1"/>
+      <w:numFmt w:val="lowerLetter"/>
+      <w:lvlText w:val="(%1)"/>
+      <w:lvlJc w:val="left"/>
+      <w:pPr>
+        <w:ind w:left="720" w:hanging="360"/>
+      </w:pPr>
+      <w:rPr>
+        <w:rFonts w:hint="default"/>
+      </w:rPr>
+    </w:lvl>
+    <w:lvl w:ilvl="1" w:tplc="04090019" w:tentative="1">
+      <w:start w:val="1"/>
+      <w:numFmt w:val="lowerLetter"/>
+      <w:lvlText w:val="%2."/>
+      <w:lvlJc w:val="left"/>
+      <w:pPr>
+        <w:ind w:left="1440" w:hanging="360"/>
+      </w:pPr>
+    </w:lvl>
+    <w:lvl w:ilvl="2" w:tplc="0409001B" w:tentative="1">
+      <w:start w:val="1"/>
+      <w:numFmt w:val="lowerRoman"/>
+      <w:lvlText w:val="%3."/>
+      <w:lvlJc w:val="right"/>
+      <w:pPr>
+        <w:ind w:left="2160" w:hanging="180"/>
+      </w:pPr>
+    </w:lvl>
+    <w:lvl w:ilvl="3" w:tplc="0409000F" w:tentative="1">
+      <w:start w:val="1"/>
+      <w:numFmt w:val="decimal"/>
+      <w:lvlText w:val="%4."/>
+      <w:lvlJc w:val="left"/>
+      <w:pPr>
+        <w:ind w:left="2880" w:hanging="360"/>
+      </w:pPr>
+    </w:lvl>
+    <w:lvl w:ilvl="4" w:tplc="04090019" w:tentative="1">
+      <w:start w:val="1"/>
+      <w:numFmt w:val="lowerLetter"/>
+      <w:lvlText w:val="%5."/>
+      <w:lvlJc w:val="left"/>
+      <w:pPr>
+        <w:ind w:left="3600" w:hanging="360"/>
+      </w:pPr>
+    </w:lvl>
+    <w:lvl w:ilvl="5" w:tplc="0409001B" w:tentative="1">
+      <w:start w:val="1"/>
+      <w:numFmt w:val="lowerRoman"/>
+      <w:lvlText w:val="%6."/>
+      <w:lvlJc w:val="right"/>
+      <w:pPr>
+        <w:ind w:left="4320" w:hanging="180"/>
+      </w:pPr>
+    </w:lvl>
+    <w:lvl w:ilvl="6" w:tplc="0409000F" w:tentative="1">
+      <w:start w:val="1"/>
+      <w:numFmt w:val="decimal"/>
+      <w:lvlText w:val="%7."/>
+      <w:lvlJc w:val="left"/>
+      <w:pPr>
+        <w:ind w:left="5040" w:hanging="360"/>
+      </w:pPr>
+    </w:lvl>
+    <w:lvl w:ilvl="7" w:tplc="04090019" w:tentative="1">
+      <w:start w:val="1"/>
+      <w:numFmt w:val="lowerLetter"/>
+      <w:lvlText w:val="%8."/>
+      <w:lvlJc w:val="left"/>
+      <w:pPr>
+        <w:ind w:left="5760" w:hanging="360"/>
+      </w:pPr>
+    </w:lvl>
+    <w:lvl w:ilvl="8" w:tplc="0409001B" w:tentative="1">
+      <w:start w:val="1"/>
+      <w:numFmt w:val="lowerRoman"/>
+      <w:lvlText w:val="%9."/>
+      <w:lvlJc w:val="right"/>
+      <w:pPr>
+        <w:ind w:left="6480" w:hanging="180"/>
+      </w:pPr>
+    </w:lvl>
+  </w:abstractNum>
+  <w:abstractNum w:abstractNumId="10">
     <w:nsid w:val="1E0B49A1"/>
     <w:multiLevelType w:val="hybridMultilevel"/>
     <w:tmpl w:val="CA469DCE"/>
@@ -6675,7 +11553,452 @@
       </w:pPr>
     </w:lvl>
   </w:abstractNum>
-  <w:abstractNum w:abstractNumId="5">
+  <w:abstractNum w:abstractNumId="11">
+    <w:nsid w:val="20F6335D"/>
+    <w:multiLevelType w:val="hybridMultilevel"/>
+    <w:tmpl w:val="248C9B52"/>
+    <w:lvl w:ilvl="0" w:tplc="7AB883B4">
+      <w:start w:val="1"/>
+      <w:numFmt w:val="lowerLetter"/>
+      <w:lvlText w:val="(%1)"/>
+      <w:lvlJc w:val="left"/>
+      <w:pPr>
+        <w:ind w:left="720" w:hanging="360"/>
+      </w:pPr>
+      <w:rPr>
+        <w:rFonts w:hint="default"/>
+      </w:rPr>
+    </w:lvl>
+    <w:lvl w:ilvl="1" w:tplc="04090019" w:tentative="1">
+      <w:start w:val="1"/>
+      <w:numFmt w:val="lowerLetter"/>
+      <w:lvlText w:val="%2."/>
+      <w:lvlJc w:val="left"/>
+      <w:pPr>
+        <w:ind w:left="1440" w:hanging="360"/>
+      </w:pPr>
+    </w:lvl>
+    <w:lvl w:ilvl="2" w:tplc="0409001B" w:tentative="1">
+      <w:start w:val="1"/>
+      <w:numFmt w:val="lowerRoman"/>
+      <w:lvlText w:val="%3."/>
+      <w:lvlJc w:val="right"/>
+      <w:pPr>
+        <w:ind w:left="2160" w:hanging="180"/>
+      </w:pPr>
+    </w:lvl>
+    <w:lvl w:ilvl="3" w:tplc="0409000F" w:tentative="1">
+      <w:start w:val="1"/>
+      <w:numFmt w:val="decimal"/>
+      <w:lvlText w:val="%4."/>
+      <w:lvlJc w:val="left"/>
+      <w:pPr>
+        <w:ind w:left="2880" w:hanging="360"/>
+      </w:pPr>
+    </w:lvl>
+    <w:lvl w:ilvl="4" w:tplc="04090019" w:tentative="1">
+      <w:start w:val="1"/>
+      <w:numFmt w:val="lowerLetter"/>
+      <w:lvlText w:val="%5."/>
+      <w:lvlJc w:val="left"/>
+      <w:pPr>
+        <w:ind w:left="3600" w:hanging="360"/>
+      </w:pPr>
+    </w:lvl>
+    <w:lvl w:ilvl="5" w:tplc="0409001B" w:tentative="1">
+      <w:start w:val="1"/>
+      <w:numFmt w:val="lowerRoman"/>
+      <w:lvlText w:val="%6."/>
+      <w:lvlJc w:val="right"/>
+      <w:pPr>
+        <w:ind w:left="4320" w:hanging="180"/>
+      </w:pPr>
+    </w:lvl>
+    <w:lvl w:ilvl="6" w:tplc="0409000F" w:tentative="1">
+      <w:start w:val="1"/>
+      <w:numFmt w:val="decimal"/>
+      <w:lvlText w:val="%7."/>
+      <w:lvlJc w:val="left"/>
+      <w:pPr>
+        <w:ind w:left="5040" w:hanging="360"/>
+      </w:pPr>
+    </w:lvl>
+    <w:lvl w:ilvl="7" w:tplc="04090019" w:tentative="1">
+      <w:start w:val="1"/>
+      <w:numFmt w:val="lowerLetter"/>
+      <w:lvlText w:val="%8."/>
+      <w:lvlJc w:val="left"/>
+      <w:pPr>
+        <w:ind w:left="5760" w:hanging="360"/>
+      </w:pPr>
+    </w:lvl>
+    <w:lvl w:ilvl="8" w:tplc="0409001B" w:tentative="1">
+      <w:start w:val="1"/>
+      <w:numFmt w:val="lowerRoman"/>
+      <w:lvlText w:val="%9."/>
+      <w:lvlJc w:val="right"/>
+      <w:pPr>
+        <w:ind w:left="6480" w:hanging="180"/>
+      </w:pPr>
+    </w:lvl>
+  </w:abstractNum>
+  <w:abstractNum w:abstractNumId="12">
+    <w:nsid w:val="263044DB"/>
+    <w:multiLevelType w:val="hybridMultilevel"/>
+    <w:tmpl w:val="C12C59FA"/>
+    <w:lvl w:ilvl="0" w:tplc="6E5C4EF6">
+      <w:start w:val="1"/>
+      <w:numFmt w:val="lowerLetter"/>
+      <w:lvlText w:val="(%1)"/>
+      <w:lvlJc w:val="left"/>
+      <w:pPr>
+        <w:ind w:left="720" w:hanging="360"/>
+      </w:pPr>
+      <w:rPr>
+        <w:rFonts w:hint="default"/>
+      </w:rPr>
+    </w:lvl>
+    <w:lvl w:ilvl="1" w:tplc="04090019" w:tentative="1">
+      <w:start w:val="1"/>
+      <w:numFmt w:val="lowerLetter"/>
+      <w:lvlText w:val="%2."/>
+      <w:lvlJc w:val="left"/>
+      <w:pPr>
+        <w:ind w:left="1440" w:hanging="360"/>
+      </w:pPr>
+    </w:lvl>
+    <w:lvl w:ilvl="2" w:tplc="0409001B" w:tentative="1">
+      <w:start w:val="1"/>
+      <w:numFmt w:val="lowerRoman"/>
+      <w:lvlText w:val="%3."/>
+      <w:lvlJc w:val="right"/>
+      <w:pPr>
+        <w:ind w:left="2160" w:hanging="180"/>
+      </w:pPr>
+    </w:lvl>
+    <w:lvl w:ilvl="3" w:tplc="0409000F" w:tentative="1">
+      <w:start w:val="1"/>
+      <w:numFmt w:val="decimal"/>
+      <w:lvlText w:val="%4."/>
+      <w:lvlJc w:val="left"/>
+      <w:pPr>
+        <w:ind w:left="2880" w:hanging="360"/>
+      </w:pPr>
+    </w:lvl>
+    <w:lvl w:ilvl="4" w:tplc="04090019" w:tentative="1">
+      <w:start w:val="1"/>
+      <w:numFmt w:val="lowerLetter"/>
+      <w:lvlText w:val="%5."/>
+      <w:lvlJc w:val="left"/>
+      <w:pPr>
+        <w:ind w:left="3600" w:hanging="360"/>
+      </w:pPr>
+    </w:lvl>
+    <w:lvl w:ilvl="5" w:tplc="0409001B" w:tentative="1">
+      <w:start w:val="1"/>
+      <w:numFmt w:val="lowerRoman"/>
+      <w:lvlText w:val="%6."/>
+      <w:lvlJc w:val="right"/>
+      <w:pPr>
+        <w:ind w:left="4320" w:hanging="180"/>
+      </w:pPr>
+    </w:lvl>
+    <w:lvl w:ilvl="6" w:tplc="0409000F" w:tentative="1">
+      <w:start w:val="1"/>
+      <w:numFmt w:val="decimal"/>
+      <w:lvlText w:val="%7."/>
+      <w:lvlJc w:val="left"/>
+      <w:pPr>
+        <w:ind w:left="5040" w:hanging="360"/>
+      </w:pPr>
+    </w:lvl>
+    <w:lvl w:ilvl="7" w:tplc="04090019" w:tentative="1">
+      <w:start w:val="1"/>
+      <w:numFmt w:val="lowerLetter"/>
+      <w:lvlText w:val="%8."/>
+      <w:lvlJc w:val="left"/>
+      <w:pPr>
+        <w:ind w:left="5760" w:hanging="360"/>
+      </w:pPr>
+    </w:lvl>
+    <w:lvl w:ilvl="8" w:tplc="0409001B" w:tentative="1">
+      <w:start w:val="1"/>
+      <w:numFmt w:val="lowerRoman"/>
+      <w:lvlText w:val="%9."/>
+      <w:lvlJc w:val="right"/>
+      <w:pPr>
+        <w:ind w:left="6480" w:hanging="180"/>
+      </w:pPr>
+    </w:lvl>
+  </w:abstractNum>
+  <w:abstractNum w:abstractNumId="13">
+    <w:nsid w:val="28BA1285"/>
+    <w:multiLevelType w:val="hybridMultilevel"/>
+    <w:tmpl w:val="97CCF7AE"/>
+    <w:lvl w:ilvl="0" w:tplc="CF66F370">
+      <w:start w:val="1"/>
+      <w:numFmt w:val="lowerLetter"/>
+      <w:lvlText w:val="(%1)"/>
+      <w:lvlJc w:val="left"/>
+      <w:pPr>
+        <w:ind w:left="720" w:hanging="360"/>
+      </w:pPr>
+      <w:rPr>
+        <w:rFonts w:hint="default"/>
+      </w:rPr>
+    </w:lvl>
+    <w:lvl w:ilvl="1" w:tplc="04090019" w:tentative="1">
+      <w:start w:val="1"/>
+      <w:numFmt w:val="lowerLetter"/>
+      <w:lvlText w:val="%2."/>
+      <w:lvlJc w:val="left"/>
+      <w:pPr>
+        <w:ind w:left="1440" w:hanging="360"/>
+      </w:pPr>
+    </w:lvl>
+    <w:lvl w:ilvl="2" w:tplc="0409001B" w:tentative="1">
+      <w:start w:val="1"/>
+      <w:numFmt w:val="lowerRoman"/>
+      <w:lvlText w:val="%3."/>
+      <w:lvlJc w:val="right"/>
+      <w:pPr>
+        <w:ind w:left="2160" w:hanging="180"/>
+      </w:pPr>
+    </w:lvl>
+    <w:lvl w:ilvl="3" w:tplc="0409000F" w:tentative="1">
+      <w:start w:val="1"/>
+      <w:numFmt w:val="decimal"/>
+      <w:lvlText w:val="%4."/>
+      <w:lvlJc w:val="left"/>
+      <w:pPr>
+        <w:ind w:left="2880" w:hanging="360"/>
+      </w:pPr>
+    </w:lvl>
+    <w:lvl w:ilvl="4" w:tplc="04090019" w:tentative="1">
+      <w:start w:val="1"/>
+      <w:numFmt w:val="lowerLetter"/>
+      <w:lvlText w:val="%5."/>
+      <w:lvlJc w:val="left"/>
+      <w:pPr>
+        <w:ind w:left="3600" w:hanging="360"/>
+      </w:pPr>
+    </w:lvl>
+    <w:lvl w:ilvl="5" w:tplc="0409001B" w:tentative="1">
+      <w:start w:val="1"/>
+      <w:numFmt w:val="lowerRoman"/>
+      <w:lvlText w:val="%6."/>
+      <w:lvlJc w:val="right"/>
+      <w:pPr>
+        <w:ind w:left="4320" w:hanging="180"/>
+      </w:pPr>
+    </w:lvl>
+    <w:lvl w:ilvl="6" w:tplc="0409000F" w:tentative="1">
+      <w:start w:val="1"/>
+      <w:numFmt w:val="decimal"/>
+      <w:lvlText w:val="%7."/>
+      <w:lvlJc w:val="left"/>
+      <w:pPr>
+        <w:ind w:left="5040" w:hanging="360"/>
+      </w:pPr>
+    </w:lvl>
+    <w:lvl w:ilvl="7" w:tplc="04090019" w:tentative="1">
+      <w:start w:val="1"/>
+      <w:numFmt w:val="lowerLetter"/>
+      <w:lvlText w:val="%8."/>
+      <w:lvlJc w:val="left"/>
+      <w:pPr>
+        <w:ind w:left="5760" w:hanging="360"/>
+      </w:pPr>
+    </w:lvl>
+    <w:lvl w:ilvl="8" w:tplc="0409001B" w:tentative="1">
+      <w:start w:val="1"/>
+      <w:numFmt w:val="lowerRoman"/>
+      <w:lvlText w:val="%9."/>
+      <w:lvlJc w:val="right"/>
+      <w:pPr>
+        <w:ind w:left="6480" w:hanging="180"/>
+      </w:pPr>
+    </w:lvl>
+  </w:abstractNum>
+  <w:abstractNum w:abstractNumId="14">
+    <w:nsid w:val="2E4A7C41"/>
+    <w:multiLevelType w:val="hybridMultilevel"/>
+    <w:tmpl w:val="54687AA8"/>
+    <w:lvl w:ilvl="0" w:tplc="F8406EC8">
+      <w:start w:val="1"/>
+      <w:numFmt w:val="lowerLetter"/>
+      <w:lvlText w:val="(%1)"/>
+      <w:lvlJc w:val="left"/>
+      <w:pPr>
+        <w:ind w:left="720" w:hanging="360"/>
+      </w:pPr>
+      <w:rPr>
+        <w:rFonts w:hint="default"/>
+      </w:rPr>
+    </w:lvl>
+    <w:lvl w:ilvl="1" w:tplc="04090019" w:tentative="1">
+      <w:start w:val="1"/>
+      <w:numFmt w:val="lowerLetter"/>
+      <w:lvlText w:val="%2."/>
+      <w:lvlJc w:val="left"/>
+      <w:pPr>
+        <w:ind w:left="1440" w:hanging="360"/>
+      </w:pPr>
+    </w:lvl>
+    <w:lvl w:ilvl="2" w:tplc="0409001B" w:tentative="1">
+      <w:start w:val="1"/>
+      <w:numFmt w:val="lowerRoman"/>
+      <w:lvlText w:val="%3."/>
+      <w:lvlJc w:val="right"/>
+      <w:pPr>
+        <w:ind w:left="2160" w:hanging="180"/>
+      </w:pPr>
+    </w:lvl>
+    <w:lvl w:ilvl="3" w:tplc="0409000F" w:tentative="1">
+      <w:start w:val="1"/>
+      <w:numFmt w:val="decimal"/>
+      <w:lvlText w:val="%4."/>
+      <w:lvlJc w:val="left"/>
+      <w:pPr>
+        <w:ind w:left="2880" w:hanging="360"/>
+      </w:pPr>
+    </w:lvl>
+    <w:lvl w:ilvl="4" w:tplc="04090019" w:tentative="1">
+      <w:start w:val="1"/>
+      <w:numFmt w:val="lowerLetter"/>
+      <w:lvlText w:val="%5."/>
+      <w:lvlJc w:val="left"/>
+      <w:pPr>
+        <w:ind w:left="3600" w:hanging="360"/>
+      </w:pPr>
+    </w:lvl>
+    <w:lvl w:ilvl="5" w:tplc="0409001B" w:tentative="1">
+      <w:start w:val="1"/>
+      <w:numFmt w:val="lowerRoman"/>
+      <w:lvlText w:val="%6."/>
+      <w:lvlJc w:val="right"/>
+      <w:pPr>
+        <w:ind w:left="4320" w:hanging="180"/>
+      </w:pPr>
+    </w:lvl>
+    <w:lvl w:ilvl="6" w:tplc="0409000F" w:tentative="1">
+      <w:start w:val="1"/>
+      <w:numFmt w:val="decimal"/>
+      <w:lvlText w:val="%7."/>
+      <w:lvlJc w:val="left"/>
+      <w:pPr>
+        <w:ind w:left="5040" w:hanging="360"/>
+      </w:pPr>
+    </w:lvl>
+    <w:lvl w:ilvl="7" w:tplc="04090019" w:tentative="1">
+      <w:start w:val="1"/>
+      <w:numFmt w:val="lowerLetter"/>
+      <w:lvlText w:val="%8."/>
+      <w:lvlJc w:val="left"/>
+      <w:pPr>
+        <w:ind w:left="5760" w:hanging="360"/>
+      </w:pPr>
+    </w:lvl>
+    <w:lvl w:ilvl="8" w:tplc="0409001B" w:tentative="1">
+      <w:start w:val="1"/>
+      <w:numFmt w:val="lowerRoman"/>
+      <w:lvlText w:val="%9."/>
+      <w:lvlJc w:val="right"/>
+      <w:pPr>
+        <w:ind w:left="6480" w:hanging="180"/>
+      </w:pPr>
+    </w:lvl>
+  </w:abstractNum>
+  <w:abstractNum w:abstractNumId="15">
+    <w:nsid w:val="3226093A"/>
+    <w:multiLevelType w:val="hybridMultilevel"/>
+    <w:tmpl w:val="B43A948A"/>
+    <w:lvl w:ilvl="0" w:tplc="E1507E66">
+      <w:start w:val="1"/>
+      <w:numFmt w:val="lowerLetter"/>
+      <w:lvlText w:val="(%1)"/>
+      <w:lvlJc w:val="left"/>
+      <w:pPr>
+        <w:ind w:left="720" w:hanging="360"/>
+      </w:pPr>
+      <w:rPr>
+        <w:rFonts w:hint="default"/>
+      </w:rPr>
+    </w:lvl>
+    <w:lvl w:ilvl="1" w:tplc="04090019" w:tentative="1">
+      <w:start w:val="1"/>
+      <w:numFmt w:val="lowerLetter"/>
+      <w:lvlText w:val="%2."/>
+      <w:lvlJc w:val="left"/>
+      <w:pPr>
+        <w:ind w:left="1440" w:hanging="360"/>
+      </w:pPr>
+    </w:lvl>
+    <w:lvl w:ilvl="2" w:tplc="0409001B" w:tentative="1">
+      <w:start w:val="1"/>
+      <w:numFmt w:val="lowerRoman"/>
+      <w:lvlText w:val="%3."/>
+      <w:lvlJc w:val="right"/>
+      <w:pPr>
+        <w:ind w:left="2160" w:hanging="180"/>
+      </w:pPr>
+    </w:lvl>
+    <w:lvl w:ilvl="3" w:tplc="0409000F" w:tentative="1">
+      <w:start w:val="1"/>
+      <w:numFmt w:val="decimal"/>
+      <w:lvlText w:val="%4."/>
+      <w:lvlJc w:val="left"/>
+      <w:pPr>
+        <w:ind w:left="2880" w:hanging="360"/>
+      </w:pPr>
+    </w:lvl>
+    <w:lvl w:ilvl="4" w:tplc="04090019" w:tentative="1">
+      <w:start w:val="1"/>
+      <w:numFmt w:val="lowerLetter"/>
+      <w:lvlText w:val="%5."/>
+      <w:lvlJc w:val="left"/>
+      <w:pPr>
+        <w:ind w:left="3600" w:hanging="360"/>
+      </w:pPr>
+    </w:lvl>
+    <w:lvl w:ilvl="5" w:tplc="0409001B" w:tentative="1">
+      <w:start w:val="1"/>
+      <w:numFmt w:val="lowerRoman"/>
+      <w:lvlText w:val="%6."/>
+      <w:lvlJc w:val="right"/>
+      <w:pPr>
+        <w:ind w:left="4320" w:hanging="180"/>
+      </w:pPr>
+    </w:lvl>
+    <w:lvl w:ilvl="6" w:tplc="0409000F" w:tentative="1">
+      <w:start w:val="1"/>
+      <w:numFmt w:val="decimal"/>
+      <w:lvlText w:val="%7."/>
+      <w:lvlJc w:val="left"/>
+      <w:pPr>
+        <w:ind w:left="5040" w:hanging="360"/>
+      </w:pPr>
+    </w:lvl>
+    <w:lvl w:ilvl="7" w:tplc="04090019" w:tentative="1">
+      <w:start w:val="1"/>
+      <w:numFmt w:val="lowerLetter"/>
+      <w:lvlText w:val="%8."/>
+      <w:lvlJc w:val="left"/>
+      <w:pPr>
+        <w:ind w:left="5760" w:hanging="360"/>
+      </w:pPr>
+    </w:lvl>
+    <w:lvl w:ilvl="8" w:tplc="0409001B" w:tentative="1">
+      <w:start w:val="1"/>
+      <w:numFmt w:val="lowerRoman"/>
+      <w:lvlText w:val="%9."/>
+      <w:lvlJc w:val="right"/>
+      <w:pPr>
+        <w:ind w:left="6480" w:hanging="180"/>
+      </w:pPr>
+    </w:lvl>
+  </w:abstractNum>
+  <w:abstractNum w:abstractNumId="16">
     <w:nsid w:val="391C2211"/>
     <w:multiLevelType w:val="hybridMultilevel"/>
     <w:tmpl w:val="1988BB92"/>
@@ -6764,7 +12087,7 @@
       </w:pPr>
     </w:lvl>
   </w:abstractNum>
-  <w:abstractNum w:abstractNumId="6">
+  <w:abstractNum w:abstractNumId="17">
     <w:nsid w:val="39A404C8"/>
     <w:multiLevelType w:val="hybridMultilevel"/>
     <w:tmpl w:val="B3A2B9F4"/>
@@ -6853,7 +12176,274 @@
       </w:pPr>
     </w:lvl>
   </w:abstractNum>
-  <w:abstractNum w:abstractNumId="7">
+  <w:abstractNum w:abstractNumId="18">
+    <w:nsid w:val="3DD1328E"/>
+    <w:multiLevelType w:val="hybridMultilevel"/>
+    <w:tmpl w:val="6EF2DC46"/>
+    <w:lvl w:ilvl="0" w:tplc="08EA7532">
+      <w:start w:val="1"/>
+      <w:numFmt w:val="lowerLetter"/>
+      <w:lvlText w:val="(%1)"/>
+      <w:lvlJc w:val="left"/>
+      <w:pPr>
+        <w:ind w:left="720" w:hanging="360"/>
+      </w:pPr>
+      <w:rPr>
+        <w:rFonts w:hint="default"/>
+      </w:rPr>
+    </w:lvl>
+    <w:lvl w:ilvl="1" w:tplc="04090019" w:tentative="1">
+      <w:start w:val="1"/>
+      <w:numFmt w:val="lowerLetter"/>
+      <w:lvlText w:val="%2."/>
+      <w:lvlJc w:val="left"/>
+      <w:pPr>
+        <w:ind w:left="1440" w:hanging="360"/>
+      </w:pPr>
+    </w:lvl>
+    <w:lvl w:ilvl="2" w:tplc="0409001B" w:tentative="1">
+      <w:start w:val="1"/>
+      <w:numFmt w:val="lowerRoman"/>
+      <w:lvlText w:val="%3."/>
+      <w:lvlJc w:val="right"/>
+      <w:pPr>
+        <w:ind w:left="2160" w:hanging="180"/>
+      </w:pPr>
+    </w:lvl>
+    <w:lvl w:ilvl="3" w:tplc="0409000F" w:tentative="1">
+      <w:start w:val="1"/>
+      <w:numFmt w:val="decimal"/>
+      <w:lvlText w:val="%4."/>
+      <w:lvlJc w:val="left"/>
+      <w:pPr>
+        <w:ind w:left="2880" w:hanging="360"/>
+      </w:pPr>
+    </w:lvl>
+    <w:lvl w:ilvl="4" w:tplc="04090019" w:tentative="1">
+      <w:start w:val="1"/>
+      <w:numFmt w:val="lowerLetter"/>
+      <w:lvlText w:val="%5."/>
+      <w:lvlJc w:val="left"/>
+      <w:pPr>
+        <w:ind w:left="3600" w:hanging="360"/>
+      </w:pPr>
+    </w:lvl>
+    <w:lvl w:ilvl="5" w:tplc="0409001B" w:tentative="1">
+      <w:start w:val="1"/>
+      <w:numFmt w:val="lowerRoman"/>
+      <w:lvlText w:val="%6."/>
+      <w:lvlJc w:val="right"/>
+      <w:pPr>
+        <w:ind w:left="4320" w:hanging="180"/>
+      </w:pPr>
+    </w:lvl>
+    <w:lvl w:ilvl="6" w:tplc="0409000F" w:tentative="1">
+      <w:start w:val="1"/>
+      <w:numFmt w:val="decimal"/>
+      <w:lvlText w:val="%7."/>
+      <w:lvlJc w:val="left"/>
+      <w:pPr>
+        <w:ind w:left="5040" w:hanging="360"/>
+      </w:pPr>
+    </w:lvl>
+    <w:lvl w:ilvl="7" w:tplc="04090019" w:tentative="1">
+      <w:start w:val="1"/>
+      <w:numFmt w:val="lowerLetter"/>
+      <w:lvlText w:val="%8."/>
+      <w:lvlJc w:val="left"/>
+      <w:pPr>
+        <w:ind w:left="5760" w:hanging="360"/>
+      </w:pPr>
+    </w:lvl>
+    <w:lvl w:ilvl="8" w:tplc="0409001B" w:tentative="1">
+      <w:start w:val="1"/>
+      <w:numFmt w:val="lowerRoman"/>
+      <w:lvlText w:val="%9."/>
+      <w:lvlJc w:val="right"/>
+      <w:pPr>
+        <w:ind w:left="6480" w:hanging="180"/>
+      </w:pPr>
+    </w:lvl>
+  </w:abstractNum>
+  <w:abstractNum w:abstractNumId="19">
+    <w:nsid w:val="3FD0496D"/>
+    <w:multiLevelType w:val="hybridMultilevel"/>
+    <w:tmpl w:val="FB9AD84A"/>
+    <w:lvl w:ilvl="0" w:tplc="2B84BA70">
+      <w:start w:val="1"/>
+      <w:numFmt w:val="lowerLetter"/>
+      <w:lvlText w:val="(%1)"/>
+      <w:lvlJc w:val="left"/>
+      <w:pPr>
+        <w:ind w:left="720" w:hanging="360"/>
+      </w:pPr>
+      <w:rPr>
+        <w:rFonts w:hint="default"/>
+      </w:rPr>
+    </w:lvl>
+    <w:lvl w:ilvl="1" w:tplc="04090019" w:tentative="1">
+      <w:start w:val="1"/>
+      <w:numFmt w:val="lowerLetter"/>
+      <w:lvlText w:val="%2."/>
+      <w:lvlJc w:val="left"/>
+      <w:pPr>
+        <w:ind w:left="1440" w:hanging="360"/>
+      </w:pPr>
+    </w:lvl>
+    <w:lvl w:ilvl="2" w:tplc="0409001B" w:tentative="1">
+      <w:start w:val="1"/>
+      <w:numFmt w:val="lowerRoman"/>
+      <w:lvlText w:val="%3."/>
+      <w:lvlJc w:val="right"/>
+      <w:pPr>
+        <w:ind w:left="2160" w:hanging="180"/>
+      </w:pPr>
+    </w:lvl>
+    <w:lvl w:ilvl="3" w:tplc="0409000F" w:tentative="1">
+      <w:start w:val="1"/>
+      <w:numFmt w:val="decimal"/>
+      <w:lvlText w:val="%4."/>
+      <w:lvlJc w:val="left"/>
+      <w:pPr>
+        <w:ind w:left="2880" w:hanging="360"/>
+      </w:pPr>
+    </w:lvl>
+    <w:lvl w:ilvl="4" w:tplc="04090019" w:tentative="1">
+      <w:start w:val="1"/>
+      <w:numFmt w:val="lowerLetter"/>
+      <w:lvlText w:val="%5."/>
+      <w:lvlJc w:val="left"/>
+      <w:pPr>
+        <w:ind w:left="3600" w:hanging="360"/>
+      </w:pPr>
+    </w:lvl>
+    <w:lvl w:ilvl="5" w:tplc="0409001B" w:tentative="1">
+      <w:start w:val="1"/>
+      <w:numFmt w:val="lowerRoman"/>
+      <w:lvlText w:val="%6."/>
+      <w:lvlJc w:val="right"/>
+      <w:pPr>
+        <w:ind w:left="4320" w:hanging="180"/>
+      </w:pPr>
+    </w:lvl>
+    <w:lvl w:ilvl="6" w:tplc="0409000F" w:tentative="1">
+      <w:start w:val="1"/>
+      <w:numFmt w:val="decimal"/>
+      <w:lvlText w:val="%7."/>
+      <w:lvlJc w:val="left"/>
+      <w:pPr>
+        <w:ind w:left="5040" w:hanging="360"/>
+      </w:pPr>
+    </w:lvl>
+    <w:lvl w:ilvl="7" w:tplc="04090019" w:tentative="1">
+      <w:start w:val="1"/>
+      <w:numFmt w:val="lowerLetter"/>
+      <w:lvlText w:val="%8."/>
+      <w:lvlJc w:val="left"/>
+      <w:pPr>
+        <w:ind w:left="5760" w:hanging="360"/>
+      </w:pPr>
+    </w:lvl>
+    <w:lvl w:ilvl="8" w:tplc="0409001B" w:tentative="1">
+      <w:start w:val="1"/>
+      <w:numFmt w:val="lowerRoman"/>
+      <w:lvlText w:val="%9."/>
+      <w:lvlJc w:val="right"/>
+      <w:pPr>
+        <w:ind w:left="6480" w:hanging="180"/>
+      </w:pPr>
+    </w:lvl>
+  </w:abstractNum>
+  <w:abstractNum w:abstractNumId="20">
+    <w:nsid w:val="416625C5"/>
+    <w:multiLevelType w:val="hybridMultilevel"/>
+    <w:tmpl w:val="DDCEE70E"/>
+    <w:lvl w:ilvl="0" w:tplc="E7C4E586">
+      <w:start w:val="1"/>
+      <w:numFmt w:val="lowerLetter"/>
+      <w:lvlText w:val="(%1)"/>
+      <w:lvlJc w:val="left"/>
+      <w:pPr>
+        <w:ind w:left="720" w:hanging="360"/>
+      </w:pPr>
+      <w:rPr>
+        <w:rFonts w:hint="default"/>
+      </w:rPr>
+    </w:lvl>
+    <w:lvl w:ilvl="1" w:tplc="04090019" w:tentative="1">
+      <w:start w:val="1"/>
+      <w:numFmt w:val="lowerLetter"/>
+      <w:lvlText w:val="%2."/>
+      <w:lvlJc w:val="left"/>
+      <w:pPr>
+        <w:ind w:left="1440" w:hanging="360"/>
+      </w:pPr>
+    </w:lvl>
+    <w:lvl w:ilvl="2" w:tplc="0409001B" w:tentative="1">
+      <w:start w:val="1"/>
+      <w:numFmt w:val="lowerRoman"/>
+      <w:lvlText w:val="%3."/>
+      <w:lvlJc w:val="right"/>
+      <w:pPr>
+        <w:ind w:left="2160" w:hanging="180"/>
+      </w:pPr>
+    </w:lvl>
+    <w:lvl w:ilvl="3" w:tplc="0409000F" w:tentative="1">
+      <w:start w:val="1"/>
+      <w:numFmt w:val="decimal"/>
+      <w:lvlText w:val="%4."/>
+      <w:lvlJc w:val="left"/>
+      <w:pPr>
+        <w:ind w:left="2880" w:hanging="360"/>
+      </w:pPr>
+    </w:lvl>
+    <w:lvl w:ilvl="4" w:tplc="04090019" w:tentative="1">
+      <w:start w:val="1"/>
+      <w:numFmt w:val="lowerLetter"/>
+      <w:lvlText w:val="%5."/>
+      <w:lvlJc w:val="left"/>
+      <w:pPr>
+        <w:ind w:left="3600" w:hanging="360"/>
+      </w:pPr>
+    </w:lvl>
+    <w:lvl w:ilvl="5" w:tplc="0409001B" w:tentative="1">
+      <w:start w:val="1"/>
+      <w:numFmt w:val="lowerRoman"/>
+      <w:lvlText w:val="%6."/>
+      <w:lvlJc w:val="right"/>
+      <w:pPr>
+        <w:ind w:left="4320" w:hanging="180"/>
+      </w:pPr>
+    </w:lvl>
+    <w:lvl w:ilvl="6" w:tplc="0409000F" w:tentative="1">
+      <w:start w:val="1"/>
+      <w:numFmt w:val="decimal"/>
+      <w:lvlText w:val="%7."/>
+      <w:lvlJc w:val="left"/>
+      <w:pPr>
+        <w:ind w:left="5040" w:hanging="360"/>
+      </w:pPr>
+    </w:lvl>
+    <w:lvl w:ilvl="7" w:tplc="04090019" w:tentative="1">
+      <w:start w:val="1"/>
+      <w:numFmt w:val="lowerLetter"/>
+      <w:lvlText w:val="%8."/>
+      <w:lvlJc w:val="left"/>
+      <w:pPr>
+        <w:ind w:left="5760" w:hanging="360"/>
+      </w:pPr>
+    </w:lvl>
+    <w:lvl w:ilvl="8" w:tplc="0409001B" w:tentative="1">
+      <w:start w:val="1"/>
+      <w:numFmt w:val="lowerRoman"/>
+      <w:lvlText w:val="%9."/>
+      <w:lvlJc w:val="right"/>
+      <w:pPr>
+        <w:ind w:left="6480" w:hanging="180"/>
+      </w:pPr>
+    </w:lvl>
+  </w:abstractNum>
+  <w:abstractNum w:abstractNumId="21">
     <w:nsid w:val="43C6525A"/>
     <w:multiLevelType w:val="hybridMultilevel"/>
     <w:tmpl w:val="DFD0E476"/>
@@ -6942,7 +12532,96 @@
       </w:pPr>
     </w:lvl>
   </w:abstractNum>
-  <w:abstractNum w:abstractNumId="8">
+  <w:abstractNum w:abstractNumId="22">
+    <w:nsid w:val="46D17F63"/>
+    <w:multiLevelType w:val="hybridMultilevel"/>
+    <w:tmpl w:val="EEB66DD4"/>
+    <w:lvl w:ilvl="0" w:tplc="AB7AD3AC">
+      <w:start w:val="1"/>
+      <w:numFmt w:val="lowerLetter"/>
+      <w:lvlText w:val="(%1)"/>
+      <w:lvlJc w:val="left"/>
+      <w:pPr>
+        <w:ind w:left="720" w:hanging="360"/>
+      </w:pPr>
+      <w:rPr>
+        <w:rFonts w:hint="default"/>
+      </w:rPr>
+    </w:lvl>
+    <w:lvl w:ilvl="1" w:tplc="04090019" w:tentative="1">
+      <w:start w:val="1"/>
+      <w:numFmt w:val="lowerLetter"/>
+      <w:lvlText w:val="%2."/>
+      <w:lvlJc w:val="left"/>
+      <w:pPr>
+        <w:ind w:left="1440" w:hanging="360"/>
+      </w:pPr>
+    </w:lvl>
+    <w:lvl w:ilvl="2" w:tplc="0409001B" w:tentative="1">
+      <w:start w:val="1"/>
+      <w:numFmt w:val="lowerRoman"/>
+      <w:lvlText w:val="%3."/>
+      <w:lvlJc w:val="right"/>
+      <w:pPr>
+        <w:ind w:left="2160" w:hanging="180"/>
+      </w:pPr>
+    </w:lvl>
+    <w:lvl w:ilvl="3" w:tplc="0409000F" w:tentative="1">
+      <w:start w:val="1"/>
+      <w:numFmt w:val="decimal"/>
+      <w:lvlText w:val="%4."/>
+      <w:lvlJc w:val="left"/>
+      <w:pPr>
+        <w:ind w:left="2880" w:hanging="360"/>
+      </w:pPr>
+    </w:lvl>
+    <w:lvl w:ilvl="4" w:tplc="04090019" w:tentative="1">
+      <w:start w:val="1"/>
+      <w:numFmt w:val="lowerLetter"/>
+      <w:lvlText w:val="%5."/>
+      <w:lvlJc w:val="left"/>
+      <w:pPr>
+        <w:ind w:left="3600" w:hanging="360"/>
+      </w:pPr>
+    </w:lvl>
+    <w:lvl w:ilvl="5" w:tplc="0409001B" w:tentative="1">
+      <w:start w:val="1"/>
+      <w:numFmt w:val="lowerRoman"/>
+      <w:lvlText w:val="%6."/>
+      <w:lvlJc w:val="right"/>
+      <w:pPr>
+        <w:ind w:left="4320" w:hanging="180"/>
+      </w:pPr>
+    </w:lvl>
+    <w:lvl w:ilvl="6" w:tplc="0409000F" w:tentative="1">
+      <w:start w:val="1"/>
+      <w:numFmt w:val="decimal"/>
+      <w:lvlText w:val="%7."/>
+      <w:lvlJc w:val="left"/>
+      <w:pPr>
+        <w:ind w:left="5040" w:hanging="360"/>
+      </w:pPr>
+    </w:lvl>
+    <w:lvl w:ilvl="7" w:tplc="04090019" w:tentative="1">
+      <w:start w:val="1"/>
+      <w:numFmt w:val="lowerLetter"/>
+      <w:lvlText w:val="%8."/>
+      <w:lvlJc w:val="left"/>
+      <w:pPr>
+        <w:ind w:left="5760" w:hanging="360"/>
+      </w:pPr>
+    </w:lvl>
+    <w:lvl w:ilvl="8" w:tplc="0409001B" w:tentative="1">
+      <w:start w:val="1"/>
+      <w:numFmt w:val="lowerRoman"/>
+      <w:lvlText w:val="%9."/>
+      <w:lvlJc w:val="right"/>
+      <w:pPr>
+        <w:ind w:left="6480" w:hanging="180"/>
+      </w:pPr>
+    </w:lvl>
+  </w:abstractNum>
+  <w:abstractNum w:abstractNumId="23">
     <w:nsid w:val="4775276A"/>
     <w:multiLevelType w:val="hybridMultilevel"/>
     <w:tmpl w:val="D72C67EA"/>
@@ -7031,7 +12710,96 @@
       </w:pPr>
     </w:lvl>
   </w:abstractNum>
-  <w:abstractNum w:abstractNumId="9">
+  <w:abstractNum w:abstractNumId="24">
+    <w:nsid w:val="47C75053"/>
+    <w:multiLevelType w:val="hybridMultilevel"/>
+    <w:tmpl w:val="7C984CD0"/>
+    <w:lvl w:ilvl="0" w:tplc="388E1524">
+      <w:start w:val="1"/>
+      <w:numFmt w:val="lowerLetter"/>
+      <w:lvlText w:val="(%1)"/>
+      <w:lvlJc w:val="left"/>
+      <w:pPr>
+        <w:ind w:left="720" w:hanging="360"/>
+      </w:pPr>
+      <w:rPr>
+        <w:rFonts w:hint="default"/>
+      </w:rPr>
+    </w:lvl>
+    <w:lvl w:ilvl="1" w:tplc="04090019" w:tentative="1">
+      <w:start w:val="1"/>
+      <w:numFmt w:val="lowerLetter"/>
+      <w:lvlText w:val="%2."/>
+      <w:lvlJc w:val="left"/>
+      <w:pPr>
+        <w:ind w:left="1440" w:hanging="360"/>
+      </w:pPr>
+    </w:lvl>
+    <w:lvl w:ilvl="2" w:tplc="0409001B" w:tentative="1">
+      <w:start w:val="1"/>
+      <w:numFmt w:val="lowerRoman"/>
+      <w:lvlText w:val="%3."/>
+      <w:lvlJc w:val="right"/>
+      <w:pPr>
+        <w:ind w:left="2160" w:hanging="180"/>
+      </w:pPr>
+    </w:lvl>
+    <w:lvl w:ilvl="3" w:tplc="0409000F" w:tentative="1">
+      <w:start w:val="1"/>
+      <w:numFmt w:val="decimal"/>
+      <w:lvlText w:val="%4."/>
+      <w:lvlJc w:val="left"/>
+      <w:pPr>
+        <w:ind w:left="2880" w:hanging="360"/>
+      </w:pPr>
+    </w:lvl>
+    <w:lvl w:ilvl="4" w:tplc="04090019" w:tentative="1">
+      <w:start w:val="1"/>
+      <w:numFmt w:val="lowerLetter"/>
+      <w:lvlText w:val="%5."/>
+      <w:lvlJc w:val="left"/>
+      <w:pPr>
+        <w:ind w:left="3600" w:hanging="360"/>
+      </w:pPr>
+    </w:lvl>
+    <w:lvl w:ilvl="5" w:tplc="0409001B" w:tentative="1">
+      <w:start w:val="1"/>
+      <w:numFmt w:val="lowerRoman"/>
+      <w:lvlText w:val="%6."/>
+      <w:lvlJc w:val="right"/>
+      <w:pPr>
+        <w:ind w:left="4320" w:hanging="180"/>
+      </w:pPr>
+    </w:lvl>
+    <w:lvl w:ilvl="6" w:tplc="0409000F" w:tentative="1">
+      <w:start w:val="1"/>
+      <w:numFmt w:val="decimal"/>
+      <w:lvlText w:val="%7."/>
+      <w:lvlJc w:val="left"/>
+      <w:pPr>
+        <w:ind w:left="5040" w:hanging="360"/>
+      </w:pPr>
+    </w:lvl>
+    <w:lvl w:ilvl="7" w:tplc="04090019" w:tentative="1">
+      <w:start w:val="1"/>
+      <w:numFmt w:val="lowerLetter"/>
+      <w:lvlText w:val="%8."/>
+      <w:lvlJc w:val="left"/>
+      <w:pPr>
+        <w:ind w:left="5760" w:hanging="360"/>
+      </w:pPr>
+    </w:lvl>
+    <w:lvl w:ilvl="8" w:tplc="0409001B" w:tentative="1">
+      <w:start w:val="1"/>
+      <w:numFmt w:val="lowerRoman"/>
+      <w:lvlText w:val="%9."/>
+      <w:lvlJc w:val="right"/>
+      <w:pPr>
+        <w:ind w:left="6480" w:hanging="180"/>
+      </w:pPr>
+    </w:lvl>
+  </w:abstractNum>
+  <w:abstractNum w:abstractNumId="25">
     <w:nsid w:val="4AD50863"/>
     <w:multiLevelType w:val="hybridMultilevel"/>
     <w:tmpl w:val="0D1085AE"/>
@@ -7120,7 +12888,541 @@
       </w:pPr>
     </w:lvl>
   </w:abstractNum>
-  <w:abstractNum w:abstractNumId="10">
+  <w:abstractNum w:abstractNumId="26">
+    <w:nsid w:val="4DC1243C"/>
+    <w:multiLevelType w:val="hybridMultilevel"/>
+    <w:tmpl w:val="ADF65D2A"/>
+    <w:lvl w:ilvl="0" w:tplc="858CB3D6">
+      <w:start w:val="1"/>
+      <w:numFmt w:val="lowerLetter"/>
+      <w:lvlText w:val="(%1)"/>
+      <w:lvlJc w:val="left"/>
+      <w:pPr>
+        <w:ind w:left="720" w:hanging="360"/>
+      </w:pPr>
+      <w:rPr>
+        <w:rFonts w:hint="default"/>
+      </w:rPr>
+    </w:lvl>
+    <w:lvl w:ilvl="1" w:tplc="04090019" w:tentative="1">
+      <w:start w:val="1"/>
+      <w:numFmt w:val="lowerLetter"/>
+      <w:lvlText w:val="%2."/>
+      <w:lvlJc w:val="left"/>
+      <w:pPr>
+        <w:ind w:left="1440" w:hanging="360"/>
+      </w:pPr>
+    </w:lvl>
+    <w:lvl w:ilvl="2" w:tplc="0409001B" w:tentative="1">
+      <w:start w:val="1"/>
+      <w:numFmt w:val="lowerRoman"/>
+      <w:lvlText w:val="%3."/>
+      <w:lvlJc w:val="right"/>
+      <w:pPr>
+        <w:ind w:left="2160" w:hanging="180"/>
+      </w:pPr>
+    </w:lvl>
+    <w:lvl w:ilvl="3" w:tplc="0409000F" w:tentative="1">
+      <w:start w:val="1"/>
+      <w:numFmt w:val="decimal"/>
+      <w:lvlText w:val="%4."/>
+      <w:lvlJc w:val="left"/>
+      <w:pPr>
+        <w:ind w:left="2880" w:hanging="360"/>
+      </w:pPr>
+    </w:lvl>
+    <w:lvl w:ilvl="4" w:tplc="04090019" w:tentative="1">
+      <w:start w:val="1"/>
+      <w:numFmt w:val="lowerLetter"/>
+      <w:lvlText w:val="%5."/>
+      <w:lvlJc w:val="left"/>
+      <w:pPr>
+        <w:ind w:left="3600" w:hanging="360"/>
+      </w:pPr>
+    </w:lvl>
+    <w:lvl w:ilvl="5" w:tplc="0409001B" w:tentative="1">
+      <w:start w:val="1"/>
+      <w:numFmt w:val="lowerRoman"/>
+      <w:lvlText w:val="%6."/>
+      <w:lvlJc w:val="right"/>
+      <w:pPr>
+        <w:ind w:left="4320" w:hanging="180"/>
+      </w:pPr>
+    </w:lvl>
+    <w:lvl w:ilvl="6" w:tplc="0409000F" w:tentative="1">
+      <w:start w:val="1"/>
+      <w:numFmt w:val="decimal"/>
+      <w:lvlText w:val="%7."/>
+      <w:lvlJc w:val="left"/>
+      <w:pPr>
+        <w:ind w:left="5040" w:hanging="360"/>
+      </w:pPr>
+    </w:lvl>
+    <w:lvl w:ilvl="7" w:tplc="04090019" w:tentative="1">
+      <w:start w:val="1"/>
+      <w:numFmt w:val="lowerLetter"/>
+      <w:lvlText w:val="%8."/>
+      <w:lvlJc w:val="left"/>
+      <w:pPr>
+        <w:ind w:left="5760" w:hanging="360"/>
+      </w:pPr>
+    </w:lvl>
+    <w:lvl w:ilvl="8" w:tplc="0409001B" w:tentative="1">
+      <w:start w:val="1"/>
+      <w:numFmt w:val="lowerRoman"/>
+      <w:lvlText w:val="%9."/>
+      <w:lvlJc w:val="right"/>
+      <w:pPr>
+        <w:ind w:left="6480" w:hanging="180"/>
+      </w:pPr>
+    </w:lvl>
+  </w:abstractNum>
+  <w:abstractNum w:abstractNumId="27">
+    <w:nsid w:val="50470B47"/>
+    <w:multiLevelType w:val="hybridMultilevel"/>
+    <w:tmpl w:val="D764B172"/>
+    <w:lvl w:ilvl="0" w:tplc="5A12FD66">
+      <w:start w:val="1"/>
+      <w:numFmt w:val="lowerLetter"/>
+      <w:lvlText w:val="(%1)"/>
+      <w:lvlJc w:val="left"/>
+      <w:pPr>
+        <w:ind w:left="720" w:hanging="360"/>
+      </w:pPr>
+      <w:rPr>
+        <w:rFonts w:cstheme="minorBidi" w:hint="default"/>
+      </w:rPr>
+    </w:lvl>
+    <w:lvl w:ilvl="1" w:tplc="04090019" w:tentative="1">
+      <w:start w:val="1"/>
+      <w:numFmt w:val="lowerLetter"/>
+      <w:lvlText w:val="%2."/>
+      <w:lvlJc w:val="left"/>
+      <w:pPr>
+        <w:ind w:left="1440" w:hanging="360"/>
+      </w:pPr>
+    </w:lvl>
+    <w:lvl w:ilvl="2" w:tplc="0409001B" w:tentative="1">
+      <w:start w:val="1"/>
+      <w:numFmt w:val="lowerRoman"/>
+      <w:lvlText w:val="%3."/>
+      <w:lvlJc w:val="right"/>
+      <w:pPr>
+        <w:ind w:left="2160" w:hanging="180"/>
+      </w:pPr>
+    </w:lvl>
+    <w:lvl w:ilvl="3" w:tplc="0409000F" w:tentative="1">
+      <w:start w:val="1"/>
+      <w:numFmt w:val="decimal"/>
+      <w:lvlText w:val="%4."/>
+      <w:lvlJc w:val="left"/>
+      <w:pPr>
+        <w:ind w:left="2880" w:hanging="360"/>
+      </w:pPr>
+    </w:lvl>
+    <w:lvl w:ilvl="4" w:tplc="04090019" w:tentative="1">
+      <w:start w:val="1"/>
+      <w:numFmt w:val="lowerLetter"/>
+      <w:lvlText w:val="%5."/>
+      <w:lvlJc w:val="left"/>
+      <w:pPr>
+        <w:ind w:left="3600" w:hanging="360"/>
+      </w:pPr>
+    </w:lvl>
+    <w:lvl w:ilvl="5" w:tplc="0409001B" w:tentative="1">
+      <w:start w:val="1"/>
+      <w:numFmt w:val="lowerRoman"/>
+      <w:lvlText w:val="%6."/>
+      <w:lvlJc w:val="right"/>
+      <w:pPr>
+        <w:ind w:left="4320" w:hanging="180"/>
+      </w:pPr>
+    </w:lvl>
+    <w:lvl w:ilvl="6" w:tplc="0409000F" w:tentative="1">
+      <w:start w:val="1"/>
+      <w:numFmt w:val="decimal"/>
+      <w:lvlText w:val="%7."/>
+      <w:lvlJc w:val="left"/>
+      <w:pPr>
+        <w:ind w:left="5040" w:hanging="360"/>
+      </w:pPr>
+    </w:lvl>
+    <w:lvl w:ilvl="7" w:tplc="04090019" w:tentative="1">
+      <w:start w:val="1"/>
+      <w:numFmt w:val="lowerLetter"/>
+      <w:lvlText w:val="%8."/>
+      <w:lvlJc w:val="left"/>
+      <w:pPr>
+        <w:ind w:left="5760" w:hanging="360"/>
+      </w:pPr>
+    </w:lvl>
+    <w:lvl w:ilvl="8" w:tplc="0409001B" w:tentative="1">
+      <w:start w:val="1"/>
+      <w:numFmt w:val="lowerRoman"/>
+      <w:lvlText w:val="%9."/>
+      <w:lvlJc w:val="right"/>
+      <w:pPr>
+        <w:ind w:left="6480" w:hanging="180"/>
+      </w:pPr>
+    </w:lvl>
+  </w:abstractNum>
+  <w:abstractNum w:abstractNumId="28">
+    <w:nsid w:val="53A650B5"/>
+    <w:multiLevelType w:val="hybridMultilevel"/>
+    <w:tmpl w:val="0D6C45E4"/>
+    <w:lvl w:ilvl="0" w:tplc="65C6DC68">
+      <w:start w:val="1"/>
+      <w:numFmt w:val="lowerLetter"/>
+      <w:lvlText w:val="(%1)"/>
+      <w:lvlJc w:val="left"/>
+      <w:pPr>
+        <w:ind w:left="720" w:hanging="360"/>
+      </w:pPr>
+      <w:rPr>
+        <w:rFonts w:hint="default"/>
+      </w:rPr>
+    </w:lvl>
+    <w:lvl w:ilvl="1" w:tplc="04090019" w:tentative="1">
+      <w:start w:val="1"/>
+      <w:numFmt w:val="lowerLetter"/>
+      <w:lvlText w:val="%2."/>
+      <w:lvlJc w:val="left"/>
+      <w:pPr>
+        <w:ind w:left="1440" w:hanging="360"/>
+      </w:pPr>
+    </w:lvl>
+    <w:lvl w:ilvl="2" w:tplc="0409001B" w:tentative="1">
+      <w:start w:val="1"/>
+      <w:numFmt w:val="lowerRoman"/>
+      <w:lvlText w:val="%3."/>
+      <w:lvlJc w:val="right"/>
+      <w:pPr>
+        <w:ind w:left="2160" w:hanging="180"/>
+      </w:pPr>
+    </w:lvl>
+    <w:lvl w:ilvl="3" w:tplc="0409000F" w:tentative="1">
+      <w:start w:val="1"/>
+      <w:numFmt w:val="decimal"/>
+      <w:lvlText w:val="%4."/>
+      <w:lvlJc w:val="left"/>
+      <w:pPr>
+        <w:ind w:left="2880" w:hanging="360"/>
+      </w:pPr>
+    </w:lvl>
+    <w:lvl w:ilvl="4" w:tplc="04090019" w:tentative="1">
+      <w:start w:val="1"/>
+      <w:numFmt w:val="lowerLetter"/>
+      <w:lvlText w:val="%5."/>
+      <w:lvlJc w:val="left"/>
+      <w:pPr>
+        <w:ind w:left="3600" w:hanging="360"/>
+      </w:pPr>
+    </w:lvl>
+    <w:lvl w:ilvl="5" w:tplc="0409001B" w:tentative="1">
+      <w:start w:val="1"/>
+      <w:numFmt w:val="lowerRoman"/>
+      <w:lvlText w:val="%6."/>
+      <w:lvlJc w:val="right"/>
+      <w:pPr>
+        <w:ind w:left="4320" w:hanging="180"/>
+      </w:pPr>
+    </w:lvl>
+    <w:lvl w:ilvl="6" w:tplc="0409000F" w:tentative="1">
+      <w:start w:val="1"/>
+      <w:numFmt w:val="decimal"/>
+      <w:lvlText w:val="%7."/>
+      <w:lvlJc w:val="left"/>
+      <w:pPr>
+        <w:ind w:left="5040" w:hanging="360"/>
+      </w:pPr>
+    </w:lvl>
+    <w:lvl w:ilvl="7" w:tplc="04090019" w:tentative="1">
+      <w:start w:val="1"/>
+      <w:numFmt w:val="lowerLetter"/>
+      <w:lvlText w:val="%8."/>
+      <w:lvlJc w:val="left"/>
+      <w:pPr>
+        <w:ind w:left="5760" w:hanging="360"/>
+      </w:pPr>
+    </w:lvl>
+    <w:lvl w:ilvl="8" w:tplc="0409001B" w:tentative="1">
+      <w:start w:val="1"/>
+      <w:numFmt w:val="lowerRoman"/>
+      <w:lvlText w:val="%9."/>
+      <w:lvlJc w:val="right"/>
+      <w:pPr>
+        <w:ind w:left="6480" w:hanging="180"/>
+      </w:pPr>
+    </w:lvl>
+  </w:abstractNum>
+  <w:abstractNum w:abstractNumId="29">
+    <w:nsid w:val="569300B5"/>
+    <w:multiLevelType w:val="hybridMultilevel"/>
+    <w:tmpl w:val="3FBC9AF6"/>
+    <w:lvl w:ilvl="0" w:tplc="422C27C0">
+      <w:start w:val="1"/>
+      <w:numFmt w:val="lowerLetter"/>
+      <w:lvlText w:val="(%1)"/>
+      <w:lvlJc w:val="left"/>
+      <w:pPr>
+        <w:ind w:left="720" w:hanging="360"/>
+      </w:pPr>
+      <w:rPr>
+        <w:rFonts w:hint="default"/>
+      </w:rPr>
+    </w:lvl>
+    <w:lvl w:ilvl="1" w:tplc="04090019" w:tentative="1">
+      <w:start w:val="1"/>
+      <w:numFmt w:val="lowerLetter"/>
+      <w:lvlText w:val="%2."/>
+      <w:lvlJc w:val="left"/>
+      <w:pPr>
+        <w:ind w:left="1440" w:hanging="360"/>
+      </w:pPr>
+    </w:lvl>
+    <w:lvl w:ilvl="2" w:tplc="0409001B" w:tentative="1">
+      <w:start w:val="1"/>
+      <w:numFmt w:val="lowerRoman"/>
+      <w:lvlText w:val="%3."/>
+      <w:lvlJc w:val="right"/>
+      <w:pPr>
+        <w:ind w:left="2160" w:hanging="180"/>
+      </w:pPr>
+    </w:lvl>
+    <w:lvl w:ilvl="3" w:tplc="0409000F" w:tentative="1">
+      <w:start w:val="1"/>
+      <w:numFmt w:val="decimal"/>
+      <w:lvlText w:val="%4."/>
+      <w:lvlJc w:val="left"/>
+      <w:pPr>
+        <w:ind w:left="2880" w:hanging="360"/>
+      </w:pPr>
+    </w:lvl>
+    <w:lvl w:ilvl="4" w:tplc="04090019" w:tentative="1">
+      <w:start w:val="1"/>
+      <w:numFmt w:val="lowerLetter"/>
+      <w:lvlText w:val="%5."/>
+      <w:lvlJc w:val="left"/>
+      <w:pPr>
+        <w:ind w:left="3600" w:hanging="360"/>
+      </w:pPr>
+    </w:lvl>
+    <w:lvl w:ilvl="5" w:tplc="0409001B" w:tentative="1">
+      <w:start w:val="1"/>
+      <w:numFmt w:val="lowerRoman"/>
+      <w:lvlText w:val="%6."/>
+      <w:lvlJc w:val="right"/>
+      <w:pPr>
+        <w:ind w:left="4320" w:hanging="180"/>
+      </w:pPr>
+    </w:lvl>
+    <w:lvl w:ilvl="6" w:tplc="0409000F" w:tentative="1">
+      <w:start w:val="1"/>
+      <w:numFmt w:val="decimal"/>
+      <w:lvlText w:val="%7."/>
+      <w:lvlJc w:val="left"/>
+      <w:pPr>
+        <w:ind w:left="5040" w:hanging="360"/>
+      </w:pPr>
+    </w:lvl>
+    <w:lvl w:ilvl="7" w:tplc="04090019" w:tentative="1">
+      <w:start w:val="1"/>
+      <w:numFmt w:val="lowerLetter"/>
+      <w:lvlText w:val="%8."/>
+      <w:lvlJc w:val="left"/>
+      <w:pPr>
+        <w:ind w:left="5760" w:hanging="360"/>
+      </w:pPr>
+    </w:lvl>
+    <w:lvl w:ilvl="8" w:tplc="0409001B" w:tentative="1">
+      <w:start w:val="1"/>
+      <w:numFmt w:val="lowerRoman"/>
+      <w:lvlText w:val="%9."/>
+      <w:lvlJc w:val="right"/>
+      <w:pPr>
+        <w:ind w:left="6480" w:hanging="180"/>
+      </w:pPr>
+    </w:lvl>
+  </w:abstractNum>
+  <w:abstractNum w:abstractNumId="30">
+    <w:nsid w:val="5AF07BB8"/>
+    <w:multiLevelType w:val="hybridMultilevel"/>
+    <w:tmpl w:val="35B033C0"/>
+    <w:lvl w:ilvl="0" w:tplc="A5B488D8">
+      <w:start w:val="1"/>
+      <w:numFmt w:val="lowerLetter"/>
+      <w:lvlText w:val="(%1)"/>
+      <w:lvlJc w:val="left"/>
+      <w:pPr>
+        <w:ind w:left="720" w:hanging="360"/>
+      </w:pPr>
+      <w:rPr>
+        <w:rFonts w:hint="default"/>
+      </w:rPr>
+    </w:lvl>
+    <w:lvl w:ilvl="1" w:tplc="04090019" w:tentative="1">
+      <w:start w:val="1"/>
+      <w:numFmt w:val="lowerLetter"/>
+      <w:lvlText w:val="%2."/>
+      <w:lvlJc w:val="left"/>
+      <w:pPr>
+        <w:ind w:left="1440" w:hanging="360"/>
+      </w:pPr>
+    </w:lvl>
+    <w:lvl w:ilvl="2" w:tplc="0409001B" w:tentative="1">
+      <w:start w:val="1"/>
+      <w:numFmt w:val="lowerRoman"/>
+      <w:lvlText w:val="%3."/>
+      <w:lvlJc w:val="right"/>
+      <w:pPr>
+        <w:ind w:left="2160" w:hanging="180"/>
+      </w:pPr>
+    </w:lvl>
+    <w:lvl w:ilvl="3" w:tplc="0409000F" w:tentative="1">
+      <w:start w:val="1"/>
+      <w:numFmt w:val="decimal"/>
+      <w:lvlText w:val="%4."/>
+      <w:lvlJc w:val="left"/>
+      <w:pPr>
+        <w:ind w:left="2880" w:hanging="360"/>
+      </w:pPr>
+    </w:lvl>
+    <w:lvl w:ilvl="4" w:tplc="04090019" w:tentative="1">
+      <w:start w:val="1"/>
+      <w:numFmt w:val="lowerLetter"/>
+      <w:lvlText w:val="%5."/>
+      <w:lvlJc w:val="left"/>
+      <w:pPr>
+        <w:ind w:left="3600" w:hanging="360"/>
+      </w:pPr>
+    </w:lvl>
+    <w:lvl w:ilvl="5" w:tplc="0409001B" w:tentative="1">
+      <w:start w:val="1"/>
+      <w:numFmt w:val="lowerRoman"/>
+      <w:lvlText w:val="%6."/>
+      <w:lvlJc w:val="right"/>
+      <w:pPr>
+        <w:ind w:left="4320" w:hanging="180"/>
+      </w:pPr>
+    </w:lvl>
+    <w:lvl w:ilvl="6" w:tplc="0409000F" w:tentative="1">
+      <w:start w:val="1"/>
+      <w:numFmt w:val="decimal"/>
+      <w:lvlText w:val="%7."/>
+      <w:lvlJc w:val="left"/>
+      <w:pPr>
+        <w:ind w:left="5040" w:hanging="360"/>
+      </w:pPr>
+    </w:lvl>
+    <w:lvl w:ilvl="7" w:tplc="04090019" w:tentative="1">
+      <w:start w:val="1"/>
+      <w:numFmt w:val="lowerLetter"/>
+      <w:lvlText w:val="%8."/>
+      <w:lvlJc w:val="left"/>
+      <w:pPr>
+        <w:ind w:left="5760" w:hanging="360"/>
+      </w:pPr>
+    </w:lvl>
+    <w:lvl w:ilvl="8" w:tplc="0409001B" w:tentative="1">
+      <w:start w:val="1"/>
+      <w:numFmt w:val="lowerRoman"/>
+      <w:lvlText w:val="%9."/>
+      <w:lvlJc w:val="right"/>
+      <w:pPr>
+        <w:ind w:left="6480" w:hanging="180"/>
+      </w:pPr>
+    </w:lvl>
+  </w:abstractNum>
+  <w:abstractNum w:abstractNumId="31">
+    <w:nsid w:val="5BC84E9D"/>
+    <w:multiLevelType w:val="hybridMultilevel"/>
+    <w:tmpl w:val="EFD6ADB0"/>
+    <w:lvl w:ilvl="0" w:tplc="97620E10">
+      <w:start w:val="1"/>
+      <w:numFmt w:val="lowerLetter"/>
+      <w:lvlText w:val="(%1)"/>
+      <w:lvlJc w:val="left"/>
+      <w:pPr>
+        <w:ind w:left="720" w:hanging="360"/>
+      </w:pPr>
+      <w:rPr>
+        <w:rFonts w:hint="default"/>
+      </w:rPr>
+    </w:lvl>
+    <w:lvl w:ilvl="1" w:tplc="04090019" w:tentative="1">
+      <w:start w:val="1"/>
+      <w:numFmt w:val="lowerLetter"/>
+      <w:lvlText w:val="%2."/>
+      <w:lvlJc w:val="left"/>
+      <w:pPr>
+        <w:ind w:left="1440" w:hanging="360"/>
+      </w:pPr>
+    </w:lvl>
+    <w:lvl w:ilvl="2" w:tplc="0409001B" w:tentative="1">
+      <w:start w:val="1"/>
+      <w:numFmt w:val="lowerRoman"/>
+      <w:lvlText w:val="%3."/>
+      <w:lvlJc w:val="right"/>
+      <w:pPr>
+        <w:ind w:left="2160" w:hanging="180"/>
+      </w:pPr>
+    </w:lvl>
+    <w:lvl w:ilvl="3" w:tplc="0409000F" w:tentative="1">
+      <w:start w:val="1"/>
+      <w:numFmt w:val="decimal"/>
+      <w:lvlText w:val="%4."/>
+      <w:lvlJc w:val="left"/>
+      <w:pPr>
+        <w:ind w:left="2880" w:hanging="360"/>
+      </w:pPr>
+    </w:lvl>
+    <w:lvl w:ilvl="4" w:tplc="04090019" w:tentative="1">
+      <w:start w:val="1"/>
+      <w:numFmt w:val="lowerLetter"/>
+      <w:lvlText w:val="%5."/>
+      <w:lvlJc w:val="left"/>
+      <w:pPr>
+        <w:ind w:left="3600" w:hanging="360"/>
+      </w:pPr>
+    </w:lvl>
+    <w:lvl w:ilvl="5" w:tplc="0409001B" w:tentative="1">
+      <w:start w:val="1"/>
+      <w:numFmt w:val="lowerRoman"/>
+      <w:lvlText w:val="%6."/>
+      <w:lvlJc w:val="right"/>
+      <w:pPr>
+        <w:ind w:left="4320" w:hanging="180"/>
+      </w:pPr>
+    </w:lvl>
+    <w:lvl w:ilvl="6" w:tplc="0409000F" w:tentative="1">
+      <w:start w:val="1"/>
+      <w:numFmt w:val="decimal"/>
+      <w:lvlText w:val="%7."/>
+      <w:lvlJc w:val="left"/>
+      <w:pPr>
+        <w:ind w:left="5040" w:hanging="360"/>
+      </w:pPr>
+    </w:lvl>
+    <w:lvl w:ilvl="7" w:tplc="04090019" w:tentative="1">
+      <w:start w:val="1"/>
+      <w:numFmt w:val="lowerLetter"/>
+      <w:lvlText w:val="%8."/>
+      <w:lvlJc w:val="left"/>
+      <w:pPr>
+        <w:ind w:left="5760" w:hanging="360"/>
+      </w:pPr>
+    </w:lvl>
+    <w:lvl w:ilvl="8" w:tplc="0409001B" w:tentative="1">
+      <w:start w:val="1"/>
+      <w:numFmt w:val="lowerRoman"/>
+      <w:lvlText w:val="%9."/>
+      <w:lvlJc w:val="right"/>
+      <w:pPr>
+        <w:ind w:left="6480" w:hanging="180"/>
+      </w:pPr>
+    </w:lvl>
+  </w:abstractNum>
+  <w:abstractNum w:abstractNumId="32">
     <w:nsid w:val="5F3B36F5"/>
     <w:multiLevelType w:val="hybridMultilevel"/>
     <w:tmpl w:val="7F60E5F4"/>
@@ -7209,7 +13511,7 @@
       </w:pPr>
     </w:lvl>
   </w:abstractNum>
-  <w:abstractNum w:abstractNumId="11">
+  <w:abstractNum w:abstractNumId="33">
     <w:nsid w:val="657E6F79"/>
     <w:multiLevelType w:val="hybridMultilevel"/>
     <w:tmpl w:val="E84C346E"/>
@@ -7298,7 +13600,541 @@
       </w:pPr>
     </w:lvl>
   </w:abstractNum>
-  <w:abstractNum w:abstractNumId="12">
+  <w:abstractNum w:abstractNumId="34">
+    <w:nsid w:val="692333C8"/>
+    <w:multiLevelType w:val="hybridMultilevel"/>
+    <w:tmpl w:val="CD2E11BE"/>
+    <w:lvl w:ilvl="0" w:tplc="7638D3EE">
+      <w:start w:val="1"/>
+      <w:numFmt w:val="lowerLetter"/>
+      <w:lvlText w:val="(%1)"/>
+      <w:lvlJc w:val="left"/>
+      <w:pPr>
+        <w:ind w:left="720" w:hanging="360"/>
+      </w:pPr>
+      <w:rPr>
+        <w:rFonts w:hint="default"/>
+      </w:rPr>
+    </w:lvl>
+    <w:lvl w:ilvl="1" w:tplc="04090019" w:tentative="1">
+      <w:start w:val="1"/>
+      <w:numFmt w:val="lowerLetter"/>
+      <w:lvlText w:val="%2."/>
+      <w:lvlJc w:val="left"/>
+      <w:pPr>
+        <w:ind w:left="1440" w:hanging="360"/>
+      </w:pPr>
+    </w:lvl>
+    <w:lvl w:ilvl="2" w:tplc="0409001B" w:tentative="1">
+      <w:start w:val="1"/>
+      <w:numFmt w:val="lowerRoman"/>
+      <w:lvlText w:val="%3."/>
+      <w:lvlJc w:val="right"/>
+      <w:pPr>
+        <w:ind w:left="2160" w:hanging="180"/>
+      </w:pPr>
+    </w:lvl>
+    <w:lvl w:ilvl="3" w:tplc="0409000F" w:tentative="1">
+      <w:start w:val="1"/>
+      <w:numFmt w:val="decimal"/>
+      <w:lvlText w:val="%4."/>
+      <w:lvlJc w:val="left"/>
+      <w:pPr>
+        <w:ind w:left="2880" w:hanging="360"/>
+      </w:pPr>
+    </w:lvl>
+    <w:lvl w:ilvl="4" w:tplc="04090019" w:tentative="1">
+      <w:start w:val="1"/>
+      <w:numFmt w:val="lowerLetter"/>
+      <w:lvlText w:val="%5."/>
+      <w:lvlJc w:val="left"/>
+      <w:pPr>
+        <w:ind w:left="3600" w:hanging="360"/>
+      </w:pPr>
+    </w:lvl>
+    <w:lvl w:ilvl="5" w:tplc="0409001B" w:tentative="1">
+      <w:start w:val="1"/>
+      <w:numFmt w:val="lowerRoman"/>
+      <w:lvlText w:val="%6."/>
+      <w:lvlJc w:val="right"/>
+      <w:pPr>
+        <w:ind w:left="4320" w:hanging="180"/>
+      </w:pPr>
+    </w:lvl>
+    <w:lvl w:ilvl="6" w:tplc="0409000F" w:tentative="1">
+      <w:start w:val="1"/>
+      <w:numFmt w:val="decimal"/>
+      <w:lvlText w:val="%7."/>
+      <w:lvlJc w:val="left"/>
+      <w:pPr>
+        <w:ind w:left="5040" w:hanging="360"/>
+      </w:pPr>
+    </w:lvl>
+    <w:lvl w:ilvl="7" w:tplc="04090019" w:tentative="1">
+      <w:start w:val="1"/>
+      <w:numFmt w:val="lowerLetter"/>
+      <w:lvlText w:val="%8."/>
+      <w:lvlJc w:val="left"/>
+      <w:pPr>
+        <w:ind w:left="5760" w:hanging="360"/>
+      </w:pPr>
+    </w:lvl>
+    <w:lvl w:ilvl="8" w:tplc="0409001B" w:tentative="1">
+      <w:start w:val="1"/>
+      <w:numFmt w:val="lowerRoman"/>
+      <w:lvlText w:val="%9."/>
+      <w:lvlJc w:val="right"/>
+      <w:pPr>
+        <w:ind w:left="6480" w:hanging="180"/>
+      </w:pPr>
+    </w:lvl>
+  </w:abstractNum>
+  <w:abstractNum w:abstractNumId="35">
+    <w:nsid w:val="6D1C0DC4"/>
+    <w:multiLevelType w:val="hybridMultilevel"/>
+    <w:tmpl w:val="AE207A74"/>
+    <w:lvl w:ilvl="0" w:tplc="CC28CA18">
+      <w:start w:val="1"/>
+      <w:numFmt w:val="lowerLetter"/>
+      <w:lvlText w:val="(%1)"/>
+      <w:lvlJc w:val="left"/>
+      <w:pPr>
+        <w:ind w:left="720" w:hanging="360"/>
+      </w:pPr>
+      <w:rPr>
+        <w:rFonts w:hint="default"/>
+      </w:rPr>
+    </w:lvl>
+    <w:lvl w:ilvl="1" w:tplc="04090019" w:tentative="1">
+      <w:start w:val="1"/>
+      <w:numFmt w:val="lowerLetter"/>
+      <w:lvlText w:val="%2."/>
+      <w:lvlJc w:val="left"/>
+      <w:pPr>
+        <w:ind w:left="1440" w:hanging="360"/>
+      </w:pPr>
+    </w:lvl>
+    <w:lvl w:ilvl="2" w:tplc="0409001B" w:tentative="1">
+      <w:start w:val="1"/>
+      <w:numFmt w:val="lowerRoman"/>
+      <w:lvlText w:val="%3."/>
+      <w:lvlJc w:val="right"/>
+      <w:pPr>
+        <w:ind w:left="2160" w:hanging="180"/>
+      </w:pPr>
+    </w:lvl>
+    <w:lvl w:ilvl="3" w:tplc="0409000F" w:tentative="1">
+      <w:start w:val="1"/>
+      <w:numFmt w:val="decimal"/>
+      <w:lvlText w:val="%4."/>
+      <w:lvlJc w:val="left"/>
+      <w:pPr>
+        <w:ind w:left="2880" w:hanging="360"/>
+      </w:pPr>
+    </w:lvl>
+    <w:lvl w:ilvl="4" w:tplc="04090019" w:tentative="1">
+      <w:start w:val="1"/>
+      <w:numFmt w:val="lowerLetter"/>
+      <w:lvlText w:val="%5."/>
+      <w:lvlJc w:val="left"/>
+      <w:pPr>
+        <w:ind w:left="3600" w:hanging="360"/>
+      </w:pPr>
+    </w:lvl>
+    <w:lvl w:ilvl="5" w:tplc="0409001B" w:tentative="1">
+      <w:start w:val="1"/>
+      <w:numFmt w:val="lowerRoman"/>
+      <w:lvlText w:val="%6."/>
+      <w:lvlJc w:val="right"/>
+      <w:pPr>
+        <w:ind w:left="4320" w:hanging="180"/>
+      </w:pPr>
+    </w:lvl>
+    <w:lvl w:ilvl="6" w:tplc="0409000F" w:tentative="1">
+      <w:start w:val="1"/>
+      <w:numFmt w:val="decimal"/>
+      <w:lvlText w:val="%7."/>
+      <w:lvlJc w:val="left"/>
+      <w:pPr>
+        <w:ind w:left="5040" w:hanging="360"/>
+      </w:pPr>
+    </w:lvl>
+    <w:lvl w:ilvl="7" w:tplc="04090019" w:tentative="1">
+      <w:start w:val="1"/>
+      <w:numFmt w:val="lowerLetter"/>
+      <w:lvlText w:val="%8."/>
+      <w:lvlJc w:val="left"/>
+      <w:pPr>
+        <w:ind w:left="5760" w:hanging="360"/>
+      </w:pPr>
+    </w:lvl>
+    <w:lvl w:ilvl="8" w:tplc="0409001B" w:tentative="1">
+      <w:start w:val="1"/>
+      <w:numFmt w:val="lowerRoman"/>
+      <w:lvlText w:val="%9."/>
+      <w:lvlJc w:val="right"/>
+      <w:pPr>
+        <w:ind w:left="6480" w:hanging="180"/>
+      </w:pPr>
+    </w:lvl>
+  </w:abstractNum>
+  <w:abstractNum w:abstractNumId="36">
+    <w:nsid w:val="6EB5545F"/>
+    <w:multiLevelType w:val="hybridMultilevel"/>
+    <w:tmpl w:val="A1E43376"/>
+    <w:lvl w:ilvl="0" w:tplc="C7EE743C">
+      <w:start w:val="1"/>
+      <w:numFmt w:val="lowerLetter"/>
+      <w:lvlText w:val="(%1)"/>
+      <w:lvlJc w:val="left"/>
+      <w:pPr>
+        <w:ind w:left="720" w:hanging="360"/>
+      </w:pPr>
+      <w:rPr>
+        <w:rFonts w:hint="default"/>
+      </w:rPr>
+    </w:lvl>
+    <w:lvl w:ilvl="1" w:tplc="04090019" w:tentative="1">
+      <w:start w:val="1"/>
+      <w:numFmt w:val="lowerLetter"/>
+      <w:lvlText w:val="%2."/>
+      <w:lvlJc w:val="left"/>
+      <w:pPr>
+        <w:ind w:left="1440" w:hanging="360"/>
+      </w:pPr>
+    </w:lvl>
+    <w:lvl w:ilvl="2" w:tplc="0409001B" w:tentative="1">
+      <w:start w:val="1"/>
+      <w:numFmt w:val="lowerRoman"/>
+      <w:lvlText w:val="%3."/>
+      <w:lvlJc w:val="right"/>
+      <w:pPr>
+        <w:ind w:left="2160" w:hanging="180"/>
+      </w:pPr>
+    </w:lvl>
+    <w:lvl w:ilvl="3" w:tplc="0409000F" w:tentative="1">
+      <w:start w:val="1"/>
+      <w:numFmt w:val="decimal"/>
+      <w:lvlText w:val="%4."/>
+      <w:lvlJc w:val="left"/>
+      <w:pPr>
+        <w:ind w:left="2880" w:hanging="360"/>
+      </w:pPr>
+    </w:lvl>
+    <w:lvl w:ilvl="4" w:tplc="04090019" w:tentative="1">
+      <w:start w:val="1"/>
+      <w:numFmt w:val="lowerLetter"/>
+      <w:lvlText w:val="%5."/>
+      <w:lvlJc w:val="left"/>
+      <w:pPr>
+        <w:ind w:left="3600" w:hanging="360"/>
+      </w:pPr>
+    </w:lvl>
+    <w:lvl w:ilvl="5" w:tplc="0409001B" w:tentative="1">
+      <w:start w:val="1"/>
+      <w:numFmt w:val="lowerRoman"/>
+      <w:lvlText w:val="%6."/>
+      <w:lvlJc w:val="right"/>
+      <w:pPr>
+        <w:ind w:left="4320" w:hanging="180"/>
+      </w:pPr>
+    </w:lvl>
+    <w:lvl w:ilvl="6" w:tplc="0409000F" w:tentative="1">
+      <w:start w:val="1"/>
+      <w:numFmt w:val="decimal"/>
+      <w:lvlText w:val="%7."/>
+      <w:lvlJc w:val="left"/>
+      <w:pPr>
+        <w:ind w:left="5040" w:hanging="360"/>
+      </w:pPr>
+    </w:lvl>
+    <w:lvl w:ilvl="7" w:tplc="04090019" w:tentative="1">
+      <w:start w:val="1"/>
+      <w:numFmt w:val="lowerLetter"/>
+      <w:lvlText w:val="%8."/>
+      <w:lvlJc w:val="left"/>
+      <w:pPr>
+        <w:ind w:left="5760" w:hanging="360"/>
+      </w:pPr>
+    </w:lvl>
+    <w:lvl w:ilvl="8" w:tplc="0409001B" w:tentative="1">
+      <w:start w:val="1"/>
+      <w:numFmt w:val="lowerRoman"/>
+      <w:lvlText w:val="%9."/>
+      <w:lvlJc w:val="right"/>
+      <w:pPr>
+        <w:ind w:left="6480" w:hanging="180"/>
+      </w:pPr>
+    </w:lvl>
+  </w:abstractNum>
+  <w:abstractNum w:abstractNumId="37">
+    <w:nsid w:val="71C55E0A"/>
+    <w:multiLevelType w:val="hybridMultilevel"/>
+    <w:tmpl w:val="1460EF22"/>
+    <w:lvl w:ilvl="0" w:tplc="6D2EE3DC">
+      <w:start w:val="1"/>
+      <w:numFmt w:val="lowerLetter"/>
+      <w:lvlText w:val="(%1)"/>
+      <w:lvlJc w:val="left"/>
+      <w:pPr>
+        <w:ind w:left="720" w:hanging="360"/>
+      </w:pPr>
+      <w:rPr>
+        <w:rFonts w:hint="default"/>
+      </w:rPr>
+    </w:lvl>
+    <w:lvl w:ilvl="1" w:tplc="04090019" w:tentative="1">
+      <w:start w:val="1"/>
+      <w:numFmt w:val="lowerLetter"/>
+      <w:lvlText w:val="%2."/>
+      <w:lvlJc w:val="left"/>
+      <w:pPr>
+        <w:ind w:left="1440" w:hanging="360"/>
+      </w:pPr>
+    </w:lvl>
+    <w:lvl w:ilvl="2" w:tplc="0409001B" w:tentative="1">
+      <w:start w:val="1"/>
+      <w:numFmt w:val="lowerRoman"/>
+      <w:lvlText w:val="%3."/>
+      <w:lvlJc w:val="right"/>
+      <w:pPr>
+        <w:ind w:left="2160" w:hanging="180"/>
+      </w:pPr>
+    </w:lvl>
+    <w:lvl w:ilvl="3" w:tplc="0409000F" w:tentative="1">
+      <w:start w:val="1"/>
+      <w:numFmt w:val="decimal"/>
+      <w:lvlText w:val="%4."/>
+      <w:lvlJc w:val="left"/>
+      <w:pPr>
+        <w:ind w:left="2880" w:hanging="360"/>
+      </w:pPr>
+    </w:lvl>
+    <w:lvl w:ilvl="4" w:tplc="04090019" w:tentative="1">
+      <w:start w:val="1"/>
+      <w:numFmt w:val="lowerLetter"/>
+      <w:lvlText w:val="%5."/>
+      <w:lvlJc w:val="left"/>
+      <w:pPr>
+        <w:ind w:left="3600" w:hanging="360"/>
+      </w:pPr>
+    </w:lvl>
+    <w:lvl w:ilvl="5" w:tplc="0409001B" w:tentative="1">
+      <w:start w:val="1"/>
+      <w:numFmt w:val="lowerRoman"/>
+      <w:lvlText w:val="%6."/>
+      <w:lvlJc w:val="right"/>
+      <w:pPr>
+        <w:ind w:left="4320" w:hanging="180"/>
+      </w:pPr>
+    </w:lvl>
+    <w:lvl w:ilvl="6" w:tplc="0409000F" w:tentative="1">
+      <w:start w:val="1"/>
+      <w:numFmt w:val="decimal"/>
+      <w:lvlText w:val="%7."/>
+      <w:lvlJc w:val="left"/>
+      <w:pPr>
+        <w:ind w:left="5040" w:hanging="360"/>
+      </w:pPr>
+    </w:lvl>
+    <w:lvl w:ilvl="7" w:tplc="04090019" w:tentative="1">
+      <w:start w:val="1"/>
+      <w:numFmt w:val="lowerLetter"/>
+      <w:lvlText w:val="%8."/>
+      <w:lvlJc w:val="left"/>
+      <w:pPr>
+        <w:ind w:left="5760" w:hanging="360"/>
+      </w:pPr>
+    </w:lvl>
+    <w:lvl w:ilvl="8" w:tplc="0409001B" w:tentative="1">
+      <w:start w:val="1"/>
+      <w:numFmt w:val="lowerRoman"/>
+      <w:lvlText w:val="%9."/>
+      <w:lvlJc w:val="right"/>
+      <w:pPr>
+        <w:ind w:left="6480" w:hanging="180"/>
+      </w:pPr>
+    </w:lvl>
+  </w:abstractNum>
+  <w:abstractNum w:abstractNumId="38">
+    <w:nsid w:val="72B67E9D"/>
+    <w:multiLevelType w:val="hybridMultilevel"/>
+    <w:tmpl w:val="B1F8E486"/>
+    <w:lvl w:ilvl="0" w:tplc="5D04C936">
+      <w:start w:val="1"/>
+      <w:numFmt w:val="lowerLetter"/>
+      <w:lvlText w:val="(%1)"/>
+      <w:lvlJc w:val="left"/>
+      <w:pPr>
+        <w:ind w:left="720" w:hanging="360"/>
+      </w:pPr>
+      <w:rPr>
+        <w:rFonts w:hint="default"/>
+      </w:rPr>
+    </w:lvl>
+    <w:lvl w:ilvl="1" w:tplc="04090019" w:tentative="1">
+      <w:start w:val="1"/>
+      <w:numFmt w:val="lowerLetter"/>
+      <w:lvlText w:val="%2."/>
+      <w:lvlJc w:val="left"/>
+      <w:pPr>
+        <w:ind w:left="1440" w:hanging="360"/>
+      </w:pPr>
+    </w:lvl>
+    <w:lvl w:ilvl="2" w:tplc="0409001B" w:tentative="1">
+      <w:start w:val="1"/>
+      <w:numFmt w:val="lowerRoman"/>
+      <w:lvlText w:val="%3."/>
+      <w:lvlJc w:val="right"/>
+      <w:pPr>
+        <w:ind w:left="2160" w:hanging="180"/>
+      </w:pPr>
+    </w:lvl>
+    <w:lvl w:ilvl="3" w:tplc="0409000F" w:tentative="1">
+      <w:start w:val="1"/>
+      <w:numFmt w:val="decimal"/>
+      <w:lvlText w:val="%4."/>
+      <w:lvlJc w:val="left"/>
+      <w:pPr>
+        <w:ind w:left="2880" w:hanging="360"/>
+      </w:pPr>
+    </w:lvl>
+    <w:lvl w:ilvl="4" w:tplc="04090019" w:tentative="1">
+      <w:start w:val="1"/>
+      <w:numFmt w:val="lowerLetter"/>
+      <w:lvlText w:val="%5."/>
+      <w:lvlJc w:val="left"/>
+      <w:pPr>
+        <w:ind w:left="3600" w:hanging="360"/>
+      </w:pPr>
+    </w:lvl>
+    <w:lvl w:ilvl="5" w:tplc="0409001B" w:tentative="1">
+      <w:start w:val="1"/>
+      <w:numFmt w:val="lowerRoman"/>
+      <w:lvlText w:val="%6."/>
+      <w:lvlJc w:val="right"/>
+      <w:pPr>
+        <w:ind w:left="4320" w:hanging="180"/>
+      </w:pPr>
+    </w:lvl>
+    <w:lvl w:ilvl="6" w:tplc="0409000F" w:tentative="1">
+      <w:start w:val="1"/>
+      <w:numFmt w:val="decimal"/>
+      <w:lvlText w:val="%7."/>
+      <w:lvlJc w:val="left"/>
+      <w:pPr>
+        <w:ind w:left="5040" w:hanging="360"/>
+      </w:pPr>
+    </w:lvl>
+    <w:lvl w:ilvl="7" w:tplc="04090019" w:tentative="1">
+      <w:start w:val="1"/>
+      <w:numFmt w:val="lowerLetter"/>
+      <w:lvlText w:val="%8."/>
+      <w:lvlJc w:val="left"/>
+      <w:pPr>
+        <w:ind w:left="5760" w:hanging="360"/>
+      </w:pPr>
+    </w:lvl>
+    <w:lvl w:ilvl="8" w:tplc="0409001B" w:tentative="1">
+      <w:start w:val="1"/>
+      <w:numFmt w:val="lowerRoman"/>
+      <w:lvlText w:val="%9."/>
+      <w:lvlJc w:val="right"/>
+      <w:pPr>
+        <w:ind w:left="6480" w:hanging="180"/>
+      </w:pPr>
+    </w:lvl>
+  </w:abstractNum>
+  <w:abstractNum w:abstractNumId="39">
+    <w:nsid w:val="75726BEF"/>
+    <w:multiLevelType w:val="hybridMultilevel"/>
+    <w:tmpl w:val="150009B0"/>
+    <w:lvl w:ilvl="0" w:tplc="712C1E42">
+      <w:start w:val="1"/>
+      <w:numFmt w:val="lowerLetter"/>
+      <w:lvlText w:val="(%1)"/>
+      <w:lvlJc w:val="left"/>
+      <w:pPr>
+        <w:ind w:left="720" w:hanging="360"/>
+      </w:pPr>
+      <w:rPr>
+        <w:rFonts w:hint="default"/>
+      </w:rPr>
+    </w:lvl>
+    <w:lvl w:ilvl="1" w:tplc="04090019" w:tentative="1">
+      <w:start w:val="1"/>
+      <w:numFmt w:val="lowerLetter"/>
+      <w:lvlText w:val="%2."/>
+      <w:lvlJc w:val="left"/>
+      <w:pPr>
+        <w:ind w:left="1440" w:hanging="360"/>
+      </w:pPr>
+    </w:lvl>
+    <w:lvl w:ilvl="2" w:tplc="0409001B" w:tentative="1">
+      <w:start w:val="1"/>
+      <w:numFmt w:val="lowerRoman"/>
+      <w:lvlText w:val="%3."/>
+      <w:lvlJc w:val="right"/>
+      <w:pPr>
+        <w:ind w:left="2160" w:hanging="180"/>
+      </w:pPr>
+    </w:lvl>
+    <w:lvl w:ilvl="3" w:tplc="0409000F" w:tentative="1">
+      <w:start w:val="1"/>
+      <w:numFmt w:val="decimal"/>
+      <w:lvlText w:val="%4."/>
+      <w:lvlJc w:val="left"/>
+      <w:pPr>
+        <w:ind w:left="2880" w:hanging="360"/>
+      </w:pPr>
+    </w:lvl>
+    <w:lvl w:ilvl="4" w:tplc="04090019" w:tentative="1">
+      <w:start w:val="1"/>
+      <w:numFmt w:val="lowerLetter"/>
+      <w:lvlText w:val="%5."/>
+      <w:lvlJc w:val="left"/>
+      <w:pPr>
+        <w:ind w:left="3600" w:hanging="360"/>
+      </w:pPr>
+    </w:lvl>
+    <w:lvl w:ilvl="5" w:tplc="0409001B" w:tentative="1">
+      <w:start w:val="1"/>
+      <w:numFmt w:val="lowerRoman"/>
+      <w:lvlText w:val="%6."/>
+      <w:lvlJc w:val="right"/>
+      <w:pPr>
+        <w:ind w:left="4320" w:hanging="180"/>
+      </w:pPr>
+    </w:lvl>
+    <w:lvl w:ilvl="6" w:tplc="0409000F" w:tentative="1">
+      <w:start w:val="1"/>
+      <w:numFmt w:val="decimal"/>
+      <w:lvlText w:val="%7."/>
+      <w:lvlJc w:val="left"/>
+      <w:pPr>
+        <w:ind w:left="5040" w:hanging="360"/>
+      </w:pPr>
+    </w:lvl>
+    <w:lvl w:ilvl="7" w:tplc="04090019" w:tentative="1">
+      <w:start w:val="1"/>
+      <w:numFmt w:val="lowerLetter"/>
+      <w:lvlText w:val="%8."/>
+      <w:lvlJc w:val="left"/>
+      <w:pPr>
+        <w:ind w:left="5760" w:hanging="360"/>
+      </w:pPr>
+    </w:lvl>
+    <w:lvl w:ilvl="8" w:tplc="0409001B" w:tentative="1">
+      <w:start w:val="1"/>
+      <w:numFmt w:val="lowerRoman"/>
+      <w:lvlText w:val="%9."/>
+      <w:lvlJc w:val="right"/>
+      <w:pPr>
+        <w:ind w:left="6480" w:hanging="180"/>
+      </w:pPr>
+    </w:lvl>
+  </w:abstractNum>
+  <w:abstractNum w:abstractNumId="40">
     <w:nsid w:val="7C13287A"/>
     <w:multiLevelType w:val="hybridMultilevel"/>
     <w:tmpl w:val="025E3E14"/>
@@ -7388,44 +14224,312 @@
       </w:pPr>
     </w:lvl>
   </w:abstractNum>
+  <w:abstractNum w:abstractNumId="41">
+    <w:nsid w:val="7DCC60B9"/>
+    <w:multiLevelType w:val="hybridMultilevel"/>
+    <w:tmpl w:val="07FE1DD2"/>
+    <w:lvl w:ilvl="0" w:tplc="96E0931C">
+      <w:start w:val="1"/>
+      <w:numFmt w:val="lowerLetter"/>
+      <w:lvlText w:val="(%1)"/>
+      <w:lvlJc w:val="left"/>
+      <w:pPr>
+        <w:ind w:left="720" w:hanging="360"/>
+      </w:pPr>
+      <w:rPr>
+        <w:rFonts w:hint="default"/>
+      </w:rPr>
+    </w:lvl>
+    <w:lvl w:ilvl="1" w:tplc="04090019" w:tentative="1">
+      <w:start w:val="1"/>
+      <w:numFmt w:val="lowerLetter"/>
+      <w:lvlText w:val="%2."/>
+      <w:lvlJc w:val="left"/>
+      <w:pPr>
+        <w:ind w:left="1440" w:hanging="360"/>
+      </w:pPr>
+    </w:lvl>
+    <w:lvl w:ilvl="2" w:tplc="0409001B" w:tentative="1">
+      <w:start w:val="1"/>
+      <w:numFmt w:val="lowerRoman"/>
+      <w:lvlText w:val="%3."/>
+      <w:lvlJc w:val="right"/>
+      <w:pPr>
+        <w:ind w:left="2160" w:hanging="180"/>
+      </w:pPr>
+    </w:lvl>
+    <w:lvl w:ilvl="3" w:tplc="0409000F" w:tentative="1">
+      <w:start w:val="1"/>
+      <w:numFmt w:val="decimal"/>
+      <w:lvlText w:val="%4."/>
+      <w:lvlJc w:val="left"/>
+      <w:pPr>
+        <w:ind w:left="2880" w:hanging="360"/>
+      </w:pPr>
+    </w:lvl>
+    <w:lvl w:ilvl="4" w:tplc="04090019" w:tentative="1">
+      <w:start w:val="1"/>
+      <w:numFmt w:val="lowerLetter"/>
+      <w:lvlText w:val="%5."/>
+      <w:lvlJc w:val="left"/>
+      <w:pPr>
+        <w:ind w:left="3600" w:hanging="360"/>
+      </w:pPr>
+    </w:lvl>
+    <w:lvl w:ilvl="5" w:tplc="0409001B" w:tentative="1">
+      <w:start w:val="1"/>
+      <w:numFmt w:val="lowerRoman"/>
+      <w:lvlText w:val="%6."/>
+      <w:lvlJc w:val="right"/>
+      <w:pPr>
+        <w:ind w:left="4320" w:hanging="180"/>
+      </w:pPr>
+    </w:lvl>
+    <w:lvl w:ilvl="6" w:tplc="0409000F" w:tentative="1">
+      <w:start w:val="1"/>
+      <w:numFmt w:val="decimal"/>
+      <w:lvlText w:val="%7."/>
+      <w:lvlJc w:val="left"/>
+      <w:pPr>
+        <w:ind w:left="5040" w:hanging="360"/>
+      </w:pPr>
+    </w:lvl>
+    <w:lvl w:ilvl="7" w:tplc="04090019" w:tentative="1">
+      <w:start w:val="1"/>
+      <w:numFmt w:val="lowerLetter"/>
+      <w:lvlText w:val="%8."/>
+      <w:lvlJc w:val="left"/>
+      <w:pPr>
+        <w:ind w:left="5760" w:hanging="360"/>
+      </w:pPr>
+    </w:lvl>
+    <w:lvl w:ilvl="8" w:tplc="0409001B" w:tentative="1">
+      <w:start w:val="1"/>
+      <w:numFmt w:val="lowerRoman"/>
+      <w:lvlText w:val="%9."/>
+      <w:lvlJc w:val="right"/>
+      <w:pPr>
+        <w:ind w:left="6480" w:hanging="180"/>
+      </w:pPr>
+    </w:lvl>
+  </w:abstractNum>
+  <w:abstractNum w:abstractNumId="42">
+    <w:nsid w:val="7FC870E6"/>
+    <w:multiLevelType w:val="hybridMultilevel"/>
+    <w:tmpl w:val="E8F24E2E"/>
+    <w:lvl w:ilvl="0" w:tplc="C6F8A336">
+      <w:start w:val="1"/>
+      <w:numFmt w:val="lowerLetter"/>
+      <w:lvlText w:val="(%1)"/>
+      <w:lvlJc w:val="left"/>
+      <w:pPr>
+        <w:ind w:left="720" w:hanging="360"/>
+      </w:pPr>
+      <w:rPr>
+        <w:rFonts w:hint="default"/>
+      </w:rPr>
+    </w:lvl>
+    <w:lvl w:ilvl="1" w:tplc="04090019" w:tentative="1">
+      <w:start w:val="1"/>
+      <w:numFmt w:val="lowerLetter"/>
+      <w:lvlText w:val="%2."/>
+      <w:lvlJc w:val="left"/>
+      <w:pPr>
+        <w:ind w:left="1440" w:hanging="360"/>
+      </w:pPr>
+    </w:lvl>
+    <w:lvl w:ilvl="2" w:tplc="0409001B" w:tentative="1">
+      <w:start w:val="1"/>
+      <w:numFmt w:val="lowerRoman"/>
+      <w:lvlText w:val="%3."/>
+      <w:lvlJc w:val="right"/>
+      <w:pPr>
+        <w:ind w:left="2160" w:hanging="180"/>
+      </w:pPr>
+    </w:lvl>
+    <w:lvl w:ilvl="3" w:tplc="0409000F" w:tentative="1">
+      <w:start w:val="1"/>
+      <w:numFmt w:val="decimal"/>
+      <w:lvlText w:val="%4."/>
+      <w:lvlJc w:val="left"/>
+      <w:pPr>
+        <w:ind w:left="2880" w:hanging="360"/>
+      </w:pPr>
+    </w:lvl>
+    <w:lvl w:ilvl="4" w:tplc="04090019" w:tentative="1">
+      <w:start w:val="1"/>
+      <w:numFmt w:val="lowerLetter"/>
+      <w:lvlText w:val="%5."/>
+      <w:lvlJc w:val="left"/>
+      <w:pPr>
+        <w:ind w:left="3600" w:hanging="360"/>
+      </w:pPr>
+    </w:lvl>
+    <w:lvl w:ilvl="5" w:tplc="0409001B" w:tentative="1">
+      <w:start w:val="1"/>
+      <w:numFmt w:val="lowerRoman"/>
+      <w:lvlText w:val="%6."/>
+      <w:lvlJc w:val="right"/>
+      <w:pPr>
+        <w:ind w:left="4320" w:hanging="180"/>
+      </w:pPr>
+    </w:lvl>
+    <w:lvl w:ilvl="6" w:tplc="0409000F" w:tentative="1">
+      <w:start w:val="1"/>
+      <w:numFmt w:val="decimal"/>
+      <w:lvlText w:val="%7."/>
+      <w:lvlJc w:val="left"/>
+      <w:pPr>
+        <w:ind w:left="5040" w:hanging="360"/>
+      </w:pPr>
+    </w:lvl>
+    <w:lvl w:ilvl="7" w:tplc="04090019" w:tentative="1">
+      <w:start w:val="1"/>
+      <w:numFmt w:val="lowerLetter"/>
+      <w:lvlText w:val="%8."/>
+      <w:lvlJc w:val="left"/>
+      <w:pPr>
+        <w:ind w:left="5760" w:hanging="360"/>
+      </w:pPr>
+    </w:lvl>
+    <w:lvl w:ilvl="8" w:tplc="0409001B" w:tentative="1">
+      <w:start w:val="1"/>
+      <w:numFmt w:val="lowerRoman"/>
+      <w:lvlText w:val="%9."/>
+      <w:lvlJc w:val="right"/>
+      <w:pPr>
+        <w:ind w:left="6480" w:hanging="180"/>
+      </w:pPr>
+    </w:lvl>
+  </w:abstractNum>
   <w:num w:numId="1">
+    <w:abstractNumId w:val="32"/>
+  </w:num>
+  <w:num w:numId="2">
+    <w:abstractNumId w:val="17"/>
+  </w:num>
+  <w:num w:numId="3">
+    <w:abstractNumId w:val="2"/>
+  </w:num>
+  <w:num w:numId="4">
     <w:abstractNumId w:val="10"/>
   </w:num>
-  <w:num w:numId="2">
+  <w:num w:numId="5">
+    <w:abstractNumId w:val="40"/>
+  </w:num>
+  <w:num w:numId="6">
+    <w:abstractNumId w:val="16"/>
+  </w:num>
+  <w:num w:numId="7">
     <w:abstractNumId w:val="6"/>
   </w:num>
-  <w:num w:numId="3">
+  <w:num w:numId="8">
+    <w:abstractNumId w:val="25"/>
+  </w:num>
+  <w:num w:numId="9">
+    <w:abstractNumId w:val="3"/>
+  </w:num>
+  <w:num w:numId="10">
+    <w:abstractNumId w:val="33"/>
+  </w:num>
+  <w:num w:numId="11">
+    <w:abstractNumId w:val="23"/>
+  </w:num>
+  <w:num w:numId="12">
+    <w:abstractNumId w:val="4"/>
+  </w:num>
+  <w:num w:numId="13">
+    <w:abstractNumId w:val="21"/>
+  </w:num>
+  <w:num w:numId="14">
+    <w:abstractNumId w:val="27"/>
+  </w:num>
+  <w:num w:numId="15">
     <w:abstractNumId w:val="0"/>
   </w:num>
-  <w:num w:numId="4">
-    <w:abstractNumId w:val="4"/>
+  <w:num w:numId="16">
+    <w:abstractNumId w:val="38"/>
   </w:num>
-  <w:num w:numId="5">
+  <w:num w:numId="17">
+    <w:abstractNumId w:val="30"/>
+  </w:num>
+  <w:num w:numId="18">
+    <w:abstractNumId w:val="36"/>
+  </w:num>
+  <w:num w:numId="19">
+    <w:abstractNumId w:val="20"/>
+  </w:num>
+  <w:num w:numId="20">
+    <w:abstractNumId w:val="11"/>
+  </w:num>
+  <w:num w:numId="21">
+    <w:abstractNumId w:val="13"/>
+  </w:num>
+  <w:num w:numId="22">
+    <w:abstractNumId w:val="37"/>
+  </w:num>
+  <w:num w:numId="23">
+    <w:abstractNumId w:val="34"/>
+  </w:num>
+  <w:num w:numId="24">
+    <w:abstractNumId w:val="7"/>
+  </w:num>
+  <w:num w:numId="25">
+    <w:abstractNumId w:val="41"/>
+  </w:num>
+  <w:num w:numId="26">
+    <w:abstractNumId w:val="8"/>
+  </w:num>
+  <w:num w:numId="27">
+    <w:abstractNumId w:val="26"/>
+  </w:num>
+  <w:num w:numId="28">
+    <w:abstractNumId w:val="24"/>
+  </w:num>
+  <w:num w:numId="29">
+    <w:abstractNumId w:val="22"/>
+  </w:num>
+  <w:num w:numId="30">
+    <w:abstractNumId w:val="14"/>
+  </w:num>
+  <w:num w:numId="31">
+    <w:abstractNumId w:val="31"/>
+  </w:num>
+  <w:num w:numId="32">
+    <w:abstractNumId w:val="15"/>
+  </w:num>
+  <w:num w:numId="33">
+    <w:abstractNumId w:val="39"/>
+  </w:num>
+  <w:num w:numId="34">
+    <w:abstractNumId w:val="28"/>
+  </w:num>
+  <w:num w:numId="35">
+    <w:abstractNumId w:val="18"/>
+  </w:num>
+  <w:num w:numId="36">
+    <w:abstractNumId w:val="9"/>
+  </w:num>
+  <w:num w:numId="37">
+    <w:abstractNumId w:val="35"/>
+  </w:num>
+  <w:num w:numId="38">
+    <w:abstractNumId w:val="1"/>
+  </w:num>
+  <w:num w:numId="39">
     <w:abstractNumId w:val="12"/>
   </w:num>
-  <w:num w:numId="6">
+  <w:num w:numId="40">
+    <w:abstractNumId w:val="29"/>
+  </w:num>
+  <w:num w:numId="41">
     <w:abstractNumId w:val="5"/>
   </w:num>
-  <w:num w:numId="7">
-    <w:abstractNumId w:val="3"/>
+  <w:num w:numId="42">
+    <w:abstractNumId w:val="19"/>
   </w:num>
-  <w:num w:numId="8">
-    <w:abstractNumId w:val="9"/>
-  </w:num>
-  <w:num w:numId="9">
-    <w:abstractNumId w:val="1"/>
-  </w:num>
-  <w:num w:numId="10">
-    <w:abstractNumId w:val="11"/>
-  </w:num>
-  <w:num w:numId="11">
-    <w:abstractNumId w:val="8"/>
-  </w:num>
-  <w:num w:numId="12">
-    <w:abstractNumId w:val="2"/>
-  </w:num>
-  <w:num w:numId="13">
-    <w:abstractNumId w:val="7"/>
+  <w:num w:numId="43">
+    <w:abstractNumId w:val="42"/>
   </w:num>
 </w:numbering>
 </file>

--- a/4.2 Functions PYQ Mains.docx
+++ b/4.2 Functions PYQ Mains.docx
@@ -172,7 +172,7 @@
           <v:shape id="_x0000_i1029" type="#_x0000_t75" style="width:54pt;height:15.9pt" o:ole="">
             <v:imagedata r:id="rId5" o:title=""/>
           </v:shape>
-          <o:OLEObject Type="Embed" ProgID="Equation.DSMT4" ShapeID="_x0000_i1029" DrawAspect="Content" ObjectID="_1836664452" r:id="rId6"/>
+          <o:OLEObject Type="Embed" ProgID="Equation.DSMT4" ShapeID="_x0000_i1029" DrawAspect="Content" ObjectID="_1836720228" r:id="rId6"/>
         </w:object>
       </w:r>
       <w:r>
@@ -186,7 +186,7 @@
           <v:shape id="_x0000_i1030" type="#_x0000_t75" style="width:65.1pt;height:34.95pt" o:ole="">
             <v:imagedata r:id="rId7" o:title=""/>
           </v:shape>
-          <o:OLEObject Type="Embed" ProgID="Equation.DSMT4" ShapeID="_x0000_i1030" DrawAspect="Content" ObjectID="_1836664453" r:id="rId8"/>
+          <o:OLEObject Type="Embed" ProgID="Equation.DSMT4" ShapeID="_x0000_i1030" DrawAspect="Content" ObjectID="_1836720229" r:id="rId8"/>
         </w:object>
       </w:r>
       <w:r>
@@ -208,7 +208,7 @@
           <v:shape id="_x0000_i1031" type="#_x0000_t75" style="width:54pt;height:15.9pt" o:ole="">
             <v:imagedata r:id="rId5" o:title=""/>
           </v:shape>
-          <o:OLEObject Type="Embed" ProgID="Equation.DSMT4" ShapeID="_x0000_i1031" DrawAspect="Content" ObjectID="_1836664454" r:id="rId9"/>
+          <o:OLEObject Type="Embed" ProgID="Equation.DSMT4" ShapeID="_x0000_i1031" DrawAspect="Content" ObjectID="_1836720230" r:id="rId9"/>
         </w:object>
       </w:r>
       <w:r>
@@ -222,7 +222,7 @@
           <v:shape id="_x0000_i1032" type="#_x0000_t75" style="width:96.9pt;height:32.8pt" o:ole="">
             <v:imagedata r:id="rId10" o:title=""/>
           </v:shape>
-          <o:OLEObject Type="Embed" ProgID="Equation.DSMT4" ShapeID="_x0000_i1032" DrawAspect="Content" ObjectID="_1836664455" r:id="rId11"/>
+          <o:OLEObject Type="Embed" ProgID="Equation.DSMT4" ShapeID="_x0000_i1032" DrawAspect="Content" ObjectID="_1836720231" r:id="rId11"/>
         </w:object>
       </w:r>
       <w:r>
@@ -248,7 +248,7 @@
           <v:shape id="_x0000_i1033" type="#_x0000_t75" style="width:9pt;height:13.75pt" o:ole="">
             <v:imagedata r:id="rId12" o:title=""/>
           </v:shape>
-          <o:OLEObject Type="Embed" ProgID="Equation.DSMT4" ShapeID="_x0000_i1033" DrawAspect="Content" ObjectID="_1836664456" r:id="rId13"/>
+          <o:OLEObject Type="Embed" ProgID="Equation.DSMT4" ShapeID="_x0000_i1033" DrawAspect="Content" ObjectID="_1836720232" r:id="rId13"/>
         </w:object>
       </w:r>
       <w:r>
@@ -424,7 +424,7 @@
           <v:shape id="_x0000_i1034" type="#_x0000_t75" style="width:267.9pt;height:15.9pt" o:ole="">
             <v:imagedata r:id="rId14" o:title=""/>
           </v:shape>
-          <o:OLEObject Type="Embed" ProgID="Equation.DSMT4" ShapeID="_x0000_i1034" DrawAspect="Content" ObjectID="_1836664457" r:id="rId15"/>
+          <o:OLEObject Type="Embed" ProgID="Equation.DSMT4" ShapeID="_x0000_i1034" DrawAspect="Content" ObjectID="_1836720233" r:id="rId15"/>
         </w:object>
       </w:r>
       <w:r>
@@ -442,7 +442,7 @@
           <v:shape id="_x0000_i1035" type="#_x0000_t75" style="width:38.1pt;height:31.25pt" o:ole="">
             <v:imagedata r:id="rId16" o:title=""/>
           </v:shape>
-          <o:OLEObject Type="Embed" ProgID="Equation.DSMT4" ShapeID="_x0000_i1035" DrawAspect="Content" ObjectID="_1836664458" r:id="rId17"/>
+          <o:OLEObject Type="Embed" ProgID="Equation.DSMT4" ShapeID="_x0000_i1035" DrawAspect="Content" ObjectID="_1836720234" r:id="rId17"/>
         </w:object>
       </w:r>
       <w:r>
@@ -460,7 +460,7 @@
           <v:shape id="_x0000_i1036" type="#_x0000_t75" style="width:29.1pt;height:13.75pt" o:ole="">
             <v:imagedata r:id="rId18" o:title=""/>
           </v:shape>
-          <o:OLEObject Type="Embed" ProgID="Equation.DSMT4" ShapeID="_x0000_i1036" DrawAspect="Content" ObjectID="_1836664459" r:id="rId19"/>
+          <o:OLEObject Type="Embed" ProgID="Equation.DSMT4" ShapeID="_x0000_i1036" DrawAspect="Content" ObjectID="_1836720235" r:id="rId19"/>
         </w:object>
       </w:r>
       <w:r>
@@ -485,7 +485,7 @@
           <v:shape id="_x0000_i1037" type="#_x0000_t75" style="width:120.2pt;height:36pt" o:ole="">
             <v:imagedata r:id="rId20" o:title=""/>
           </v:shape>
-          <o:OLEObject Type="Embed" ProgID="Equation.DSMT4" ShapeID="_x0000_i1037" DrawAspect="Content" ObjectID="_1836664460" r:id="rId21"/>
+          <o:OLEObject Type="Embed" ProgID="Equation.DSMT4" ShapeID="_x0000_i1037" DrawAspect="Content" ObjectID="_1836720236" r:id="rId21"/>
         </w:object>
       </w:r>
       <w:r>
@@ -643,7 +643,7 @@
           <v:shape id="_x0000_i1038" type="#_x0000_t75" style="width:95.8pt;height:18pt" o:ole="">
             <v:imagedata r:id="rId22" o:title=""/>
           </v:shape>
-          <o:OLEObject Type="Embed" ProgID="Equation.DSMT4" ShapeID="_x0000_i1038" DrawAspect="Content" ObjectID="_1836664461" r:id="rId23"/>
+          <o:OLEObject Type="Embed" ProgID="Equation.DSMT4" ShapeID="_x0000_i1038" DrawAspect="Content" ObjectID="_1836720237" r:id="rId23"/>
         </w:object>
       </w:r>
       <w:r>
@@ -655,7 +655,7 @@
           <v:shape id="_x0000_i1039" type="#_x0000_t75" style="width:52.95pt;height:20.1pt" o:ole="">
             <v:imagedata r:id="rId24" o:title=""/>
           </v:shape>
-          <o:OLEObject Type="Embed" ProgID="Equation.DSMT4" ShapeID="_x0000_i1039" DrawAspect="Content" ObjectID="_1836664462" r:id="rId25"/>
+          <o:OLEObject Type="Embed" ProgID="Equation.DSMT4" ShapeID="_x0000_i1039" DrawAspect="Content" ObjectID="_1836720238" r:id="rId25"/>
         </w:object>
       </w:r>
       <w:r>
@@ -673,7 +673,7 @@
           <v:shape id="_x0000_i1040" type="#_x0000_t75" style="width:130.75pt;height:18pt" o:ole="">
             <v:imagedata r:id="rId26" o:title=""/>
           </v:shape>
-          <o:OLEObject Type="Embed" ProgID="Equation.DSMT4" ShapeID="_x0000_i1040" DrawAspect="Content" ObjectID="_1836664463" r:id="rId27"/>
+          <o:OLEObject Type="Embed" ProgID="Equation.DSMT4" ShapeID="_x0000_i1040" DrawAspect="Content" ObjectID="_1836720239" r:id="rId27"/>
         </w:object>
       </w:r>
       <w:r>
@@ -691,7 +691,7 @@
           <v:shape id="_x0000_i1041" type="#_x0000_t75" style="width:41.8pt;height:15.9pt" o:ole="">
             <v:imagedata r:id="rId28" o:title=""/>
           </v:shape>
-          <o:OLEObject Type="Embed" ProgID="Equation.DSMT4" ShapeID="_x0000_i1041" DrawAspect="Content" ObjectID="_1836664464" r:id="rId29"/>
+          <o:OLEObject Type="Embed" ProgID="Equation.DSMT4" ShapeID="_x0000_i1041" DrawAspect="Content" ObjectID="_1836720240" r:id="rId29"/>
         </w:object>
       </w:r>
       <w:r>
@@ -721,7 +721,7 @@
           <v:shape id="_x0000_i1042" type="#_x0000_t75" style="width:12.2pt;height:31.25pt" o:ole="">
             <v:imagedata r:id="rId30" o:title=""/>
           </v:shape>
-          <o:OLEObject Type="Embed" ProgID="Equation.DSMT4" ShapeID="_x0000_i1042" DrawAspect="Content" ObjectID="_1836664465" r:id="rId31"/>
+          <o:OLEObject Type="Embed" ProgID="Equation.DSMT4" ShapeID="_x0000_i1042" DrawAspect="Content" ObjectID="_1836720241" r:id="rId31"/>
         </w:object>
       </w:r>
       <w:r>
@@ -764,7 +764,7 @@
           <v:shape id="_x0000_i1043" type="#_x0000_t75" style="width:25.95pt;height:31.25pt" o:ole="">
             <v:imagedata r:id="rId32" o:title=""/>
           </v:shape>
-          <o:OLEObject Type="Embed" ProgID="Equation.DSMT4" ShapeID="_x0000_i1043" DrawAspect="Content" ObjectID="_1836664466" r:id="rId33"/>
+          <o:OLEObject Type="Embed" ProgID="Equation.DSMT4" ShapeID="_x0000_i1043" DrawAspect="Content" ObjectID="_1836720242" r:id="rId33"/>
         </w:object>
       </w:r>
     </w:p>
@@ -790,7 +790,7 @@
           <v:shape id="_x0000_i1044" type="#_x0000_t75" style="width:16.95pt;height:31.25pt" o:ole="">
             <v:imagedata r:id="rId34" o:title=""/>
           </v:shape>
-          <o:OLEObject Type="Embed" ProgID="Equation.DSMT4" ShapeID="_x0000_i1044" DrawAspect="Content" ObjectID="_1836664467" r:id="rId35"/>
+          <o:OLEObject Type="Embed" ProgID="Equation.DSMT4" ShapeID="_x0000_i1044" DrawAspect="Content" ObjectID="_1836720243" r:id="rId35"/>
         </w:object>
       </w:r>
       <w:r>
@@ -847,7 +847,7 @@
           <v:shape id="_x0000_i1045" type="#_x0000_t75" style="width:20.1pt;height:31.25pt" o:ole="">
             <v:imagedata r:id="rId36" o:title=""/>
           </v:shape>
-          <o:OLEObject Type="Embed" ProgID="Equation.DSMT4" ShapeID="_x0000_i1045" DrawAspect="Content" ObjectID="_1836664468" r:id="rId37"/>
+          <o:OLEObject Type="Embed" ProgID="Equation.DSMT4" ShapeID="_x0000_i1045" DrawAspect="Content" ObjectID="_1836720244" r:id="rId37"/>
         </w:object>
       </w:r>
     </w:p>
@@ -878,7 +878,7 @@
           <v:shape id="_x0000_i1046" type="#_x0000_t75" style="width:12.2pt;height:15.9pt" o:ole="">
             <v:imagedata r:id="rId38" o:title=""/>
           </v:shape>
-          <o:OLEObject Type="Embed" ProgID="Equation.DSMT4" ShapeID="_x0000_i1046" DrawAspect="Content" ObjectID="_1836664469" r:id="rId39"/>
+          <o:OLEObject Type="Embed" ProgID="Equation.DSMT4" ShapeID="_x0000_i1046" DrawAspect="Content" ObjectID="_1836720245" r:id="rId39"/>
         </w:object>
       </w:r>
       <w:r>
@@ -896,7 +896,7 @@
           <v:shape id="_x0000_i1047" type="#_x0000_t75" style="width:147.2pt;height:33.9pt" o:ole="">
             <v:imagedata r:id="rId40" o:title=""/>
           </v:shape>
-          <o:OLEObject Type="Embed" ProgID="Equation.DSMT4" ShapeID="_x0000_i1047" DrawAspect="Content" ObjectID="_1836664470" r:id="rId41"/>
+          <o:OLEObject Type="Embed" ProgID="Equation.DSMT4" ShapeID="_x0000_i1047" DrawAspect="Content" ObjectID="_1836720246" r:id="rId41"/>
         </w:object>
       </w:r>
       <w:r>
@@ -922,7 +922,7 @@
           <v:shape id="_x0000_i1048" type="#_x0000_t75" style="width:57.2pt;height:33.9pt" o:ole="">
             <v:imagedata r:id="rId42" o:title=""/>
           </v:shape>
-          <o:OLEObject Type="Embed" ProgID="Equation.DSMT4" ShapeID="_x0000_i1048" DrawAspect="Content" ObjectID="_1836664471" r:id="rId43"/>
+          <o:OLEObject Type="Embed" ProgID="Equation.DSMT4" ShapeID="_x0000_i1048" DrawAspect="Content" ObjectID="_1836720247" r:id="rId43"/>
         </w:object>
       </w:r>
       <w:r>
@@ -940,7 +940,7 @@
           <v:shape id="_x0000_i1049" type="#_x0000_t75" style="width:64.05pt;height:20.1pt" o:ole="">
             <v:imagedata r:id="rId44" o:title=""/>
           </v:shape>
-          <o:OLEObject Type="Embed" ProgID="Equation.DSMT4" ShapeID="_x0000_i1049" DrawAspect="Content" ObjectID="_1836664472" r:id="rId45"/>
+          <o:OLEObject Type="Embed" ProgID="Equation.DSMT4" ShapeID="_x0000_i1049" DrawAspect="Content" ObjectID="_1836720248" r:id="rId45"/>
         </w:object>
       </w:r>
       <w:r>
@@ -1091,7 +1091,7 @@
           <v:shape id="_x0000_i1050" type="#_x0000_t75" style="width:145.05pt;height:22.25pt" o:ole="">
             <v:imagedata r:id="rId46" o:title=""/>
           </v:shape>
-          <o:OLEObject Type="Embed" ProgID="Equation.DSMT4" ShapeID="_x0000_i1050" DrawAspect="Content" ObjectID="_1836664473" r:id="rId47"/>
+          <o:OLEObject Type="Embed" ProgID="Equation.DSMT4" ShapeID="_x0000_i1050" DrawAspect="Content" ObjectID="_1836720249" r:id="rId47"/>
         </w:object>
       </w:r>
       <w:r>
@@ -1109,7 +1109,7 @@
           <v:shape id="_x0000_i1051" type="#_x0000_t75" style="width:13.25pt;height:20.1pt" o:ole="">
             <v:imagedata r:id="rId48" o:title=""/>
           </v:shape>
-          <o:OLEObject Type="Embed" ProgID="Equation.DSMT4" ShapeID="_x0000_i1051" DrawAspect="Content" ObjectID="_1836664474" r:id="rId49"/>
+          <o:OLEObject Type="Embed" ProgID="Equation.DSMT4" ShapeID="_x0000_i1051" DrawAspect="Content" ObjectID="_1836720250" r:id="rId49"/>
         </w:object>
       </w:r>
       <w:r>
@@ -1145,7 +1145,7 @@
           <v:shape id="_x0000_i1052" type="#_x0000_t75" style="width:45pt;height:15.9pt" o:ole="">
             <v:imagedata r:id="rId50" o:title=""/>
           </v:shape>
-          <o:OLEObject Type="Embed" ProgID="Equation.DSMT4" ShapeID="_x0000_i1052" DrawAspect="Content" ObjectID="_1836664475" r:id="rId51"/>
+          <o:OLEObject Type="Embed" ProgID="Equation.DSMT4" ShapeID="_x0000_i1052" DrawAspect="Content" ObjectID="_1836720251" r:id="rId51"/>
         </w:object>
       </w:r>
       <w:proofErr w:type="gramStart"/>
@@ -1183,7 +1183,7 @@
           <v:shape id="_x0000_i1053" type="#_x0000_t75" style="width:43.95pt;height:15.9pt" o:ole="">
             <v:imagedata r:id="rId52" o:title=""/>
           </v:shape>
-          <o:OLEObject Type="Embed" ProgID="Equation.DSMT4" ShapeID="_x0000_i1053" DrawAspect="Content" ObjectID="_1836664476" r:id="rId53"/>
+          <o:OLEObject Type="Embed" ProgID="Equation.DSMT4" ShapeID="_x0000_i1053" DrawAspect="Content" ObjectID="_1836720252" r:id="rId53"/>
         </w:object>
       </w:r>
       <w:proofErr w:type="gramStart"/>
@@ -1209,7 +1209,7 @@
           <v:shape id="_x0000_i1054" type="#_x0000_t75" style="width:50.8pt;height:20.1pt" o:ole="">
             <v:imagedata r:id="rId54" o:title=""/>
           </v:shape>
-          <o:OLEObject Type="Embed" ProgID="Equation.DSMT4" ShapeID="_x0000_i1054" DrawAspect="Content" ObjectID="_1836664477" r:id="rId55"/>
+          <o:OLEObject Type="Embed" ProgID="Equation.DSMT4" ShapeID="_x0000_i1054" DrawAspect="Content" ObjectID="_1836720253" r:id="rId55"/>
         </w:object>
       </w:r>
       <w:r>
@@ -1239,7 +1239,7 @@
           <v:shape id="_x0000_i1055" type="#_x0000_t75" style="width:68.8pt;height:37.05pt" o:ole="">
             <v:imagedata r:id="rId56" o:title=""/>
           </v:shape>
-          <o:OLEObject Type="Embed" ProgID="Equation.DSMT4" ShapeID="_x0000_i1055" DrawAspect="Content" ObjectID="_1836664478" r:id="rId57"/>
+          <o:OLEObject Type="Embed" ProgID="Equation.DSMT4" ShapeID="_x0000_i1055" DrawAspect="Content" ObjectID="_1836720254" r:id="rId57"/>
         </w:object>
       </w:r>
     </w:p>
@@ -1263,7 +1263,7 @@
           <v:shape id="_x0000_i1056" type="#_x0000_t75" style="width:45pt;height:15.9pt" o:ole="">
             <v:imagedata r:id="rId58" o:title=""/>
           </v:shape>
-          <o:OLEObject Type="Embed" ProgID="Equation.DSMT4" ShapeID="_x0000_i1056" DrawAspect="Content" ObjectID="_1836664479" r:id="rId59"/>
+          <o:OLEObject Type="Embed" ProgID="Equation.DSMT4" ShapeID="_x0000_i1056" DrawAspect="Content" ObjectID="_1836720255" r:id="rId59"/>
         </w:object>
       </w:r>
       <w:r>
@@ -1281,7 +1281,7 @@
           <v:shape id="_x0000_i1057" type="#_x0000_t75" style="width:49.25pt;height:20.1pt" o:ole="">
             <v:imagedata r:id="rId60" o:title=""/>
           </v:shape>
-          <o:OLEObject Type="Embed" ProgID="Equation.DSMT4" ShapeID="_x0000_i1057" DrawAspect="Content" ObjectID="_1836664480" r:id="rId61"/>
+          <o:OLEObject Type="Embed" ProgID="Equation.DSMT4" ShapeID="_x0000_i1057" DrawAspect="Content" ObjectID="_1836720256" r:id="rId61"/>
         </w:object>
       </w:r>
     </w:p>
@@ -1312,7 +1312,7 @@
           <v:shape id="_x0000_i1058" type="#_x0000_t75" style="width:199.05pt;height:23.8pt" o:ole="">
             <v:imagedata r:id="rId62" o:title=""/>
           </v:shape>
-          <o:OLEObject Type="Embed" ProgID="Equation.DSMT4" ShapeID="_x0000_i1058" DrawAspect="Content" ObjectID="_1836664481" r:id="rId63"/>
+          <o:OLEObject Type="Embed" ProgID="Equation.DSMT4" ShapeID="_x0000_i1058" DrawAspect="Content" ObjectID="_1836720257" r:id="rId63"/>
         </w:object>
       </w:r>
       <w:r>
@@ -1330,7 +1330,7 @@
           <v:shape id="_x0000_i1059" type="#_x0000_t75" style="width:73.05pt;height:36pt" o:ole="">
             <v:imagedata r:id="rId64" o:title=""/>
           </v:shape>
-          <o:OLEObject Type="Embed" ProgID="Equation.DSMT4" ShapeID="_x0000_i1059" DrawAspect="Content" ObjectID="_1836664482" r:id="rId65"/>
+          <o:OLEObject Type="Embed" ProgID="Equation.DSMT4" ShapeID="_x0000_i1059" DrawAspect="Content" ObjectID="_1836720258" r:id="rId65"/>
         </w:object>
       </w:r>
       <w:r>
@@ -1356,7 +1356,7 @@
           <v:shape id="_x0000_i1060" type="#_x0000_t75" style="width:32.8pt;height:20.1pt" o:ole="">
             <v:imagedata r:id="rId66" o:title=""/>
           </v:shape>
-          <o:OLEObject Type="Embed" ProgID="Equation.DSMT4" ShapeID="_x0000_i1060" DrawAspect="Content" ObjectID="_1836664483" r:id="rId67"/>
+          <o:OLEObject Type="Embed" ProgID="Equation.DSMT4" ShapeID="_x0000_i1060" DrawAspect="Content" ObjectID="_1836720259" r:id="rId67"/>
         </w:object>
       </w:r>
       <w:r>
@@ -1381,7 +1381,7 @@
           <v:shape id="_x0000_i1061" type="#_x0000_t75" style="width:31.25pt;height:15.9pt" o:ole="">
             <v:imagedata r:id="rId68" o:title=""/>
           </v:shape>
-          <o:OLEObject Type="Embed" ProgID="Equation.DSMT4" ShapeID="_x0000_i1061" DrawAspect="Content" ObjectID="_1836664484" r:id="rId69"/>
+          <o:OLEObject Type="Embed" ProgID="Equation.DSMT4" ShapeID="_x0000_i1061" DrawAspect="Content" ObjectID="_1836720260" r:id="rId69"/>
         </w:object>
       </w:r>
       <w:r>
@@ -1518,7 +1518,7 @@
           <v:shape id="_x0000_i1062" type="#_x0000_t75" style="width:12.2pt;height:15.9pt" o:ole="">
             <v:imagedata r:id="rId70" o:title=""/>
           </v:shape>
-          <o:OLEObject Type="Embed" ProgID="Equation.DSMT4" ShapeID="_x0000_i1062" DrawAspect="Content" ObjectID="_1836664485" r:id="rId71"/>
+          <o:OLEObject Type="Embed" ProgID="Equation.DSMT4" ShapeID="_x0000_i1062" DrawAspect="Content" ObjectID="_1836720261" r:id="rId71"/>
         </w:object>
       </w:r>
       <w:r>
@@ -1536,7 +1536,7 @@
           <v:shape id="_x0000_i1063" type="#_x0000_t75" style="width:11.1pt;height:13.25pt" o:ole="">
             <v:imagedata r:id="rId72" o:title=""/>
           </v:shape>
-          <o:OLEObject Type="Embed" ProgID="Equation.DSMT4" ShapeID="_x0000_i1063" DrawAspect="Content" ObjectID="_1836664486" r:id="rId73"/>
+          <o:OLEObject Type="Embed" ProgID="Equation.DSMT4" ShapeID="_x0000_i1063" DrawAspect="Content" ObjectID="_1836720262" r:id="rId73"/>
         </w:object>
       </w:r>
       <w:r>
@@ -1562,7 +1562,7 @@
           <v:shape id="_x0000_i1064" type="#_x0000_t75" style="width:103.25pt;height:15.9pt" o:ole="">
             <v:imagedata r:id="rId74" o:title=""/>
           </v:shape>
-          <o:OLEObject Type="Embed" ProgID="Equation.DSMT4" ShapeID="_x0000_i1064" DrawAspect="Content" ObjectID="_1836664487" r:id="rId75"/>
+          <o:OLEObject Type="Embed" ProgID="Equation.DSMT4" ShapeID="_x0000_i1064" DrawAspect="Content" ObjectID="_1836720263" r:id="rId75"/>
         </w:object>
       </w:r>
       <w:r>
@@ -1580,7 +1580,7 @@
           <v:shape id="_x0000_i1065" type="#_x0000_t75" style="width:41.8pt;height:15.9pt" o:ole="">
             <v:imagedata r:id="rId76" o:title=""/>
           </v:shape>
-          <o:OLEObject Type="Embed" ProgID="Equation.DSMT4" ShapeID="_x0000_i1065" DrawAspect="Content" ObjectID="_1836664488" r:id="rId77"/>
+          <o:OLEObject Type="Embed" ProgID="Equation.DSMT4" ShapeID="_x0000_i1065" DrawAspect="Content" ObjectID="_1836720264" r:id="rId77"/>
         </w:object>
       </w:r>
       <w:r>
@@ -1598,7 +1598,7 @@
           <v:shape id="_x0000_i1066" type="#_x0000_t75" style="width:85.25pt;height:20.1pt" o:ole="">
             <v:imagedata r:id="rId78" o:title=""/>
           </v:shape>
-          <o:OLEObject Type="Embed" ProgID="Equation.DSMT4" ShapeID="_x0000_i1066" DrawAspect="Content" ObjectID="_1836664489" r:id="rId79"/>
+          <o:OLEObject Type="Embed" ProgID="Equation.DSMT4" ShapeID="_x0000_i1066" DrawAspect="Content" ObjectID="_1836720265" r:id="rId79"/>
         </w:object>
       </w:r>
       <w:r>
@@ -1616,7 +1616,7 @@
           <v:shape id="_x0000_i1067" type="#_x0000_t75" style="width:41.8pt;height:15.9pt" o:ole="">
             <v:imagedata r:id="rId80" o:title=""/>
           </v:shape>
-          <o:OLEObject Type="Embed" ProgID="Equation.DSMT4" ShapeID="_x0000_i1067" DrawAspect="Content" ObjectID="_1836664490" r:id="rId81"/>
+          <o:OLEObject Type="Embed" ProgID="Equation.DSMT4" ShapeID="_x0000_i1067" DrawAspect="Content" ObjectID="_1836720266" r:id="rId81"/>
         </w:object>
       </w:r>
       <w:r>
@@ -1634,7 +1634,7 @@
           <v:shape id="_x0000_i1068" type="#_x0000_t75" style="width:41.8pt;height:15.9pt" o:ole="">
             <v:imagedata r:id="rId82" o:title=""/>
           </v:shape>
-          <o:OLEObject Type="Embed" ProgID="Equation.DSMT4" ShapeID="_x0000_i1068" DrawAspect="Content" ObjectID="_1836664491" r:id="rId83"/>
+          <o:OLEObject Type="Embed" ProgID="Equation.DSMT4" ShapeID="_x0000_i1068" DrawAspect="Content" ObjectID="_1836720267" r:id="rId83"/>
         </w:object>
       </w:r>
       <w:r>
@@ -1652,7 +1652,7 @@
           <v:shape id="_x0000_i1069" type="#_x0000_t75" style="width:97.95pt;height:36pt" o:ole="">
             <v:imagedata r:id="rId84" o:title=""/>
           </v:shape>
-          <o:OLEObject Type="Embed" ProgID="Equation.DSMT4" ShapeID="_x0000_i1069" DrawAspect="Content" ObjectID="_1836664492" r:id="rId85"/>
+          <o:OLEObject Type="Embed" ProgID="Equation.DSMT4" ShapeID="_x0000_i1069" DrawAspect="Content" ObjectID="_1836720268" r:id="rId85"/>
         </w:object>
       </w:r>
       <w:r>
@@ -1791,7 +1791,7 @@
           <v:shape id="_x0000_i1070" type="#_x0000_t75" style="width:173.1pt;height:34.95pt" o:ole="">
             <v:imagedata r:id="rId86" o:title=""/>
           </v:shape>
-          <o:OLEObject Type="Embed" ProgID="Equation.DSMT4" ShapeID="_x0000_i1070" DrawAspect="Content" ObjectID="_1836664493" r:id="rId87"/>
+          <o:OLEObject Type="Embed" ProgID="Equation.DSMT4" ShapeID="_x0000_i1070" DrawAspect="Content" ObjectID="_1836720269" r:id="rId87"/>
         </w:object>
       </w:r>
       <w:r>
@@ -1817,7 +1817,7 @@
           <v:shape id="_x0000_i1071" type="#_x0000_t75" style="width:108pt;height:20.1pt" o:ole="">
             <v:imagedata r:id="rId88" o:title=""/>
           </v:shape>
-          <o:OLEObject Type="Embed" ProgID="Equation.DSMT4" ShapeID="_x0000_i1071" DrawAspect="Content" ObjectID="_1836664494" r:id="rId89"/>
+          <o:OLEObject Type="Embed" ProgID="Equation.DSMT4" ShapeID="_x0000_i1071" DrawAspect="Content" ObjectID="_1836720270" r:id="rId89"/>
         </w:object>
       </w:r>
       <w:r>
@@ -1835,7 +1835,7 @@
           <v:shape id="_x0000_i1072" type="#_x0000_t75" style="width:82.05pt;height:20.1pt" o:ole="">
             <v:imagedata r:id="rId90" o:title=""/>
           </v:shape>
-          <o:OLEObject Type="Embed" ProgID="Equation.DSMT4" ShapeID="_x0000_i1072" DrawAspect="Content" ObjectID="_1836664495" r:id="rId91"/>
+          <o:OLEObject Type="Embed" ProgID="Equation.DSMT4" ShapeID="_x0000_i1072" DrawAspect="Content" ObjectID="_1836720271" r:id="rId91"/>
         </w:object>
       </w:r>
       <w:r>
@@ -2047,7 +2047,7 @@
           <v:shape id="_x0000_i1074" type="#_x0000_t75" style="width:131.8pt;height:31.25pt" o:ole="">
             <v:imagedata r:id="rId92" o:title=""/>
           </v:shape>
-          <o:OLEObject Type="Embed" ProgID="Equation.DSMT4" ShapeID="_x0000_i1074" DrawAspect="Content" ObjectID="_1836664496" r:id="rId93"/>
+          <o:OLEObject Type="Embed" ProgID="Equation.DSMT4" ShapeID="_x0000_i1074" DrawAspect="Content" ObjectID="_1836720272" r:id="rId93"/>
         </w:object>
       </w:r>
       <w:proofErr w:type="gramStart"/>
@@ -2063,7 +2063,7 @@
           <v:shape id="_x0000_i1075" type="#_x0000_t75" style="width:82.05pt;height:20.1pt" o:ole="">
             <v:imagedata r:id="rId94" o:title=""/>
           </v:shape>
-          <o:OLEObject Type="Embed" ProgID="Equation.DSMT4" ShapeID="_x0000_i1075" DrawAspect="Content" ObjectID="_1836664497" r:id="rId95"/>
+          <o:OLEObject Type="Embed" ProgID="Equation.DSMT4" ShapeID="_x0000_i1075" DrawAspect="Content" ObjectID="_1836720273" r:id="rId95"/>
         </w:object>
       </w:r>
       <w:r>
@@ -2077,7 +2077,7 @@
           <v:shape id="_x0000_i1076" type="#_x0000_t75" style="width:40.25pt;height:18pt" o:ole="">
             <v:imagedata r:id="rId96" o:title=""/>
           </v:shape>
-          <o:OLEObject Type="Embed" ProgID="Equation.DSMT4" ShapeID="_x0000_i1076" DrawAspect="Content" ObjectID="_1836664498" r:id="rId97"/>
+          <o:OLEObject Type="Embed" ProgID="Equation.DSMT4" ShapeID="_x0000_i1076" DrawAspect="Content" ObjectID="_1836720274" r:id="rId97"/>
         </w:object>
       </w:r>
       <w:r>
@@ -2200,7 +2200,7 @@
           <v:shape id="_x0000_i1077" type="#_x0000_t75" style="width:211.25pt;height:23.8pt" o:ole="">
             <v:imagedata r:id="rId98" o:title=""/>
           </v:shape>
-          <o:OLEObject Type="Embed" ProgID="Equation.DSMT4" ShapeID="_x0000_i1077" DrawAspect="Content" ObjectID="_1836664499" r:id="rId99"/>
+          <o:OLEObject Type="Embed" ProgID="Equation.DSMT4" ShapeID="_x0000_i1077" DrawAspect="Content" ObjectID="_1836720275" r:id="rId99"/>
         </w:object>
       </w:r>
       <w:r>
@@ -2221,7 +2221,7 @@
           <v:shape id="_x0000_i1078" type="#_x0000_t75" style="width:109.05pt;height:33.9pt" o:ole="">
             <v:imagedata r:id="rId100" o:title=""/>
           </v:shape>
-          <o:OLEObject Type="Embed" ProgID="Equation.DSMT4" ShapeID="_x0000_i1078" DrawAspect="Content" ObjectID="_1836664500" r:id="rId101"/>
+          <o:OLEObject Type="Embed" ProgID="Equation.DSMT4" ShapeID="_x0000_i1078" DrawAspect="Content" ObjectID="_1836720276" r:id="rId101"/>
         </w:object>
       </w:r>
       <w:r>
@@ -2235,7 +2235,7 @@
           <v:shape id="_x0000_i1079" type="#_x0000_t75" style="width:33.9pt;height:20.1pt" o:ole="">
             <v:imagedata r:id="rId102" o:title=""/>
           </v:shape>
-          <o:OLEObject Type="Embed" ProgID="Equation.DSMT4" ShapeID="_x0000_i1079" DrawAspect="Content" ObjectID="_1836664501" r:id="rId103"/>
+          <o:OLEObject Type="Embed" ProgID="Equation.DSMT4" ShapeID="_x0000_i1079" DrawAspect="Content" ObjectID="_1836720277" r:id="rId103"/>
         </w:object>
       </w:r>
       <w:r>
@@ -2249,7 +2249,7 @@
           <v:shape id="_x0000_i1080" type="#_x0000_t75" style="width:29.1pt;height:20.1pt" o:ole="">
             <v:imagedata r:id="rId104" o:title=""/>
           </v:shape>
-          <o:OLEObject Type="Embed" ProgID="Equation.DSMT4" ShapeID="_x0000_i1080" DrawAspect="Content" ObjectID="_1836664502" r:id="rId105"/>
+          <o:OLEObject Type="Embed" ProgID="Equation.DSMT4" ShapeID="_x0000_i1080" DrawAspect="Content" ObjectID="_1836720278" r:id="rId105"/>
         </w:object>
       </w:r>
       <w:r>
@@ -2267,7 +2267,7 @@
           <v:shape id="_x0000_i1081" type="#_x0000_t75" style="width:85.25pt;height:18pt" o:ole="">
             <v:imagedata r:id="rId106" o:title=""/>
           </v:shape>
-          <o:OLEObject Type="Embed" ProgID="Equation.DSMT4" ShapeID="_x0000_i1081" DrawAspect="Content" ObjectID="_1836664503" r:id="rId107"/>
+          <o:OLEObject Type="Embed" ProgID="Equation.DSMT4" ShapeID="_x0000_i1081" DrawAspect="Content" ObjectID="_1836720279" r:id="rId107"/>
         </w:object>
       </w:r>
       <w:r>
@@ -2396,7 +2396,7 @@
           <v:shape id="_x0000_i1082" type="#_x0000_t75" style="width:82.05pt;height:15.9pt" o:ole="">
             <v:imagedata r:id="rId108" o:title=""/>
           </v:shape>
-          <o:OLEObject Type="Embed" ProgID="Equation.DSMT4" ShapeID="_x0000_i1082" DrawAspect="Content" ObjectID="_1836664504" r:id="rId109"/>
+          <o:OLEObject Type="Embed" ProgID="Equation.DSMT4" ShapeID="_x0000_i1082" DrawAspect="Content" ObjectID="_1836720280" r:id="rId109"/>
         </w:object>
       </w:r>
       <w:r>
@@ -2414,7 +2414,7 @@
           <v:shape id="_x0000_i1083" type="#_x0000_t75" style="width:68.8pt;height:31.25pt" o:ole="">
             <v:imagedata r:id="rId110" o:title=""/>
           </v:shape>
-          <o:OLEObject Type="Embed" ProgID="Equation.DSMT4" ShapeID="_x0000_i1083" DrawAspect="Content" ObjectID="_1836664505" r:id="rId111"/>
+          <o:OLEObject Type="Embed" ProgID="Equation.DSMT4" ShapeID="_x0000_i1083" DrawAspect="Content" ObjectID="_1836720281" r:id="rId111"/>
         </w:object>
       </w:r>
       <w:proofErr w:type="spellStart"/>
@@ -2442,7 +2442,7 @@
           <v:shape id="_x0000_i1084" type="#_x0000_t75" style="width:67.75pt;height:31.25pt" o:ole="">
             <v:imagedata r:id="rId112" o:title=""/>
           </v:shape>
-          <o:OLEObject Type="Embed" ProgID="Equation.DSMT4" ShapeID="_x0000_i1084" DrawAspect="Content" ObjectID="_1836664506" r:id="rId113"/>
+          <o:OLEObject Type="Embed" ProgID="Equation.DSMT4" ShapeID="_x0000_i1084" DrawAspect="Content" ObjectID="_1836720282" r:id="rId113"/>
         </w:object>
       </w:r>
       <w:r>
@@ -2466,7 +2466,7 @@
           <v:shape id="_x0000_i1085" type="#_x0000_t75" style="width:78.9pt;height:20.1pt" o:ole="">
             <v:imagedata r:id="rId114" o:title=""/>
           </v:shape>
-          <o:OLEObject Type="Embed" ProgID="Equation.DSMT4" ShapeID="_x0000_i1085" DrawAspect="Content" ObjectID="_1836664507" r:id="rId115"/>
+          <o:OLEObject Type="Embed" ProgID="Equation.DSMT4" ShapeID="_x0000_i1085" DrawAspect="Content" ObjectID="_1836720283" r:id="rId115"/>
         </w:object>
       </w:r>
       <w:r>
@@ -2492,7 +2492,7 @@
           <v:shape id="_x0000_i1086" type="#_x0000_t75" style="width:31.75pt;height:20.1pt" o:ole="">
             <v:imagedata r:id="rId116" o:title=""/>
           </v:shape>
-          <o:OLEObject Type="Embed" ProgID="Equation.DSMT4" ShapeID="_x0000_i1086" DrawAspect="Content" ObjectID="_1836664508" r:id="rId117"/>
+          <o:OLEObject Type="Embed" ProgID="Equation.DSMT4" ShapeID="_x0000_i1086" DrawAspect="Content" ObjectID="_1836720284" r:id="rId117"/>
         </w:object>
       </w:r>
       <w:r>
@@ -2510,7 +2510,7 @@
           <v:shape id="_x0000_i1087" type="#_x0000_t75" style="width:32.8pt;height:32.8pt" o:ole="">
             <v:imagedata r:id="rId118" o:title=""/>
           </v:shape>
-          <o:OLEObject Type="Embed" ProgID="Equation.DSMT4" ShapeID="_x0000_i1087" DrawAspect="Content" ObjectID="_1836664509" r:id="rId119"/>
+          <o:OLEObject Type="Embed" ProgID="Equation.DSMT4" ShapeID="_x0000_i1087" DrawAspect="Content" ObjectID="_1836720285" r:id="rId119"/>
         </w:object>
       </w:r>
       <w:r>
@@ -2640,7 +2640,7 @@
           <v:shape id="_x0000_i1088" type="#_x0000_t75" style="width:133.95pt;height:33.9pt" o:ole="">
             <v:imagedata r:id="rId120" o:title=""/>
           </v:shape>
-          <o:OLEObject Type="Embed" ProgID="Equation.DSMT4" ShapeID="_x0000_i1088" DrawAspect="Content" ObjectID="_1836664510" r:id="rId121"/>
+          <o:OLEObject Type="Embed" ProgID="Equation.DSMT4" ShapeID="_x0000_i1088" DrawAspect="Content" ObjectID="_1836720286" r:id="rId121"/>
         </w:object>
       </w:r>
       <w:proofErr w:type="gramStart"/>
@@ -2666,7 +2666,7 @@
           <v:shape id="_x0000_i1089" type="#_x0000_t75" style="width:58.75pt;height:15.9pt" o:ole="">
             <v:imagedata r:id="rId122" o:title=""/>
           </v:shape>
-          <o:OLEObject Type="Embed" ProgID="Equation.DSMT4" ShapeID="_x0000_i1089" DrawAspect="Content" ObjectID="_1836664511" r:id="rId123"/>
+          <o:OLEObject Type="Embed" ProgID="Equation.DSMT4" ShapeID="_x0000_i1089" DrawAspect="Content" ObjectID="_1836720287" r:id="rId123"/>
         </w:object>
       </w:r>
       <w:r>
@@ -2791,7 +2791,7 @@
           <v:shape id="_x0000_i1090" type="#_x0000_t75" style="width:169.95pt;height:23.8pt" o:ole="">
             <v:imagedata r:id="rId124" o:title=""/>
           </v:shape>
-          <o:OLEObject Type="Embed" ProgID="Equation.DSMT4" ShapeID="_x0000_i1090" DrawAspect="Content" ObjectID="_1836664512" r:id="rId125"/>
+          <o:OLEObject Type="Embed" ProgID="Equation.DSMT4" ShapeID="_x0000_i1090" DrawAspect="Content" ObjectID="_1836720288" r:id="rId125"/>
         </w:object>
       </w:r>
       <w:proofErr w:type="gramStart"/>
@@ -2811,7 +2811,7 @@
           <v:shape id="_x0000_i1091" type="#_x0000_t75" style="width:73.05pt;height:20.1pt" o:ole="">
             <v:imagedata r:id="rId126" o:title=""/>
           </v:shape>
-          <o:OLEObject Type="Embed" ProgID="Equation.DSMT4" ShapeID="_x0000_i1091" DrawAspect="Content" ObjectID="_1836664513" r:id="rId127"/>
+          <o:OLEObject Type="Embed" ProgID="Equation.DSMT4" ShapeID="_x0000_i1091" DrawAspect="Content" ObjectID="_1836720289" r:id="rId127"/>
         </w:object>
       </w:r>
       <w:r>
@@ -2829,7 +2829,7 @@
           <v:shape id="_x0000_i1092" type="#_x0000_t75" style="width:65.1pt;height:15.9pt" o:ole="">
             <v:imagedata r:id="rId128" o:title=""/>
           </v:shape>
-          <o:OLEObject Type="Embed" ProgID="Equation.DSMT4" ShapeID="_x0000_i1092" DrawAspect="Content" ObjectID="_1836664514" r:id="rId129"/>
+          <o:OLEObject Type="Embed" ProgID="Equation.DSMT4" ShapeID="_x0000_i1092" DrawAspect="Content" ObjectID="_1836720290" r:id="rId129"/>
         </w:object>
       </w:r>
       <w:r>
@@ -2960,7 +2960,7 @@
           <v:shape id="_x0000_i1093" type="#_x0000_t75" style="width:178.95pt;height:33.9pt" o:ole="">
             <v:imagedata r:id="rId130" o:title=""/>
           </v:shape>
-          <o:OLEObject Type="Embed" ProgID="Equation.DSMT4" ShapeID="_x0000_i1093" DrawAspect="Content" ObjectID="_1836664515" r:id="rId131"/>
+          <o:OLEObject Type="Embed" ProgID="Equation.DSMT4" ShapeID="_x0000_i1093" DrawAspect="Content" ObjectID="_1836720291" r:id="rId131"/>
         </w:object>
       </w:r>
       <w:r>
@@ -2986,7 +2986,7 @@
           <v:shape id="_x0000_i1094" type="#_x0000_t75" style="width:32.8pt;height:20.1pt" o:ole="">
             <v:imagedata r:id="rId132" o:title=""/>
           </v:shape>
-          <o:OLEObject Type="Embed" ProgID="Equation.DSMT4" ShapeID="_x0000_i1094" DrawAspect="Content" ObjectID="_1836664516" r:id="rId133"/>
+          <o:OLEObject Type="Embed" ProgID="Equation.DSMT4" ShapeID="_x0000_i1094" DrawAspect="Content" ObjectID="_1836720292" r:id="rId133"/>
         </w:object>
       </w:r>
       <w:r>
@@ -3004,7 +3004,7 @@
           <v:shape id="_x0000_i1095" type="#_x0000_t75" style="width:41.8pt;height:18pt" o:ole="">
             <v:imagedata r:id="rId134" o:title=""/>
           </v:shape>
-          <o:OLEObject Type="Embed" ProgID="Equation.DSMT4" ShapeID="_x0000_i1095" DrawAspect="Content" ObjectID="_1836664517" r:id="rId135"/>
+          <o:OLEObject Type="Embed" ProgID="Equation.DSMT4" ShapeID="_x0000_i1095" DrawAspect="Content" ObjectID="_1836720293" r:id="rId135"/>
         </w:object>
       </w:r>
       <w:r>
@@ -3141,7 +3141,7 @@
           <v:shape id="_x0000_i1096" type="#_x0000_t75" style="width:153pt;height:38.1pt" o:ole="">
             <v:imagedata r:id="rId136" o:title=""/>
           </v:shape>
-          <o:OLEObject Type="Embed" ProgID="Equation.DSMT4" ShapeID="_x0000_i1096" DrawAspect="Content" ObjectID="_1836664518" r:id="rId137"/>
+          <o:OLEObject Type="Embed" ProgID="Equation.DSMT4" ShapeID="_x0000_i1096" DrawAspect="Content" ObjectID="_1836720294" r:id="rId137"/>
         </w:object>
       </w:r>
       <w:proofErr w:type="gramStart"/>
@@ -3161,7 +3161,7 @@
           <v:shape id="_x0000_i1097" type="#_x0000_t75" style="width:29.1pt;height:20.1pt" o:ole="">
             <v:imagedata r:id="rId138" o:title=""/>
           </v:shape>
-          <o:OLEObject Type="Embed" ProgID="Equation.DSMT4" ShapeID="_x0000_i1097" DrawAspect="Content" ObjectID="_1836664519" r:id="rId139"/>
+          <o:OLEObject Type="Embed" ProgID="Equation.DSMT4" ShapeID="_x0000_i1097" DrawAspect="Content" ObjectID="_1836720295" r:id="rId139"/>
         </w:object>
       </w:r>
       <w:r>
@@ -3179,7 +3179,7 @@
           <v:shape id="_x0000_i1098" type="#_x0000_t75" style="width:58.75pt;height:22.25pt" o:ole="">
             <v:imagedata r:id="rId140" o:title=""/>
           </v:shape>
-          <o:OLEObject Type="Embed" ProgID="Equation.DSMT4" ShapeID="_x0000_i1098" DrawAspect="Content" ObjectID="_1836664520" r:id="rId141"/>
+          <o:OLEObject Type="Embed" ProgID="Equation.DSMT4" ShapeID="_x0000_i1098" DrawAspect="Content" ObjectID="_1836720296" r:id="rId141"/>
         </w:object>
       </w:r>
       <w:r>
@@ -3317,7 +3317,7 @@
           <v:shape id="_x0000_i1099" type="#_x0000_t75" style="width:95.8pt;height:22.25pt" o:ole="">
             <v:imagedata r:id="rId142" o:title=""/>
           </v:shape>
-          <o:OLEObject Type="Embed" ProgID="Equation.DSMT4" ShapeID="_x0000_i1099" DrawAspect="Content" ObjectID="_1836664521" r:id="rId143"/>
+          <o:OLEObject Type="Embed" ProgID="Equation.DSMT4" ShapeID="_x0000_i1099" DrawAspect="Content" ObjectID="_1836720297" r:id="rId143"/>
         </w:object>
       </w:r>
       <w:r>
@@ -3331,7 +3331,7 @@
           <v:shape id="_x0000_i1100" type="#_x0000_t75" style="width:33.9pt;height:20.1pt" o:ole="">
             <v:imagedata r:id="rId144" o:title=""/>
           </v:shape>
-          <o:OLEObject Type="Embed" ProgID="Equation.DSMT4" ShapeID="_x0000_i1100" DrawAspect="Content" ObjectID="_1836664522" r:id="rId145"/>
+          <o:OLEObject Type="Embed" ProgID="Equation.DSMT4" ShapeID="_x0000_i1100" DrawAspect="Content" ObjectID="_1836720298" r:id="rId145"/>
         </w:object>
       </w:r>
       <w:r>
@@ -3345,7 +3345,7 @@
           <v:shape id="_x0000_i1101" type="#_x0000_t75" style="width:108pt;height:38.1pt" o:ole="">
             <v:imagedata r:id="rId146" o:title=""/>
           </v:shape>
-          <o:OLEObject Type="Embed" ProgID="Equation.DSMT4" ShapeID="_x0000_i1101" DrawAspect="Content" ObjectID="_1836664523" r:id="rId147"/>
+          <o:OLEObject Type="Embed" ProgID="Equation.DSMT4" ShapeID="_x0000_i1101" DrawAspect="Content" ObjectID="_1836720299" r:id="rId147"/>
         </w:object>
       </w:r>
       <w:r>
@@ -3364,7 +3364,7 @@
           <v:shape id="_x0000_i1102" type="#_x0000_t75" style="width:31.25pt;height:20.1pt" o:ole="">
             <v:imagedata r:id="rId148" o:title=""/>
           </v:shape>
-          <o:OLEObject Type="Embed" ProgID="Equation.DSMT4" ShapeID="_x0000_i1102" DrawAspect="Content" ObjectID="_1836664524" r:id="rId149"/>
+          <o:OLEObject Type="Embed" ProgID="Equation.DSMT4" ShapeID="_x0000_i1102" DrawAspect="Content" ObjectID="_1836720300" r:id="rId149"/>
         </w:object>
       </w:r>
       <w:r>
@@ -3378,7 +3378,7 @@
           <v:shape id="_x0000_i1103" type="#_x0000_t75" style="width:61.95pt;height:18pt" o:ole="">
             <v:imagedata r:id="rId150" o:title=""/>
           </v:shape>
-          <o:OLEObject Type="Embed" ProgID="Equation.DSMT4" ShapeID="_x0000_i1103" DrawAspect="Content" ObjectID="_1836664525" r:id="rId151"/>
+          <o:OLEObject Type="Embed" ProgID="Equation.DSMT4" ShapeID="_x0000_i1103" DrawAspect="Content" ObjectID="_1836720301" r:id="rId151"/>
         </w:object>
       </w:r>
       <w:r>
@@ -3452,7 +3452,7 @@
           <v:shape id="_x0000_i1104" type="#_x0000_t75" style="width:67.25pt;height:20.1pt" o:ole="">
             <v:imagedata r:id="rId152" o:title=""/>
           </v:shape>
-          <o:OLEObject Type="Embed" ProgID="Equation.DSMT4" ShapeID="_x0000_i1104" DrawAspect="Content" ObjectID="_1836664526" r:id="rId153"/>
+          <o:OLEObject Type="Embed" ProgID="Equation.DSMT4" ShapeID="_x0000_i1104" DrawAspect="Content" ObjectID="_1836720302" r:id="rId153"/>
         </w:object>
       </w:r>
       <w:r>
@@ -3466,7 +3466,7 @@
           <v:shape id="_x0000_i1105" type="#_x0000_t75" style="width:136.05pt;height:20.1pt" o:ole="">
             <v:imagedata r:id="rId154" o:title=""/>
           </v:shape>
-          <o:OLEObject Type="Embed" ProgID="Equation.DSMT4" ShapeID="_x0000_i1105" DrawAspect="Content" ObjectID="_1836664527" r:id="rId155"/>
+          <o:OLEObject Type="Embed" ProgID="Equation.DSMT4" ShapeID="_x0000_i1105" DrawAspect="Content" ObjectID="_1836720303" r:id="rId155"/>
         </w:object>
       </w:r>
       <w:r>
@@ -3480,7 +3480,7 @@
           <v:shape id="_x0000_i1106" type="#_x0000_t75" style="width:69.9pt;height:20.1pt" o:ole="">
             <v:imagedata r:id="rId156" o:title=""/>
           </v:shape>
-          <o:OLEObject Type="Embed" ProgID="Equation.DSMT4" ShapeID="_x0000_i1106" DrawAspect="Content" ObjectID="_1836664528" r:id="rId157"/>
+          <o:OLEObject Type="Embed" ProgID="Equation.DSMT4" ShapeID="_x0000_i1106" DrawAspect="Content" ObjectID="_1836720304" r:id="rId157"/>
         </w:object>
       </w:r>
       <w:r>
@@ -3499,7 +3499,7 @@
           <v:shape id="_x0000_i1107" type="#_x0000_t75" style="width:77.8pt;height:32.8pt" o:ole="">
             <v:imagedata r:id="rId158" o:title=""/>
           </v:shape>
-          <o:OLEObject Type="Embed" ProgID="Equation.DSMT4" ShapeID="_x0000_i1107" DrawAspect="Content" ObjectID="_1836664529" r:id="rId159"/>
+          <o:OLEObject Type="Embed" ProgID="Equation.DSMT4" ShapeID="_x0000_i1107" DrawAspect="Content" ObjectID="_1836720305" r:id="rId159"/>
         </w:object>
       </w:r>
       <w:r>
@@ -3513,7 +3513,7 @@
           <v:shape id="_x0000_i1108" type="#_x0000_t75" style="width:84.2pt;height:20.1pt" o:ole="">
             <v:imagedata r:id="rId160" o:title=""/>
           </v:shape>
-          <o:OLEObject Type="Embed" ProgID="Equation.DSMT4" ShapeID="_x0000_i1108" DrawAspect="Content" ObjectID="_1836664530" r:id="rId161"/>
+          <o:OLEObject Type="Embed" ProgID="Equation.DSMT4" ShapeID="_x0000_i1108" DrawAspect="Content" ObjectID="_1836720306" r:id="rId161"/>
         </w:object>
       </w:r>
       <w:r>
@@ -3528,7 +3528,7 @@
           <v:shape id="_x0000_i1109" type="#_x0000_t75" style="width:33.9pt;height:20.1pt" o:ole="">
             <v:imagedata r:id="rId162" o:title=""/>
           </v:shape>
-          <o:OLEObject Type="Embed" ProgID="Equation.DSMT4" ShapeID="_x0000_i1109" DrawAspect="Content" ObjectID="_1836664531" r:id="rId163"/>
+          <o:OLEObject Type="Embed" ProgID="Equation.DSMT4" ShapeID="_x0000_i1109" DrawAspect="Content" ObjectID="_1836720307" r:id="rId163"/>
         </w:object>
       </w:r>
       <w:r>
@@ -3542,7 +3542,7 @@
           <v:shape id="_x0000_i1110" type="#_x0000_t75" style="width:28.05pt;height:20.1pt" o:ole="">
             <v:imagedata r:id="rId164" o:title=""/>
           </v:shape>
-          <o:OLEObject Type="Embed" ProgID="Equation.DSMT4" ShapeID="_x0000_i1110" DrawAspect="Content" ObjectID="_1836664532" r:id="rId165"/>
+          <o:OLEObject Type="Embed" ProgID="Equation.DSMT4" ShapeID="_x0000_i1110" DrawAspect="Content" ObjectID="_1836720308" r:id="rId165"/>
         </w:object>
       </w:r>
       <w:r>
@@ -3618,7 +3618,7 @@
           <v:shape id="_x0000_i1111" type="#_x0000_t75" style="width:79.95pt;height:34.95pt" o:ole="">
             <v:imagedata r:id="rId166" o:title=""/>
           </v:shape>
-          <o:OLEObject Type="Embed" ProgID="Equation.DSMT4" ShapeID="_x0000_i1111" DrawAspect="Content" ObjectID="_1836664533" r:id="rId167"/>
+          <o:OLEObject Type="Embed" ProgID="Equation.DSMT4" ShapeID="_x0000_i1111" DrawAspect="Content" ObjectID="_1836720309" r:id="rId167"/>
         </w:object>
       </w:r>
       <w:r>
@@ -3632,7 +3632,7 @@
           <v:shape id="_x0000_i1112" type="#_x0000_t75" style="width:30.2pt;height:13.75pt" o:ole="">
             <v:imagedata r:id="rId168" o:title=""/>
           </v:shape>
-          <o:OLEObject Type="Embed" ProgID="Equation.DSMT4" ShapeID="_x0000_i1112" DrawAspect="Content" ObjectID="_1836664534" r:id="rId169"/>
+          <o:OLEObject Type="Embed" ProgID="Equation.DSMT4" ShapeID="_x0000_i1112" DrawAspect="Content" ObjectID="_1836720310" r:id="rId169"/>
         </w:object>
       </w:r>
       <w:r>
@@ -3646,7 +3646,7 @@
           <v:shape id="_x0000_i1113" type="#_x0000_t75" style="width:52.95pt;height:33.9pt" o:ole="">
             <v:imagedata r:id="rId170" o:title=""/>
           </v:shape>
-          <o:OLEObject Type="Embed" ProgID="Equation.DSMT4" ShapeID="_x0000_i1113" DrawAspect="Content" ObjectID="_1836664535" r:id="rId171"/>
+          <o:OLEObject Type="Embed" ProgID="Equation.DSMT4" ShapeID="_x0000_i1113" DrawAspect="Content" ObjectID="_1836720311" r:id="rId171"/>
         </w:object>
       </w:r>
       <w:r>
@@ -3689,7 +3689,7 @@
           <v:shape id="_x0000_i1114" type="#_x0000_t75" style="width:29.1pt;height:16.95pt" o:ole="">
             <v:imagedata r:id="rId172" o:title=""/>
           </v:shape>
-          <o:OLEObject Type="Embed" ProgID="Equation.DSMT4" ShapeID="_x0000_i1114" DrawAspect="Content" ObjectID="_1836664536" r:id="rId173"/>
+          <o:OLEObject Type="Embed" ProgID="Equation.DSMT4" ShapeID="_x0000_i1114" DrawAspect="Content" ObjectID="_1836720312" r:id="rId173"/>
         </w:object>
       </w:r>
     </w:p>
@@ -3724,7 +3724,7 @@
           <v:shape id="_x0000_i1115" type="#_x0000_t75" style="width:15.9pt;height:31.25pt" o:ole="">
             <v:imagedata r:id="rId174" o:title=""/>
           </v:shape>
-          <o:OLEObject Type="Embed" ProgID="Equation.DSMT4" ShapeID="_x0000_i1115" DrawAspect="Content" ObjectID="_1836664537" r:id="rId175"/>
+          <o:OLEObject Type="Embed" ProgID="Equation.DSMT4" ShapeID="_x0000_i1115" DrawAspect="Content" ObjectID="_1836720313" r:id="rId175"/>
         </w:object>
       </w:r>
     </w:p>
@@ -3740,7 +3740,7 @@
           <v:shape id="_x0000_i1116" type="#_x0000_t75" style="width:46.05pt;height:15.9pt" o:ole="">
             <v:imagedata r:id="rId176" o:title=""/>
           </v:shape>
-          <o:OLEObject Type="Embed" ProgID="Equation.DSMT4" ShapeID="_x0000_i1116" DrawAspect="Content" ObjectID="_1836664538" r:id="rId177"/>
+          <o:OLEObject Type="Embed" ProgID="Equation.DSMT4" ShapeID="_x0000_i1116" DrawAspect="Content" ObjectID="_1836720314" r:id="rId177"/>
         </w:object>
       </w:r>
       <w:r>
@@ -3756,7 +3756,7 @@
           <v:shape id="_x0000_i1117" type="#_x0000_t75" style="width:193.25pt;height:33.9pt" o:ole="">
             <v:imagedata r:id="rId178" o:title=""/>
           </v:shape>
-          <o:OLEObject Type="Embed" ProgID="Equation.DSMT4" ShapeID="_x0000_i1117" DrawAspect="Content" ObjectID="_1836664539" r:id="rId179"/>
+          <o:OLEObject Type="Embed" ProgID="Equation.DSMT4" ShapeID="_x0000_i1117" DrawAspect="Content" ObjectID="_1836720315" r:id="rId179"/>
         </w:object>
       </w:r>
       <w:r>
@@ -3770,7 +3770,7 @@
           <v:shape id="_x0000_i1118" type="#_x0000_t75" style="width:157.25pt;height:20.1pt" o:ole="">
             <v:imagedata r:id="rId180" o:title=""/>
           </v:shape>
-          <o:OLEObject Type="Embed" ProgID="Equation.DSMT4" ShapeID="_x0000_i1118" DrawAspect="Content" ObjectID="_1836664540" r:id="rId181"/>
+          <o:OLEObject Type="Embed" ProgID="Equation.DSMT4" ShapeID="_x0000_i1118" DrawAspect="Content" ObjectID="_1836720316" r:id="rId181"/>
         </w:object>
       </w:r>
       <w:r>
@@ -3785,7 +3785,7 @@
           <v:shape id="_x0000_i1119" type="#_x0000_t75" style="width:56.1pt;height:33.9pt" o:ole="">
             <v:imagedata r:id="rId182" o:title=""/>
           </v:shape>
-          <o:OLEObject Type="Embed" ProgID="Equation.DSMT4" ShapeID="_x0000_i1119" DrawAspect="Content" ObjectID="_1836664541" r:id="rId183"/>
+          <o:OLEObject Type="Embed" ProgID="Equation.DSMT4" ShapeID="_x0000_i1119" DrawAspect="Content" ObjectID="_1836720317" r:id="rId183"/>
         </w:object>
       </w:r>
       <w:r>
@@ -3867,7 +3867,7 @@
           <v:shape id="_x0000_i1120" type="#_x0000_t75" style="width:105.9pt;height:20.1pt" o:ole="">
             <v:imagedata r:id="rId184" o:title=""/>
           </v:shape>
-          <o:OLEObject Type="Embed" ProgID="Equation.DSMT4" ShapeID="_x0000_i1120" DrawAspect="Content" ObjectID="_1836664542" r:id="rId185"/>
+          <o:OLEObject Type="Embed" ProgID="Equation.DSMT4" ShapeID="_x0000_i1120" DrawAspect="Content" ObjectID="_1836720318" r:id="rId185"/>
         </w:object>
       </w:r>
       <w:r>
@@ -3881,7 +3881,7 @@
           <v:shape id="_x0000_i1121" type="#_x0000_t75" style="width:77.8pt;height:32.8pt" o:ole="">
             <v:imagedata r:id="rId186" o:title=""/>
           </v:shape>
-          <o:OLEObject Type="Embed" ProgID="Equation.DSMT4" ShapeID="_x0000_i1121" DrawAspect="Content" ObjectID="_1836664543" r:id="rId187"/>
+          <o:OLEObject Type="Embed" ProgID="Equation.DSMT4" ShapeID="_x0000_i1121" DrawAspect="Content" ObjectID="_1836720319" r:id="rId187"/>
         </w:object>
       </w:r>
       <w:r>
@@ -3951,7 +3951,7 @@
           <v:shape id="_x0000_i1122" type="#_x0000_t75" style="width:120.2pt;height:32.8pt" o:ole="">
             <v:imagedata r:id="rId188" o:title=""/>
           </v:shape>
-          <o:OLEObject Type="Embed" ProgID="Equation.DSMT4" ShapeID="_x0000_i1122" DrawAspect="Content" ObjectID="_1836664544" r:id="rId189"/>
+          <o:OLEObject Type="Embed" ProgID="Equation.DSMT4" ShapeID="_x0000_i1122" DrawAspect="Content" ObjectID="_1836720320" r:id="rId189"/>
         </w:object>
       </w:r>
       <w:r>
@@ -3965,7 +3965,7 @@
           <v:shape id="_x0000_i1123" type="#_x0000_t75" style="width:174.2pt;height:36pt" o:ole="">
             <v:imagedata r:id="rId190" o:title=""/>
           </v:shape>
-          <o:OLEObject Type="Embed" ProgID="Equation.DSMT4" ShapeID="_x0000_i1123" DrawAspect="Content" ObjectID="_1836664545" r:id="rId191"/>
+          <o:OLEObject Type="Embed" ProgID="Equation.DSMT4" ShapeID="_x0000_i1123" DrawAspect="Content" ObjectID="_1836720321" r:id="rId191"/>
         </w:object>
       </w:r>
       <w:r>
@@ -4039,7 +4039,7 @@
           <v:shape id="_x0000_i1124" type="#_x0000_t75" style="width:68.8pt;height:20.1pt" o:ole="">
             <v:imagedata r:id="rId192" o:title=""/>
           </v:shape>
-          <o:OLEObject Type="Embed" ProgID="Equation.DSMT4" ShapeID="_x0000_i1124" DrawAspect="Content" ObjectID="_1836664546" r:id="rId193"/>
+          <o:OLEObject Type="Embed" ProgID="Equation.DSMT4" ShapeID="_x0000_i1124" DrawAspect="Content" ObjectID="_1836720322" r:id="rId193"/>
         </w:object>
       </w:r>
       <w:proofErr w:type="spellStart"/>
@@ -4060,7 +4060,7 @@
           <v:shape id="_x0000_i1125" type="#_x0000_t75" style="width:148.25pt;height:32.8pt" o:ole="">
             <v:imagedata r:id="rId194" o:title=""/>
           </v:shape>
-          <o:OLEObject Type="Embed" ProgID="Equation.DSMT4" ShapeID="_x0000_i1125" DrawAspect="Content" ObjectID="_1836664547" r:id="rId195"/>
+          <o:OLEObject Type="Embed" ProgID="Equation.DSMT4" ShapeID="_x0000_i1125" DrawAspect="Content" ObjectID="_1836720323" r:id="rId195"/>
         </w:object>
       </w:r>
       <w:r>
@@ -4077,7 +4077,7 @@
           <v:shape id="_x0000_i1126" type="#_x0000_t75" style="width:25.95pt;height:15.9pt" o:ole="">
             <v:imagedata r:id="rId196" o:title=""/>
           </v:shape>
-          <o:OLEObject Type="Embed" ProgID="Equation.DSMT4" ShapeID="_x0000_i1126" DrawAspect="Content" ObjectID="_1836664548" r:id="rId197"/>
+          <o:OLEObject Type="Embed" ProgID="Equation.DSMT4" ShapeID="_x0000_i1126" DrawAspect="Content" ObjectID="_1836720324" r:id="rId197"/>
         </w:object>
       </w:r>
       <w:r>
@@ -4100,7 +4100,7 @@
           <v:shape id="_x0000_i1127" type="#_x0000_t75" style="width:31.75pt;height:20.1pt" o:ole="">
             <v:imagedata r:id="rId198" o:title=""/>
           </v:shape>
-          <o:OLEObject Type="Embed" ProgID="Equation.DSMT4" ShapeID="_x0000_i1127" DrawAspect="Content" ObjectID="_1836664549" r:id="rId199"/>
+          <o:OLEObject Type="Embed" ProgID="Equation.DSMT4" ShapeID="_x0000_i1127" DrawAspect="Content" ObjectID="_1836720325" r:id="rId199"/>
         </w:object>
       </w:r>
       <w:r>
@@ -4130,7 +4130,7 @@
           <v:shape id="_x0000_i1128" type="#_x0000_t75" style="width:29.1pt;height:20.1pt" o:ole="">
             <v:imagedata r:id="rId200" o:title=""/>
           </v:shape>
-          <o:OLEObject Type="Embed" ProgID="Equation.DSMT4" ShapeID="_x0000_i1128" DrawAspect="Content" ObjectID="_1836664550" r:id="rId201"/>
+          <o:OLEObject Type="Embed" ProgID="Equation.DSMT4" ShapeID="_x0000_i1128" DrawAspect="Content" ObjectID="_1836720326" r:id="rId201"/>
         </w:object>
       </w:r>
       <w:r>
@@ -4155,7 +4155,7 @@
           <v:shape id="_x0000_i1129" type="#_x0000_t75" style="width:13.25pt;height:13.25pt" o:ole="">
             <v:imagedata r:id="rId202" o:title=""/>
           </v:shape>
-          <o:OLEObject Type="Embed" ProgID="Equation.DSMT4" ShapeID="_x0000_i1129" DrawAspect="Content" ObjectID="_1836664551" r:id="rId203"/>
+          <o:OLEObject Type="Embed" ProgID="Equation.DSMT4" ShapeID="_x0000_i1129" DrawAspect="Content" ObjectID="_1836720327" r:id="rId203"/>
         </w:object>
       </w:r>
       <w:r>
@@ -4190,7 +4190,7 @@
           <v:shape id="_x0000_i1130" type="#_x0000_t75" style="width:31.25pt;height:20.1pt" o:ole="">
             <v:imagedata r:id="rId204" o:title=""/>
           </v:shape>
-          <o:OLEObject Type="Embed" ProgID="Equation.DSMT4" ShapeID="_x0000_i1130" DrawAspect="Content" ObjectID="_1836664552" r:id="rId205"/>
+          <o:OLEObject Type="Embed" ProgID="Equation.DSMT4" ShapeID="_x0000_i1130" DrawAspect="Content" ObjectID="_1836720328" r:id="rId205"/>
         </w:object>
       </w:r>
     </w:p>
@@ -4209,7 +4209,7 @@
           <v:shape id="_x0000_i1131" type="#_x0000_t75" style="width:67.25pt;height:20.1pt" o:ole="">
             <v:imagedata r:id="rId206" o:title=""/>
           </v:shape>
-          <o:OLEObject Type="Embed" ProgID="Equation.DSMT4" ShapeID="_x0000_i1131" DrawAspect="Content" ObjectID="_1836664553" r:id="rId207"/>
+          <o:OLEObject Type="Embed" ProgID="Equation.DSMT4" ShapeID="_x0000_i1131" DrawAspect="Content" ObjectID="_1836720329" r:id="rId207"/>
         </w:object>
       </w:r>
       <w:r>
@@ -4233,7 +4233,7 @@
           <v:shape id="_x0000_i1132" type="#_x0000_t75" style="width:70.95pt;height:15.9pt" o:ole="">
             <v:imagedata r:id="rId208" o:title=""/>
           </v:shape>
-          <o:OLEObject Type="Embed" ProgID="Equation.DSMT4" ShapeID="_x0000_i1132" DrawAspect="Content" ObjectID="_1836664554" r:id="rId209"/>
+          <o:OLEObject Type="Embed" ProgID="Equation.DSMT4" ShapeID="_x0000_i1132" DrawAspect="Content" ObjectID="_1836720330" r:id="rId209"/>
         </w:object>
       </w:r>
       <w:r>
@@ -4247,7 +4247,7 @@
           <v:shape id="_x0000_i1133" type="#_x0000_t75" style="width:51.9pt;height:15.9pt" o:ole="">
             <v:imagedata r:id="rId210" o:title=""/>
           </v:shape>
-          <o:OLEObject Type="Embed" ProgID="Equation.DSMT4" ShapeID="_x0000_i1133" DrawAspect="Content" ObjectID="_1836664555" r:id="rId211"/>
+          <o:OLEObject Type="Embed" ProgID="Equation.DSMT4" ShapeID="_x0000_i1133" DrawAspect="Content" ObjectID="_1836720331" r:id="rId211"/>
         </w:object>
       </w:r>
       <w:r>
@@ -4261,7 +4261,7 @@
           <v:shape id="_x0000_i1134" type="#_x0000_t75" style="width:46.05pt;height:20.1pt" o:ole="">
             <v:imagedata r:id="rId212" o:title=""/>
           </v:shape>
-          <o:OLEObject Type="Embed" ProgID="Equation.DSMT4" ShapeID="_x0000_i1134" DrawAspect="Content" ObjectID="_1836664556" r:id="rId213"/>
+          <o:OLEObject Type="Embed" ProgID="Equation.DSMT4" ShapeID="_x0000_i1134" DrawAspect="Content" ObjectID="_1836720332" r:id="rId213"/>
         </w:object>
       </w:r>
       <w:r>
@@ -4377,7 +4377,7 @@
           <v:shape id="_x0000_i1136" type="#_x0000_t75" style="width:123.9pt;height:31.25pt" o:ole="">
             <v:imagedata r:id="rId214" o:title=""/>
           </v:shape>
-          <o:OLEObject Type="Embed" ProgID="Equation.DSMT4" ShapeID="_x0000_i1136" DrawAspect="Content" ObjectID="_1836664557" r:id="rId215"/>
+          <o:OLEObject Type="Embed" ProgID="Equation.DSMT4" ShapeID="_x0000_i1136" DrawAspect="Content" ObjectID="_1836720333" r:id="rId215"/>
         </w:object>
       </w:r>
       <w:r>
@@ -4392,7 +4392,7 @@
           <v:shape id="_x0000_i1137" type="#_x0000_t75" style="width:30.2pt;height:13.75pt" o:ole="">
             <v:imagedata r:id="rId216" o:title=""/>
           </v:shape>
-          <o:OLEObject Type="Embed" ProgID="Equation.DSMT4" ShapeID="_x0000_i1137" DrawAspect="Content" ObjectID="_1836664558" r:id="rId217"/>
+          <o:OLEObject Type="Embed" ProgID="Equation.DSMT4" ShapeID="_x0000_i1137" DrawAspect="Content" ObjectID="_1836720334" r:id="rId217"/>
         </w:object>
       </w:r>
       <w:r>
@@ -4406,7 +4406,7 @@
           <v:shape id="_x0000_i1138" type="#_x0000_t75" style="width:28.05pt;height:20.1pt" o:ole="">
             <v:imagedata r:id="rId218" o:title=""/>
           </v:shape>
-          <o:OLEObject Type="Embed" ProgID="Equation.DSMT4" ShapeID="_x0000_i1138" DrawAspect="Content" ObjectID="_1836664559" r:id="rId219"/>
+          <o:OLEObject Type="Embed" ProgID="Equation.DSMT4" ShapeID="_x0000_i1138" DrawAspect="Content" ObjectID="_1836720335" r:id="rId219"/>
         </w:object>
       </w:r>
       <w:r>
@@ -4420,7 +4420,7 @@
           <v:shape id="_x0000_i1139" type="#_x0000_t75" style="width:12.2pt;height:11.1pt" o:ole="">
             <v:imagedata r:id="rId220" o:title=""/>
           </v:shape>
-          <o:OLEObject Type="Embed" ProgID="Equation.DSMT4" ShapeID="_x0000_i1139" DrawAspect="Content" ObjectID="_1836664560" r:id="rId221"/>
+          <o:OLEObject Type="Embed" ProgID="Equation.DSMT4" ShapeID="_x0000_i1139" DrawAspect="Content" ObjectID="_1836720336" r:id="rId221"/>
         </w:object>
       </w:r>
       <w:r>
@@ -4434,7 +4434,7 @@
           <v:shape id="_x0000_i1140" type="#_x0000_t75" style="width:12.2pt;height:15.9pt" o:ole="">
             <v:imagedata r:id="rId222" o:title=""/>
           </v:shape>
-          <o:OLEObject Type="Embed" ProgID="Equation.DSMT4" ShapeID="_x0000_i1140" DrawAspect="Content" ObjectID="_1836664561" r:id="rId223"/>
+          <o:OLEObject Type="Embed" ProgID="Equation.DSMT4" ShapeID="_x0000_i1140" DrawAspect="Content" ObjectID="_1836720337" r:id="rId223"/>
         </w:object>
       </w:r>
       <w:r>
@@ -4448,7 +4448,7 @@
           <v:shape id="_x0000_i1141" type="#_x0000_t75" style="width:13.75pt;height:32.8pt" o:ole="">
             <v:imagedata r:id="rId224" o:title=""/>
           </v:shape>
-          <o:OLEObject Type="Embed" ProgID="Equation.DSMT4" ShapeID="_x0000_i1141" DrawAspect="Content" ObjectID="_1836664562" r:id="rId225"/>
+          <o:OLEObject Type="Embed" ProgID="Equation.DSMT4" ShapeID="_x0000_i1141" DrawAspect="Content" ObjectID="_1836720338" r:id="rId225"/>
         </w:object>
       </w:r>
       <w:r>
@@ -4471,7 +4471,7 @@
           <v:shape id="_x0000_i1142" type="#_x0000_t75" style="width:11.1pt;height:11.1pt" o:ole="">
             <v:imagedata r:id="rId226" o:title=""/>
           </v:shape>
-          <o:OLEObject Type="Embed" ProgID="Equation.DSMT4" ShapeID="_x0000_i1142" DrawAspect="Content" ObjectID="_1836664563" r:id="rId227"/>
+          <o:OLEObject Type="Embed" ProgID="Equation.DSMT4" ShapeID="_x0000_i1142" DrawAspect="Content" ObjectID="_1836720339" r:id="rId227"/>
         </w:object>
       </w:r>
       <w:r>
@@ -4498,7 +4498,7 @@
           <v:shape id="_x0000_i1143" type="#_x0000_t75" style="width:20.1pt;height:18pt" o:ole="">
             <v:imagedata r:id="rId228" o:title=""/>
           </v:shape>
-          <o:OLEObject Type="Embed" ProgID="Equation.DSMT4" ShapeID="_x0000_i1143" DrawAspect="Content" ObjectID="_1836664564" r:id="rId229"/>
+          <o:OLEObject Type="Embed" ProgID="Equation.DSMT4" ShapeID="_x0000_i1143" DrawAspect="Content" ObjectID="_1836720340" r:id="rId229"/>
         </w:object>
       </w:r>
     </w:p>
@@ -4514,7 +4514,7 @@
           <v:shape id="_x0000_i1144" type="#_x0000_t75" style="width:19.05pt;height:16.95pt" o:ole="">
             <v:imagedata r:id="rId230" o:title=""/>
           </v:shape>
-          <o:OLEObject Type="Embed" ProgID="Equation.DSMT4" ShapeID="_x0000_i1144" DrawAspect="Content" ObjectID="_1836664565" r:id="rId231"/>
+          <o:OLEObject Type="Embed" ProgID="Equation.DSMT4" ShapeID="_x0000_i1144" DrawAspect="Content" ObjectID="_1836720341" r:id="rId231"/>
         </w:object>
       </w:r>
       <w:r>
@@ -4557,12 +4557,17 @@
           <v:shape id="_x0000_i1145" type="#_x0000_t75" style="width:106.95pt;height:33.9pt" o:ole="">
             <v:imagedata r:id="rId232" o:title=""/>
           </v:shape>
-          <o:OLEObject Type="Embed" ProgID="Equation.DSMT4" ShapeID="_x0000_i1145" DrawAspect="Content" ObjectID="_1836664566" r:id="rId233"/>
-        </w:object>
-      </w:r>
-      <w:r>
-        <w:t xml:space="preserve"> is </w:t>
-      </w:r>
+          <o:OLEObject Type="Embed" ProgID="Equation.DSMT4" ShapeID="_x0000_i1145" DrawAspect="Content" ObjectID="_1836720342" r:id="rId233"/>
+        </w:object>
+      </w:r>
+      <w:r>
+        <w:t xml:space="preserve"> </w:t>
+      </w:r>
+      <w:proofErr w:type="gramStart"/>
+      <w:r>
+        <w:t xml:space="preserve">is </w:t>
+      </w:r>
+      <w:proofErr w:type="gramEnd"/>
       <w:r>
         <w:rPr>
           <w:position w:val="-14"/>
@@ -4571,7 +4576,7 @@
           <v:shape id="_x0000_i1146" type="#_x0000_t75" style="width:52.95pt;height:20.1pt" o:ole="">
             <v:imagedata r:id="rId234" o:title=""/>
           </v:shape>
-          <o:OLEObject Type="Embed" ProgID="Equation.DSMT4" ShapeID="_x0000_i1146" DrawAspect="Content" ObjectID="_1836664567" r:id="rId235"/>
+          <o:OLEObject Type="Embed" ProgID="Equation.DSMT4" ShapeID="_x0000_i1146" DrawAspect="Content" ObjectID="_1836720343" r:id="rId235"/>
         </w:object>
       </w:r>
       <w:r>
@@ -4585,7 +4590,7 @@
           <v:shape id="_x0000_i1147" type="#_x0000_t75" style="width:30.2pt;height:15.9pt" o:ole="">
             <v:imagedata r:id="rId236" o:title=""/>
           </v:shape>
-          <o:OLEObject Type="Embed" ProgID="Equation.DSMT4" ShapeID="_x0000_i1147" DrawAspect="Content" ObjectID="_1836664568" r:id="rId237"/>
+          <o:OLEObject Type="Embed" ProgID="Equation.DSMT4" ShapeID="_x0000_i1147" DrawAspect="Content" ObjectID="_1836720344" r:id="rId237"/>
         </w:object>
       </w:r>
       <w:r>
@@ -4661,7 +4666,7 @@
           <v:shape id="_x0000_i1148" type="#_x0000_t75" style="width:148.75pt;height:36pt" o:ole="">
             <v:imagedata r:id="rId238" o:title=""/>
           </v:shape>
-          <o:OLEObject Type="Embed" ProgID="Equation.DSMT4" ShapeID="_x0000_i1148" DrawAspect="Content" ObjectID="_1836664569" r:id="rId239"/>
+          <o:OLEObject Type="Embed" ProgID="Equation.DSMT4" ShapeID="_x0000_i1148" DrawAspect="Content" ObjectID="_1836720345" r:id="rId239"/>
         </w:object>
       </w:r>
       <w:r>
@@ -4675,7 +4680,7 @@
           <v:shape id="_x0000_i1149" type="#_x0000_t75" style="width:28.05pt;height:13.75pt" o:ole="">
             <v:imagedata r:id="rId240" o:title=""/>
           </v:shape>
-          <o:OLEObject Type="Embed" ProgID="Equation.DSMT4" ShapeID="_x0000_i1149" DrawAspect="Content" ObjectID="_1836664570" r:id="rId241"/>
+          <o:OLEObject Type="Embed" ProgID="Equation.DSMT4" ShapeID="_x0000_i1149" DrawAspect="Content" ObjectID="_1836720346" r:id="rId241"/>
         </w:object>
       </w:r>
       <w:proofErr w:type="spellStart"/>
@@ -4696,7 +4701,7 @@
           <v:shape id="_x0000_i1150" type="#_x0000_t75" style="width:131.8pt;height:23.8pt" o:ole="">
             <v:imagedata r:id="rId242" o:title=""/>
           </v:shape>
-          <o:OLEObject Type="Embed" ProgID="Equation.DSMT4" ShapeID="_x0000_i1150" DrawAspect="Content" ObjectID="_1836664571" r:id="rId243"/>
+          <o:OLEObject Type="Embed" ProgID="Equation.DSMT4" ShapeID="_x0000_i1150" DrawAspect="Content" ObjectID="_1836720347" r:id="rId243"/>
         </w:object>
       </w:r>
       <w:r>
@@ -4710,7 +4715,7 @@
           <v:shape id="_x0000_i1151" type="#_x0000_t75" style="width:97.95pt;height:20.1pt" o:ole="">
             <v:imagedata r:id="rId244" o:title=""/>
           </v:shape>
-          <o:OLEObject Type="Embed" ProgID="Equation.DSMT4" ShapeID="_x0000_i1151" DrawAspect="Content" ObjectID="_1836664572" r:id="rId245"/>
+          <o:OLEObject Type="Embed" ProgID="Equation.DSMT4" ShapeID="_x0000_i1151" DrawAspect="Content" ObjectID="_1836720348" r:id="rId245"/>
         </w:object>
       </w:r>
       <w:r>
@@ -4780,7 +4785,7 @@
           <v:shape id="_x0000_i1152" type="#_x0000_t75" style="width:96.9pt;height:37.05pt" o:ole="">
             <v:imagedata r:id="rId246" o:title=""/>
           </v:shape>
-          <o:OLEObject Type="Embed" ProgID="Equation.DSMT4" ShapeID="_x0000_i1152" DrawAspect="Content" ObjectID="_1836664573" r:id="rId247"/>
+          <o:OLEObject Type="Embed" ProgID="Equation.DSMT4" ShapeID="_x0000_i1152" DrawAspect="Content" ObjectID="_1836720349" r:id="rId247"/>
         </w:object>
       </w:r>
       <w:r>
@@ -4794,7 +4799,7 @@
           <v:shape id="_x0000_i1153" type="#_x0000_t75" style="width:29.1pt;height:31.25pt" o:ole="">
             <v:imagedata r:id="rId248" o:title=""/>
           </v:shape>
-          <o:OLEObject Type="Embed" ProgID="Equation.DSMT4" ShapeID="_x0000_i1153" DrawAspect="Content" ObjectID="_1836664574" r:id="rId249"/>
+          <o:OLEObject Type="Embed" ProgID="Equation.DSMT4" ShapeID="_x0000_i1153" DrawAspect="Content" ObjectID="_1836720350" r:id="rId249"/>
         </w:object>
       </w:r>
       <w:r>
@@ -4825,7 +4830,7 @@
           <v:shape id="_x0000_i1154" type="#_x0000_t75" style="width:38.1pt;height:15.9pt" o:ole="">
             <v:imagedata r:id="rId250" o:title=""/>
           </v:shape>
-          <o:OLEObject Type="Embed" ProgID="Equation.DSMT4" ShapeID="_x0000_i1154" DrawAspect="Content" ObjectID="_1836664575" r:id="rId251"/>
+          <o:OLEObject Type="Embed" ProgID="Equation.DSMT4" ShapeID="_x0000_i1154" DrawAspect="Content" ObjectID="_1836720351" r:id="rId251"/>
         </w:object>
       </w:r>
       <w:r>
@@ -4849,7 +4854,7 @@
           <v:shape id="_x0000_i1155" type="#_x0000_t75" style="width:57.2pt;height:22.25pt" o:ole="">
             <v:imagedata r:id="rId252" o:title=""/>
           </v:shape>
-          <o:OLEObject Type="Embed" ProgID="Equation.DSMT4" ShapeID="_x0000_i1155" DrawAspect="Content" ObjectID="_1836664576" r:id="rId253"/>
+          <o:OLEObject Type="Embed" ProgID="Equation.DSMT4" ShapeID="_x0000_i1155" DrawAspect="Content" ObjectID="_1836720352" r:id="rId253"/>
         </w:object>
       </w:r>
     </w:p>
@@ -4865,7 +4870,7 @@
           <v:shape id="_x0000_i1156" type="#_x0000_t75" style="width:58.25pt;height:22.25pt" o:ole="">
             <v:imagedata r:id="rId254" o:title=""/>
           </v:shape>
-          <o:OLEObject Type="Embed" ProgID="Equation.DSMT4" ShapeID="_x0000_i1156" DrawAspect="Content" ObjectID="_1836664577" r:id="rId255"/>
+          <o:OLEObject Type="Embed" ProgID="Equation.DSMT4" ShapeID="_x0000_i1156" DrawAspect="Content" ObjectID="_1836720353" r:id="rId255"/>
         </w:object>
       </w:r>
       <w:r>
@@ -4897,7 +4902,7 @@
           <v:shape id="_x0000_i1157" type="#_x0000_t75" style="width:38.1pt;height:15.9pt" o:ole="">
             <v:imagedata r:id="rId256" o:title=""/>
           </v:shape>
-          <o:OLEObject Type="Embed" ProgID="Equation.DSMT4" ShapeID="_x0000_i1157" DrawAspect="Content" ObjectID="_1836664578" r:id="rId257"/>
+          <o:OLEObject Type="Embed" ProgID="Equation.DSMT4" ShapeID="_x0000_i1157" DrawAspect="Content" ObjectID="_1836720354" r:id="rId257"/>
         </w:object>
       </w:r>
     </w:p>
@@ -4916,7 +4921,7 @@
           <v:shape id="_x0000_i1158" type="#_x0000_t75" style="width:86.8pt;height:31.25pt" o:ole="">
             <v:imagedata r:id="rId258" o:title=""/>
           </v:shape>
-          <o:OLEObject Type="Embed" ProgID="Equation.DSMT4" ShapeID="_x0000_i1158" DrawAspect="Content" ObjectID="_1836664579" r:id="rId259"/>
+          <o:OLEObject Type="Embed" ProgID="Equation.DSMT4" ShapeID="_x0000_i1158" DrawAspect="Content" ObjectID="_1836720355" r:id="rId259"/>
         </w:object>
       </w:r>
       <w:r>
@@ -4935,7 +4940,7 @@
           <v:shape id="_x0000_i1159" type="#_x0000_t75" style="width:12.2pt;height:13.25pt" o:ole="">
             <v:imagedata r:id="rId260" o:title=""/>
           </v:shape>
-          <o:OLEObject Type="Embed" ProgID="Equation.DSMT4" ShapeID="_x0000_i1159" DrawAspect="Content" ObjectID="_1836664580" r:id="rId261"/>
+          <o:OLEObject Type="Embed" ProgID="Equation.DSMT4" ShapeID="_x0000_i1159" DrawAspect="Content" ObjectID="_1836720356" r:id="rId261"/>
         </w:object>
       </w:r>
       <w:r>
@@ -4949,7 +4954,7 @@
           <v:shape id="_x0000_i1160" type="#_x0000_t75" style="width:27pt;height:15.9pt" o:ole="">
             <v:imagedata r:id="rId262" o:title=""/>
           </v:shape>
-          <o:OLEObject Type="Embed" ProgID="Equation.DSMT4" ShapeID="_x0000_i1160" DrawAspect="Content" ObjectID="_1836664581" r:id="rId263"/>
+          <o:OLEObject Type="Embed" ProgID="Equation.DSMT4" ShapeID="_x0000_i1160" DrawAspect="Content" ObjectID="_1836720357" r:id="rId263"/>
         </w:object>
       </w:r>
       <w:r>
@@ -4972,7 +4977,7 @@
           <v:shape id="_x0000_i1161" type="#_x0000_t75" style="width:34.95pt;height:33.9pt" o:ole="">
             <v:imagedata r:id="rId264" o:title=""/>
           </v:shape>
-          <o:OLEObject Type="Embed" ProgID="Equation.DSMT4" ShapeID="_x0000_i1161" DrawAspect="Content" ObjectID="_1836664582" r:id="rId265"/>
+          <o:OLEObject Type="Embed" ProgID="Equation.DSMT4" ShapeID="_x0000_i1161" DrawAspect="Content" ObjectID="_1836720358" r:id="rId265"/>
         </w:object>
       </w:r>
       <w:r>
@@ -4999,7 +5004,7 @@
           <v:shape id="_x0000_i1162" type="#_x0000_t75" style="width:36pt;height:33.9pt" o:ole="">
             <v:imagedata r:id="rId266" o:title=""/>
           </v:shape>
-          <o:OLEObject Type="Embed" ProgID="Equation.DSMT4" ShapeID="_x0000_i1162" DrawAspect="Content" ObjectID="_1836664583" r:id="rId267"/>
+          <o:OLEObject Type="Embed" ProgID="Equation.DSMT4" ShapeID="_x0000_i1162" DrawAspect="Content" ObjectID="_1836720359" r:id="rId267"/>
         </w:object>
       </w:r>
     </w:p>
@@ -5019,7 +5024,7 @@
           <v:shape id="_x0000_i1163" type="#_x0000_t75" style="width:34.95pt;height:33.9pt" o:ole="">
             <v:imagedata r:id="rId268" o:title=""/>
           </v:shape>
-          <o:OLEObject Type="Embed" ProgID="Equation.DSMT4" ShapeID="_x0000_i1163" DrawAspect="Content" ObjectID="_1836664584" r:id="rId269"/>
+          <o:OLEObject Type="Embed" ProgID="Equation.DSMT4" ShapeID="_x0000_i1163" DrawAspect="Content" ObjectID="_1836720360" r:id="rId269"/>
         </w:object>
       </w:r>
       <w:r>
@@ -5054,7 +5059,7 @@
           <v:shape id="_x0000_i1164" type="#_x0000_t75" style="width:34.95pt;height:33.9pt" o:ole="">
             <v:imagedata r:id="rId270" o:title=""/>
           </v:shape>
-          <o:OLEObject Type="Embed" ProgID="Equation.DSMT4" ShapeID="_x0000_i1164" DrawAspect="Content" ObjectID="_1836664585" r:id="rId271"/>
+          <o:OLEObject Type="Embed" ProgID="Equation.DSMT4" ShapeID="_x0000_i1164" DrawAspect="Content" ObjectID="_1836720361" r:id="rId271"/>
         </w:object>
       </w:r>
     </w:p>
@@ -5073,7 +5078,7 @@
           <v:shape id="_x0000_i1165" type="#_x0000_t75" style="width:130.75pt;height:32.8pt" o:ole="">
             <v:imagedata r:id="rId272" o:title=""/>
           </v:shape>
-          <o:OLEObject Type="Embed" ProgID="Equation.DSMT4" ShapeID="_x0000_i1165" DrawAspect="Content" ObjectID="_1836664586" r:id="rId273"/>
+          <o:OLEObject Type="Embed" ProgID="Equation.DSMT4" ShapeID="_x0000_i1165" DrawAspect="Content" ObjectID="_1836720362" r:id="rId273"/>
         </w:object>
       </w:r>
       <w:r>
@@ -5143,7 +5148,7 @@
           <v:shape id="_x0000_i1166" type="#_x0000_t75" style="width:66.2pt;height:15.9pt" o:ole="">
             <v:imagedata r:id="rId274" o:title=""/>
           </v:shape>
-          <o:OLEObject Type="Embed" ProgID="Equation.DSMT4" ShapeID="_x0000_i1166" DrawAspect="Content" ObjectID="_1836664587" r:id="rId275"/>
+          <o:OLEObject Type="Embed" ProgID="Equation.DSMT4" ShapeID="_x0000_i1166" DrawAspect="Content" ObjectID="_1836720363" r:id="rId275"/>
         </w:object>
       </w:r>
       <w:r>
@@ -5157,7 +5162,7 @@
           <v:shape id="_x0000_i1167" type="#_x0000_t75" style="width:65.1pt;height:20.1pt" o:ole="">
             <v:imagedata r:id="rId276" o:title=""/>
           </v:shape>
-          <o:OLEObject Type="Embed" ProgID="Equation.DSMT4" ShapeID="_x0000_i1167" DrawAspect="Content" ObjectID="_1836664588" r:id="rId277"/>
+          <o:OLEObject Type="Embed" ProgID="Equation.DSMT4" ShapeID="_x0000_i1167" DrawAspect="Content" ObjectID="_1836720364" r:id="rId277"/>
         </w:object>
       </w:r>
       <w:r>
@@ -5181,7 +5186,7 @@
           <v:shape id="_x0000_i1168" type="#_x0000_t75" style="width:104.8pt;height:38.1pt" o:ole="">
             <v:imagedata r:id="rId278" o:title=""/>
           </v:shape>
-          <o:OLEObject Type="Embed" ProgID="Equation.DSMT4" ShapeID="_x0000_i1168" DrawAspect="Content" ObjectID="_1836664589" r:id="rId279"/>
+          <o:OLEObject Type="Embed" ProgID="Equation.DSMT4" ShapeID="_x0000_i1168" DrawAspect="Content" ObjectID="_1836720365" r:id="rId279"/>
         </w:object>
       </w:r>
       <w:r>
@@ -5195,7 +5200,7 @@
           <v:shape id="_x0000_i1169" type="#_x0000_t75" style="width:47.1pt;height:20.1pt" o:ole="">
             <v:imagedata r:id="rId280" o:title=""/>
           </v:shape>
-          <o:OLEObject Type="Embed" ProgID="Equation.DSMT4" ShapeID="_x0000_i1169" DrawAspect="Content" ObjectID="_1836664590" r:id="rId281"/>
+          <o:OLEObject Type="Embed" ProgID="Equation.DSMT4" ShapeID="_x0000_i1169" DrawAspect="Content" ObjectID="_1836720366" r:id="rId281"/>
         </w:object>
       </w:r>
       <w:r>
@@ -5273,7 +5278,7 @@
           <v:shape id="_x0000_i1170" type="#_x0000_t75" style="width:79.95pt;height:15.9pt" o:ole="">
             <v:imagedata r:id="rId282" o:title=""/>
           </v:shape>
-          <o:OLEObject Type="Embed" ProgID="Equation.DSMT4" ShapeID="_x0000_i1170" DrawAspect="Content" ObjectID="_1836664591" r:id="rId283"/>
+          <o:OLEObject Type="Embed" ProgID="Equation.DSMT4" ShapeID="_x0000_i1170" DrawAspect="Content" ObjectID="_1836720367" r:id="rId283"/>
         </w:object>
       </w:r>
       <w:r>
@@ -5297,7 +5302,7 @@
           <v:shape id="_x0000_i1171" type="#_x0000_t75" style="width:109.05pt;height:20.1pt" o:ole="">
             <v:imagedata r:id="rId284" o:title=""/>
           </v:shape>
-          <o:OLEObject Type="Embed" ProgID="Equation.DSMT4" ShapeID="_x0000_i1171" DrawAspect="Content" ObjectID="_1836664592" r:id="rId285"/>
+          <o:OLEObject Type="Embed" ProgID="Equation.DSMT4" ShapeID="_x0000_i1171" DrawAspect="Content" ObjectID="_1836720368" r:id="rId285"/>
         </w:object>
       </w:r>
       <w:r>
@@ -5316,7 +5321,7 @@
           <v:shape id="_x0000_i1172" type="#_x0000_t75" style="width:51.9pt;height:15.9pt" o:ole="">
             <v:imagedata r:id="rId286" o:title=""/>
           </v:shape>
-          <o:OLEObject Type="Embed" ProgID="Equation.DSMT4" ShapeID="_x0000_i1172" DrawAspect="Content" ObjectID="_1836664593" r:id="rId287"/>
+          <o:OLEObject Type="Embed" ProgID="Equation.DSMT4" ShapeID="_x0000_i1172" DrawAspect="Content" ObjectID="_1836720369" r:id="rId287"/>
         </w:object>
       </w:r>
       <w:r>
@@ -5330,7 +5335,7 @@
           <v:shape id="_x0000_i1173" type="#_x0000_t75" style="width:82.05pt;height:20.1pt" o:ole="">
             <v:imagedata r:id="rId288" o:title=""/>
           </v:shape>
-          <o:OLEObject Type="Embed" ProgID="Equation.DSMT4" ShapeID="_x0000_i1173" DrawAspect="Content" ObjectID="_1836664594" r:id="rId289"/>
+          <o:OLEObject Type="Embed" ProgID="Equation.DSMT4" ShapeID="_x0000_i1173" DrawAspect="Content" ObjectID="_1836720370" r:id="rId289"/>
         </w:object>
       </w:r>
       <w:r>
@@ -5401,7 +5406,7 @@
           <v:shape id="_x0000_i1174" type="#_x0000_t75" style="width:183.2pt;height:40.75pt" o:ole="">
             <v:imagedata r:id="rId290" o:title=""/>
           </v:shape>
-          <o:OLEObject Type="Embed" ProgID="Equation.DSMT4" ShapeID="_x0000_i1174" DrawAspect="Content" ObjectID="_1836664595" r:id="rId291"/>
+          <o:OLEObject Type="Embed" ProgID="Equation.DSMT4" ShapeID="_x0000_i1174" DrawAspect="Content" ObjectID="_1836720371" r:id="rId291"/>
         </w:object>
       </w:r>
       <w:r>
@@ -5489,7 +5494,7 @@
           <v:shape id="_x0000_i1175" type="#_x0000_t75" style="width:54pt;height:15.9pt" o:ole="">
             <v:imagedata r:id="rId292" o:title=""/>
           </v:shape>
-          <o:OLEObject Type="Embed" ProgID="Equation.DSMT4" ShapeID="_x0000_i1175" DrawAspect="Content" ObjectID="_1836664596" r:id="rId293"/>
+          <o:OLEObject Type="Embed" ProgID="Equation.DSMT4" ShapeID="_x0000_i1175" DrawAspect="Content" ObjectID="_1836720372" r:id="rId293"/>
         </w:object>
       </w:r>
       <w:r>
@@ -5503,7 +5508,7 @@
           <v:shape id="_x0000_i1176" type="#_x0000_t75" style="width:52.95pt;height:15.9pt" o:ole="">
             <v:imagedata r:id="rId294" o:title=""/>
           </v:shape>
-          <o:OLEObject Type="Embed" ProgID="Equation.DSMT4" ShapeID="_x0000_i1176" DrawAspect="Content" ObjectID="_1836664597" r:id="rId295"/>
+          <o:OLEObject Type="Embed" ProgID="Equation.DSMT4" ShapeID="_x0000_i1176" DrawAspect="Content" ObjectID="_1836720373" r:id="rId295"/>
         </w:object>
       </w:r>
       <w:r>
@@ -5517,7 +5522,7 @@
           <v:shape id="_x0000_i1177" type="#_x0000_t75" style="width:112.75pt;height:36pt" o:ole="">
             <v:imagedata r:id="rId296" o:title=""/>
           </v:shape>
-          <o:OLEObject Type="Embed" ProgID="Equation.DSMT4" ShapeID="_x0000_i1177" DrawAspect="Content" ObjectID="_1836664598" r:id="rId297"/>
+          <o:OLEObject Type="Embed" ProgID="Equation.DSMT4" ShapeID="_x0000_i1177" DrawAspect="Content" ObjectID="_1836720374" r:id="rId297"/>
         </w:object>
       </w:r>
       <w:r>
@@ -5531,7 +5536,7 @@
           <v:shape id="_x0000_i1178" type="#_x0000_t75" style="width:95.8pt;height:36pt" o:ole="">
             <v:imagedata r:id="rId298" o:title=""/>
           </v:shape>
-          <o:OLEObject Type="Embed" ProgID="Equation.DSMT4" ShapeID="_x0000_i1178" DrawAspect="Content" ObjectID="_1836664599" r:id="rId299"/>
+          <o:OLEObject Type="Embed" ProgID="Equation.DSMT4" ShapeID="_x0000_i1178" DrawAspect="Content" ObjectID="_1836720375" r:id="rId299"/>
         </w:object>
       </w:r>
       <w:r>
@@ -5553,7 +5558,7 @@
           <v:shape id="_x0000_i1179" type="#_x0000_t75" style="width:64.05pt;height:15.9pt" o:ole="">
             <v:imagedata r:id="rId300" o:title=""/>
           </v:shape>
-          <o:OLEObject Type="Embed" ProgID="Equation.DSMT4" ShapeID="_x0000_i1179" DrawAspect="Content" ObjectID="_1836664600" r:id="rId301"/>
+          <o:OLEObject Type="Embed" ProgID="Equation.DSMT4" ShapeID="_x0000_i1179" DrawAspect="Content" ObjectID="_1836720376" r:id="rId301"/>
         </w:object>
       </w:r>
       <w:r>
@@ -5645,7 +5650,7 @@
           <v:shape id="_x0000_i1180" type="#_x0000_t75" style="width:1in;height:31.25pt" o:ole="">
             <v:imagedata r:id="rId302" o:title=""/>
           </v:shape>
-          <o:OLEObject Type="Embed" ProgID="Equation.DSMT4" ShapeID="_x0000_i1180" DrawAspect="Content" ObjectID="_1836664601" r:id="rId303"/>
+          <o:OLEObject Type="Embed" ProgID="Equation.DSMT4" ShapeID="_x0000_i1180" DrawAspect="Content" ObjectID="_1836720377" r:id="rId303"/>
         </w:object>
       </w:r>
       <w:r>
@@ -5659,7 +5664,7 @@
           <v:shape id="_x0000_i1181" type="#_x0000_t75" style="width:30.2pt;height:31.25pt" o:ole="">
             <v:imagedata r:id="rId304" o:title=""/>
           </v:shape>
-          <o:OLEObject Type="Embed" ProgID="Equation.DSMT4" ShapeID="_x0000_i1181" DrawAspect="Content" ObjectID="_1836664602" r:id="rId305"/>
+          <o:OLEObject Type="Embed" ProgID="Equation.DSMT4" ShapeID="_x0000_i1181" DrawAspect="Content" ObjectID="_1836720378" r:id="rId305"/>
         </w:object>
       </w:r>
       <w:r>
@@ -5673,7 +5678,7 @@
           <v:shape id="_x0000_i1182" type="#_x0000_t75" style="width:84.2pt;height:20.1pt" o:ole="">
             <v:imagedata r:id="rId306" o:title=""/>
           </v:shape>
-          <o:OLEObject Type="Embed" ProgID="Equation.DSMT4" ShapeID="_x0000_i1182" DrawAspect="Content" ObjectID="_1836664603" r:id="rId307"/>
+          <o:OLEObject Type="Embed" ProgID="Equation.DSMT4" ShapeID="_x0000_i1182" DrawAspect="Content" ObjectID="_1836720379" r:id="rId307"/>
         </w:object>
       </w:r>
       <w:r>
@@ -5687,7 +5692,7 @@
           <v:shape id="_x0000_i1183" type="#_x0000_t75" style="width:114.9pt;height:33.9pt" o:ole="">
             <v:imagedata r:id="rId308" o:title=""/>
           </v:shape>
-          <o:OLEObject Type="Embed" ProgID="Equation.DSMT4" ShapeID="_x0000_i1183" DrawAspect="Content" ObjectID="_1836664604" r:id="rId309"/>
+          <o:OLEObject Type="Embed" ProgID="Equation.DSMT4" ShapeID="_x0000_i1183" DrawAspect="Content" ObjectID="_1836720380" r:id="rId309"/>
         </w:object>
       </w:r>
       <w:r>
@@ -5701,7 +5706,7 @@
           <v:shape id="_x0000_i1184" type="#_x0000_t75" style="width:60.9pt;height:20.1pt" o:ole="">
             <v:imagedata r:id="rId310" o:title=""/>
           </v:shape>
-          <o:OLEObject Type="Embed" ProgID="Equation.DSMT4" ShapeID="_x0000_i1184" DrawAspect="Content" ObjectID="_1836664605" r:id="rId311"/>
+          <o:OLEObject Type="Embed" ProgID="Equation.DSMT4" ShapeID="_x0000_i1184" DrawAspect="Content" ObjectID="_1836720381" r:id="rId311"/>
         </w:object>
       </w:r>
       <w:r>
@@ -5743,7 +5748,7 @@
           <v:shape id="_x0000_i1185" type="#_x0000_t75" style="width:18pt;height:31.25pt" o:ole="">
             <v:imagedata r:id="rId312" o:title=""/>
           </v:shape>
-          <o:OLEObject Type="Embed" ProgID="Equation.DSMT4" ShapeID="_x0000_i1185" DrawAspect="Content" ObjectID="_1836664606" r:id="rId313"/>
+          <o:OLEObject Type="Embed" ProgID="Equation.DSMT4" ShapeID="_x0000_i1185" DrawAspect="Content" ObjectID="_1836720382" r:id="rId313"/>
         </w:object>
       </w:r>
     </w:p>
@@ -5762,7 +5767,7 @@
           <v:shape id="_x0000_i1186" type="#_x0000_t75" style="width:25.95pt;height:31.25pt" o:ole="">
             <v:imagedata r:id="rId314" o:title=""/>
           </v:shape>
-          <o:OLEObject Type="Embed" ProgID="Equation.DSMT4" ShapeID="_x0000_i1186" DrawAspect="Content" ObjectID="_1836664607" r:id="rId315"/>
+          <o:OLEObject Type="Embed" ProgID="Equation.DSMT4" ShapeID="_x0000_i1186" DrawAspect="Content" ObjectID="_1836720383" r:id="rId315"/>
         </w:object>
       </w:r>
       <w:r>
@@ -5811,7 +5816,7 @@
           <v:shape id="_x0000_i1187" type="#_x0000_t75" style="width:201.2pt;height:33.9pt" o:ole="">
             <v:imagedata r:id="rId316" o:title=""/>
           </v:shape>
-          <o:OLEObject Type="Embed" ProgID="Equation.DSMT4" ShapeID="_x0000_i1187" DrawAspect="Content" ObjectID="_1836664608" r:id="rId317"/>
+          <o:OLEObject Type="Embed" ProgID="Equation.DSMT4" ShapeID="_x0000_i1187" DrawAspect="Content" ObjectID="_1836720384" r:id="rId317"/>
         </w:object>
       </w:r>
       <w:r>
@@ -5830,7 +5835,7 @@
           <v:shape id="_x0000_i1188" type="#_x0000_t75" style="width:32.8pt;height:20.1pt" o:ole="">
             <v:imagedata r:id="rId318" o:title=""/>
           </v:shape>
-          <o:OLEObject Type="Embed" ProgID="Equation.DSMT4" ShapeID="_x0000_i1188" DrawAspect="Content" ObjectID="_1836664609" r:id="rId319"/>
+          <o:OLEObject Type="Embed" ProgID="Equation.DSMT4" ShapeID="_x0000_i1188" DrawAspect="Content" ObjectID="_1836720385" r:id="rId319"/>
         </w:object>
       </w:r>
       <w:r>
@@ -5844,7 +5849,7 @@
           <v:shape id="_x0000_i1189" type="#_x0000_t75" style="width:42.9pt;height:15.9pt" o:ole="">
             <v:imagedata r:id="rId320" o:title=""/>
           </v:shape>
-          <o:OLEObject Type="Embed" ProgID="Equation.DSMT4" ShapeID="_x0000_i1189" DrawAspect="Content" ObjectID="_1836664610" r:id="rId321"/>
+          <o:OLEObject Type="Embed" ProgID="Equation.DSMT4" ShapeID="_x0000_i1189" DrawAspect="Content" ObjectID="_1836720386" r:id="rId321"/>
         </w:object>
       </w:r>
       <w:r>
@@ -5924,7 +5929,7 @@
           <v:shape id="_x0000_i1190" type="#_x0000_t75" style="width:184.75pt;height:38.1pt" o:ole="">
             <v:imagedata r:id="rId322" o:title=""/>
           </v:shape>
-          <o:OLEObject Type="Embed" ProgID="Equation.DSMT4" ShapeID="_x0000_i1190" DrawAspect="Content" ObjectID="_1836664611" r:id="rId323"/>
+          <o:OLEObject Type="Embed" ProgID="Equation.DSMT4" ShapeID="_x0000_i1190" DrawAspect="Content" ObjectID="_1836720387" r:id="rId323"/>
         </w:object>
       </w:r>
       <w:r>
@@ -5943,7 +5948,7 @@
           <v:shape id="_x0000_i1191" type="#_x0000_t75" style="width:67.25pt;height:20.1pt" o:ole="">
             <v:imagedata r:id="rId324" o:title=""/>
           </v:shape>
-          <o:OLEObject Type="Embed" ProgID="Equation.DSMT4" ShapeID="_x0000_i1191" DrawAspect="Content" ObjectID="_1836664612" r:id="rId325"/>
+          <o:OLEObject Type="Embed" ProgID="Equation.DSMT4" ShapeID="_x0000_i1191" DrawAspect="Content" ObjectID="_1836720388" r:id="rId325"/>
         </w:object>
       </w:r>
       <w:r>
@@ -5957,7 +5962,7 @@
           <v:shape id="_x0000_i1192" type="#_x0000_t75" style="width:48.2pt;height:15.9pt" o:ole="">
             <v:imagedata r:id="rId326" o:title=""/>
           </v:shape>
-          <o:OLEObject Type="Embed" ProgID="Equation.DSMT4" ShapeID="_x0000_i1192" DrawAspect="Content" ObjectID="_1836664613" r:id="rId327"/>
+          <o:OLEObject Type="Embed" ProgID="Equation.DSMT4" ShapeID="_x0000_i1192" DrawAspect="Content" ObjectID="_1836720389" r:id="rId327"/>
         </w:object>
       </w:r>
       <w:r>
@@ -6036,7 +6041,7 @@
           <v:shape id="_x0000_i1193" type="#_x0000_t75" style="width:138.2pt;height:51.9pt" o:ole="">
             <v:imagedata r:id="rId328" o:title=""/>
           </v:shape>
-          <o:OLEObject Type="Embed" ProgID="Equation.DSMT4" ShapeID="_x0000_i1193" DrawAspect="Content" ObjectID="_1836664614" r:id="rId329"/>
+          <o:OLEObject Type="Embed" ProgID="Equation.DSMT4" ShapeID="_x0000_i1193" DrawAspect="Content" ObjectID="_1836720390" r:id="rId329"/>
         </w:object>
       </w:r>
       <w:r>
@@ -6050,7 +6055,7 @@
           <v:shape id="_x0000_i1194" type="#_x0000_t75" style="width:121.25pt;height:36pt" o:ole="">
             <v:imagedata r:id="rId330" o:title=""/>
           </v:shape>
-          <o:OLEObject Type="Embed" ProgID="Equation.DSMT4" ShapeID="_x0000_i1194" DrawAspect="Content" ObjectID="_1836664615" r:id="rId331"/>
+          <o:OLEObject Type="Embed" ProgID="Equation.DSMT4" ShapeID="_x0000_i1194" DrawAspect="Content" ObjectID="_1836720391" r:id="rId331"/>
         </w:object>
       </w:r>
       <w:r>
@@ -6067,7 +6072,7 @@
           <v:shape id="_x0000_i1195" type="#_x0000_t75" style="width:48.2pt;height:20.1pt" o:ole="">
             <v:imagedata r:id="rId332" o:title=""/>
           </v:shape>
-          <o:OLEObject Type="Embed" ProgID="Equation.DSMT4" ShapeID="_x0000_i1195" DrawAspect="Content" ObjectID="_1836664616" r:id="rId333"/>
+          <o:OLEObject Type="Embed" ProgID="Equation.DSMT4" ShapeID="_x0000_i1195" DrawAspect="Content" ObjectID="_1836720392" r:id="rId333"/>
         </w:object>
       </w:r>
       <w:r>
@@ -6090,7 +6095,7 @@
           <v:shape id="_x0000_i1196" type="#_x0000_t75" style="width:25.95pt;height:20.1pt" o:ole="">
             <v:imagedata r:id="rId334" o:title=""/>
           </v:shape>
-          <o:OLEObject Type="Embed" ProgID="Equation.DSMT4" ShapeID="_x0000_i1196" DrawAspect="Content" ObjectID="_1836664617" r:id="rId335"/>
+          <o:OLEObject Type="Embed" ProgID="Equation.DSMT4" ShapeID="_x0000_i1196" DrawAspect="Content" ObjectID="_1836720393" r:id="rId335"/>
         </w:object>
       </w:r>
       <w:r>
@@ -6117,7 +6122,7 @@
           <v:shape id="_x0000_i1197" type="#_x0000_t75" style="width:28.05pt;height:20.1pt" o:ole="">
             <v:imagedata r:id="rId336" o:title=""/>
           </v:shape>
-          <o:OLEObject Type="Embed" ProgID="Equation.DSMT4" ShapeID="_x0000_i1197" DrawAspect="Content" ObjectID="_1836664618" r:id="rId337"/>
+          <o:OLEObject Type="Embed" ProgID="Equation.DSMT4" ShapeID="_x0000_i1197" DrawAspect="Content" ObjectID="_1836720394" r:id="rId337"/>
         </w:object>
       </w:r>
     </w:p>
@@ -6136,7 +6141,7 @@
           <v:shape id="_x0000_i1198" type="#_x0000_t75" style="width:25.95pt;height:20.1pt" o:ole="">
             <v:imagedata r:id="rId338" o:title=""/>
           </v:shape>
-          <o:OLEObject Type="Embed" ProgID="Equation.DSMT4" ShapeID="_x0000_i1198" DrawAspect="Content" ObjectID="_1836664619" r:id="rId339"/>
+          <o:OLEObject Type="Embed" ProgID="Equation.DSMT4" ShapeID="_x0000_i1198" DrawAspect="Content" ObjectID="_1836720395" r:id="rId339"/>
         </w:object>
       </w:r>
       <w:r>
@@ -6171,7 +6176,7 @@
           <v:shape id="_x0000_i1199" type="#_x0000_t75" style="width:24.9pt;height:20.1pt" o:ole="">
             <v:imagedata r:id="rId340" o:title=""/>
           </v:shape>
-          <o:OLEObject Type="Embed" ProgID="Equation.DSMT4" ShapeID="_x0000_i1199" DrawAspect="Content" ObjectID="_1836664620" r:id="rId341"/>
+          <o:OLEObject Type="Embed" ProgID="Equation.DSMT4" ShapeID="_x0000_i1199" DrawAspect="Content" ObjectID="_1836720396" r:id="rId341"/>
         </w:object>
       </w:r>
     </w:p>
@@ -6196,7 +6201,7 @@
           <v:shape id="_x0000_i1200" type="#_x0000_t75" style="width:90pt;height:33.9pt" o:ole="">
             <v:imagedata r:id="rId342" o:title=""/>
           </v:shape>
-          <o:OLEObject Type="Embed" ProgID="Equation.DSMT4" ShapeID="_x0000_i1200" DrawAspect="Content" ObjectID="_1836664621" r:id="rId343"/>
+          <o:OLEObject Type="Embed" ProgID="Equation.DSMT4" ShapeID="_x0000_i1200" DrawAspect="Content" ObjectID="_1836720397" r:id="rId343"/>
         </w:object>
       </w:r>
       <w:r>
@@ -6210,7 +6215,7 @@
           <v:shape id="_x0000_i1201" type="#_x0000_t75" style="width:90pt;height:33.9pt" o:ole="">
             <v:imagedata r:id="rId344" o:title=""/>
           </v:shape>
-          <o:OLEObject Type="Embed" ProgID="Equation.DSMT4" ShapeID="_x0000_i1201" DrawAspect="Content" ObjectID="_1836664622" r:id="rId345"/>
+          <o:OLEObject Type="Embed" ProgID="Equation.DSMT4" ShapeID="_x0000_i1201" DrawAspect="Content" ObjectID="_1836720398" r:id="rId345"/>
         </w:object>
       </w:r>
       <w:r>
@@ -6224,7 +6229,7 @@
           <v:shape id="_x0000_i1202" type="#_x0000_t75" style="width:68.8pt;height:31.25pt" o:ole="">
             <v:imagedata r:id="rId346" o:title=""/>
           </v:shape>
-          <o:OLEObject Type="Embed" ProgID="Equation.DSMT4" ShapeID="_x0000_i1202" DrawAspect="Content" ObjectID="_1836664623" r:id="rId347"/>
+          <o:OLEObject Type="Embed" ProgID="Equation.DSMT4" ShapeID="_x0000_i1202" DrawAspect="Content" ObjectID="_1836720399" r:id="rId347"/>
         </w:object>
       </w:r>
       <w:proofErr w:type="spellStart"/>
@@ -6245,7 +6250,7 @@
           <v:shape id="_x0000_i1203" type="#_x0000_t75" style="width:69.9pt;height:32.8pt" o:ole="">
             <v:imagedata r:id="rId348" o:title=""/>
           </v:shape>
-          <o:OLEObject Type="Embed" ProgID="Equation.DSMT4" ShapeID="_x0000_i1203" DrawAspect="Content" ObjectID="_1836664624" r:id="rId349"/>
+          <o:OLEObject Type="Embed" ProgID="Equation.DSMT4" ShapeID="_x0000_i1203" DrawAspect="Content" ObjectID="_1836720400" r:id="rId349"/>
         </w:object>
       </w:r>
       <w:r>
@@ -6259,7 +6264,7 @@
           <v:shape id="_x0000_i1204" type="#_x0000_t75" style="width:22.25pt;height:15.9pt" o:ole="">
             <v:imagedata r:id="rId350" o:title=""/>
           </v:shape>
-          <o:OLEObject Type="Embed" ProgID="Equation.DSMT4" ShapeID="_x0000_i1204" DrawAspect="Content" ObjectID="_1836664625" r:id="rId351"/>
+          <o:OLEObject Type="Embed" ProgID="Equation.DSMT4" ShapeID="_x0000_i1204" DrawAspect="Content" ObjectID="_1836720401" r:id="rId351"/>
         </w:object>
       </w:r>
       <w:r>
@@ -6282,7 +6287,7 @@
           <v:shape id="_x0000_i1205" type="#_x0000_t75" style="width:51.9pt;height:33.9pt" o:ole="">
             <v:imagedata r:id="rId352" o:title=""/>
           </v:shape>
-          <o:OLEObject Type="Embed" ProgID="Equation.DSMT4" ShapeID="_x0000_i1205" DrawAspect="Content" ObjectID="_1836664626" r:id="rId353"/>
+          <o:OLEObject Type="Embed" ProgID="Equation.DSMT4" ShapeID="_x0000_i1205" DrawAspect="Content" ObjectID="_1836720402" r:id="rId353"/>
         </w:object>
       </w:r>
       <w:r>
@@ -6306,7 +6311,7 @@
           <v:shape id="_x0000_i1206" type="#_x0000_t75" style="width:13.25pt;height:13.25pt" o:ole="">
             <v:imagedata r:id="rId354" o:title=""/>
           </v:shape>
-          <o:OLEObject Type="Embed" ProgID="Equation.DSMT4" ShapeID="_x0000_i1206" DrawAspect="Content" ObjectID="_1836664627" r:id="rId355"/>
+          <o:OLEObject Type="Embed" ProgID="Equation.DSMT4" ShapeID="_x0000_i1206" DrawAspect="Content" ObjectID="_1836720403" r:id="rId355"/>
         </w:object>
       </w:r>
     </w:p>
@@ -6323,7 +6328,7 @@
           <v:shape id="_x0000_i1207" type="#_x0000_t75" style="width:74.1pt;height:33.9pt" o:ole="">
             <v:imagedata r:id="rId356" o:title=""/>
           </v:shape>
-          <o:OLEObject Type="Embed" ProgID="Equation.DSMT4" ShapeID="_x0000_i1207" DrawAspect="Content" ObjectID="_1836664628" r:id="rId357"/>
+          <o:OLEObject Type="Embed" ProgID="Equation.DSMT4" ShapeID="_x0000_i1207" DrawAspect="Content" ObjectID="_1836720404" r:id="rId357"/>
         </w:object>
       </w:r>
       <w:r>
@@ -6355,7 +6360,7 @@
           <v:shape id="_x0000_i1208" type="#_x0000_t75" style="width:51.9pt;height:33.9pt" o:ole="">
             <v:imagedata r:id="rId358" o:title=""/>
           </v:shape>
-          <o:OLEObject Type="Embed" ProgID="Equation.DSMT4" ShapeID="_x0000_i1208" DrawAspect="Content" ObjectID="_1836664629" r:id="rId359"/>
+          <o:OLEObject Type="Embed" ProgID="Equation.DSMT4" ShapeID="_x0000_i1208" DrawAspect="Content" ObjectID="_1836720405" r:id="rId359"/>
         </w:object>
       </w:r>
       <w:r>
@@ -6385,7 +6390,7 @@
           <v:shape id="_x0000_i1209" type="#_x0000_t75" style="width:77.8pt;height:20.1pt" o:ole="">
             <v:imagedata r:id="rId360" o:title=""/>
           </v:shape>
-          <o:OLEObject Type="Embed" ProgID="Equation.DSMT4" ShapeID="_x0000_i1209" DrawAspect="Content" ObjectID="_1836664630" r:id="rId361"/>
+          <o:OLEObject Type="Embed" ProgID="Equation.DSMT4" ShapeID="_x0000_i1209" DrawAspect="Content" ObjectID="_1836720406" r:id="rId361"/>
         </w:object>
       </w:r>
       <w:r>
@@ -6402,7 +6407,7 @@
           <v:shape id="_x0000_i1210" type="#_x0000_t75" style="width:36pt;height:15.9pt" o:ole="">
             <v:imagedata r:id="rId362" o:title=""/>
           </v:shape>
-          <o:OLEObject Type="Embed" ProgID="Equation.DSMT4" ShapeID="_x0000_i1210" DrawAspect="Content" ObjectID="_1836664631" r:id="rId363"/>
+          <o:OLEObject Type="Embed" ProgID="Equation.DSMT4" ShapeID="_x0000_i1210" DrawAspect="Content" ObjectID="_1836720407" r:id="rId363"/>
         </w:object>
       </w:r>
       <w:r>
@@ -6503,7 +6508,259 @@
         </w:pict>
       </w:r>
     </w:p>
-    <w:p/>
+    <w:p>
+      <w:r>
+        <w:t xml:space="preserve">Q1: </w:t>
+      </w:r>
+      <w:r>
+        <w:t xml:space="preserve">The range of </w:t>
+      </w:r>
+      <w:r>
+        <w:rPr>
+          <w:position w:val="-32"/>
+        </w:rPr>
+        <w:object w:dxaOrig="2240" w:dyaOrig="760">
+          <v:shape id="_x0000_i1301" type="#_x0000_t75" style="width:112.25pt;height:38.1pt" o:ole="">
+            <v:imagedata r:id="rId364" o:title=""/>
+          </v:shape>
+          <o:OLEObject Type="Embed" ProgID="Equation.DSMT4" ShapeID="_x0000_i1301" DrawAspect="Content" ObjectID="_1836720408" r:id="rId365"/>
+        </w:object>
+      </w:r>
+      <w:r>
+        <w:t xml:space="preserve"> is</w:t>
+      </w:r>
+    </w:p>
+    <w:p>
+      <w:pPr>
+        <w:pStyle w:val="ListParagraph"/>
+        <w:numPr>
+          <w:ilvl w:val="0"/>
+          <w:numId w:val="44"/>
+        </w:numPr>
+      </w:pPr>
+      <w:r>
+        <w:rPr>
+          <w:position w:val="-14"/>
+        </w:rPr>
+        <w:object w:dxaOrig="700" w:dyaOrig="400">
+          <v:shape id="_x0000_i1302" type="#_x0000_t75" style="width:34.95pt;height:20.1pt" o:ole="">
+            <v:imagedata r:id="rId366" o:title=""/>
+          </v:shape>
+          <o:OLEObject Type="Embed" ProgID="Equation.DSMT4" ShapeID="_x0000_i1302" DrawAspect="Content" ObjectID="_1836720409" r:id="rId367"/>
+        </w:object>
+      </w:r>
+      <w:r>
+        <w:tab/>
+      </w:r>
+      <w:r>
+        <w:tab/>
+      </w:r>
+      <w:r>
+        <w:tab/>
+      </w:r>
+      <w:r>
+        <w:tab/>
+      </w:r>
+      <w:r>
+        <w:tab/>
+        <w:t xml:space="preserve">(b) </w:t>
+      </w:r>
+      <w:r>
+        <w:rPr>
+          <w:position w:val="-14"/>
+        </w:rPr>
+        <w:object w:dxaOrig="720" w:dyaOrig="400">
+          <v:shape id="_x0000_i1303" type="#_x0000_t75" style="width:36pt;height:20.1pt" o:ole="">
+            <v:imagedata r:id="rId368" o:title=""/>
+          </v:shape>
+          <o:OLEObject Type="Embed" ProgID="Equation.DSMT4" ShapeID="_x0000_i1303" DrawAspect="Content" ObjectID="_1836720410" r:id="rId369"/>
+        </w:object>
+      </w:r>
+    </w:p>
+    <w:p>
+      <w:pPr>
+        <w:ind w:left="360"/>
+      </w:pPr>
+      <w:r>
+        <w:t xml:space="preserve">(c)  </w:t>
+      </w:r>
+      <w:r>
+        <w:rPr>
+          <w:position w:val="-14"/>
+        </w:rPr>
+        <w:object w:dxaOrig="600" w:dyaOrig="400">
+          <v:shape id="_x0000_i1304" type="#_x0000_t75" style="width:30.2pt;height:20.1pt" o:ole="">
+            <v:imagedata r:id="rId370" o:title=""/>
+          </v:shape>
+          <o:OLEObject Type="Embed" ProgID="Equation.DSMT4" ShapeID="_x0000_i1304" DrawAspect="Content" ObjectID="_1836720411" r:id="rId371"/>
+        </w:object>
+      </w:r>
+      <w:r>
+        <w:tab/>
+      </w:r>
+      <w:r>
+        <w:tab/>
+      </w:r>
+      <w:r>
+        <w:tab/>
+      </w:r>
+      <w:r>
+        <w:tab/>
+      </w:r>
+      <w:r>
+        <w:tab/>
+        <w:t>(</w:t>
+      </w:r>
+      <w:proofErr w:type="gramStart"/>
+      <w:r>
+        <w:t>d</w:t>
+      </w:r>
+      <w:proofErr w:type="gramEnd"/>
+      <w:r>
+        <w:t xml:space="preserve">) </w:t>
+      </w:r>
+      <w:r>
+        <w:rPr>
+          <w:position w:val="-14"/>
+        </w:rPr>
+        <w:object w:dxaOrig="580" w:dyaOrig="400">
+          <v:shape id="_x0000_i1305" type="#_x0000_t75" style="width:29.1pt;height:20.1pt" o:ole="">
+            <v:imagedata r:id="rId372" o:title=""/>
+          </v:shape>
+          <o:OLEObject Type="Embed" ProgID="Equation.DSMT4" ShapeID="_x0000_i1305" DrawAspect="Content" ObjectID="_1836720412" r:id="rId373"/>
+        </w:object>
+      </w:r>
+    </w:p>
+    <w:p>
+      <w:r>
+        <w:t xml:space="preserve">Q2: </w:t>
+      </w:r>
+      <w:proofErr w:type="gramStart"/>
+      <w:r>
+        <w:t xml:space="preserve">For </w:t>
+      </w:r>
+      <w:proofErr w:type="gramEnd"/>
+      <w:r>
+        <w:rPr>
+          <w:position w:val="-6"/>
+        </w:rPr>
+        <w:object w:dxaOrig="600" w:dyaOrig="279">
+          <v:shape id="_x0000_i1306" type="#_x0000_t75" style="width:30.2pt;height:13.75pt" o:ole="">
+            <v:imagedata r:id="rId374" o:title=""/>
+          </v:shape>
+          <o:OLEObject Type="Embed" ProgID="Equation.DSMT4" ShapeID="_x0000_i1306" DrawAspect="Content" ObjectID="_1836720413" r:id="rId375"/>
+        </w:object>
+      </w:r>
+      <w:r>
+        <w:t xml:space="preserve">, two real valued functions </w:t>
+      </w:r>
+      <w:r>
+        <w:rPr>
+          <w:position w:val="-10"/>
+        </w:rPr>
+        <w:object w:dxaOrig="540" w:dyaOrig="320">
+          <v:shape id="_x0000_i1307" type="#_x0000_t75" style="width:27pt;height:15.9pt" o:ole="">
+            <v:imagedata r:id="rId376" o:title=""/>
+          </v:shape>
+          <o:OLEObject Type="Embed" ProgID="Equation.DSMT4" ShapeID="_x0000_i1307" DrawAspect="Content" ObjectID="_1836720414" r:id="rId377"/>
+        </w:object>
+      </w:r>
+      <w:r>
+        <w:t xml:space="preserve">and </w:t>
+      </w:r>
+      <w:r>
+        <w:rPr>
+          <w:position w:val="-10"/>
+        </w:rPr>
+        <w:object w:dxaOrig="520" w:dyaOrig="320">
+          <v:shape id="_x0000_i1308" type="#_x0000_t75" style="width:25.95pt;height:15.9pt" o:ole="">
+            <v:imagedata r:id="rId378" o:title=""/>
+          </v:shape>
+          <o:OLEObject Type="Embed" ProgID="Equation.DSMT4" ShapeID="_x0000_i1308" DrawAspect="Content" ObjectID="_1836720415" r:id="rId379"/>
+        </w:object>
+      </w:r>
+      <w:r>
+        <w:t xml:space="preserve">are such that, </w:t>
+      </w:r>
+      <w:r>
+        <w:rPr>
+          <w:position w:val="-14"/>
+        </w:rPr>
+        <w:object w:dxaOrig="1400" w:dyaOrig="420">
+          <v:shape id="_x0000_i1309" type="#_x0000_t75" style="width:69.9pt;height:21.2pt" o:ole="">
+            <v:imagedata r:id="rId380" o:title=""/>
+          </v:shape>
+          <o:OLEObject Type="Embed" ProgID="Equation.DSMT4" ShapeID="_x0000_i1309" DrawAspect="Content" ObjectID="_1836720416" r:id="rId381"/>
+        </w:object>
+      </w:r>
+      <w:r>
+        <w:t xml:space="preserve"> and </w:t>
+      </w:r>
+      <w:r>
+        <w:rPr>
+          <w:position w:val="-14"/>
+        </w:rPr>
+        <w:object w:dxaOrig="1980" w:dyaOrig="420">
+          <v:shape id="_x0000_i1310" type="#_x0000_t75" style="width:99pt;height:21.2pt" o:ole="">
+            <v:imagedata r:id="rId382" o:title=""/>
+          </v:shape>
+          <o:OLEObject Type="Embed" ProgID="Equation.DSMT4" ShapeID="_x0000_i1310" DrawAspect="Content" ObjectID="_1836720417" r:id="rId383"/>
+        </w:object>
+      </w:r>
+      <w:r>
+        <w:t xml:space="preserve">. Then </w:t>
+      </w:r>
+      <w:r>
+        <w:rPr>
+          <w:position w:val="-10"/>
+        </w:rPr>
+        <w:object w:dxaOrig="520" w:dyaOrig="320">
+          <v:shape id="_x0000_i1311" type="#_x0000_t75" style="width:25.95pt;height:15.9pt" o:ole="">
+            <v:imagedata r:id="rId384" o:title=""/>
+          </v:shape>
+          <o:OLEObject Type="Embed" ProgID="Equation.DSMT4" ShapeID="_x0000_i1311" DrawAspect="Content" ObjectID="_1836720418" r:id="rId385"/>
+        </w:object>
+      </w:r>
+      <w:r>
+        <w:t>is equal to</w:t>
+      </w:r>
+    </w:p>
+    <w:p>
+      <w:pPr>
+        <w:pStyle w:val="ListParagraph"/>
+        <w:numPr>
+          <w:ilvl w:val="0"/>
+          <w:numId w:val="45"/>
+        </w:numPr>
+      </w:pPr>
+      <w:r>
+        <w:t>5</w:t>
+      </w:r>
+      <w:r>
+        <w:tab/>
+      </w:r>
+      <w:r>
+        <w:tab/>
+      </w:r>
+      <w:r>
+        <w:tab/>
+      </w:r>
+      <w:r>
+        <w:tab/>
+      </w:r>
+      <w:r>
+        <w:tab/>
+        <w:t xml:space="preserve">(b) </w:t>
+      </w:r>
+      <w:r>
+        <w:t>0</w:t>
+      </w:r>
+    </w:p>
+    <w:p>
+      <w:r>
+        <w:t xml:space="preserve">       (c) -3</w:t>
+      </w:r>
+    </w:p>
     <w:p>
       <w:r>
         <w:tab/>
@@ -6715,9 +6972,9 @@
         </w:rPr>
         <w:object w:dxaOrig="2799" w:dyaOrig="400">
           <v:shape id="_x0000_i1213" type="#_x0000_t75" style="width:139.75pt;height:20.65pt" o:ole="">
-            <v:imagedata r:id="rId364" o:title=""/>
-          </v:shape>
-          <o:OLEObject Type="Embed" ProgID="Equation.DSMT4" ShapeID="_x0000_i1213" DrawAspect="Content" ObjectID="_1836664632" r:id="rId365"/>
+            <v:imagedata r:id="rId386" o:title=""/>
+          </v:shape>
+          <o:OLEObject Type="Embed" ProgID="Equation.DSMT4" ShapeID="_x0000_i1213" DrawAspect="Content" ObjectID="_1836720419" r:id="rId387"/>
         </w:object>
       </w:r>
       <w:r>
@@ -6729,9 +6986,9 @@
         </w:rPr>
         <w:object w:dxaOrig="1180" w:dyaOrig="400">
           <v:shape id="_x0000_i1214" type="#_x0000_t75" style="width:58.75pt;height:20.65pt" o:ole="">
-            <v:imagedata r:id="rId366" o:title=""/>
-          </v:shape>
-          <o:OLEObject Type="Embed" ProgID="Equation.DSMT4" ShapeID="_x0000_i1214" DrawAspect="Content" ObjectID="_1836664633" r:id="rId367"/>
+            <v:imagedata r:id="rId388" o:title=""/>
+          </v:shape>
+          <o:OLEObject Type="Embed" ProgID="Equation.DSMT4" ShapeID="_x0000_i1214" DrawAspect="Content" ObjectID="_1836720420" r:id="rId389"/>
         </w:object>
       </w:r>
     </w:p>
@@ -6797,9 +7054,9 @@
         </w:rPr>
         <w:object w:dxaOrig="2920" w:dyaOrig="440">
           <v:shape id="_x0000_i1215" type="#_x0000_t75" style="width:146.65pt;height:22.25pt" o:ole="">
-            <v:imagedata r:id="rId368" o:title=""/>
-          </v:shape>
-          <o:OLEObject Type="Embed" ProgID="Equation.DSMT4" ShapeID="_x0000_i1215" DrawAspect="Content" ObjectID="_1836664634" r:id="rId369"/>
+            <v:imagedata r:id="rId390" o:title=""/>
+          </v:shape>
+          <o:OLEObject Type="Embed" ProgID="Equation.DSMT4" ShapeID="_x0000_i1215" DrawAspect="Content" ObjectID="_1836720421" r:id="rId391"/>
         </w:object>
       </w:r>
       <w:r>
@@ -6864,6 +7121,7 @@
     </w:p>
     <w:p>
       <w:r>
+        <w:lastRenderedPageBreak/>
         <w:t>Q</w:t>
       </w:r>
       <w:r>
@@ -6882,9 +7140,9 @@
         </w:rPr>
         <w:object w:dxaOrig="1320" w:dyaOrig="620">
           <v:shape id="_x0000_i1216" type="#_x0000_t75" style="width:66.2pt;height:31.25pt" o:ole="">
-            <v:imagedata r:id="rId370" o:title=""/>
-          </v:shape>
-          <o:OLEObject Type="Embed" ProgID="Equation.DSMT4" ShapeID="_x0000_i1216" DrawAspect="Content" ObjectID="_1836664635" r:id="rId371"/>
+            <v:imagedata r:id="rId392" o:title=""/>
+          </v:shape>
+          <o:OLEObject Type="Embed" ProgID="Equation.DSMT4" ShapeID="_x0000_i1216" DrawAspect="Content" ObjectID="_1836720422" r:id="rId393"/>
         </w:object>
       </w:r>
       <w:r>
@@ -6896,9 +7154,9 @@
         </w:rPr>
         <w:object w:dxaOrig="1020" w:dyaOrig="320">
           <v:shape id="_x0000_i1217" type="#_x0000_t75" style="width:50.8pt;height:15.35pt" o:ole="">
-            <v:imagedata r:id="rId372" o:title=""/>
-          </v:shape>
-          <o:OLEObject Type="Embed" ProgID="Equation.DSMT4" ShapeID="_x0000_i1217" DrawAspect="Content" ObjectID="_1836664636" r:id="rId373"/>
+            <v:imagedata r:id="rId394" o:title=""/>
+          </v:shape>
+          <o:OLEObject Type="Embed" ProgID="Equation.DSMT4" ShapeID="_x0000_i1217" DrawAspect="Content" ObjectID="_1836720423" r:id="rId395"/>
         </w:object>
       </w:r>
       <w:r>
@@ -6910,9 +7168,9 @@
         </w:rPr>
         <w:object w:dxaOrig="540" w:dyaOrig="320">
           <v:shape id="_x0000_i1218" type="#_x0000_t75" style="width:27pt;height:15.35pt" o:ole="">
-            <v:imagedata r:id="rId374" o:title=""/>
-          </v:shape>
-          <o:OLEObject Type="Embed" ProgID="Equation.DSMT4" ShapeID="_x0000_i1218" DrawAspect="Content" ObjectID="_1836664637" r:id="rId375"/>
+            <v:imagedata r:id="rId396" o:title=""/>
+          </v:shape>
+          <o:OLEObject Type="Embed" ProgID="Equation.DSMT4" ShapeID="_x0000_i1218" DrawAspect="Content" ObjectID="_1836720424" r:id="rId397"/>
         </w:object>
       </w:r>
       <w:r>
@@ -6924,9 +7182,9 @@
         </w:rPr>
         <w:object w:dxaOrig="680" w:dyaOrig="400">
           <v:shape id="_x0000_i1219" type="#_x0000_t75" style="width:33.9pt;height:20.65pt" o:ole="">
-            <v:imagedata r:id="rId376" o:title=""/>
-          </v:shape>
-          <o:OLEObject Type="Embed" ProgID="Equation.DSMT4" ShapeID="_x0000_i1219" DrawAspect="Content" ObjectID="_1836664638" r:id="rId377"/>
+            <v:imagedata r:id="rId398" o:title=""/>
+          </v:shape>
+          <o:OLEObject Type="Embed" ProgID="Equation.DSMT4" ShapeID="_x0000_i1219" DrawAspect="Content" ObjectID="_1836720425" r:id="rId399"/>
         </w:object>
       </w:r>
       <w:r>
@@ -6947,9 +7205,9 @@
         </w:rPr>
         <w:object w:dxaOrig="1560" w:dyaOrig="680">
           <v:shape id="_x0000_i1220" type="#_x0000_t75" style="width:77.8pt;height:33.9pt" o:ole="">
-            <v:imagedata r:id="rId378" o:title=""/>
-          </v:shape>
-          <o:OLEObject Type="Embed" ProgID="Equation.DSMT4" ShapeID="_x0000_i1220" DrawAspect="Content" ObjectID="_1836664639" r:id="rId379"/>
+            <v:imagedata r:id="rId400" o:title=""/>
+          </v:shape>
+          <o:OLEObject Type="Embed" ProgID="Equation.DSMT4" ShapeID="_x0000_i1220" DrawAspect="Content" ObjectID="_1836720426" r:id="rId401"/>
         </w:object>
       </w:r>
       <w:r>
@@ -6968,9 +7226,9 @@
         </w:rPr>
         <w:object w:dxaOrig="1640" w:dyaOrig="680">
           <v:shape id="_x0000_i1221" type="#_x0000_t75" style="width:82.05pt;height:33.9pt" o:ole="">
-            <v:imagedata r:id="rId380" o:title=""/>
-          </v:shape>
-          <o:OLEObject Type="Embed" ProgID="Equation.DSMT4" ShapeID="_x0000_i1221" DrawAspect="Content" ObjectID="_1836664640" r:id="rId381"/>
+            <v:imagedata r:id="rId402" o:title=""/>
+          </v:shape>
+          <o:OLEObject Type="Embed" ProgID="Equation.DSMT4" ShapeID="_x0000_i1221" DrawAspect="Content" ObjectID="_1836720427" r:id="rId403"/>
         </w:object>
       </w:r>
     </w:p>
@@ -6990,9 +7248,9 @@
         </w:rPr>
         <w:object w:dxaOrig="1460" w:dyaOrig="680">
           <v:shape id="_x0000_i1222" type="#_x0000_t75" style="width:73.05pt;height:33.9pt" o:ole="">
-            <v:imagedata r:id="rId382" o:title=""/>
-          </v:shape>
-          <o:OLEObject Type="Embed" ProgID="Equation.DSMT4" ShapeID="_x0000_i1222" DrawAspect="Content" ObjectID="_1836664641" r:id="rId383"/>
+            <v:imagedata r:id="rId404" o:title=""/>
+          </v:shape>
+          <o:OLEObject Type="Embed" ProgID="Equation.DSMT4" ShapeID="_x0000_i1222" DrawAspect="Content" ObjectID="_1836720428" r:id="rId405"/>
         </w:object>
       </w:r>
       <w:r>
@@ -7022,9 +7280,9 @@
         </w:rPr>
         <w:object w:dxaOrig="1560" w:dyaOrig="680">
           <v:shape id="_x0000_i1223" type="#_x0000_t75" style="width:77.8pt;height:33.9pt" o:ole="">
-            <v:imagedata r:id="rId384" o:title=""/>
-          </v:shape>
-          <o:OLEObject Type="Embed" ProgID="Equation.DSMT4" ShapeID="_x0000_i1223" DrawAspect="Content" ObjectID="_1836664642" r:id="rId385"/>
+            <v:imagedata r:id="rId406" o:title=""/>
+          </v:shape>
+          <o:OLEObject Type="Embed" ProgID="Equation.DSMT4" ShapeID="_x0000_i1223" DrawAspect="Content" ObjectID="_1836720429" r:id="rId407"/>
         </w:object>
       </w:r>
     </w:p>
@@ -7114,7 +7372,6 @@
     </w:p>
     <w:p>
       <w:r>
-        <w:lastRenderedPageBreak/>
         <w:t xml:space="preserve">1. </w:t>
       </w:r>
       <w:r>
@@ -7135,9 +7392,9 @@
         </w:rPr>
         <w:object w:dxaOrig="1380" w:dyaOrig="680">
           <v:shape id="_x0000_i1225" type="#_x0000_t75" style="width:68.3pt;height:33.35pt" o:ole="">
-            <v:imagedata r:id="rId386" o:title=""/>
-          </v:shape>
-          <o:OLEObject Type="Embed" ProgID="Equation.DSMT4" ShapeID="_x0000_i1225" DrawAspect="Content" ObjectID="_1836664643" r:id="rId387"/>
+            <v:imagedata r:id="rId408" o:title=""/>
+          </v:shape>
+          <o:OLEObject Type="Embed" ProgID="Equation.DSMT4" ShapeID="_x0000_i1225" DrawAspect="Content" ObjectID="_1836720430" r:id="rId409"/>
         </w:object>
       </w:r>
       <w:r>
@@ -7149,9 +7406,9 @@
         </w:rPr>
         <w:object w:dxaOrig="1320" w:dyaOrig="620">
           <v:shape id="_x0000_i1226" type="#_x0000_t75" style="width:66.2pt;height:31.25pt" o:ole="">
-            <v:imagedata r:id="rId388" o:title=""/>
-          </v:shape>
-          <o:OLEObject Type="Embed" ProgID="Equation.DSMT4" ShapeID="_x0000_i1226" DrawAspect="Content" ObjectID="_1836664644" r:id="rId389"/>
+            <v:imagedata r:id="rId410" o:title=""/>
+          </v:shape>
+          <o:OLEObject Type="Embed" ProgID="Equation.DSMT4" ShapeID="_x0000_i1226" DrawAspect="Content" ObjectID="_1836720431" r:id="rId411"/>
         </w:object>
       </w:r>
       <w:r>
@@ -7267,9 +7524,9 @@
         </w:rPr>
         <w:object w:dxaOrig="1180" w:dyaOrig="320">
           <v:shape id="_x0000_i1227" type="#_x0000_t75" style="width:58.75pt;height:15.9pt" o:ole="">
-            <v:imagedata r:id="rId390" o:title=""/>
-          </v:shape>
-          <o:OLEObject Type="Embed" ProgID="Equation.DSMT4" ShapeID="_x0000_i1227" DrawAspect="Content" ObjectID="_1836664645" r:id="rId391"/>
+            <v:imagedata r:id="rId412" o:title=""/>
+          </v:shape>
+          <o:OLEObject Type="Embed" ProgID="Equation.DSMT4" ShapeID="_x0000_i1227" DrawAspect="Content" ObjectID="_1836720432" r:id="rId413"/>
         </w:object>
       </w:r>
       <w:r>
@@ -7297,9 +7554,9 @@
         </w:rPr>
         <w:object w:dxaOrig="240" w:dyaOrig="260">
           <v:shape id="_x0000_i1228" type="#_x0000_t75" style="width:12.2pt;height:13.25pt" o:ole="">
-            <v:imagedata r:id="rId392" o:title=""/>
-          </v:shape>
-          <o:OLEObject Type="Embed" ProgID="Equation.DSMT4" ShapeID="_x0000_i1228" DrawAspect="Content" ObjectID="_1836664646" r:id="rId393"/>
+            <v:imagedata r:id="rId414" o:title=""/>
+          </v:shape>
+          <o:OLEObject Type="Embed" ProgID="Equation.DSMT4" ShapeID="_x0000_i1228" DrawAspect="Content" ObjectID="_1836720433" r:id="rId415"/>
         </w:object>
       </w:r>
       <w:proofErr w:type="gramStart"/>
@@ -7320,9 +7577,9 @@
         </w:rPr>
         <w:object w:dxaOrig="820" w:dyaOrig="680">
           <v:shape id="_x0000_i1229" type="#_x0000_t75" style="width:40.75pt;height:33.35pt" o:ole="">
-            <v:imagedata r:id="rId394" o:title=""/>
-          </v:shape>
-          <o:OLEObject Type="Embed" ProgID="Equation.DSMT4" ShapeID="_x0000_i1229" DrawAspect="Content" ObjectID="_1836664647" r:id="rId395"/>
+            <v:imagedata r:id="rId416" o:title=""/>
+          </v:shape>
+          <o:OLEObject Type="Embed" ProgID="Equation.DSMT4" ShapeID="_x0000_i1229" DrawAspect="Content" ObjectID="_1836720434" r:id="rId417"/>
         </w:object>
       </w:r>
       <w:r>
@@ -7469,9 +7726,9 @@
         </w:rPr>
         <w:object w:dxaOrig="2520" w:dyaOrig="680">
           <v:shape id="_x0000_i1231" type="#_x0000_t75" style="width:126pt;height:33.35pt" o:ole="">
-            <v:imagedata r:id="rId396" o:title=""/>
-          </v:shape>
-          <o:OLEObject Type="Embed" ProgID="Equation.DSMT4" ShapeID="_x0000_i1231" DrawAspect="Content" ObjectID="_1836664648" r:id="rId397"/>
+            <v:imagedata r:id="rId418" o:title=""/>
+          </v:shape>
+          <o:OLEObject Type="Embed" ProgID="Equation.DSMT4" ShapeID="_x0000_i1231" DrawAspect="Content" ObjectID="_1836720435" r:id="rId419"/>
         </w:object>
       </w:r>
       <w:r>
@@ -7483,9 +7740,9 @@
         </w:rPr>
         <w:object w:dxaOrig="2680" w:dyaOrig="400">
           <v:shape id="_x0000_i1232" type="#_x0000_t75" style="width:133.95pt;height:20.65pt" o:ole="">
-            <v:imagedata r:id="rId398" o:title=""/>
-          </v:shape>
-          <o:OLEObject Type="Embed" ProgID="Equation.DSMT4" ShapeID="_x0000_i1232" DrawAspect="Content" ObjectID="_1836664649" r:id="rId399"/>
+            <v:imagedata r:id="rId420" o:title=""/>
+          </v:shape>
+          <o:OLEObject Type="Embed" ProgID="Equation.DSMT4" ShapeID="_x0000_i1232" DrawAspect="Content" ObjectID="_1836720436" r:id="rId421"/>
         </w:object>
       </w:r>
       <w:r>
@@ -7622,9 +7879,9 @@
         </w:rPr>
         <w:object w:dxaOrig="600" w:dyaOrig="279">
           <v:shape id="_x0000_i1234" type="#_x0000_t75" style="width:29.65pt;height:13.75pt" o:ole="">
-            <v:imagedata r:id="rId400" o:title=""/>
-          </v:shape>
-          <o:OLEObject Type="Embed" ProgID="Equation.DSMT4" ShapeID="_x0000_i1234" DrawAspect="Content" ObjectID="_1836664650" r:id="rId401"/>
+            <v:imagedata r:id="rId422" o:title=""/>
+          </v:shape>
+          <o:OLEObject Type="Embed" ProgID="Equation.DSMT4" ShapeID="_x0000_i1234" DrawAspect="Content" ObjectID="_1836720437" r:id="rId423"/>
         </w:object>
       </w:r>
       <w:r>
@@ -7636,9 +7893,9 @@
         </w:rPr>
         <w:object w:dxaOrig="3200" w:dyaOrig="480">
           <v:shape id="_x0000_i1235" type="#_x0000_t75" style="width:159.9pt;height:24.35pt" o:ole="">
-            <v:imagedata r:id="rId402" o:title=""/>
-          </v:shape>
-          <o:OLEObject Type="Embed" ProgID="Equation.DSMT4" ShapeID="_x0000_i1235" DrawAspect="Content" ObjectID="_1836664651" r:id="rId403"/>
+            <v:imagedata r:id="rId424" o:title=""/>
+          </v:shape>
+          <o:OLEObject Type="Embed" ProgID="Equation.DSMT4" ShapeID="_x0000_i1235" DrawAspect="Content" ObjectID="_1836720438" r:id="rId425"/>
         </w:object>
       </w:r>
       <w:proofErr w:type="gramStart"/>
@@ -7664,9 +7921,9 @@
         </w:rPr>
         <w:object w:dxaOrig="1400" w:dyaOrig="400">
           <v:shape id="_x0000_i1236" type="#_x0000_t75" style="width:69.35pt;height:20.65pt" o:ole="">
-            <v:imagedata r:id="rId404" o:title=""/>
-          </v:shape>
-          <o:OLEObject Type="Embed" ProgID="Equation.DSMT4" ShapeID="_x0000_i1236" DrawAspect="Content" ObjectID="_1836664652" r:id="rId405"/>
+            <v:imagedata r:id="rId426" o:title=""/>
+          </v:shape>
+          <o:OLEObject Type="Embed" ProgID="Equation.DSMT4" ShapeID="_x0000_i1236" DrawAspect="Content" ObjectID="_1836720439" r:id="rId427"/>
         </w:object>
       </w:r>
       <w:r>
@@ -7696,6 +7953,7 @@
         <w:ind w:left="720" w:hanging="720"/>
       </w:pPr>
       <w:r>
+        <w:lastRenderedPageBreak/>
         <w:tab/>
         <w:t xml:space="preserve">(3)  </w:t>
       </w:r>
@@ -7705,9 +7963,9 @@
         </w:rPr>
         <w:object w:dxaOrig="820" w:dyaOrig="400">
           <v:shape id="_x0000_i1237" type="#_x0000_t75" style="width:40.75pt;height:20.65pt" o:ole="">
-            <v:imagedata r:id="rId406" o:title=""/>
-          </v:shape>
-          <o:OLEObject Type="Embed" ProgID="Equation.DSMT4" ShapeID="_x0000_i1237" DrawAspect="Content" ObjectID="_1836664653" r:id="rId407"/>
+            <v:imagedata r:id="rId428" o:title=""/>
+          </v:shape>
+          <o:OLEObject Type="Embed" ProgID="Equation.DSMT4" ShapeID="_x0000_i1237" DrawAspect="Content" ObjectID="_1836720440" r:id="rId429"/>
         </w:object>
       </w:r>
       <w:r>
@@ -7731,9 +7989,9 @@
         </w:rPr>
         <w:object w:dxaOrig="1180" w:dyaOrig="760">
           <v:shape id="_x0000_i1238" type="#_x0000_t75" style="width:58.75pt;height:38.65pt" o:ole="">
-            <v:imagedata r:id="rId408" o:title=""/>
-          </v:shape>
-          <o:OLEObject Type="Embed" ProgID="Equation.DSMT4" ShapeID="_x0000_i1238" DrawAspect="Content" ObjectID="_1836664654" r:id="rId409"/>
+            <v:imagedata r:id="rId430" o:title=""/>
+          </v:shape>
+          <o:OLEObject Type="Embed" ProgID="Equation.DSMT4" ShapeID="_x0000_i1238" DrawAspect="Content" ObjectID="_1836720441" r:id="rId431"/>
         </w:object>
       </w:r>
       <w:r>
@@ -7755,9 +8013,9 @@
         </w:rPr>
         <w:object w:dxaOrig="1080" w:dyaOrig="440">
           <v:shape id="_x0000_i1239" type="#_x0000_t75" style="width:54pt;height:22.25pt" o:ole="">
-            <v:imagedata r:id="rId410" o:title=""/>
-          </v:shape>
-          <o:OLEObject Type="Embed" ProgID="Equation.DSMT4" ShapeID="_x0000_i1239" DrawAspect="Content" ObjectID="_1836664655" r:id="rId411"/>
+            <v:imagedata r:id="rId432" o:title=""/>
+          </v:shape>
+          <o:OLEObject Type="Embed" ProgID="Equation.DSMT4" ShapeID="_x0000_i1239" DrawAspect="Content" ObjectID="_1836720442" r:id="rId433"/>
         </w:object>
       </w:r>
       <w:r>
@@ -7847,9 +8105,9 @@
         </w:rPr>
         <w:object w:dxaOrig="1780" w:dyaOrig="400">
           <v:shape id="_x0000_i1241" type="#_x0000_t75" style="width:88.95pt;height:20.65pt" o:ole="">
-            <v:imagedata r:id="rId412" o:title=""/>
-          </v:shape>
-          <o:OLEObject Type="Embed" ProgID="Equation.DSMT4" ShapeID="_x0000_i1241" DrawAspect="Content" ObjectID="_1836664656" r:id="rId413"/>
+            <v:imagedata r:id="rId434" o:title=""/>
+          </v:shape>
+          <o:OLEObject Type="Embed" ProgID="Equation.DSMT4" ShapeID="_x0000_i1241" DrawAspect="Content" ObjectID="_1836720443" r:id="rId435"/>
         </w:object>
       </w:r>
       <w:r>
@@ -7921,7 +8179,6 @@
         </w:rPr>
       </w:pPr>
       <w:r>
-        <w:lastRenderedPageBreak/>
         <w:tab/>
       </w:r>
       <w:r>
@@ -7994,9 +8251,9 @@
         </w:rPr>
         <w:object w:dxaOrig="760" w:dyaOrig="279">
           <v:shape id="_x0000_i1243" type="#_x0000_t75" style="width:38.65pt;height:13.75pt" o:ole="">
-            <v:imagedata r:id="rId414" o:title=""/>
-          </v:shape>
-          <o:OLEObject Type="Embed" ProgID="Equation.DSMT4" ShapeID="_x0000_i1243" DrawAspect="Content" ObjectID="_1836664657" r:id="rId415"/>
+            <v:imagedata r:id="rId436" o:title=""/>
+          </v:shape>
+          <o:OLEObject Type="Embed" ProgID="Equation.DSMT4" ShapeID="_x0000_i1243" DrawAspect="Content" ObjectID="_1836720444" r:id="rId437"/>
         </w:object>
       </w:r>
       <w:r>
@@ -8033,9 +8290,9 @@
         </w:rPr>
         <w:object w:dxaOrig="700" w:dyaOrig="620">
           <v:shape id="_x0000_i1244" type="#_x0000_t75" style="width:34.95pt;height:31.25pt" o:ole="">
-            <v:imagedata r:id="rId416" o:title=""/>
-          </v:shape>
-          <o:OLEObject Type="Embed" ProgID="Equation.DSMT4" ShapeID="_x0000_i1244" DrawAspect="Content" ObjectID="_1836664658" r:id="rId417"/>
+            <v:imagedata r:id="rId438" o:title=""/>
+          </v:shape>
+          <o:OLEObject Type="Embed" ProgID="Equation.DSMT4" ShapeID="_x0000_i1244" DrawAspect="Content" ObjectID="_1836720445" r:id="rId439"/>
         </w:object>
       </w:r>
       <w:r>
@@ -8057,9 +8314,9 @@
         </w:rPr>
         <w:object w:dxaOrig="900" w:dyaOrig="620">
           <v:shape id="_x0000_i1245" type="#_x0000_t75" style="width:45.55pt;height:31.25pt" o:ole="">
-            <v:imagedata r:id="rId418" o:title=""/>
-          </v:shape>
-          <o:OLEObject Type="Embed" ProgID="Equation.DSMT4" ShapeID="_x0000_i1245" DrawAspect="Content" ObjectID="_1836664659" r:id="rId419"/>
+            <v:imagedata r:id="rId440" o:title=""/>
+          </v:shape>
+          <o:OLEObject Type="Embed" ProgID="Equation.DSMT4" ShapeID="_x0000_i1245" DrawAspect="Content" ObjectID="_1836720446" r:id="rId441"/>
         </w:object>
       </w:r>
     </w:p>
@@ -8085,9 +8342,9 @@
         </w:rPr>
         <w:object w:dxaOrig="560" w:dyaOrig="620">
           <v:shape id="_x0000_i1246" type="#_x0000_t75" style="width:28.6pt;height:31.25pt" o:ole="">
-            <v:imagedata r:id="rId420" o:title=""/>
-          </v:shape>
-          <o:OLEObject Type="Embed" ProgID="Equation.DSMT4" ShapeID="_x0000_i1246" DrawAspect="Content" ObjectID="_1836664660" r:id="rId421"/>
+            <v:imagedata r:id="rId442" o:title=""/>
+          </v:shape>
+          <o:OLEObject Type="Embed" ProgID="Equation.DSMT4" ShapeID="_x0000_i1246" DrawAspect="Content" ObjectID="_1836720447" r:id="rId443"/>
         </w:object>
       </w:r>
       <w:r>
@@ -8109,9 +8366,9 @@
         </w:rPr>
         <w:object w:dxaOrig="1880" w:dyaOrig="720">
           <v:shape id="_x0000_i1247" type="#_x0000_t75" style="width:94.25pt;height:36.55pt" o:ole="">
-            <v:imagedata r:id="rId422" o:title=""/>
-          </v:shape>
-          <o:OLEObject Type="Embed" ProgID="Equation.DSMT4" ShapeID="_x0000_i1247" DrawAspect="Content" ObjectID="_1836664661" r:id="rId423"/>
+            <v:imagedata r:id="rId444" o:title=""/>
+          </v:shape>
+          <o:OLEObject Type="Embed" ProgID="Equation.DSMT4" ShapeID="_x0000_i1247" DrawAspect="Content" ObjectID="_1836720448" r:id="rId445"/>
         </w:object>
       </w:r>
       <w:r>
@@ -8187,9 +8444,9 @@
         </w:rPr>
         <w:object w:dxaOrig="960" w:dyaOrig="680">
           <v:shape id="_x0000_i1249" type="#_x0000_t75" style="width:47.65pt;height:33.35pt" o:ole="">
-            <v:imagedata r:id="rId424" o:title=""/>
-          </v:shape>
-          <o:OLEObject Type="Embed" ProgID="Equation.DSMT4" ShapeID="_x0000_i1249" DrawAspect="Content" ObjectID="_1836664662" r:id="rId425"/>
+            <v:imagedata r:id="rId446" o:title=""/>
+          </v:shape>
+          <o:OLEObject Type="Embed" ProgID="Equation.DSMT4" ShapeID="_x0000_i1249" DrawAspect="Content" ObjectID="_1836720449" r:id="rId447"/>
         </w:object>
       </w:r>
       <w:r>
@@ -8209,9 +8466,9 @@
         </w:rPr>
         <w:object w:dxaOrig="3920" w:dyaOrig="680">
           <v:shape id="_x0000_i1250" type="#_x0000_t75" style="width:195.35pt;height:33.35pt" o:ole="">
-            <v:imagedata r:id="rId426" o:title=""/>
-          </v:shape>
-          <o:OLEObject Type="Embed" ProgID="Equation.DSMT4" ShapeID="_x0000_i1250" DrawAspect="Content" ObjectID="_1836664663" r:id="rId427"/>
+            <v:imagedata r:id="rId448" o:title=""/>
+          </v:shape>
+          <o:OLEObject Type="Embed" ProgID="Equation.DSMT4" ShapeID="_x0000_i1250" DrawAspect="Content" ObjectID="_1836720450" r:id="rId449"/>
         </w:object>
       </w:r>
       <w:r>
@@ -8240,9 +8497,9 @@
         </w:rPr>
         <w:object w:dxaOrig="560" w:dyaOrig="320">
           <v:shape id="_x0000_i1251" type="#_x0000_t75" style="width:28.6pt;height:15.9pt" o:ole="">
-            <v:imagedata r:id="rId428" o:title=""/>
-          </v:shape>
-          <o:OLEObject Type="Embed" ProgID="Equation.DSMT4" ShapeID="_x0000_i1251" DrawAspect="Content" ObjectID="_1836664664" r:id="rId429"/>
+            <v:imagedata r:id="rId450" o:title=""/>
+          </v:shape>
+          <o:OLEObject Type="Embed" ProgID="Equation.DSMT4" ShapeID="_x0000_i1251" DrawAspect="Content" ObjectID="_1836720451" r:id="rId451"/>
         </w:object>
       </w:r>
       <w:r>
@@ -8267,9 +8524,9 @@
         </w:rPr>
         <w:object w:dxaOrig="960" w:dyaOrig="680">
           <v:shape id="_x0000_i1252" type="#_x0000_t75" style="width:47.65pt;height:33.35pt" o:ole="">
-            <v:imagedata r:id="rId430" o:title=""/>
-          </v:shape>
-          <o:OLEObject Type="Embed" ProgID="Equation.DSMT4" ShapeID="_x0000_i1252" DrawAspect="Content" ObjectID="_1836664665" r:id="rId431"/>
+            <v:imagedata r:id="rId452" o:title=""/>
+          </v:shape>
+          <o:OLEObject Type="Embed" ProgID="Equation.DSMT4" ShapeID="_x0000_i1252" DrawAspect="Content" ObjectID="_1836720452" r:id="rId453"/>
         </w:object>
       </w:r>
     </w:p>
@@ -8290,9 +8547,9 @@
         </w:rPr>
         <w:object w:dxaOrig="960" w:dyaOrig="680">
           <v:shape id="_x0000_i1253" type="#_x0000_t75" style="width:47.65pt;height:33.35pt" o:ole="">
-            <v:imagedata r:id="rId432" o:title=""/>
-          </v:shape>
-          <o:OLEObject Type="Embed" ProgID="Equation.DSMT4" ShapeID="_x0000_i1253" DrawAspect="Content" ObjectID="_1836664666" r:id="rId433"/>
+            <v:imagedata r:id="rId454" o:title=""/>
+          </v:shape>
+          <o:OLEObject Type="Embed" ProgID="Equation.DSMT4" ShapeID="_x0000_i1253" DrawAspect="Content" ObjectID="_1836720453" r:id="rId455"/>
         </w:object>
       </w:r>
       <w:r>
@@ -8317,9 +8574,9 @@
         </w:rPr>
         <w:object w:dxaOrig="700" w:dyaOrig="680">
           <v:shape id="_x0000_i1254" type="#_x0000_t75" style="width:34.95pt;height:33.35pt" o:ole="">
-            <v:imagedata r:id="rId434" o:title=""/>
-          </v:shape>
-          <o:OLEObject Type="Embed" ProgID="Equation.DSMT4" ShapeID="_x0000_i1254" DrawAspect="Content" ObjectID="_1836664667" r:id="rId435"/>
+            <v:imagedata r:id="rId456" o:title=""/>
+          </v:shape>
+          <o:OLEObject Type="Embed" ProgID="Equation.DSMT4" ShapeID="_x0000_i1254" DrawAspect="Content" ObjectID="_1836720454" r:id="rId457"/>
         </w:object>
       </w:r>
     </w:p>
@@ -8413,6 +8670,7 @@
         <w:ind w:left="720" w:hanging="720"/>
       </w:pPr>
       <w:r>
+        <w:lastRenderedPageBreak/>
         <w:t>1.</w:t>
       </w:r>
       <w:r>
@@ -8586,9 +8844,9 @@
         </w:rPr>
         <w:object w:dxaOrig="1140" w:dyaOrig="320">
           <v:shape id="_x0000_i1257" type="#_x0000_t75" style="width:57.7pt;height:15.9pt" o:ole="">
-            <v:imagedata r:id="rId436" o:title=""/>
-          </v:shape>
-          <o:OLEObject Type="Embed" ProgID="Equation.DSMT4" ShapeID="_x0000_i1257" DrawAspect="Content" ObjectID="_1836664668" r:id="rId437"/>
+            <v:imagedata r:id="rId458" o:title=""/>
+          </v:shape>
+          <o:OLEObject Type="Embed" ProgID="Equation.DSMT4" ShapeID="_x0000_i1257" DrawAspect="Content" ObjectID="_1836720455" r:id="rId459"/>
         </w:object>
       </w:r>
       <w:r>
@@ -8600,9 +8858,9 @@
         </w:rPr>
         <w:object w:dxaOrig="2100" w:dyaOrig="680">
           <v:shape id="_x0000_i1258" type="#_x0000_t75" style="width:104.8pt;height:33.35pt" o:ole="">
-            <v:imagedata r:id="rId438" o:title=""/>
-          </v:shape>
-          <o:OLEObject Type="Embed" ProgID="Equation.DSMT4" ShapeID="_x0000_i1258" DrawAspect="Content" ObjectID="_1836664669" r:id="rId439"/>
+            <v:imagedata r:id="rId460" o:title=""/>
+          </v:shape>
+          <o:OLEObject Type="Embed" ProgID="Equation.DSMT4" ShapeID="_x0000_i1258" DrawAspect="Content" ObjectID="_1836720456" r:id="rId461"/>
         </w:object>
       </w:r>
       <w:r>
@@ -8623,9 +8881,9 @@
         </w:rPr>
         <w:object w:dxaOrig="700" w:dyaOrig="680">
           <v:shape id="_x0000_i1259" type="#_x0000_t75" style="width:34.95pt;height:33.35pt" o:ole="">
-            <v:imagedata r:id="rId440" o:title=""/>
-          </v:shape>
-          <o:OLEObject Type="Embed" ProgID="Equation.DSMT4" ShapeID="_x0000_i1259" DrawAspect="Content" ObjectID="_1836664670" r:id="rId441"/>
+            <v:imagedata r:id="rId462" o:title=""/>
+          </v:shape>
+          <o:OLEObject Type="Embed" ProgID="Equation.DSMT4" ShapeID="_x0000_i1259" DrawAspect="Content" ObjectID="_1836720457" r:id="rId463"/>
         </w:object>
       </w:r>
       <w:r>
@@ -8650,9 +8908,9 @@
         </w:rPr>
         <w:object w:dxaOrig="700" w:dyaOrig="680">
           <v:shape id="_x0000_i1260" type="#_x0000_t75" style="width:34.95pt;height:33.35pt" o:ole="">
-            <v:imagedata r:id="rId442" o:title=""/>
-          </v:shape>
-          <o:OLEObject Type="Embed" ProgID="Equation.DSMT4" ShapeID="_x0000_i1260" DrawAspect="Content" ObjectID="_1836664671" r:id="rId443"/>
+            <v:imagedata r:id="rId464" o:title=""/>
+          </v:shape>
+          <o:OLEObject Type="Embed" ProgID="Equation.DSMT4" ShapeID="_x0000_i1260" DrawAspect="Content" ObjectID="_1836720458" r:id="rId465"/>
         </w:object>
       </w:r>
     </w:p>
@@ -8661,7 +8919,6 @@
         <w:ind w:left="720" w:hanging="720"/>
       </w:pPr>
       <w:r>
-        <w:lastRenderedPageBreak/>
         <w:tab/>
         <w:t xml:space="preserve">(3)  </w:t>
       </w:r>
@@ -8671,9 +8928,9 @@
         </w:rPr>
         <w:object w:dxaOrig="960" w:dyaOrig="680">
           <v:shape id="_x0000_i1261" type="#_x0000_t75" style="width:47.65pt;height:33.35pt" o:ole="">
-            <v:imagedata r:id="rId444" o:title=""/>
-          </v:shape>
-          <o:OLEObject Type="Embed" ProgID="Equation.DSMT4" ShapeID="_x0000_i1261" DrawAspect="Content" ObjectID="_1836664672" r:id="rId445"/>
+            <v:imagedata r:id="rId466" o:title=""/>
+          </v:shape>
+          <o:OLEObject Type="Embed" ProgID="Equation.DSMT4" ShapeID="_x0000_i1261" DrawAspect="Content" ObjectID="_1836720459" r:id="rId467"/>
         </w:object>
       </w:r>
       <w:r>
@@ -8698,9 +8955,9 @@
         </w:rPr>
         <w:object w:dxaOrig="960" w:dyaOrig="680">
           <v:shape id="_x0000_i1262" type="#_x0000_t75" style="width:47.65pt;height:33.35pt" o:ole="">
-            <v:imagedata r:id="rId446" o:title=""/>
-          </v:shape>
-          <o:OLEObject Type="Embed" ProgID="Equation.DSMT4" ShapeID="_x0000_i1262" DrawAspect="Content" ObjectID="_1836664673" r:id="rId447"/>
+            <v:imagedata r:id="rId468" o:title=""/>
+          </v:shape>
+          <o:OLEObject Type="Embed" ProgID="Equation.DSMT4" ShapeID="_x0000_i1262" DrawAspect="Content" ObjectID="_1836720460" r:id="rId469"/>
         </w:object>
       </w:r>
       <w:r>
@@ -8785,9 +9042,9 @@
         </w:rPr>
         <w:object w:dxaOrig="680" w:dyaOrig="380">
           <v:shape id="_x0000_i1264" type="#_x0000_t75" style="width:33.35pt;height:18.55pt" o:ole="">
-            <v:imagedata r:id="rId448" o:title=""/>
-          </v:shape>
-          <o:OLEObject Type="Embed" ProgID="Equation.DSMT4" ShapeID="_x0000_i1264" DrawAspect="Content" ObjectID="_1836664674" r:id="rId449"/>
+            <v:imagedata r:id="rId470" o:title=""/>
+          </v:shape>
+          <o:OLEObject Type="Embed" ProgID="Equation.DSMT4" ShapeID="_x0000_i1264" DrawAspect="Content" ObjectID="_1836720461" r:id="rId471"/>
         </w:object>
       </w:r>
       <w:r>
@@ -8886,9 +9143,9 @@
         </w:rPr>
         <w:object w:dxaOrig="720" w:dyaOrig="279">
           <v:shape id="_x0000_i1265" type="#_x0000_t75" style="width:36.55pt;height:13.75pt" o:ole="">
-            <v:imagedata r:id="rId450" o:title=""/>
-          </v:shape>
-          <o:OLEObject Type="Embed" ProgID="Equation.DSMT4" ShapeID="_x0000_i1265" DrawAspect="Content" ObjectID="_1836664675" r:id="rId451"/>
+            <v:imagedata r:id="rId472" o:title=""/>
+          </v:shape>
+          <o:OLEObject Type="Embed" ProgID="Equation.DSMT4" ShapeID="_x0000_i1265" DrawAspect="Content" ObjectID="_1836720462" r:id="rId473"/>
         </w:object>
       </w:r>
       <w:r>
@@ -8900,9 +9157,9 @@
         </w:rPr>
         <w:object w:dxaOrig="2500" w:dyaOrig="380">
           <v:shape id="_x0000_i1266" type="#_x0000_t75" style="width:125.45pt;height:18.55pt" o:ole="">
-            <v:imagedata r:id="rId452" o:title=""/>
-          </v:shape>
-          <o:OLEObject Type="Embed" ProgID="Equation.DSMT4" ShapeID="_x0000_i1266" DrawAspect="Content" ObjectID="_1836664676" r:id="rId453"/>
+            <v:imagedata r:id="rId474" o:title=""/>
+          </v:shape>
+          <o:OLEObject Type="Embed" ProgID="Equation.DSMT4" ShapeID="_x0000_i1266" DrawAspect="Content" ObjectID="_1836720463" r:id="rId475"/>
         </w:object>
       </w:r>
       <w:r>
@@ -9000,9 +9257,9 @@
         </w:rPr>
         <w:object w:dxaOrig="920" w:dyaOrig="320">
           <v:shape id="_x0000_i1267" type="#_x0000_t75" style="width:46.05pt;height:15.9pt" o:ole="">
-            <v:imagedata r:id="rId454" o:title=""/>
-          </v:shape>
-          <o:OLEObject Type="Embed" ProgID="Equation.DSMT4" ShapeID="_x0000_i1267" DrawAspect="Content" ObjectID="_1836664677" r:id="rId455"/>
+            <v:imagedata r:id="rId476" o:title=""/>
+          </v:shape>
+          <o:OLEObject Type="Embed" ProgID="Equation.DSMT4" ShapeID="_x0000_i1267" DrawAspect="Content" ObjectID="_1836720464" r:id="rId477"/>
         </w:object>
       </w:r>
       <w:r>
@@ -9105,9 +9362,9 @@
         </w:rPr>
         <w:object w:dxaOrig="1880" w:dyaOrig="720">
           <v:shape id="_x0000_i1268" type="#_x0000_t75" style="width:94.25pt;height:36.55pt" o:ole="">
-            <v:imagedata r:id="rId456" o:title=""/>
-          </v:shape>
-          <o:OLEObject Type="Embed" ProgID="Equation.DSMT4" ShapeID="_x0000_i1268" DrawAspect="Content" ObjectID="_1836664678" r:id="rId457"/>
+            <v:imagedata r:id="rId478" o:title=""/>
+          </v:shape>
+          <o:OLEObject Type="Embed" ProgID="Equation.DSMT4" ShapeID="_x0000_i1268" DrawAspect="Content" ObjectID="_1836720465" r:id="rId479"/>
         </w:object>
       </w:r>
       <w:r>
@@ -9190,6 +9447,7 @@
         </w:rPr>
       </w:pPr>
       <w:r>
+        <w:lastRenderedPageBreak/>
         <w:tab/>
       </w:r>
       <w:r>
@@ -9267,9 +9525,9 @@
         </w:rPr>
         <w:object w:dxaOrig="2320" w:dyaOrig="1320">
           <v:shape id="_x0000_i1270" type="#_x0000_t75" style="width:115.4pt;height:66.2pt" o:ole="">
-            <v:imagedata r:id="rId458" o:title=""/>
-          </v:shape>
-          <o:OLEObject Type="Embed" ProgID="Equation.DSMT4" ShapeID="_x0000_i1270" DrawAspect="Content" ObjectID="_1836664679" r:id="rId459"/>
+            <v:imagedata r:id="rId480" o:title=""/>
+          </v:shape>
+          <o:OLEObject Type="Embed" ProgID="Equation.DSMT4" ShapeID="_x0000_i1270" DrawAspect="Content" ObjectID="_1836720466" r:id="rId481"/>
         </w:object>
       </w:r>
       <w:r>
@@ -9338,7 +9596,6 @@
     </w:p>
     <w:p>
       <w:r>
-        <w:lastRenderedPageBreak/>
         <w:t>2</w:t>
       </w:r>
       <w:r>
@@ -9354,9 +9611,9 @@
         </w:rPr>
         <w:object w:dxaOrig="1040" w:dyaOrig="320">
           <v:shape id="_x0000_i1271" type="#_x0000_t75" style="width:51.35pt;height:15.9pt" o:ole="">
-            <v:imagedata r:id="rId460" o:title=""/>
-          </v:shape>
-          <o:OLEObject Type="Embed" ProgID="Equation.DSMT4" ShapeID="_x0000_i1271" DrawAspect="Content" ObjectID="_1836664680" r:id="rId461"/>
+            <v:imagedata r:id="rId482" o:title=""/>
+          </v:shape>
+          <o:OLEObject Type="Embed" ProgID="Equation.DSMT4" ShapeID="_x0000_i1271" DrawAspect="Content" ObjectID="_1836720467" r:id="rId483"/>
         </w:object>
       </w:r>
       <w:r>
@@ -9389,9 +9646,9 @@
         </w:rPr>
         <w:object w:dxaOrig="800" w:dyaOrig="680">
           <v:shape id="_x0000_i1272" type="#_x0000_t75" style="width:39.7pt;height:33.35pt" o:ole="">
-            <v:imagedata r:id="rId462" o:title=""/>
-          </v:shape>
-          <o:OLEObject Type="Embed" ProgID="Equation.DSMT4" ShapeID="_x0000_i1272" DrawAspect="Content" ObjectID="_1836664681" r:id="rId463"/>
+            <v:imagedata r:id="rId484" o:title=""/>
+          </v:shape>
+          <o:OLEObject Type="Embed" ProgID="Equation.DSMT4" ShapeID="_x0000_i1272" DrawAspect="Content" ObjectID="_1836720468" r:id="rId485"/>
         </w:object>
       </w:r>
       <w:r>
@@ -9409,9 +9666,9 @@
         </w:rPr>
         <w:object w:dxaOrig="360" w:dyaOrig="620">
           <v:shape id="_x0000_i1273" type="#_x0000_t75" style="width:18pt;height:31.25pt" o:ole="">
-            <v:imagedata r:id="rId464" o:title=""/>
-          </v:shape>
-          <o:OLEObject Type="Embed" ProgID="Equation.DSMT4" ShapeID="_x0000_i1273" DrawAspect="Content" ObjectID="_1836664682" r:id="rId465"/>
+            <v:imagedata r:id="rId486" o:title=""/>
+          </v:shape>
+          <o:OLEObject Type="Embed" ProgID="Equation.DSMT4" ShapeID="_x0000_i1273" DrawAspect="Content" ObjectID="_1836720469" r:id="rId487"/>
         </w:object>
       </w:r>
       <w:r>
@@ -9439,9 +9696,9 @@
         </w:rPr>
         <w:object w:dxaOrig="859" w:dyaOrig="660">
           <v:shape id="_x0000_i1274" type="#_x0000_t75" style="width:42.9pt;height:32.8pt" o:ole="">
-            <v:imagedata r:id="rId466" o:title=""/>
-          </v:shape>
-          <o:OLEObject Type="Embed" ProgID="Equation.DSMT4" ShapeID="_x0000_i1274" DrawAspect="Content" ObjectID="_1836664683" r:id="rId467"/>
+            <v:imagedata r:id="rId488" o:title=""/>
+          </v:shape>
+          <o:OLEObject Type="Embed" ProgID="Equation.DSMT4" ShapeID="_x0000_i1274" DrawAspect="Content" ObjectID="_1836720470" r:id="rId489"/>
         </w:object>
       </w:r>
     </w:p>
@@ -9485,9 +9742,9 @@
         </w:rPr>
         <w:object w:dxaOrig="940" w:dyaOrig="620">
           <v:shape id="_x0000_i1275" type="#_x0000_t75" style="width:47.1pt;height:31.25pt" o:ole="">
-            <v:imagedata r:id="rId468" o:title=""/>
-          </v:shape>
-          <o:OLEObject Type="Embed" ProgID="Equation.DSMT4" ShapeID="_x0000_i1275" DrawAspect="Content" ObjectID="_1836664684" r:id="rId469"/>
+            <v:imagedata r:id="rId490" o:title=""/>
+          </v:shape>
+          <o:OLEObject Type="Embed" ProgID="Equation.DSMT4" ShapeID="_x0000_i1275" DrawAspect="Content" ObjectID="_1836720471" r:id="rId491"/>
         </w:object>
       </w:r>
       <w:r>
@@ -9525,9 +9782,9 @@
         </w:rPr>
         <w:object w:dxaOrig="2100" w:dyaOrig="620">
           <v:shape id="_x0000_i1276" type="#_x0000_t75" style="width:104.8pt;height:31.25pt" o:ole="">
-            <v:imagedata r:id="rId470" o:title=""/>
-          </v:shape>
-          <o:OLEObject Type="Embed" ProgID="Equation.DSMT4" ShapeID="_x0000_i1276" DrawAspect="Content" ObjectID="_1836664685" r:id="rId471"/>
+            <v:imagedata r:id="rId492" o:title=""/>
+          </v:shape>
+          <o:OLEObject Type="Embed" ProgID="Equation.DSMT4" ShapeID="_x0000_i1276" DrawAspect="Content" ObjectID="_1836720472" r:id="rId493"/>
         </w:object>
       </w:r>
       <w:r>
@@ -9569,9 +9826,9 @@
         </w:rPr>
         <w:object w:dxaOrig="1400" w:dyaOrig="400">
           <v:shape id="_x0000_i1277" type="#_x0000_t75" style="width:69.35pt;height:20.65pt" o:ole="">
-            <v:imagedata r:id="rId472" o:title=""/>
-          </v:shape>
-          <o:OLEObject Type="Embed" ProgID="Equation.DSMT4" ShapeID="_x0000_i1277" DrawAspect="Content" ObjectID="_1836664686" r:id="rId473"/>
+            <v:imagedata r:id="rId494" o:title=""/>
+          </v:shape>
+          <o:OLEObject Type="Embed" ProgID="Equation.DSMT4" ShapeID="_x0000_i1277" DrawAspect="Content" ObjectID="_1836720473" r:id="rId495"/>
         </w:object>
       </w:r>
     </w:p>
@@ -9591,9 +9848,9 @@
         </w:rPr>
         <w:object w:dxaOrig="1340" w:dyaOrig="400">
           <v:shape id="_x0000_i1278" type="#_x0000_t75" style="width:67.25pt;height:20.65pt" o:ole="">
-            <v:imagedata r:id="rId474" o:title=""/>
-          </v:shape>
-          <o:OLEObject Type="Embed" ProgID="Equation.DSMT4" ShapeID="_x0000_i1278" DrawAspect="Content" ObjectID="_1836664687" r:id="rId475"/>
+            <v:imagedata r:id="rId496" o:title=""/>
+          </v:shape>
+          <o:OLEObject Type="Embed" ProgID="Equation.DSMT4" ShapeID="_x0000_i1278" DrawAspect="Content" ObjectID="_1836720474" r:id="rId497"/>
         </w:object>
       </w:r>
       <w:r>
@@ -9615,9 +9872,9 @@
         </w:rPr>
         <w:object w:dxaOrig="2240" w:dyaOrig="400">
           <v:shape id="_x0000_i1279" type="#_x0000_t75" style="width:111.7pt;height:20.65pt" o:ole="">
-            <v:imagedata r:id="rId476" o:title=""/>
-          </v:shape>
-          <o:OLEObject Type="Embed" ProgID="Equation.DSMT4" ShapeID="_x0000_i1279" DrawAspect="Content" ObjectID="_1836664688" r:id="rId477"/>
+            <v:imagedata r:id="rId498" o:title=""/>
+          </v:shape>
+          <o:OLEObject Type="Embed" ProgID="Equation.DSMT4" ShapeID="_x0000_i1279" DrawAspect="Content" ObjectID="_1836720475" r:id="rId499"/>
         </w:object>
       </w:r>
       <w:r>
@@ -9649,9 +9906,9 @@
         </w:rPr>
         <w:object w:dxaOrig="1620" w:dyaOrig="560">
           <v:shape id="_x0000_i1280" type="#_x0000_t75" style="width:81pt;height:28.6pt" o:ole="">
-            <v:imagedata r:id="rId478" o:title=""/>
-          </v:shape>
-          <o:OLEObject Type="Embed" ProgID="Equation.DSMT4" ShapeID="_x0000_i1280" DrawAspect="Content" ObjectID="_1836664689" r:id="rId479"/>
+            <v:imagedata r:id="rId500" o:title=""/>
+          </v:shape>
+          <o:OLEObject Type="Embed" ProgID="Equation.DSMT4" ShapeID="_x0000_i1280" DrawAspect="Content" ObjectID="_1836720476" r:id="rId501"/>
         </w:object>
       </w:r>
       <w:r>
@@ -9816,9 +10073,9 @@
         </w:rPr>
         <w:object w:dxaOrig="620" w:dyaOrig="320">
           <v:shape id="_x0000_i1282" type="#_x0000_t75" style="width:31.25pt;height:15.9pt" o:ole="">
-            <v:imagedata r:id="rId480" o:title=""/>
-          </v:shape>
-          <o:OLEObject Type="Embed" ProgID="Equation.DSMT4" ShapeID="_x0000_i1282" DrawAspect="Content" ObjectID="_1836664690" r:id="rId481"/>
+            <v:imagedata r:id="rId502" o:title=""/>
+          </v:shape>
+          <o:OLEObject Type="Embed" ProgID="Equation.DSMT4" ShapeID="_x0000_i1282" DrawAspect="Content" ObjectID="_1836720477" r:id="rId503"/>
         </w:object>
       </w:r>
       <w:r>
@@ -9836,9 +10093,9 @@
         </w:rPr>
         <w:object w:dxaOrig="300" w:dyaOrig="320">
           <v:shape id="_x0000_i1283" type="#_x0000_t75" style="width:14.3pt;height:15.9pt" o:ole="">
-            <v:imagedata r:id="rId482" o:title=""/>
-          </v:shape>
-          <o:OLEObject Type="Embed" ProgID="Equation.DSMT4" ShapeID="_x0000_i1283" DrawAspect="Content" ObjectID="_1836664691" r:id="rId483"/>
+            <v:imagedata r:id="rId504" o:title=""/>
+          </v:shape>
+          <o:OLEObject Type="Embed" ProgID="Equation.DSMT4" ShapeID="_x0000_i1283" DrawAspect="Content" ObjectID="_1836720478" r:id="rId505"/>
         </w:object>
       </w:r>
       <w:r>
@@ -9866,9 +10123,9 @@
         </w:rPr>
         <w:object w:dxaOrig="220" w:dyaOrig="220">
           <v:shape id="_x0000_i1284" type="#_x0000_t75" style="width:11.65pt;height:11.65pt" o:ole="">
-            <v:imagedata r:id="rId484" o:title=""/>
-          </v:shape>
-          <o:OLEObject Type="Embed" ProgID="Equation.DSMT4" ShapeID="_x0000_i1284" DrawAspect="Content" ObjectID="_1836664692" r:id="rId485"/>
+            <v:imagedata r:id="rId506" o:title=""/>
+          </v:shape>
+          <o:OLEObject Type="Embed" ProgID="Equation.DSMT4" ShapeID="_x0000_i1284" DrawAspect="Content" ObjectID="_1836720479" r:id="rId507"/>
         </w:object>
       </w:r>
     </w:p>
@@ -9879,6 +10136,7 @@
         </w:rPr>
       </w:pPr>
       <w:r>
+        <w:lastRenderedPageBreak/>
         <w:tab/>
         <w:t xml:space="preserve">(3)  </w:t>
       </w:r>
@@ -9888,9 +10146,9 @@
         </w:rPr>
         <w:object w:dxaOrig="300" w:dyaOrig="320">
           <v:shape id="_x0000_i1285" type="#_x0000_t75" style="width:14.3pt;height:15.9pt" o:ole="">
-            <v:imagedata r:id="rId486" o:title=""/>
-          </v:shape>
-          <o:OLEObject Type="Embed" ProgID="Equation.DSMT4" ShapeID="_x0000_i1285" DrawAspect="Content" ObjectID="_1836664693" r:id="rId487"/>
+            <v:imagedata r:id="rId508" o:title=""/>
+          </v:shape>
+          <o:OLEObject Type="Embed" ProgID="Equation.DSMT4" ShapeID="_x0000_i1285" DrawAspect="Content" ObjectID="_1836720480" r:id="rId509"/>
         </w:object>
       </w:r>
       <w:r>
@@ -9918,9 +10176,9 @@
         </w:rPr>
         <w:object w:dxaOrig="499" w:dyaOrig="279">
           <v:shape id="_x0000_i1286" type="#_x0000_t75" style="width:24.9pt;height:13.75pt" o:ole="">
-            <v:imagedata r:id="rId488" o:title=""/>
-          </v:shape>
-          <o:OLEObject Type="Embed" ProgID="Equation.DSMT4" ShapeID="_x0000_i1286" DrawAspect="Content" ObjectID="_1836664694" r:id="rId489"/>
+            <v:imagedata r:id="rId510" o:title=""/>
+          </v:shape>
+          <o:OLEObject Type="Embed" ProgID="Equation.DSMT4" ShapeID="_x0000_i1286" DrawAspect="Content" ObjectID="_1836720481" r:id="rId511"/>
         </w:object>
       </w:r>
       <w:r>
@@ -9964,9 +10222,9 @@
         </w:rPr>
         <w:object w:dxaOrig="1460" w:dyaOrig="400">
           <v:shape id="_x0000_i1287" type="#_x0000_t75" style="width:72.55pt;height:20.65pt" o:ole="">
-            <v:imagedata r:id="rId490" o:title=""/>
-          </v:shape>
-          <o:OLEObject Type="Embed" ProgID="Equation.DSMT4" ShapeID="_x0000_i1287" DrawAspect="Content" ObjectID="_1836664695" r:id="rId491"/>
+            <v:imagedata r:id="rId512" o:title=""/>
+          </v:shape>
+          <o:OLEObject Type="Embed" ProgID="Equation.DSMT4" ShapeID="_x0000_i1287" DrawAspect="Content" ObjectID="_1836720482" r:id="rId513"/>
         </w:object>
       </w:r>
       <w:r>
@@ -9988,9 +10246,9 @@
         </w:rPr>
         <w:object w:dxaOrig="1520" w:dyaOrig="360">
           <v:shape id="_x0000_i1288" type="#_x0000_t75" style="width:76.25pt;height:18pt" o:ole="">
-            <v:imagedata r:id="rId492" o:title=""/>
-          </v:shape>
-          <o:OLEObject Type="Embed" ProgID="Equation.DSMT4" ShapeID="_x0000_i1288" DrawAspect="Content" ObjectID="_1836664696" r:id="rId493"/>
+            <v:imagedata r:id="rId514" o:title=""/>
+          </v:shape>
+          <o:OLEObject Type="Embed" ProgID="Equation.DSMT4" ShapeID="_x0000_i1288" DrawAspect="Content" ObjectID="_1836720483" r:id="rId515"/>
         </w:object>
       </w:r>
     </w:p>
@@ -10018,9 +10276,9 @@
         </w:rPr>
         <w:object w:dxaOrig="639" w:dyaOrig="320">
           <v:shape id="_x0000_i1289" type="#_x0000_t75" style="width:32.3pt;height:15.9pt" o:ole="">
-            <v:imagedata r:id="rId494" o:title=""/>
-          </v:shape>
-          <o:OLEObject Type="Embed" ProgID="Equation.DSMT4" ShapeID="_x0000_i1289" DrawAspect="Content" ObjectID="_1836664697" r:id="rId495"/>
+            <v:imagedata r:id="rId516" o:title=""/>
+          </v:shape>
+          <o:OLEObject Type="Embed" ProgID="Equation.DSMT4" ShapeID="_x0000_i1289" DrawAspect="Content" ObjectID="_1836720484" r:id="rId517"/>
         </w:object>
       </w:r>
       <w:r>
@@ -10042,9 +10300,9 @@
         </w:rPr>
         <w:object w:dxaOrig="1320" w:dyaOrig="279">
           <v:shape id="_x0000_i1290" type="#_x0000_t75" style="width:66.2pt;height:13.75pt" o:ole="">
-            <v:imagedata r:id="rId496" o:title=""/>
-          </v:shape>
-          <o:OLEObject Type="Embed" ProgID="Equation.DSMT4" ShapeID="_x0000_i1290" DrawAspect="Content" ObjectID="_1836664698" r:id="rId497"/>
+            <v:imagedata r:id="rId518" o:title=""/>
+          </v:shape>
+          <o:OLEObject Type="Embed" ProgID="Equation.DSMT4" ShapeID="_x0000_i1290" DrawAspect="Content" ObjectID="_1836720485" r:id="rId519"/>
         </w:object>
       </w:r>
       <w:r>
@@ -10082,9 +10340,9 @@
         </w:rPr>
         <w:object w:dxaOrig="240" w:dyaOrig="260">
           <v:shape id="_x0000_i1291" type="#_x0000_t75" style="width:12.2pt;height:13.25pt" o:ole="">
-            <v:imagedata r:id="rId498" o:title=""/>
-          </v:shape>
-          <o:OLEObject Type="Embed" ProgID="Equation.DSMT4" ShapeID="_x0000_i1291" DrawAspect="Content" ObjectID="_1836664699" r:id="rId499"/>
+            <v:imagedata r:id="rId520" o:title=""/>
+          </v:shape>
+          <o:OLEObject Type="Embed" ProgID="Equation.DSMT4" ShapeID="_x0000_i1291" DrawAspect="Content" ObjectID="_1836720486" r:id="rId521"/>
         </w:object>
       </w:r>
       <w:proofErr w:type="spellStart"/>
@@ -10183,7 +10441,6 @@
     </w:p>
     <w:p>
       <w:r>
-        <w:lastRenderedPageBreak/>
         <w:t>4</w:t>
       </w:r>
       <w:r>
@@ -10199,9 +10456,9 @@
         </w:rPr>
         <w:object w:dxaOrig="1600" w:dyaOrig="720">
           <v:shape id="_x0000_i1292" type="#_x0000_t75" style="width:79.95pt;height:36.55pt" o:ole="">
-            <v:imagedata r:id="rId500" o:title=""/>
-          </v:shape>
-          <o:OLEObject Type="Embed" ProgID="Equation.DSMT4" ShapeID="_x0000_i1292" DrawAspect="Content" ObjectID="_1836664700" r:id="rId501"/>
+            <v:imagedata r:id="rId522" o:title=""/>
+          </v:shape>
+          <o:OLEObject Type="Embed" ProgID="Equation.DSMT4" ShapeID="_x0000_i1292" DrawAspect="Content" ObjectID="_1836720487" r:id="rId523"/>
         </w:object>
       </w:r>
       <w:r>
@@ -10316,9 +10573,9 @@
         </w:rPr>
         <w:object w:dxaOrig="2500" w:dyaOrig="440">
           <v:shape id="_x0000_i1293" type="#_x0000_t75" style="width:125.45pt;height:22.25pt" o:ole="">
-            <v:imagedata r:id="rId502" o:title=""/>
-          </v:shape>
-          <o:OLEObject Type="Embed" ProgID="Equation.DSMT4" ShapeID="_x0000_i1293" DrawAspect="Content" ObjectID="_1836664701" r:id="rId503"/>
+            <v:imagedata r:id="rId524" o:title=""/>
+          </v:shape>
+          <o:OLEObject Type="Embed" ProgID="Equation.DSMT4" ShapeID="_x0000_i1293" DrawAspect="Content" ObjectID="_1836720488" r:id="rId525"/>
         </w:object>
       </w:r>
     </w:p>
@@ -10356,9 +10613,9 @@
         </w:rPr>
         <w:object w:dxaOrig="700" w:dyaOrig="360">
           <v:shape id="_x0000_i1294" type="#_x0000_t75" style="width:34.95pt;height:18pt" o:ole="">
-            <v:imagedata r:id="rId504" o:title=""/>
-          </v:shape>
-          <o:OLEObject Type="Embed" ProgID="Equation.DSMT4" ShapeID="_x0000_i1294" DrawAspect="Content" ObjectID="_1836664702" r:id="rId505"/>
+            <v:imagedata r:id="rId526" o:title=""/>
+          </v:shape>
+          <o:OLEObject Type="Embed" ProgID="Equation.DSMT4" ShapeID="_x0000_i1294" DrawAspect="Content" ObjectID="_1836720489" r:id="rId527"/>
         </w:object>
       </w:r>
       <w:r>
@@ -10404,9 +10661,9 @@
         </w:rPr>
         <w:object w:dxaOrig="740" w:dyaOrig="400">
           <v:shape id="_x0000_i1295" type="#_x0000_t75" style="width:37.05pt;height:20.65pt" o:ole="">
-            <v:imagedata r:id="rId506" o:title=""/>
-          </v:shape>
-          <o:OLEObject Type="Embed" ProgID="Equation.DSMT4" ShapeID="_x0000_i1295" DrawAspect="Content" ObjectID="_1836664703" r:id="rId507"/>
+            <v:imagedata r:id="rId528" o:title=""/>
+          </v:shape>
+          <o:OLEObject Type="Embed" ProgID="Equation.DSMT4" ShapeID="_x0000_i1295" DrawAspect="Content" ObjectID="_1836720490" r:id="rId529"/>
         </w:object>
       </w:r>
       <w:r>
@@ -10418,9 +10675,9 @@
         </w:rPr>
         <w:object w:dxaOrig="960" w:dyaOrig="360">
           <v:shape id="_x0000_i1296" type="#_x0000_t75" style="width:47.65pt;height:18pt" o:ole="">
-            <v:imagedata r:id="rId508" o:title=""/>
-          </v:shape>
-          <o:OLEObject Type="Embed" ProgID="Equation.DSMT4" ShapeID="_x0000_i1296" DrawAspect="Content" ObjectID="_1836664704" r:id="rId509"/>
+            <v:imagedata r:id="rId530" o:title=""/>
+          </v:shape>
+          <o:OLEObject Type="Embed" ProgID="Equation.DSMT4" ShapeID="_x0000_i1296" DrawAspect="Content" ObjectID="_1836720491" r:id="rId531"/>
         </w:object>
       </w:r>
       <w:r>
@@ -10432,9 +10689,9 @@
         </w:rPr>
         <w:object w:dxaOrig="499" w:dyaOrig="279">
           <v:shape id="_x0000_i1297" type="#_x0000_t75" style="width:24.9pt;height:13.75pt" o:ole="">
-            <v:imagedata r:id="rId510" o:title=""/>
-          </v:shape>
-          <o:OLEObject Type="Embed" ProgID="Equation.DSMT4" ShapeID="_x0000_i1297" DrawAspect="Content" ObjectID="_1836664705" r:id="rId511"/>
+            <v:imagedata r:id="rId532" o:title=""/>
+          </v:shape>
+          <o:OLEObject Type="Embed" ProgID="Equation.DSMT4" ShapeID="_x0000_i1297" DrawAspect="Content" ObjectID="_1836720492" r:id="rId533"/>
         </w:object>
       </w:r>
       <w:r>
@@ -10460,9 +10717,9 @@
         </w:rPr>
         <w:object w:dxaOrig="1060" w:dyaOrig="440">
           <v:shape id="_x0000_i1298" type="#_x0000_t75" style="width:53.45pt;height:22.25pt" o:ole="">
-            <v:imagedata r:id="rId512" o:title=""/>
-          </v:shape>
-          <o:OLEObject Type="Embed" ProgID="Equation.DSMT4" ShapeID="_x0000_i1298" DrawAspect="Content" ObjectID="_1836664706" r:id="rId513"/>
+            <v:imagedata r:id="rId534" o:title=""/>
+          </v:shape>
+          <o:OLEObject Type="Embed" ProgID="Equation.DSMT4" ShapeID="_x0000_i1298" DrawAspect="Content" ObjectID="_1836720493" r:id="rId535"/>
         </w:object>
       </w:r>
       <w:r>
@@ -10474,9 +10731,9 @@
         </w:rPr>
         <w:object w:dxaOrig="660" w:dyaOrig="279">
           <v:shape id="_x0000_i1299" type="#_x0000_t75" style="width:32.8pt;height:13.75pt" o:ole="">
-            <v:imagedata r:id="rId514" o:title=""/>
-          </v:shape>
-          <o:OLEObject Type="Embed" ProgID="Equation.DSMT4" ShapeID="_x0000_i1299" DrawAspect="Content" ObjectID="_1836664707" r:id="rId515"/>
+            <v:imagedata r:id="rId536" o:title=""/>
+          </v:shape>
+          <o:OLEObject Type="Embed" ProgID="Equation.DSMT4" ShapeID="_x0000_i1299" DrawAspect="Content" ObjectID="_1836720494" r:id="rId537"/>
         </w:object>
       </w:r>
     </w:p>
@@ -10510,9 +10767,9 @@
         </w:rPr>
         <w:object w:dxaOrig="700" w:dyaOrig="360">
           <v:shape id="_x0000_i1300" type="#_x0000_t75" style="width:34.95pt;height:18pt" o:ole="">
-            <v:imagedata r:id="rId516" o:title=""/>
-          </v:shape>
-          <o:OLEObject Type="Embed" ProgID="Equation.DSMT4" ShapeID="_x0000_i1300" DrawAspect="Content" ObjectID="_1836664708" r:id="rId517"/>
+            <v:imagedata r:id="rId538" o:title=""/>
+          </v:shape>
+          <o:OLEObject Type="Embed" ProgID="Equation.DSMT4" ShapeID="_x0000_i1300" DrawAspect="Content" ObjectID="_1836720495" r:id="rId539"/>
         </w:object>
       </w:r>
       <w:r>
@@ -11465,6 +11722,95 @@
     </w:lvl>
   </w:abstractNum>
   <w:abstractNum w:abstractNumId="10">
+    <w:nsid w:val="1D8648FA"/>
+    <w:multiLevelType w:val="hybridMultilevel"/>
+    <w:tmpl w:val="920094A6"/>
+    <w:lvl w:ilvl="0" w:tplc="201C36B8">
+      <w:start w:val="1"/>
+      <w:numFmt w:val="lowerLetter"/>
+      <w:lvlText w:val="(%1)"/>
+      <w:lvlJc w:val="left"/>
+      <w:pPr>
+        <w:ind w:left="720" w:hanging="360"/>
+      </w:pPr>
+      <w:rPr>
+        <w:rFonts w:hint="default"/>
+      </w:rPr>
+    </w:lvl>
+    <w:lvl w:ilvl="1" w:tplc="04090019" w:tentative="1">
+      <w:start w:val="1"/>
+      <w:numFmt w:val="lowerLetter"/>
+      <w:lvlText w:val="%2."/>
+      <w:lvlJc w:val="left"/>
+      <w:pPr>
+        <w:ind w:left="1440" w:hanging="360"/>
+      </w:pPr>
+    </w:lvl>
+    <w:lvl w:ilvl="2" w:tplc="0409001B" w:tentative="1">
+      <w:start w:val="1"/>
+      <w:numFmt w:val="lowerRoman"/>
+      <w:lvlText w:val="%3."/>
+      <w:lvlJc w:val="right"/>
+      <w:pPr>
+        <w:ind w:left="2160" w:hanging="180"/>
+      </w:pPr>
+    </w:lvl>
+    <w:lvl w:ilvl="3" w:tplc="0409000F" w:tentative="1">
+      <w:start w:val="1"/>
+      <w:numFmt w:val="decimal"/>
+      <w:lvlText w:val="%4."/>
+      <w:lvlJc w:val="left"/>
+      <w:pPr>
+        <w:ind w:left="2880" w:hanging="360"/>
+      </w:pPr>
+    </w:lvl>
+    <w:lvl w:ilvl="4" w:tplc="04090019" w:tentative="1">
+      <w:start w:val="1"/>
+      <w:numFmt w:val="lowerLetter"/>
+      <w:lvlText w:val="%5."/>
+      <w:lvlJc w:val="left"/>
+      <w:pPr>
+        <w:ind w:left="3600" w:hanging="360"/>
+      </w:pPr>
+    </w:lvl>
+    <w:lvl w:ilvl="5" w:tplc="0409001B" w:tentative="1">
+      <w:start w:val="1"/>
+      <w:numFmt w:val="lowerRoman"/>
+      <w:lvlText w:val="%6."/>
+      <w:lvlJc w:val="right"/>
+      <w:pPr>
+        <w:ind w:left="4320" w:hanging="180"/>
+      </w:pPr>
+    </w:lvl>
+    <w:lvl w:ilvl="6" w:tplc="0409000F" w:tentative="1">
+      <w:start w:val="1"/>
+      <w:numFmt w:val="decimal"/>
+      <w:lvlText w:val="%7."/>
+      <w:lvlJc w:val="left"/>
+      <w:pPr>
+        <w:ind w:left="5040" w:hanging="360"/>
+      </w:pPr>
+    </w:lvl>
+    <w:lvl w:ilvl="7" w:tplc="04090019" w:tentative="1">
+      <w:start w:val="1"/>
+      <w:numFmt w:val="lowerLetter"/>
+      <w:lvlText w:val="%8."/>
+      <w:lvlJc w:val="left"/>
+      <w:pPr>
+        <w:ind w:left="5760" w:hanging="360"/>
+      </w:pPr>
+    </w:lvl>
+    <w:lvl w:ilvl="8" w:tplc="0409001B" w:tentative="1">
+      <w:start w:val="1"/>
+      <w:numFmt w:val="lowerRoman"/>
+      <w:lvlText w:val="%9."/>
+      <w:lvlJc w:val="right"/>
+      <w:pPr>
+        <w:ind w:left="6480" w:hanging="180"/>
+      </w:pPr>
+    </w:lvl>
+  </w:abstractNum>
+  <w:abstractNum w:abstractNumId="11">
     <w:nsid w:val="1E0B49A1"/>
     <w:multiLevelType w:val="hybridMultilevel"/>
     <w:tmpl w:val="CA469DCE"/>
@@ -11553,7 +11899,7 @@
       </w:pPr>
     </w:lvl>
   </w:abstractNum>
-  <w:abstractNum w:abstractNumId="11">
+  <w:abstractNum w:abstractNumId="12">
     <w:nsid w:val="20F6335D"/>
     <w:multiLevelType w:val="hybridMultilevel"/>
     <w:tmpl w:val="248C9B52"/>
@@ -11642,7 +11988,7 @@
       </w:pPr>
     </w:lvl>
   </w:abstractNum>
-  <w:abstractNum w:abstractNumId="12">
+  <w:abstractNum w:abstractNumId="13">
     <w:nsid w:val="263044DB"/>
     <w:multiLevelType w:val="hybridMultilevel"/>
     <w:tmpl w:val="C12C59FA"/>
@@ -11731,7 +12077,7 @@
       </w:pPr>
     </w:lvl>
   </w:abstractNum>
-  <w:abstractNum w:abstractNumId="13">
+  <w:abstractNum w:abstractNumId="14">
     <w:nsid w:val="28BA1285"/>
     <w:multiLevelType w:val="hybridMultilevel"/>
     <w:tmpl w:val="97CCF7AE"/>
@@ -11820,7 +12166,7 @@
       </w:pPr>
     </w:lvl>
   </w:abstractNum>
-  <w:abstractNum w:abstractNumId="14">
+  <w:abstractNum w:abstractNumId="15">
     <w:nsid w:val="2E4A7C41"/>
     <w:multiLevelType w:val="hybridMultilevel"/>
     <w:tmpl w:val="54687AA8"/>
@@ -11909,7 +12255,7 @@
       </w:pPr>
     </w:lvl>
   </w:abstractNum>
-  <w:abstractNum w:abstractNumId="15">
+  <w:abstractNum w:abstractNumId="16">
     <w:nsid w:val="3226093A"/>
     <w:multiLevelType w:val="hybridMultilevel"/>
     <w:tmpl w:val="B43A948A"/>
@@ -11998,7 +12344,7 @@
       </w:pPr>
     </w:lvl>
   </w:abstractNum>
-  <w:abstractNum w:abstractNumId="16">
+  <w:abstractNum w:abstractNumId="17">
     <w:nsid w:val="391C2211"/>
     <w:multiLevelType w:val="hybridMultilevel"/>
     <w:tmpl w:val="1988BB92"/>
@@ -12087,7 +12433,7 @@
       </w:pPr>
     </w:lvl>
   </w:abstractNum>
-  <w:abstractNum w:abstractNumId="17">
+  <w:abstractNum w:abstractNumId="18">
     <w:nsid w:val="39A404C8"/>
     <w:multiLevelType w:val="hybridMultilevel"/>
     <w:tmpl w:val="B3A2B9F4"/>
@@ -12176,7 +12522,7 @@
       </w:pPr>
     </w:lvl>
   </w:abstractNum>
-  <w:abstractNum w:abstractNumId="18">
+  <w:abstractNum w:abstractNumId="19">
     <w:nsid w:val="3DD1328E"/>
     <w:multiLevelType w:val="hybridMultilevel"/>
     <w:tmpl w:val="6EF2DC46"/>
@@ -12265,7 +12611,7 @@
       </w:pPr>
     </w:lvl>
   </w:abstractNum>
-  <w:abstractNum w:abstractNumId="19">
+  <w:abstractNum w:abstractNumId="20">
     <w:nsid w:val="3FD0496D"/>
     <w:multiLevelType w:val="hybridMultilevel"/>
     <w:tmpl w:val="FB9AD84A"/>
@@ -12354,7 +12700,7 @@
       </w:pPr>
     </w:lvl>
   </w:abstractNum>
-  <w:abstractNum w:abstractNumId="20">
+  <w:abstractNum w:abstractNumId="21">
     <w:nsid w:val="416625C5"/>
     <w:multiLevelType w:val="hybridMultilevel"/>
     <w:tmpl w:val="DDCEE70E"/>
@@ -12443,7 +12789,7 @@
       </w:pPr>
     </w:lvl>
   </w:abstractNum>
-  <w:abstractNum w:abstractNumId="21">
+  <w:abstractNum w:abstractNumId="22">
     <w:nsid w:val="43C6525A"/>
     <w:multiLevelType w:val="hybridMultilevel"/>
     <w:tmpl w:val="DFD0E476"/>
@@ -12532,7 +12878,7 @@
       </w:pPr>
     </w:lvl>
   </w:abstractNum>
-  <w:abstractNum w:abstractNumId="22">
+  <w:abstractNum w:abstractNumId="23">
     <w:nsid w:val="46D17F63"/>
     <w:multiLevelType w:val="hybridMultilevel"/>
     <w:tmpl w:val="EEB66DD4"/>
@@ -12621,7 +12967,7 @@
       </w:pPr>
     </w:lvl>
   </w:abstractNum>
-  <w:abstractNum w:abstractNumId="23">
+  <w:abstractNum w:abstractNumId="24">
     <w:nsid w:val="4775276A"/>
     <w:multiLevelType w:val="hybridMultilevel"/>
     <w:tmpl w:val="D72C67EA"/>
@@ -12710,7 +13056,7 @@
       </w:pPr>
     </w:lvl>
   </w:abstractNum>
-  <w:abstractNum w:abstractNumId="24">
+  <w:abstractNum w:abstractNumId="25">
     <w:nsid w:val="47C75053"/>
     <w:multiLevelType w:val="hybridMultilevel"/>
     <w:tmpl w:val="7C984CD0"/>
@@ -12799,7 +13145,7 @@
       </w:pPr>
     </w:lvl>
   </w:abstractNum>
-  <w:abstractNum w:abstractNumId="25">
+  <w:abstractNum w:abstractNumId="26">
     <w:nsid w:val="4AD50863"/>
     <w:multiLevelType w:val="hybridMultilevel"/>
     <w:tmpl w:val="0D1085AE"/>
@@ -12888,7 +13234,7 @@
       </w:pPr>
     </w:lvl>
   </w:abstractNum>
-  <w:abstractNum w:abstractNumId="26">
+  <w:abstractNum w:abstractNumId="27">
     <w:nsid w:val="4DC1243C"/>
     <w:multiLevelType w:val="hybridMultilevel"/>
     <w:tmpl w:val="ADF65D2A"/>
@@ -12977,7 +13323,7 @@
       </w:pPr>
     </w:lvl>
   </w:abstractNum>
-  <w:abstractNum w:abstractNumId="27">
+  <w:abstractNum w:abstractNumId="28">
     <w:nsid w:val="50470B47"/>
     <w:multiLevelType w:val="hybridMultilevel"/>
     <w:tmpl w:val="D764B172"/>
@@ -13066,7 +13412,7 @@
       </w:pPr>
     </w:lvl>
   </w:abstractNum>
-  <w:abstractNum w:abstractNumId="28">
+  <w:abstractNum w:abstractNumId="29">
     <w:nsid w:val="53A650B5"/>
     <w:multiLevelType w:val="hybridMultilevel"/>
     <w:tmpl w:val="0D6C45E4"/>
@@ -13155,7 +13501,7 @@
       </w:pPr>
     </w:lvl>
   </w:abstractNum>
-  <w:abstractNum w:abstractNumId="29">
+  <w:abstractNum w:abstractNumId="30">
     <w:nsid w:val="569300B5"/>
     <w:multiLevelType w:val="hybridMultilevel"/>
     <w:tmpl w:val="3FBC9AF6"/>
@@ -13244,7 +13590,7 @@
       </w:pPr>
     </w:lvl>
   </w:abstractNum>
-  <w:abstractNum w:abstractNumId="30">
+  <w:abstractNum w:abstractNumId="31">
     <w:nsid w:val="5AF07BB8"/>
     <w:multiLevelType w:val="hybridMultilevel"/>
     <w:tmpl w:val="35B033C0"/>
@@ -13333,7 +13679,7 @@
       </w:pPr>
     </w:lvl>
   </w:abstractNum>
-  <w:abstractNum w:abstractNumId="31">
+  <w:abstractNum w:abstractNumId="32">
     <w:nsid w:val="5BC84E9D"/>
     <w:multiLevelType w:val="hybridMultilevel"/>
     <w:tmpl w:val="EFD6ADB0"/>
@@ -13422,7 +13768,7 @@
       </w:pPr>
     </w:lvl>
   </w:abstractNum>
-  <w:abstractNum w:abstractNumId="32">
+  <w:abstractNum w:abstractNumId="33">
     <w:nsid w:val="5F3B36F5"/>
     <w:multiLevelType w:val="hybridMultilevel"/>
     <w:tmpl w:val="7F60E5F4"/>
@@ -13511,7 +13857,7 @@
       </w:pPr>
     </w:lvl>
   </w:abstractNum>
-  <w:abstractNum w:abstractNumId="33">
+  <w:abstractNum w:abstractNumId="34">
     <w:nsid w:val="657E6F79"/>
     <w:multiLevelType w:val="hybridMultilevel"/>
     <w:tmpl w:val="E84C346E"/>
@@ -13600,7 +13946,7 @@
       </w:pPr>
     </w:lvl>
   </w:abstractNum>
-  <w:abstractNum w:abstractNumId="34">
+  <w:abstractNum w:abstractNumId="35">
     <w:nsid w:val="692333C8"/>
     <w:multiLevelType w:val="hybridMultilevel"/>
     <w:tmpl w:val="CD2E11BE"/>
@@ -13689,7 +14035,7 @@
       </w:pPr>
     </w:lvl>
   </w:abstractNum>
-  <w:abstractNum w:abstractNumId="35">
+  <w:abstractNum w:abstractNumId="36">
     <w:nsid w:val="6D1C0DC4"/>
     <w:multiLevelType w:val="hybridMultilevel"/>
     <w:tmpl w:val="AE207A74"/>
@@ -13778,7 +14124,7 @@
       </w:pPr>
     </w:lvl>
   </w:abstractNum>
-  <w:abstractNum w:abstractNumId="36">
+  <w:abstractNum w:abstractNumId="37">
     <w:nsid w:val="6EB5545F"/>
     <w:multiLevelType w:val="hybridMultilevel"/>
     <w:tmpl w:val="A1E43376"/>
@@ -13867,7 +14213,7 @@
       </w:pPr>
     </w:lvl>
   </w:abstractNum>
-  <w:abstractNum w:abstractNumId="37">
+  <w:abstractNum w:abstractNumId="38">
     <w:nsid w:val="71C55E0A"/>
     <w:multiLevelType w:val="hybridMultilevel"/>
     <w:tmpl w:val="1460EF22"/>
@@ -13956,7 +14302,7 @@
       </w:pPr>
     </w:lvl>
   </w:abstractNum>
-  <w:abstractNum w:abstractNumId="38">
+  <w:abstractNum w:abstractNumId="39">
     <w:nsid w:val="72B67E9D"/>
     <w:multiLevelType w:val="hybridMultilevel"/>
     <w:tmpl w:val="B1F8E486"/>
@@ -14045,7 +14391,7 @@
       </w:pPr>
     </w:lvl>
   </w:abstractNum>
-  <w:abstractNum w:abstractNumId="39">
+  <w:abstractNum w:abstractNumId="40">
     <w:nsid w:val="75726BEF"/>
     <w:multiLevelType w:val="hybridMultilevel"/>
     <w:tmpl w:val="150009B0"/>
@@ -14134,7 +14480,96 @@
       </w:pPr>
     </w:lvl>
   </w:abstractNum>
-  <w:abstractNum w:abstractNumId="40">
+  <w:abstractNum w:abstractNumId="41">
+    <w:nsid w:val="75B90C83"/>
+    <w:multiLevelType w:val="hybridMultilevel"/>
+    <w:tmpl w:val="AD426080"/>
+    <w:lvl w:ilvl="0" w:tplc="8B129F52">
+      <w:start w:val="1"/>
+      <w:numFmt w:val="lowerLetter"/>
+      <w:lvlText w:val="(%1)"/>
+      <w:lvlJc w:val="left"/>
+      <w:pPr>
+        <w:ind w:left="720" w:hanging="360"/>
+      </w:pPr>
+      <w:rPr>
+        <w:rFonts w:hint="default"/>
+      </w:rPr>
+    </w:lvl>
+    <w:lvl w:ilvl="1" w:tplc="04090019" w:tentative="1">
+      <w:start w:val="1"/>
+      <w:numFmt w:val="lowerLetter"/>
+      <w:lvlText w:val="%2."/>
+      <w:lvlJc w:val="left"/>
+      <w:pPr>
+        <w:ind w:left="1440" w:hanging="360"/>
+      </w:pPr>
+    </w:lvl>
+    <w:lvl w:ilvl="2" w:tplc="0409001B" w:tentative="1">
+      <w:start w:val="1"/>
+      <w:numFmt w:val="lowerRoman"/>
+      <w:lvlText w:val="%3."/>
+      <w:lvlJc w:val="right"/>
+      <w:pPr>
+        <w:ind w:left="2160" w:hanging="180"/>
+      </w:pPr>
+    </w:lvl>
+    <w:lvl w:ilvl="3" w:tplc="0409000F" w:tentative="1">
+      <w:start w:val="1"/>
+      <w:numFmt w:val="decimal"/>
+      <w:lvlText w:val="%4."/>
+      <w:lvlJc w:val="left"/>
+      <w:pPr>
+        <w:ind w:left="2880" w:hanging="360"/>
+      </w:pPr>
+    </w:lvl>
+    <w:lvl w:ilvl="4" w:tplc="04090019" w:tentative="1">
+      <w:start w:val="1"/>
+      <w:numFmt w:val="lowerLetter"/>
+      <w:lvlText w:val="%5."/>
+      <w:lvlJc w:val="left"/>
+      <w:pPr>
+        <w:ind w:left="3600" w:hanging="360"/>
+      </w:pPr>
+    </w:lvl>
+    <w:lvl w:ilvl="5" w:tplc="0409001B" w:tentative="1">
+      <w:start w:val="1"/>
+      <w:numFmt w:val="lowerRoman"/>
+      <w:lvlText w:val="%6."/>
+      <w:lvlJc w:val="right"/>
+      <w:pPr>
+        <w:ind w:left="4320" w:hanging="180"/>
+      </w:pPr>
+    </w:lvl>
+    <w:lvl w:ilvl="6" w:tplc="0409000F" w:tentative="1">
+      <w:start w:val="1"/>
+      <w:numFmt w:val="decimal"/>
+      <w:lvlText w:val="%7."/>
+      <w:lvlJc w:val="left"/>
+      <w:pPr>
+        <w:ind w:left="5040" w:hanging="360"/>
+      </w:pPr>
+    </w:lvl>
+    <w:lvl w:ilvl="7" w:tplc="04090019" w:tentative="1">
+      <w:start w:val="1"/>
+      <w:numFmt w:val="lowerLetter"/>
+      <w:lvlText w:val="%8."/>
+      <w:lvlJc w:val="left"/>
+      <w:pPr>
+        <w:ind w:left="5760" w:hanging="360"/>
+      </w:pPr>
+    </w:lvl>
+    <w:lvl w:ilvl="8" w:tplc="0409001B" w:tentative="1">
+      <w:start w:val="1"/>
+      <w:numFmt w:val="lowerRoman"/>
+      <w:lvlText w:val="%9."/>
+      <w:lvlJc w:val="right"/>
+      <w:pPr>
+        <w:ind w:left="6480" w:hanging="180"/>
+      </w:pPr>
+    </w:lvl>
+  </w:abstractNum>
+  <w:abstractNum w:abstractNumId="42">
     <w:nsid w:val="7C13287A"/>
     <w:multiLevelType w:val="hybridMultilevel"/>
     <w:tmpl w:val="025E3E14"/>
@@ -14224,7 +14659,7 @@
       </w:pPr>
     </w:lvl>
   </w:abstractNum>
-  <w:abstractNum w:abstractNumId="41">
+  <w:abstractNum w:abstractNumId="43">
     <w:nsid w:val="7DCC60B9"/>
     <w:multiLevelType w:val="hybridMultilevel"/>
     <w:tmpl w:val="07FE1DD2"/>
@@ -14313,7 +14748,7 @@
       </w:pPr>
     </w:lvl>
   </w:abstractNum>
-  <w:abstractNum w:abstractNumId="42">
+  <w:abstractNum w:abstractNumId="44">
     <w:nsid w:val="7FC870E6"/>
     <w:multiLevelType w:val="hybridMultilevel"/>
     <w:tmpl w:val="E8F24E2E"/>
@@ -14403,133 +14838,139 @@
     </w:lvl>
   </w:abstractNum>
   <w:num w:numId="1">
-    <w:abstractNumId w:val="32"/>
+    <w:abstractNumId w:val="33"/>
   </w:num>
   <w:num w:numId="2">
-    <w:abstractNumId w:val="17"/>
+    <w:abstractNumId w:val="18"/>
   </w:num>
   <w:num w:numId="3">
     <w:abstractNumId w:val="2"/>
   </w:num>
   <w:num w:numId="4">
-    <w:abstractNumId w:val="10"/>
+    <w:abstractNumId w:val="11"/>
   </w:num>
   <w:num w:numId="5">
-    <w:abstractNumId w:val="40"/>
+    <w:abstractNumId w:val="42"/>
   </w:num>
   <w:num w:numId="6">
-    <w:abstractNumId w:val="16"/>
+    <w:abstractNumId w:val="17"/>
   </w:num>
   <w:num w:numId="7">
     <w:abstractNumId w:val="6"/>
   </w:num>
   <w:num w:numId="8">
-    <w:abstractNumId w:val="25"/>
+    <w:abstractNumId w:val="26"/>
   </w:num>
   <w:num w:numId="9">
     <w:abstractNumId w:val="3"/>
   </w:num>
   <w:num w:numId="10">
-    <w:abstractNumId w:val="33"/>
+    <w:abstractNumId w:val="34"/>
   </w:num>
   <w:num w:numId="11">
-    <w:abstractNumId w:val="23"/>
+    <w:abstractNumId w:val="24"/>
   </w:num>
   <w:num w:numId="12">
     <w:abstractNumId w:val="4"/>
   </w:num>
   <w:num w:numId="13">
-    <w:abstractNumId w:val="21"/>
+    <w:abstractNumId w:val="22"/>
   </w:num>
   <w:num w:numId="14">
-    <w:abstractNumId w:val="27"/>
+    <w:abstractNumId w:val="28"/>
   </w:num>
   <w:num w:numId="15">
     <w:abstractNumId w:val="0"/>
   </w:num>
   <w:num w:numId="16">
+    <w:abstractNumId w:val="39"/>
+  </w:num>
+  <w:num w:numId="17">
+    <w:abstractNumId w:val="31"/>
+  </w:num>
+  <w:num w:numId="18">
+    <w:abstractNumId w:val="37"/>
+  </w:num>
+  <w:num w:numId="19">
+    <w:abstractNumId w:val="21"/>
+  </w:num>
+  <w:num w:numId="20">
+    <w:abstractNumId w:val="12"/>
+  </w:num>
+  <w:num w:numId="21">
+    <w:abstractNumId w:val="14"/>
+  </w:num>
+  <w:num w:numId="22">
     <w:abstractNumId w:val="38"/>
   </w:num>
-  <w:num w:numId="17">
-    <w:abstractNumId w:val="30"/>
-  </w:num>
-  <w:num w:numId="18">
-    <w:abstractNumId w:val="36"/>
-  </w:num>
-  <w:num w:numId="19">
-    <w:abstractNumId w:val="20"/>
-  </w:num>
-  <w:num w:numId="20">
-    <w:abstractNumId w:val="11"/>
-  </w:num>
-  <w:num w:numId="21">
-    <w:abstractNumId w:val="13"/>
-  </w:num>
-  <w:num w:numId="22">
-    <w:abstractNumId w:val="37"/>
-  </w:num>
   <w:num w:numId="23">
-    <w:abstractNumId w:val="34"/>
+    <w:abstractNumId w:val="35"/>
   </w:num>
   <w:num w:numId="24">
     <w:abstractNumId w:val="7"/>
   </w:num>
   <w:num w:numId="25">
-    <w:abstractNumId w:val="41"/>
+    <w:abstractNumId w:val="43"/>
   </w:num>
   <w:num w:numId="26">
     <w:abstractNumId w:val="8"/>
   </w:num>
   <w:num w:numId="27">
-    <w:abstractNumId w:val="26"/>
+    <w:abstractNumId w:val="27"/>
   </w:num>
   <w:num w:numId="28">
-    <w:abstractNumId w:val="24"/>
+    <w:abstractNumId w:val="25"/>
   </w:num>
   <w:num w:numId="29">
-    <w:abstractNumId w:val="22"/>
+    <w:abstractNumId w:val="23"/>
   </w:num>
   <w:num w:numId="30">
-    <w:abstractNumId w:val="14"/>
+    <w:abstractNumId w:val="15"/>
   </w:num>
   <w:num w:numId="31">
-    <w:abstractNumId w:val="31"/>
+    <w:abstractNumId w:val="32"/>
   </w:num>
   <w:num w:numId="32">
-    <w:abstractNumId w:val="15"/>
+    <w:abstractNumId w:val="16"/>
   </w:num>
   <w:num w:numId="33">
-    <w:abstractNumId w:val="39"/>
+    <w:abstractNumId w:val="40"/>
   </w:num>
   <w:num w:numId="34">
-    <w:abstractNumId w:val="28"/>
+    <w:abstractNumId w:val="29"/>
   </w:num>
   <w:num w:numId="35">
-    <w:abstractNumId w:val="18"/>
+    <w:abstractNumId w:val="19"/>
   </w:num>
   <w:num w:numId="36">
     <w:abstractNumId w:val="9"/>
   </w:num>
   <w:num w:numId="37">
-    <w:abstractNumId w:val="35"/>
+    <w:abstractNumId w:val="36"/>
   </w:num>
   <w:num w:numId="38">
     <w:abstractNumId w:val="1"/>
   </w:num>
   <w:num w:numId="39">
-    <w:abstractNumId w:val="12"/>
+    <w:abstractNumId w:val="13"/>
   </w:num>
   <w:num w:numId="40">
-    <w:abstractNumId w:val="29"/>
+    <w:abstractNumId w:val="30"/>
   </w:num>
   <w:num w:numId="41">
     <w:abstractNumId w:val="5"/>
   </w:num>
   <w:num w:numId="42">
-    <w:abstractNumId w:val="19"/>
+    <w:abstractNumId w:val="20"/>
   </w:num>
   <w:num w:numId="43">
-    <w:abstractNumId w:val="42"/>
+    <w:abstractNumId w:val="44"/>
+  </w:num>
+  <w:num w:numId="44">
+    <w:abstractNumId w:val="41"/>
+  </w:num>
+  <w:num w:numId="45">
+    <w:abstractNumId w:val="10"/>
   </w:num>
 </w:numbering>
 </file>
